--- a/criador informal/Estudo_Limites_por_Fogo.docx
+++ b/criador informal/Estudo_Limites_por_Fogo.docx
@@ -246,6 +246,22 @@
         <w:spacing w:before="0" w:after="160" w:line="40" w:lineRule="exact"/>
       </w:pPr>
     </w:p>
+    <w:p>
+      <w:pPr>
+        <w:spacing w:before="0" w:after="140" w:line="293" w:lineRule="auto"/>
+        <w:jc w:val="both"/>
+      </w:pPr>
+      <w:r>
+        <w:rPr>
+          <w:rFonts w:ascii="Aptos" w:hAnsi="Aptos" w:cs="Aptos" w:eastAsia="Aptos"/>
+          <w:b w:val="0"/>
+          <w:i w:val="0"/>
+          <w:color w:val="2B2B2B"/>
+          <w:sz w:val="20"/>
+        </w:rPr>
+        <w:t>Esta síntese é o resumo de leitura rápida do estudo. Cada ponto é autónomo e cabe num parágrafo, com remissão para o capítulo que o desenvolve. É atualizada sempre que uma das questões do capítulo 16 recebe resposta.</w:t>
+      </w:r>
+    </w:p>
     <w:tbl>
       <w:tblPr>
         <w:tblW w:type="auto" w:w="0"/>
@@ -374,7 +390,7 @@
           <w:color w:val="2B2B2B"/>
           <w:sz w:val="20"/>
         </w:rPr>
-        <w:t>, não o prédio. Onde não há fogo, a norma não tem campo operativo.</w:t>
+        <w:t>, não o prédio. Onde não há fogo, a norma não tem campo operativo. Capítulo 5.</w:t>
       </w:r>
     </w:p>
     <w:p>
@@ -422,7 +438,7 @@
           <w:color w:val="2B2B2B"/>
           <w:sz w:val="20"/>
         </w:rPr>
-        <w:t>, o que o diferencia necessariamente da habitação.</w:t>
+        <w:t>, o que o diferencia necessariamente da habitação. Capítulo 7.</w:t>
       </w:r>
     </w:p>
     <w:p>
@@ -440,6 +456,102 @@
           <w:sz w:val="20"/>
         </w:rPr>
         <w:t>3.</w:t>
+        <w:tab/>
+      </w:r>
+      <w:r>
+        <w:rPr>
+          <w:rFonts w:ascii="Aptos" w:hAnsi="Aptos" w:cs="Aptos" w:eastAsia="Aptos"/>
+          <w:b w:val="0"/>
+          <w:i w:val="0"/>
+          <w:color w:val="2B2B2B"/>
+          <w:sz w:val="20"/>
+        </w:rPr>
+        <w:t xml:space="preserve">O próprio Decreto-Lei n.º 276/2001 </w:t>
+      </w:r>
+      <w:r>
+        <w:rPr>
+          <w:rFonts w:ascii="Aptos" w:hAnsi="Aptos" w:cs="Aptos" w:eastAsia="Aptos"/>
+          <w:b/>
+          <w:i w:val="0"/>
+          <w:color w:val="2B2B2B"/>
+          <w:sz w:val="20"/>
+        </w:rPr>
+        <w:t>prevê e regula os hotéis para animais</w:t>
+      </w:r>
+      <w:r>
+        <w:rPr>
+          <w:rFonts w:ascii="Aptos" w:hAnsi="Aptos" w:cs="Aptos" w:eastAsia="Aptos"/>
+          <w:b w:val="0"/>
+          <w:i w:val="0"/>
+          <w:color w:val="2B2B2B"/>
+          <w:sz w:val="20"/>
+        </w:rPr>
+        <w:t xml:space="preserve"> — al. q) do n.º 1 do artigo 2.º e n.º 4 do artigo 25.º —, exigindo-lhes instalações individualizadas. A licitude da hospedagem remunerada não depende, por isso, de um argumento de absurdidade: está na letra do diploma. Capítulo 8.</w:t>
+      </w:r>
+    </w:p>
+    <w:p>
+      <w:pPr>
+        <w:spacing w:before="0" w:after="100" w:line="293" w:lineRule="auto"/>
+        <w:ind w:left="408" w:hanging="408"/>
+        <w:jc w:val="both"/>
+      </w:pPr>
+      <w:r>
+        <w:rPr>
+          <w:rFonts w:ascii="Aptos" w:hAnsi="Aptos" w:cs="Aptos" w:eastAsia="Aptos"/>
+          <w:b/>
+          <w:i w:val="0"/>
+          <w:color w:val="5C7891"/>
+          <w:sz w:val="20"/>
+        </w:rPr>
+        <w:t>4.</w:t>
+        <w:tab/>
+      </w:r>
+      <w:r>
+        <w:rPr>
+          <w:rFonts w:ascii="Aptos" w:hAnsi="Aptos" w:cs="Aptos" w:eastAsia="Aptos"/>
+          <w:b w:val="0"/>
+          <w:i w:val="0"/>
+          <w:color w:val="2B2B2B"/>
+          <w:sz w:val="20"/>
+        </w:rPr>
+        <w:t xml:space="preserve">Os </w:t>
+      </w:r>
+      <w:r>
+        <w:rPr>
+          <w:rFonts w:ascii="Aptos" w:hAnsi="Aptos" w:cs="Aptos" w:eastAsia="Aptos"/>
+          <w:b/>
+          <w:i w:val="0"/>
+          <w:color w:val="2B2B2B"/>
+          <w:sz w:val="20"/>
+        </w:rPr>
+        <w:t>títulos de acesso</w:t>
+      </w:r>
+      <w:r>
+        <w:rPr>
+          <w:rFonts w:ascii="Aptos" w:hAnsi="Aptos" w:cs="Aptos" w:eastAsia="Aptos"/>
+          <w:b w:val="0"/>
+          <w:i w:val="0"/>
+          <w:color w:val="2B2B2B"/>
+          <w:sz w:val="20"/>
+        </w:rPr>
+        <w:t xml:space="preserve"> às atividades com animais deixaram de ser municipais. A guarda remunerada e a criação comercial passaram a mera comunicação prévia à DGAV; o comércio a retalho passou ao regime do Decreto-Lei n.º 10/2015. A autorização municipal do artigo 2.º da Lei n.º 92/95 subsiste apenas quanto a atividades que não são de alojar, pelo que não é via de entrada dos limites do artigo 3.º. Capítulo 13.</w:t>
+      </w:r>
+    </w:p>
+    <w:p>
+      <w:pPr>
+        <w:spacing w:before="0" w:after="100" w:line="293" w:lineRule="auto"/>
+        <w:ind w:left="408" w:hanging="408"/>
+        <w:jc w:val="both"/>
+      </w:pPr>
+      <w:r>
+        <w:rPr>
+          <w:rFonts w:ascii="Aptos" w:hAnsi="Aptos" w:cs="Aptos" w:eastAsia="Aptos"/>
+          <w:b/>
+          <w:i w:val="0"/>
+          <w:color w:val="5C7891"/>
+          <w:sz w:val="20"/>
+        </w:rPr>
+        <w:t>5.</w:t>
         <w:tab/>
       </w:r>
       <w:r>
@@ -507,7 +619,7 @@
           <w:color w:val="5C7891"/>
           <w:sz w:val="20"/>
         </w:rPr>
-        <w:t>4.</w:t>
+        <w:t>6.</w:t>
         <w:tab/>
       </w:r>
       <w:r>
@@ -528,7 +640,7 @@
           <w:color w:val="2B2B2B"/>
           <w:sz w:val="20"/>
         </w:rPr>
-        <w:t xml:space="preserve"> Quem tem o alojamento registado mas mantém os animais integrados na casa, como animais do agregado, continua sujeito ao n.º 2. O registo não cria, por si, caminho acima de seis animais dentro do fogo.</w:t>
+        <w:t xml:space="preserve"> Quem tem o alojamento registado mas mantém os animais integrados na casa, como animais do agregado, continua sujeito ao n.º 2. O registo não cria, por si, caminho acima de seis animais dentro do fogo. Capítulo 15.</w:t>
       </w:r>
     </w:p>
     <w:tbl>
@@ -583,7 +695,7 @@
                 <w:color w:val="2B2B2B"/>
                 <w:sz w:val="19"/>
               </w:rPr>
-              <w:t>Não se localizou decisão judicial, parecer publicado nem orientação administrativa que resolva expressamente a questão. A conclusão é interpretativa e o ponto 15 declara os seus limites.</w:t>
+              <w:t>Não se localizou decisão judicial, parecer publicado nem orientação administrativa que resolva expressamente a questão. A conclusão é interpretativa e o capítulo 16 declara os seus limites e enumera as questões ainda por responder.</w:t>
             </w:r>
           </w:p>
         </w:tc>
@@ -2858,6 +2970,282 @@
     </w:p>
     <w:p>
       <w:pPr>
+        <w:keepNext/>
+        <w:spacing w:before="260" w:after="80" w:line="293" w:lineRule="auto"/>
+      </w:pPr>
+      <w:r>
+        <w:rPr>
+          <w:rFonts w:ascii="Aptos" w:hAnsi="Aptos" w:cs="Aptos" w:eastAsia="Aptos"/>
+          <w:b/>
+          <w:i w:val="0"/>
+          <w:color w:val="7C8894"/>
+          <w:sz w:val="21"/>
+        </w:rPr>
+        <w:t xml:space="preserve">4.3  </w:t>
+      </w:r>
+      <w:r>
+        <w:rPr>
+          <w:rFonts w:ascii="Aptos" w:hAnsi="Aptos" w:cs="Aptos" w:eastAsia="Aptos"/>
+          <w:b/>
+          <w:i w:val="0"/>
+          <w:color w:val="35506B"/>
+          <w:sz w:val="21"/>
+        </w:rPr>
+        <w:t>Lei n.º 92/95, de 12 de setembro, e Decreto-Lei n.º 10/2015, de 16 de janeiro</w:t>
+      </w:r>
+    </w:p>
+    <w:tbl>
+      <w:tblPr>
+        <w:tblW w:type="auto" w:w="0"/>
+        <w:jc w:val="center"/>
+        <w:tblBorders>
+          <w:top w:val="nil"/>
+          <w:left w:val="nil"/>
+          <w:bottom w:val="nil"/>
+          <w:right w:val="nil"/>
+          <w:insideH w:val="nil"/>
+          <w:insideV w:val="nil"/>
+        </w:tblBorders>
+        <w:tblLayout w:type="fixed"/>
+        <w:tblLook w:firstColumn="1" w:firstRow="1" w:lastColumn="0" w:lastRow="0" w:noHBand="0" w:noVBand="1" w:val="04A0"/>
+      </w:tblPr>
+      <w:tblGrid>
+        <w:gridCol w:w="9412"/>
+      </w:tblGrid>
+      <w:tr>
+        <w:trPr>
+          <w:cantSplit/>
+        </w:trPr>
+        <w:tc>
+          <w:tcPr>
+            <w:tcW w:type="dxa" w:w="9411"/>
+            <w:tcBorders>
+              <w:top w:val="nil"/>
+              <w:left w:val="single" w:sz="18" w:space="0" w:color="A9C2D8"/>
+              <w:bottom w:val="nil"/>
+              <w:right w:val="nil"/>
+            </w:tcBorders>
+            <w:shd w:val="clear" w:color="auto" w:fill="F3F6F9"/>
+            <w:tcMar>
+              <w:top w:w="130" w:type="dxa"/>
+              <w:bottom w:w="130" w:type="dxa"/>
+              <w:left w:w="200" w:type="dxa"/>
+              <w:right w:w="180" w:type="dxa"/>
+            </w:tcMar>
+          </w:tcPr>
+          <w:p>
+            <w:pPr>
+              <w:spacing w:before="0" w:after="0" w:line="293" w:lineRule="auto"/>
+              <w:jc w:val="both"/>
+            </w:pPr>
+            <w:r>
+              <w:rPr>
+                <w:rFonts w:ascii="Aptos" w:hAnsi="Aptos" w:cs="Aptos" w:eastAsia="Aptos"/>
+                <w:b w:val="0"/>
+                <w:i/>
+                <w:color w:val="2B2B2B"/>
+                <w:sz w:val="19"/>
+              </w:rPr>
+              <w:t>Sem prejuízo do disposto no capítulo III quanto aos animais de companhia, qualquer pessoa física ou colectiva que explore o comércio de animais, que guarde animais mediante uma remuneração, que os crie para fins comerciais, que os alugue, que se sirva de animais para fins de transporte, que os exponha ou que os exiba com um fim comercial só poderá fazê-lo mediante autorização municipal, a qual só poderá ser concedida desde que os serviços municipais verifiquem que as condições previstas na lei destinadas a assegurar o bem-estar e a sanidade dos animais serão cumpridas.</w:t>
+            </w:r>
+          </w:p>
+          <w:p>
+            <w:pPr>
+              <w:spacing w:before="120" w:after="0" w:line="293" w:lineRule="auto"/>
+            </w:pPr>
+            <w:r>
+              <w:rPr>
+                <w:rFonts w:ascii="Aptos" w:hAnsi="Aptos" w:cs="Aptos" w:eastAsia="Aptos"/>
+                <w:b w:val="0"/>
+                <w:i w:val="0"/>
+                <w:color w:val="7C8894"/>
+                <w:sz w:val="15"/>
+              </w:rPr>
+              <w:t>Artigo 2.º da Lei n.º 92/95, sob a epígrafe «Licença municipal»</w:t>
+            </w:r>
+          </w:p>
+        </w:tc>
+      </w:tr>
+    </w:tbl>
+    <w:p>
+      <w:pPr>
+        <w:spacing w:before="0" w:after="180" w:line="293" w:lineRule="auto"/>
+      </w:pPr>
+    </w:p>
+    <w:p>
+      <w:pPr>
+        <w:spacing w:before="0" w:after="140" w:line="293" w:lineRule="auto"/>
+        <w:jc w:val="both"/>
+      </w:pPr>
+      <w:r>
+        <w:rPr>
+          <w:rFonts w:ascii="Aptos" w:hAnsi="Aptos" w:cs="Aptos" w:eastAsia="Aptos"/>
+          <w:b w:val="0"/>
+          <w:i w:val="0"/>
+          <w:color w:val="2B2B2B"/>
+          <w:sz w:val="20"/>
+        </w:rPr>
+        <w:t>O artigo 4.º do Decreto-Lei n.º 10/2015 enumera as atividades sujeitas a mera comunicação prévia. Entre elas, na al. c) do seu n.º 1:</w:t>
+      </w:r>
+    </w:p>
+    <w:tbl>
+      <w:tblPr>
+        <w:tblW w:type="auto" w:w="0"/>
+        <w:jc w:val="center"/>
+        <w:tblBorders>
+          <w:top w:val="nil"/>
+          <w:left w:val="nil"/>
+          <w:bottom w:val="nil"/>
+          <w:right w:val="nil"/>
+          <w:insideH w:val="nil"/>
+          <w:insideV w:val="nil"/>
+        </w:tblBorders>
+        <w:tblLayout w:type="fixed"/>
+        <w:tblLook w:firstColumn="1" w:firstRow="1" w:lastColumn="0" w:lastRow="0" w:noHBand="0" w:noVBand="1" w:val="04A0"/>
+      </w:tblPr>
+      <w:tblGrid>
+        <w:gridCol w:w="9412"/>
+      </w:tblGrid>
+      <w:tr>
+        <w:trPr>
+          <w:cantSplit/>
+        </w:trPr>
+        <w:tc>
+          <w:tcPr>
+            <w:tcW w:type="dxa" w:w="9411"/>
+            <w:tcBorders>
+              <w:top w:val="nil"/>
+              <w:left w:val="single" w:sz="18" w:space="0" w:color="A9C2D8"/>
+              <w:bottom w:val="nil"/>
+              <w:right w:val="nil"/>
+            </w:tcBorders>
+            <w:shd w:val="clear" w:color="auto" w:fill="F3F6F9"/>
+            <w:tcMar>
+              <w:top w:w="130" w:type="dxa"/>
+              <w:bottom w:w="130" w:type="dxa"/>
+              <w:left w:w="200" w:type="dxa"/>
+              <w:right w:w="180" w:type="dxa"/>
+            </w:tcMar>
+          </w:tcPr>
+          <w:p>
+            <w:pPr>
+              <w:spacing w:before="0" w:after="0" w:line="293" w:lineRule="auto"/>
+              <w:jc w:val="both"/>
+            </w:pPr>
+            <w:r>
+              <w:rPr>
+                <w:rFonts w:ascii="Aptos" w:hAnsi="Aptos" w:cs="Aptos" w:eastAsia="Aptos"/>
+                <w:b w:val="0"/>
+                <w:i/>
+                <w:color w:val="2B2B2B"/>
+                <w:sz w:val="19"/>
+              </w:rPr>
+              <w:t>c) A exploração de estabelecimentos de comércio a retalho de animais de companhia e respetivos alimentos, em estabelecimentos especializados;</w:t>
+            </w:r>
+          </w:p>
+          <w:p>
+            <w:pPr>
+              <w:spacing w:before="120" w:after="0" w:line="293" w:lineRule="auto"/>
+            </w:pPr>
+            <w:r>
+              <w:rPr>
+                <w:rFonts w:ascii="Aptos" w:hAnsi="Aptos" w:cs="Aptos" w:eastAsia="Aptos"/>
+                <w:b w:val="0"/>
+                <w:i w:val="0"/>
+                <w:color w:val="7C8894"/>
+                <w:sz w:val="15"/>
+              </w:rPr>
+              <w:t>Al. c) do n.º 1 do artigo 4.º do Decreto-Lei n.º 10/2015</w:t>
+            </w:r>
+          </w:p>
+        </w:tc>
+      </w:tr>
+    </w:tbl>
+    <w:p>
+      <w:pPr>
+        <w:spacing w:before="0" w:after="180" w:line="293" w:lineRule="auto"/>
+      </w:pPr>
+    </w:p>
+    <w:tbl>
+      <w:tblPr>
+        <w:tblW w:type="auto" w:w="0"/>
+        <w:jc w:val="center"/>
+        <w:tblBorders>
+          <w:top w:val="nil"/>
+          <w:left w:val="nil"/>
+          <w:bottom w:val="nil"/>
+          <w:right w:val="nil"/>
+          <w:insideH w:val="nil"/>
+          <w:insideV w:val="nil"/>
+        </w:tblBorders>
+        <w:tblLayout w:type="fixed"/>
+        <w:tblLook w:firstColumn="1" w:firstRow="1" w:lastColumn="0" w:lastRow="0" w:noHBand="0" w:noVBand="1" w:val="04A0"/>
+      </w:tblPr>
+      <w:tblGrid>
+        <w:gridCol w:w="9412"/>
+      </w:tblGrid>
+      <w:tr>
+        <w:trPr>
+          <w:cantSplit/>
+        </w:trPr>
+        <w:tc>
+          <w:tcPr>
+            <w:tcW w:type="dxa" w:w="9411"/>
+            <w:tcBorders>
+              <w:top w:val="nil"/>
+              <w:left w:val="single" w:sz="18" w:space="0" w:color="A9C2D8"/>
+              <w:bottom w:val="nil"/>
+              <w:right w:val="nil"/>
+            </w:tcBorders>
+            <w:shd w:val="clear" w:color="auto" w:fill="F3F6F9"/>
+            <w:tcMar>
+              <w:top w:w="130" w:type="dxa"/>
+              <w:bottom w:w="130" w:type="dxa"/>
+              <w:left w:w="200" w:type="dxa"/>
+              <w:right w:w="180" w:type="dxa"/>
+            </w:tcMar>
+          </w:tcPr>
+          <w:p>
+            <w:pPr>
+              <w:spacing w:before="0" w:after="0" w:line="293" w:lineRule="auto"/>
+              <w:jc w:val="both"/>
+            </w:pPr>
+            <w:r>
+              <w:rPr>
+                <w:rFonts w:ascii="Aptos" w:hAnsi="Aptos" w:cs="Aptos" w:eastAsia="Aptos"/>
+                <w:b w:val="0"/>
+                <w:i/>
+                <w:color w:val="2B2B2B"/>
+                <w:sz w:val="19"/>
+              </w:rPr>
+              <w:t>1 - As meras comunicações prévias referidas nas alíneas a) a c) e g) a m) do artigo 4.º, são apresentadas ao município territorialmente competente através do «Balcão do empreendedor», nos termos do artigo 20.º, devendo, para efeitos de reporte estatístico, ser remetidas de imediato para a Direção-Geral das Atividades Económicas (DGAE).</w:t>
+            </w:r>
+          </w:p>
+          <w:p>
+            <w:pPr>
+              <w:spacing w:before="120" w:after="0" w:line="293" w:lineRule="auto"/>
+            </w:pPr>
+            <w:r>
+              <w:rPr>
+                <w:rFonts w:ascii="Aptos" w:hAnsi="Aptos" w:cs="Aptos" w:eastAsia="Aptos"/>
+                <w:b w:val="0"/>
+                <w:i w:val="0"/>
+                <w:color w:val="7C8894"/>
+                <w:sz w:val="15"/>
+              </w:rPr>
+              <w:t>N.º 1 do artigo 7.º do Decreto-Lei n.º 10/2015</w:t>
+            </w:r>
+          </w:p>
+        </w:tc>
+      </w:tr>
+    </w:tbl>
+    <w:p>
+      <w:pPr>
+        <w:spacing w:before="0" w:after="180" w:line="293" w:lineRule="auto"/>
+      </w:pPr>
+    </w:p>
+    <w:p>
+      <w:pPr>
         <w:spacing w:before="0" w:after="0" w:line="293" w:lineRule="auto"/>
       </w:pPr>
       <w:r>
@@ -6289,6 +6677,14 @@
     </w:p>
     <w:p>
       <w:pPr>
+        <w:spacing w:before="0" w:after="0" w:line="293" w:lineRule="auto"/>
+      </w:pPr>
+      <w:r>
+        <w:br w:type="page"/>
+      </w:r>
+    </w:p>
+    <w:p>
+      <w:pPr>
         <w:keepNext/>
         <w:spacing w:before="360" w:after="40" w:line="293" w:lineRule="auto"/>
       </w:pPr>
@@ -6301,6 +6697,659 @@
           <w:sz w:val="27"/>
         </w:rPr>
         <w:t xml:space="preserve">13.  </w:t>
+      </w:r>
+      <w:r>
+        <w:rPr>
+          <w:rFonts w:ascii="Aptos" w:hAnsi="Aptos" w:cs="Aptos" w:eastAsia="Aptos"/>
+          <w:b/>
+          <w:i w:val="0"/>
+          <w:color w:val="35506B"/>
+          <w:sz w:val="27"/>
+        </w:rPr>
+        <w:t>Os títulos de acesso às atividades e a autorização municipal</w:t>
+      </w:r>
+    </w:p>
+    <w:p>
+      <w:pPr>
+        <w:keepNext/>
+        <w:pBdr>
+          <w:bottom w:val="single" w:sz="4" w:space="1" w:color="D7DEE5"/>
+        </w:pBdr>
+        <w:spacing w:before="0" w:after="160" w:line="40" w:lineRule="exact"/>
+      </w:pPr>
+    </w:p>
+    <w:p>
+      <w:pPr>
+        <w:spacing w:before="0" w:after="140" w:line="293" w:lineRule="auto"/>
+        <w:jc w:val="both"/>
+      </w:pPr>
+      <w:r>
+        <w:rPr>
+          <w:rFonts w:ascii="Aptos" w:hAnsi="Aptos" w:cs="Aptos" w:eastAsia="Aptos"/>
+          <w:b w:val="0"/>
+          <w:i w:val="0"/>
+          <w:color w:val="2B2B2B"/>
+          <w:sz w:val="20"/>
+        </w:rPr>
+        <w:t>A Lei n.º 92/95 sujeitou, em 1995, sete atividades a um único título municipal de controlo prévio: explorar o comércio de animais, guardá-los mediante remuneração, criá-los para fins comerciais, alugá-los, servir-se deles para transporte, expô-los ou exibi-los com fim comercial. Interessa saber o que resta dessa norma, porque uma autorização municipal cujo pressuposto é a verificação das «condições previstas na lei destinadas a assegurar o bem-estar e a sanidade dos animais» seria via possível de entrada dos limites do artigo 3.º no regime dos alojamentos.</w:t>
+      </w:r>
+    </w:p>
+    <w:p>
+      <w:pPr>
+        <w:keepNext/>
+        <w:spacing w:before="260" w:after="80" w:line="293" w:lineRule="auto"/>
+      </w:pPr>
+      <w:r>
+        <w:rPr>
+          <w:rFonts w:ascii="Aptos" w:hAnsi="Aptos" w:cs="Aptos" w:eastAsia="Aptos"/>
+          <w:b/>
+          <w:i w:val="0"/>
+          <w:color w:val="7C8894"/>
+          <w:sz w:val="21"/>
+        </w:rPr>
+        <w:t xml:space="preserve">13.1  </w:t>
+      </w:r>
+      <w:r>
+        <w:rPr>
+          <w:rFonts w:ascii="Aptos" w:hAnsi="Aptos" w:cs="Aptos" w:eastAsia="Aptos"/>
+          <w:b/>
+          <w:i w:val="0"/>
+          <w:color w:val="35506B"/>
+          <w:sz w:val="21"/>
+        </w:rPr>
+        <w:t>Três deslocamentos sucessivos</w:t>
+      </w:r>
+    </w:p>
+    <w:p>
+      <w:pPr>
+        <w:spacing w:before="0" w:after="100" w:line="293" w:lineRule="auto"/>
+        <w:ind w:left="408" w:hanging="408"/>
+        <w:jc w:val="both"/>
+      </w:pPr>
+      <w:r>
+        <w:rPr>
+          <w:rFonts w:ascii="Aptos" w:hAnsi="Aptos" w:cs="Aptos" w:eastAsia="Aptos"/>
+          <w:b/>
+          <w:i w:val="0"/>
+          <w:color w:val="5C7891"/>
+          <w:sz w:val="20"/>
+        </w:rPr>
+        <w:t>1.</w:t>
+        <w:tab/>
+      </w:r>
+      <w:r>
+        <w:rPr>
+          <w:rFonts w:ascii="Aptos" w:hAnsi="Aptos" w:cs="Aptos" w:eastAsia="Aptos"/>
+          <w:b/>
+          <w:i w:val="0"/>
+          <w:color w:val="2B2B2B"/>
+          <w:sz w:val="20"/>
+        </w:rPr>
+        <w:t>A guarda remunerada e a criação comercial passaram para a DGAV.</w:t>
+      </w:r>
+      <w:r>
+        <w:rPr>
+          <w:rFonts w:ascii="Aptos" w:hAnsi="Aptos" w:cs="Aptos" w:eastAsia="Aptos"/>
+          <w:b w:val="0"/>
+          <w:i w:val="0"/>
+          <w:color w:val="2B2B2B"/>
+          <w:sz w:val="20"/>
+        </w:rPr>
+        <w:t xml:space="preserve"> A al. a) do n.º 1 do artigo 3.º do Decreto-Lei n.º 276/2001, na redação do Decreto-Lei n.º 260/2012, sujeita a mera comunicação prévia os centros de recolha, os alojamentos para hospedagem e a criação comercial de animais de companhia; a al. b) sujeita a permissão administrativa a criação de animais potencialmente perigosos. A comunicação é dirigida à DGAV através do balcão único eletrónico. O município saiu do procedimento.</w:t>
+      </w:r>
+    </w:p>
+    <w:p>
+      <w:pPr>
+        <w:spacing w:before="0" w:after="100" w:line="293" w:lineRule="auto"/>
+        <w:ind w:left="408" w:hanging="408"/>
+        <w:jc w:val="both"/>
+      </w:pPr>
+      <w:r>
+        <w:rPr>
+          <w:rFonts w:ascii="Aptos" w:hAnsi="Aptos" w:cs="Aptos" w:eastAsia="Aptos"/>
+          <w:b/>
+          <w:i w:val="0"/>
+          <w:color w:val="5C7891"/>
+          <w:sz w:val="20"/>
+        </w:rPr>
+        <w:t>2.</w:t>
+        <w:tab/>
+      </w:r>
+      <w:r>
+        <w:rPr>
+          <w:rFonts w:ascii="Aptos" w:hAnsi="Aptos" w:cs="Aptos" w:eastAsia="Aptos"/>
+          <w:b/>
+          <w:i w:val="0"/>
+          <w:color w:val="2B2B2B"/>
+          <w:sz w:val="20"/>
+        </w:rPr>
+        <w:t>O comércio a retalho passou para o regime das atividades económicas.</w:t>
+      </w:r>
+      <w:r>
+        <w:rPr>
+          <w:rFonts w:ascii="Aptos" w:hAnsi="Aptos" w:cs="Aptos" w:eastAsia="Aptos"/>
+          <w:b w:val="0"/>
+          <w:i w:val="0"/>
+          <w:color w:val="2B2B2B"/>
+          <w:sz w:val="20"/>
+        </w:rPr>
+        <w:t xml:space="preserve"> A al. c) do n.º 1 do artigo 4.º do Decreto-Lei n.º 10/2015 sujeita a exploração de estabelecimentos de comércio a retalho de animais de companhia a mera comunicação prévia, dirigida ao município através do «Balcão do empreendedor», nos termos do n.º 1 do artigo 7.º. O município continua destinatário, mas deixou de autorizar: passou a ser notificado. A diferença não é de forma — o controlo prévio desapareceu.</w:t>
+      </w:r>
+    </w:p>
+    <w:p>
+      <w:pPr>
+        <w:spacing w:before="0" w:after="100" w:line="293" w:lineRule="auto"/>
+        <w:ind w:left="408" w:hanging="408"/>
+        <w:jc w:val="both"/>
+      </w:pPr>
+      <w:r>
+        <w:rPr>
+          <w:rFonts w:ascii="Aptos" w:hAnsi="Aptos" w:cs="Aptos" w:eastAsia="Aptos"/>
+          <w:b/>
+          <w:i w:val="0"/>
+          <w:color w:val="5C7891"/>
+          <w:sz w:val="20"/>
+        </w:rPr>
+        <w:t>3.</w:t>
+        <w:tab/>
+      </w:r>
+      <w:r>
+        <w:rPr>
+          <w:rFonts w:ascii="Aptos" w:hAnsi="Aptos" w:cs="Aptos" w:eastAsia="Aptos"/>
+          <w:b/>
+          <w:i w:val="0"/>
+          <w:color w:val="2B2B2B"/>
+          <w:sz w:val="20"/>
+        </w:rPr>
+        <w:t>Os dois regimes foram encaixados, não sobrepostos.</w:t>
+      </w:r>
+      <w:r>
+        <w:rPr>
+          <w:rFonts w:ascii="Aptos" w:hAnsi="Aptos" w:cs="Aptos" w:eastAsia="Aptos"/>
+          <w:b w:val="0"/>
+          <w:i w:val="0"/>
+          <w:color w:val="2B2B2B"/>
+          <w:sz w:val="20"/>
+        </w:rPr>
+        <w:t xml:space="preserve"> A al. a) do n.º 1 do artigo 3.º do Decreto-Lei n.º 276/2001 exclui expressamente da comunicação à DGAV os alojamentos destinados exclusivamente à venda, precisamente porque estes caem no regime anterior.</w:t>
+      </w:r>
+    </w:p>
+    <w:tbl>
+      <w:tblPr>
+        <w:tblW w:type="auto" w:w="0"/>
+        <w:jc w:val="center"/>
+        <w:tblBorders>
+          <w:top w:val="nil"/>
+          <w:left w:val="nil"/>
+          <w:bottom w:val="nil"/>
+          <w:right w:val="nil"/>
+          <w:insideH w:val="nil"/>
+          <w:insideV w:val="nil"/>
+        </w:tblBorders>
+        <w:tblLayout w:type="fixed"/>
+        <w:tblLook w:firstColumn="1" w:firstRow="1" w:lastColumn="0" w:lastRow="0" w:noHBand="0" w:noVBand="1" w:val="04A0"/>
+      </w:tblPr>
+      <w:tblGrid>
+        <w:gridCol w:w="9412"/>
+      </w:tblGrid>
+      <w:tr>
+        <w:trPr>
+          <w:cantSplit/>
+        </w:trPr>
+        <w:tc>
+          <w:tcPr>
+            <w:tcW w:type="dxa" w:w="9411"/>
+            <w:tcBorders>
+              <w:top w:val="nil"/>
+              <w:left w:val="single" w:sz="18" w:space="0" w:color="A9C2D8"/>
+              <w:bottom w:val="nil"/>
+              <w:right w:val="nil"/>
+            </w:tcBorders>
+            <w:shd w:val="clear" w:color="auto" w:fill="F3F6F9"/>
+            <w:tcMar>
+              <w:top w:w="130" w:type="dxa"/>
+              <w:bottom w:w="130" w:type="dxa"/>
+              <w:left w:w="200" w:type="dxa"/>
+              <w:right w:w="180" w:type="dxa"/>
+            </w:tcMar>
+          </w:tcPr>
+          <w:p>
+            <w:pPr>
+              <w:spacing w:before="0" w:after="0" w:line="293" w:lineRule="auto"/>
+              <w:jc w:val="both"/>
+            </w:pPr>
+            <w:r>
+              <w:rPr>
+                <w:rFonts w:ascii="Aptos" w:hAnsi="Aptos" w:cs="Aptos" w:eastAsia="Aptos"/>
+                <w:b w:val="0"/>
+                <w:i/>
+                <w:color w:val="2B2B2B"/>
+                <w:sz w:val="19"/>
+              </w:rPr>
+              <w:t>O funcionamento das lojas de animais não depende de mera comunicação prévia junto da DGAV, estando aquele sujeito às normas previstas no regime jurídico de acesso e exercício de atividades de comércio, serviços e restauração.</w:t>
+            </w:r>
+          </w:p>
+          <w:p>
+            <w:pPr>
+              <w:spacing w:before="120" w:after="0" w:line="293" w:lineRule="auto"/>
+            </w:pPr>
+            <w:r>
+              <w:rPr>
+                <w:rFonts w:ascii="Aptos" w:hAnsi="Aptos" w:cs="Aptos" w:eastAsia="Aptos"/>
+                <w:b w:val="0"/>
+                <w:i w:val="0"/>
+                <w:color w:val="7C8894"/>
+                <w:sz w:val="15"/>
+              </w:rPr>
+              <w:t>DGAV, Esclarecimento n.º 4/2018 sobre a Lei n.º 95/2017, junho de 2018</w:t>
+            </w:r>
+          </w:p>
+        </w:tc>
+      </w:tr>
+    </w:tbl>
+    <w:p>
+      <w:pPr>
+        <w:spacing w:before="0" w:after="180" w:line="293" w:lineRule="auto"/>
+      </w:pPr>
+    </w:p>
+    <w:p>
+      <w:pPr>
+        <w:keepNext/>
+        <w:spacing w:before="260" w:after="80" w:line="293" w:lineRule="auto"/>
+      </w:pPr>
+      <w:r>
+        <w:rPr>
+          <w:rFonts w:ascii="Aptos" w:hAnsi="Aptos" w:cs="Aptos" w:eastAsia="Aptos"/>
+          <w:b/>
+          <w:i w:val="0"/>
+          <w:color w:val="7C8894"/>
+          <w:sz w:val="21"/>
+        </w:rPr>
+        <w:t xml:space="preserve">13.2  </w:t>
+      </w:r>
+      <w:r>
+        <w:rPr>
+          <w:rFonts w:ascii="Aptos" w:hAnsi="Aptos" w:cs="Aptos" w:eastAsia="Aptos"/>
+          <w:b/>
+          <w:i w:val="0"/>
+          <w:color w:val="35506B"/>
+          <w:sz w:val="21"/>
+        </w:rPr>
+        <w:t>O que subsiste do artigo 2.º</w:t>
+      </w:r>
+    </w:p>
+    <w:p>
+      <w:pPr>
+        <w:spacing w:before="0" w:after="140" w:line="293" w:lineRule="auto"/>
+        <w:jc w:val="both"/>
+      </w:pPr>
+      <w:r>
+        <w:rPr>
+          <w:rFonts w:ascii="Aptos" w:hAnsi="Aptos" w:cs="Aptos" w:eastAsia="Aptos"/>
+          <w:b w:val="0"/>
+          <w:i w:val="0"/>
+          <w:color w:val="2B2B2B"/>
+          <w:sz w:val="20"/>
+        </w:rPr>
+        <w:t xml:space="preserve">Três das sete atividades: o aluguer de animais, o servir-se deles para fins de transporte e a sua exposição ou exibição com fim comercial. Nenhuma tem outro título de acesso, e aí o artigo 2.º opera sozinho. Nenhuma delas é, porém, uma atividade de </w:t>
+      </w:r>
+      <w:r>
+        <w:rPr>
+          <w:rFonts w:ascii="Aptos" w:hAnsi="Aptos" w:cs="Aptos" w:eastAsia="Aptos"/>
+          <w:b/>
+          <w:i w:val="0"/>
+          <w:color w:val="2B2B2B"/>
+          <w:sz w:val="20"/>
+        </w:rPr>
+        <w:t>alojar</w:t>
+      </w:r>
+      <w:r>
+        <w:rPr>
+          <w:rFonts w:ascii="Aptos" w:hAnsi="Aptos" w:cs="Aptos" w:eastAsia="Aptos"/>
+          <w:b w:val="0"/>
+          <w:i w:val="0"/>
+          <w:color w:val="2B2B2B"/>
+          <w:sz w:val="20"/>
+        </w:rPr>
+        <w:t xml:space="preserve"> — o artigo 3.º do Decreto-Lei n.º 314/2003 não tem aí objeto sobre que incidir.</w:t>
+      </w:r>
+    </w:p>
+    <w:p>
+      <w:pPr>
+        <w:keepNext/>
+        <w:spacing w:before="260" w:after="80" w:line="293" w:lineRule="auto"/>
+      </w:pPr>
+      <w:r>
+        <w:rPr>
+          <w:rFonts w:ascii="Aptos" w:hAnsi="Aptos" w:cs="Aptos" w:eastAsia="Aptos"/>
+          <w:b/>
+          <w:i w:val="0"/>
+          <w:color w:val="7C8894"/>
+          <w:sz w:val="21"/>
+        </w:rPr>
+        <w:t xml:space="preserve">13.3  </w:t>
+      </w:r>
+      <w:r>
+        <w:rPr>
+          <w:rFonts w:ascii="Aptos" w:hAnsi="Aptos" w:cs="Aptos" w:eastAsia="Aptos"/>
+          <w:b/>
+          <w:i w:val="0"/>
+          <w:color w:val="35506B"/>
+          <w:sz w:val="21"/>
+        </w:rPr>
+        <w:t>Vigência formal e revogação tácita parcial</w:t>
+      </w:r>
+    </w:p>
+    <w:p>
+      <w:pPr>
+        <w:spacing w:before="0" w:after="140" w:line="293" w:lineRule="auto"/>
+        <w:jc w:val="both"/>
+      </w:pPr>
+      <w:r>
+        <w:rPr>
+          <w:rFonts w:ascii="Aptos" w:hAnsi="Aptos" w:cs="Aptos" w:eastAsia="Aptos"/>
+          <w:b w:val="0"/>
+          <w:i w:val="0"/>
+          <w:color w:val="2B2B2B"/>
+          <w:sz w:val="20"/>
+        </w:rPr>
+        <w:t>A construção assenta em duas normas, e não em argumento próprio. Quanto à paridade de valor, o n.º 2 do artigo 112.º da Constituição dispõe que «as leis e os decretos-leis têm igual valor, sem prejuízo da subordinação às correspondentes leis dos decretos-leis publicados no uso de autorização legislativa e dos que desenvolvam as bases gerais dos regimes jurídicos». A Lei n.º 92/95 foi aprovada ao abrigo da competência legislativa comum — o preâmbulo invoca os artigos 164.º, alínea d), e 169.º, n.º 3, da Constituição na numeração anterior à revisão de 1997 — e não é lei de valor reforçado. Um decreto-lei posterior pode, pois, derrogá-la.</w:t>
+      </w:r>
+    </w:p>
+    <w:tbl>
+      <w:tblPr>
+        <w:tblW w:type="auto" w:w="0"/>
+        <w:jc w:val="center"/>
+        <w:tblBorders>
+          <w:top w:val="nil"/>
+          <w:left w:val="nil"/>
+          <w:bottom w:val="nil"/>
+          <w:right w:val="nil"/>
+          <w:insideH w:val="nil"/>
+          <w:insideV w:val="nil"/>
+        </w:tblBorders>
+        <w:tblLayout w:type="fixed"/>
+        <w:tblLook w:firstColumn="1" w:firstRow="1" w:lastColumn="0" w:lastRow="0" w:noHBand="0" w:noVBand="1" w:val="04A0"/>
+      </w:tblPr>
+      <w:tblGrid>
+        <w:gridCol w:w="9412"/>
+      </w:tblGrid>
+      <w:tr>
+        <w:trPr>
+          <w:cantSplit/>
+        </w:trPr>
+        <w:tc>
+          <w:tcPr>
+            <w:tcW w:type="dxa" w:w="9411"/>
+            <w:tcBorders>
+              <w:top w:val="nil"/>
+              <w:left w:val="single" w:sz="18" w:space="0" w:color="A9C2D8"/>
+              <w:bottom w:val="nil"/>
+              <w:right w:val="nil"/>
+            </w:tcBorders>
+            <w:shd w:val="clear" w:color="auto" w:fill="F3F6F9"/>
+            <w:tcMar>
+              <w:top w:w="130" w:type="dxa"/>
+              <w:bottom w:w="130" w:type="dxa"/>
+              <w:left w:w="200" w:type="dxa"/>
+              <w:right w:w="180" w:type="dxa"/>
+            </w:tcMar>
+          </w:tcPr>
+          <w:p>
+            <w:pPr>
+              <w:spacing w:before="0" w:after="0" w:line="293" w:lineRule="auto"/>
+              <w:jc w:val="both"/>
+            </w:pPr>
+            <w:r>
+              <w:rPr>
+                <w:rFonts w:ascii="Aptos" w:hAnsi="Aptos" w:cs="Aptos" w:eastAsia="Aptos"/>
+                <w:b w:val="0"/>
+                <w:i/>
+                <w:color w:val="2B2B2B"/>
+                <w:sz w:val="19"/>
+              </w:rPr>
+              <w:t>2 - A revogação pode resultar de declaração expressa, da incompatibilidade entre as novas disposições e as regras precedentes ou da circunstância de a nova lei regular toda a matéria da lei anterior.</w:t>
+            </w:r>
+          </w:p>
+          <w:p>
+            <w:pPr>
+              <w:spacing w:before="120" w:after="0" w:line="293" w:lineRule="auto"/>
+            </w:pPr>
+            <w:r>
+              <w:rPr>
+                <w:rFonts w:ascii="Aptos" w:hAnsi="Aptos" w:cs="Aptos" w:eastAsia="Aptos"/>
+                <w:b w:val="0"/>
+                <w:i w:val="0"/>
+                <w:color w:val="7C8894"/>
+                <w:sz w:val="15"/>
+              </w:rPr>
+              <w:t>N.º 2 do artigo 7.º do Código Civil</w:t>
+            </w:r>
+          </w:p>
+        </w:tc>
+      </w:tr>
+    </w:tbl>
+    <w:p>
+      <w:pPr>
+        <w:spacing w:before="0" w:after="180" w:line="293" w:lineRule="auto"/>
+      </w:pPr>
+    </w:p>
+    <w:p>
+      <w:pPr>
+        <w:spacing w:before="0" w:after="140" w:line="293" w:lineRule="auto"/>
+        <w:jc w:val="both"/>
+      </w:pPr>
+      <w:r>
+        <w:rPr>
+          <w:rFonts w:ascii="Aptos" w:hAnsi="Aptos" w:cs="Aptos" w:eastAsia="Aptos"/>
+          <w:b w:val="0"/>
+          <w:i w:val="0"/>
+          <w:color w:val="2B2B2B"/>
+          <w:sz w:val="20"/>
+        </w:rPr>
+        <w:t>São as duas últimas hipóteses que relevam: substituir o controlo prévio municipal por mera comunicação prévia é incompatível com a exigência de autorização, e o Decreto-Lei n.º 10/2015 regula toda a matéria do acesso àquela atividade. O artigo 2.º nunca foi expressamente revogado, e a Assembleia da República voltou ao diploma em 2002, 2014, 2020 e 2022 sem lhe tocar.</w:t>
+      </w:r>
+    </w:p>
+    <w:tbl>
+      <w:tblPr>
+        <w:tblW w:type="auto" w:w="0"/>
+        <w:jc w:val="center"/>
+        <w:tblBorders>
+          <w:top w:val="nil"/>
+          <w:left w:val="nil"/>
+          <w:bottom w:val="nil"/>
+          <w:right w:val="nil"/>
+          <w:insideH w:val="nil"/>
+          <w:insideV w:val="nil"/>
+        </w:tblBorders>
+        <w:tblLayout w:type="fixed"/>
+        <w:tblLook w:firstColumn="1" w:firstRow="1" w:lastColumn="0" w:lastRow="0" w:noHBand="0" w:noVBand="1" w:val="04A0"/>
+      </w:tblPr>
+      <w:tblGrid>
+        <w:gridCol w:w="9412"/>
+      </w:tblGrid>
+      <w:tr>
+        <w:trPr>
+          <w:cantSplit/>
+        </w:trPr>
+        <w:tc>
+          <w:tcPr>
+            <w:tcW w:type="dxa" w:w="9411"/>
+            <w:tcBorders>
+              <w:top w:val="nil"/>
+              <w:left w:val="single" w:sz="18" w:space="0" w:color="D8C9AE"/>
+              <w:bottom w:val="nil"/>
+              <w:right w:val="nil"/>
+            </w:tcBorders>
+            <w:shd w:val="clear" w:color="auto" w:fill="F7F4ED"/>
+            <w:tcMar>
+              <w:top w:w="130" w:type="dxa"/>
+              <w:bottom w:w="130" w:type="dxa"/>
+              <w:left w:w="200" w:type="dxa"/>
+              <w:right w:w="180" w:type="dxa"/>
+            </w:tcMar>
+          </w:tcPr>
+          <w:p>
+            <w:pPr>
+              <w:spacing w:before="0" w:after="0" w:line="293" w:lineRule="auto"/>
+              <w:jc w:val="both"/>
+            </w:pPr>
+            <w:r>
+              <w:rPr>
+                <w:rFonts w:ascii="Aptos" w:hAnsi="Aptos" w:cs="Aptos" w:eastAsia="Aptos"/>
+                <w:b w:val="0"/>
+                <w:i w:val="0"/>
+                <w:color w:val="2B2B2B"/>
+                <w:sz w:val="20"/>
+              </w:rPr>
+              <w:t xml:space="preserve">A construção defensável é a de </w:t>
+            </w:r>
+            <w:r>
+              <w:rPr>
+                <w:rFonts w:ascii="Aptos" w:hAnsi="Aptos" w:cs="Aptos" w:eastAsia="Aptos"/>
+                <w:b/>
+                <w:i w:val="0"/>
+                <w:color w:val="2B2B2B"/>
+                <w:sz w:val="20"/>
+              </w:rPr>
+              <w:t>revogação tácita parcial por incompatibilidade</w:t>
+            </w:r>
+            <w:r>
+              <w:rPr>
+                <w:rFonts w:ascii="Aptos" w:hAnsi="Aptos" w:cs="Aptos" w:eastAsia="Aptos"/>
+                <w:b w:val="0"/>
+                <w:i w:val="0"/>
+                <w:color w:val="2B2B2B"/>
+                <w:sz w:val="20"/>
+              </w:rPr>
+              <w:t xml:space="preserve">: a norma subsiste, mas o seu objeto foi sendo ocupado por regimes especiais posteriores, restando-lhe o que estes não ocuparam. Não sendo o título dos alojamentos municipal, a autorização do artigo 2.º não é via por onde os limites do artigo 3.º possam entrar no regime dos alojamentos registados. </w:t>
+            </w:r>
+            <w:r>
+              <w:rPr>
+                <w:rFonts w:ascii="Aptos" w:hAnsi="Aptos" w:cs="Aptos" w:eastAsia="Aptos"/>
+                <w:b/>
+                <w:i w:val="0"/>
+                <w:color w:val="2B2B2B"/>
+                <w:sz w:val="20"/>
+              </w:rPr>
+              <w:t>Efeito na questão central: neutro.</w:t>
+            </w:r>
+          </w:p>
+        </w:tc>
+      </w:tr>
+    </w:tbl>
+    <w:p>
+      <w:pPr>
+        <w:spacing w:before="0" w:after="180" w:line="293" w:lineRule="auto"/>
+      </w:pPr>
+    </w:p>
+    <w:tbl>
+      <w:tblPr>
+        <w:tblW w:type="auto" w:w="0"/>
+        <w:jc w:val="center"/>
+        <w:tblBorders>
+          <w:top w:val="nil"/>
+          <w:left w:val="nil"/>
+          <w:bottom w:val="nil"/>
+          <w:right w:val="nil"/>
+          <w:insideH w:val="nil"/>
+          <w:insideV w:val="nil"/>
+        </w:tblBorders>
+        <w:tblLayout w:type="fixed"/>
+        <w:tblLook w:firstColumn="1" w:firstRow="1" w:lastColumn="0" w:lastRow="0" w:noHBand="0" w:noVBand="1" w:val="04A0"/>
+      </w:tblPr>
+      <w:tblGrid>
+        <w:gridCol w:w="9412"/>
+      </w:tblGrid>
+      <w:tr>
+        <w:trPr>
+          <w:cantSplit/>
+        </w:trPr>
+        <w:tc>
+          <w:tcPr>
+            <w:tcW w:type="dxa" w:w="9411"/>
+            <w:tcBorders>
+              <w:top w:val="nil"/>
+              <w:left w:val="single" w:sz="18" w:space="0" w:color="E0BEBA"/>
+              <w:bottom w:val="nil"/>
+              <w:right w:val="nil"/>
+            </w:tcBorders>
+            <w:shd w:val="clear" w:color="auto" w:fill="FAF2F1"/>
+            <w:tcMar>
+              <w:top w:w="130" w:type="dxa"/>
+              <w:bottom w:w="130" w:type="dxa"/>
+              <w:left w:w="200" w:type="dxa"/>
+              <w:right w:w="180" w:type="dxa"/>
+            </w:tcMar>
+          </w:tcPr>
+          <w:p>
+            <w:pPr>
+              <w:spacing w:before="0" w:after="0" w:line="293" w:lineRule="auto"/>
+              <w:jc w:val="both"/>
+            </w:pPr>
+            <w:r>
+              <w:rPr>
+                <w:rFonts w:ascii="Aptos" w:hAnsi="Aptos" w:cs="Aptos" w:eastAsia="Aptos"/>
+                <w:b/>
+                <w:i w:val="0"/>
+                <w:color w:val="2B2B2B"/>
+                <w:sz w:val="19"/>
+              </w:rPr>
+              <w:t>Ressalva.</w:t>
+            </w:r>
+            <w:r>
+              <w:rPr>
+                <w:rFonts w:ascii="Aptos" w:hAnsi="Aptos" w:cs="Aptos" w:eastAsia="Aptos"/>
+                <w:b w:val="0"/>
+                <w:i w:val="0"/>
+                <w:color w:val="2B2B2B"/>
+                <w:sz w:val="19"/>
+              </w:rPr>
+              <w:t xml:space="preserve"> O município não desapareceu do regime. Continua a ser autoridade competente para efeitos do Decreto-Lei n.º 276/2001, nos termos da al. x) do n.º 1 do artigo 2.º, e detém o poder do n.º 5 do artigo 3.º do Decreto-Lei n.º 314/2003. Mas isso é fiscalização, não titulação. </w:t>
+            </w:r>
+            <w:r>
+              <w:rPr>
+                <w:rFonts w:ascii="Aptos" w:hAnsi="Aptos" w:cs="Aptos" w:eastAsia="Aptos"/>
+                <w:b/>
+                <w:i w:val="0"/>
+                <w:color w:val="2B2B2B"/>
+                <w:sz w:val="19"/>
+              </w:rPr>
+              <w:t>Por confirmar:</w:t>
+            </w:r>
+            <w:r>
+              <w:rPr>
+                <w:rFonts w:ascii="Aptos" w:hAnsi="Aptos" w:cs="Aptos" w:eastAsia="Aptos"/>
+                <w:b w:val="0"/>
+                <w:i w:val="0"/>
+                <w:color w:val="2B2B2B"/>
+                <w:sz w:val="19"/>
+              </w:rPr>
+              <w:t xml:space="preserve"> se algum município ainda pratica autorizações ao abrigo do artigo 2.º, e se existe jurisprudência sobre esta derrogação. Nada foi localizado. Não se localizou doutrina que trate especificamente desta derrogação; o raciocínio é próprio, embora as premissas normativas sejam as citadas.</w:t>
+            </w:r>
+          </w:p>
+        </w:tc>
+      </w:tr>
+    </w:tbl>
+    <w:p>
+      <w:pPr>
+        <w:spacing w:before="0" w:after="180" w:line="293" w:lineRule="auto"/>
+      </w:pPr>
+    </w:p>
+    <w:p>
+      <w:pPr>
+        <w:keepNext/>
+        <w:spacing w:before="360" w:after="40" w:line="293" w:lineRule="auto"/>
+      </w:pPr>
+      <w:r>
+        <w:rPr>
+          <w:rFonts w:ascii="Aptos" w:hAnsi="Aptos" w:cs="Aptos" w:eastAsia="Aptos"/>
+          <w:b/>
+          <w:i w:val="0"/>
+          <w:color w:val="5C7891"/>
+          <w:sz w:val="27"/>
+        </w:rPr>
+        <w:t xml:space="preserve">14.  </w:t>
       </w:r>
       <w:r>
         <w:rPr>
@@ -6454,7 +7503,7 @@
           <w:color w:val="5C7891"/>
           <w:sz w:val="27"/>
         </w:rPr>
-        <w:t xml:space="preserve">14.  </w:t>
+        <w:t xml:space="preserve">15.  </w:t>
       </w:r>
       <w:r>
         <w:rPr>
@@ -6659,7 +7708,7 @@
           <w:color w:val="5C7891"/>
           <w:sz w:val="27"/>
         </w:rPr>
-        <w:t xml:space="preserve">15.  </w:t>
+        <w:t xml:space="preserve">16.  </w:t>
       </w:r>
       <w:r>
         <w:rPr>
@@ -6669,7 +7718,7 @@
           <w:color w:val="35506B"/>
           <w:sz w:val="27"/>
         </w:rPr>
-        <w:t>Pontos em aberto e limites da análise</w:t>
+        <w:t>Questões em aberto e limites da análise</w:t>
       </w:r>
     </w:p>
     <w:p>
@@ -6680,6 +7729,1115 @@
         </w:pBdr>
         <w:spacing w:before="0" w:after="160" w:line="40" w:lineRule="exact"/>
       </w:pPr>
+    </w:p>
+    <w:p>
+      <w:pPr>
+        <w:spacing w:before="0" w:after="140" w:line="293" w:lineRule="auto"/>
+        <w:jc w:val="both"/>
+      </w:pPr>
+      <w:r>
+        <w:rPr>
+          <w:rFonts w:ascii="Aptos" w:hAnsi="Aptos" w:cs="Aptos" w:eastAsia="Aptos"/>
+          <w:b w:val="0"/>
+          <w:i w:val="0"/>
+          <w:color w:val="2B2B2B"/>
+          <w:sz w:val="20"/>
+        </w:rPr>
+        <w:t>Registo das questões cuja resposta condiciona a conclusão. São tratadas uma a uma; à medida que cada uma recebe resposta, o capítulo 2 é atualizado. As questões 1 a 3 foram enumeradas pelo grupo; as 4 a 9 resultaram da análise.</w:t>
+      </w:r>
+    </w:p>
+    <w:tbl>
+      <w:tblPr>
+        <w:tblW w:type="auto" w:w="0"/>
+        <w:jc w:val="center"/>
+        <w:tblBorders>
+          <w:top w:val="nil"/>
+          <w:left w:val="nil"/>
+          <w:bottom w:val="nil"/>
+          <w:right w:val="nil"/>
+          <w:insideH w:val="nil"/>
+          <w:insideV w:val="nil"/>
+        </w:tblBorders>
+        <w:tblLayout w:type="fixed"/>
+        <w:tblLook w:firstColumn="1" w:firstRow="1" w:lastColumn="0" w:lastRow="0" w:noHBand="0" w:noVBand="1" w:val="04A0"/>
+      </w:tblPr>
+      <w:tblGrid>
+        <w:gridCol w:w="3137"/>
+        <w:gridCol w:w="3137"/>
+        <w:gridCol w:w="3137"/>
+      </w:tblGrid>
+      <w:tr>
+        <w:trPr>
+          <w:cantSplit/>
+          <w:tblHeader/>
+        </w:trPr>
+        <w:tc>
+          <w:tcPr>
+            <w:tcW w:type="dxa" w:w="680"/>
+            <w:tcBorders>
+              <w:top w:val="nil"/>
+              <w:left w:val="nil"/>
+              <w:bottom w:val="single" w:sz="8" w:space="0" w:color="A9C2D8"/>
+              <w:right w:val="nil"/>
+            </w:tcBorders>
+            <w:shd w:val="clear" w:color="auto" w:fill="E9EFF4"/>
+            <w:tcMar>
+              <w:top w:w="90" w:type="dxa"/>
+              <w:bottom w:w="90" w:type="dxa"/>
+              <w:left w:w="120" w:type="dxa"/>
+              <w:right w:w="120" w:type="dxa"/>
+            </w:tcMar>
+          </w:tcPr>
+          <w:p>
+            <w:pPr>
+              <w:spacing w:before="0" w:after="0" w:line="293" w:lineRule="auto"/>
+            </w:pPr>
+            <w:r>
+              <w:rPr>
+                <w:rFonts w:ascii="Aptos" w:hAnsi="Aptos" w:cs="Aptos" w:eastAsia="Aptos"/>
+                <w:b/>
+                <w:i w:val="0"/>
+                <w:color w:val="35506B"/>
+                <w:sz w:val="17"/>
+              </w:rPr>
+              <w:t>N.º</w:t>
+            </w:r>
+          </w:p>
+        </w:tc>
+        <w:tc>
+          <w:tcPr>
+            <w:tcW w:type="dxa" w:w="6917"/>
+            <w:tcBorders>
+              <w:top w:val="nil"/>
+              <w:left w:val="nil"/>
+              <w:bottom w:val="single" w:sz="8" w:space="0" w:color="A9C2D8"/>
+              <w:right w:val="nil"/>
+            </w:tcBorders>
+            <w:shd w:val="clear" w:color="auto" w:fill="E9EFF4"/>
+            <w:tcMar>
+              <w:top w:w="90" w:type="dxa"/>
+              <w:bottom w:w="90" w:type="dxa"/>
+              <w:left w:w="120" w:type="dxa"/>
+              <w:right w:w="120" w:type="dxa"/>
+            </w:tcMar>
+          </w:tcPr>
+          <w:p>
+            <w:pPr>
+              <w:spacing w:before="0" w:after="0" w:line="293" w:lineRule="auto"/>
+            </w:pPr>
+            <w:r>
+              <w:rPr>
+                <w:rFonts w:ascii="Aptos" w:hAnsi="Aptos" w:cs="Aptos" w:eastAsia="Aptos"/>
+                <w:b/>
+                <w:i w:val="0"/>
+                <w:color w:val="35506B"/>
+                <w:sz w:val="17"/>
+              </w:rPr>
+              <w:t>Questão</w:t>
+            </w:r>
+          </w:p>
+        </w:tc>
+        <w:tc>
+          <w:tcPr>
+            <w:tcW w:type="dxa" w:w="1701"/>
+            <w:tcBorders>
+              <w:top w:val="nil"/>
+              <w:left w:val="nil"/>
+              <w:bottom w:val="single" w:sz="8" w:space="0" w:color="A9C2D8"/>
+              <w:right w:val="nil"/>
+            </w:tcBorders>
+            <w:shd w:val="clear" w:color="auto" w:fill="E9EFF4"/>
+            <w:tcMar>
+              <w:top w:w="90" w:type="dxa"/>
+              <w:bottom w:w="90" w:type="dxa"/>
+              <w:left w:w="120" w:type="dxa"/>
+              <w:right w:w="120" w:type="dxa"/>
+            </w:tcMar>
+          </w:tcPr>
+          <w:p>
+            <w:pPr>
+              <w:spacing w:before="0" w:after="0" w:line="293" w:lineRule="auto"/>
+            </w:pPr>
+            <w:r>
+              <w:rPr>
+                <w:rFonts w:ascii="Aptos" w:hAnsi="Aptos" w:cs="Aptos" w:eastAsia="Aptos"/>
+                <w:b/>
+                <w:i w:val="0"/>
+                <w:color w:val="35506B"/>
+                <w:sz w:val="17"/>
+              </w:rPr>
+              <w:t>Estado</w:t>
+            </w:r>
+          </w:p>
+        </w:tc>
+      </w:tr>
+      <w:tr>
+        <w:trPr>
+          <w:cantSplit/>
+        </w:trPr>
+        <w:tc>
+          <w:tcPr>
+            <w:tcW w:type="dxa" w:w="680"/>
+            <w:tcBorders>
+              <w:top w:val="nil"/>
+              <w:left w:val="nil"/>
+              <w:bottom w:val="single" w:sz="4" w:space="0" w:color="D7DEE5"/>
+              <w:right w:val="nil"/>
+            </w:tcBorders>
+            <w:shd w:val="clear" w:color="auto" w:fill="F8FAFC"/>
+            <w:tcMar>
+              <w:top w:w="85" w:type="dxa"/>
+              <w:bottom w:w="85" w:type="dxa"/>
+              <w:left w:w="120" w:type="dxa"/>
+              <w:right w:w="120" w:type="dxa"/>
+            </w:tcMar>
+          </w:tcPr>
+          <w:p>
+            <w:pPr>
+              <w:spacing w:before="0" w:after="0" w:line="274" w:lineRule="auto"/>
+            </w:pPr>
+            <w:r>
+              <w:rPr>
+                <w:rFonts w:ascii="Aptos" w:hAnsi="Aptos" w:cs="Aptos" w:eastAsia="Aptos"/>
+                <w:b w:val="0"/>
+                <w:i w:val="0"/>
+                <w:color w:val="2B2B2B"/>
+                <w:sz w:val="17"/>
+              </w:rPr>
+              <w:t>1</w:t>
+            </w:r>
+          </w:p>
+        </w:tc>
+        <w:tc>
+          <w:tcPr>
+            <w:tcW w:type="dxa" w:w="6917"/>
+            <w:tcBorders>
+              <w:top w:val="nil"/>
+              <w:left w:val="nil"/>
+              <w:bottom w:val="single" w:sz="4" w:space="0" w:color="D7DEE5"/>
+              <w:right w:val="nil"/>
+            </w:tcBorders>
+            <w:shd w:val="clear" w:color="auto" w:fill="F8FAFC"/>
+            <w:tcMar>
+              <w:top w:w="85" w:type="dxa"/>
+              <w:bottom w:w="85" w:type="dxa"/>
+              <w:left w:w="120" w:type="dxa"/>
+              <w:right w:w="120" w:type="dxa"/>
+            </w:tcMar>
+          </w:tcPr>
+          <w:p>
+            <w:pPr>
+              <w:spacing w:before="0" w:after="0" w:line="274" w:lineRule="auto"/>
+            </w:pPr>
+            <w:r>
+              <w:rPr>
+                <w:rFonts w:ascii="Aptos" w:hAnsi="Aptos" w:cs="Aptos" w:eastAsia="Aptos"/>
+                <w:b w:val="0"/>
+                <w:i w:val="0"/>
+                <w:color w:val="2B2B2B"/>
+                <w:sz w:val="17"/>
+              </w:rPr>
+              <w:t>Como se articula a licença ou autorização municipal do artigo 2.º da Lei n.º 92/95 com o registo dos alojamentos do Decreto-Lei n.º 276/2001 e com o limite por fogo do artigo 3.º do Decreto-Lei n.º 314/2003?</w:t>
+            </w:r>
+          </w:p>
+        </w:tc>
+        <w:tc>
+          <w:tcPr>
+            <w:tcW w:type="dxa" w:w="1701"/>
+            <w:tcBorders>
+              <w:top w:val="nil"/>
+              <w:left w:val="nil"/>
+              <w:bottom w:val="single" w:sz="4" w:space="0" w:color="D7DEE5"/>
+              <w:right w:val="nil"/>
+            </w:tcBorders>
+            <w:shd w:val="clear" w:color="auto" w:fill="F8FAFC"/>
+            <w:tcMar>
+              <w:top w:w="85" w:type="dxa"/>
+              <w:bottom w:w="85" w:type="dxa"/>
+              <w:left w:w="120" w:type="dxa"/>
+              <w:right w:w="120" w:type="dxa"/>
+            </w:tcMar>
+          </w:tcPr>
+          <w:p>
+            <w:pPr>
+              <w:spacing w:before="0" w:after="0" w:line="274" w:lineRule="auto"/>
+            </w:pPr>
+            <w:r>
+              <w:rPr>
+                <w:rFonts w:ascii="Aptos" w:hAnsi="Aptos" w:cs="Aptos" w:eastAsia="Aptos"/>
+                <w:b w:val="0"/>
+                <w:i w:val="0"/>
+                <w:color w:val="2B2B2B"/>
+                <w:sz w:val="17"/>
+              </w:rPr>
+              <w:t>Respondida — capítulo 13</w:t>
+            </w:r>
+          </w:p>
+        </w:tc>
+      </w:tr>
+      <w:tr>
+        <w:trPr>
+          <w:cantSplit/>
+        </w:trPr>
+        <w:tc>
+          <w:tcPr>
+            <w:tcW w:type="dxa" w:w="680"/>
+            <w:tcBorders>
+              <w:top w:val="nil"/>
+              <w:left w:val="nil"/>
+              <w:bottom w:val="single" w:sz="4" w:space="0" w:color="D7DEE5"/>
+              <w:right w:val="nil"/>
+            </w:tcBorders>
+            <w:shd w:val="clear" w:color="auto" w:fill="FFFFFF"/>
+            <w:tcMar>
+              <w:top w:w="85" w:type="dxa"/>
+              <w:bottom w:w="85" w:type="dxa"/>
+              <w:left w:w="120" w:type="dxa"/>
+              <w:right w:w="120" w:type="dxa"/>
+            </w:tcMar>
+          </w:tcPr>
+          <w:p>
+            <w:pPr>
+              <w:spacing w:before="0" w:after="0" w:line="274" w:lineRule="auto"/>
+            </w:pPr>
+            <w:r>
+              <w:rPr>
+                <w:rFonts w:ascii="Aptos" w:hAnsi="Aptos" w:cs="Aptos" w:eastAsia="Aptos"/>
+                <w:b w:val="0"/>
+                <w:i w:val="0"/>
+                <w:color w:val="2B2B2B"/>
+                <w:sz w:val="17"/>
+              </w:rPr>
+              <w:t>2</w:t>
+            </w:r>
+          </w:p>
+        </w:tc>
+        <w:tc>
+          <w:tcPr>
+            <w:tcW w:type="dxa" w:w="6917"/>
+            <w:tcBorders>
+              <w:top w:val="nil"/>
+              <w:left w:val="nil"/>
+              <w:bottom w:val="single" w:sz="4" w:space="0" w:color="D7DEE5"/>
+              <w:right w:val="nil"/>
+            </w:tcBorders>
+            <w:shd w:val="clear" w:color="auto" w:fill="FFFFFF"/>
+            <w:tcMar>
+              <w:top w:w="85" w:type="dxa"/>
+              <w:bottom w:w="85" w:type="dxa"/>
+              <w:left w:w="120" w:type="dxa"/>
+              <w:right w:w="120" w:type="dxa"/>
+            </w:tcMar>
+          </w:tcPr>
+          <w:p>
+            <w:pPr>
+              <w:spacing w:before="0" w:after="0" w:line="274" w:lineRule="auto"/>
+            </w:pPr>
+            <w:r>
+              <w:rPr>
+                <w:rFonts w:ascii="Aptos" w:hAnsi="Aptos" w:cs="Aptos" w:eastAsia="Aptos"/>
+                <w:b w:val="0"/>
+                <w:i w:val="0"/>
+                <w:color w:val="2B2B2B"/>
+                <w:sz w:val="17"/>
+              </w:rPr>
+              <w:t>Como tratar a remissão da al. p) do n.º 1 do artigo 2.º do Decreto-Lei n.º 276/2001 para o n.º 3 do artigo 3.º do Decreto-Lei n.º 314/2003?</w:t>
+            </w:r>
+          </w:p>
+        </w:tc>
+        <w:tc>
+          <w:tcPr>
+            <w:tcW w:type="dxa" w:w="1701"/>
+            <w:tcBorders>
+              <w:top w:val="nil"/>
+              <w:left w:val="nil"/>
+              <w:bottom w:val="single" w:sz="4" w:space="0" w:color="D7DEE5"/>
+              <w:right w:val="nil"/>
+            </w:tcBorders>
+            <w:shd w:val="clear" w:color="auto" w:fill="FFFFFF"/>
+            <w:tcMar>
+              <w:top w:w="85" w:type="dxa"/>
+              <w:bottom w:w="85" w:type="dxa"/>
+              <w:left w:w="120" w:type="dxa"/>
+              <w:right w:w="120" w:type="dxa"/>
+            </w:tcMar>
+          </w:tcPr>
+          <w:p>
+            <w:pPr>
+              <w:spacing w:before="0" w:after="0" w:line="274" w:lineRule="auto"/>
+            </w:pPr>
+            <w:r>
+              <w:rPr>
+                <w:rFonts w:ascii="Aptos" w:hAnsi="Aptos" w:cs="Aptos" w:eastAsia="Aptos"/>
+                <w:b w:val="0"/>
+                <w:i w:val="0"/>
+                <w:color w:val="2B2B2B"/>
+                <w:sz w:val="17"/>
+              </w:rPr>
+              <w:t>Em aberto</w:t>
+            </w:r>
+          </w:p>
+        </w:tc>
+      </w:tr>
+      <w:tr>
+        <w:trPr>
+          <w:cantSplit/>
+        </w:trPr>
+        <w:tc>
+          <w:tcPr>
+            <w:tcW w:type="dxa" w:w="680"/>
+            <w:tcBorders>
+              <w:top w:val="nil"/>
+              <w:left w:val="nil"/>
+              <w:bottom w:val="single" w:sz="4" w:space="0" w:color="D7DEE5"/>
+              <w:right w:val="nil"/>
+            </w:tcBorders>
+            <w:shd w:val="clear" w:color="auto" w:fill="F8FAFC"/>
+            <w:tcMar>
+              <w:top w:w="85" w:type="dxa"/>
+              <w:bottom w:w="85" w:type="dxa"/>
+              <w:left w:w="120" w:type="dxa"/>
+              <w:right w:w="120" w:type="dxa"/>
+            </w:tcMar>
+          </w:tcPr>
+          <w:p>
+            <w:pPr>
+              <w:spacing w:before="0" w:after="0" w:line="274" w:lineRule="auto"/>
+            </w:pPr>
+            <w:r>
+              <w:rPr>
+                <w:rFonts w:ascii="Aptos" w:hAnsi="Aptos" w:cs="Aptos" w:eastAsia="Aptos"/>
+                <w:b w:val="0"/>
+                <w:i w:val="0"/>
+                <w:color w:val="2B2B2B"/>
+                <w:sz w:val="17"/>
+              </w:rPr>
+              <w:t>3</w:t>
+            </w:r>
+          </w:p>
+        </w:tc>
+        <w:tc>
+          <w:tcPr>
+            <w:tcW w:type="dxa" w:w="6917"/>
+            <w:tcBorders>
+              <w:top w:val="nil"/>
+              <w:left w:val="nil"/>
+              <w:bottom w:val="single" w:sz="4" w:space="0" w:color="D7DEE5"/>
+              <w:right w:val="nil"/>
+            </w:tcBorders>
+            <w:shd w:val="clear" w:color="auto" w:fill="F8FAFC"/>
+            <w:tcMar>
+              <w:top w:w="85" w:type="dxa"/>
+              <w:bottom w:w="85" w:type="dxa"/>
+              <w:left w:w="120" w:type="dxa"/>
+              <w:right w:w="120" w:type="dxa"/>
+            </w:tcMar>
+          </w:tcPr>
+          <w:p>
+            <w:pPr>
+              <w:spacing w:before="0" w:after="0" w:line="274" w:lineRule="auto"/>
+            </w:pPr>
+            <w:r>
+              <w:rPr>
+                <w:rFonts w:ascii="Aptos" w:hAnsi="Aptos" w:cs="Aptos" w:eastAsia="Aptos"/>
+                <w:b w:val="0"/>
+                <w:i w:val="0"/>
+                <w:color w:val="2B2B2B"/>
+                <w:sz w:val="17"/>
+              </w:rPr>
+              <w:t>Como tratar a aplicação que o n.º 4 do artigo 3.º do Decreto-Lei n.º 314/2003 faz aos prédios rústicos e mistos, incluindo a possibilidade de o número ser excedido em função da dimensão do terreno?</w:t>
+            </w:r>
+          </w:p>
+        </w:tc>
+        <w:tc>
+          <w:tcPr>
+            <w:tcW w:type="dxa" w:w="1701"/>
+            <w:tcBorders>
+              <w:top w:val="nil"/>
+              <w:left w:val="nil"/>
+              <w:bottom w:val="single" w:sz="4" w:space="0" w:color="D7DEE5"/>
+              <w:right w:val="nil"/>
+            </w:tcBorders>
+            <w:shd w:val="clear" w:color="auto" w:fill="F8FAFC"/>
+            <w:tcMar>
+              <w:top w:w="85" w:type="dxa"/>
+              <w:bottom w:w="85" w:type="dxa"/>
+              <w:left w:w="120" w:type="dxa"/>
+              <w:right w:w="120" w:type="dxa"/>
+            </w:tcMar>
+          </w:tcPr>
+          <w:p>
+            <w:pPr>
+              <w:spacing w:before="0" w:after="0" w:line="274" w:lineRule="auto"/>
+            </w:pPr>
+            <w:r>
+              <w:rPr>
+                <w:rFonts w:ascii="Aptos" w:hAnsi="Aptos" w:cs="Aptos" w:eastAsia="Aptos"/>
+                <w:b w:val="0"/>
+                <w:i w:val="0"/>
+                <w:color w:val="2B2B2B"/>
+                <w:sz w:val="17"/>
+              </w:rPr>
+              <w:t>Em aberto</w:t>
+            </w:r>
+          </w:p>
+        </w:tc>
+      </w:tr>
+      <w:tr>
+        <w:trPr>
+          <w:cantSplit/>
+        </w:trPr>
+        <w:tc>
+          <w:tcPr>
+            <w:tcW w:type="dxa" w:w="680"/>
+            <w:tcBorders>
+              <w:top w:val="nil"/>
+              <w:left w:val="nil"/>
+              <w:bottom w:val="single" w:sz="4" w:space="0" w:color="D7DEE5"/>
+              <w:right w:val="nil"/>
+            </w:tcBorders>
+            <w:shd w:val="clear" w:color="auto" w:fill="FFFFFF"/>
+            <w:tcMar>
+              <w:top w:w="85" w:type="dxa"/>
+              <w:bottom w:w="85" w:type="dxa"/>
+              <w:left w:w="120" w:type="dxa"/>
+              <w:right w:w="120" w:type="dxa"/>
+            </w:tcMar>
+          </w:tcPr>
+          <w:p>
+            <w:pPr>
+              <w:spacing w:before="0" w:after="0" w:line="274" w:lineRule="auto"/>
+            </w:pPr>
+            <w:r>
+              <w:rPr>
+                <w:rFonts w:ascii="Aptos" w:hAnsi="Aptos" w:cs="Aptos" w:eastAsia="Aptos"/>
+                <w:b w:val="0"/>
+                <w:i w:val="0"/>
+                <w:color w:val="2B2B2B"/>
+                <w:sz w:val="17"/>
+              </w:rPr>
+              <w:t>4</w:t>
+            </w:r>
+          </w:p>
+        </w:tc>
+        <w:tc>
+          <w:tcPr>
+            <w:tcW w:type="dxa" w:w="6917"/>
+            <w:tcBorders>
+              <w:top w:val="nil"/>
+              <w:left w:val="nil"/>
+              <w:bottom w:val="single" w:sz="4" w:space="0" w:color="D7DEE5"/>
+              <w:right w:val="nil"/>
+            </w:tcBorders>
+            <w:shd w:val="clear" w:color="auto" w:fill="FFFFFF"/>
+            <w:tcMar>
+              <w:top w:w="85" w:type="dxa"/>
+              <w:bottom w:w="85" w:type="dxa"/>
+              <w:left w:w="120" w:type="dxa"/>
+              <w:right w:w="120" w:type="dxa"/>
+            </w:tcMar>
+          </w:tcPr>
+          <w:p>
+            <w:pPr>
+              <w:spacing w:before="0" w:after="0" w:line="274" w:lineRule="auto"/>
+            </w:pPr>
+            <w:r>
+              <w:rPr>
+                <w:rFonts w:ascii="Aptos" w:hAnsi="Aptos" w:cs="Aptos" w:eastAsia="Aptos"/>
+                <w:b w:val="0"/>
+                <w:i w:val="0"/>
+                <w:color w:val="2B2B2B"/>
+                <w:sz w:val="17"/>
+              </w:rPr>
+              <w:t>O que é um «fogo» para efeitos do n.º 2 do artigo 3.º do Decreto-Lei n.º 314/2003, não o definindo nenhum dos dois diplomas?</w:t>
+            </w:r>
+          </w:p>
+        </w:tc>
+        <w:tc>
+          <w:tcPr>
+            <w:tcW w:type="dxa" w:w="1701"/>
+            <w:tcBorders>
+              <w:top w:val="nil"/>
+              <w:left w:val="nil"/>
+              <w:bottom w:val="single" w:sz="4" w:space="0" w:color="D7DEE5"/>
+              <w:right w:val="nil"/>
+            </w:tcBorders>
+            <w:shd w:val="clear" w:color="auto" w:fill="FFFFFF"/>
+            <w:tcMar>
+              <w:top w:w="85" w:type="dxa"/>
+              <w:bottom w:w="85" w:type="dxa"/>
+              <w:left w:w="120" w:type="dxa"/>
+              <w:right w:w="120" w:type="dxa"/>
+            </w:tcMar>
+          </w:tcPr>
+          <w:p>
+            <w:pPr>
+              <w:spacing w:before="0" w:after="0" w:line="274" w:lineRule="auto"/>
+            </w:pPr>
+            <w:r>
+              <w:rPr>
+                <w:rFonts w:ascii="Aptos" w:hAnsi="Aptos" w:cs="Aptos" w:eastAsia="Aptos"/>
+                <w:b w:val="0"/>
+                <w:i w:val="0"/>
+                <w:color w:val="2B2B2B"/>
+                <w:sz w:val="17"/>
+              </w:rPr>
+              <w:t>Em aberto</w:t>
+            </w:r>
+          </w:p>
+        </w:tc>
+      </w:tr>
+      <w:tr>
+        <w:trPr>
+          <w:cantSplit/>
+        </w:trPr>
+        <w:tc>
+          <w:tcPr>
+            <w:tcW w:type="dxa" w:w="680"/>
+            <w:tcBorders>
+              <w:top w:val="nil"/>
+              <w:left w:val="nil"/>
+              <w:bottom w:val="single" w:sz="4" w:space="0" w:color="D7DEE5"/>
+              <w:right w:val="nil"/>
+            </w:tcBorders>
+            <w:shd w:val="clear" w:color="auto" w:fill="F8FAFC"/>
+            <w:tcMar>
+              <w:top w:w="85" w:type="dxa"/>
+              <w:bottom w:w="85" w:type="dxa"/>
+              <w:left w:w="120" w:type="dxa"/>
+              <w:right w:w="120" w:type="dxa"/>
+            </w:tcMar>
+          </w:tcPr>
+          <w:p>
+            <w:pPr>
+              <w:spacing w:before="0" w:after="0" w:line="274" w:lineRule="auto"/>
+            </w:pPr>
+            <w:r>
+              <w:rPr>
+                <w:rFonts w:ascii="Aptos" w:hAnsi="Aptos" w:cs="Aptos" w:eastAsia="Aptos"/>
+                <w:b w:val="0"/>
+                <w:i w:val="0"/>
+                <w:color w:val="2B2B2B"/>
+                <w:sz w:val="17"/>
+              </w:rPr>
+              <w:t>5</w:t>
+            </w:r>
+          </w:p>
+        </w:tc>
+        <w:tc>
+          <w:tcPr>
+            <w:tcW w:type="dxa" w:w="6917"/>
+            <w:tcBorders>
+              <w:top w:val="nil"/>
+              <w:left w:val="nil"/>
+              <w:bottom w:val="single" w:sz="4" w:space="0" w:color="D7DEE5"/>
+              <w:right w:val="nil"/>
+            </w:tcBorders>
+            <w:shd w:val="clear" w:color="auto" w:fill="F8FAFC"/>
+            <w:tcMar>
+              <w:top w:w="85" w:type="dxa"/>
+              <w:bottom w:w="85" w:type="dxa"/>
+              <w:left w:w="120" w:type="dxa"/>
+              <w:right w:w="120" w:type="dxa"/>
+            </w:tcMar>
+          </w:tcPr>
+          <w:p>
+            <w:pPr>
+              <w:spacing w:before="0" w:after="0" w:line="274" w:lineRule="auto"/>
+            </w:pPr>
+            <w:r>
+              <w:rPr>
+                <w:rFonts w:ascii="Aptos" w:hAnsi="Aptos" w:cs="Aptos" w:eastAsia="Aptos"/>
+                <w:b w:val="0"/>
+                <w:i w:val="0"/>
+                <w:color w:val="2B2B2B"/>
+                <w:sz w:val="17"/>
+              </w:rPr>
+              <w:t>No n.º 1 do artigo 3.º do Decreto-Lei n.º 314/2003, «alojamento» designa o facto de alojar ou o estabelecimento, sentido em que a mesma palavra é usada no Decreto-Lei n.º 276/2001?</w:t>
+            </w:r>
+          </w:p>
+        </w:tc>
+        <w:tc>
+          <w:tcPr>
+            <w:tcW w:type="dxa" w:w="1701"/>
+            <w:tcBorders>
+              <w:top w:val="nil"/>
+              <w:left w:val="nil"/>
+              <w:bottom w:val="single" w:sz="4" w:space="0" w:color="D7DEE5"/>
+              <w:right w:val="nil"/>
+            </w:tcBorders>
+            <w:shd w:val="clear" w:color="auto" w:fill="F8FAFC"/>
+            <w:tcMar>
+              <w:top w:w="85" w:type="dxa"/>
+              <w:bottom w:w="85" w:type="dxa"/>
+              <w:left w:w="120" w:type="dxa"/>
+              <w:right w:w="120" w:type="dxa"/>
+            </w:tcMar>
+          </w:tcPr>
+          <w:p>
+            <w:pPr>
+              <w:spacing w:before="0" w:after="0" w:line="274" w:lineRule="auto"/>
+            </w:pPr>
+            <w:r>
+              <w:rPr>
+                <w:rFonts w:ascii="Aptos" w:hAnsi="Aptos" w:cs="Aptos" w:eastAsia="Aptos"/>
+                <w:b w:val="0"/>
+                <w:i w:val="0"/>
+                <w:color w:val="2B2B2B"/>
+                <w:sz w:val="17"/>
+              </w:rPr>
+              <w:t>Em aberto</w:t>
+            </w:r>
+          </w:p>
+        </w:tc>
+      </w:tr>
+      <w:tr>
+        <w:trPr>
+          <w:cantSplit/>
+        </w:trPr>
+        <w:tc>
+          <w:tcPr>
+            <w:tcW w:type="dxa" w:w="680"/>
+            <w:tcBorders>
+              <w:top w:val="nil"/>
+              <w:left w:val="nil"/>
+              <w:bottom w:val="single" w:sz="4" w:space="0" w:color="D7DEE5"/>
+              <w:right w:val="nil"/>
+            </w:tcBorders>
+            <w:shd w:val="clear" w:color="auto" w:fill="FFFFFF"/>
+            <w:tcMar>
+              <w:top w:w="85" w:type="dxa"/>
+              <w:bottom w:w="85" w:type="dxa"/>
+              <w:left w:w="120" w:type="dxa"/>
+              <w:right w:w="120" w:type="dxa"/>
+            </w:tcMar>
+          </w:tcPr>
+          <w:p>
+            <w:pPr>
+              <w:spacing w:before="0" w:after="0" w:line="274" w:lineRule="auto"/>
+            </w:pPr>
+            <w:r>
+              <w:rPr>
+                <w:rFonts w:ascii="Aptos" w:hAnsi="Aptos" w:cs="Aptos" w:eastAsia="Aptos"/>
+                <w:b w:val="0"/>
+                <w:i w:val="0"/>
+                <w:color w:val="2B2B2B"/>
+                <w:sz w:val="17"/>
+              </w:rPr>
+              <w:t>6</w:t>
+            </w:r>
+          </w:p>
+        </w:tc>
+        <w:tc>
+          <w:tcPr>
+            <w:tcW w:type="dxa" w:w="6917"/>
+            <w:tcBorders>
+              <w:top w:val="nil"/>
+              <w:left w:val="nil"/>
+              <w:bottom w:val="single" w:sz="4" w:space="0" w:color="D7DEE5"/>
+              <w:right w:val="nil"/>
+            </w:tcBorders>
+            <w:shd w:val="clear" w:color="auto" w:fill="FFFFFF"/>
+            <w:tcMar>
+              <w:top w:w="85" w:type="dxa"/>
+              <w:bottom w:w="85" w:type="dxa"/>
+              <w:left w:w="120" w:type="dxa"/>
+              <w:right w:w="120" w:type="dxa"/>
+            </w:tcMar>
+          </w:tcPr>
+          <w:p>
+            <w:pPr>
+              <w:spacing w:before="0" w:after="0" w:line="274" w:lineRule="auto"/>
+            </w:pPr>
+            <w:r>
+              <w:rPr>
+                <w:rFonts w:ascii="Aptos" w:hAnsi="Aptos" w:cs="Aptos" w:eastAsia="Aptos"/>
+                <w:b w:val="0"/>
+                <w:i w:val="0"/>
+                <w:color w:val="2B2B2B"/>
+                <w:sz w:val="17"/>
+              </w:rPr>
+              <w:t>Que alcance tem a al. c) do n.º 3 do artigo 14.º do Decreto-Lei n.º 314/2003 ao qualificar o objeto da infração como «habitações e terrenos anexos»?</w:t>
+            </w:r>
+          </w:p>
+        </w:tc>
+        <w:tc>
+          <w:tcPr>
+            <w:tcW w:type="dxa" w:w="1701"/>
+            <w:tcBorders>
+              <w:top w:val="nil"/>
+              <w:left w:val="nil"/>
+              <w:bottom w:val="single" w:sz="4" w:space="0" w:color="D7DEE5"/>
+              <w:right w:val="nil"/>
+            </w:tcBorders>
+            <w:shd w:val="clear" w:color="auto" w:fill="FFFFFF"/>
+            <w:tcMar>
+              <w:top w:w="85" w:type="dxa"/>
+              <w:bottom w:w="85" w:type="dxa"/>
+              <w:left w:w="120" w:type="dxa"/>
+              <w:right w:w="120" w:type="dxa"/>
+            </w:tcMar>
+          </w:tcPr>
+          <w:p>
+            <w:pPr>
+              <w:spacing w:before="0" w:after="0" w:line="274" w:lineRule="auto"/>
+            </w:pPr>
+            <w:r>
+              <w:rPr>
+                <w:rFonts w:ascii="Aptos" w:hAnsi="Aptos" w:cs="Aptos" w:eastAsia="Aptos"/>
+                <w:b w:val="0"/>
+                <w:i w:val="0"/>
+                <w:color w:val="2B2B2B"/>
+                <w:sz w:val="17"/>
+              </w:rPr>
+              <w:t>Em aberto</w:t>
+            </w:r>
+          </w:p>
+        </w:tc>
+      </w:tr>
+      <w:tr>
+        <w:trPr>
+          <w:cantSplit/>
+        </w:trPr>
+        <w:tc>
+          <w:tcPr>
+            <w:tcW w:type="dxa" w:w="680"/>
+            <w:tcBorders>
+              <w:top w:val="nil"/>
+              <w:left w:val="nil"/>
+              <w:bottom w:val="single" w:sz="4" w:space="0" w:color="D7DEE5"/>
+              <w:right w:val="nil"/>
+            </w:tcBorders>
+            <w:shd w:val="clear" w:color="auto" w:fill="F8FAFC"/>
+            <w:tcMar>
+              <w:top w:w="85" w:type="dxa"/>
+              <w:bottom w:w="85" w:type="dxa"/>
+              <w:left w:w="120" w:type="dxa"/>
+              <w:right w:w="120" w:type="dxa"/>
+            </w:tcMar>
+          </w:tcPr>
+          <w:p>
+            <w:pPr>
+              <w:spacing w:before="0" w:after="0" w:line="274" w:lineRule="auto"/>
+            </w:pPr>
+            <w:r>
+              <w:rPr>
+                <w:rFonts w:ascii="Aptos" w:hAnsi="Aptos" w:cs="Aptos" w:eastAsia="Aptos"/>
+                <w:b w:val="0"/>
+                <w:i w:val="0"/>
+                <w:color w:val="2B2B2B"/>
+                <w:sz w:val="17"/>
+              </w:rPr>
+              <w:t>7</w:t>
+            </w:r>
+          </w:p>
+        </w:tc>
+        <w:tc>
+          <w:tcPr>
+            <w:tcW w:type="dxa" w:w="6917"/>
+            <w:tcBorders>
+              <w:top w:val="nil"/>
+              <w:left w:val="nil"/>
+              <w:bottom w:val="single" w:sz="4" w:space="0" w:color="D7DEE5"/>
+              <w:right w:val="nil"/>
+            </w:tcBorders>
+            <w:shd w:val="clear" w:color="auto" w:fill="F8FAFC"/>
+            <w:tcMar>
+              <w:top w:w="85" w:type="dxa"/>
+              <w:bottom w:w="85" w:type="dxa"/>
+              <w:left w:w="120" w:type="dxa"/>
+              <w:right w:w="120" w:type="dxa"/>
+            </w:tcMar>
+          </w:tcPr>
+          <w:p>
+            <w:pPr>
+              <w:spacing w:before="0" w:after="0" w:line="274" w:lineRule="auto"/>
+            </w:pPr>
+            <w:r>
+              <w:rPr>
+                <w:rFonts w:ascii="Aptos" w:hAnsi="Aptos" w:cs="Aptos" w:eastAsia="Aptos"/>
+                <w:b w:val="0"/>
+                <w:i w:val="0"/>
+                <w:color w:val="2B2B2B"/>
+                <w:sz w:val="17"/>
+              </w:rPr>
+              <w:t>Havendo excesso de animais num alojamento registado, há concurso de contraordenações entre o artigo 14.º do Decreto-Lei n.º 314/2003 e o regime sancionatório do Decreto-Lei n.º 276/2001, ou consunção?</w:t>
+            </w:r>
+          </w:p>
+        </w:tc>
+        <w:tc>
+          <w:tcPr>
+            <w:tcW w:type="dxa" w:w="1701"/>
+            <w:tcBorders>
+              <w:top w:val="nil"/>
+              <w:left w:val="nil"/>
+              <w:bottom w:val="single" w:sz="4" w:space="0" w:color="D7DEE5"/>
+              <w:right w:val="nil"/>
+            </w:tcBorders>
+            <w:shd w:val="clear" w:color="auto" w:fill="F8FAFC"/>
+            <w:tcMar>
+              <w:top w:w="85" w:type="dxa"/>
+              <w:bottom w:w="85" w:type="dxa"/>
+              <w:left w:w="120" w:type="dxa"/>
+              <w:right w:w="120" w:type="dxa"/>
+            </w:tcMar>
+          </w:tcPr>
+          <w:p>
+            <w:pPr>
+              <w:spacing w:before="0" w:after="0" w:line="274" w:lineRule="auto"/>
+            </w:pPr>
+            <w:r>
+              <w:rPr>
+                <w:rFonts w:ascii="Aptos" w:hAnsi="Aptos" w:cs="Aptos" w:eastAsia="Aptos"/>
+                <w:b w:val="0"/>
+                <w:i w:val="0"/>
+                <w:color w:val="2B2B2B"/>
+                <w:sz w:val="17"/>
+              </w:rPr>
+              <w:t>Em aberto</w:t>
+            </w:r>
+          </w:p>
+        </w:tc>
+      </w:tr>
+      <w:tr>
+        <w:trPr>
+          <w:cantSplit/>
+        </w:trPr>
+        <w:tc>
+          <w:tcPr>
+            <w:tcW w:type="dxa" w:w="680"/>
+            <w:tcBorders>
+              <w:top w:val="nil"/>
+              <w:left w:val="nil"/>
+              <w:bottom w:val="single" w:sz="4" w:space="0" w:color="D7DEE5"/>
+              <w:right w:val="nil"/>
+            </w:tcBorders>
+            <w:shd w:val="clear" w:color="auto" w:fill="FFFFFF"/>
+            <w:tcMar>
+              <w:top w:w="85" w:type="dxa"/>
+              <w:bottom w:w="85" w:type="dxa"/>
+              <w:left w:w="120" w:type="dxa"/>
+              <w:right w:w="120" w:type="dxa"/>
+            </w:tcMar>
+          </w:tcPr>
+          <w:p>
+            <w:pPr>
+              <w:spacing w:before="0" w:after="0" w:line="274" w:lineRule="auto"/>
+            </w:pPr>
+            <w:r>
+              <w:rPr>
+                <w:rFonts w:ascii="Aptos" w:hAnsi="Aptos" w:cs="Aptos" w:eastAsia="Aptos"/>
+                <w:b w:val="0"/>
+                <w:i w:val="0"/>
+                <w:color w:val="2B2B2B"/>
+                <w:sz w:val="17"/>
+              </w:rPr>
+              <w:t>8</w:t>
+            </w:r>
+          </w:p>
+        </w:tc>
+        <w:tc>
+          <w:tcPr>
+            <w:tcW w:type="dxa" w:w="6917"/>
+            <w:tcBorders>
+              <w:top w:val="nil"/>
+              <w:left w:val="nil"/>
+              <w:bottom w:val="single" w:sz="4" w:space="0" w:color="D7DEE5"/>
+              <w:right w:val="nil"/>
+            </w:tcBorders>
+            <w:shd w:val="clear" w:color="auto" w:fill="FFFFFF"/>
+            <w:tcMar>
+              <w:top w:w="85" w:type="dxa"/>
+              <w:bottom w:w="85" w:type="dxa"/>
+              <w:left w:w="120" w:type="dxa"/>
+              <w:right w:w="120" w:type="dxa"/>
+            </w:tcMar>
+          </w:tcPr>
+          <w:p>
+            <w:pPr>
+              <w:spacing w:before="0" w:after="0" w:line="274" w:lineRule="auto"/>
+            </w:pPr>
+            <w:r>
+              <w:rPr>
+                <w:rFonts w:ascii="Aptos" w:hAnsi="Aptos" w:cs="Aptos" w:eastAsia="Aptos"/>
+                <w:b w:val="0"/>
+                <w:i w:val="0"/>
+                <w:color w:val="2B2B2B"/>
+                <w:sz w:val="17"/>
+              </w:rPr>
+              <w:t>Pode a câmara municipal, ao abrigo do n.º 5 do artigo 3.º do Decreto-Lei n.º 314/2003, notificar o titular de um alojamento registado na DGAV para retirar animais para o canil ou gatil municipal?</w:t>
+            </w:r>
+          </w:p>
+        </w:tc>
+        <w:tc>
+          <w:tcPr>
+            <w:tcW w:type="dxa" w:w="1701"/>
+            <w:tcBorders>
+              <w:top w:val="nil"/>
+              <w:left w:val="nil"/>
+              <w:bottom w:val="single" w:sz="4" w:space="0" w:color="D7DEE5"/>
+              <w:right w:val="nil"/>
+            </w:tcBorders>
+            <w:shd w:val="clear" w:color="auto" w:fill="FFFFFF"/>
+            <w:tcMar>
+              <w:top w:w="85" w:type="dxa"/>
+              <w:bottom w:w="85" w:type="dxa"/>
+              <w:left w:w="120" w:type="dxa"/>
+              <w:right w:w="120" w:type="dxa"/>
+            </w:tcMar>
+          </w:tcPr>
+          <w:p>
+            <w:pPr>
+              <w:spacing w:before="0" w:after="0" w:line="274" w:lineRule="auto"/>
+            </w:pPr>
+            <w:r>
+              <w:rPr>
+                <w:rFonts w:ascii="Aptos" w:hAnsi="Aptos" w:cs="Aptos" w:eastAsia="Aptos"/>
+                <w:b w:val="0"/>
+                <w:i w:val="0"/>
+                <w:color w:val="2B2B2B"/>
+                <w:sz w:val="17"/>
+              </w:rPr>
+              <w:t>Em aberto</w:t>
+            </w:r>
+          </w:p>
+        </w:tc>
+      </w:tr>
+      <w:tr>
+        <w:trPr>
+          <w:cantSplit/>
+        </w:trPr>
+        <w:tc>
+          <w:tcPr>
+            <w:tcW w:type="dxa" w:w="680"/>
+            <w:tcBorders>
+              <w:top w:val="nil"/>
+              <w:left w:val="nil"/>
+              <w:bottom w:val="single" w:sz="4" w:space="0" w:color="D7DEE5"/>
+              <w:right w:val="nil"/>
+            </w:tcBorders>
+            <w:shd w:val="clear" w:color="auto" w:fill="F8FAFC"/>
+            <w:tcMar>
+              <w:top w:w="85" w:type="dxa"/>
+              <w:bottom w:w="85" w:type="dxa"/>
+              <w:left w:w="120" w:type="dxa"/>
+              <w:right w:w="120" w:type="dxa"/>
+            </w:tcMar>
+          </w:tcPr>
+          <w:p>
+            <w:pPr>
+              <w:spacing w:before="0" w:after="0" w:line="274" w:lineRule="auto"/>
+            </w:pPr>
+            <w:r>
+              <w:rPr>
+                <w:rFonts w:ascii="Aptos" w:hAnsi="Aptos" w:cs="Aptos" w:eastAsia="Aptos"/>
+                <w:b w:val="0"/>
+                <w:i w:val="0"/>
+                <w:color w:val="2B2B2B"/>
+                <w:sz w:val="17"/>
+              </w:rPr>
+              <w:t>9</w:t>
+            </w:r>
+          </w:p>
+        </w:tc>
+        <w:tc>
+          <w:tcPr>
+            <w:tcW w:type="dxa" w:w="6917"/>
+            <w:tcBorders>
+              <w:top w:val="nil"/>
+              <w:left w:val="nil"/>
+              <w:bottom w:val="single" w:sz="4" w:space="0" w:color="D7DEE5"/>
+              <w:right w:val="nil"/>
+            </w:tcBorders>
+            <w:shd w:val="clear" w:color="auto" w:fill="F8FAFC"/>
+            <w:tcMar>
+              <w:top w:w="85" w:type="dxa"/>
+              <w:bottom w:w="85" w:type="dxa"/>
+              <w:left w:w="120" w:type="dxa"/>
+              <w:right w:w="120" w:type="dxa"/>
+            </w:tcMar>
+          </w:tcPr>
+          <w:p>
+            <w:pPr>
+              <w:spacing w:before="0" w:after="0" w:line="274" w:lineRule="auto"/>
+            </w:pPr>
+            <w:r>
+              <w:rPr>
+                <w:rFonts w:ascii="Aptos" w:hAnsi="Aptos" w:cs="Aptos" w:eastAsia="Aptos"/>
+                <w:b w:val="0"/>
+                <w:i w:val="0"/>
+                <w:color w:val="2B2B2B"/>
+                <w:sz w:val="17"/>
+              </w:rPr>
+              <w:t>Havendo conflito entre os dois diplomas, prevalece a especialidade do Decreto-Lei n.º 276/2001 quanto aos alojamentos ou a posterioridade do Decreto-Lei n.º 314/2003, à luz do n.º 3 do artigo 7.º do Código Civil?</w:t>
+            </w:r>
+          </w:p>
+        </w:tc>
+        <w:tc>
+          <w:tcPr>
+            <w:tcW w:type="dxa" w:w="1701"/>
+            <w:tcBorders>
+              <w:top w:val="nil"/>
+              <w:left w:val="nil"/>
+              <w:bottom w:val="single" w:sz="4" w:space="0" w:color="D7DEE5"/>
+              <w:right w:val="nil"/>
+            </w:tcBorders>
+            <w:shd w:val="clear" w:color="auto" w:fill="F8FAFC"/>
+            <w:tcMar>
+              <w:top w:w="85" w:type="dxa"/>
+              <w:bottom w:w="85" w:type="dxa"/>
+              <w:left w:w="120" w:type="dxa"/>
+              <w:right w:w="120" w:type="dxa"/>
+            </w:tcMar>
+          </w:tcPr>
+          <w:p>
+            <w:pPr>
+              <w:spacing w:before="0" w:after="0" w:line="274" w:lineRule="auto"/>
+            </w:pPr>
+            <w:r>
+              <w:rPr>
+                <w:rFonts w:ascii="Aptos" w:hAnsi="Aptos" w:cs="Aptos" w:eastAsia="Aptos"/>
+                <w:b w:val="0"/>
+                <w:i w:val="0"/>
+                <w:color w:val="2B2B2B"/>
+                <w:sz w:val="17"/>
+              </w:rPr>
+              <w:t>Em aberto</w:t>
+            </w:r>
+          </w:p>
+        </w:tc>
+      </w:tr>
+    </w:tbl>
+    <w:p>
+      <w:pPr>
+        <w:spacing w:before="40" w:after="180" w:line="293" w:lineRule="auto"/>
+      </w:pPr>
+    </w:p>
+    <w:p>
+      <w:pPr>
+        <w:keepNext/>
+        <w:spacing w:before="260" w:after="80" w:line="293" w:lineRule="auto"/>
+      </w:pPr>
+      <w:r>
+        <w:rPr>
+          <w:rFonts w:ascii="Aptos" w:hAnsi="Aptos" w:cs="Aptos" w:eastAsia="Aptos"/>
+          <w:b/>
+          <w:i w:val="0"/>
+          <w:color w:val="7C8894"/>
+          <w:sz w:val="21"/>
+        </w:rPr>
+        <w:t xml:space="preserve">16.1  </w:t>
+      </w:r>
+      <w:r>
+        <w:rPr>
+          <w:rFonts w:ascii="Aptos" w:hAnsi="Aptos" w:cs="Aptos" w:eastAsia="Aptos"/>
+          <w:b/>
+          <w:i w:val="0"/>
+          <w:color w:val="35506B"/>
+          <w:sz w:val="21"/>
+        </w:rPr>
+        <w:t>Limites materiais da análise</w:t>
+      </w:r>
     </w:p>
     <w:p>
       <w:pPr>
@@ -6706,7 +8864,7 @@
           <w:color w:val="2B2B2B"/>
           <w:sz w:val="20"/>
         </w:rPr>
-        <w:t>Não há decisão judicial, parecer publicado nem orientação administrativa que resolva expressamente a questão. A conclusão é interpretativa.</w:t>
+        <w:t>Não há decisão judicial, parecer publicado nem orientação administrativa que resolva expressamente a questão central. A conclusão é interpretativa.</w:t>
       </w:r>
     </w:p>
     <w:p>
@@ -6754,7 +8912,7 @@
           <w:color w:val="2B2B2B"/>
           <w:sz w:val="20"/>
         </w:rPr>
-        <w:t>». A resposta proposta é que essa alínea delimita o âmbito do artigo 3.º no seu conjunto, e que o n.º 1 alcança efetivamente o quintal; o que não faz é converter o «fogo» do n.º 2 em «prédio».</w:t>
+        <w:t>». A resposta proposta é que essa alínea delimita o âmbito do artigo 3.º no seu conjunto, e que o n.º 1 alcança efetivamente o quintal; o que não faz é converter o «fogo» do n.º 2 em «prédio». É matéria da questão 6.</w:t>
       </w:r>
     </w:p>
     <w:p>
@@ -6850,7 +9008,7 @@
           <w:color w:val="2B2B2B"/>
           <w:sz w:val="20"/>
         </w:rPr>
-        <w:t xml:space="preserve"> em suporte oficial, nem o processo legislativo do Decreto-Lei n.º 315/2003, que poderia esclarecer a génese da ressalva da al. p).</w:t>
+        <w:t xml:space="preserve"> em suporte oficial, nem o processo legislativo do Decreto-Lei n.º 315/2003, que poderia esclarecer a génese da ressalva da al. p). É matéria da questão 2.</w:t>
       </w:r>
     </w:p>
     <w:p>
@@ -6926,7 +9084,7 @@
           <w:color w:val="2B2B2B"/>
           <w:sz w:val="20"/>
         </w:rPr>
-        <w:t xml:space="preserve">Não se testou a hipótese de o alojamento estar em </w:t>
+        <w:t xml:space="preserve">Os textos do n.º 2 do artigo 112.º da Constituição e do artigo 7.º do Código Civil, usados no capítulo 13, foram lidos em compilador privado, por as fontes oficiais consultadas não terem devolvido esses artigos. </w:t>
       </w:r>
       <w:r>
         <w:rPr>
@@ -6936,7 +9094,7 @@
           <w:color w:val="2B2B2B"/>
           <w:sz w:val="20"/>
         </w:rPr>
-        <w:t>fracção autónoma</w:t>
+        <w:t>A conferir</w:t>
       </w:r>
       <w:r>
         <w:rPr>
@@ -6946,7 +9104,7 @@
           <w:color w:val="2B2B2B"/>
           <w:sz w:val="20"/>
         </w:rPr>
-        <w:t>, caso em que acrescem o n.º 3 do artigo 3.º e o regime da propriedade horizontal. Fica por analisar.</w:t>
+        <w:t xml:space="preserve"> contra o texto oficial.</w:t>
       </w:r>
     </w:p>
     <w:p>
@@ -6962,7 +9120,7 @@
           <w:color w:val="5C7891"/>
           <w:sz w:val="27"/>
         </w:rPr>
-        <w:t xml:space="preserve">16.  </w:t>
+        <w:t xml:space="preserve">17.  </w:t>
       </w:r>
       <w:r>
         <w:rPr>

--- a/criador informal/Estudo_Limites_por_Fogo.docx
+++ b/criador informal/Estudo_Limites_por_Fogo.docx
@@ -259,7 +259,7 @@
           <w:color w:val="2B2B2B"/>
           <w:sz w:val="20"/>
         </w:rPr>
-        <w:t>Esta síntese é o resumo de leitura rápida do estudo. Cada ponto é autónomo e cabe num parágrafo, com remissão para o capítulo que o desenvolve. É atualizada sempre que uma das questões do capítulo 16 recebe resposta.</w:t>
+        <w:t>Esta síntese é o resumo de leitura rápida do estudo. Cada ponto é autónomo e cabe num parágrafo, com remissão para o capítulo que o desenvolve. É atualizada sempre que uma das questões do capítulo 17 recebe resposta.</w:t>
       </w:r>
     </w:p>
     <w:tbl>
@@ -562,6 +562,54 @@
           <w:color w:val="2B2B2B"/>
           <w:sz w:val="20"/>
         </w:rPr>
+        <w:t xml:space="preserve">A </w:t>
+      </w:r>
+      <w:r>
+        <w:rPr>
+          <w:rFonts w:ascii="Aptos" w:hAnsi="Aptos" w:cs="Aptos" w:eastAsia="Aptos"/>
+          <w:b/>
+          <w:i w:val="0"/>
+          <w:color w:val="2B2B2B"/>
+          <w:sz w:val="20"/>
+        </w:rPr>
+        <w:t>única ponte expressa</w:t>
+      </w:r>
+      <w:r>
+        <w:rPr>
+          <w:rFonts w:ascii="Aptos" w:hAnsi="Aptos" w:cs="Aptos" w:eastAsia="Aptos"/>
+          <w:b w:val="0"/>
+          <w:i w:val="0"/>
+          <w:color w:val="2B2B2B"/>
+          <w:sz w:val="20"/>
+        </w:rPr>
+        <w:t xml:space="preserve"> entre os dois diplomas é a al. p) do n.º 1 do artigo 2.º do Decreto-Lei n.º 276/2001, acrescentada pelo Decreto-Lei n.º 315/2003 no mesmo Diário da República em que saiu o Decreto-Lei n.º 314/2003. Exclui do conceito de hospedagem sem fins lucrativos o alojamento em fração autónoma — o único espaço onde a diferenciação material é impossível. Tendo o legislador cruzado os dois diplomas uma única vez e para efeito tão estreito, o silêncio quanto à lotação é qualificado. Capítulo 14.</w:t>
+      </w:r>
+    </w:p>
+    <w:p>
+      <w:pPr>
+        <w:spacing w:before="0" w:after="100" w:line="293" w:lineRule="auto"/>
+        <w:ind w:left="408" w:hanging="408"/>
+        <w:jc w:val="both"/>
+      </w:pPr>
+      <w:r>
+        <w:rPr>
+          <w:rFonts w:ascii="Aptos" w:hAnsi="Aptos" w:cs="Aptos" w:eastAsia="Aptos"/>
+          <w:b/>
+          <w:i w:val="0"/>
+          <w:color w:val="5C7891"/>
+          <w:sz w:val="20"/>
+        </w:rPr>
+        <w:t>6.</w:t>
+        <w:tab/>
+      </w:r>
+      <w:r>
+        <w:rPr>
+          <w:rFonts w:ascii="Aptos" w:hAnsi="Aptos" w:cs="Aptos" w:eastAsia="Aptos"/>
+          <w:b w:val="0"/>
+          <w:i w:val="0"/>
+          <w:color w:val="2B2B2B"/>
+          <w:sz w:val="20"/>
+        </w:rPr>
         <w:t xml:space="preserve">O </w:t>
       </w:r>
       <w:r>
@@ -619,7 +667,7 @@
           <w:color w:val="5C7891"/>
           <w:sz w:val="20"/>
         </w:rPr>
-        <w:t>6.</w:t>
+        <w:t>7.</w:t>
         <w:tab/>
       </w:r>
       <w:r>
@@ -640,7 +688,7 @@
           <w:color w:val="2B2B2B"/>
           <w:sz w:val="20"/>
         </w:rPr>
-        <w:t xml:space="preserve"> Quem tem o alojamento registado mas mantém os animais integrados na casa, como animais do agregado, continua sujeito ao n.º 2. O registo não cria, por si, caminho acima de seis animais dentro do fogo. Capítulo 15.</w:t>
+        <w:t xml:space="preserve"> Quem tem o alojamento registado mas mantém os animais integrados na casa, como animais do agregado, continua sujeito ao n.º 2. O registo não cria, por si, caminho acima de seis animais dentro do fogo. Capítulo 16.</w:t>
       </w:r>
     </w:p>
     <w:tbl>
@@ -695,7 +743,7 @@
                 <w:color w:val="2B2B2B"/>
                 <w:sz w:val="19"/>
               </w:rPr>
-              <w:t>Não se localizou decisão judicial, parecer publicado nem orientação administrativa que resolva expressamente a questão. A conclusão é interpretativa e o capítulo 16 declara os seus limites e enumera as questões ainda por responder.</w:t>
+              <w:t>Não se localizou decisão judicial, parecer publicado nem orientação administrativa que resolva expressamente a questão. A conclusão é interpretativa e o capítulo 17 declara os seus limites e enumera as questões ainda por responder.</w:t>
             </w:r>
           </w:p>
         </w:tc>
@@ -7338,6 +7386,14 @@
     </w:p>
     <w:p>
       <w:pPr>
+        <w:spacing w:before="0" w:after="0" w:line="293" w:lineRule="auto"/>
+      </w:pPr>
+      <w:r>
+        <w:br w:type="page"/>
+      </w:r>
+    </w:p>
+    <w:p>
+      <w:pPr>
         <w:keepNext/>
         <w:spacing w:before="360" w:after="40" w:line="293" w:lineRule="auto"/>
       </w:pPr>
@@ -7350,6 +7406,1398 @@
           <w:sz w:val="27"/>
         </w:rPr>
         <w:t xml:space="preserve">14.  </w:t>
+      </w:r>
+      <w:r>
+        <w:rPr>
+          <w:rFonts w:ascii="Aptos" w:hAnsi="Aptos" w:cs="Aptos" w:eastAsia="Aptos"/>
+          <w:b/>
+          <w:i w:val="0"/>
+          <w:color w:val="35506B"/>
+          <w:sz w:val="27"/>
+        </w:rPr>
+        <w:t>A remissão da al. p) do n.º 1 do artigo 2.º do Decreto-Lei n.º 276/2001</w:t>
+      </w:r>
+    </w:p>
+    <w:p>
+      <w:pPr>
+        <w:keepNext/>
+        <w:pBdr>
+          <w:bottom w:val="single" w:sz="4" w:space="1" w:color="D7DEE5"/>
+        </w:pBdr>
+        <w:spacing w:before="0" w:after="160" w:line="40" w:lineRule="exact"/>
+      </w:pPr>
+    </w:p>
+    <w:tbl>
+      <w:tblPr>
+        <w:tblW w:type="auto" w:w="0"/>
+        <w:jc w:val="center"/>
+        <w:tblBorders>
+          <w:top w:val="nil"/>
+          <w:left w:val="nil"/>
+          <w:bottom w:val="nil"/>
+          <w:right w:val="nil"/>
+          <w:insideH w:val="nil"/>
+          <w:insideV w:val="nil"/>
+        </w:tblBorders>
+        <w:tblLayout w:type="fixed"/>
+        <w:tblLook w:firstColumn="1" w:firstRow="1" w:lastColumn="0" w:lastRow="0" w:noHBand="0" w:noVBand="1" w:val="04A0"/>
+      </w:tblPr>
+      <w:tblGrid>
+        <w:gridCol w:w="9412"/>
+      </w:tblGrid>
+      <w:tr>
+        <w:trPr>
+          <w:cantSplit/>
+        </w:trPr>
+        <w:tc>
+          <w:tcPr>
+            <w:tcW w:type="dxa" w:w="9411"/>
+            <w:tcBorders>
+              <w:top w:val="nil"/>
+              <w:left w:val="single" w:sz="18" w:space="0" w:color="D8C9AE"/>
+              <w:bottom w:val="nil"/>
+              <w:right w:val="nil"/>
+            </w:tcBorders>
+            <w:shd w:val="clear" w:color="auto" w:fill="F7F4ED"/>
+            <w:tcMar>
+              <w:top w:w="130" w:type="dxa"/>
+              <w:bottom w:w="130" w:type="dxa"/>
+              <w:left w:w="200" w:type="dxa"/>
+              <w:right w:w="180" w:type="dxa"/>
+            </w:tcMar>
+          </w:tcPr>
+          <w:p>
+            <w:pPr>
+              <w:spacing w:before="0" w:after="0" w:line="293" w:lineRule="auto"/>
+              <w:jc w:val="both"/>
+            </w:pPr>
+            <w:r>
+              <w:rPr>
+                <w:rFonts w:ascii="Aptos" w:hAnsi="Aptos" w:cs="Aptos" w:eastAsia="Aptos"/>
+                <w:b w:val="0"/>
+                <w:i w:val="0"/>
+                <w:color w:val="2B2B2B"/>
+                <w:sz w:val="20"/>
+              </w:rPr>
+              <w:t xml:space="preserve">A remissão é </w:t>
+            </w:r>
+            <w:r>
+              <w:rPr>
+                <w:rFonts w:ascii="Aptos" w:hAnsi="Aptos" w:cs="Aptos" w:eastAsia="Aptos"/>
+                <w:b/>
+                <w:i w:val="0"/>
+                <w:color w:val="2B2B2B"/>
+                <w:sz w:val="20"/>
+              </w:rPr>
+              <w:t>coerente e deliberada</w:t>
+            </w:r>
+            <w:r>
+              <w:rPr>
+                <w:rFonts w:ascii="Aptos" w:hAnsi="Aptos" w:cs="Aptos" w:eastAsia="Aptos"/>
+                <w:b w:val="0"/>
+                <w:i w:val="0"/>
+                <w:color w:val="2B2B2B"/>
+                <w:sz w:val="20"/>
+              </w:rPr>
+              <w:t>, e não um lapso. O seu efeito é o inverso do que aparenta: reforça a conclusão de que os limites por fogo não fixam a lotação dos alojamentos registados.</w:t>
+            </w:r>
+          </w:p>
+        </w:tc>
+      </w:tr>
+    </w:tbl>
+    <w:p>
+      <w:pPr>
+        <w:spacing w:before="0" w:after="180" w:line="293" w:lineRule="auto"/>
+      </w:pPr>
+    </w:p>
+    <w:p>
+      <w:pPr>
+        <w:keepNext/>
+        <w:spacing w:before="260" w:after="80" w:line="293" w:lineRule="auto"/>
+      </w:pPr>
+      <w:r>
+        <w:rPr>
+          <w:rFonts w:ascii="Aptos" w:hAnsi="Aptos" w:cs="Aptos" w:eastAsia="Aptos"/>
+          <w:b/>
+          <w:i w:val="0"/>
+          <w:color w:val="7C8894"/>
+          <w:sz w:val="21"/>
+        </w:rPr>
+        <w:t xml:space="preserve">14.1  </w:t>
+      </w:r>
+      <w:r>
+        <w:rPr>
+          <w:rFonts w:ascii="Aptos" w:hAnsi="Aptos" w:cs="Aptos" w:eastAsia="Aptos"/>
+          <w:b/>
+          <w:i w:val="0"/>
+          <w:color w:val="35506B"/>
+          <w:sz w:val="21"/>
+        </w:rPr>
+        <w:t>A génese, documentada</w:t>
+      </w:r>
+    </w:p>
+    <w:p>
+      <w:pPr>
+        <w:spacing w:before="0" w:after="140" w:line="293" w:lineRule="auto"/>
+        <w:jc w:val="both"/>
+      </w:pPr>
+      <w:r>
+        <w:rPr>
+          <w:rFonts w:ascii="Aptos" w:hAnsi="Aptos" w:cs="Aptos" w:eastAsia="Aptos"/>
+          <w:b w:val="0"/>
+          <w:i w:val="0"/>
+          <w:color w:val="2B2B2B"/>
+          <w:sz w:val="20"/>
+        </w:rPr>
+        <w:t>A remissão não existia em 2001. No Diário da República n.º 241, de 17 de outubro de 2001, a alínea lia-se apenas:</w:t>
+      </w:r>
+    </w:p>
+    <w:tbl>
+      <w:tblPr>
+        <w:tblW w:type="auto" w:w="0"/>
+        <w:jc w:val="center"/>
+        <w:tblBorders>
+          <w:top w:val="nil"/>
+          <w:left w:val="nil"/>
+          <w:bottom w:val="nil"/>
+          <w:right w:val="nil"/>
+          <w:insideH w:val="nil"/>
+          <w:insideV w:val="nil"/>
+        </w:tblBorders>
+        <w:tblLayout w:type="fixed"/>
+        <w:tblLook w:firstColumn="1" w:firstRow="1" w:lastColumn="0" w:lastRow="0" w:noHBand="0" w:noVBand="1" w:val="04A0"/>
+      </w:tblPr>
+      <w:tblGrid>
+        <w:gridCol w:w="9412"/>
+      </w:tblGrid>
+      <w:tr>
+        <w:trPr>
+          <w:cantSplit/>
+        </w:trPr>
+        <w:tc>
+          <w:tcPr>
+            <w:tcW w:type="dxa" w:w="9411"/>
+            <w:tcBorders>
+              <w:top w:val="nil"/>
+              <w:left w:val="single" w:sz="18" w:space="0" w:color="A9C2D8"/>
+              <w:bottom w:val="nil"/>
+              <w:right w:val="nil"/>
+            </w:tcBorders>
+            <w:shd w:val="clear" w:color="auto" w:fill="F3F6F9"/>
+            <w:tcMar>
+              <w:top w:w="130" w:type="dxa"/>
+              <w:bottom w:w="130" w:type="dxa"/>
+              <w:left w:w="200" w:type="dxa"/>
+              <w:right w:w="180" w:type="dxa"/>
+            </w:tcMar>
+          </w:tcPr>
+          <w:p>
+            <w:pPr>
+              <w:spacing w:before="0" w:after="0" w:line="293" w:lineRule="auto"/>
+              <w:jc w:val="both"/>
+            </w:pPr>
+            <w:r>
+              <w:rPr>
+                <w:rFonts w:ascii="Aptos" w:hAnsi="Aptos" w:cs="Aptos" w:eastAsia="Aptos"/>
+                <w:b w:val="0"/>
+                <w:i/>
+                <w:color w:val="2B2B2B"/>
+                <w:sz w:val="19"/>
+              </w:rPr>
+              <w:t>p) «Hospedagem sem fins lucrativos» alojamento, permanente ou temporário, de animais de companhia que não vise a obtenção de rendimentos;</w:t>
+            </w:r>
+          </w:p>
+          <w:p>
+            <w:pPr>
+              <w:spacing w:before="120" w:after="0" w:line="293" w:lineRule="auto"/>
+            </w:pPr>
+            <w:r>
+              <w:rPr>
+                <w:rFonts w:ascii="Aptos" w:hAnsi="Aptos" w:cs="Aptos" w:eastAsia="Aptos"/>
+                <w:b w:val="0"/>
+                <w:i w:val="0"/>
+                <w:color w:val="7C8894"/>
+                <w:sz w:val="15"/>
+              </w:rPr>
+              <w:t>Al. p) do artigo 2.º do Decreto-Lei n.º 276/2001, texto original de 17.10.2001</w:t>
+            </w:r>
+          </w:p>
+        </w:tc>
+      </w:tr>
+    </w:tbl>
+    <w:p>
+      <w:pPr>
+        <w:spacing w:before="0" w:after="180" w:line="293" w:lineRule="auto"/>
+      </w:pPr>
+    </w:p>
+    <w:p>
+      <w:pPr>
+        <w:spacing w:before="0" w:after="140" w:line="293" w:lineRule="auto"/>
+        <w:jc w:val="both"/>
+      </w:pPr>
+      <w:r>
+        <w:rPr>
+          <w:rFonts w:ascii="Aptos" w:hAnsi="Aptos" w:cs="Aptos" w:eastAsia="Aptos"/>
+          <w:b w:val="0"/>
+          <w:i w:val="0"/>
+          <w:color w:val="2B2B2B"/>
+          <w:sz w:val="20"/>
+        </w:rPr>
+        <w:t xml:space="preserve">A ressalva foi acrescentada pelo </w:t>
+      </w:r>
+      <w:r>
+        <w:rPr>
+          <w:rFonts w:ascii="Aptos" w:hAnsi="Aptos" w:cs="Aptos" w:eastAsia="Aptos"/>
+          <w:b/>
+          <w:i w:val="0"/>
+          <w:color w:val="2B2B2B"/>
+          <w:sz w:val="20"/>
+        </w:rPr>
+        <w:t>Decreto-Lei n.º 315/2003, de 17 de dezembro</w:t>
+      </w:r>
+      <w:r>
+        <w:rPr>
+          <w:rFonts w:ascii="Aptos" w:hAnsi="Aptos" w:cs="Aptos" w:eastAsia="Aptos"/>
+          <w:b w:val="0"/>
+          <w:i w:val="0"/>
+          <w:color w:val="2B2B2B"/>
+          <w:sz w:val="20"/>
+        </w:rPr>
+        <w:t xml:space="preserve">, que alterou o artigo 2.º do Decreto-Lei n.º 276/2001. Esse diploma foi publicado no </w:t>
+      </w:r>
+      <w:r>
+        <w:rPr>
+          <w:rFonts w:ascii="Aptos" w:hAnsi="Aptos" w:cs="Aptos" w:eastAsia="Aptos"/>
+          <w:b/>
+          <w:i w:val="0"/>
+          <w:color w:val="2B2B2B"/>
+          <w:sz w:val="20"/>
+        </w:rPr>
+        <w:t>Diário da República n.º 290, de 17 de dezembro de 2003 — o mesmo número em que foi publicado o Decreto-Lei n.º 314/2003</w:t>
+      </w:r>
+      <w:r>
+        <w:rPr>
+          <w:rFonts w:ascii="Aptos" w:hAnsi="Aptos" w:cs="Aptos" w:eastAsia="Aptos"/>
+          <w:b w:val="0"/>
+          <w:i w:val="0"/>
+          <w:color w:val="2B2B2B"/>
+          <w:sz w:val="20"/>
+        </w:rPr>
+        <w:t>. São diplomas gémeos, saídos juntos.</w:t>
+      </w:r>
+    </w:p>
+    <w:tbl>
+      <w:tblPr>
+        <w:tblW w:type="auto" w:w="0"/>
+        <w:jc w:val="center"/>
+        <w:tblBorders>
+          <w:top w:val="nil"/>
+          <w:left w:val="nil"/>
+          <w:bottom w:val="nil"/>
+          <w:right w:val="nil"/>
+          <w:insideH w:val="nil"/>
+          <w:insideV w:val="nil"/>
+        </w:tblBorders>
+        <w:tblLayout w:type="fixed"/>
+        <w:tblLook w:firstColumn="1" w:firstRow="1" w:lastColumn="0" w:lastRow="0" w:noHBand="0" w:noVBand="1" w:val="04A0"/>
+      </w:tblPr>
+      <w:tblGrid>
+        <w:gridCol w:w="9412"/>
+      </w:tblGrid>
+      <w:tr>
+        <w:trPr>
+          <w:cantSplit/>
+        </w:trPr>
+        <w:tc>
+          <w:tcPr>
+            <w:tcW w:type="dxa" w:w="9411"/>
+            <w:tcBorders>
+              <w:top w:val="nil"/>
+              <w:left w:val="single" w:sz="18" w:space="0" w:color="A9C2D8"/>
+              <w:bottom w:val="nil"/>
+              <w:right w:val="nil"/>
+            </w:tcBorders>
+            <w:shd w:val="clear" w:color="auto" w:fill="F3F6F9"/>
+            <w:tcMar>
+              <w:top w:w="130" w:type="dxa"/>
+              <w:bottom w:w="130" w:type="dxa"/>
+              <w:left w:w="200" w:type="dxa"/>
+              <w:right w:w="180" w:type="dxa"/>
+            </w:tcMar>
+          </w:tcPr>
+          <w:p>
+            <w:pPr>
+              <w:spacing w:before="0" w:after="0" w:line="293" w:lineRule="auto"/>
+              <w:jc w:val="both"/>
+            </w:pPr>
+            <w:r>
+              <w:rPr>
+                <w:rFonts w:ascii="Aptos" w:hAnsi="Aptos" w:cs="Aptos" w:eastAsia="Aptos"/>
+                <w:b w:val="0"/>
+                <w:i/>
+                <w:color w:val="2B2B2B"/>
+                <w:sz w:val="19"/>
+              </w:rPr>
+              <w:t>p) «Hospedagem sem fins lucrativos», alojamento, permanente ou temporário, de animais de companhia que não vise a obtenção de rendimentos, com excepção das referidas no n.º 3 do artigo 3.º do diploma que aprova o Plano Nacional de Luta e Vigilância da Raiva Animal e outras Zoonoses;</w:t>
+            </w:r>
+          </w:p>
+          <w:p>
+            <w:pPr>
+              <w:spacing w:before="120" w:after="0" w:line="293" w:lineRule="auto"/>
+            </w:pPr>
+            <w:r>
+              <w:rPr>
+                <w:rFonts w:ascii="Aptos" w:hAnsi="Aptos" w:cs="Aptos" w:eastAsia="Aptos"/>
+                <w:b w:val="0"/>
+                <w:i w:val="0"/>
+                <w:color w:val="7C8894"/>
+                <w:sz w:val="15"/>
+              </w:rPr>
+              <w:t>Al. p) do n.º 1 do artigo 2.º do Decreto-Lei n.º 276/2001, na redação do Decreto-Lei n.º 315/2003</w:t>
+            </w:r>
+          </w:p>
+        </w:tc>
+      </w:tr>
+    </w:tbl>
+    <w:p>
+      <w:pPr>
+        <w:spacing w:before="0" w:after="180" w:line="293" w:lineRule="auto"/>
+      </w:pPr>
+    </w:p>
+    <w:p>
+      <w:pPr>
+        <w:spacing w:before="0" w:after="140" w:line="293" w:lineRule="auto"/>
+        <w:jc w:val="both"/>
+      </w:pPr>
+      <w:r>
+        <w:rPr>
+          <w:rFonts w:ascii="Aptos" w:hAnsi="Aptos" w:cs="Aptos" w:eastAsia="Aptos"/>
+          <w:b w:val="0"/>
+          <w:i w:val="0"/>
+          <w:color w:val="2B2B2B"/>
+          <w:sz w:val="20"/>
+        </w:rPr>
+        <w:t>O referente só pode ser o Decreto-Lei n.º 314/2003. O Decreto-Lei n.º 91/2001, de 23 de março, que aquele revogou, tem no artigo 3.º uma norma de definições com alíneas e sem números, pelo que não tem n.º 3; e a Portaria n.º 81/2002, de 24 de janeiro, tem no artigo 3.º a vacinação anti-rábica em regime de campanha, com dois números apenas. Nenhum dos dois comporta a remissão.</w:t>
+      </w:r>
+    </w:p>
+    <w:tbl>
+      <w:tblPr>
+        <w:tblW w:type="auto" w:w="0"/>
+        <w:jc w:val="center"/>
+        <w:tblBorders>
+          <w:top w:val="nil"/>
+          <w:left w:val="nil"/>
+          <w:bottom w:val="nil"/>
+          <w:right w:val="nil"/>
+          <w:insideH w:val="nil"/>
+          <w:insideV w:val="nil"/>
+        </w:tblBorders>
+        <w:tblLayout w:type="fixed"/>
+        <w:tblLook w:firstColumn="1" w:firstRow="1" w:lastColumn="0" w:lastRow="0" w:noHBand="0" w:noVBand="1" w:val="04A0"/>
+      </w:tblPr>
+      <w:tblGrid>
+        <w:gridCol w:w="9412"/>
+      </w:tblGrid>
+      <w:tr>
+        <w:trPr>
+          <w:cantSplit/>
+        </w:trPr>
+        <w:tc>
+          <w:tcPr>
+            <w:tcW w:type="dxa" w:w="9411"/>
+            <w:tcBorders>
+              <w:top w:val="nil"/>
+              <w:left w:val="single" w:sz="18" w:space="0" w:color="E0BEBA"/>
+              <w:bottom w:val="nil"/>
+              <w:right w:val="nil"/>
+            </w:tcBorders>
+            <w:shd w:val="clear" w:color="auto" w:fill="FAF2F1"/>
+            <w:tcMar>
+              <w:top w:w="130" w:type="dxa"/>
+              <w:bottom w:w="130" w:type="dxa"/>
+              <w:left w:w="200" w:type="dxa"/>
+              <w:right w:w="180" w:type="dxa"/>
+            </w:tcMar>
+          </w:tcPr>
+          <w:p>
+            <w:pPr>
+              <w:spacing w:before="0" w:after="0" w:line="293" w:lineRule="auto"/>
+              <w:jc w:val="both"/>
+            </w:pPr>
+            <w:r>
+              <w:rPr>
+                <w:rFonts w:ascii="Aptos" w:hAnsi="Aptos" w:cs="Aptos" w:eastAsia="Aptos"/>
+                <w:b/>
+                <w:i w:val="0"/>
+                <w:color w:val="2B2B2B"/>
+                <w:sz w:val="19"/>
+              </w:rPr>
+              <w:t>Designação usada.</w:t>
+            </w:r>
+            <w:r>
+              <w:rPr>
+                <w:rFonts w:ascii="Aptos" w:hAnsi="Aptos" w:cs="Aptos" w:eastAsia="Aptos"/>
+                <w:b w:val="0"/>
+                <w:i w:val="0"/>
+                <w:color w:val="2B2B2B"/>
+                <w:sz w:val="19"/>
+              </w:rPr>
+              <w:t xml:space="preserve"> A alínea fala em «Plano Nacional de Luta e Vigilância da Raiva Animal e outras Zoonoses». O Decreto-Lei n.º 314/2003 chama-lhe «Programa Nacional de Luta e Vigilância </w:t>
+            </w:r>
+            <w:r>
+              <w:rPr>
+                <w:rFonts w:ascii="Aptos" w:hAnsi="Aptos" w:cs="Aptos" w:eastAsia="Aptos"/>
+                <w:b/>
+                <w:i w:val="0"/>
+                <w:color w:val="2B2B2B"/>
+                <w:sz w:val="19"/>
+              </w:rPr>
+              <w:t>Epidemiológica</w:t>
+            </w:r>
+            <w:r>
+              <w:rPr>
+                <w:rFonts w:ascii="Aptos" w:hAnsi="Aptos" w:cs="Aptos" w:eastAsia="Aptos"/>
+                <w:b w:val="0"/>
+                <w:i w:val="0"/>
+                <w:color w:val="2B2B2B"/>
+                <w:sz w:val="19"/>
+              </w:rPr>
+              <w:t xml:space="preserve"> da Raiva Animal e Outras Zoonoses». A designação da alínea é a do vocabulário de 2001, que oscilava entre «Plano» e «Programa» dentro do próprio Decreto-Lei n.º 91/2001. É desleixo de redação, não vício de remissão.</w:t>
+            </w:r>
+          </w:p>
+        </w:tc>
+      </w:tr>
+    </w:tbl>
+    <w:p>
+      <w:pPr>
+        <w:spacing w:before="0" w:after="180" w:line="293" w:lineRule="auto"/>
+      </w:pPr>
+    </w:p>
+    <w:p>
+      <w:pPr>
+        <w:keepNext/>
+        <w:spacing w:before="260" w:after="80" w:line="293" w:lineRule="auto"/>
+      </w:pPr>
+      <w:r>
+        <w:rPr>
+          <w:rFonts w:ascii="Aptos" w:hAnsi="Aptos" w:cs="Aptos" w:eastAsia="Aptos"/>
+          <w:b/>
+          <w:i w:val="0"/>
+          <w:color w:val="7C8894"/>
+          <w:sz w:val="21"/>
+        </w:rPr>
+        <w:t xml:space="preserve">14.2  </w:t>
+      </w:r>
+      <w:r>
+        <w:rPr>
+          <w:rFonts w:ascii="Aptos" w:hAnsi="Aptos" w:cs="Aptos" w:eastAsia="Aptos"/>
+          <w:b/>
+          <w:i w:val="0"/>
+          <w:color w:val="35506B"/>
+          <w:sz w:val="21"/>
+        </w:rPr>
+        <w:t>As duas leituras possíveis</w:t>
+      </w:r>
+    </w:p>
+    <w:p>
+      <w:pPr>
+        <w:spacing w:before="0" w:after="140" w:line="293" w:lineRule="auto"/>
+        <w:jc w:val="both"/>
+      </w:pPr>
+      <w:r>
+        <w:rPr>
+          <w:rFonts w:ascii="Aptos" w:hAnsi="Aptos" w:cs="Aptos" w:eastAsia="Aptos"/>
+          <w:b w:val="0"/>
+          <w:i w:val="0"/>
+          <w:color w:val="2B2B2B"/>
+          <w:sz w:val="20"/>
+        </w:rPr>
+        <w:t>O n.º 3 do artigo 3.º do Decreto-Lei n.º 314/2003 dispõe: «No caso de fracções autónomas em regime de propriedade horizontal, o regulamento do condomínio pode estabelecer um limite de animais inferior ao previsto no número anterior.»</w:t>
+      </w:r>
+    </w:p>
+    <w:tbl>
+      <w:tblPr>
+        <w:tblW w:type="auto" w:w="0"/>
+        <w:jc w:val="center"/>
+        <w:tblBorders>
+          <w:top w:val="nil"/>
+          <w:left w:val="nil"/>
+          <w:bottom w:val="nil"/>
+          <w:right w:val="nil"/>
+          <w:insideH w:val="nil"/>
+          <w:insideV w:val="nil"/>
+        </w:tblBorders>
+        <w:tblLayout w:type="fixed"/>
+        <w:tblLook w:firstColumn="1" w:firstRow="1" w:lastColumn="0" w:lastRow="0" w:noHBand="0" w:noVBand="1" w:val="04A0"/>
+      </w:tblPr>
+      <w:tblGrid>
+        <w:gridCol w:w="3137"/>
+        <w:gridCol w:w="3137"/>
+        <w:gridCol w:w="3137"/>
+      </w:tblGrid>
+      <w:tr>
+        <w:trPr>
+          <w:cantSplit/>
+          <w:tblHeader/>
+        </w:trPr>
+        <w:tc>
+          <w:tcPr>
+            <w:tcW w:type="dxa" w:w="1474"/>
+            <w:tcBorders>
+              <w:top w:val="nil"/>
+              <w:left w:val="nil"/>
+              <w:bottom w:val="single" w:sz="8" w:space="0" w:color="A9C2D8"/>
+              <w:right w:val="nil"/>
+            </w:tcBorders>
+            <w:shd w:val="clear" w:color="auto" w:fill="E9EFF4"/>
+            <w:tcMar>
+              <w:top w:w="90" w:type="dxa"/>
+              <w:bottom w:w="90" w:type="dxa"/>
+              <w:left w:w="120" w:type="dxa"/>
+              <w:right w:w="120" w:type="dxa"/>
+            </w:tcMar>
+          </w:tcPr>
+          <w:p>
+            <w:pPr>
+              <w:spacing w:before="0" w:after="0" w:line="293" w:lineRule="auto"/>
+            </w:pPr>
+            <w:r>
+              <w:rPr>
+                <w:rFonts w:ascii="Aptos" w:hAnsi="Aptos" w:cs="Aptos" w:eastAsia="Aptos"/>
+                <w:b/>
+                <w:i w:val="0"/>
+                <w:color w:val="35506B"/>
+                <w:sz w:val="17"/>
+              </w:rPr>
+              <w:t>Leitura</w:t>
+            </w:r>
+          </w:p>
+        </w:tc>
+        <w:tc>
+          <w:tcPr>
+            <w:tcW w:type="dxa" w:w="5896"/>
+            <w:tcBorders>
+              <w:top w:val="nil"/>
+              <w:left w:val="nil"/>
+              <w:bottom w:val="single" w:sz="8" w:space="0" w:color="A9C2D8"/>
+              <w:right w:val="nil"/>
+            </w:tcBorders>
+            <w:shd w:val="clear" w:color="auto" w:fill="E9EFF4"/>
+            <w:tcMar>
+              <w:top w:w="90" w:type="dxa"/>
+              <w:bottom w:w="90" w:type="dxa"/>
+              <w:left w:w="120" w:type="dxa"/>
+              <w:right w:w="120" w:type="dxa"/>
+            </w:tcMar>
+          </w:tcPr>
+          <w:p>
+            <w:pPr>
+              <w:spacing w:before="0" w:after="0" w:line="293" w:lineRule="auto"/>
+            </w:pPr>
+            <w:r>
+              <w:rPr>
+                <w:rFonts w:ascii="Aptos" w:hAnsi="Aptos" w:cs="Aptos" w:eastAsia="Aptos"/>
+                <w:b/>
+                <w:i w:val="0"/>
+                <w:color w:val="35506B"/>
+                <w:sz w:val="17"/>
+              </w:rPr>
+              <w:t>Conteúdo</w:t>
+            </w:r>
+          </w:p>
+        </w:tc>
+        <w:tc>
+          <w:tcPr>
+            <w:tcW w:type="dxa" w:w="1701"/>
+            <w:tcBorders>
+              <w:top w:val="nil"/>
+              <w:left w:val="nil"/>
+              <w:bottom w:val="single" w:sz="8" w:space="0" w:color="A9C2D8"/>
+              <w:right w:val="nil"/>
+            </w:tcBorders>
+            <w:shd w:val="clear" w:color="auto" w:fill="E9EFF4"/>
+            <w:tcMar>
+              <w:top w:w="90" w:type="dxa"/>
+              <w:bottom w:w="90" w:type="dxa"/>
+              <w:left w:w="120" w:type="dxa"/>
+              <w:right w:w="120" w:type="dxa"/>
+            </w:tcMar>
+          </w:tcPr>
+          <w:p>
+            <w:pPr>
+              <w:spacing w:before="0" w:after="0" w:line="293" w:lineRule="auto"/>
+            </w:pPr>
+            <w:r>
+              <w:rPr>
+                <w:rFonts w:ascii="Aptos" w:hAnsi="Aptos" w:cs="Aptos" w:eastAsia="Aptos"/>
+                <w:b/>
+                <w:i w:val="0"/>
+                <w:color w:val="35506B"/>
+                <w:sz w:val="17"/>
+              </w:rPr>
+              <w:t>Efeito</w:t>
+            </w:r>
+          </w:p>
+        </w:tc>
+      </w:tr>
+      <w:tr>
+        <w:trPr>
+          <w:cantSplit/>
+        </w:trPr>
+        <w:tc>
+          <w:tcPr>
+            <w:tcW w:type="dxa" w:w="1474"/>
+            <w:tcBorders>
+              <w:top w:val="nil"/>
+              <w:left w:val="nil"/>
+              <w:bottom w:val="single" w:sz="4" w:space="0" w:color="D7DEE5"/>
+              <w:right w:val="nil"/>
+            </w:tcBorders>
+            <w:shd w:val="clear" w:color="auto" w:fill="F8FAFC"/>
+            <w:tcMar>
+              <w:top w:w="85" w:type="dxa"/>
+              <w:bottom w:w="85" w:type="dxa"/>
+              <w:left w:w="120" w:type="dxa"/>
+              <w:right w:w="120" w:type="dxa"/>
+            </w:tcMar>
+          </w:tcPr>
+          <w:p>
+            <w:pPr>
+              <w:spacing w:before="0" w:after="0" w:line="274" w:lineRule="auto"/>
+            </w:pPr>
+            <w:r>
+              <w:rPr>
+                <w:rFonts w:ascii="Aptos" w:hAnsi="Aptos" w:cs="Aptos" w:eastAsia="Aptos"/>
+                <w:b w:val="0"/>
+                <w:i w:val="0"/>
+                <w:color w:val="2B2B2B"/>
+                <w:sz w:val="17"/>
+              </w:rPr>
+              <w:t>Gramatical</w:t>
+            </w:r>
+          </w:p>
+        </w:tc>
+        <w:tc>
+          <w:tcPr>
+            <w:tcW w:type="dxa" w:w="5896"/>
+            <w:tcBorders>
+              <w:top w:val="nil"/>
+              <w:left w:val="nil"/>
+              <w:bottom w:val="single" w:sz="4" w:space="0" w:color="D7DEE5"/>
+              <w:right w:val="nil"/>
+            </w:tcBorders>
+            <w:shd w:val="clear" w:color="auto" w:fill="F8FAFC"/>
+            <w:tcMar>
+              <w:top w:w="85" w:type="dxa"/>
+              <w:bottom w:w="85" w:type="dxa"/>
+              <w:left w:w="120" w:type="dxa"/>
+              <w:right w:w="120" w:type="dxa"/>
+            </w:tcMar>
+          </w:tcPr>
+          <w:p>
+            <w:pPr>
+              <w:spacing w:before="0" w:after="0" w:line="274" w:lineRule="auto"/>
+            </w:pPr>
+            <w:r>
+              <w:rPr>
+                <w:rFonts w:ascii="Aptos" w:hAnsi="Aptos" w:cs="Aptos" w:eastAsia="Aptos"/>
+                <w:b w:val="0"/>
+                <w:i w:val="0"/>
+                <w:color w:val="2B2B2B"/>
+                <w:sz w:val="17"/>
+              </w:rPr>
+              <w:t xml:space="preserve">«As referidas» são as </w:t>
+            </w:r>
+            <w:r>
+              <w:rPr>
+                <w:rFonts w:ascii="Aptos" w:hAnsi="Aptos" w:cs="Aptos" w:eastAsia="Aptos"/>
+                <w:b/>
+                <w:i w:val="0"/>
+                <w:color w:val="2B2B2B"/>
+                <w:sz w:val="17"/>
+              </w:rPr>
+              <w:t>fracções autónomas</w:t>
+            </w:r>
+            <w:r>
+              <w:rPr>
+                <w:rFonts w:ascii="Aptos" w:hAnsi="Aptos" w:cs="Aptos" w:eastAsia="Aptos"/>
+                <w:b w:val="0"/>
+                <w:i w:val="0"/>
+                <w:color w:val="2B2B2B"/>
+                <w:sz w:val="17"/>
+              </w:rPr>
+              <w:t xml:space="preserve"> — único plural feminino da norma remetida. A al. p) exclui do conceito de hospedagem sem fins lucrativos o alojamento em fração autónoma.</w:t>
+            </w:r>
+          </w:p>
+        </w:tc>
+        <w:tc>
+          <w:tcPr>
+            <w:tcW w:type="dxa" w:w="1701"/>
+            <w:tcBorders>
+              <w:top w:val="nil"/>
+              <w:left w:val="nil"/>
+              <w:bottom w:val="single" w:sz="4" w:space="0" w:color="D7DEE5"/>
+              <w:right w:val="nil"/>
+            </w:tcBorders>
+            <w:shd w:val="clear" w:color="auto" w:fill="F8FAFC"/>
+            <w:tcMar>
+              <w:top w:w="85" w:type="dxa"/>
+              <w:bottom w:w="85" w:type="dxa"/>
+              <w:left w:w="120" w:type="dxa"/>
+              <w:right w:w="120" w:type="dxa"/>
+            </w:tcMar>
+          </w:tcPr>
+          <w:p>
+            <w:pPr>
+              <w:spacing w:before="0" w:after="0" w:line="274" w:lineRule="auto"/>
+            </w:pPr>
+            <w:r>
+              <w:rPr>
+                <w:rFonts w:ascii="Aptos" w:hAnsi="Aptos" w:cs="Aptos" w:eastAsia="Aptos"/>
+                <w:b w:val="0"/>
+                <w:i w:val="0"/>
+                <w:color w:val="2B2B2B"/>
+                <w:sz w:val="17"/>
+              </w:rPr>
+              <w:t>Aplica</w:t>
+            </w:r>
+          </w:p>
+        </w:tc>
+      </w:tr>
+      <w:tr>
+        <w:trPr>
+          <w:cantSplit/>
+        </w:trPr>
+        <w:tc>
+          <w:tcPr>
+            <w:tcW w:type="dxa" w:w="1474"/>
+            <w:tcBorders>
+              <w:top w:val="nil"/>
+              <w:left w:val="nil"/>
+              <w:bottom w:val="single" w:sz="4" w:space="0" w:color="D7DEE5"/>
+              <w:right w:val="nil"/>
+            </w:tcBorders>
+            <w:shd w:val="clear" w:color="auto" w:fill="FFFFFF"/>
+            <w:tcMar>
+              <w:top w:w="85" w:type="dxa"/>
+              <w:bottom w:w="85" w:type="dxa"/>
+              <w:left w:w="120" w:type="dxa"/>
+              <w:right w:w="120" w:type="dxa"/>
+            </w:tcMar>
+          </w:tcPr>
+          <w:p>
+            <w:pPr>
+              <w:spacing w:before="0" w:after="0" w:line="274" w:lineRule="auto"/>
+            </w:pPr>
+            <w:r>
+              <w:rPr>
+                <w:rFonts w:ascii="Aptos" w:hAnsi="Aptos" w:cs="Aptos" w:eastAsia="Aptos"/>
+                <w:b w:val="0"/>
+                <w:i w:val="0"/>
+                <w:color w:val="2B2B2B"/>
+                <w:sz w:val="17"/>
+              </w:rPr>
+              <w:t>Lapso de numeração</w:t>
+            </w:r>
+          </w:p>
+        </w:tc>
+        <w:tc>
+          <w:tcPr>
+            <w:tcW w:type="dxa" w:w="5896"/>
+            <w:tcBorders>
+              <w:top w:val="nil"/>
+              <w:left w:val="nil"/>
+              <w:bottom w:val="single" w:sz="4" w:space="0" w:color="D7DEE5"/>
+              <w:right w:val="nil"/>
+            </w:tcBorders>
+            <w:shd w:val="clear" w:color="auto" w:fill="FFFFFF"/>
+            <w:tcMar>
+              <w:top w:w="85" w:type="dxa"/>
+              <w:bottom w:w="85" w:type="dxa"/>
+              <w:left w:w="120" w:type="dxa"/>
+              <w:right w:w="120" w:type="dxa"/>
+            </w:tcMar>
+          </w:tcPr>
+          <w:p>
+            <w:pPr>
+              <w:spacing w:before="0" w:after="0" w:line="274" w:lineRule="auto"/>
+            </w:pPr>
+            <w:r>
+              <w:rPr>
+                <w:rFonts w:ascii="Aptos" w:hAnsi="Aptos" w:cs="Aptos" w:eastAsia="Aptos"/>
+                <w:b w:val="0"/>
+                <w:i w:val="0"/>
+                <w:color w:val="2B2B2B"/>
+                <w:sz w:val="17"/>
+              </w:rPr>
+              <w:t>Pretendia-se remeter para o n.º 2, excluindo do conceito a detenção doméstica dentro dos limites. Teleologicamente atraente, mas sem antecedente feminino plural.</w:t>
+            </w:r>
+          </w:p>
+        </w:tc>
+        <w:tc>
+          <w:tcPr>
+            <w:tcW w:type="dxa" w:w="1701"/>
+            <w:tcBorders>
+              <w:top w:val="nil"/>
+              <w:left w:val="nil"/>
+              <w:bottom w:val="single" w:sz="4" w:space="0" w:color="D7DEE5"/>
+              <w:right w:val="nil"/>
+            </w:tcBorders>
+            <w:shd w:val="clear" w:color="auto" w:fill="FFFFFF"/>
+            <w:tcMar>
+              <w:top w:w="85" w:type="dxa"/>
+              <w:bottom w:w="85" w:type="dxa"/>
+              <w:left w:w="120" w:type="dxa"/>
+              <w:right w:w="120" w:type="dxa"/>
+            </w:tcMar>
+          </w:tcPr>
+          <w:p>
+            <w:pPr>
+              <w:spacing w:before="0" w:after="0" w:line="274" w:lineRule="auto"/>
+            </w:pPr>
+            <w:r>
+              <w:rPr>
+                <w:rFonts w:ascii="Aptos" w:hAnsi="Aptos" w:cs="Aptos" w:eastAsia="Aptos"/>
+                <w:b w:val="0"/>
+                <w:i w:val="0"/>
+                <w:color w:val="2B2B2B"/>
+                <w:sz w:val="17"/>
+              </w:rPr>
+              <w:t>Não aplica</w:t>
+            </w:r>
+          </w:p>
+        </w:tc>
+      </w:tr>
+    </w:tbl>
+    <w:p>
+      <w:pPr>
+        <w:spacing w:before="40" w:after="180" w:line="293" w:lineRule="auto"/>
+      </w:pPr>
+    </w:p>
+    <w:tbl>
+      <w:tblPr>
+        <w:tblW w:type="auto" w:w="0"/>
+        <w:jc w:val="center"/>
+        <w:tblBorders>
+          <w:top w:val="nil"/>
+          <w:left w:val="nil"/>
+          <w:bottom w:val="nil"/>
+          <w:right w:val="nil"/>
+          <w:insideH w:val="nil"/>
+          <w:insideV w:val="nil"/>
+        </w:tblBorders>
+        <w:tblLayout w:type="fixed"/>
+        <w:tblLook w:firstColumn="1" w:firstRow="1" w:lastColumn="0" w:lastRow="0" w:noHBand="0" w:noVBand="1" w:val="04A0"/>
+      </w:tblPr>
+      <w:tblGrid>
+        <w:gridCol w:w="9412"/>
+      </w:tblGrid>
+      <w:tr>
+        <w:trPr>
+          <w:cantSplit/>
+        </w:trPr>
+        <w:tc>
+          <w:tcPr>
+            <w:tcW w:type="dxa" w:w="9411"/>
+            <w:tcBorders>
+              <w:top w:val="nil"/>
+              <w:left w:val="single" w:sz="18" w:space="0" w:color="D8C9AE"/>
+              <w:bottom w:val="nil"/>
+              <w:right w:val="nil"/>
+            </w:tcBorders>
+            <w:shd w:val="clear" w:color="auto" w:fill="F7F4ED"/>
+            <w:tcMar>
+              <w:top w:w="130" w:type="dxa"/>
+              <w:bottom w:w="130" w:type="dxa"/>
+              <w:left w:w="200" w:type="dxa"/>
+              <w:right w:w="180" w:type="dxa"/>
+            </w:tcMar>
+          </w:tcPr>
+          <w:p>
+            <w:pPr>
+              <w:spacing w:before="0" w:after="0" w:line="293" w:lineRule="auto"/>
+              <w:jc w:val="both"/>
+            </w:pPr>
+            <w:r>
+              <w:rPr>
+                <w:rFonts w:ascii="Aptos" w:hAnsi="Aptos" w:cs="Aptos" w:eastAsia="Aptos"/>
+                <w:b w:val="0"/>
+                <w:i w:val="0"/>
+                <w:color w:val="2B2B2B"/>
+                <w:sz w:val="20"/>
+              </w:rPr>
+              <w:t>A conclusão resiste às duas leituras. Na primeira, a remissão é uma exclusão cirúrgica de um tipo de espaço. Na segunda, a al. p) afirma que abaixo do limite há lar e acima há hospedagem — o que também afasta a aplicação dos números à lotação.</w:t>
+            </w:r>
+          </w:p>
+        </w:tc>
+      </w:tr>
+    </w:tbl>
+    <w:p>
+      <w:pPr>
+        <w:spacing w:before="0" w:after="180" w:line="293" w:lineRule="auto"/>
+      </w:pPr>
+    </w:p>
+    <w:p>
+      <w:pPr>
+        <w:keepNext/>
+        <w:spacing w:before="260" w:after="80" w:line="293" w:lineRule="auto"/>
+      </w:pPr>
+      <w:r>
+        <w:rPr>
+          <w:rFonts w:ascii="Aptos" w:hAnsi="Aptos" w:cs="Aptos" w:eastAsia="Aptos"/>
+          <w:b/>
+          <w:i w:val="0"/>
+          <w:color w:val="7C8894"/>
+          <w:sz w:val="21"/>
+        </w:rPr>
+        <w:t xml:space="preserve">14.3  </w:t>
+      </w:r>
+      <w:r>
+        <w:rPr>
+          <w:rFonts w:ascii="Aptos" w:hAnsi="Aptos" w:cs="Aptos" w:eastAsia="Aptos"/>
+          <w:b/>
+          <w:i w:val="0"/>
+          <w:color w:val="35506B"/>
+          <w:sz w:val="21"/>
+        </w:rPr>
+        <w:t>Por que razão só a hospedagem sem fins lucrativos</w:t>
+      </w:r>
+    </w:p>
+    <w:p>
+      <w:pPr>
+        <w:spacing w:before="0" w:after="140" w:line="293" w:lineRule="auto"/>
+        <w:jc w:val="both"/>
+      </w:pPr>
+      <w:r>
+        <w:rPr>
+          <w:rFonts w:ascii="Aptos" w:hAnsi="Aptos" w:cs="Aptos" w:eastAsia="Aptos"/>
+          <w:b w:val="0"/>
+          <w:i w:val="0"/>
+          <w:color w:val="2B2B2B"/>
+          <w:sz w:val="20"/>
+        </w:rPr>
+        <w:t>O Decreto-Lei n.º 315/2003 alterou a al. p) e deixou a al. q) intacta. A assimetria tem explicação, e não é o favorecimento do comércio.</w:t>
+      </w:r>
+    </w:p>
+    <w:p>
+      <w:pPr>
+        <w:spacing w:before="0" w:after="80" w:line="293" w:lineRule="auto"/>
+        <w:ind w:left="351" w:hanging="351"/>
+        <w:jc w:val="both"/>
+      </w:pPr>
+      <w:r>
+        <w:rPr>
+          <w:rFonts w:ascii="Aptos" w:hAnsi="Aptos" w:cs="Aptos" w:eastAsia="Aptos"/>
+          <w:b w:val="0"/>
+          <w:i w:val="0"/>
+          <w:color w:val="7C8894"/>
+          <w:sz w:val="20"/>
+        </w:rPr>
+        <w:t>—</w:t>
+        <w:tab/>
+      </w:r>
+      <w:r>
+        <w:rPr>
+          <w:rFonts w:ascii="Aptos" w:hAnsi="Aptos" w:cs="Aptos" w:eastAsia="Aptos"/>
+          <w:b w:val="0"/>
+          <w:i w:val="0"/>
+          <w:color w:val="2B2B2B"/>
+          <w:sz w:val="20"/>
+        </w:rPr>
+        <w:t xml:space="preserve">A al. q) define-se </w:t>
+      </w:r>
+      <w:r>
+        <w:rPr>
+          <w:rFonts w:ascii="Aptos" w:hAnsi="Aptos" w:cs="Aptos" w:eastAsia="Aptos"/>
+          <w:b/>
+          <w:i w:val="0"/>
+          <w:color w:val="2B2B2B"/>
+          <w:sz w:val="20"/>
+        </w:rPr>
+        <w:t>pela positiva</w:t>
+      </w:r>
+      <w:r>
+        <w:rPr>
+          <w:rFonts w:ascii="Aptos" w:hAnsi="Aptos" w:cs="Aptos" w:eastAsia="Aptos"/>
+          <w:b w:val="0"/>
+          <w:i w:val="0"/>
+          <w:color w:val="2B2B2B"/>
+          <w:sz w:val="20"/>
+        </w:rPr>
+        <w:t xml:space="preserve"> e é auto-limitada: exige que o alojamento «vise interesses comerciais ou lucrativos», o que uma casa particular nunca satisfaz.</w:t>
+      </w:r>
+    </w:p>
+    <w:p>
+      <w:pPr>
+        <w:spacing w:before="0" w:after="80" w:line="293" w:lineRule="auto"/>
+        <w:ind w:left="351" w:hanging="351"/>
+        <w:jc w:val="both"/>
+      </w:pPr>
+      <w:r>
+        <w:rPr>
+          <w:rFonts w:ascii="Aptos" w:hAnsi="Aptos" w:cs="Aptos" w:eastAsia="Aptos"/>
+          <w:b w:val="0"/>
+          <w:i w:val="0"/>
+          <w:color w:val="7C8894"/>
+          <w:sz w:val="20"/>
+        </w:rPr>
+        <w:t>—</w:t>
+        <w:tab/>
+      </w:r>
+      <w:r>
+        <w:rPr>
+          <w:rFonts w:ascii="Aptos" w:hAnsi="Aptos" w:cs="Aptos" w:eastAsia="Aptos"/>
+          <w:b w:val="0"/>
+          <w:i w:val="0"/>
+          <w:color w:val="2B2B2B"/>
+          <w:sz w:val="20"/>
+        </w:rPr>
+        <w:t xml:space="preserve">A al. p) define-se </w:t>
+      </w:r>
+      <w:r>
+        <w:rPr>
+          <w:rFonts w:ascii="Aptos" w:hAnsi="Aptos" w:cs="Aptos" w:eastAsia="Aptos"/>
+          <w:b/>
+          <w:i w:val="0"/>
+          <w:color w:val="2B2B2B"/>
+          <w:sz w:val="20"/>
+        </w:rPr>
+        <w:t>pela negativa</w:t>
+      </w:r>
+      <w:r>
+        <w:rPr>
+          <w:rFonts w:ascii="Aptos" w:hAnsi="Aptos" w:cs="Aptos" w:eastAsia="Aptos"/>
+          <w:b w:val="0"/>
+          <w:i w:val="0"/>
+          <w:color w:val="2B2B2B"/>
+          <w:sz w:val="20"/>
+        </w:rPr>
+        <w:t xml:space="preserve"> — «que não vise a obtenção de rendimentos» — e, sem ressalva, abrange literalmente todos os lares: manter animais em casa, em permanência, sem auferir rendimento, é exatamente isso. Era esta definição, e só ela, que estava sem chão.</w:t>
+      </w:r>
+    </w:p>
+    <w:p>
+      <w:pPr>
+        <w:spacing w:before="0" w:after="80" w:line="293" w:lineRule="auto"/>
+        <w:ind w:left="351" w:hanging="351"/>
+        <w:jc w:val="both"/>
+      </w:pPr>
+      <w:r>
+        <w:rPr>
+          <w:rFonts w:ascii="Aptos" w:hAnsi="Aptos" w:cs="Aptos" w:eastAsia="Aptos"/>
+          <w:b w:val="0"/>
+          <w:i w:val="0"/>
+          <w:color w:val="7C8894"/>
+          <w:sz w:val="20"/>
+        </w:rPr>
+        <w:t>—</w:t>
+        <w:tab/>
+      </w:r>
+      <w:r>
+        <w:rPr>
+          <w:rFonts w:ascii="Aptos" w:hAnsi="Aptos" w:cs="Aptos" w:eastAsia="Aptos"/>
+          <w:b w:val="0"/>
+          <w:i w:val="0"/>
+          <w:color w:val="2B2B2B"/>
+          <w:sz w:val="20"/>
+        </w:rPr>
+        <w:t xml:space="preserve">O chão dado não foi «a habitação» em geral, foi a </w:t>
+      </w:r>
+      <w:r>
+        <w:rPr>
+          <w:rFonts w:ascii="Aptos" w:hAnsi="Aptos" w:cs="Aptos" w:eastAsia="Aptos"/>
+          <w:b/>
+          <w:i w:val="0"/>
+          <w:color w:val="2B2B2B"/>
+          <w:sz w:val="20"/>
+        </w:rPr>
+        <w:t>fração autónoma</w:t>
+      </w:r>
+      <w:r>
+        <w:rPr>
+          <w:rFonts w:ascii="Aptos" w:hAnsi="Aptos" w:cs="Aptos" w:eastAsia="Aptos"/>
+          <w:b w:val="0"/>
+          <w:i w:val="0"/>
+          <w:color w:val="2B2B2B"/>
+          <w:sz w:val="20"/>
+        </w:rPr>
+        <w:t xml:space="preserve"> — precisamente o espaço onde a diferenciação material é impossível. Numa moradia com logradouro podem construir-se as instalações individualizadas do artigo 25.º; num apartamento não podem. O critério da exclusão acompanha a possibilidade de separação física, que é o critério do próprio artigo 25.º.</w:t>
+      </w:r>
+    </w:p>
+    <w:p>
+      <w:pPr>
+        <w:spacing w:before="0" w:after="140" w:line="293" w:lineRule="auto"/>
+        <w:jc w:val="both"/>
+      </w:pPr>
+      <w:r>
+        <w:rPr>
+          <w:rFonts w:ascii="Aptos" w:hAnsi="Aptos" w:cs="Aptos" w:eastAsia="Aptos"/>
+          <w:b w:val="0"/>
+          <w:i w:val="0"/>
+          <w:color w:val="2B2B2B"/>
+          <w:sz w:val="20"/>
+        </w:rPr>
+        <w:t>Quanto à função, a al. p) fecha uma via de fuga. Sem ela, quem tivesse vinte cães num apartamento poderia sustentar que não é detentor doméstico sujeito ao n.º 2 do artigo 3.º do Decreto-Lei n.º 314/2003, mas titular de um alojamento de hospedagem sem fins lucrativos ao abrigo do Decreto-Lei n.º 276/2001, e reclamar licença nessa qualidade. O legislador de 17 de dezembro de 2003 tapou essa via no mesmo dia em que publicou os limites por fogo. Para a hospedagem lucrativa nada havia a tapar: a licença de funcionamento, com parecer da DRA, e os requisitos do artigo 25.º já filtravam os apartamentos.</w:t>
+      </w:r>
+    </w:p>
+    <w:tbl>
+      <w:tblPr>
+        <w:tblW w:type="auto" w:w="0"/>
+        <w:jc w:val="center"/>
+        <w:tblBorders>
+          <w:top w:val="nil"/>
+          <w:left w:val="nil"/>
+          <w:bottom w:val="nil"/>
+          <w:right w:val="nil"/>
+          <w:insideH w:val="nil"/>
+          <w:insideV w:val="nil"/>
+        </w:tblBorders>
+        <w:tblLayout w:type="fixed"/>
+        <w:tblLook w:firstColumn="1" w:firstRow="1" w:lastColumn="0" w:lastRow="0" w:noHBand="0" w:noVBand="1" w:val="04A0"/>
+      </w:tblPr>
+      <w:tblGrid>
+        <w:gridCol w:w="9412"/>
+      </w:tblGrid>
+      <w:tr>
+        <w:trPr>
+          <w:cantSplit/>
+        </w:trPr>
+        <w:tc>
+          <w:tcPr>
+            <w:tcW w:type="dxa" w:w="9411"/>
+            <w:tcBorders>
+              <w:top w:val="nil"/>
+              <w:left w:val="single" w:sz="18" w:space="0" w:color="E0BEBA"/>
+              <w:bottom w:val="nil"/>
+              <w:right w:val="nil"/>
+            </w:tcBorders>
+            <w:shd w:val="clear" w:color="auto" w:fill="FAF2F1"/>
+            <w:tcMar>
+              <w:top w:w="130" w:type="dxa"/>
+              <w:bottom w:w="130" w:type="dxa"/>
+              <w:left w:w="200" w:type="dxa"/>
+              <w:right w:w="180" w:type="dxa"/>
+            </w:tcMar>
+          </w:tcPr>
+          <w:p>
+            <w:pPr>
+              <w:spacing w:before="0" w:after="0" w:line="293" w:lineRule="auto"/>
+              <w:jc w:val="both"/>
+            </w:pPr>
+            <w:r>
+              <w:rPr>
+                <w:rFonts w:ascii="Aptos" w:hAnsi="Aptos" w:cs="Aptos" w:eastAsia="Aptos"/>
+                <w:b/>
+                <w:i w:val="0"/>
+                <w:color w:val="2B2B2B"/>
+                <w:sz w:val="19"/>
+              </w:rPr>
+              <w:t>Observação.</w:t>
+            </w:r>
+            <w:r>
+              <w:rPr>
+                <w:rFonts w:ascii="Aptos" w:hAnsi="Aptos" w:cs="Aptos" w:eastAsia="Aptos"/>
+                <w:b w:val="0"/>
+                <w:i w:val="0"/>
+                <w:color w:val="2B2B2B"/>
+                <w:sz w:val="19"/>
+              </w:rPr>
+              <w:t xml:space="preserve"> O preâmbulo do Decreto-Lei n.º 315/2003 nada diz sobre este ponto. Declara três propósitos: retirar do Decreto-Lei n.º 276/2001 as normas sobre animais potencialmente perigosos, «proceder a rectificações ao seu texto, o qual foi publicado com algumas inexactidões», e «acrescentar aspectos que reforçam as normas de bem-estar dos animais de companhia». O que fica dito em 14.3 é inferência a partir do texto e do contexto, não intenção documentada.</w:t>
+            </w:r>
+          </w:p>
+        </w:tc>
+      </w:tr>
+    </w:tbl>
+    <w:p>
+      <w:pPr>
+        <w:spacing w:before="0" w:after="180" w:line="293" w:lineRule="auto"/>
+      </w:pPr>
+    </w:p>
+    <w:p>
+      <w:pPr>
+        <w:keepNext/>
+        <w:spacing w:before="260" w:after="80" w:line="293" w:lineRule="auto"/>
+      </w:pPr>
+      <w:r>
+        <w:rPr>
+          <w:rFonts w:ascii="Aptos" w:hAnsi="Aptos" w:cs="Aptos" w:eastAsia="Aptos"/>
+          <w:b/>
+          <w:i w:val="0"/>
+          <w:color w:val="7C8894"/>
+          <w:sz w:val="21"/>
+        </w:rPr>
+        <w:t xml:space="preserve">14.4  </w:t>
+      </w:r>
+      <w:r>
+        <w:rPr>
+          <w:rFonts w:ascii="Aptos" w:hAnsi="Aptos" w:cs="Aptos" w:eastAsia="Aptos"/>
+          <w:b/>
+          <w:i w:val="0"/>
+          <w:color w:val="35506B"/>
+          <w:sz w:val="21"/>
+        </w:rPr>
+        <w:t>O argumento decisivo</w:t>
+      </w:r>
+    </w:p>
+    <w:tbl>
+      <w:tblPr>
+        <w:tblW w:type="auto" w:w="0"/>
+        <w:jc w:val="center"/>
+        <w:tblBorders>
+          <w:top w:val="nil"/>
+          <w:left w:val="nil"/>
+          <w:bottom w:val="nil"/>
+          <w:right w:val="nil"/>
+          <w:insideH w:val="nil"/>
+          <w:insideV w:val="nil"/>
+        </w:tblBorders>
+        <w:tblLayout w:type="fixed"/>
+        <w:tblLook w:firstColumn="1" w:firstRow="1" w:lastColumn="0" w:lastRow="0" w:noHBand="0" w:noVBand="1" w:val="04A0"/>
+      </w:tblPr>
+      <w:tblGrid>
+        <w:gridCol w:w="9412"/>
+      </w:tblGrid>
+      <w:tr>
+        <w:trPr>
+          <w:cantSplit/>
+        </w:trPr>
+        <w:tc>
+          <w:tcPr>
+            <w:tcW w:type="dxa" w:w="9411"/>
+            <w:tcBorders>
+              <w:top w:val="nil"/>
+              <w:left w:val="single" w:sz="18" w:space="0" w:color="D8C9AE"/>
+              <w:bottom w:val="nil"/>
+              <w:right w:val="nil"/>
+            </w:tcBorders>
+            <w:shd w:val="clear" w:color="auto" w:fill="F7F4ED"/>
+            <w:tcMar>
+              <w:top w:w="130" w:type="dxa"/>
+              <w:bottom w:w="130" w:type="dxa"/>
+              <w:left w:w="200" w:type="dxa"/>
+              <w:right w:w="180" w:type="dxa"/>
+            </w:tcMar>
+          </w:tcPr>
+          <w:p>
+            <w:pPr>
+              <w:spacing w:before="0" w:after="0" w:line="293" w:lineRule="auto"/>
+              <w:jc w:val="both"/>
+            </w:pPr>
+            <w:r>
+              <w:rPr>
+                <w:rFonts w:ascii="Aptos" w:hAnsi="Aptos" w:cs="Aptos" w:eastAsia="Aptos"/>
+                <w:b w:val="0"/>
+                <w:i w:val="0"/>
+                <w:color w:val="2B2B2B"/>
+                <w:sz w:val="20"/>
+              </w:rPr>
+              <w:t xml:space="preserve">A remissão prova que o legislador </w:t>
+            </w:r>
+            <w:r>
+              <w:rPr>
+                <w:rFonts w:ascii="Aptos" w:hAnsi="Aptos" w:cs="Aptos" w:eastAsia="Aptos"/>
+                <w:b/>
+                <w:i w:val="0"/>
+                <w:color w:val="2B2B2B"/>
+                <w:sz w:val="20"/>
+              </w:rPr>
+              <w:t>sabia cruzar os dois diplomas e sabia como se faz</w:t>
+            </w:r>
+            <w:r>
+              <w:rPr>
+                <w:rFonts w:ascii="Aptos" w:hAnsi="Aptos" w:cs="Aptos" w:eastAsia="Aptos"/>
+                <w:b w:val="0"/>
+                <w:i w:val="0"/>
+                <w:color w:val="2B2B2B"/>
+                <w:sz w:val="20"/>
+              </w:rPr>
+              <w:t>. Fê-lo expressamente uma única vez, para um efeito estreitíssimo, e não o fez para aquilo que verdadeiramente importaria — mandar os números do n.º 2 valerem como lotação dos alojamentos. Onde o legislador falou uma vez e calou no resto, o silêncio é qualificado.</w:t>
+            </w:r>
+          </w:p>
+        </w:tc>
+      </w:tr>
+    </w:tbl>
+    <w:p>
+      <w:pPr>
+        <w:spacing w:before="0" w:after="180" w:line="293" w:lineRule="auto"/>
+      </w:pPr>
+    </w:p>
+    <w:tbl>
+      <w:tblPr>
+        <w:tblW w:type="auto" w:w="0"/>
+        <w:jc w:val="center"/>
+        <w:tblBorders>
+          <w:top w:val="nil"/>
+          <w:left w:val="nil"/>
+          <w:bottom w:val="nil"/>
+          <w:right w:val="nil"/>
+          <w:insideH w:val="nil"/>
+          <w:insideV w:val="nil"/>
+        </w:tblBorders>
+        <w:tblLayout w:type="fixed"/>
+        <w:tblLook w:firstColumn="1" w:firstRow="1" w:lastColumn="0" w:lastRow="0" w:noHBand="0" w:noVBand="1" w:val="04A0"/>
+      </w:tblPr>
+      <w:tblGrid>
+        <w:gridCol w:w="9412"/>
+      </w:tblGrid>
+      <w:tr>
+        <w:trPr>
+          <w:cantSplit/>
+        </w:trPr>
+        <w:tc>
+          <w:tcPr>
+            <w:tcW w:type="dxa" w:w="9411"/>
+            <w:tcBorders>
+              <w:top w:val="nil"/>
+              <w:left w:val="single" w:sz="18" w:space="0" w:color="E0BEBA"/>
+              <w:bottom w:val="nil"/>
+              <w:right w:val="nil"/>
+            </w:tcBorders>
+            <w:shd w:val="clear" w:color="auto" w:fill="FAF2F1"/>
+            <w:tcMar>
+              <w:top w:w="130" w:type="dxa"/>
+              <w:bottom w:w="130" w:type="dxa"/>
+              <w:left w:w="200" w:type="dxa"/>
+              <w:right w:w="180" w:type="dxa"/>
+            </w:tcMar>
+          </w:tcPr>
+          <w:p>
+            <w:pPr>
+              <w:spacing w:before="0" w:after="0" w:line="293" w:lineRule="auto"/>
+              <w:jc w:val="both"/>
+            </w:pPr>
+            <w:r>
+              <w:rPr>
+                <w:rFonts w:ascii="Aptos" w:hAnsi="Aptos" w:cs="Aptos" w:eastAsia="Aptos"/>
+                <w:b w:val="0"/>
+                <w:i w:val="0"/>
+                <w:color w:val="2B2B2B"/>
+                <w:sz w:val="19"/>
+              </w:rPr>
+              <w:t>Não se localizou doutrina, jurisprudência nem parecer que se debruce sobre esta remissão. A revisão crítica legislativa da Associação Portuguesa de Médicos Veterinários Especialistas em Animais de Companhia, de abril de 2021, percorre ambos os diplomas e trata do artigo 3.º do Decreto-Lei n.º 314/2003 e das definições do Decreto-Lei n.º 276/2001, mas não a menciona.</w:t>
+            </w:r>
+          </w:p>
+        </w:tc>
+      </w:tr>
+    </w:tbl>
+    <w:p>
+      <w:pPr>
+        <w:spacing w:before="0" w:after="180" w:line="293" w:lineRule="auto"/>
+      </w:pPr>
+    </w:p>
+    <w:p>
+      <w:pPr>
+        <w:keepNext/>
+        <w:spacing w:before="360" w:after="40" w:line="293" w:lineRule="auto"/>
+      </w:pPr>
+      <w:r>
+        <w:rPr>
+          <w:rFonts w:ascii="Aptos" w:hAnsi="Aptos" w:cs="Aptos" w:eastAsia="Aptos"/>
+          <w:b/>
+          <w:i w:val="0"/>
+          <w:color w:val="5C7891"/>
+          <w:sz w:val="27"/>
+        </w:rPr>
+        <w:t xml:space="preserve">15.  </w:t>
       </w:r>
       <w:r>
         <w:rPr>
@@ -7503,7 +8951,7 @@
           <w:color w:val="5C7891"/>
           <w:sz w:val="27"/>
         </w:rPr>
-        <w:t xml:space="preserve">15.  </w:t>
+        <w:t xml:space="preserve">16.  </w:t>
       </w:r>
       <w:r>
         <w:rPr>
@@ -7708,7 +9156,7 @@
           <w:color w:val="5C7891"/>
           <w:sz w:val="27"/>
         </w:rPr>
-        <w:t xml:space="preserve">16.  </w:t>
+        <w:t xml:space="preserve">17.  </w:t>
       </w:r>
       <w:r>
         <w:rPr>
@@ -8074,7 +9522,7 @@
                 <w:color w:val="2B2B2B"/>
                 <w:sz w:val="17"/>
               </w:rPr>
-              <w:t>Em aberto</w:t>
+              <w:t>Respondida — capítulo 14</w:t>
             </w:r>
           </w:p>
         </w:tc>
@@ -8826,7 +10274,7 @@
           <w:color w:val="7C8894"/>
           <w:sz w:val="21"/>
         </w:rPr>
-        <w:t xml:space="preserve">16.1  </w:t>
+        <w:t xml:space="preserve">17.1  </w:t>
       </w:r>
       <w:r>
         <w:rPr>
@@ -8940,7 +10388,7 @@
           <w:color w:val="2B2B2B"/>
           <w:sz w:val="20"/>
         </w:rPr>
-        <w:t xml:space="preserve">Não se obtiveram as </w:t>
+        <w:t xml:space="preserve">As </w:t>
       </w:r>
       <w:r>
         <w:rPr>
@@ -8960,7 +10408,7 @@
           <w:color w:val="2B2B2B"/>
           <w:sz w:val="20"/>
         </w:rPr>
-        <w:t>, que as versões eletrónicas apresentam como «ver documento original». Seriam necessárias para demonstrar numericamente a lotação por superfície.</w:t>
+        <w:t xml:space="preserve"> foram obtidas do Diário da República n.º 241, de 17 de outubro de 2001, que publica os anexos I a VII. Falta incorporá-las e demonstrar numericamente a lotação por superfície.</w:t>
       </w:r>
     </w:p>
     <w:p>
@@ -8988,7 +10436,7 @@
           <w:color w:val="2B2B2B"/>
           <w:sz w:val="20"/>
         </w:rPr>
-        <w:t xml:space="preserve">Não foi consultado o </w:t>
+        <w:t xml:space="preserve">O </w:t>
       </w:r>
       <w:r>
         <w:rPr>
@@ -8998,7 +10446,7 @@
           <w:color w:val="2B2B2B"/>
           <w:sz w:val="20"/>
         </w:rPr>
-        <w:t>texto original do Diário da República de 17 de dezembro de 2003</w:t>
+        <w:t>texto original do Diário da República n.º 290, de 17 de dezembro de 2003</w:t>
       </w:r>
       <w:r>
         <w:rPr>
@@ -9008,7 +10456,7 @@
           <w:color w:val="2B2B2B"/>
           <w:sz w:val="20"/>
         </w:rPr>
-        <w:t xml:space="preserve"> em suporte oficial, nem o processo legislativo do Decreto-Lei n.º 315/2003, que poderia esclarecer a génese da ressalva da al. p). É matéria da questão 2.</w:t>
+        <w:t>, foi obtido e está usado no capítulo 14. Falta o processo legislativo do Decreto-Lei n.º 315/2003, cujo preâmbulo nada diz sobre a ressalva da al. p).</w:t>
       </w:r>
     </w:p>
     <w:p>
@@ -9120,7 +10568,7 @@
           <w:color w:val="5C7891"/>
           <w:sz w:val="27"/>
         </w:rPr>
-        <w:t xml:space="preserve">17.  </w:t>
+        <w:t xml:space="preserve">18.  </w:t>
       </w:r>
       <w:r>
         <w:rPr>

--- a/criador informal/Estudo_Limites_por_Fogo.docx
+++ b/criador informal/Estudo_Limites_por_Fogo.docx
@@ -620,6 +620,54 @@
           <w:color w:val="2B2B2B"/>
           <w:sz w:val="20"/>
         </w:rPr>
+        <w:t>n.º 4</w:t>
+      </w:r>
+      <w:r>
+        <w:rPr>
+          <w:rFonts w:ascii="Aptos" w:hAnsi="Aptos" w:cs="Aptos" w:eastAsia="Aptos"/>
+          <w:b w:val="0"/>
+          <w:i w:val="0"/>
+          <w:color w:val="2B2B2B"/>
+          <w:sz w:val="20"/>
+        </w:rPr>
+        <w:t xml:space="preserve"> do artigo 3.º, para prédios rústicos e mistos, não fixa número: seis animais, «podendo tal número ser excedido se a dimensão do terreno o permitir», sem teto e sem autorização prévia. Uma norma que não fixa número não pode ser a norma de lotação de um estabelecimento. O artigo 3.º gradua densidade doméstica; a capacidade dos alojamentos mede-se pelo anexo III. Capítulo 15.</w:t>
+      </w:r>
+    </w:p>
+    <w:p>
+      <w:pPr>
+        <w:spacing w:before="0" w:after="100" w:line="293" w:lineRule="auto"/>
+        <w:ind w:left="408" w:hanging="408"/>
+        <w:jc w:val="both"/>
+      </w:pPr>
+      <w:r>
+        <w:rPr>
+          <w:rFonts w:ascii="Aptos" w:hAnsi="Aptos" w:cs="Aptos" w:eastAsia="Aptos"/>
+          <w:b/>
+          <w:i w:val="0"/>
+          <w:color w:val="5C7891"/>
+          <w:sz w:val="20"/>
+        </w:rPr>
+        <w:t>7.</w:t>
+        <w:tab/>
+      </w:r>
+      <w:r>
+        <w:rPr>
+          <w:rFonts w:ascii="Aptos" w:hAnsi="Aptos" w:cs="Aptos" w:eastAsia="Aptos"/>
+          <w:b w:val="0"/>
+          <w:i w:val="0"/>
+          <w:color w:val="2B2B2B"/>
+          <w:sz w:val="20"/>
+        </w:rPr>
+        <w:t xml:space="preserve">O </w:t>
+      </w:r>
+      <w:r>
+        <w:rPr>
+          <w:rFonts w:ascii="Aptos" w:hAnsi="Aptos" w:cs="Aptos" w:eastAsia="Aptos"/>
+          <w:b/>
+          <w:i w:val="0"/>
+          <w:color w:val="2B2B2B"/>
+          <w:sz w:val="20"/>
+        </w:rPr>
         <w:t>n.º 1</w:t>
       </w:r>
       <w:r>
@@ -667,7 +715,7 @@
           <w:color w:val="5C7891"/>
           <w:sz w:val="20"/>
         </w:rPr>
-        <w:t>7.</w:t>
+        <w:t>8.</w:t>
         <w:tab/>
       </w:r>
       <w:r>
@@ -1802,7 +1850,7 @@
           <w:color w:val="2B2B2B"/>
           <w:sz w:val="20"/>
         </w:rPr>
-        <w:t>O artigo 3.º transcreve-se na íntegra, por ser a peça central da questão. O ponto 16 demonstra que nunca foi alterado.</w:t>
+        <w:t>O artigo 3.º transcreve-se na íntegra, por ser a peça central da questão. O ponto 18 demonstra que nunca foi alterado.</w:t>
       </w:r>
     </w:p>
     <w:tbl>
@@ -5574,7 +5622,7 @@
                 <w:color w:val="2B2B2B"/>
                 <w:sz w:val="17"/>
               </w:rPr>
-              <w:t xml:space="preserve"> neste estudo — ver ponto 15</w:t>
+              <w:t xml:space="preserve"> neste estudo — ver ponto 17</w:t>
             </w:r>
           </w:p>
         </w:tc>
@@ -5761,7 +5809,7 @@
                 <w:color w:val="2B2B2B"/>
                 <w:sz w:val="19"/>
               </w:rPr>
-              <w:t xml:space="preserve"> O logradouro de uma moradia integra o prédio urbano, entrando na avaliação como área de terreno livre. Não converte o conjunto em prédio misto: o artigo 5.º do Código do Imposto Municipal sobre Imóveis exige, para essa qualificação, que nenhuma das partes seja a principal. A área do quintal é, por isso, juridicamente irrelevante para o n.º 2 — o que é precisamente o que o ponto 13 problematiza.</w:t>
+              <w:t xml:space="preserve"> O logradouro de uma moradia integra o prédio urbano e não converte o conjunto em prédio misto, pelo que a área do quintal é juridicamente irrelevante para o n.º 2. O ponto 15.4 desenvolve-o.</w:t>
             </w:r>
           </w:p>
         </w:tc>
@@ -8807,7 +8855,7 @@
           <w:color w:val="35506B"/>
           <w:sz w:val="27"/>
         </w:rPr>
-        <w:t>A assimetria entre os n.ºs 2 e 4 e o critério matricial</w:t>
+        <w:t>Os prédios rústicos e mistos: a assimetria dos n.ºs 2 e 4</w:t>
       </w:r>
     </w:p>
     <w:p>
@@ -8818,42 +8866,6 @@
         </w:pBdr>
         <w:spacing w:before="0" w:after="160" w:line="40" w:lineRule="exact"/>
       </w:pPr>
-    </w:p>
-    <w:p>
-      <w:pPr>
-        <w:spacing w:before="0" w:after="140" w:line="293" w:lineRule="auto"/>
-        <w:jc w:val="both"/>
-      </w:pPr>
-      <w:r>
-        <w:rPr>
-          <w:rFonts w:ascii="Aptos" w:hAnsi="Aptos" w:cs="Aptos" w:eastAsia="Aptos"/>
-          <w:b w:val="0"/>
-          <w:i w:val="0"/>
-          <w:color w:val="2B2B2B"/>
-          <w:sz w:val="20"/>
-        </w:rPr>
-        <w:t xml:space="preserve">O n.º 4 usa como critério a dimensão do terreno. O n.º 2 ignora o terreno por completo. Lido como teto predial, o n.º 2 faria a licitude depender da </w:t>
-      </w:r>
-      <w:r>
-        <w:rPr>
-          <w:rFonts w:ascii="Aptos" w:hAnsi="Aptos" w:cs="Aptos" w:eastAsia="Aptos"/>
-          <w:b/>
-          <w:i w:val="0"/>
-          <w:color w:val="2B2B2B"/>
-          <w:sz w:val="20"/>
-        </w:rPr>
-        <w:t>inscrição matricial</w:t>
-      </w:r>
-      <w:r>
-        <w:rPr>
-          <w:rFonts w:ascii="Aptos" w:hAnsi="Aptos" w:cs="Aptos" w:eastAsia="Aptos"/>
-          <w:b w:val="0"/>
-          <w:i w:val="0"/>
-          <w:color w:val="2B2B2B"/>
-          <w:sz w:val="20"/>
-        </w:rPr>
-        <w:t xml:space="preserve"> — categorias dos artigos 2.º a 6.º do Código do Imposto Municipal sobre Imóveis, de natureza fiscal, sem qualquer conexão material com o bem jurídico protegido pelo n.º 1, que é a salubridade e a prevenção de doenças transmissíveis ao homem. Duas situações fisicamente idênticas — a mesma moradia, o mesmo quintal, os mesmos animais, as mesmas condições — teriam tratamento distinto consoante a inscrição na matriz.</w:t>
-      </w:r>
     </w:p>
     <w:tbl>
       <w:tblPr>
@@ -8907,7 +8919,7 @@
                 <w:color w:val="2B2B2B"/>
                 <w:sz w:val="20"/>
               </w:rPr>
-              <w:t xml:space="preserve">A leitura pelo fogo dissolve a assimetria. </w:t>
+              <w:t xml:space="preserve">O n.º 4 é, à primeira vista, o melhor argumento a favor da aplicação dos limites aos estabelecimentos — gradua o número pelo espaço, que é a lógica das normas de lotação. Mas é também o que a destrói: </w:t>
             </w:r>
             <w:r>
               <w:rPr>
@@ -8917,7 +8929,522 @@
                 <w:color w:val="2B2B2B"/>
                 <w:sz w:val="20"/>
               </w:rPr>
-              <w:t>O n.º 2 não é norma de capacidade do terreno; é norma sobre detenção doméstica.</w:t>
+              <w:t>uma norma que não fixa número nenhum não pode ser a norma de lotação de coisa alguma.</w:t>
+            </w:r>
+          </w:p>
+        </w:tc>
+      </w:tr>
+    </w:tbl>
+    <w:p>
+      <w:pPr>
+        <w:spacing w:before="0" w:after="180" w:line="293" w:lineRule="auto"/>
+      </w:pPr>
+    </w:p>
+    <w:p>
+      <w:pPr>
+        <w:keepNext/>
+        <w:spacing w:before="260" w:after="80" w:line="293" w:lineRule="auto"/>
+      </w:pPr>
+      <w:r>
+        <w:rPr>
+          <w:rFonts w:ascii="Aptos" w:hAnsi="Aptos" w:cs="Aptos" w:eastAsia="Aptos"/>
+          <w:b/>
+          <w:i w:val="0"/>
+          <w:color w:val="7C8894"/>
+          <w:sz w:val="21"/>
+        </w:rPr>
+        <w:t xml:space="preserve">15.1  </w:t>
+      </w:r>
+      <w:r>
+        <w:rPr>
+          <w:rFonts w:ascii="Aptos" w:hAnsi="Aptos" w:cs="Aptos" w:eastAsia="Aptos"/>
+          <w:b/>
+          <w:i w:val="0"/>
+          <w:color w:val="35506B"/>
+          <w:sz w:val="21"/>
+        </w:rPr>
+        <w:t>Duas unidades de contagem dentro do mesmo artigo</w:t>
+      </w:r>
+    </w:p>
+    <w:p>
+      <w:pPr>
+        <w:spacing w:before="0" w:after="140" w:line="293" w:lineRule="auto"/>
+        <w:jc w:val="both"/>
+      </w:pPr>
+      <w:r>
+        <w:rPr>
+          <w:rFonts w:ascii="Aptos" w:hAnsi="Aptos" w:cs="Aptos" w:eastAsia="Aptos"/>
+          <w:b w:val="0"/>
+          <w:i w:val="0"/>
+          <w:color w:val="2B2B2B"/>
+          <w:sz w:val="20"/>
+        </w:rPr>
+        <w:t xml:space="preserve">O n.º 2 conta por </w:t>
+      </w:r>
+      <w:r>
+        <w:rPr>
+          <w:rFonts w:ascii="Aptos" w:hAnsi="Aptos" w:cs="Aptos" w:eastAsia="Aptos"/>
+          <w:b/>
+          <w:i w:val="0"/>
+          <w:color w:val="2B2B2B"/>
+          <w:sz w:val="20"/>
+        </w:rPr>
+        <w:t>fogo</w:t>
+      </w:r>
+      <w:r>
+        <w:rPr>
+          <w:rFonts w:ascii="Aptos" w:hAnsi="Aptos" w:cs="Aptos" w:eastAsia="Aptos"/>
+          <w:b w:val="0"/>
+          <w:i w:val="0"/>
+          <w:color w:val="2B2B2B"/>
+          <w:sz w:val="20"/>
+        </w:rPr>
+        <w:t xml:space="preserve">; o n.º 4 conta por </w:t>
+      </w:r>
+      <w:r>
+        <w:rPr>
+          <w:rFonts w:ascii="Aptos" w:hAnsi="Aptos" w:cs="Aptos" w:eastAsia="Aptos"/>
+          <w:b/>
+          <w:i w:val="0"/>
+          <w:color w:val="2B2B2B"/>
+          <w:sz w:val="20"/>
+        </w:rPr>
+        <w:t>prédio</w:t>
+      </w:r>
+      <w:r>
+        <w:rPr>
+          <w:rFonts w:ascii="Aptos" w:hAnsi="Aptos" w:cs="Aptos" w:eastAsia="Aptos"/>
+          <w:b w:val="0"/>
+          <w:i w:val="0"/>
+          <w:color w:val="2B2B2B"/>
+          <w:sz w:val="20"/>
+        </w:rPr>
+        <w:t>. O mesmo artigo usa duas unidades diferentes, e a razão é simples: o prédio rústico não tem, por definição, fogo. Esta é a primeira consequência a extrair, e vale contra a leitura predial do n.º 2 — se o legislador quisesse contar por prédio no n.º 2, tinha a palavra à mão e usou-a três números adiante.</w:t>
+      </w:r>
+    </w:p>
+    <w:p>
+      <w:pPr>
+        <w:keepNext/>
+        <w:spacing w:before="260" w:after="80" w:line="293" w:lineRule="auto"/>
+      </w:pPr>
+      <w:r>
+        <w:rPr>
+          <w:rFonts w:ascii="Aptos" w:hAnsi="Aptos" w:cs="Aptos" w:eastAsia="Aptos"/>
+          <w:b/>
+          <w:i w:val="0"/>
+          <w:color w:val="7C8894"/>
+          <w:sz w:val="21"/>
+        </w:rPr>
+        <w:t xml:space="preserve">15.2  </w:t>
+      </w:r>
+      <w:r>
+        <w:rPr>
+          <w:rFonts w:ascii="Aptos" w:hAnsi="Aptos" w:cs="Aptos" w:eastAsia="Aptos"/>
+          <w:b/>
+          <w:i w:val="0"/>
+          <w:color w:val="35506B"/>
+          <w:sz w:val="21"/>
+        </w:rPr>
+        <w:t>O n.º 4 não fixa número, e não tem controlo prévio</w:t>
+      </w:r>
+    </w:p>
+    <w:p>
+      <w:pPr>
+        <w:spacing w:before="0" w:after="140" w:line="293" w:lineRule="auto"/>
+        <w:jc w:val="both"/>
+      </w:pPr>
+      <w:r>
+        <w:rPr>
+          <w:rFonts w:ascii="Aptos" w:hAnsi="Aptos" w:cs="Aptos" w:eastAsia="Aptos"/>
+          <w:b w:val="0"/>
+          <w:i w:val="0"/>
+          <w:color w:val="2B2B2B"/>
+          <w:sz w:val="20"/>
+        </w:rPr>
+        <w:t>O n.º 2 fixa quatro animais, elevável a seis, e exige para isso parecer vinculativo do médico veterinário municipal e do delegado de saúde. O n.º 4 fixa seis, «podendo tal número ser excedido se a dimensão do terreno o permitir», e não exige parecer, autorização ou comunicação de espécie alguma. O único travão é o n.º 1 — boas condições e ausência de riscos hígio-sanitários. Não há teto e não há porteiro.</w:t>
+      </w:r>
+    </w:p>
+    <w:p>
+      <w:pPr>
+        <w:spacing w:before="0" w:after="140" w:line="293" w:lineRule="auto"/>
+        <w:jc w:val="both"/>
+      </w:pPr>
+      <w:r>
+        <w:rPr>
+          <w:rFonts w:ascii="Aptos" w:hAnsi="Aptos" w:cs="Aptos" w:eastAsia="Aptos"/>
+          <w:b w:val="0"/>
+          <w:i w:val="0"/>
+          <w:color w:val="2B2B2B"/>
+          <w:sz w:val="20"/>
+        </w:rPr>
+        <w:t>O Tribunal Central Administrativo Sul confirmou-o: incumbe à Administração «aferir sempre se o prédio onde se encontram alojados animais permite ou não o enquadramento na situação especial contida na norma» — acórdão de 4 de fevereiro de 2010, transcrito no ponto 11.1.</w:t>
+      </w:r>
+    </w:p>
+    <w:p>
+      <w:pPr>
+        <w:keepNext/>
+        <w:spacing w:before="260" w:after="80" w:line="293" w:lineRule="auto"/>
+      </w:pPr>
+      <w:r>
+        <w:rPr>
+          <w:rFonts w:ascii="Aptos" w:hAnsi="Aptos" w:cs="Aptos" w:eastAsia="Aptos"/>
+          <w:b/>
+          <w:i w:val="0"/>
+          <w:color w:val="7C8894"/>
+          <w:sz w:val="21"/>
+        </w:rPr>
+        <w:t xml:space="preserve">15.3  </w:t>
+      </w:r>
+      <w:r>
+        <w:rPr>
+          <w:rFonts w:ascii="Aptos" w:hAnsi="Aptos" w:cs="Aptos" w:eastAsia="Aptos"/>
+          <w:b/>
+          <w:i w:val="0"/>
+          <w:color w:val="35506B"/>
+          <w:sz w:val="21"/>
+        </w:rPr>
+        <w:t>A consequência decisiva</w:t>
+      </w:r>
+    </w:p>
+    <w:p>
+      <w:pPr>
+        <w:spacing w:before="0" w:after="140" w:line="293" w:lineRule="auto"/>
+        <w:jc w:val="both"/>
+      </w:pPr>
+      <w:r>
+        <w:rPr>
+          <w:rFonts w:ascii="Aptos" w:hAnsi="Aptos" w:cs="Aptos" w:eastAsia="Aptos"/>
+          <w:b w:val="0"/>
+          <w:i w:val="0"/>
+          <w:color w:val="2B2B2B"/>
+          <w:sz w:val="20"/>
+        </w:rPr>
+        <w:t>O ponto 6.3 registou, entre os elementos favoráveis à aplicação, que o n.º 4 tem estrutura de norma de capacidade. É verdade quanto à forma e falso quanto ao efeito. Uma norma de lotação diz quantos cabem; o n.º 4 diz que cabem seis, ou mais, consoante o terreno, sem limite superior e sem quem o verifique antes. Se o artigo 3.º fosse a norma de lotação dos alojamentos, um alojamento registado num prédio urbano teria lotação de quatro animais e um alojamento registado num prédio rústico teria lotação ilimitada.</w:t>
+      </w:r>
+    </w:p>
+    <w:tbl>
+      <w:tblPr>
+        <w:tblW w:type="auto" w:w="0"/>
+        <w:jc w:val="center"/>
+        <w:tblBorders>
+          <w:top w:val="nil"/>
+          <w:left w:val="nil"/>
+          <w:bottom w:val="nil"/>
+          <w:right w:val="nil"/>
+          <w:insideH w:val="nil"/>
+          <w:insideV w:val="nil"/>
+        </w:tblBorders>
+        <w:tblLayout w:type="fixed"/>
+        <w:tblLook w:firstColumn="1" w:firstRow="1" w:lastColumn="0" w:lastRow="0" w:noHBand="0" w:noVBand="1" w:val="04A0"/>
+      </w:tblPr>
+      <w:tblGrid>
+        <w:gridCol w:w="9412"/>
+      </w:tblGrid>
+      <w:tr>
+        <w:trPr>
+          <w:cantSplit/>
+        </w:trPr>
+        <w:tc>
+          <w:tcPr>
+            <w:tcW w:type="dxa" w:w="9411"/>
+            <w:tcBorders>
+              <w:top w:val="nil"/>
+              <w:left w:val="single" w:sz="18" w:space="0" w:color="D8C9AE"/>
+              <w:bottom w:val="nil"/>
+              <w:right w:val="nil"/>
+            </w:tcBorders>
+            <w:shd w:val="clear" w:color="auto" w:fill="F7F4ED"/>
+            <w:tcMar>
+              <w:top w:w="130" w:type="dxa"/>
+              <w:bottom w:w="130" w:type="dxa"/>
+              <w:left w:w="200" w:type="dxa"/>
+              <w:right w:w="180" w:type="dxa"/>
+            </w:tcMar>
+          </w:tcPr>
+          <w:p>
+            <w:pPr>
+              <w:spacing w:before="0" w:after="0" w:line="293" w:lineRule="auto"/>
+              <w:jc w:val="both"/>
+            </w:pPr>
+            <w:r>
+              <w:rPr>
+                <w:rFonts w:ascii="Aptos" w:hAnsi="Aptos" w:cs="Aptos" w:eastAsia="Aptos"/>
+                <w:b w:val="0"/>
+                <w:i w:val="0"/>
+                <w:color w:val="2B2B2B"/>
+                <w:sz w:val="20"/>
+              </w:rPr>
+              <w:t>Nenhum regime de capacidade de estabelecimentos funciona assim. A lotação dos alojamentos tem regime próprio e mensurável — o n.º 1 do artigo 27.º do Decreto-Lei n.º 276/2001 e as tabelas do anexo III, que fixam superfícies mínimas por animal. O artigo 3.º gradua densidade doméstica; o anexo III mede capacidade. São operações diferentes.</w:t>
+            </w:r>
+          </w:p>
+        </w:tc>
+      </w:tr>
+    </w:tbl>
+    <w:p>
+      <w:pPr>
+        <w:spacing w:before="0" w:after="180" w:line="293" w:lineRule="auto"/>
+      </w:pPr>
+    </w:p>
+    <w:p>
+      <w:pPr>
+        <w:keepNext/>
+        <w:spacing w:before="260" w:after="80" w:line="293" w:lineRule="auto"/>
+      </w:pPr>
+      <w:r>
+        <w:rPr>
+          <w:rFonts w:ascii="Aptos" w:hAnsi="Aptos" w:cs="Aptos" w:eastAsia="Aptos"/>
+          <w:b/>
+          <w:i w:val="0"/>
+          <w:color w:val="7C8894"/>
+          <w:sz w:val="21"/>
+        </w:rPr>
+        <w:t xml:space="preserve">15.4  </w:t>
+      </w:r>
+      <w:r>
+        <w:rPr>
+          <w:rFonts w:ascii="Aptos" w:hAnsi="Aptos" w:cs="Aptos" w:eastAsia="Aptos"/>
+          <w:b/>
+          <w:i w:val="0"/>
+          <w:color w:val="35506B"/>
+          <w:sz w:val="21"/>
+        </w:rPr>
+        <w:t>A fronteira é fiscal, e isso agrava o problema</w:t>
+      </w:r>
+    </w:p>
+    <w:p>
+      <w:pPr>
+        <w:spacing w:before="0" w:after="140" w:line="293" w:lineRule="auto"/>
+        <w:jc w:val="both"/>
+      </w:pPr>
+      <w:r>
+        <w:rPr>
+          <w:rFonts w:ascii="Aptos" w:hAnsi="Aptos" w:cs="Aptos" w:eastAsia="Aptos"/>
+          <w:b w:val="0"/>
+          <w:i w:val="0"/>
+          <w:color w:val="2B2B2B"/>
+          <w:sz w:val="20"/>
+        </w:rPr>
+        <w:t xml:space="preserve">Lido como teto predial, o n.º 2 faria a licitude depender da </w:t>
+      </w:r>
+      <w:r>
+        <w:rPr>
+          <w:rFonts w:ascii="Aptos" w:hAnsi="Aptos" w:cs="Aptos" w:eastAsia="Aptos"/>
+          <w:b/>
+          <w:i w:val="0"/>
+          <w:color w:val="2B2B2B"/>
+          <w:sz w:val="20"/>
+        </w:rPr>
+        <w:t>inscrição matricial</w:t>
+      </w:r>
+      <w:r>
+        <w:rPr>
+          <w:rFonts w:ascii="Aptos" w:hAnsi="Aptos" w:cs="Aptos" w:eastAsia="Aptos"/>
+          <w:b w:val="0"/>
+          <w:i w:val="0"/>
+          <w:color w:val="2B2B2B"/>
+          <w:sz w:val="20"/>
+        </w:rPr>
+        <w:t xml:space="preserve"> — categorias dos artigos 2.º a 6.º do Código do Imposto Municipal sobre Imóveis, de natureza fiscal, sem qualquer conexão material com o bem jurídico protegido pelo n.º 1, que é a salubridade e a prevenção de doenças transmissíveis ao homem. Duas situações fisicamente idênticas — a mesma moradia, o mesmo quintal, os mesmos animais, as mesmas condições — teriam tratamento distinto consoante a inscrição na matriz: quatro animais se o prédio for urbano, seis ou mais se for misto.</w:t>
+      </w:r>
+    </w:p>
+    <w:tbl>
+      <w:tblPr>
+        <w:tblW w:type="auto" w:w="0"/>
+        <w:jc w:val="center"/>
+        <w:tblBorders>
+          <w:top w:val="nil"/>
+          <w:left w:val="nil"/>
+          <w:bottom w:val="nil"/>
+          <w:right w:val="nil"/>
+          <w:insideH w:val="nil"/>
+          <w:insideV w:val="nil"/>
+        </w:tblBorders>
+        <w:tblLayout w:type="fixed"/>
+        <w:tblLook w:firstColumn="1" w:firstRow="1" w:lastColumn="0" w:lastRow="0" w:noHBand="0" w:noVBand="1" w:val="04A0"/>
+      </w:tblPr>
+      <w:tblGrid>
+        <w:gridCol w:w="9412"/>
+      </w:tblGrid>
+      <w:tr>
+        <w:trPr>
+          <w:cantSplit/>
+        </w:trPr>
+        <w:tc>
+          <w:tcPr>
+            <w:tcW w:type="dxa" w:w="9411"/>
+            <w:tcBorders>
+              <w:top w:val="nil"/>
+              <w:left w:val="single" w:sz="18" w:space="0" w:color="E0BEBA"/>
+              <w:bottom w:val="nil"/>
+              <w:right w:val="nil"/>
+            </w:tcBorders>
+            <w:shd w:val="clear" w:color="auto" w:fill="FAF2F1"/>
+            <w:tcMar>
+              <w:top w:w="130" w:type="dxa"/>
+              <w:bottom w:w="130" w:type="dxa"/>
+              <w:left w:w="200" w:type="dxa"/>
+              <w:right w:w="180" w:type="dxa"/>
+            </w:tcMar>
+          </w:tcPr>
+          <w:p>
+            <w:pPr>
+              <w:spacing w:before="0" w:after="0" w:line="293" w:lineRule="auto"/>
+              <w:jc w:val="both"/>
+            </w:pPr>
+            <w:r>
+              <w:rPr>
+                <w:rFonts w:ascii="Aptos" w:hAnsi="Aptos" w:cs="Aptos" w:eastAsia="Aptos"/>
+                <w:b/>
+                <w:i w:val="0"/>
+                <w:color w:val="2B2B2B"/>
+                <w:sz w:val="19"/>
+              </w:rPr>
+              <w:t>Precisão quanto ao logradouro.</w:t>
+            </w:r>
+            <w:r>
+              <w:rPr>
+                <w:rFonts w:ascii="Aptos" w:hAnsi="Aptos" w:cs="Aptos" w:eastAsia="Aptos"/>
+                <w:b w:val="0"/>
+                <w:i w:val="0"/>
+                <w:color w:val="2B2B2B"/>
+                <w:sz w:val="19"/>
+              </w:rPr>
+              <w:t xml:space="preserve"> O logradouro de uma moradia integra o prédio urbano, entrando na avaliação como área de terreno livre. Não converte o conjunto em prédio misto: o artigo 5.º do Código do Imposto Municipal sobre Imóveis exige, para essa qualificação, que nenhuma das partes seja a principal. A área do quintal é, por isso, juridicamente irrelevante para o n.º 2.</w:t>
+            </w:r>
+          </w:p>
+        </w:tc>
+      </w:tr>
+    </w:tbl>
+    <w:p>
+      <w:pPr>
+        <w:spacing w:before="0" w:after="180" w:line="293" w:lineRule="auto"/>
+      </w:pPr>
+    </w:p>
+    <w:p>
+      <w:pPr>
+        <w:keepNext/>
+        <w:spacing w:before="260" w:after="80" w:line="293" w:lineRule="auto"/>
+      </w:pPr>
+      <w:r>
+        <w:rPr>
+          <w:rFonts w:ascii="Aptos" w:hAnsi="Aptos" w:cs="Aptos" w:eastAsia="Aptos"/>
+          <w:b/>
+          <w:i w:val="0"/>
+          <w:color w:val="7C8894"/>
+          <w:sz w:val="21"/>
+        </w:rPr>
+        <w:t xml:space="preserve">15.5  </w:t>
+      </w:r>
+      <w:r>
+        <w:rPr>
+          <w:rFonts w:ascii="Aptos" w:hAnsi="Aptos" w:cs="Aptos" w:eastAsia="Aptos"/>
+          <w:b/>
+          <w:i w:val="0"/>
+          <w:color w:val="35506B"/>
+          <w:sz w:val="21"/>
+        </w:rPr>
+        <w:t>A lacuna sancionatória no prédio rústico</w:t>
+      </w:r>
+    </w:p>
+    <w:p>
+      <w:pPr>
+        <w:spacing w:before="0" w:after="140" w:line="293" w:lineRule="auto"/>
+        <w:jc w:val="both"/>
+      </w:pPr>
+      <w:r>
+        <w:rPr>
+          <w:rFonts w:ascii="Aptos" w:hAnsi="Aptos" w:cs="Aptos" w:eastAsia="Aptos"/>
+          <w:b w:val="0"/>
+          <w:i w:val="0"/>
+          <w:color w:val="2B2B2B"/>
+          <w:sz w:val="20"/>
+        </w:rPr>
+        <w:t xml:space="preserve">Das sete alíneas do n.º 3 do artigo 14.º, só a al. c) remete para o artigo 3.º, e o seu objeto é «a permanência de cães e gatos em </w:t>
+      </w:r>
+      <w:r>
+        <w:rPr>
+          <w:rFonts w:ascii="Aptos" w:hAnsi="Aptos" w:cs="Aptos" w:eastAsia="Aptos"/>
+          <w:b/>
+          <w:i w:val="0"/>
+          <w:color w:val="2B2B2B"/>
+          <w:sz w:val="20"/>
+        </w:rPr>
+        <w:t>habitações e terrenos anexos</w:t>
+      </w:r>
+      <w:r>
+        <w:rPr>
+          <w:rFonts w:ascii="Aptos" w:hAnsi="Aptos" w:cs="Aptos" w:eastAsia="Aptos"/>
+          <w:b w:val="0"/>
+          <w:i w:val="0"/>
+          <w:color w:val="2B2B2B"/>
+          <w:sz w:val="20"/>
+        </w:rPr>
+        <w:t xml:space="preserve"> em desrespeito pelas condições previstas no artigo 3.º». Num prédio rústico sem habitação não há habitação, nem terreno anexo a habitação alguma.</w:t>
+      </w:r>
+    </w:p>
+    <w:tbl>
+      <w:tblPr>
+        <w:tblW w:type="auto" w:w="0"/>
+        <w:jc w:val="center"/>
+        <w:tblBorders>
+          <w:top w:val="nil"/>
+          <w:left w:val="nil"/>
+          <w:bottom w:val="nil"/>
+          <w:right w:val="nil"/>
+          <w:insideH w:val="nil"/>
+          <w:insideV w:val="nil"/>
+        </w:tblBorders>
+        <w:tblLayout w:type="fixed"/>
+        <w:tblLook w:firstColumn="1" w:firstRow="1" w:lastColumn="0" w:lastRow="0" w:noHBand="0" w:noVBand="1" w:val="04A0"/>
+      </w:tblPr>
+      <w:tblGrid>
+        <w:gridCol w:w="9412"/>
+      </w:tblGrid>
+      <w:tr>
+        <w:trPr>
+          <w:cantSplit/>
+        </w:trPr>
+        <w:tc>
+          <w:tcPr>
+            <w:tcW w:type="dxa" w:w="9411"/>
+            <w:tcBorders>
+              <w:top w:val="nil"/>
+              <w:left w:val="single" w:sz="18" w:space="0" w:color="D8C9AE"/>
+              <w:bottom w:val="nil"/>
+              <w:right w:val="nil"/>
+            </w:tcBorders>
+            <w:shd w:val="clear" w:color="auto" w:fill="F7F4ED"/>
+            <w:tcMar>
+              <w:top w:w="130" w:type="dxa"/>
+              <w:bottom w:w="130" w:type="dxa"/>
+              <w:left w:w="200" w:type="dxa"/>
+              <w:right w:w="180" w:type="dxa"/>
+            </w:tcMar>
+          </w:tcPr>
+          <w:p>
+            <w:pPr>
+              <w:spacing w:before="0" w:after="0" w:line="293" w:lineRule="auto"/>
+              <w:jc w:val="both"/>
+            </w:pPr>
+            <w:r>
+              <w:rPr>
+                <w:rFonts w:ascii="Aptos" w:hAnsi="Aptos" w:cs="Aptos" w:eastAsia="Aptos"/>
+                <w:b w:val="0"/>
+                <w:i w:val="0"/>
+                <w:color w:val="2B2B2B"/>
+                <w:sz w:val="20"/>
+              </w:rPr>
+              <w:t xml:space="preserve">Nessa hipótese o n.º 4 é </w:t>
+            </w:r>
+            <w:r>
+              <w:rPr>
+                <w:rFonts w:ascii="Aptos" w:hAnsi="Aptos" w:cs="Aptos" w:eastAsia="Aptos"/>
+                <w:b/>
+                <w:i w:val="0"/>
+                <w:color w:val="2B2B2B"/>
+                <w:sz w:val="20"/>
+              </w:rPr>
+              <w:t>norma sem sanção</w:t>
             </w:r>
             <w:r>
               <w:rPr>
@@ -8927,7 +9454,7 @@
                 <w:color w:val="2B2B2B"/>
                 <w:sz w:val="20"/>
               </w:rPr>
-              <w:t xml:space="preserve"> Não compete com o n.º 4 porque regulam coisas diferentes — e a razão de o legislador ter usado critérios distintos é simples: o prédio rústico não tem, por definição, fogo. Para um estabelecimento, nenhum dos dois é a norma de lotação; é o anexo III.</w:t>
+              <w:t>. O incumprimento aciona o n.º 5 — vistoria conjunta e notificação para remoção —, mas não é contraordenação. É mais um indício de que o artigo 3.º foi pensado a partir da casa, e que o n.º 4 é a sua extensão ao meio rural, não uma norma sobre estabelecimentos.</w:t>
             </w:r>
           </w:p>
         </w:tc>
@@ -8937,6 +9464,184 @@
       <w:pPr>
         <w:spacing w:before="0" w:after="180" w:line="293" w:lineRule="auto"/>
       </w:pPr>
+    </w:p>
+    <w:p>
+      <w:pPr>
+        <w:keepNext/>
+        <w:spacing w:before="260" w:after="80" w:line="293" w:lineRule="auto"/>
+      </w:pPr>
+      <w:r>
+        <w:rPr>
+          <w:rFonts w:ascii="Aptos" w:hAnsi="Aptos" w:cs="Aptos" w:eastAsia="Aptos"/>
+          <w:b/>
+          <w:i w:val="0"/>
+          <w:color w:val="7C8894"/>
+          <w:sz w:val="21"/>
+        </w:rPr>
+        <w:t xml:space="preserve">15.6  </w:t>
+      </w:r>
+      <w:r>
+        <w:rPr>
+          <w:rFonts w:ascii="Aptos" w:hAnsi="Aptos" w:cs="Aptos" w:eastAsia="Aptos"/>
+          <w:b/>
+          <w:i w:val="0"/>
+          <w:color w:val="35506B"/>
+          <w:sz w:val="21"/>
+        </w:rPr>
+        <w:t>Resposta à questão 3</w:t>
+      </w:r>
+    </w:p>
+    <w:p>
+      <w:pPr>
+        <w:spacing w:before="0" w:after="100" w:line="293" w:lineRule="auto"/>
+        <w:ind w:left="408" w:hanging="408"/>
+        <w:jc w:val="both"/>
+      </w:pPr>
+      <w:r>
+        <w:rPr>
+          <w:rFonts w:ascii="Aptos" w:hAnsi="Aptos" w:cs="Aptos" w:eastAsia="Aptos"/>
+          <w:b/>
+          <w:i w:val="0"/>
+          <w:color w:val="5C7891"/>
+          <w:sz w:val="20"/>
+        </w:rPr>
+        <w:t>1.</w:t>
+        <w:tab/>
+      </w:r>
+      <w:r>
+        <w:rPr>
+          <w:rFonts w:ascii="Aptos" w:hAnsi="Aptos" w:cs="Aptos" w:eastAsia="Aptos"/>
+          <w:b w:val="0"/>
+          <w:i w:val="0"/>
+          <w:color w:val="2B2B2B"/>
+          <w:sz w:val="20"/>
+        </w:rPr>
+        <w:t>O n.º 4 aplica-se a quem detém animais em prédio rústico ou misto, e o limite de seis é indicativo: cede perante a dimensão do terreno, sem teto e sem autorização prévia.</w:t>
+      </w:r>
+    </w:p>
+    <w:p>
+      <w:pPr>
+        <w:spacing w:before="0" w:after="100" w:line="293" w:lineRule="auto"/>
+        <w:ind w:left="408" w:hanging="408"/>
+        <w:jc w:val="both"/>
+      </w:pPr>
+      <w:r>
+        <w:rPr>
+          <w:rFonts w:ascii="Aptos" w:hAnsi="Aptos" w:cs="Aptos" w:eastAsia="Aptos"/>
+          <w:b/>
+          <w:i w:val="0"/>
+          <w:color w:val="5C7891"/>
+          <w:sz w:val="20"/>
+        </w:rPr>
+        <w:t>2.</w:t>
+        <w:tab/>
+      </w:r>
+      <w:r>
+        <w:rPr>
+          <w:rFonts w:ascii="Aptos" w:hAnsi="Aptos" w:cs="Aptos" w:eastAsia="Aptos"/>
+          <w:b w:val="0"/>
+          <w:i w:val="0"/>
+          <w:color w:val="2B2B2B"/>
+          <w:sz w:val="20"/>
+        </w:rPr>
+        <w:t xml:space="preserve">A elasticidade não é defeito de redação: é a marca de uma norma de </w:t>
+      </w:r>
+      <w:r>
+        <w:rPr>
+          <w:rFonts w:ascii="Aptos" w:hAnsi="Aptos" w:cs="Aptos" w:eastAsia="Aptos"/>
+          <w:b/>
+          <w:i w:val="0"/>
+          <w:color w:val="2B2B2B"/>
+          <w:sz w:val="20"/>
+        </w:rPr>
+        <w:t>densidade</w:t>
+      </w:r>
+      <w:r>
+        <w:rPr>
+          <w:rFonts w:ascii="Aptos" w:hAnsi="Aptos" w:cs="Aptos" w:eastAsia="Aptos"/>
+          <w:b w:val="0"/>
+          <w:i w:val="0"/>
+          <w:color w:val="2B2B2B"/>
+          <w:sz w:val="20"/>
+        </w:rPr>
+        <w:t xml:space="preserve">, que mede animais contra espaço disponível, e não de uma norma de </w:t>
+      </w:r>
+      <w:r>
+        <w:rPr>
+          <w:rFonts w:ascii="Aptos" w:hAnsi="Aptos" w:cs="Aptos" w:eastAsia="Aptos"/>
+          <w:b/>
+          <w:i w:val="0"/>
+          <w:color w:val="2B2B2B"/>
+          <w:sz w:val="20"/>
+        </w:rPr>
+        <w:t>capacidade</w:t>
+      </w:r>
+      <w:r>
+        <w:rPr>
+          <w:rFonts w:ascii="Aptos" w:hAnsi="Aptos" w:cs="Aptos" w:eastAsia="Aptos"/>
+          <w:b w:val="0"/>
+          <w:i w:val="0"/>
+          <w:color w:val="2B2B2B"/>
+          <w:sz w:val="20"/>
+        </w:rPr>
+        <w:t>, que fixa um número.</w:t>
+      </w:r>
+    </w:p>
+    <w:p>
+      <w:pPr>
+        <w:spacing w:before="0" w:after="100" w:line="293" w:lineRule="auto"/>
+        <w:ind w:left="408" w:hanging="408"/>
+        <w:jc w:val="both"/>
+      </w:pPr>
+      <w:r>
+        <w:rPr>
+          <w:rFonts w:ascii="Aptos" w:hAnsi="Aptos" w:cs="Aptos" w:eastAsia="Aptos"/>
+          <w:b/>
+          <w:i w:val="0"/>
+          <w:color w:val="5C7891"/>
+          <w:sz w:val="20"/>
+        </w:rPr>
+        <w:t>3.</w:t>
+        <w:tab/>
+      </w:r>
+      <w:r>
+        <w:rPr>
+          <w:rFonts w:ascii="Aptos" w:hAnsi="Aptos" w:cs="Aptos" w:eastAsia="Aptos"/>
+          <w:b w:val="0"/>
+          <w:i w:val="0"/>
+          <w:color w:val="2B2B2B"/>
+          <w:sz w:val="20"/>
+        </w:rPr>
+        <w:t>Por isso o n.º 4 não fixa a lotação de um alojamento registado instalado em prédio rústico — não fixa lotação nenhuma. A capacidade desse alojamento resulta do n.º 1 do artigo 27.º do Decreto-Lei n.º 276/2001 e do anexo III.</w:t>
+      </w:r>
+    </w:p>
+    <w:p>
+      <w:pPr>
+        <w:spacing w:before="0" w:after="100" w:line="293" w:lineRule="auto"/>
+        <w:ind w:left="408" w:hanging="408"/>
+        <w:jc w:val="both"/>
+      </w:pPr>
+      <w:r>
+        <w:rPr>
+          <w:rFonts w:ascii="Aptos" w:hAnsi="Aptos" w:cs="Aptos" w:eastAsia="Aptos"/>
+          <w:b/>
+          <w:i w:val="0"/>
+          <w:color w:val="5C7891"/>
+          <w:sz w:val="20"/>
+        </w:rPr>
+        <w:t>4.</w:t>
+        <w:tab/>
+      </w:r>
+      <w:r>
+        <w:rPr>
+          <w:rFonts w:ascii="Aptos" w:hAnsi="Aptos" w:cs="Aptos" w:eastAsia="Aptos"/>
+          <w:b w:val="0"/>
+          <w:i w:val="0"/>
+          <w:color w:val="2B2B2B"/>
+          <w:sz w:val="20"/>
+        </w:rPr>
+        <w:t>A assimetria entre os n.ºs 2 e 4 dissolve-se pela leitura do fogo. Mantida a leitura predial, a assimetria torna-se arbitrária, porque passa a depender da matriz fiscal.</w:t>
+      </w:r>
     </w:p>
     <w:p>
       <w:pPr>
@@ -9626,7 +10331,7 @@
                 <w:color w:val="2B2B2B"/>
                 <w:sz w:val="17"/>
               </w:rPr>
-              <w:t>Em aberto</w:t>
+              <w:t>Respondida — capítulo 15</w:t>
             </w:r>
           </w:p>
         </w:tc>

--- a/criador informal/Estudo_Limites_por_Fogo.docx
+++ b/criador informal/Estudo_Limites_por_Fogo.docx
@@ -9642,6 +9642,1907 @@
         </w:rPr>
         <w:t>A assimetria entre os n.ºs 2 e 4 dissolve-se pela leitura do fogo. Mantida a leitura predial, a assimetria torna-se arbitrária, porque passa a depender da matriz fiscal.</w:t>
       </w:r>
+    </w:p>
+    <w:p>
+      <w:pPr>
+        <w:keepNext/>
+        <w:spacing w:before="260" w:after="80" w:line="293" w:lineRule="auto"/>
+      </w:pPr>
+      <w:r>
+        <w:rPr>
+          <w:rFonts w:ascii="Aptos" w:hAnsi="Aptos" w:cs="Aptos" w:eastAsia="Aptos"/>
+          <w:b/>
+          <w:i w:val="0"/>
+          <w:color w:val="7C8894"/>
+          <w:sz w:val="21"/>
+        </w:rPr>
+        <w:t xml:space="preserve">15.7  </w:t>
+      </w:r>
+      <w:r>
+        <w:rPr>
+          <w:rFonts w:ascii="Aptos" w:hAnsi="Aptos" w:cs="Aptos" w:eastAsia="Aptos"/>
+          <w:b/>
+          <w:i w:val="0"/>
+          <w:color w:val="35506B"/>
+          <w:sz w:val="21"/>
+        </w:rPr>
+        <w:t>O detentor não declarado, em prédio rústico ou misto</w:t>
+      </w:r>
+    </w:p>
+    <w:p>
+      <w:pPr>
+        <w:spacing w:before="0" w:after="140" w:line="293" w:lineRule="auto"/>
+        <w:jc w:val="both"/>
+      </w:pPr>
+      <w:r>
+        <w:rPr>
+          <w:rFonts w:ascii="Aptos" w:hAnsi="Aptos" w:cs="Aptos" w:eastAsia="Aptos"/>
+          <w:b w:val="0"/>
+          <w:i w:val="0"/>
+          <w:color w:val="2B2B2B"/>
+          <w:sz w:val="20"/>
+        </w:rPr>
+        <w:t>A questão 3 tem uma face prática que a sua formulação não revela: quem detém um número muito elevado de animais em prédio rústico ou misto, sem declarar atividade e sem registar alojamento, está sujeito a quê, e quem o controla?</w:t>
+      </w:r>
+    </w:p>
+    <w:p>
+      <w:pPr>
+        <w:keepNext/>
+        <w:spacing w:before="200" w:after="60" w:line="293" w:lineRule="auto"/>
+      </w:pPr>
+      <w:r>
+        <w:rPr>
+          <w:rFonts w:ascii="Aptos" w:hAnsi="Aptos" w:cs="Aptos" w:eastAsia="Aptos"/>
+          <w:b/>
+          <w:i w:val="0"/>
+          <w:color w:val="5C7891"/>
+          <w:sz w:val="19"/>
+        </w:rPr>
+        <w:t>O gatilho do regime é a atividade, nunca o número</w:t>
+      </w:r>
+    </w:p>
+    <w:p>
+      <w:pPr>
+        <w:spacing w:before="0" w:after="140" w:line="293" w:lineRule="auto"/>
+        <w:jc w:val="both"/>
+      </w:pPr>
+      <w:r>
+        <w:rPr>
+          <w:rFonts w:ascii="Aptos" w:hAnsi="Aptos" w:cs="Aptos" w:eastAsia="Aptos"/>
+          <w:b w:val="0"/>
+          <w:i w:val="0"/>
+          <w:color w:val="2B2B2B"/>
+          <w:sz w:val="20"/>
+        </w:rPr>
+        <w:t>O que faz nascer a obrigação de comunicação prévia é o exercício de uma atividade — hospedagem, criação comercial, venda —, nos termos da al. a) do n.º 1 do artigo 3.º do Decreto-Lei n.º 276/2001. A al. q) do n.º 1 do artigo 2.º exige, para a hospedagem com fins lucrativos, que o alojamento «vise interesses comerciais ou lucrativos». Quem acumula sem fim lucrativo nunca tem alojamento a comunicar, tenha dez animais ou duzentos.</w:t>
+      </w:r>
+    </w:p>
+    <w:tbl>
+      <w:tblPr>
+        <w:tblW w:type="auto" w:w="0"/>
+        <w:jc w:val="center"/>
+        <w:tblBorders>
+          <w:top w:val="nil"/>
+          <w:left w:val="nil"/>
+          <w:bottom w:val="nil"/>
+          <w:right w:val="nil"/>
+          <w:insideH w:val="nil"/>
+          <w:insideV w:val="nil"/>
+        </w:tblBorders>
+        <w:tblLayout w:type="fixed"/>
+        <w:tblLook w:firstColumn="1" w:firstRow="1" w:lastColumn="0" w:lastRow="0" w:noHBand="0" w:noVBand="1" w:val="04A0"/>
+      </w:tblPr>
+      <w:tblGrid>
+        <w:gridCol w:w="9412"/>
+      </w:tblGrid>
+      <w:tr>
+        <w:trPr>
+          <w:cantSplit/>
+        </w:trPr>
+        <w:tc>
+          <w:tcPr>
+            <w:tcW w:type="dxa" w:w="9411"/>
+            <w:tcBorders>
+              <w:top w:val="nil"/>
+              <w:left w:val="single" w:sz="18" w:space="0" w:color="D8C9AE"/>
+              <w:bottom w:val="nil"/>
+              <w:right w:val="nil"/>
+            </w:tcBorders>
+            <w:shd w:val="clear" w:color="auto" w:fill="F7F4ED"/>
+            <w:tcMar>
+              <w:top w:w="130" w:type="dxa"/>
+              <w:bottom w:w="130" w:type="dxa"/>
+              <w:left w:w="200" w:type="dxa"/>
+              <w:right w:w="180" w:type="dxa"/>
+            </w:tcMar>
+          </w:tcPr>
+          <w:p>
+            <w:pPr>
+              <w:spacing w:before="0" w:after="0" w:line="293" w:lineRule="auto"/>
+              <w:jc w:val="both"/>
+            </w:pPr>
+            <w:r>
+              <w:rPr>
+                <w:rFonts w:ascii="Aptos" w:hAnsi="Aptos" w:cs="Aptos" w:eastAsia="Aptos"/>
+                <w:b/>
+                <w:i w:val="0"/>
+                <w:color w:val="2B2B2B"/>
+                <w:sz w:val="20"/>
+              </w:rPr>
+              <w:t>O número, por si, não desencadeia obrigação nenhuma de registo.</w:t>
+            </w:r>
+            <w:r>
+              <w:rPr>
+                <w:rFonts w:ascii="Aptos" w:hAnsi="Aptos" w:cs="Aptos" w:eastAsia="Aptos"/>
+                <w:b w:val="0"/>
+                <w:i w:val="0"/>
+                <w:color w:val="2B2B2B"/>
+                <w:sz w:val="20"/>
+              </w:rPr>
+              <w:t xml:space="preserve"> É a peça estrutural do problema, e vale igualmente para prédios rústicos e mistos.</w:t>
+            </w:r>
+          </w:p>
+        </w:tc>
+      </w:tr>
+    </w:tbl>
+    <w:p>
+      <w:pPr>
+        <w:spacing w:before="0" w:after="180" w:line="293" w:lineRule="auto"/>
+      </w:pPr>
+    </w:p>
+    <w:p>
+      <w:pPr>
+        <w:spacing w:before="0" w:after="140" w:line="293" w:lineRule="auto"/>
+        <w:jc w:val="both"/>
+      </w:pPr>
+      <w:r>
+        <w:rPr>
+          <w:rFonts w:ascii="Aptos" w:hAnsi="Aptos" w:cs="Aptos" w:eastAsia="Aptos"/>
+          <w:b w:val="0"/>
+          <w:i w:val="0"/>
+          <w:color w:val="2B2B2B"/>
+          <w:sz w:val="20"/>
+        </w:rPr>
+        <w:t>Não declarar não isenta quem efetivamente exerce a atividade: a falta da mera comunicação prévia é contraordenação económica grave, nos termos da al. a) do n.º 1 do artigo 68.º. Mas se não há fim lucrativo, não há infração nesse plano, e a fiscalização fica sem porta de entrada.</w:t>
+      </w:r>
+    </w:p>
+    <w:p>
+      <w:pPr>
+        <w:keepNext/>
+        <w:spacing w:before="200" w:after="60" w:line="293" w:lineRule="auto"/>
+      </w:pPr>
+      <w:r>
+        <w:rPr>
+          <w:rFonts w:ascii="Aptos" w:hAnsi="Aptos" w:cs="Aptos" w:eastAsia="Aptos"/>
+          <w:b/>
+          <w:i w:val="0"/>
+          <w:color w:val="5C7891"/>
+          <w:sz w:val="19"/>
+        </w:rPr>
+        <w:t>O que se aplica mesmo sem registo, e o que não se aplica</w:t>
+      </w:r>
+    </w:p>
+    <w:p>
+      <w:pPr>
+        <w:spacing w:before="0" w:after="140" w:line="293" w:lineRule="auto"/>
+        <w:jc w:val="both"/>
+      </w:pPr>
+      <w:r>
+        <w:rPr>
+          <w:rFonts w:ascii="Aptos" w:hAnsi="Aptos" w:cs="Aptos" w:eastAsia="Aptos"/>
+          <w:b w:val="0"/>
+          <w:i w:val="0"/>
+          <w:color w:val="2B2B2B"/>
+          <w:sz w:val="20"/>
+        </w:rPr>
+        <w:t xml:space="preserve">O Decreto-Lei n.º 276/2001 tem dois andares, e a distinção é decisiva. O </w:t>
+      </w:r>
+      <w:r>
+        <w:rPr>
+          <w:rFonts w:ascii="Aptos" w:hAnsi="Aptos" w:cs="Aptos" w:eastAsia="Aptos"/>
+          <w:b/>
+          <w:i w:val="0"/>
+          <w:color w:val="2B2B2B"/>
+          <w:sz w:val="20"/>
+        </w:rPr>
+        <w:t>Capítulo II</w:t>
+      </w:r>
+      <w:r>
+        <w:rPr>
+          <w:rFonts w:ascii="Aptos" w:hAnsi="Aptos" w:cs="Aptos" w:eastAsia="Aptos"/>
+          <w:b w:val="0"/>
+          <w:i w:val="0"/>
+          <w:color w:val="2B2B2B"/>
+          <w:sz w:val="20"/>
+        </w:rPr>
+        <w:t xml:space="preserve">, sob a epígrafe «Normas gerais de detenção, alojamento, maneio, intervenções cirúrgicas, captura e abate», vincula qualquer detentor: o artigo 6.º impõe o dever especial de cuidado a «o detentor do animal», e o artigo 8.º, sob a epígrafe «Condições dos alojamentos», dispõe que «os animais devem dispor do espaço adequado às suas necessidades fisiológicas e etológicas». Os </w:t>
+      </w:r>
+      <w:r>
+        <w:rPr>
+          <w:rFonts w:ascii="Aptos" w:hAnsi="Aptos" w:cs="Aptos" w:eastAsia="Aptos"/>
+          <w:b/>
+          <w:i w:val="0"/>
+          <w:color w:val="2B2B2B"/>
+          <w:sz w:val="20"/>
+        </w:rPr>
+        <w:t>Capítulos III a VI</w:t>
+      </w:r>
+      <w:r>
+        <w:rPr>
+          <w:rFonts w:ascii="Aptos" w:hAnsi="Aptos" w:cs="Aptos" w:eastAsia="Aptos"/>
+          <w:b w:val="0"/>
+          <w:i w:val="0"/>
+          <w:color w:val="2B2B2B"/>
+          <w:sz w:val="20"/>
+        </w:rPr>
+        <w:t xml:space="preserve"> dependem da atividade — o artigo 24.º abre precisamente com «os detentores de animais de companhia que se dediquem à sua reprodução, criação, manutenção ou venda devem cumprir as condições previstas no presente capítulo».</w:t>
+      </w:r>
+    </w:p>
+    <w:tbl>
+      <w:tblPr>
+        <w:tblW w:type="auto" w:w="0"/>
+        <w:jc w:val="center"/>
+        <w:tblBorders>
+          <w:top w:val="nil"/>
+          <w:left w:val="nil"/>
+          <w:bottom w:val="nil"/>
+          <w:right w:val="nil"/>
+          <w:insideH w:val="nil"/>
+          <w:insideV w:val="nil"/>
+        </w:tblBorders>
+        <w:tblLayout w:type="fixed"/>
+        <w:tblLook w:firstColumn="1" w:firstRow="1" w:lastColumn="0" w:lastRow="0" w:noHBand="0" w:noVBand="1" w:val="04A0"/>
+      </w:tblPr>
+      <w:tblGrid>
+        <w:gridCol w:w="9412"/>
+      </w:tblGrid>
+      <w:tr>
+        <w:trPr>
+          <w:cantSplit/>
+        </w:trPr>
+        <w:tc>
+          <w:tcPr>
+            <w:tcW w:type="dxa" w:w="9411"/>
+            <w:tcBorders>
+              <w:top w:val="nil"/>
+              <w:left w:val="single" w:sz="18" w:space="0" w:color="E0BEBA"/>
+              <w:bottom w:val="nil"/>
+              <w:right w:val="nil"/>
+            </w:tcBorders>
+            <w:shd w:val="clear" w:color="auto" w:fill="FAF2F1"/>
+            <w:tcMar>
+              <w:top w:w="130" w:type="dxa"/>
+              <w:bottom w:w="130" w:type="dxa"/>
+              <w:left w:w="200" w:type="dxa"/>
+              <w:right w:w="180" w:type="dxa"/>
+            </w:tcMar>
+          </w:tcPr>
+          <w:p>
+            <w:pPr>
+              <w:spacing w:before="0" w:after="0" w:line="293" w:lineRule="auto"/>
+              <w:jc w:val="both"/>
+            </w:pPr>
+            <w:r>
+              <w:rPr>
+                <w:rFonts w:ascii="Aptos" w:hAnsi="Aptos" w:cs="Aptos" w:eastAsia="Aptos"/>
+                <w:b/>
+                <w:i w:val="0"/>
+                <w:color w:val="2B2B2B"/>
+                <w:sz w:val="19"/>
+              </w:rPr>
+              <w:t>Consequência a reter.</w:t>
+            </w:r>
+            <w:r>
+              <w:rPr>
+                <w:rFonts w:ascii="Aptos" w:hAnsi="Aptos" w:cs="Aptos" w:eastAsia="Aptos"/>
+                <w:b w:val="0"/>
+                <w:i w:val="0"/>
+                <w:color w:val="2B2B2B"/>
+                <w:sz w:val="19"/>
+              </w:rPr>
+              <w:t xml:space="preserve"> As tabelas do anexo III, para que remete o n.º 1 do artigo 27.º, estão no Capítulo III e </w:t>
+            </w:r>
+            <w:r>
+              <w:rPr>
+                <w:rFonts w:ascii="Aptos" w:hAnsi="Aptos" w:cs="Aptos" w:eastAsia="Aptos"/>
+                <w:b/>
+                <w:i w:val="0"/>
+                <w:color w:val="2B2B2B"/>
+                <w:sz w:val="19"/>
+              </w:rPr>
+              <w:t>não vinculam o detentor doméstico</w:t>
+            </w:r>
+            <w:r>
+              <w:rPr>
+                <w:rFonts w:ascii="Aptos" w:hAnsi="Aptos" w:cs="Aptos" w:eastAsia="Aptos"/>
+                <w:b w:val="0"/>
+                <w:i w:val="0"/>
+                <w:color w:val="2B2B2B"/>
+                <w:sz w:val="19"/>
+              </w:rPr>
+              <w:t>. Podem servir de referência técnica numa vistoria, não de norma aplicável. E o artigo 8.º, esse sim de aplicação geral, é puramente qualitativo: não contém número algum.</w:t>
+            </w:r>
+          </w:p>
+        </w:tc>
+      </w:tr>
+    </w:tbl>
+    <w:p>
+      <w:pPr>
+        <w:spacing w:before="0" w:after="180" w:line="293" w:lineRule="auto"/>
+      </w:pPr>
+    </w:p>
+    <w:tbl>
+      <w:tblPr>
+        <w:tblW w:type="auto" w:w="0"/>
+        <w:jc w:val="center"/>
+        <w:tblBorders>
+          <w:top w:val="nil"/>
+          <w:left w:val="nil"/>
+          <w:bottom w:val="nil"/>
+          <w:right w:val="nil"/>
+          <w:insideH w:val="nil"/>
+          <w:insideV w:val="nil"/>
+        </w:tblBorders>
+        <w:tblLayout w:type="fixed"/>
+        <w:tblLook w:firstColumn="1" w:firstRow="1" w:lastColumn="0" w:lastRow="0" w:noHBand="0" w:noVBand="1" w:val="04A0"/>
+      </w:tblPr>
+      <w:tblGrid>
+        <w:gridCol w:w="9412"/>
+      </w:tblGrid>
+      <w:tr>
+        <w:trPr>
+          <w:cantSplit/>
+        </w:trPr>
+        <w:tc>
+          <w:tcPr>
+            <w:tcW w:type="dxa" w:w="9411"/>
+            <w:tcBorders>
+              <w:top w:val="nil"/>
+              <w:left w:val="single" w:sz="18" w:space="0" w:color="D8C9AE"/>
+              <w:bottom w:val="nil"/>
+              <w:right w:val="nil"/>
+            </w:tcBorders>
+            <w:shd w:val="clear" w:color="auto" w:fill="F7F4ED"/>
+            <w:tcMar>
+              <w:top w:w="130" w:type="dxa"/>
+              <w:bottom w:w="130" w:type="dxa"/>
+              <w:left w:w="200" w:type="dxa"/>
+              <w:right w:w="180" w:type="dxa"/>
+            </w:tcMar>
+          </w:tcPr>
+          <w:p>
+            <w:pPr>
+              <w:spacing w:before="0" w:after="0" w:line="293" w:lineRule="auto"/>
+              <w:jc w:val="both"/>
+            </w:pPr>
+            <w:r>
+              <w:rPr>
+                <w:rFonts w:ascii="Aptos" w:hAnsi="Aptos" w:cs="Aptos" w:eastAsia="Aptos"/>
+                <w:b w:val="0"/>
+                <w:i w:val="0"/>
+                <w:color w:val="2B2B2B"/>
+                <w:sz w:val="20"/>
+              </w:rPr>
+              <w:t xml:space="preserve">Em parte alguma do sistema existe um número para o detentor não comercial em prédio rústico ou misto. O artigo 8.º é qualitativo, o anexo III não lhe é aplicável, e o n.º 4 do artigo 3.º do Decreto-Lei n.º 314/2003 é elástico. </w:t>
+            </w:r>
+            <w:r>
+              <w:rPr>
+                <w:rFonts w:ascii="Aptos" w:hAnsi="Aptos" w:cs="Aptos" w:eastAsia="Aptos"/>
+                <w:b/>
+                <w:i w:val="0"/>
+                <w:color w:val="2B2B2B"/>
+                <w:sz w:val="20"/>
+              </w:rPr>
+              <w:t>O limite é o n.º 1 do artigo 3.º, aferido por vistoria.</w:t>
+            </w:r>
+          </w:p>
+        </w:tc>
+      </w:tr>
+    </w:tbl>
+    <w:p>
+      <w:pPr>
+        <w:spacing w:before="0" w:after="180" w:line="293" w:lineRule="auto"/>
+      </w:pPr>
+    </w:p>
+    <w:p>
+      <w:pPr>
+        <w:keepNext/>
+        <w:spacing w:before="200" w:after="60" w:line="293" w:lineRule="auto"/>
+      </w:pPr>
+      <w:r>
+        <w:rPr>
+          <w:rFonts w:ascii="Aptos" w:hAnsi="Aptos" w:cs="Aptos" w:eastAsia="Aptos"/>
+          <w:b/>
+          <w:i w:val="0"/>
+          <w:color w:val="5C7891"/>
+          <w:sz w:val="19"/>
+        </w:rPr>
+        <w:t>Os instrumentos de controlo existentes</w:t>
+      </w:r>
+    </w:p>
+    <w:tbl>
+      <w:tblPr>
+        <w:tblW w:type="auto" w:w="0"/>
+        <w:jc w:val="center"/>
+        <w:tblBorders>
+          <w:top w:val="nil"/>
+          <w:left w:val="nil"/>
+          <w:bottom w:val="nil"/>
+          <w:right w:val="nil"/>
+          <w:insideH w:val="nil"/>
+          <w:insideV w:val="nil"/>
+        </w:tblBorders>
+        <w:tblLayout w:type="fixed"/>
+        <w:tblLook w:firstColumn="1" w:firstRow="1" w:lastColumn="0" w:lastRow="0" w:noHBand="0" w:noVBand="1" w:val="04A0"/>
+      </w:tblPr>
+      <w:tblGrid>
+        <w:gridCol w:w="3137"/>
+        <w:gridCol w:w="3137"/>
+        <w:gridCol w:w="3137"/>
+      </w:tblGrid>
+      <w:tr>
+        <w:trPr>
+          <w:cantSplit/>
+          <w:tblHeader/>
+        </w:trPr>
+        <w:tc>
+          <w:tcPr>
+            <w:tcW w:type="dxa" w:w="3628"/>
+            <w:tcBorders>
+              <w:top w:val="nil"/>
+              <w:left w:val="nil"/>
+              <w:bottom w:val="single" w:sz="8" w:space="0" w:color="A9C2D8"/>
+              <w:right w:val="nil"/>
+            </w:tcBorders>
+            <w:shd w:val="clear" w:color="auto" w:fill="E9EFF4"/>
+            <w:tcMar>
+              <w:top w:w="90" w:type="dxa"/>
+              <w:bottom w:w="90" w:type="dxa"/>
+              <w:left w:w="120" w:type="dxa"/>
+              <w:right w:w="120" w:type="dxa"/>
+            </w:tcMar>
+          </w:tcPr>
+          <w:p>
+            <w:pPr>
+              <w:spacing w:before="0" w:after="0" w:line="293" w:lineRule="auto"/>
+            </w:pPr>
+            <w:r>
+              <w:rPr>
+                <w:rFonts w:ascii="Aptos" w:hAnsi="Aptos" w:cs="Aptos" w:eastAsia="Aptos"/>
+                <w:b/>
+                <w:i w:val="0"/>
+                <w:color w:val="35506B"/>
+                <w:sz w:val="17"/>
+              </w:rPr>
+              <w:t>Instrumento</w:t>
+            </w:r>
+          </w:p>
+        </w:tc>
+        <w:tc>
+          <w:tcPr>
+            <w:tcW w:type="dxa" w:w="3061"/>
+            <w:tcBorders>
+              <w:top w:val="nil"/>
+              <w:left w:val="nil"/>
+              <w:bottom w:val="single" w:sz="8" w:space="0" w:color="A9C2D8"/>
+              <w:right w:val="nil"/>
+            </w:tcBorders>
+            <w:shd w:val="clear" w:color="auto" w:fill="E9EFF4"/>
+            <w:tcMar>
+              <w:top w:w="90" w:type="dxa"/>
+              <w:bottom w:w="90" w:type="dxa"/>
+              <w:left w:w="120" w:type="dxa"/>
+              <w:right w:w="120" w:type="dxa"/>
+            </w:tcMar>
+          </w:tcPr>
+          <w:p>
+            <w:pPr>
+              <w:spacing w:before="0" w:after="0" w:line="293" w:lineRule="auto"/>
+            </w:pPr>
+            <w:r>
+              <w:rPr>
+                <w:rFonts w:ascii="Aptos" w:hAnsi="Aptos" w:cs="Aptos" w:eastAsia="Aptos"/>
+                <w:b/>
+                <w:i w:val="0"/>
+                <w:color w:val="35506B"/>
+                <w:sz w:val="17"/>
+              </w:rPr>
+              <w:t>Norma</w:t>
+            </w:r>
+          </w:p>
+        </w:tc>
+        <w:tc>
+          <w:tcPr>
+            <w:tcW w:type="dxa" w:w="2721"/>
+            <w:tcBorders>
+              <w:top w:val="nil"/>
+              <w:left w:val="nil"/>
+              <w:bottom w:val="single" w:sz="8" w:space="0" w:color="A9C2D8"/>
+              <w:right w:val="nil"/>
+            </w:tcBorders>
+            <w:shd w:val="clear" w:color="auto" w:fill="E9EFF4"/>
+            <w:tcMar>
+              <w:top w:w="90" w:type="dxa"/>
+              <w:bottom w:w="90" w:type="dxa"/>
+              <w:left w:w="120" w:type="dxa"/>
+              <w:right w:w="120" w:type="dxa"/>
+            </w:tcMar>
+          </w:tcPr>
+          <w:p>
+            <w:pPr>
+              <w:spacing w:before="0" w:after="0" w:line="293" w:lineRule="auto"/>
+            </w:pPr>
+            <w:r>
+              <w:rPr>
+                <w:rFonts w:ascii="Aptos" w:hAnsi="Aptos" w:cs="Aptos" w:eastAsia="Aptos"/>
+                <w:b/>
+                <w:i w:val="0"/>
+                <w:color w:val="35506B"/>
+                <w:sz w:val="17"/>
+              </w:rPr>
+              <w:t>Natureza</w:t>
+            </w:r>
+          </w:p>
+        </w:tc>
+      </w:tr>
+      <w:tr>
+        <w:trPr>
+          <w:cantSplit/>
+        </w:trPr>
+        <w:tc>
+          <w:tcPr>
+            <w:tcW w:type="dxa" w:w="3628"/>
+            <w:tcBorders>
+              <w:top w:val="nil"/>
+              <w:left w:val="nil"/>
+              <w:bottom w:val="single" w:sz="4" w:space="0" w:color="D7DEE5"/>
+              <w:right w:val="nil"/>
+            </w:tcBorders>
+            <w:shd w:val="clear" w:color="auto" w:fill="F8FAFC"/>
+            <w:tcMar>
+              <w:top w:w="85" w:type="dxa"/>
+              <w:bottom w:w="85" w:type="dxa"/>
+              <w:left w:w="120" w:type="dxa"/>
+              <w:right w:w="120" w:type="dxa"/>
+            </w:tcMar>
+          </w:tcPr>
+          <w:p>
+            <w:pPr>
+              <w:spacing w:before="0" w:after="0" w:line="274" w:lineRule="auto"/>
+            </w:pPr>
+            <w:r>
+              <w:rPr>
+                <w:rFonts w:ascii="Aptos" w:hAnsi="Aptos" w:cs="Aptos" w:eastAsia="Aptos"/>
+                <w:b w:val="0"/>
+                <w:i w:val="0"/>
+                <w:color w:val="2B2B2B"/>
+                <w:sz w:val="17"/>
+              </w:rPr>
+              <w:t>Vistoria conjunta do delegado de saúde e do médico veterinário municipal, com notificação para remoção dos animais</w:t>
+            </w:r>
+          </w:p>
+        </w:tc>
+        <w:tc>
+          <w:tcPr>
+            <w:tcW w:type="dxa" w:w="3061"/>
+            <w:tcBorders>
+              <w:top w:val="nil"/>
+              <w:left w:val="nil"/>
+              <w:bottom w:val="single" w:sz="4" w:space="0" w:color="D7DEE5"/>
+              <w:right w:val="nil"/>
+            </w:tcBorders>
+            <w:shd w:val="clear" w:color="auto" w:fill="F8FAFC"/>
+            <w:tcMar>
+              <w:top w:w="85" w:type="dxa"/>
+              <w:bottom w:w="85" w:type="dxa"/>
+              <w:left w:w="120" w:type="dxa"/>
+              <w:right w:w="120" w:type="dxa"/>
+            </w:tcMar>
+          </w:tcPr>
+          <w:p>
+            <w:pPr>
+              <w:spacing w:before="0" w:after="0" w:line="274" w:lineRule="auto"/>
+            </w:pPr>
+            <w:r>
+              <w:rPr>
+                <w:rFonts w:ascii="Aptos" w:hAnsi="Aptos" w:cs="Aptos" w:eastAsia="Aptos"/>
+                <w:b w:val="0"/>
+                <w:i w:val="0"/>
+                <w:color w:val="2B2B2B"/>
+                <w:sz w:val="17"/>
+              </w:rPr>
+              <w:t>N.º 5 do artigo 3.º do Decreto-Lei n.º 314/2003</w:t>
+            </w:r>
+          </w:p>
+        </w:tc>
+        <w:tc>
+          <w:tcPr>
+            <w:tcW w:type="dxa" w:w="2721"/>
+            <w:tcBorders>
+              <w:top w:val="nil"/>
+              <w:left w:val="nil"/>
+              <w:bottom w:val="single" w:sz="4" w:space="0" w:color="D7DEE5"/>
+              <w:right w:val="nil"/>
+            </w:tcBorders>
+            <w:shd w:val="clear" w:color="auto" w:fill="F8FAFC"/>
+            <w:tcMar>
+              <w:top w:w="85" w:type="dxa"/>
+              <w:bottom w:w="85" w:type="dxa"/>
+              <w:left w:w="120" w:type="dxa"/>
+              <w:right w:w="120" w:type="dxa"/>
+            </w:tcMar>
+          </w:tcPr>
+          <w:p>
+            <w:pPr>
+              <w:spacing w:before="0" w:after="0" w:line="274" w:lineRule="auto"/>
+            </w:pPr>
+            <w:r>
+              <w:rPr>
+                <w:rFonts w:ascii="Aptos" w:hAnsi="Aptos" w:cs="Aptos" w:eastAsia="Aptos"/>
+                <w:b w:val="0"/>
+                <w:i w:val="0"/>
+                <w:color w:val="2B2B2B"/>
+                <w:sz w:val="17"/>
+              </w:rPr>
+              <w:t>Reativo — depende de queixa</w:t>
+            </w:r>
+          </w:p>
+        </w:tc>
+      </w:tr>
+      <w:tr>
+        <w:trPr>
+          <w:cantSplit/>
+        </w:trPr>
+        <w:tc>
+          <w:tcPr>
+            <w:tcW w:type="dxa" w:w="3628"/>
+            <w:tcBorders>
+              <w:top w:val="nil"/>
+              <w:left w:val="nil"/>
+              <w:bottom w:val="single" w:sz="4" w:space="0" w:color="D7DEE5"/>
+              <w:right w:val="nil"/>
+            </w:tcBorders>
+            <w:shd w:val="clear" w:color="auto" w:fill="FFFFFF"/>
+            <w:tcMar>
+              <w:top w:w="85" w:type="dxa"/>
+              <w:bottom w:w="85" w:type="dxa"/>
+              <w:left w:w="120" w:type="dxa"/>
+              <w:right w:w="120" w:type="dxa"/>
+            </w:tcMar>
+          </w:tcPr>
+          <w:p>
+            <w:pPr>
+              <w:spacing w:before="0" w:after="0" w:line="274" w:lineRule="auto"/>
+            </w:pPr>
+            <w:r>
+              <w:rPr>
+                <w:rFonts w:ascii="Aptos" w:hAnsi="Aptos" w:cs="Aptos" w:eastAsia="Aptos"/>
+                <w:b w:val="0"/>
+                <w:i w:val="0"/>
+                <w:color w:val="2B2B2B"/>
+                <w:sz w:val="17"/>
+              </w:rPr>
+              <w:t>Mandado judicial, em caso de obstrução à remoção</w:t>
+            </w:r>
+          </w:p>
+        </w:tc>
+        <w:tc>
+          <w:tcPr>
+            <w:tcW w:type="dxa" w:w="3061"/>
+            <w:tcBorders>
+              <w:top w:val="nil"/>
+              <w:left w:val="nil"/>
+              <w:bottom w:val="single" w:sz="4" w:space="0" w:color="D7DEE5"/>
+              <w:right w:val="nil"/>
+            </w:tcBorders>
+            <w:shd w:val="clear" w:color="auto" w:fill="FFFFFF"/>
+            <w:tcMar>
+              <w:top w:w="85" w:type="dxa"/>
+              <w:bottom w:w="85" w:type="dxa"/>
+              <w:left w:w="120" w:type="dxa"/>
+              <w:right w:w="120" w:type="dxa"/>
+            </w:tcMar>
+          </w:tcPr>
+          <w:p>
+            <w:pPr>
+              <w:spacing w:before="0" w:after="0" w:line="274" w:lineRule="auto"/>
+            </w:pPr>
+            <w:r>
+              <w:rPr>
+                <w:rFonts w:ascii="Aptos" w:hAnsi="Aptos" w:cs="Aptos" w:eastAsia="Aptos"/>
+                <w:b w:val="0"/>
+                <w:i w:val="0"/>
+                <w:color w:val="2B2B2B"/>
+                <w:sz w:val="17"/>
+              </w:rPr>
+              <w:t>N.º 6 do artigo 3.º do Decreto-Lei n.º 314/2003</w:t>
+            </w:r>
+          </w:p>
+        </w:tc>
+        <w:tc>
+          <w:tcPr>
+            <w:tcW w:type="dxa" w:w="2721"/>
+            <w:tcBorders>
+              <w:top w:val="nil"/>
+              <w:left w:val="nil"/>
+              <w:bottom w:val="single" w:sz="4" w:space="0" w:color="D7DEE5"/>
+              <w:right w:val="nil"/>
+            </w:tcBorders>
+            <w:shd w:val="clear" w:color="auto" w:fill="FFFFFF"/>
+            <w:tcMar>
+              <w:top w:w="85" w:type="dxa"/>
+              <w:bottom w:w="85" w:type="dxa"/>
+              <w:left w:w="120" w:type="dxa"/>
+              <w:right w:w="120" w:type="dxa"/>
+            </w:tcMar>
+          </w:tcPr>
+          <w:p>
+            <w:pPr>
+              <w:spacing w:before="0" w:after="0" w:line="274" w:lineRule="auto"/>
+            </w:pPr>
+            <w:r>
+              <w:rPr>
+                <w:rFonts w:ascii="Aptos" w:hAnsi="Aptos" w:cs="Aptos" w:eastAsia="Aptos"/>
+                <w:b w:val="0"/>
+                <w:i w:val="0"/>
+                <w:color w:val="2B2B2B"/>
+                <w:sz w:val="17"/>
+              </w:rPr>
+              <w:t>Reativo</w:t>
+            </w:r>
+          </w:p>
+        </w:tc>
+      </w:tr>
+      <w:tr>
+        <w:trPr>
+          <w:cantSplit/>
+        </w:trPr>
+        <w:tc>
+          <w:tcPr>
+            <w:tcW w:type="dxa" w:w="3628"/>
+            <w:tcBorders>
+              <w:top w:val="nil"/>
+              <w:left w:val="nil"/>
+              <w:bottom w:val="single" w:sz="4" w:space="0" w:color="D7DEE5"/>
+              <w:right w:val="nil"/>
+            </w:tcBorders>
+            <w:shd w:val="clear" w:color="auto" w:fill="F8FAFC"/>
+            <w:tcMar>
+              <w:top w:w="85" w:type="dxa"/>
+              <w:bottom w:w="85" w:type="dxa"/>
+              <w:left w:w="120" w:type="dxa"/>
+              <w:right w:w="120" w:type="dxa"/>
+            </w:tcMar>
+          </w:tcPr>
+          <w:p>
+            <w:pPr>
+              <w:spacing w:before="0" w:after="0" w:line="274" w:lineRule="auto"/>
+            </w:pPr>
+            <w:r>
+              <w:rPr>
+                <w:rFonts w:ascii="Aptos" w:hAnsi="Aptos" w:cs="Aptos" w:eastAsia="Aptos"/>
+                <w:b w:val="0"/>
+                <w:i w:val="0"/>
+                <w:color w:val="2B2B2B"/>
+                <w:sz w:val="17"/>
+              </w:rPr>
+              <w:t>Identificação e registo obrigatórios de cães, gatos e furões no SIAC</w:t>
+            </w:r>
+          </w:p>
+        </w:tc>
+        <w:tc>
+          <w:tcPr>
+            <w:tcW w:type="dxa" w:w="3061"/>
+            <w:tcBorders>
+              <w:top w:val="nil"/>
+              <w:left w:val="nil"/>
+              <w:bottom w:val="single" w:sz="4" w:space="0" w:color="D7DEE5"/>
+              <w:right w:val="nil"/>
+            </w:tcBorders>
+            <w:shd w:val="clear" w:color="auto" w:fill="F8FAFC"/>
+            <w:tcMar>
+              <w:top w:w="85" w:type="dxa"/>
+              <w:bottom w:w="85" w:type="dxa"/>
+              <w:left w:w="120" w:type="dxa"/>
+              <w:right w:w="120" w:type="dxa"/>
+            </w:tcMar>
+          </w:tcPr>
+          <w:p>
+            <w:pPr>
+              <w:spacing w:before="0" w:after="0" w:line="274" w:lineRule="auto"/>
+            </w:pPr>
+            <w:r>
+              <w:rPr>
+                <w:rFonts w:ascii="Aptos" w:hAnsi="Aptos" w:cs="Aptos" w:eastAsia="Aptos"/>
+                <w:b w:val="0"/>
+                <w:i w:val="0"/>
+                <w:color w:val="2B2B2B"/>
+                <w:sz w:val="17"/>
+              </w:rPr>
+              <w:t>Decreto-Lei n.º 82/2019, de 27 de junho</w:t>
+            </w:r>
+          </w:p>
+        </w:tc>
+        <w:tc>
+          <w:tcPr>
+            <w:tcW w:type="dxa" w:w="2721"/>
+            <w:tcBorders>
+              <w:top w:val="nil"/>
+              <w:left w:val="nil"/>
+              <w:bottom w:val="single" w:sz="4" w:space="0" w:color="D7DEE5"/>
+              <w:right w:val="nil"/>
+            </w:tcBorders>
+            <w:shd w:val="clear" w:color="auto" w:fill="F8FAFC"/>
+            <w:tcMar>
+              <w:top w:w="85" w:type="dxa"/>
+              <w:bottom w:w="85" w:type="dxa"/>
+              <w:left w:w="120" w:type="dxa"/>
+              <w:right w:w="120" w:type="dxa"/>
+            </w:tcMar>
+          </w:tcPr>
+          <w:p>
+            <w:pPr>
+              <w:spacing w:before="0" w:after="0" w:line="274" w:lineRule="auto"/>
+            </w:pPr>
+            <w:r>
+              <w:rPr>
+                <w:rFonts w:ascii="Aptos" w:hAnsi="Aptos" w:cs="Aptos" w:eastAsia="Aptos"/>
+                <w:b w:val="0"/>
+                <w:i w:val="0"/>
+                <w:color w:val="2B2B2B"/>
+                <w:sz w:val="17"/>
+              </w:rPr>
+              <w:t>O único com aptidão preventiva: liga cada animal a um titular</w:t>
+            </w:r>
+          </w:p>
+        </w:tc>
+      </w:tr>
+      <w:tr>
+        <w:trPr>
+          <w:cantSplit/>
+        </w:trPr>
+        <w:tc>
+          <w:tcPr>
+            <w:tcW w:type="dxa" w:w="3628"/>
+            <w:tcBorders>
+              <w:top w:val="nil"/>
+              <w:left w:val="nil"/>
+              <w:bottom w:val="single" w:sz="4" w:space="0" w:color="D7DEE5"/>
+              <w:right w:val="nil"/>
+            </w:tcBorders>
+            <w:shd w:val="clear" w:color="auto" w:fill="FFFFFF"/>
+            <w:tcMar>
+              <w:top w:w="85" w:type="dxa"/>
+              <w:bottom w:w="85" w:type="dxa"/>
+              <w:left w:w="120" w:type="dxa"/>
+              <w:right w:w="120" w:type="dxa"/>
+            </w:tcMar>
+          </w:tcPr>
+          <w:p>
+            <w:pPr>
+              <w:spacing w:before="0" w:after="0" w:line="274" w:lineRule="auto"/>
+            </w:pPr>
+            <w:r>
+              <w:rPr>
+                <w:rFonts w:ascii="Aptos" w:hAnsi="Aptos" w:cs="Aptos" w:eastAsia="Aptos"/>
+                <w:b w:val="0"/>
+                <w:i w:val="0"/>
+                <w:color w:val="2B2B2B"/>
+                <w:sz w:val="17"/>
+              </w:rPr>
+              <w:t>Alojamento em desrespeito das condições do diploma — por via do Capítulo II</w:t>
+            </w:r>
+          </w:p>
+        </w:tc>
+        <w:tc>
+          <w:tcPr>
+            <w:tcW w:type="dxa" w:w="3061"/>
+            <w:tcBorders>
+              <w:top w:val="nil"/>
+              <w:left w:val="nil"/>
+              <w:bottom w:val="single" w:sz="4" w:space="0" w:color="D7DEE5"/>
+              <w:right w:val="nil"/>
+            </w:tcBorders>
+            <w:shd w:val="clear" w:color="auto" w:fill="FFFFFF"/>
+            <w:tcMar>
+              <w:top w:w="85" w:type="dxa"/>
+              <w:bottom w:w="85" w:type="dxa"/>
+              <w:left w:w="120" w:type="dxa"/>
+              <w:right w:w="120" w:type="dxa"/>
+            </w:tcMar>
+          </w:tcPr>
+          <w:p>
+            <w:pPr>
+              <w:spacing w:before="0" w:after="0" w:line="274" w:lineRule="auto"/>
+            </w:pPr>
+            <w:r>
+              <w:rPr>
+                <w:rFonts w:ascii="Aptos" w:hAnsi="Aptos" w:cs="Aptos" w:eastAsia="Aptos"/>
+                <w:b w:val="0"/>
+                <w:i w:val="0"/>
+                <w:color w:val="2B2B2B"/>
+                <w:sz w:val="17"/>
+              </w:rPr>
+              <w:t>Al. f) do n.º 1 do artigo 68.º do Decreto-Lei n.º 276/2001</w:t>
+            </w:r>
+          </w:p>
+        </w:tc>
+        <w:tc>
+          <w:tcPr>
+            <w:tcW w:type="dxa" w:w="2721"/>
+            <w:tcBorders>
+              <w:top w:val="nil"/>
+              <w:left w:val="nil"/>
+              <w:bottom w:val="single" w:sz="4" w:space="0" w:color="D7DEE5"/>
+              <w:right w:val="nil"/>
+            </w:tcBorders>
+            <w:shd w:val="clear" w:color="auto" w:fill="FFFFFF"/>
+            <w:tcMar>
+              <w:top w:w="85" w:type="dxa"/>
+              <w:bottom w:w="85" w:type="dxa"/>
+              <w:left w:w="120" w:type="dxa"/>
+              <w:right w:w="120" w:type="dxa"/>
+            </w:tcMar>
+          </w:tcPr>
+          <w:p>
+            <w:pPr>
+              <w:spacing w:before="0" w:after="0" w:line="274" w:lineRule="auto"/>
+            </w:pPr>
+            <w:r>
+              <w:rPr>
+                <w:rFonts w:ascii="Aptos" w:hAnsi="Aptos" w:cs="Aptos" w:eastAsia="Aptos"/>
+                <w:b w:val="0"/>
+                <w:i w:val="0"/>
+                <w:color w:val="2B2B2B"/>
+                <w:sz w:val="17"/>
+              </w:rPr>
+              <w:t>Aplica-se a qualquer detentor</w:t>
+            </w:r>
+          </w:p>
+        </w:tc>
+      </w:tr>
+      <w:tr>
+        <w:trPr>
+          <w:cantSplit/>
+        </w:trPr>
+        <w:tc>
+          <w:tcPr>
+            <w:tcW w:type="dxa" w:w="3628"/>
+            <w:tcBorders>
+              <w:top w:val="nil"/>
+              <w:left w:val="nil"/>
+              <w:bottom w:val="single" w:sz="4" w:space="0" w:color="D7DEE5"/>
+              <w:right w:val="nil"/>
+            </w:tcBorders>
+            <w:shd w:val="clear" w:color="auto" w:fill="F8FAFC"/>
+            <w:tcMar>
+              <w:top w:w="85" w:type="dxa"/>
+              <w:bottom w:w="85" w:type="dxa"/>
+              <w:left w:w="120" w:type="dxa"/>
+              <w:right w:w="120" w:type="dxa"/>
+            </w:tcMar>
+          </w:tcPr>
+          <w:p>
+            <w:pPr>
+              <w:spacing w:before="0" w:after="0" w:line="274" w:lineRule="auto"/>
+            </w:pPr>
+            <w:r>
+              <w:rPr>
+                <w:rFonts w:ascii="Aptos" w:hAnsi="Aptos" w:cs="Aptos" w:eastAsia="Aptos"/>
+                <w:b w:val="0"/>
+                <w:i w:val="0"/>
+                <w:color w:val="2B2B2B"/>
+                <w:sz w:val="17"/>
+              </w:rPr>
+              <w:t>Falta de comunicação prévia, havendo atividade</w:t>
+            </w:r>
+          </w:p>
+        </w:tc>
+        <w:tc>
+          <w:tcPr>
+            <w:tcW w:type="dxa" w:w="3061"/>
+            <w:tcBorders>
+              <w:top w:val="nil"/>
+              <w:left w:val="nil"/>
+              <w:bottom w:val="single" w:sz="4" w:space="0" w:color="D7DEE5"/>
+              <w:right w:val="nil"/>
+            </w:tcBorders>
+            <w:shd w:val="clear" w:color="auto" w:fill="F8FAFC"/>
+            <w:tcMar>
+              <w:top w:w="85" w:type="dxa"/>
+              <w:bottom w:w="85" w:type="dxa"/>
+              <w:left w:w="120" w:type="dxa"/>
+              <w:right w:w="120" w:type="dxa"/>
+            </w:tcMar>
+          </w:tcPr>
+          <w:p>
+            <w:pPr>
+              <w:spacing w:before="0" w:after="0" w:line="274" w:lineRule="auto"/>
+            </w:pPr>
+            <w:r>
+              <w:rPr>
+                <w:rFonts w:ascii="Aptos" w:hAnsi="Aptos" w:cs="Aptos" w:eastAsia="Aptos"/>
+                <w:b w:val="0"/>
+                <w:i w:val="0"/>
+                <w:color w:val="2B2B2B"/>
+                <w:sz w:val="17"/>
+              </w:rPr>
+              <w:t>Al. a) do n.º 1 do artigo 68.º do Decreto-Lei n.º 276/2001</w:t>
+            </w:r>
+          </w:p>
+        </w:tc>
+        <w:tc>
+          <w:tcPr>
+            <w:tcW w:type="dxa" w:w="2721"/>
+            <w:tcBorders>
+              <w:top w:val="nil"/>
+              <w:left w:val="nil"/>
+              <w:bottom w:val="single" w:sz="4" w:space="0" w:color="D7DEE5"/>
+              <w:right w:val="nil"/>
+            </w:tcBorders>
+            <w:shd w:val="clear" w:color="auto" w:fill="F8FAFC"/>
+            <w:tcMar>
+              <w:top w:w="85" w:type="dxa"/>
+              <w:bottom w:w="85" w:type="dxa"/>
+              <w:left w:w="120" w:type="dxa"/>
+              <w:right w:w="120" w:type="dxa"/>
+            </w:tcMar>
+          </w:tcPr>
+          <w:p>
+            <w:pPr>
+              <w:spacing w:before="0" w:after="0" w:line="274" w:lineRule="auto"/>
+            </w:pPr>
+            <w:r>
+              <w:rPr>
+                <w:rFonts w:ascii="Aptos" w:hAnsi="Aptos" w:cs="Aptos" w:eastAsia="Aptos"/>
+                <w:b w:val="0"/>
+                <w:i w:val="0"/>
+                <w:color w:val="2B2B2B"/>
+                <w:sz w:val="17"/>
+              </w:rPr>
+              <w:t>Só se houver fim lucrativo</w:t>
+            </w:r>
+          </w:p>
+        </w:tc>
+      </w:tr>
+      <w:tr>
+        <w:trPr>
+          <w:cantSplit/>
+        </w:trPr>
+        <w:tc>
+          <w:tcPr>
+            <w:tcW w:type="dxa" w:w="3628"/>
+            <w:tcBorders>
+              <w:top w:val="nil"/>
+              <w:left w:val="nil"/>
+              <w:bottom w:val="single" w:sz="4" w:space="0" w:color="D7DEE5"/>
+              <w:right w:val="nil"/>
+            </w:tcBorders>
+            <w:shd w:val="clear" w:color="auto" w:fill="FFFFFF"/>
+            <w:tcMar>
+              <w:top w:w="85" w:type="dxa"/>
+              <w:bottom w:w="85" w:type="dxa"/>
+              <w:left w:w="120" w:type="dxa"/>
+              <w:right w:w="120" w:type="dxa"/>
+            </w:tcMar>
+          </w:tcPr>
+          <w:p>
+            <w:pPr>
+              <w:spacing w:before="0" w:after="0" w:line="274" w:lineRule="auto"/>
+            </w:pPr>
+            <w:r>
+              <w:rPr>
+                <w:rFonts w:ascii="Aptos" w:hAnsi="Aptos" w:cs="Aptos" w:eastAsia="Aptos"/>
+                <w:b w:val="0"/>
+                <w:i w:val="0"/>
+                <w:color w:val="2B2B2B"/>
+                <w:sz w:val="17"/>
+              </w:rPr>
+              <w:t>Vacinação antirrábica, cães perigosos, ordenamento e ruído</w:t>
+            </w:r>
+          </w:p>
+        </w:tc>
+        <w:tc>
+          <w:tcPr>
+            <w:tcW w:type="dxa" w:w="3061"/>
+            <w:tcBorders>
+              <w:top w:val="nil"/>
+              <w:left w:val="nil"/>
+              <w:bottom w:val="single" w:sz="4" w:space="0" w:color="D7DEE5"/>
+              <w:right w:val="nil"/>
+            </w:tcBorders>
+            <w:shd w:val="clear" w:color="auto" w:fill="FFFFFF"/>
+            <w:tcMar>
+              <w:top w:w="85" w:type="dxa"/>
+              <w:bottom w:w="85" w:type="dxa"/>
+              <w:left w:w="120" w:type="dxa"/>
+              <w:right w:w="120" w:type="dxa"/>
+            </w:tcMar>
+          </w:tcPr>
+          <w:p>
+            <w:pPr>
+              <w:spacing w:before="0" w:after="0" w:line="274" w:lineRule="auto"/>
+            </w:pPr>
+            <w:r>
+              <w:rPr>
+                <w:rFonts w:ascii="Aptos" w:hAnsi="Aptos" w:cs="Aptos" w:eastAsia="Aptos"/>
+                <w:b w:val="0"/>
+                <w:i w:val="0"/>
+                <w:color w:val="2B2B2B"/>
+                <w:sz w:val="17"/>
+              </w:rPr>
+              <w:t>Vários</w:t>
+            </w:r>
+          </w:p>
+        </w:tc>
+        <w:tc>
+          <w:tcPr>
+            <w:tcW w:type="dxa" w:w="2721"/>
+            <w:tcBorders>
+              <w:top w:val="nil"/>
+              <w:left w:val="nil"/>
+              <w:bottom w:val="single" w:sz="4" w:space="0" w:color="D7DEE5"/>
+              <w:right w:val="nil"/>
+            </w:tcBorders>
+            <w:shd w:val="clear" w:color="auto" w:fill="FFFFFF"/>
+            <w:tcMar>
+              <w:top w:w="85" w:type="dxa"/>
+              <w:bottom w:w="85" w:type="dxa"/>
+              <w:left w:w="120" w:type="dxa"/>
+              <w:right w:w="120" w:type="dxa"/>
+            </w:tcMar>
+          </w:tcPr>
+          <w:p>
+            <w:pPr>
+              <w:spacing w:before="0" w:after="0" w:line="274" w:lineRule="auto"/>
+            </w:pPr>
+            <w:r>
+              <w:rPr>
+                <w:rFonts w:ascii="Aptos" w:hAnsi="Aptos" w:cs="Aptos" w:eastAsia="Aptos"/>
+                <w:b w:val="0"/>
+                <w:i w:val="0"/>
+                <w:color w:val="2B2B2B"/>
+                <w:sz w:val="17"/>
+              </w:rPr>
+              <w:t>Laterais</w:t>
+            </w:r>
+          </w:p>
+        </w:tc>
+      </w:tr>
+    </w:tbl>
+    <w:p>
+      <w:pPr>
+        <w:spacing w:before="40" w:after="180" w:line="293" w:lineRule="auto"/>
+      </w:pPr>
+    </w:p>
+    <w:p>
+      <w:pPr>
+        <w:spacing w:before="0" w:after="140" w:line="293" w:lineRule="auto"/>
+        <w:jc w:val="both"/>
+      </w:pPr>
+      <w:r>
+        <w:rPr>
+          <w:rFonts w:ascii="Aptos" w:hAnsi="Aptos" w:cs="Aptos" w:eastAsia="Aptos"/>
+          <w:b w:val="0"/>
+          <w:i w:val="0"/>
+          <w:color w:val="2B2B2B"/>
+          <w:sz w:val="20"/>
+        </w:rPr>
+        <w:t>O SIAC é o único mecanismo com aptidão verdadeiramente preventiva, porque cada animal identificado fica ligado a um titular e a base permite contar. Mas só vê os animais identificados, e quem não declara atividade tende também a não identificar.</w:t>
+      </w:r>
+    </w:p>
+    <w:p>
+      <w:pPr>
+        <w:keepNext/>
+        <w:spacing w:before="200" w:after="60" w:line="293" w:lineRule="auto"/>
+      </w:pPr>
+      <w:r>
+        <w:rPr>
+          <w:rFonts w:ascii="Aptos" w:hAnsi="Aptos" w:cs="Aptos" w:eastAsia="Aptos"/>
+          <w:b/>
+          <w:i w:val="0"/>
+          <w:color w:val="5C7891"/>
+          <w:sz w:val="19"/>
+        </w:rPr>
+        <w:t>Rústico e misto não são o mesmo caso</w:t>
+      </w:r>
+    </w:p>
+    <w:tbl>
+      <w:tblPr>
+        <w:tblW w:type="auto" w:w="0"/>
+        <w:jc w:val="center"/>
+        <w:tblBorders>
+          <w:top w:val="nil"/>
+          <w:left w:val="nil"/>
+          <w:bottom w:val="nil"/>
+          <w:right w:val="nil"/>
+          <w:insideH w:val="nil"/>
+          <w:insideV w:val="nil"/>
+        </w:tblBorders>
+        <w:tblLayout w:type="fixed"/>
+        <w:tblLook w:firstColumn="1" w:firstRow="1" w:lastColumn="0" w:lastRow="0" w:noHBand="0" w:noVBand="1" w:val="04A0"/>
+      </w:tblPr>
+      <w:tblGrid>
+        <w:gridCol w:w="3137"/>
+        <w:gridCol w:w="3137"/>
+        <w:gridCol w:w="3137"/>
+      </w:tblGrid>
+      <w:tr>
+        <w:trPr>
+          <w:cantSplit/>
+          <w:tblHeader/>
+        </w:trPr>
+        <w:tc>
+          <w:tcPr>
+            <w:tcW w:type="dxa" w:w="1928"/>
+            <w:tcBorders>
+              <w:top w:val="nil"/>
+              <w:left w:val="nil"/>
+              <w:bottom w:val="single" w:sz="8" w:space="0" w:color="A9C2D8"/>
+              <w:right w:val="nil"/>
+            </w:tcBorders>
+            <w:shd w:val="clear" w:color="auto" w:fill="E9EFF4"/>
+            <w:tcMar>
+              <w:top w:w="90" w:type="dxa"/>
+              <w:bottom w:w="90" w:type="dxa"/>
+              <w:left w:w="120" w:type="dxa"/>
+              <w:right w:w="120" w:type="dxa"/>
+            </w:tcMar>
+          </w:tcPr>
+          <w:p>
+            <w:pPr>
+              <w:spacing w:before="0" w:after="0" w:line="293" w:lineRule="auto"/>
+            </w:pPr>
+            <w:r>
+              <w:rPr>
+                <w:rFonts w:ascii="Aptos" w:hAnsi="Aptos" w:cs="Aptos" w:eastAsia="Aptos"/>
+                <w:b/>
+                <w:i w:val="0"/>
+                <w:color w:val="35506B"/>
+                <w:sz w:val="17"/>
+              </w:rPr>
+            </w:r>
+          </w:p>
+        </w:tc>
+        <w:tc>
+          <w:tcPr>
+            <w:tcW w:type="dxa" w:w="3742"/>
+            <w:tcBorders>
+              <w:top w:val="nil"/>
+              <w:left w:val="nil"/>
+              <w:bottom w:val="single" w:sz="8" w:space="0" w:color="A9C2D8"/>
+              <w:right w:val="nil"/>
+            </w:tcBorders>
+            <w:shd w:val="clear" w:color="auto" w:fill="E9EFF4"/>
+            <w:tcMar>
+              <w:top w:w="90" w:type="dxa"/>
+              <w:bottom w:w="90" w:type="dxa"/>
+              <w:left w:w="120" w:type="dxa"/>
+              <w:right w:w="120" w:type="dxa"/>
+            </w:tcMar>
+          </w:tcPr>
+          <w:p>
+            <w:pPr>
+              <w:spacing w:before="0" w:after="0" w:line="293" w:lineRule="auto"/>
+            </w:pPr>
+            <w:r>
+              <w:rPr>
+                <w:rFonts w:ascii="Aptos" w:hAnsi="Aptos" w:cs="Aptos" w:eastAsia="Aptos"/>
+                <w:b/>
+                <w:i w:val="0"/>
+                <w:color w:val="35506B"/>
+                <w:sz w:val="17"/>
+              </w:rPr>
+              <w:t>Prédio rústico sem habitação</w:t>
+            </w:r>
+          </w:p>
+        </w:tc>
+        <w:tc>
+          <w:tcPr>
+            <w:tcW w:type="dxa" w:w="3742"/>
+            <w:tcBorders>
+              <w:top w:val="nil"/>
+              <w:left w:val="nil"/>
+              <w:bottom w:val="single" w:sz="8" w:space="0" w:color="A9C2D8"/>
+              <w:right w:val="nil"/>
+            </w:tcBorders>
+            <w:shd w:val="clear" w:color="auto" w:fill="E9EFF4"/>
+            <w:tcMar>
+              <w:top w:w="90" w:type="dxa"/>
+              <w:bottom w:w="90" w:type="dxa"/>
+              <w:left w:w="120" w:type="dxa"/>
+              <w:right w:w="120" w:type="dxa"/>
+            </w:tcMar>
+          </w:tcPr>
+          <w:p>
+            <w:pPr>
+              <w:spacing w:before="0" w:after="0" w:line="293" w:lineRule="auto"/>
+            </w:pPr>
+            <w:r>
+              <w:rPr>
+                <w:rFonts w:ascii="Aptos" w:hAnsi="Aptos" w:cs="Aptos" w:eastAsia="Aptos"/>
+                <w:b/>
+                <w:i w:val="0"/>
+                <w:color w:val="35506B"/>
+                <w:sz w:val="17"/>
+              </w:rPr>
+              <w:t>Prédio misto</w:t>
+            </w:r>
+          </w:p>
+        </w:tc>
+      </w:tr>
+      <w:tr>
+        <w:trPr>
+          <w:cantSplit/>
+        </w:trPr>
+        <w:tc>
+          <w:tcPr>
+            <w:tcW w:type="dxa" w:w="1928"/>
+            <w:tcBorders>
+              <w:top w:val="nil"/>
+              <w:left w:val="nil"/>
+              <w:bottom w:val="single" w:sz="4" w:space="0" w:color="D7DEE5"/>
+              <w:right w:val="nil"/>
+            </w:tcBorders>
+            <w:shd w:val="clear" w:color="auto" w:fill="F8FAFC"/>
+            <w:tcMar>
+              <w:top w:w="85" w:type="dxa"/>
+              <w:bottom w:w="85" w:type="dxa"/>
+              <w:left w:w="120" w:type="dxa"/>
+              <w:right w:w="120" w:type="dxa"/>
+            </w:tcMar>
+          </w:tcPr>
+          <w:p>
+            <w:pPr>
+              <w:spacing w:before="0" w:after="0" w:line="274" w:lineRule="auto"/>
+            </w:pPr>
+            <w:r>
+              <w:rPr>
+                <w:rFonts w:ascii="Aptos" w:hAnsi="Aptos" w:cs="Aptos" w:eastAsia="Aptos"/>
+                <w:b w:val="0"/>
+                <w:i w:val="0"/>
+                <w:color w:val="2B2B2B"/>
+                <w:sz w:val="17"/>
+              </w:rPr>
+              <w:t>Limite numérico</w:t>
+            </w:r>
+          </w:p>
+        </w:tc>
+        <w:tc>
+          <w:tcPr>
+            <w:tcW w:type="dxa" w:w="3742"/>
+            <w:tcBorders>
+              <w:top w:val="nil"/>
+              <w:left w:val="nil"/>
+              <w:bottom w:val="single" w:sz="4" w:space="0" w:color="D7DEE5"/>
+              <w:right w:val="nil"/>
+            </w:tcBorders>
+            <w:shd w:val="clear" w:color="auto" w:fill="F8FAFC"/>
+            <w:tcMar>
+              <w:top w:w="85" w:type="dxa"/>
+              <w:bottom w:w="85" w:type="dxa"/>
+              <w:left w:w="120" w:type="dxa"/>
+              <w:right w:w="120" w:type="dxa"/>
+            </w:tcMar>
+          </w:tcPr>
+          <w:p>
+            <w:pPr>
+              <w:spacing w:before="0" w:after="0" w:line="274" w:lineRule="auto"/>
+            </w:pPr>
+            <w:r>
+              <w:rPr>
+                <w:rFonts w:ascii="Aptos" w:hAnsi="Aptos" w:cs="Aptos" w:eastAsia="Aptos"/>
+                <w:b w:val="0"/>
+                <w:i w:val="0"/>
+                <w:color w:val="2B2B2B"/>
+                <w:sz w:val="17"/>
+              </w:rPr>
+              <w:t>N.º 4 do artigo 3.º — seis, excedíveis conforme o terreno</w:t>
+            </w:r>
+          </w:p>
+        </w:tc>
+        <w:tc>
+          <w:tcPr>
+            <w:tcW w:type="dxa" w:w="3742"/>
+            <w:tcBorders>
+              <w:top w:val="nil"/>
+              <w:left w:val="nil"/>
+              <w:bottom w:val="single" w:sz="4" w:space="0" w:color="D7DEE5"/>
+              <w:right w:val="nil"/>
+            </w:tcBorders>
+            <w:shd w:val="clear" w:color="auto" w:fill="F8FAFC"/>
+            <w:tcMar>
+              <w:top w:w="85" w:type="dxa"/>
+              <w:bottom w:w="85" w:type="dxa"/>
+              <w:left w:w="120" w:type="dxa"/>
+              <w:right w:w="120" w:type="dxa"/>
+            </w:tcMar>
+          </w:tcPr>
+          <w:p>
+            <w:pPr>
+              <w:spacing w:before="0" w:after="0" w:line="274" w:lineRule="auto"/>
+            </w:pPr>
+            <w:r>
+              <w:rPr>
+                <w:rFonts w:ascii="Aptos" w:hAnsi="Aptos" w:cs="Aptos" w:eastAsia="Aptos"/>
+                <w:b w:val="0"/>
+                <w:i w:val="0"/>
+                <w:color w:val="2B2B2B"/>
+                <w:sz w:val="17"/>
+              </w:rPr>
+              <w:t>N.º 4 quanto ao prédio; o n.º 2 tem campo quanto ao fogo da parte urbana</w:t>
+            </w:r>
+          </w:p>
+        </w:tc>
+      </w:tr>
+      <w:tr>
+        <w:trPr>
+          <w:cantSplit/>
+        </w:trPr>
+        <w:tc>
+          <w:tcPr>
+            <w:tcW w:type="dxa" w:w="1928"/>
+            <w:tcBorders>
+              <w:top w:val="nil"/>
+              <w:left w:val="nil"/>
+              <w:bottom w:val="single" w:sz="4" w:space="0" w:color="D7DEE5"/>
+              <w:right w:val="nil"/>
+            </w:tcBorders>
+            <w:shd w:val="clear" w:color="auto" w:fill="FFFFFF"/>
+            <w:tcMar>
+              <w:top w:w="85" w:type="dxa"/>
+              <w:bottom w:w="85" w:type="dxa"/>
+              <w:left w:w="120" w:type="dxa"/>
+              <w:right w:w="120" w:type="dxa"/>
+            </w:tcMar>
+          </w:tcPr>
+          <w:p>
+            <w:pPr>
+              <w:spacing w:before="0" w:after="0" w:line="274" w:lineRule="auto"/>
+            </w:pPr>
+            <w:r>
+              <w:rPr>
+                <w:rFonts w:ascii="Aptos" w:hAnsi="Aptos" w:cs="Aptos" w:eastAsia="Aptos"/>
+                <w:b w:val="0"/>
+                <w:i w:val="0"/>
+                <w:color w:val="2B2B2B"/>
+                <w:sz w:val="17"/>
+              </w:rPr>
+              <w:t>Contraordenação pela al. c) do n.º 3 do artigo 14.º</w:t>
+            </w:r>
+          </w:p>
+        </w:tc>
+        <w:tc>
+          <w:tcPr>
+            <w:tcW w:type="dxa" w:w="3742"/>
+            <w:tcBorders>
+              <w:top w:val="nil"/>
+              <w:left w:val="nil"/>
+              <w:bottom w:val="single" w:sz="4" w:space="0" w:color="D7DEE5"/>
+              <w:right w:val="nil"/>
+            </w:tcBorders>
+            <w:shd w:val="clear" w:color="auto" w:fill="FFFFFF"/>
+            <w:tcMar>
+              <w:top w:w="85" w:type="dxa"/>
+              <w:bottom w:w="85" w:type="dxa"/>
+              <w:left w:w="120" w:type="dxa"/>
+              <w:right w:w="120" w:type="dxa"/>
+            </w:tcMar>
+          </w:tcPr>
+          <w:p>
+            <w:pPr>
+              <w:spacing w:before="0" w:after="0" w:line="274" w:lineRule="auto"/>
+            </w:pPr>
+            <w:r>
+              <w:rPr>
+                <w:rFonts w:ascii="Aptos" w:hAnsi="Aptos" w:cs="Aptos" w:eastAsia="Aptos"/>
+                <w:b/>
+                <w:i w:val="0"/>
+                <w:color w:val="2B2B2B"/>
+                <w:sz w:val="17"/>
+              </w:rPr>
+              <w:t>Não há tipo.</w:t>
+            </w:r>
+            <w:r>
+              <w:rPr>
+                <w:rFonts w:ascii="Aptos" w:hAnsi="Aptos" w:cs="Aptos" w:eastAsia="Aptos"/>
+                <w:b w:val="0"/>
+                <w:i w:val="0"/>
+                <w:color w:val="2B2B2B"/>
+                <w:sz w:val="17"/>
+              </w:rPr>
+              <w:t xml:space="preserve"> A norma exige «habitações e terrenos anexos», e não há habitação</w:t>
+            </w:r>
+          </w:p>
+        </w:tc>
+        <w:tc>
+          <w:tcPr>
+            <w:tcW w:type="dxa" w:w="3742"/>
+            <w:tcBorders>
+              <w:top w:val="nil"/>
+              <w:left w:val="nil"/>
+              <w:bottom w:val="single" w:sz="4" w:space="0" w:color="D7DEE5"/>
+              <w:right w:val="nil"/>
+            </w:tcBorders>
+            <w:shd w:val="clear" w:color="auto" w:fill="FFFFFF"/>
+            <w:tcMar>
+              <w:top w:w="85" w:type="dxa"/>
+              <w:bottom w:w="85" w:type="dxa"/>
+              <w:left w:w="120" w:type="dxa"/>
+              <w:right w:w="120" w:type="dxa"/>
+            </w:tcMar>
+          </w:tcPr>
+          <w:p>
+            <w:pPr>
+              <w:spacing w:before="0" w:after="0" w:line="274" w:lineRule="auto"/>
+            </w:pPr>
+            <w:r>
+              <w:rPr>
+                <w:rFonts w:ascii="Aptos" w:hAnsi="Aptos" w:cs="Aptos" w:eastAsia="Aptos"/>
+                <w:b w:val="0"/>
+                <w:i w:val="0"/>
+                <w:color w:val="2B2B2B"/>
+                <w:sz w:val="17"/>
+              </w:rPr>
+              <w:t>Há tipo, pelo menos quanto aos animais na habitação e no terreno anexo a ela</w:t>
+            </w:r>
+          </w:p>
+        </w:tc>
+      </w:tr>
+      <w:tr>
+        <w:trPr>
+          <w:cantSplit/>
+        </w:trPr>
+        <w:tc>
+          <w:tcPr>
+            <w:tcW w:type="dxa" w:w="1928"/>
+            <w:tcBorders>
+              <w:top w:val="nil"/>
+              <w:left w:val="nil"/>
+              <w:bottom w:val="single" w:sz="4" w:space="0" w:color="D7DEE5"/>
+              <w:right w:val="nil"/>
+            </w:tcBorders>
+            <w:shd w:val="clear" w:color="auto" w:fill="F8FAFC"/>
+            <w:tcMar>
+              <w:top w:w="85" w:type="dxa"/>
+              <w:bottom w:w="85" w:type="dxa"/>
+              <w:left w:w="120" w:type="dxa"/>
+              <w:right w:w="120" w:type="dxa"/>
+            </w:tcMar>
+          </w:tcPr>
+          <w:p>
+            <w:pPr>
+              <w:spacing w:before="0" w:after="0" w:line="274" w:lineRule="auto"/>
+            </w:pPr>
+            <w:r>
+              <w:rPr>
+                <w:rFonts w:ascii="Aptos" w:hAnsi="Aptos" w:cs="Aptos" w:eastAsia="Aptos"/>
+                <w:b w:val="0"/>
+                <w:i w:val="0"/>
+                <w:color w:val="2B2B2B"/>
+                <w:sz w:val="17"/>
+              </w:rPr>
+              <w:t>Remédio disponível</w:t>
+            </w:r>
+          </w:p>
+        </w:tc>
+        <w:tc>
+          <w:tcPr>
+            <w:tcW w:type="dxa" w:w="3742"/>
+            <w:tcBorders>
+              <w:top w:val="nil"/>
+              <w:left w:val="nil"/>
+              <w:bottom w:val="single" w:sz="4" w:space="0" w:color="D7DEE5"/>
+              <w:right w:val="nil"/>
+            </w:tcBorders>
+            <w:shd w:val="clear" w:color="auto" w:fill="F8FAFC"/>
+            <w:tcMar>
+              <w:top w:w="85" w:type="dxa"/>
+              <w:bottom w:w="85" w:type="dxa"/>
+              <w:left w:w="120" w:type="dxa"/>
+              <w:right w:w="120" w:type="dxa"/>
+            </w:tcMar>
+          </w:tcPr>
+          <w:p>
+            <w:pPr>
+              <w:spacing w:before="0" w:after="0" w:line="274" w:lineRule="auto"/>
+            </w:pPr>
+            <w:r>
+              <w:rPr>
+                <w:rFonts w:ascii="Aptos" w:hAnsi="Aptos" w:cs="Aptos" w:eastAsia="Aptos"/>
+                <w:b w:val="0"/>
+                <w:i w:val="0"/>
+                <w:color w:val="2B2B2B"/>
+                <w:sz w:val="17"/>
+              </w:rPr>
+              <w:t>Apenas a remoção administrativa do n.º 5</w:t>
+            </w:r>
+          </w:p>
+        </w:tc>
+        <w:tc>
+          <w:tcPr>
+            <w:tcW w:type="dxa" w:w="3742"/>
+            <w:tcBorders>
+              <w:top w:val="nil"/>
+              <w:left w:val="nil"/>
+              <w:bottom w:val="single" w:sz="4" w:space="0" w:color="D7DEE5"/>
+              <w:right w:val="nil"/>
+            </w:tcBorders>
+            <w:shd w:val="clear" w:color="auto" w:fill="F8FAFC"/>
+            <w:tcMar>
+              <w:top w:w="85" w:type="dxa"/>
+              <w:bottom w:w="85" w:type="dxa"/>
+              <w:left w:w="120" w:type="dxa"/>
+              <w:right w:w="120" w:type="dxa"/>
+            </w:tcMar>
+          </w:tcPr>
+          <w:p>
+            <w:pPr>
+              <w:spacing w:before="0" w:after="0" w:line="274" w:lineRule="auto"/>
+            </w:pPr>
+            <w:r>
+              <w:rPr>
+                <w:rFonts w:ascii="Aptos" w:hAnsi="Aptos" w:cs="Aptos" w:eastAsia="Aptos"/>
+                <w:b w:val="0"/>
+                <w:i w:val="0"/>
+                <w:color w:val="2B2B2B"/>
+                <w:sz w:val="17"/>
+              </w:rPr>
+              <w:t>Remoção administrativa e coima</w:t>
+            </w:r>
+          </w:p>
+        </w:tc>
+      </w:tr>
+    </w:tbl>
+    <w:p>
+      <w:pPr>
+        <w:spacing w:before="40" w:after="180" w:line="293" w:lineRule="auto"/>
+      </w:pPr>
+    </w:p>
+    <w:tbl>
+      <w:tblPr>
+        <w:tblW w:type="auto" w:w="0"/>
+        <w:jc w:val="center"/>
+        <w:tblBorders>
+          <w:top w:val="nil"/>
+          <w:left w:val="nil"/>
+          <w:bottom w:val="nil"/>
+          <w:right w:val="nil"/>
+          <w:insideH w:val="nil"/>
+          <w:insideV w:val="nil"/>
+        </w:tblBorders>
+        <w:tblLayout w:type="fixed"/>
+        <w:tblLook w:firstColumn="1" w:firstRow="1" w:lastColumn="0" w:lastRow="0" w:noHBand="0" w:noVBand="1" w:val="04A0"/>
+      </w:tblPr>
+      <w:tblGrid>
+        <w:gridCol w:w="9412"/>
+      </w:tblGrid>
+      <w:tr>
+        <w:trPr>
+          <w:cantSplit/>
+        </w:trPr>
+        <w:tc>
+          <w:tcPr>
+            <w:tcW w:type="dxa" w:w="9411"/>
+            <w:tcBorders>
+              <w:top w:val="nil"/>
+              <w:left w:val="single" w:sz="18" w:space="0" w:color="E0BEBA"/>
+              <w:bottom w:val="nil"/>
+              <w:right w:val="nil"/>
+            </w:tcBorders>
+            <w:shd w:val="clear" w:color="auto" w:fill="FAF2F1"/>
+            <w:tcMar>
+              <w:top w:w="130" w:type="dxa"/>
+              <w:bottom w:w="130" w:type="dxa"/>
+              <w:left w:w="200" w:type="dxa"/>
+              <w:right w:w="180" w:type="dxa"/>
+            </w:tcMar>
+          </w:tcPr>
+          <w:p>
+            <w:pPr>
+              <w:spacing w:before="0" w:after="0" w:line="293" w:lineRule="auto"/>
+              <w:jc w:val="both"/>
+            </w:pPr>
+            <w:r>
+              <w:rPr>
+                <w:rFonts w:ascii="Aptos" w:hAnsi="Aptos" w:cs="Aptos" w:eastAsia="Aptos"/>
+                <w:b/>
+                <w:i w:val="0"/>
+                <w:color w:val="2B2B2B"/>
+                <w:sz w:val="19"/>
+              </w:rPr>
+              <w:t>Ponto por resolver.</w:t>
+            </w:r>
+            <w:r>
+              <w:rPr>
+                <w:rFonts w:ascii="Aptos" w:hAnsi="Aptos" w:cs="Aptos" w:eastAsia="Aptos"/>
+                <w:b w:val="0"/>
+                <w:i w:val="0"/>
+                <w:color w:val="2B2B2B"/>
+                <w:sz w:val="19"/>
+              </w:rPr>
+              <w:t xml:space="preserve"> No prédio misto, os animais que se encontrem na parte rústica, afastados da habitação, dificilmente cabem em «habitações e terrenos anexos». A cobertura sancionatória do prédio misto é, por isso, parcial, e a fronteira depende da distância à casa — critério que nenhuma norma fixa.</w:t>
+            </w:r>
+          </w:p>
+        </w:tc>
+      </w:tr>
+    </w:tbl>
+    <w:p>
+      <w:pPr>
+        <w:spacing w:before="0" w:after="180" w:line="293" w:lineRule="auto"/>
+      </w:pPr>
+    </w:p>
+    <w:p>
+      <w:pPr>
+        <w:keepNext/>
+        <w:spacing w:before="200" w:after="60" w:line="293" w:lineRule="auto"/>
+      </w:pPr>
+      <w:r>
+        <w:rPr>
+          <w:rFonts w:ascii="Aptos" w:hAnsi="Aptos" w:cs="Aptos" w:eastAsia="Aptos"/>
+          <w:b/>
+          <w:i w:val="0"/>
+          <w:color w:val="5C7891"/>
+          <w:sz w:val="19"/>
+        </w:rPr>
+        <w:t>A inibição prática da fiscalização</w:t>
+      </w:r>
+    </w:p>
+    <w:tbl>
+      <w:tblPr>
+        <w:tblW w:type="auto" w:w="0"/>
+        <w:jc w:val="center"/>
+        <w:tblBorders>
+          <w:top w:val="nil"/>
+          <w:left w:val="nil"/>
+          <w:bottom w:val="nil"/>
+          <w:right w:val="nil"/>
+          <w:insideH w:val="nil"/>
+          <w:insideV w:val="nil"/>
+        </w:tblBorders>
+        <w:tblLayout w:type="fixed"/>
+        <w:tblLook w:firstColumn="1" w:firstRow="1" w:lastColumn="0" w:lastRow="0" w:noHBand="0" w:noVBand="1" w:val="04A0"/>
+      </w:tblPr>
+      <w:tblGrid>
+        <w:gridCol w:w="9412"/>
+      </w:tblGrid>
+      <w:tr>
+        <w:trPr>
+          <w:cantSplit/>
+        </w:trPr>
+        <w:tc>
+          <w:tcPr>
+            <w:tcW w:type="dxa" w:w="9411"/>
+            <w:tcBorders>
+              <w:top w:val="nil"/>
+              <w:left w:val="single" w:sz="18" w:space="0" w:color="D8C9AE"/>
+              <w:bottom w:val="nil"/>
+              <w:right w:val="nil"/>
+            </w:tcBorders>
+            <w:shd w:val="clear" w:color="auto" w:fill="F7F4ED"/>
+            <w:tcMar>
+              <w:top w:w="130" w:type="dxa"/>
+              <w:bottom w:w="130" w:type="dxa"/>
+              <w:left w:w="200" w:type="dxa"/>
+              <w:right w:w="180" w:type="dxa"/>
+            </w:tcMar>
+          </w:tcPr>
+          <w:p>
+            <w:pPr>
+              <w:spacing w:before="0" w:after="0" w:line="293" w:lineRule="auto"/>
+              <w:jc w:val="both"/>
+            </w:pPr>
+            <w:r>
+              <w:rPr>
+                <w:rFonts w:ascii="Aptos" w:hAnsi="Aptos" w:cs="Aptos" w:eastAsia="Aptos"/>
+                <w:b w:val="0"/>
+                <w:i w:val="0"/>
+                <w:color w:val="2B2B2B"/>
+                <w:sz w:val="20"/>
+              </w:rPr>
+              <w:t xml:space="preserve">O n.º 5 do artigo 3.º manda notificar o detentor para retirar os animais «para o canil ou gatil municipal». Executar a remoção significa, para o município, </w:t>
+            </w:r>
+            <w:r>
+              <w:rPr>
+                <w:rFonts w:ascii="Aptos" w:hAnsi="Aptos" w:cs="Aptos" w:eastAsia="Aptos"/>
+                <w:b/>
+                <w:i w:val="0"/>
+                <w:color w:val="2B2B2B"/>
+                <w:sz w:val="20"/>
+              </w:rPr>
+              <w:t>acolher os animais a suas expensas</w:t>
+            </w:r>
+            <w:r>
+              <w:rPr>
+                <w:rFonts w:ascii="Aptos" w:hAnsi="Aptos" w:cs="Aptos" w:eastAsia="Aptos"/>
+                <w:b w:val="0"/>
+                <w:i w:val="0"/>
+                <w:color w:val="2B2B2B"/>
+                <w:sz w:val="20"/>
+              </w:rPr>
+              <w:t>. Um município sem capacidade instalada tem incentivo direto a não agir. O regime confia a fiscalização a quem suporta o custo de a exercer.</w:t>
+            </w:r>
+          </w:p>
+        </w:tc>
+      </w:tr>
+    </w:tbl>
+    <w:p>
+      <w:pPr>
+        <w:spacing w:before="0" w:after="180" w:line="293" w:lineRule="auto"/>
+      </w:pPr>
+    </w:p>
+    <w:tbl>
+      <w:tblPr>
+        <w:tblW w:type="auto" w:w="0"/>
+        <w:jc w:val="center"/>
+        <w:tblBorders>
+          <w:top w:val="nil"/>
+          <w:left w:val="nil"/>
+          <w:bottom w:val="nil"/>
+          <w:right w:val="nil"/>
+          <w:insideH w:val="nil"/>
+          <w:insideV w:val="nil"/>
+        </w:tblBorders>
+        <w:tblLayout w:type="fixed"/>
+        <w:tblLook w:firstColumn="1" w:firstRow="1" w:lastColumn="0" w:lastRow="0" w:noHBand="0" w:noVBand="1" w:val="04A0"/>
+      </w:tblPr>
+      <w:tblGrid>
+        <w:gridCol w:w="9412"/>
+      </w:tblGrid>
+      <w:tr>
+        <w:trPr>
+          <w:cantSplit/>
+        </w:trPr>
+        <w:tc>
+          <w:tcPr>
+            <w:tcW w:type="dxa" w:w="9411"/>
+            <w:tcBorders>
+              <w:top w:val="nil"/>
+              <w:left w:val="single" w:sz="18" w:space="0" w:color="E0BEBA"/>
+              <w:bottom w:val="nil"/>
+              <w:right w:val="nil"/>
+            </w:tcBorders>
+            <w:shd w:val="clear" w:color="auto" w:fill="FAF2F1"/>
+            <w:tcMar>
+              <w:top w:w="130" w:type="dxa"/>
+              <w:bottom w:w="130" w:type="dxa"/>
+              <w:left w:w="200" w:type="dxa"/>
+              <w:right w:w="180" w:type="dxa"/>
+            </w:tcMar>
+          </w:tcPr>
+          <w:p>
+            <w:pPr>
+              <w:spacing w:before="0" w:after="0" w:line="293" w:lineRule="auto"/>
+              <w:jc w:val="both"/>
+            </w:pPr>
+            <w:r>
+              <w:rPr>
+                <w:rFonts w:ascii="Aptos" w:hAnsi="Aptos" w:cs="Aptos" w:eastAsia="Aptos"/>
+                <w:b/>
+                <w:i w:val="0"/>
+                <w:color w:val="2B2B2B"/>
+                <w:sz w:val="19"/>
+              </w:rPr>
+              <w:t>Observação.</w:t>
+            </w:r>
+            <w:r>
+              <w:rPr>
+                <w:rFonts w:ascii="Aptos" w:hAnsi="Aptos" w:cs="Aptos" w:eastAsia="Aptos"/>
+                <w:b w:val="0"/>
+                <w:i w:val="0"/>
+                <w:color w:val="2B2B2B"/>
+                <w:sz w:val="19"/>
+              </w:rPr>
+              <w:t xml:space="preserve"> É a lacuna mais séria identificada neste estudo, e é de política legislativa, não de interpretação. O sistema é inteiramente reativo; a acumulação em meio rural pode crescer sem qualquer controlo até que alguém se queixe; e no prédio rústico sem habitação nem sequer há tipo contraordenacional. Uma revisão legislativa que queira resolver a questão central deve resolver também esta, sob pena de fixar limites que ninguém verifica.</w:t>
+            </w:r>
+          </w:p>
+        </w:tc>
+      </w:tr>
+    </w:tbl>
+    <w:p>
+      <w:pPr>
+        <w:spacing w:before="0" w:after="180" w:line="293" w:lineRule="auto"/>
+      </w:pPr>
     </w:p>
     <w:p>
       <w:pPr>

--- a/criador informal/Estudo_Limites_por_Fogo.docx
+++ b/criador informal/Estudo_Limites_por_Fogo.docx
@@ -418,6 +418,74 @@
           <w:color w:val="2B2B2B"/>
           <w:sz w:val="20"/>
         </w:rPr>
+        <w:t xml:space="preserve">«Fogo» é a </w:t>
+      </w:r>
+      <w:r>
+        <w:rPr>
+          <w:rFonts w:ascii="Aptos" w:hAnsi="Aptos" w:cs="Aptos" w:eastAsia="Aptos"/>
+          <w:b/>
+          <w:i w:val="0"/>
+          <w:color w:val="2B2B2B"/>
+          <w:sz w:val="20"/>
+        </w:rPr>
+        <w:t>unidade de utilização destinada a habitação</w:t>
+      </w:r>
+      <w:r>
+        <w:rPr>
+          <w:rFonts w:ascii="Aptos" w:hAnsi="Aptos" w:cs="Aptos" w:eastAsia="Aptos"/>
+          <w:b w:val="0"/>
+          <w:i w:val="0"/>
+          <w:color w:val="2B2B2B"/>
+          <w:sz w:val="20"/>
+        </w:rPr>
+        <w:t xml:space="preserve">, e não o agregado doméstico nem a fração autónoma. O Regime Jurídico da Urbanização e Edificação, em vigor, opõe «o número de fogos </w:t>
+      </w:r>
+      <w:r>
+        <w:rPr>
+          <w:rFonts w:ascii="Aptos" w:hAnsi="Aptos" w:cs="Aptos" w:eastAsia="Aptos"/>
+          <w:b/>
+          <w:i w:val="0"/>
+          <w:color w:val="2B2B2B"/>
+          <w:sz w:val="20"/>
+        </w:rPr>
+        <w:t>e outras unidades de utilização</w:t>
+      </w:r>
+      <w:r>
+        <w:rPr>
+          <w:rFonts w:ascii="Aptos" w:hAnsi="Aptos" w:cs="Aptos" w:eastAsia="Aptos"/>
+          <w:b w:val="0"/>
+          <w:i w:val="0"/>
+          <w:color w:val="2B2B2B"/>
+          <w:sz w:val="20"/>
+        </w:rPr>
+        <w:t>»: uma unidade cuja utilização não seja a habitação não é um fogo. Capítulo 5.</w:t>
+      </w:r>
+    </w:p>
+    <w:p>
+      <w:pPr>
+        <w:spacing w:before="0" w:after="100" w:line="293" w:lineRule="auto"/>
+        <w:ind w:left="408" w:hanging="408"/>
+        <w:jc w:val="both"/>
+      </w:pPr>
+      <w:r>
+        <w:rPr>
+          <w:rFonts w:ascii="Aptos" w:hAnsi="Aptos" w:cs="Aptos" w:eastAsia="Aptos"/>
+          <w:b/>
+          <w:i w:val="0"/>
+          <w:color w:val="5C7891"/>
+          <w:sz w:val="20"/>
+        </w:rPr>
+        <w:t>3.</w:t>
+        <w:tab/>
+      </w:r>
+      <w:r>
+        <w:rPr>
+          <w:rFonts w:ascii="Aptos" w:hAnsi="Aptos" w:cs="Aptos" w:eastAsia="Aptos"/>
+          <w:b w:val="0"/>
+          <w:i w:val="0"/>
+          <w:color w:val="2B2B2B"/>
+          <w:sz w:val="20"/>
+        </w:rPr>
         <w:t xml:space="preserve">Um alojamento registado não é um fogo: o artigo 25.º do Decreto-Lei n.º 276/2001 obriga-o a possuir </w:t>
       </w:r>
       <w:r>
@@ -455,7 +523,7 @@
           <w:color w:val="5C7891"/>
           <w:sz w:val="20"/>
         </w:rPr>
-        <w:t>3.</w:t>
+        <w:t>4.</w:t>
         <w:tab/>
       </w:r>
       <w:r>
@@ -503,7 +571,7 @@
           <w:color w:val="5C7891"/>
           <w:sz w:val="20"/>
         </w:rPr>
-        <w:t>4.</w:t>
+        <w:t>5.</w:t>
         <w:tab/>
       </w:r>
       <w:r>
@@ -551,7 +619,7 @@
           <w:color w:val="5C7891"/>
           <w:sz w:val="20"/>
         </w:rPr>
-        <w:t>5.</w:t>
+        <w:t>6.</w:t>
         <w:tab/>
       </w:r>
       <w:r>
@@ -599,7 +667,7 @@
           <w:color w:val="5C7891"/>
           <w:sz w:val="20"/>
         </w:rPr>
-        <w:t>6.</w:t>
+        <w:t>7.</w:t>
         <w:tab/>
       </w:r>
       <w:r>
@@ -647,7 +715,7 @@
           <w:color w:val="5C7891"/>
           <w:sz w:val="20"/>
         </w:rPr>
-        <w:t>7.</w:t>
+        <w:t>8.</w:t>
         <w:tab/>
       </w:r>
       <w:r>
@@ -715,7 +783,7 @@
           <w:color w:val="5C7891"/>
           <w:sz w:val="20"/>
         </w:rPr>
-        <w:t>8.</w:t>
+        <w:t>9.</w:t>
         <w:tab/>
       </w:r>
       <w:r>
@@ -3371,7 +3439,7 @@
           <w:color w:val="35506B"/>
           <w:sz w:val="27"/>
         </w:rPr>
-        <w:t>O conceito de fogo e as suas consequências operativas</w:t>
+        <w:t>O conceito de «fogo»</w:t>
       </w:r>
     </w:p>
     <w:p>
@@ -3382,6 +3450,115 @@
         </w:pBdr>
         <w:spacing w:before="0" w:after="160" w:line="40" w:lineRule="exact"/>
       </w:pPr>
+    </w:p>
+    <w:tbl>
+      <w:tblPr>
+        <w:tblW w:type="auto" w:w="0"/>
+        <w:jc w:val="center"/>
+        <w:tblBorders>
+          <w:top w:val="nil"/>
+          <w:left w:val="nil"/>
+          <w:bottom w:val="nil"/>
+          <w:right w:val="nil"/>
+          <w:insideH w:val="nil"/>
+          <w:insideV w:val="nil"/>
+        </w:tblBorders>
+        <w:tblLayout w:type="fixed"/>
+        <w:tblLook w:firstColumn="1" w:firstRow="1" w:lastColumn="0" w:lastRow="0" w:noHBand="0" w:noVBand="1" w:val="04A0"/>
+      </w:tblPr>
+      <w:tblGrid>
+        <w:gridCol w:w="9412"/>
+      </w:tblGrid>
+      <w:tr>
+        <w:trPr>
+          <w:cantSplit/>
+        </w:trPr>
+        <w:tc>
+          <w:tcPr>
+            <w:tcW w:type="dxa" w:w="9411"/>
+            <w:tcBorders>
+              <w:top w:val="nil"/>
+              <w:left w:val="single" w:sz="18" w:space="0" w:color="D8C9AE"/>
+              <w:bottom w:val="nil"/>
+              <w:right w:val="nil"/>
+            </w:tcBorders>
+            <w:shd w:val="clear" w:color="auto" w:fill="F7F4ED"/>
+            <w:tcMar>
+              <w:top w:w="130" w:type="dxa"/>
+              <w:bottom w:w="130" w:type="dxa"/>
+              <w:left w:w="200" w:type="dxa"/>
+              <w:right w:w="180" w:type="dxa"/>
+            </w:tcMar>
+          </w:tcPr>
+          <w:p>
+            <w:pPr>
+              <w:spacing w:before="0" w:after="0" w:line="293" w:lineRule="auto"/>
+              <w:jc w:val="both"/>
+            </w:pPr>
+            <w:r>
+              <w:rPr>
+                <w:rFonts w:ascii="Aptos" w:hAnsi="Aptos" w:cs="Aptos" w:eastAsia="Aptos"/>
+                <w:b w:val="0"/>
+                <w:i w:val="0"/>
+                <w:color w:val="2B2B2B"/>
+                <w:sz w:val="20"/>
+              </w:rPr>
+              <w:t xml:space="preserve">«Fogo» é a </w:t>
+            </w:r>
+            <w:r>
+              <w:rPr>
+                <w:rFonts w:ascii="Aptos" w:hAnsi="Aptos" w:cs="Aptos" w:eastAsia="Aptos"/>
+                <w:b/>
+                <w:i w:val="0"/>
+                <w:color w:val="2B2B2B"/>
+                <w:sz w:val="20"/>
+              </w:rPr>
+              <w:t>unidade de utilização destinada a habitação</w:t>
+            </w:r>
+            <w:r>
+              <w:rPr>
+                <w:rFonts w:ascii="Aptos" w:hAnsi="Aptos" w:cs="Aptos" w:eastAsia="Aptos"/>
+                <w:b w:val="0"/>
+                <w:i w:val="0"/>
+                <w:color w:val="2B2B2B"/>
+                <w:sz w:val="20"/>
+              </w:rPr>
+              <w:t>. Não é o agregado doméstico nem a fração autónoma. E o apoio mais seguro desta noção já não é o Regulamento Geral das Edificações Urbanas, de 1951, mas o Regime Jurídico da Urbanização e Edificação, na redação em vigor.</w:t>
+            </w:r>
+          </w:p>
+        </w:tc>
+      </w:tr>
+    </w:tbl>
+    <w:p>
+      <w:pPr>
+        <w:spacing w:before="0" w:after="180" w:line="293" w:lineRule="auto"/>
+      </w:pPr>
+    </w:p>
+    <w:p>
+      <w:pPr>
+        <w:keepNext/>
+        <w:spacing w:before="260" w:after="80" w:line="293" w:lineRule="auto"/>
+      </w:pPr>
+      <w:r>
+        <w:rPr>
+          <w:rFonts w:ascii="Aptos" w:hAnsi="Aptos" w:cs="Aptos" w:eastAsia="Aptos"/>
+          <w:b/>
+          <w:i w:val="0"/>
+          <w:color w:val="7C8894"/>
+          <w:sz w:val="21"/>
+        </w:rPr>
+        <w:t xml:space="preserve">5.1  </w:t>
+      </w:r>
+      <w:r>
+        <w:rPr>
+          <w:rFonts w:ascii="Aptos" w:hAnsi="Aptos" w:cs="Aptos" w:eastAsia="Aptos"/>
+          <w:b/>
+          <w:i w:val="0"/>
+          <w:color w:val="35506B"/>
+          <w:sz w:val="21"/>
+        </w:rPr>
+        <w:t>O que o diploma não diz</w:t>
+      </w:r>
     </w:p>
     <w:p>
       <w:pPr>
@@ -3396,14 +3573,18 @@
           <w:color w:val="2B2B2B"/>
           <w:sz w:val="20"/>
         </w:rPr>
-        <w:t>O Decreto-Lei n.º 314/2003 não define «fogo». Aplica-se o sentido corrente e urbanístico. No Regulamento Geral das Edificações Urbanas, aprovado pelo Decreto-Lei n.º 38 382, de 7 de agosto de 1951, as noções de «habitação» e de «fogo» são usadas como sinónimos, definindo-se «área bruta da habitação» como a superfície total do fogo. Em estatística e na Ficha Técnica da Habitação, o fogo integra-se no conceito de alojamento familiar, abrangendo a habitação o fogo e as suas dependências — varandas, arrecadações, logradouros pavimentados, telheiros e alpendres.</w:t>
+        <w:t xml:space="preserve">O Decreto-Lei n.º 314/2003 não define «fogo». Mais: a palavra aparece </w:t>
       </w:r>
-    </w:p>
-    <w:p>
-      <w:pPr>
-        <w:spacing w:before="0" w:after="140" w:line="293" w:lineRule="auto"/>
-        <w:jc w:val="both"/>
-      </w:pPr>
+      <w:r>
+        <w:rPr>
+          <w:rFonts w:ascii="Aptos" w:hAnsi="Aptos" w:cs="Aptos" w:eastAsia="Aptos"/>
+          <w:b/>
+          <w:i w:val="0"/>
+          <w:color w:val="2B2B2B"/>
+          <w:sz w:val="20"/>
+        </w:rPr>
+        <w:t>uma única vez em todo o diploma</w:t>
+      </w:r>
       <w:r>
         <w:rPr>
           <w:rFonts w:ascii="Aptos" w:hAnsi="Aptos" w:cs="Aptos" w:eastAsia="Aptos"/>
@@ -3412,7 +3593,1319 @@
           <w:color w:val="2B2B2B"/>
           <w:sz w:val="20"/>
         </w:rPr>
-        <w:t>Daqui decorrem três consequências operativas, e são decisivas.</w:t>
+        <w:t>, no n.º 2 do artigo 3.º. Não há remissão para outro regime, nem norma interpretativa. O conceito tem de ser colhido fora.</w:t>
+      </w:r>
+    </w:p>
+    <w:p>
+      <w:pPr>
+        <w:keepNext/>
+        <w:spacing w:before="260" w:after="80" w:line="293" w:lineRule="auto"/>
+      </w:pPr>
+      <w:r>
+        <w:rPr>
+          <w:rFonts w:ascii="Aptos" w:hAnsi="Aptos" w:cs="Aptos" w:eastAsia="Aptos"/>
+          <w:b/>
+          <w:i w:val="0"/>
+          <w:color w:val="7C8894"/>
+          <w:sz w:val="21"/>
+        </w:rPr>
+        <w:t xml:space="preserve">5.2  </w:t>
+      </w:r>
+      <w:r>
+        <w:rPr>
+          <w:rFonts w:ascii="Aptos" w:hAnsi="Aptos" w:cs="Aptos" w:eastAsia="Aptos"/>
+          <w:b/>
+          <w:i w:val="0"/>
+          <w:color w:val="35506B"/>
+          <w:sz w:val="21"/>
+        </w:rPr>
+        <w:t>A âncora histórica: o Regulamento Geral das Edificações Urbanas</w:t>
+      </w:r>
+    </w:p>
+    <w:tbl>
+      <w:tblPr>
+        <w:tblW w:type="auto" w:w="0"/>
+        <w:jc w:val="center"/>
+        <w:tblBorders>
+          <w:top w:val="nil"/>
+          <w:left w:val="nil"/>
+          <w:bottom w:val="nil"/>
+          <w:right w:val="nil"/>
+          <w:insideH w:val="nil"/>
+          <w:insideV w:val="nil"/>
+        </w:tblBorders>
+        <w:tblLayout w:type="fixed"/>
+        <w:tblLook w:firstColumn="1" w:firstRow="1" w:lastColumn="0" w:lastRow="0" w:noHBand="0" w:noVBand="1" w:val="04A0"/>
+      </w:tblPr>
+      <w:tblGrid>
+        <w:gridCol w:w="9412"/>
+      </w:tblGrid>
+      <w:tr>
+        <w:trPr>
+          <w:cantSplit/>
+        </w:trPr>
+        <w:tc>
+          <w:tcPr>
+            <w:tcW w:type="dxa" w:w="9411"/>
+            <w:tcBorders>
+              <w:top w:val="nil"/>
+              <w:left w:val="single" w:sz="18" w:space="0" w:color="A9C2D8"/>
+              <w:bottom w:val="nil"/>
+              <w:right w:val="nil"/>
+            </w:tcBorders>
+            <w:shd w:val="clear" w:color="auto" w:fill="F3F6F9"/>
+            <w:tcMar>
+              <w:top w:w="130" w:type="dxa"/>
+              <w:bottom w:w="130" w:type="dxa"/>
+              <w:left w:w="200" w:type="dxa"/>
+              <w:right w:w="180" w:type="dxa"/>
+            </w:tcMar>
+          </w:tcPr>
+          <w:p>
+            <w:pPr>
+              <w:spacing w:before="0" w:after="0" w:line="293" w:lineRule="auto"/>
+              <w:jc w:val="both"/>
+            </w:pPr>
+            <w:r>
+              <w:rPr>
+                <w:rFonts w:ascii="Aptos" w:hAnsi="Aptos" w:cs="Aptos" w:eastAsia="Aptos"/>
+                <w:b w:val="0"/>
+                <w:i/>
+                <w:color w:val="2B2B2B"/>
+                <w:sz w:val="19"/>
+              </w:rPr>
+              <w:t>5. O tipo de fogo é definido pelo número de quartos de dormir, e para a sua identificação utiliza-se o símbolo Tx, em que x representa o número de quartos de dormir.</w:t>
+            </w:r>
+          </w:p>
+          <w:p>
+            <w:pPr>
+              <w:spacing w:before="120" w:after="0" w:line="293" w:lineRule="auto"/>
+            </w:pPr>
+            <w:r>
+              <w:rPr>
+                <w:rFonts w:ascii="Aptos" w:hAnsi="Aptos" w:cs="Aptos" w:eastAsia="Aptos"/>
+                <w:b w:val="0"/>
+                <w:i w:val="0"/>
+                <w:color w:val="7C8894"/>
+                <w:sz w:val="15"/>
+              </w:rPr>
+              <w:t>N.º 5 do artigo 66.º do RGEU, na redação do Decreto-Lei n.º 650/75, de 18 de novembro</w:t>
+            </w:r>
+          </w:p>
+        </w:tc>
+      </w:tr>
+    </w:tbl>
+    <w:p>
+      <w:pPr>
+        <w:spacing w:before="0" w:after="180" w:line="293" w:lineRule="auto"/>
+      </w:pPr>
+    </w:p>
+    <w:tbl>
+      <w:tblPr>
+        <w:tblW w:type="auto" w:w="0"/>
+        <w:jc w:val="center"/>
+        <w:tblBorders>
+          <w:top w:val="nil"/>
+          <w:left w:val="nil"/>
+          <w:bottom w:val="nil"/>
+          <w:right w:val="nil"/>
+          <w:insideH w:val="nil"/>
+          <w:insideV w:val="nil"/>
+        </w:tblBorders>
+        <w:tblLayout w:type="fixed"/>
+        <w:tblLook w:firstColumn="1" w:firstRow="1" w:lastColumn="0" w:lastRow="0" w:noHBand="0" w:noVBand="1" w:val="04A0"/>
+      </w:tblPr>
+      <w:tblGrid>
+        <w:gridCol w:w="9412"/>
+      </w:tblGrid>
+      <w:tr>
+        <w:trPr>
+          <w:cantSplit/>
+        </w:trPr>
+        <w:tc>
+          <w:tcPr>
+            <w:tcW w:type="dxa" w:w="9411"/>
+            <w:tcBorders>
+              <w:top w:val="nil"/>
+              <w:left w:val="single" w:sz="18" w:space="0" w:color="A9C2D8"/>
+              <w:bottom w:val="nil"/>
+              <w:right w:val="nil"/>
+            </w:tcBorders>
+            <w:shd w:val="clear" w:color="auto" w:fill="F3F6F9"/>
+            <w:tcMar>
+              <w:top w:w="130" w:type="dxa"/>
+              <w:bottom w:w="130" w:type="dxa"/>
+              <w:left w:w="200" w:type="dxa"/>
+              <w:right w:w="180" w:type="dxa"/>
+            </w:tcMar>
+          </w:tcPr>
+          <w:p>
+            <w:pPr>
+              <w:spacing w:before="0" w:after="80" w:line="293" w:lineRule="auto"/>
+              <w:jc w:val="both"/>
+            </w:pPr>
+            <w:r>
+              <w:rPr>
+                <w:rFonts w:ascii="Aptos" w:hAnsi="Aptos" w:cs="Aptos" w:eastAsia="Aptos"/>
+                <w:b w:val="0"/>
+                <w:i/>
+                <w:color w:val="2B2B2B"/>
+                <w:sz w:val="19"/>
+              </w:rPr>
+              <w:t>a) Área bruta (Ab) é a superfície total do fogo, medida pelo perímetro exterior das paredes exteriores e eixos das paredes separadoras dos fogos, e inclui varandas privativas, locais acessórios e a quota-parte que lhe corresponda nas circulações comuns do edifício;</w:t>
+            </w:r>
+          </w:p>
+          <w:p>
+            <w:pPr>
+              <w:spacing w:before="0" w:after="0" w:line="293" w:lineRule="auto"/>
+              <w:jc w:val="both"/>
+            </w:pPr>
+            <w:r>
+              <w:rPr>
+                <w:rFonts w:ascii="Aptos" w:hAnsi="Aptos" w:cs="Aptos" w:eastAsia="Aptos"/>
+                <w:b w:val="0"/>
+                <w:i/>
+                <w:color w:val="2B2B2B"/>
+                <w:sz w:val="19"/>
+              </w:rPr>
+              <w:t>b) Área útil (Au) é a soma das áreas de todos os compartimentos da habitação, incluindo […]</w:t>
+            </w:r>
+          </w:p>
+          <w:p>
+            <w:pPr>
+              <w:spacing w:before="120" w:after="0" w:line="293" w:lineRule="auto"/>
+            </w:pPr>
+            <w:r>
+              <w:rPr>
+                <w:rFonts w:ascii="Aptos" w:hAnsi="Aptos" w:cs="Aptos" w:eastAsia="Aptos"/>
+                <w:b w:val="0"/>
+                <w:i w:val="0"/>
+                <w:color w:val="7C8894"/>
+                <w:sz w:val="15"/>
+              </w:rPr>
+              <w:t>Als. a) e b) do n.º 2 do artigo 67.º do RGEU</w:t>
+            </w:r>
+          </w:p>
+        </w:tc>
+      </w:tr>
+    </w:tbl>
+    <w:p>
+      <w:pPr>
+        <w:spacing w:before="0" w:after="180" w:line="293" w:lineRule="auto"/>
+      </w:pPr>
+    </w:p>
+    <w:p>
+      <w:pPr>
+        <w:spacing w:before="0" w:after="140" w:line="293" w:lineRule="auto"/>
+        <w:jc w:val="both"/>
+      </w:pPr>
+      <w:r>
+        <w:rPr>
+          <w:rFonts w:ascii="Aptos" w:hAnsi="Aptos" w:cs="Aptos" w:eastAsia="Aptos"/>
+          <w:b w:val="0"/>
+          <w:i w:val="0"/>
+          <w:color w:val="2B2B2B"/>
+          <w:sz w:val="20"/>
+        </w:rPr>
+        <w:t>A sinonímia entre «fogo» e «habitação» não é afirmada: é demonstrada pelo próprio texto. A al. a) mede «o fogo»; a al. b), imediatamente a seguir e para o mesmo objeto, mede «a habitação». São a mesma coisa.</w:t>
+      </w:r>
+    </w:p>
+    <w:p>
+      <w:pPr>
+        <w:keepNext/>
+        <w:spacing w:before="260" w:after="80" w:line="293" w:lineRule="auto"/>
+      </w:pPr>
+      <w:r>
+        <w:rPr>
+          <w:rFonts w:ascii="Aptos" w:hAnsi="Aptos" w:cs="Aptos" w:eastAsia="Aptos"/>
+          <w:b/>
+          <w:i w:val="0"/>
+          <w:color w:val="7C8894"/>
+          <w:sz w:val="21"/>
+        </w:rPr>
+        <w:t xml:space="preserve">5.3  </w:t>
+      </w:r>
+      <w:r>
+        <w:rPr>
+          <w:rFonts w:ascii="Aptos" w:hAnsi="Aptos" w:cs="Aptos" w:eastAsia="Aptos"/>
+          <w:b/>
+          <w:i w:val="0"/>
+          <w:color w:val="35506B"/>
+          <w:sz w:val="21"/>
+        </w:rPr>
+        <w:t>A âncora vigente: o Regime Jurídico da Urbanização e Edificação</w:t>
+      </w:r>
+    </w:p>
+    <w:p>
+      <w:pPr>
+        <w:spacing w:before="0" w:after="140" w:line="293" w:lineRule="auto"/>
+        <w:jc w:val="both"/>
+      </w:pPr>
+      <w:r>
+        <w:rPr>
+          <w:rFonts w:ascii="Aptos" w:hAnsi="Aptos" w:cs="Aptos" w:eastAsia="Aptos"/>
+          <w:b w:val="0"/>
+          <w:i w:val="0"/>
+          <w:color w:val="2B2B2B"/>
+          <w:sz w:val="20"/>
+        </w:rPr>
+        <w:t>O Regime Jurídico da Urbanização e Edificação, aprovado pelo Decreto-Lei n.º 555/99, de 16 de dezembro, na redação dada pelo Decreto-Lei n.º 108/2026, de 29 de maio, usa a palavra com sentido firme e atual. Dois lugares bastam.</w:t>
+      </w:r>
+    </w:p>
+    <w:tbl>
+      <w:tblPr>
+        <w:tblW w:type="auto" w:w="0"/>
+        <w:jc w:val="center"/>
+        <w:tblBorders>
+          <w:top w:val="nil"/>
+          <w:left w:val="nil"/>
+          <w:bottom w:val="nil"/>
+          <w:right w:val="nil"/>
+          <w:insideH w:val="nil"/>
+          <w:insideV w:val="nil"/>
+        </w:tblBorders>
+        <w:tblLayout w:type="fixed"/>
+        <w:tblLook w:firstColumn="1" w:firstRow="1" w:lastColumn="0" w:lastRow="0" w:noHBand="0" w:noVBand="1" w:val="04A0"/>
+      </w:tblPr>
+      <w:tblGrid>
+        <w:gridCol w:w="9412"/>
+      </w:tblGrid>
+      <w:tr>
+        <w:trPr>
+          <w:cantSplit/>
+        </w:trPr>
+        <w:tc>
+          <w:tcPr>
+            <w:tcW w:type="dxa" w:w="9411"/>
+            <w:tcBorders>
+              <w:top w:val="nil"/>
+              <w:left w:val="single" w:sz="18" w:space="0" w:color="A9C2D8"/>
+              <w:bottom w:val="nil"/>
+              <w:right w:val="nil"/>
+            </w:tcBorders>
+            <w:shd w:val="clear" w:color="auto" w:fill="F3F6F9"/>
+            <w:tcMar>
+              <w:top w:w="130" w:type="dxa"/>
+              <w:bottom w:w="130" w:type="dxa"/>
+              <w:left w:w="200" w:type="dxa"/>
+              <w:right w:w="180" w:type="dxa"/>
+            </w:tcMar>
+          </w:tcPr>
+          <w:p>
+            <w:pPr>
+              <w:spacing w:before="0" w:after="0" w:line="293" w:lineRule="auto"/>
+              <w:jc w:val="both"/>
+            </w:pPr>
+            <w:r>
+              <w:rPr>
+                <w:rFonts w:ascii="Aptos" w:hAnsi="Aptos" w:cs="Aptos" w:eastAsia="Aptos"/>
+                <w:b w:val="0"/>
+                <w:i/>
+                <w:color w:val="2B2B2B"/>
+                <w:sz w:val="19"/>
+              </w:rPr>
+              <w:t>a) Na parcela destacada só seja construído edifício que se destine exclusivamente a fins habitacionais e que não tenha mais de dois fogos;</w:t>
+            </w:r>
+          </w:p>
+          <w:p>
+            <w:pPr>
+              <w:spacing w:before="120" w:after="0" w:line="293" w:lineRule="auto"/>
+            </w:pPr>
+            <w:r>
+              <w:rPr>
+                <w:rFonts w:ascii="Aptos" w:hAnsi="Aptos" w:cs="Aptos" w:eastAsia="Aptos"/>
+                <w:b w:val="0"/>
+                <w:i w:val="0"/>
+                <w:color w:val="7C8894"/>
+                <w:sz w:val="15"/>
+              </w:rPr>
+              <w:t>Al. a) do n.º 5 do artigo 6.º do RJUE</w:t>
+            </w:r>
+          </w:p>
+        </w:tc>
+      </w:tr>
+    </w:tbl>
+    <w:p>
+      <w:pPr>
+        <w:spacing w:before="0" w:after="180" w:line="293" w:lineRule="auto"/>
+      </w:pPr>
+    </w:p>
+    <w:tbl>
+      <w:tblPr>
+        <w:tblW w:type="auto" w:w="0"/>
+        <w:jc w:val="center"/>
+        <w:tblBorders>
+          <w:top w:val="nil"/>
+          <w:left w:val="nil"/>
+          <w:bottom w:val="nil"/>
+          <w:right w:val="nil"/>
+          <w:insideH w:val="nil"/>
+          <w:insideV w:val="nil"/>
+        </w:tblBorders>
+        <w:tblLayout w:type="fixed"/>
+        <w:tblLook w:firstColumn="1" w:firstRow="1" w:lastColumn="0" w:lastRow="0" w:noHBand="0" w:noVBand="1" w:val="04A0"/>
+      </w:tblPr>
+      <w:tblGrid>
+        <w:gridCol w:w="9412"/>
+      </w:tblGrid>
+      <w:tr>
+        <w:trPr>
+          <w:cantSplit/>
+        </w:trPr>
+        <w:tc>
+          <w:tcPr>
+            <w:tcW w:type="dxa" w:w="9411"/>
+            <w:tcBorders>
+              <w:top w:val="nil"/>
+              <w:left w:val="single" w:sz="18" w:space="0" w:color="A9C2D8"/>
+              <w:bottom w:val="nil"/>
+              <w:right w:val="nil"/>
+            </w:tcBorders>
+            <w:shd w:val="clear" w:color="auto" w:fill="F3F6F9"/>
+            <w:tcMar>
+              <w:top w:w="130" w:type="dxa"/>
+              <w:bottom w:w="130" w:type="dxa"/>
+              <w:left w:w="200" w:type="dxa"/>
+              <w:right w:w="180" w:type="dxa"/>
+            </w:tcMar>
+          </w:tcPr>
+          <w:p>
+            <w:pPr>
+              <w:spacing w:before="0" w:after="0" w:line="293" w:lineRule="auto"/>
+              <w:jc w:val="both"/>
+            </w:pPr>
+            <w:r>
+              <w:rPr>
+                <w:rFonts w:ascii="Aptos" w:hAnsi="Aptos" w:cs="Aptos" w:eastAsia="Aptos"/>
+                <w:b w:val="0"/>
+                <w:i/>
+                <w:color w:val="2B2B2B"/>
+                <w:sz w:val="19"/>
+              </w:rPr>
+              <w:t>c) Programa de utilização das edificações, incluindo a área total de construção a afetar aos diversos usos e o número de fogos e outras unidades de utilização, com identificação das áreas acessórias, técnicas e de serviço;</w:t>
+            </w:r>
+          </w:p>
+          <w:p>
+            <w:pPr>
+              <w:spacing w:before="120" w:after="0" w:line="293" w:lineRule="auto"/>
+            </w:pPr>
+            <w:r>
+              <w:rPr>
+                <w:rFonts w:ascii="Aptos" w:hAnsi="Aptos" w:cs="Aptos" w:eastAsia="Aptos"/>
+                <w:b w:val="0"/>
+                <w:i w:val="0"/>
+                <w:color w:val="7C8894"/>
+                <w:sz w:val="15"/>
+              </w:rPr>
+              <w:t>Al. c) do n.º 2 do artigo 14.º do RJUE</w:t>
+            </w:r>
+          </w:p>
+        </w:tc>
+      </w:tr>
+    </w:tbl>
+    <w:p>
+      <w:pPr>
+        <w:spacing w:before="0" w:after="180" w:line="293" w:lineRule="auto"/>
+      </w:pPr>
+    </w:p>
+    <w:tbl>
+      <w:tblPr>
+        <w:tblW w:type="auto" w:w="0"/>
+        <w:jc w:val="center"/>
+        <w:tblBorders>
+          <w:top w:val="nil"/>
+          <w:left w:val="nil"/>
+          <w:bottom w:val="nil"/>
+          <w:right w:val="nil"/>
+          <w:insideH w:val="nil"/>
+          <w:insideV w:val="nil"/>
+        </w:tblBorders>
+        <w:tblLayout w:type="fixed"/>
+        <w:tblLook w:firstColumn="1" w:firstRow="1" w:lastColumn="0" w:lastRow="0" w:noHBand="0" w:noVBand="1" w:val="04A0"/>
+      </w:tblPr>
+      <w:tblGrid>
+        <w:gridCol w:w="9412"/>
+      </w:tblGrid>
+      <w:tr>
+        <w:trPr>
+          <w:cantSplit/>
+        </w:trPr>
+        <w:tc>
+          <w:tcPr>
+            <w:tcW w:type="dxa" w:w="9411"/>
+            <w:tcBorders>
+              <w:top w:val="nil"/>
+              <w:left w:val="single" w:sz="18" w:space="0" w:color="D8C9AE"/>
+              <w:bottom w:val="nil"/>
+              <w:right w:val="nil"/>
+            </w:tcBorders>
+            <w:shd w:val="clear" w:color="auto" w:fill="F7F4ED"/>
+            <w:tcMar>
+              <w:top w:w="130" w:type="dxa"/>
+              <w:bottom w:w="130" w:type="dxa"/>
+              <w:left w:w="200" w:type="dxa"/>
+              <w:right w:w="180" w:type="dxa"/>
+            </w:tcMar>
+          </w:tcPr>
+          <w:p>
+            <w:pPr>
+              <w:spacing w:before="0" w:after="0" w:line="293" w:lineRule="auto"/>
+              <w:jc w:val="both"/>
+            </w:pPr>
+            <w:r>
+              <w:rPr>
+                <w:rFonts w:ascii="Aptos" w:hAnsi="Aptos" w:cs="Aptos" w:eastAsia="Aptos"/>
+                <w:b w:val="0"/>
+                <w:i w:val="0"/>
+                <w:color w:val="2B2B2B"/>
+                <w:sz w:val="20"/>
+              </w:rPr>
+              <w:t xml:space="preserve">A expressão «o número de fogos </w:t>
+            </w:r>
+            <w:r>
+              <w:rPr>
+                <w:rFonts w:ascii="Aptos" w:hAnsi="Aptos" w:cs="Aptos" w:eastAsia="Aptos"/>
+                <w:b/>
+                <w:i w:val="0"/>
+                <w:color w:val="2B2B2B"/>
+                <w:sz w:val="20"/>
+              </w:rPr>
+              <w:t>e outras unidades de utilização</w:t>
+            </w:r>
+            <w:r>
+              <w:rPr>
+                <w:rFonts w:ascii="Aptos" w:hAnsi="Aptos" w:cs="Aptos" w:eastAsia="Aptos"/>
+                <w:b w:val="0"/>
+                <w:i w:val="0"/>
+                <w:color w:val="2B2B2B"/>
+                <w:sz w:val="20"/>
+              </w:rPr>
+              <w:t xml:space="preserve">» é decisiva. O fogo é a espécie habitacional do género «unidade de utilização». Uma unidade cuja utilização não seja a habitação </w:t>
+            </w:r>
+            <w:r>
+              <w:rPr>
+                <w:rFonts w:ascii="Aptos" w:hAnsi="Aptos" w:cs="Aptos" w:eastAsia="Aptos"/>
+                <w:b/>
+                <w:i w:val="0"/>
+                <w:color w:val="2B2B2B"/>
+                <w:sz w:val="20"/>
+              </w:rPr>
+              <w:t>não é um fogo</w:t>
+            </w:r>
+            <w:r>
+              <w:rPr>
+                <w:rFonts w:ascii="Aptos" w:hAnsi="Aptos" w:cs="Aptos" w:eastAsia="Aptos"/>
+                <w:b w:val="0"/>
+                <w:i w:val="0"/>
+                <w:color w:val="2B2B2B"/>
+                <w:sz w:val="20"/>
+              </w:rPr>
+              <w:t xml:space="preserve"> — é uma das «outras unidades de utilização».</w:t>
+            </w:r>
+          </w:p>
+        </w:tc>
+      </w:tr>
+    </w:tbl>
+    <w:p>
+      <w:pPr>
+        <w:spacing w:before="0" w:after="180" w:line="293" w:lineRule="auto"/>
+      </w:pPr>
+    </w:p>
+    <w:p>
+      <w:pPr>
+        <w:keepNext/>
+        <w:spacing w:before="260" w:after="80" w:line="293" w:lineRule="auto"/>
+      </w:pPr>
+      <w:r>
+        <w:rPr>
+          <w:rFonts w:ascii="Aptos" w:hAnsi="Aptos" w:cs="Aptos" w:eastAsia="Aptos"/>
+          <w:b/>
+          <w:i w:val="0"/>
+          <w:color w:val="7C8894"/>
+          <w:sz w:val="21"/>
+        </w:rPr>
+        <w:t xml:space="preserve">5.4  </w:t>
+      </w:r>
+      <w:r>
+        <w:rPr>
+          <w:rFonts w:ascii="Aptos" w:hAnsi="Aptos" w:cs="Aptos" w:eastAsia="Aptos"/>
+          <w:b/>
+          <w:i w:val="0"/>
+          <w:color w:val="35506B"/>
+          <w:sz w:val="21"/>
+        </w:rPr>
+        <w:t>O RGEU está em vigor, mas por um fio</w:t>
+      </w:r>
+    </w:p>
+    <w:p>
+      <w:pPr>
+        <w:spacing w:before="0" w:after="140" w:line="293" w:lineRule="auto"/>
+        <w:jc w:val="both"/>
+      </w:pPr>
+      <w:r>
+        <w:rPr>
+          <w:rFonts w:ascii="Aptos" w:hAnsi="Aptos" w:cs="Aptos" w:eastAsia="Aptos"/>
+          <w:b w:val="0"/>
+          <w:i w:val="0"/>
+          <w:color w:val="2B2B2B"/>
+          <w:sz w:val="20"/>
+        </w:rPr>
+        <w:t>O artigo 25.º do Decreto-Lei n.º 10/2024, de 8 de janeiro, na sua redação originária, dispunha que «o RGEU é revogado com efeitos reportados a 1 de junho de 2026». Na véspera dessa data o Governo travou a revogação.</w:t>
+      </w:r>
+    </w:p>
+    <w:tbl>
+      <w:tblPr>
+        <w:tblW w:type="auto" w:w="0"/>
+        <w:jc w:val="center"/>
+        <w:tblBorders>
+          <w:top w:val="nil"/>
+          <w:left w:val="nil"/>
+          <w:bottom w:val="nil"/>
+          <w:right w:val="nil"/>
+          <w:insideH w:val="nil"/>
+          <w:insideV w:val="nil"/>
+        </w:tblBorders>
+        <w:tblLayout w:type="fixed"/>
+        <w:tblLook w:firstColumn="1" w:firstRow="1" w:lastColumn="0" w:lastRow="0" w:noHBand="0" w:noVBand="1" w:val="04A0"/>
+      </w:tblPr>
+      <w:tblGrid>
+        <w:gridCol w:w="9412"/>
+      </w:tblGrid>
+      <w:tr>
+        <w:trPr>
+          <w:cantSplit/>
+        </w:trPr>
+        <w:tc>
+          <w:tcPr>
+            <w:tcW w:type="dxa" w:w="9411"/>
+            <w:tcBorders>
+              <w:top w:val="nil"/>
+              <w:left w:val="single" w:sz="18" w:space="0" w:color="A9C2D8"/>
+              <w:bottom w:val="nil"/>
+              <w:right w:val="nil"/>
+            </w:tcBorders>
+            <w:shd w:val="clear" w:color="auto" w:fill="F3F6F9"/>
+            <w:tcMar>
+              <w:top w:w="130" w:type="dxa"/>
+              <w:bottom w:w="130" w:type="dxa"/>
+              <w:left w:w="200" w:type="dxa"/>
+              <w:right w:w="180" w:type="dxa"/>
+            </w:tcMar>
+          </w:tcPr>
+          <w:p>
+            <w:pPr>
+              <w:spacing w:before="0" w:after="80" w:line="293" w:lineRule="auto"/>
+              <w:jc w:val="both"/>
+            </w:pPr>
+            <w:r>
+              <w:rPr>
+                <w:rFonts w:ascii="Aptos" w:hAnsi="Aptos" w:cs="Aptos" w:eastAsia="Aptos"/>
+                <w:b w:val="0"/>
+                <w:i/>
+                <w:color w:val="2B2B2B"/>
+                <w:sz w:val="19"/>
+              </w:rPr>
+              <w:t>1 — O RGEU é revogado com efeitos reportados à data de entrada em vigor do diploma que definir as normas técnicas aplicáveis à edificação.</w:t>
+            </w:r>
+          </w:p>
+          <w:p>
+            <w:pPr>
+              <w:spacing w:before="0" w:after="0" w:line="293" w:lineRule="auto"/>
+              <w:jc w:val="both"/>
+            </w:pPr>
+            <w:r>
+              <w:rPr>
+                <w:rFonts w:ascii="Aptos" w:hAnsi="Aptos" w:cs="Aptos" w:eastAsia="Aptos"/>
+                <w:b w:val="0"/>
+                <w:i/>
+                <w:color w:val="2B2B2B"/>
+                <w:sz w:val="19"/>
+              </w:rPr>
+              <w:t>2 — A regulamentação prevista no número anterior deve contar com a colaboração das ordens profissionais competentes na definição das regras de ordem técnica que considerem adequadas para a preparação dos projetos relativos às edificações urbanas.</w:t>
+            </w:r>
+          </w:p>
+          <w:p>
+            <w:pPr>
+              <w:spacing w:before="120" w:after="0" w:line="293" w:lineRule="auto"/>
+            </w:pPr>
+            <w:r>
+              <w:rPr>
+                <w:rFonts w:ascii="Aptos" w:hAnsi="Aptos" w:cs="Aptos" w:eastAsia="Aptos"/>
+                <w:b w:val="0"/>
+                <w:i w:val="0"/>
+                <w:color w:val="7C8894"/>
+                <w:sz w:val="15"/>
+              </w:rPr>
+              <w:t>Artigo 25.º do Decreto-Lei n.º 10/2024, na redação do Decreto-Lei n.º 108/2026, de 29 de maio</w:t>
+            </w:r>
+          </w:p>
+        </w:tc>
+      </w:tr>
+    </w:tbl>
+    <w:p>
+      <w:pPr>
+        <w:spacing w:before="0" w:after="180" w:line="293" w:lineRule="auto"/>
+      </w:pPr>
+    </w:p>
+    <w:tbl>
+      <w:tblPr>
+        <w:tblW w:type="auto" w:w="0"/>
+        <w:jc w:val="center"/>
+        <w:tblBorders>
+          <w:top w:val="nil"/>
+          <w:left w:val="nil"/>
+          <w:bottom w:val="nil"/>
+          <w:right w:val="nil"/>
+          <w:insideH w:val="nil"/>
+          <w:insideV w:val="nil"/>
+        </w:tblBorders>
+        <w:tblLayout w:type="fixed"/>
+        <w:tblLook w:firstColumn="1" w:firstRow="1" w:lastColumn="0" w:lastRow="0" w:noHBand="0" w:noVBand="1" w:val="04A0"/>
+      </w:tblPr>
+      <w:tblGrid>
+        <w:gridCol w:w="9412"/>
+      </w:tblGrid>
+      <w:tr>
+        <w:trPr>
+          <w:cantSplit/>
+        </w:trPr>
+        <w:tc>
+          <w:tcPr>
+            <w:tcW w:type="dxa" w:w="9411"/>
+            <w:tcBorders>
+              <w:top w:val="nil"/>
+              <w:left w:val="single" w:sz="18" w:space="0" w:color="E0BEBA"/>
+              <w:bottom w:val="nil"/>
+              <w:right w:val="nil"/>
+            </w:tcBorders>
+            <w:shd w:val="clear" w:color="auto" w:fill="FAF2F1"/>
+            <w:tcMar>
+              <w:top w:w="130" w:type="dxa"/>
+              <w:bottom w:w="130" w:type="dxa"/>
+              <w:left w:w="200" w:type="dxa"/>
+              <w:right w:w="180" w:type="dxa"/>
+            </w:tcMar>
+          </w:tcPr>
+          <w:p>
+            <w:pPr>
+              <w:spacing w:before="0" w:after="0" w:line="293" w:lineRule="auto"/>
+              <w:jc w:val="both"/>
+            </w:pPr>
+            <w:r>
+              <w:rPr>
+                <w:rFonts w:ascii="Aptos" w:hAnsi="Aptos" w:cs="Aptos" w:eastAsia="Aptos"/>
+                <w:b/>
+                <w:i w:val="0"/>
+                <w:color w:val="2B2B2B"/>
+                <w:sz w:val="19"/>
+              </w:rPr>
+              <w:t>Cronologia.</w:t>
+            </w:r>
+            <w:r>
+              <w:rPr>
+                <w:rFonts w:ascii="Aptos" w:hAnsi="Aptos" w:cs="Aptos" w:eastAsia="Aptos"/>
+                <w:b w:val="0"/>
+                <w:i w:val="0"/>
+                <w:color w:val="2B2B2B"/>
+                <w:sz w:val="19"/>
+              </w:rPr>
+              <w:t xml:space="preserve"> O Decreto-Lei n.º 108/2026 foi publicado em 29 de maio de 2026, sexta-feira, e o seu artigo final determina que «as alterações ao Decreto-Lei n.º 10/2024, de 8 de janeiro, entram em vigor no primeiro dia útil seguinte ao da publicação do presente decreto-lei» — isto é, 1 de junho de 2026, o próprio dia em que a revogação produziria efeitos. </w:t>
+            </w:r>
+            <w:r>
+              <w:rPr>
+                <w:rFonts w:ascii="Aptos" w:hAnsi="Aptos" w:cs="Aptos" w:eastAsia="Aptos"/>
+                <w:b/>
+                <w:i w:val="0"/>
+                <w:color w:val="2B2B2B"/>
+                <w:sz w:val="19"/>
+              </w:rPr>
+              <w:t>O RGEU está, pois, em vigor</w:t>
+            </w:r>
+            <w:r>
+              <w:rPr>
+                <w:rFonts w:ascii="Aptos" w:hAnsi="Aptos" w:cs="Aptos" w:eastAsia="Aptos"/>
+                <w:b w:val="0"/>
+                <w:i w:val="0"/>
+                <w:color w:val="2B2B2B"/>
+                <w:sz w:val="19"/>
+              </w:rPr>
+              <w:t>, e a sua revogação passou a depender de um diploma futuro, ainda não publicado.</w:t>
+            </w:r>
+          </w:p>
+        </w:tc>
+      </w:tr>
+    </w:tbl>
+    <w:p>
+      <w:pPr>
+        <w:spacing w:before="0" w:after="180" w:line="293" w:lineRule="auto"/>
+      </w:pPr>
+    </w:p>
+    <w:tbl>
+      <w:tblPr>
+        <w:tblW w:type="auto" w:w="0"/>
+        <w:jc w:val="center"/>
+        <w:tblBorders>
+          <w:top w:val="nil"/>
+          <w:left w:val="nil"/>
+          <w:bottom w:val="nil"/>
+          <w:right w:val="nil"/>
+          <w:insideH w:val="nil"/>
+          <w:insideV w:val="nil"/>
+        </w:tblBorders>
+        <w:tblLayout w:type="fixed"/>
+        <w:tblLook w:firstColumn="1" w:firstRow="1" w:lastColumn="0" w:lastRow="0" w:noHBand="0" w:noVBand="1" w:val="04A0"/>
+      </w:tblPr>
+      <w:tblGrid>
+        <w:gridCol w:w="9412"/>
+      </w:tblGrid>
+      <w:tr>
+        <w:trPr>
+          <w:cantSplit/>
+        </w:trPr>
+        <w:tc>
+          <w:tcPr>
+            <w:tcW w:type="dxa" w:w="9411"/>
+            <w:tcBorders>
+              <w:top w:val="nil"/>
+              <w:left w:val="single" w:sz="18" w:space="0" w:color="D8C9AE"/>
+              <w:bottom w:val="nil"/>
+              <w:right w:val="nil"/>
+            </w:tcBorders>
+            <w:shd w:val="clear" w:color="auto" w:fill="F7F4ED"/>
+            <w:tcMar>
+              <w:top w:w="130" w:type="dxa"/>
+              <w:bottom w:w="130" w:type="dxa"/>
+              <w:left w:w="200" w:type="dxa"/>
+              <w:right w:w="180" w:type="dxa"/>
+            </w:tcMar>
+          </w:tcPr>
+          <w:p>
+            <w:pPr>
+              <w:spacing w:before="0" w:after="0" w:line="293" w:lineRule="auto"/>
+              <w:jc w:val="both"/>
+            </w:pPr>
+            <w:r>
+              <w:rPr>
+                <w:rFonts w:ascii="Aptos" w:hAnsi="Aptos" w:cs="Aptos" w:eastAsia="Aptos"/>
+                <w:b w:val="0"/>
+                <w:i w:val="0"/>
+                <w:color w:val="2B2B2B"/>
+                <w:sz w:val="20"/>
+              </w:rPr>
+              <w:t>Consequência metodológica: uma análise que assente exclusivamente no RGEU fica refém de um diploma que pode sair a qualquer momento. Por isso o peso da demonstração desloca-se para o RJUE, que está em vigor e foi revisto há meses.</w:t>
+            </w:r>
+          </w:p>
+        </w:tc>
+      </w:tr>
+    </w:tbl>
+    <w:p>
+      <w:pPr>
+        <w:spacing w:before="0" w:after="180" w:line="293" w:lineRule="auto"/>
+      </w:pPr>
+    </w:p>
+    <w:p>
+      <w:pPr>
+        <w:keepNext/>
+        <w:spacing w:before="260" w:after="80" w:line="293" w:lineRule="auto"/>
+      </w:pPr>
+      <w:r>
+        <w:rPr>
+          <w:rFonts w:ascii="Aptos" w:hAnsi="Aptos" w:cs="Aptos" w:eastAsia="Aptos"/>
+          <w:b/>
+          <w:i w:val="0"/>
+          <w:color w:val="7C8894"/>
+          <w:sz w:val="21"/>
+        </w:rPr>
+        <w:t xml:space="preserve">5.5  </w:t>
+      </w:r>
+      <w:r>
+        <w:rPr>
+          <w:rFonts w:ascii="Aptos" w:hAnsi="Aptos" w:cs="Aptos" w:eastAsia="Aptos"/>
+          <w:b/>
+          <w:i w:val="0"/>
+          <w:color w:val="35506B"/>
+          <w:sz w:val="21"/>
+        </w:rPr>
+        <w:t>As três leituras, e qual se sustenta</w:t>
+      </w:r>
+    </w:p>
+    <w:tbl>
+      <w:tblPr>
+        <w:tblW w:type="auto" w:w="0"/>
+        <w:jc w:val="center"/>
+        <w:tblBorders>
+          <w:top w:val="nil"/>
+          <w:left w:val="nil"/>
+          <w:bottom w:val="nil"/>
+          <w:right w:val="nil"/>
+          <w:insideH w:val="nil"/>
+          <w:insideV w:val="nil"/>
+        </w:tblBorders>
+        <w:tblLayout w:type="fixed"/>
+        <w:tblLook w:firstColumn="1" w:firstRow="1" w:lastColumn="0" w:lastRow="0" w:noHBand="0" w:noVBand="1" w:val="04A0"/>
+      </w:tblPr>
+      <w:tblGrid>
+        <w:gridCol w:w="3137"/>
+        <w:gridCol w:w="3137"/>
+        <w:gridCol w:w="3137"/>
+      </w:tblGrid>
+      <w:tr>
+        <w:trPr>
+          <w:cantSplit/>
+          <w:tblHeader/>
+        </w:trPr>
+        <w:tc>
+          <w:tcPr>
+            <w:tcW w:type="dxa" w:w="2041"/>
+            <w:tcBorders>
+              <w:top w:val="nil"/>
+              <w:left w:val="nil"/>
+              <w:bottom w:val="single" w:sz="8" w:space="0" w:color="A9C2D8"/>
+              <w:right w:val="nil"/>
+            </w:tcBorders>
+            <w:shd w:val="clear" w:color="auto" w:fill="E9EFF4"/>
+            <w:tcMar>
+              <w:top w:w="90" w:type="dxa"/>
+              <w:bottom w:w="90" w:type="dxa"/>
+              <w:left w:w="120" w:type="dxa"/>
+              <w:right w:w="120" w:type="dxa"/>
+            </w:tcMar>
+          </w:tcPr>
+          <w:p>
+            <w:pPr>
+              <w:spacing w:before="0" w:after="0" w:line="293" w:lineRule="auto"/>
+            </w:pPr>
+            <w:r>
+              <w:rPr>
+                <w:rFonts w:ascii="Aptos" w:hAnsi="Aptos" w:cs="Aptos" w:eastAsia="Aptos"/>
+                <w:b/>
+                <w:i w:val="0"/>
+                <w:color w:val="35506B"/>
+                <w:sz w:val="17"/>
+              </w:rPr>
+              <w:t>Leitura</w:t>
+            </w:r>
+          </w:p>
+        </w:tc>
+        <w:tc>
+          <w:tcPr>
+            <w:tcW w:type="dxa" w:w="3628"/>
+            <w:tcBorders>
+              <w:top w:val="nil"/>
+              <w:left w:val="nil"/>
+              <w:bottom w:val="single" w:sz="8" w:space="0" w:color="A9C2D8"/>
+              <w:right w:val="nil"/>
+            </w:tcBorders>
+            <w:shd w:val="clear" w:color="auto" w:fill="E9EFF4"/>
+            <w:tcMar>
+              <w:top w:w="90" w:type="dxa"/>
+              <w:bottom w:w="90" w:type="dxa"/>
+              <w:left w:w="120" w:type="dxa"/>
+              <w:right w:w="120" w:type="dxa"/>
+            </w:tcMar>
+          </w:tcPr>
+          <w:p>
+            <w:pPr>
+              <w:spacing w:before="0" w:after="0" w:line="293" w:lineRule="auto"/>
+            </w:pPr>
+            <w:r>
+              <w:rPr>
+                <w:rFonts w:ascii="Aptos" w:hAnsi="Aptos" w:cs="Aptos" w:eastAsia="Aptos"/>
+                <w:b/>
+                <w:i w:val="0"/>
+                <w:color w:val="35506B"/>
+                <w:sz w:val="17"/>
+              </w:rPr>
+              <w:t>Conteúdo</w:t>
+            </w:r>
+          </w:p>
+        </w:tc>
+        <w:tc>
+          <w:tcPr>
+            <w:tcW w:type="dxa" w:w="3742"/>
+            <w:tcBorders>
+              <w:top w:val="nil"/>
+              <w:left w:val="nil"/>
+              <w:bottom w:val="single" w:sz="8" w:space="0" w:color="A9C2D8"/>
+              <w:right w:val="nil"/>
+            </w:tcBorders>
+            <w:shd w:val="clear" w:color="auto" w:fill="E9EFF4"/>
+            <w:tcMar>
+              <w:top w:w="90" w:type="dxa"/>
+              <w:bottom w:w="90" w:type="dxa"/>
+              <w:left w:w="120" w:type="dxa"/>
+              <w:right w:w="120" w:type="dxa"/>
+            </w:tcMar>
+          </w:tcPr>
+          <w:p>
+            <w:pPr>
+              <w:spacing w:before="0" w:after="0" w:line="293" w:lineRule="auto"/>
+            </w:pPr>
+            <w:r>
+              <w:rPr>
+                <w:rFonts w:ascii="Aptos" w:hAnsi="Aptos" w:cs="Aptos" w:eastAsia="Aptos"/>
+                <w:b/>
+                <w:i w:val="0"/>
+                <w:color w:val="35506B"/>
+                <w:sz w:val="17"/>
+              </w:rPr>
+              <w:t>Apreciação</w:t>
+            </w:r>
+          </w:p>
+        </w:tc>
+      </w:tr>
+      <w:tr>
+        <w:trPr>
+          <w:cantSplit/>
+        </w:trPr>
+        <w:tc>
+          <w:tcPr>
+            <w:tcW w:type="dxa" w:w="2041"/>
+            <w:tcBorders>
+              <w:top w:val="nil"/>
+              <w:left w:val="nil"/>
+              <w:bottom w:val="single" w:sz="4" w:space="0" w:color="D7DEE5"/>
+              <w:right w:val="nil"/>
+            </w:tcBorders>
+            <w:shd w:val="clear" w:color="auto" w:fill="F8FAFC"/>
+            <w:tcMar>
+              <w:top w:w="85" w:type="dxa"/>
+              <w:bottom w:w="85" w:type="dxa"/>
+              <w:left w:w="120" w:type="dxa"/>
+              <w:right w:w="120" w:type="dxa"/>
+            </w:tcMar>
+          </w:tcPr>
+          <w:p>
+            <w:pPr>
+              <w:spacing w:before="0" w:after="0" w:line="274" w:lineRule="auto"/>
+            </w:pPr>
+            <w:r>
+              <w:rPr>
+                <w:rFonts w:ascii="Aptos" w:hAnsi="Aptos" w:cs="Aptos" w:eastAsia="Aptos"/>
+                <w:b w:val="0"/>
+                <w:i w:val="0"/>
+                <w:color w:val="2B2B2B"/>
+                <w:sz w:val="17"/>
+              </w:rPr>
+              <w:t>Unidade de utilização habitacional</w:t>
+            </w:r>
+          </w:p>
+        </w:tc>
+        <w:tc>
+          <w:tcPr>
+            <w:tcW w:type="dxa" w:w="3628"/>
+            <w:tcBorders>
+              <w:top w:val="nil"/>
+              <w:left w:val="nil"/>
+              <w:bottom w:val="single" w:sz="4" w:space="0" w:color="D7DEE5"/>
+              <w:right w:val="nil"/>
+            </w:tcBorders>
+            <w:shd w:val="clear" w:color="auto" w:fill="F8FAFC"/>
+            <w:tcMar>
+              <w:top w:w="85" w:type="dxa"/>
+              <w:bottom w:w="85" w:type="dxa"/>
+              <w:left w:w="120" w:type="dxa"/>
+              <w:right w:w="120" w:type="dxa"/>
+            </w:tcMar>
+          </w:tcPr>
+          <w:p>
+            <w:pPr>
+              <w:spacing w:before="0" w:after="0" w:line="274" w:lineRule="auto"/>
+            </w:pPr>
+            <w:r>
+              <w:rPr>
+                <w:rFonts w:ascii="Aptos" w:hAnsi="Aptos" w:cs="Aptos" w:eastAsia="Aptos"/>
+                <w:b w:val="0"/>
+                <w:i w:val="0"/>
+                <w:color w:val="2B2B2B"/>
+                <w:sz w:val="17"/>
+              </w:rPr>
+              <w:t>Critério físico-edificado, colhido no RGEU e no RJUE: o fogo é a unidade de utilização destinada a habitação.</w:t>
+            </w:r>
+          </w:p>
+        </w:tc>
+        <w:tc>
+          <w:tcPr>
+            <w:tcW w:type="dxa" w:w="3742"/>
+            <w:tcBorders>
+              <w:top w:val="nil"/>
+              <w:left w:val="nil"/>
+              <w:bottom w:val="single" w:sz="4" w:space="0" w:color="D7DEE5"/>
+              <w:right w:val="nil"/>
+            </w:tcBorders>
+            <w:shd w:val="clear" w:color="auto" w:fill="F8FAFC"/>
+            <w:tcMar>
+              <w:top w:w="85" w:type="dxa"/>
+              <w:bottom w:w="85" w:type="dxa"/>
+              <w:left w:w="120" w:type="dxa"/>
+              <w:right w:w="120" w:type="dxa"/>
+            </w:tcMar>
+          </w:tcPr>
+          <w:p>
+            <w:pPr>
+              <w:spacing w:before="0" w:after="0" w:line="274" w:lineRule="auto"/>
+            </w:pPr>
+            <w:r>
+              <w:rPr>
+                <w:rFonts w:ascii="Aptos" w:hAnsi="Aptos" w:cs="Aptos" w:eastAsia="Aptos"/>
+                <w:b/>
+                <w:i w:val="0"/>
+                <w:color w:val="2B2B2B"/>
+                <w:sz w:val="17"/>
+              </w:rPr>
+              <w:t>Procede.</w:t>
+            </w:r>
+            <w:r>
+              <w:rPr>
+                <w:rFonts w:ascii="Aptos" w:hAnsi="Aptos" w:cs="Aptos" w:eastAsia="Aptos"/>
+                <w:b w:val="0"/>
+                <w:i w:val="0"/>
+                <w:color w:val="2B2B2B"/>
+                <w:sz w:val="17"/>
+              </w:rPr>
+              <w:t xml:space="preserve"> É a única com apoio em direito positivo vigente</w:t>
+            </w:r>
+          </w:p>
+        </w:tc>
+      </w:tr>
+      <w:tr>
+        <w:trPr>
+          <w:cantSplit/>
+        </w:trPr>
+        <w:tc>
+          <w:tcPr>
+            <w:tcW w:type="dxa" w:w="2041"/>
+            <w:tcBorders>
+              <w:top w:val="nil"/>
+              <w:left w:val="nil"/>
+              <w:bottom w:val="single" w:sz="4" w:space="0" w:color="D7DEE5"/>
+              <w:right w:val="nil"/>
+            </w:tcBorders>
+            <w:shd w:val="clear" w:color="auto" w:fill="FFFFFF"/>
+            <w:tcMar>
+              <w:top w:w="85" w:type="dxa"/>
+              <w:bottom w:w="85" w:type="dxa"/>
+              <w:left w:w="120" w:type="dxa"/>
+              <w:right w:w="120" w:type="dxa"/>
+            </w:tcMar>
+          </w:tcPr>
+          <w:p>
+            <w:pPr>
+              <w:spacing w:before="0" w:after="0" w:line="274" w:lineRule="auto"/>
+            </w:pPr>
+            <w:r>
+              <w:rPr>
+                <w:rFonts w:ascii="Aptos" w:hAnsi="Aptos" w:cs="Aptos" w:eastAsia="Aptos"/>
+                <w:b w:val="0"/>
+                <w:i w:val="0"/>
+                <w:color w:val="2B2B2B"/>
+                <w:sz w:val="17"/>
+              </w:rPr>
+              <w:t>Fração autónoma</w:t>
+            </w:r>
+          </w:p>
+        </w:tc>
+        <w:tc>
+          <w:tcPr>
+            <w:tcW w:type="dxa" w:w="3628"/>
+            <w:tcBorders>
+              <w:top w:val="nil"/>
+              <w:left w:val="nil"/>
+              <w:bottom w:val="single" w:sz="4" w:space="0" w:color="D7DEE5"/>
+              <w:right w:val="nil"/>
+            </w:tcBorders>
+            <w:shd w:val="clear" w:color="auto" w:fill="FFFFFF"/>
+            <w:tcMar>
+              <w:top w:w="85" w:type="dxa"/>
+              <w:bottom w:w="85" w:type="dxa"/>
+              <w:left w:w="120" w:type="dxa"/>
+              <w:right w:w="120" w:type="dxa"/>
+            </w:tcMar>
+          </w:tcPr>
+          <w:p>
+            <w:pPr>
+              <w:spacing w:before="0" w:after="0" w:line="274" w:lineRule="auto"/>
+            </w:pPr>
+            <w:r>
+              <w:rPr>
+                <w:rFonts w:ascii="Aptos" w:hAnsi="Aptos" w:cs="Aptos" w:eastAsia="Aptos"/>
+                <w:b w:val="0"/>
+                <w:i w:val="0"/>
+                <w:color w:val="2B2B2B"/>
+                <w:sz w:val="17"/>
+              </w:rPr>
+              <w:t>O n.º 3 do artigo 3.º pressupõe que cada fração tem limite próprio, ao permitir que o regulamento do condomínio o reduza.</w:t>
+            </w:r>
+          </w:p>
+        </w:tc>
+        <w:tc>
+          <w:tcPr>
+            <w:tcW w:type="dxa" w:w="3742"/>
+            <w:tcBorders>
+              <w:top w:val="nil"/>
+              <w:left w:val="nil"/>
+              <w:bottom w:val="single" w:sz="4" w:space="0" w:color="D7DEE5"/>
+              <w:right w:val="nil"/>
+            </w:tcBorders>
+            <w:shd w:val="clear" w:color="auto" w:fill="FFFFFF"/>
+            <w:tcMar>
+              <w:top w:w="85" w:type="dxa"/>
+              <w:bottom w:w="85" w:type="dxa"/>
+              <w:left w:w="120" w:type="dxa"/>
+              <w:right w:w="120" w:type="dxa"/>
+            </w:tcMar>
+          </w:tcPr>
+          <w:p>
+            <w:pPr>
+              <w:spacing w:before="0" w:after="0" w:line="274" w:lineRule="auto"/>
+            </w:pPr>
+            <w:r>
+              <w:rPr>
+                <w:rFonts w:ascii="Aptos" w:hAnsi="Aptos" w:cs="Aptos" w:eastAsia="Aptos"/>
+                <w:b w:val="0"/>
+                <w:i w:val="0"/>
+                <w:color w:val="2B2B2B"/>
+                <w:sz w:val="17"/>
+              </w:rPr>
+              <w:t>Improcede como definição: uma fração autónoma pode ser uma loja, uma garagem ou um escritório. Toda a fração habitacional é um fogo; nem todo o fogo é uma fração</w:t>
+            </w:r>
+          </w:p>
+        </w:tc>
+      </w:tr>
+      <w:tr>
+        <w:trPr>
+          <w:cantSplit/>
+        </w:trPr>
+        <w:tc>
+          <w:tcPr>
+            <w:tcW w:type="dxa" w:w="2041"/>
+            <w:tcBorders>
+              <w:top w:val="nil"/>
+              <w:left w:val="nil"/>
+              <w:bottom w:val="single" w:sz="4" w:space="0" w:color="D7DEE5"/>
+              <w:right w:val="nil"/>
+            </w:tcBorders>
+            <w:shd w:val="clear" w:color="auto" w:fill="F8FAFC"/>
+            <w:tcMar>
+              <w:top w:w="85" w:type="dxa"/>
+              <w:bottom w:w="85" w:type="dxa"/>
+              <w:left w:w="120" w:type="dxa"/>
+              <w:right w:w="120" w:type="dxa"/>
+            </w:tcMar>
+          </w:tcPr>
+          <w:p>
+            <w:pPr>
+              <w:spacing w:before="0" w:after="0" w:line="274" w:lineRule="auto"/>
+            </w:pPr>
+            <w:r>
+              <w:rPr>
+                <w:rFonts w:ascii="Aptos" w:hAnsi="Aptos" w:cs="Aptos" w:eastAsia="Aptos"/>
+                <w:b w:val="0"/>
+                <w:i w:val="0"/>
+                <w:color w:val="2B2B2B"/>
+                <w:sz w:val="17"/>
+              </w:rPr>
+              <w:t>Agregado doméstico</w:t>
+            </w:r>
+          </w:p>
+        </w:tc>
+        <w:tc>
+          <w:tcPr>
+            <w:tcW w:type="dxa" w:w="3628"/>
+            <w:tcBorders>
+              <w:top w:val="nil"/>
+              <w:left w:val="nil"/>
+              <w:bottom w:val="single" w:sz="4" w:space="0" w:color="D7DEE5"/>
+              <w:right w:val="nil"/>
+            </w:tcBorders>
+            <w:shd w:val="clear" w:color="auto" w:fill="F8FAFC"/>
+            <w:tcMar>
+              <w:top w:w="85" w:type="dxa"/>
+              <w:bottom w:w="85" w:type="dxa"/>
+              <w:left w:w="120" w:type="dxa"/>
+              <w:right w:w="120" w:type="dxa"/>
+            </w:tcMar>
+          </w:tcPr>
+          <w:p>
+            <w:pPr>
+              <w:spacing w:before="0" w:after="0" w:line="274" w:lineRule="auto"/>
+            </w:pPr>
+            <w:r>
+              <w:rPr>
+                <w:rFonts w:ascii="Aptos" w:hAnsi="Aptos" w:cs="Aptos" w:eastAsia="Aptos"/>
+                <w:b w:val="0"/>
+                <w:i w:val="0"/>
+                <w:color w:val="2B2B2B"/>
+                <w:sz w:val="17"/>
+              </w:rPr>
+              <w:t>Economia comum, independentemente do edificado.</w:t>
+            </w:r>
+          </w:p>
+        </w:tc>
+        <w:tc>
+          <w:tcPr>
+            <w:tcW w:type="dxa" w:w="3742"/>
+            <w:tcBorders>
+              <w:top w:val="nil"/>
+              <w:left w:val="nil"/>
+              <w:bottom w:val="single" w:sz="4" w:space="0" w:color="D7DEE5"/>
+              <w:right w:val="nil"/>
+            </w:tcBorders>
+            <w:shd w:val="clear" w:color="auto" w:fill="F8FAFC"/>
+            <w:tcMar>
+              <w:top w:w="85" w:type="dxa"/>
+              <w:bottom w:w="85" w:type="dxa"/>
+              <w:left w:w="120" w:type="dxa"/>
+              <w:right w:w="120" w:type="dxa"/>
+            </w:tcMar>
+          </w:tcPr>
+          <w:p>
+            <w:pPr>
+              <w:spacing w:before="0" w:after="0" w:line="274" w:lineRule="auto"/>
+            </w:pPr>
+            <w:r>
+              <w:rPr>
+                <w:rFonts w:ascii="Aptos" w:hAnsi="Aptos" w:cs="Aptos" w:eastAsia="Aptos"/>
+                <w:b w:val="0"/>
+                <w:i w:val="0"/>
+                <w:color w:val="2B2B2B"/>
+                <w:sz w:val="17"/>
+              </w:rPr>
+              <w:t>Improcede: nenhum texto legal o sustenta, e havendo critério objetivo edificado não há razão para preferir um critério pessoal</w:t>
+            </w:r>
+          </w:p>
+        </w:tc>
+      </w:tr>
+    </w:tbl>
+    <w:p>
+      <w:pPr>
+        <w:spacing w:before="40" w:after="180" w:line="293" w:lineRule="auto"/>
+      </w:pPr>
+    </w:p>
+    <w:p>
+      <w:pPr>
+        <w:keepNext/>
+        <w:spacing w:before="260" w:after="80" w:line="293" w:lineRule="auto"/>
+      </w:pPr>
+      <w:r>
+        <w:rPr>
+          <w:rFonts w:ascii="Aptos" w:hAnsi="Aptos" w:cs="Aptos" w:eastAsia="Aptos"/>
+          <w:b/>
+          <w:i w:val="0"/>
+          <w:color w:val="7C8894"/>
+          <w:sz w:val="21"/>
+        </w:rPr>
+        <w:t xml:space="preserve">5.6  </w:t>
+      </w:r>
+      <w:r>
+        <w:rPr>
+          <w:rFonts w:ascii="Aptos" w:hAnsi="Aptos" w:cs="Aptos" w:eastAsia="Aptos"/>
+          <w:b/>
+          <w:i w:val="0"/>
+          <w:color w:val="35506B"/>
+          <w:sz w:val="21"/>
+        </w:rPr>
+        <w:t>Quatro consequências operativas</w:t>
       </w:r>
     </w:p>
     <w:p>
@@ -3516,6 +5009,44 @@
           <w:color w:val="2B2B2B"/>
           <w:sz w:val="20"/>
         </w:rPr>
+        <w:t>É o título de utilização que decide.</w:t>
+      </w:r>
+      <w:r>
+        <w:rPr>
+          <w:rFonts w:ascii="Aptos" w:hAnsi="Aptos" w:cs="Aptos" w:eastAsia="Aptos"/>
+          <w:b w:val="0"/>
+          <w:i w:val="0"/>
+          <w:color w:val="2B2B2B"/>
+          <w:sz w:val="20"/>
+        </w:rPr>
+        <w:t xml:space="preserve"> A autorização de utilização diz a que se destina cada unidade. Uma unidade licenciada para outro uso que não a habitação é, na linguagem do RJUE, uma «outra unidade de utilização», e não um fogo.</w:t>
+      </w:r>
+    </w:p>
+    <w:p>
+      <w:pPr>
+        <w:spacing w:before="0" w:after="100" w:line="293" w:lineRule="auto"/>
+        <w:ind w:left="408" w:hanging="408"/>
+        <w:jc w:val="both"/>
+      </w:pPr>
+      <w:r>
+        <w:rPr>
+          <w:rFonts w:ascii="Aptos" w:hAnsi="Aptos" w:cs="Aptos" w:eastAsia="Aptos"/>
+          <w:b/>
+          <w:i w:val="0"/>
+          <w:color w:val="5C7891"/>
+          <w:sz w:val="20"/>
+        </w:rPr>
+        <w:t>4.</w:t>
+        <w:tab/>
+      </w:r>
+      <w:r>
+        <w:rPr>
+          <w:rFonts w:ascii="Aptos" w:hAnsi="Aptos" w:cs="Aptos" w:eastAsia="Aptos"/>
+          <w:b/>
+          <w:i w:val="0"/>
+          <w:color w:val="2B2B2B"/>
+          <w:sz w:val="20"/>
+        </w:rPr>
         <w:t>O Decreto-Lei n.º 276/2001 nunca usa a palavra.</w:t>
       </w:r>
       <w:r>
@@ -3528,6 +5059,79 @@
         </w:rPr>
         <w:t xml:space="preserve"> A sua unidade é o alojamento, cuja capacidade é declarada pelo interessado e aferida por superfície.</w:t>
       </w:r>
+    </w:p>
+    <w:tbl>
+      <w:tblPr>
+        <w:tblW w:type="auto" w:w="0"/>
+        <w:jc w:val="center"/>
+        <w:tblBorders>
+          <w:top w:val="nil"/>
+          <w:left w:val="nil"/>
+          <w:bottom w:val="nil"/>
+          <w:right w:val="nil"/>
+          <w:insideH w:val="nil"/>
+          <w:insideV w:val="nil"/>
+        </w:tblBorders>
+        <w:tblLayout w:type="fixed"/>
+        <w:tblLook w:firstColumn="1" w:firstRow="1" w:lastColumn="0" w:lastRow="0" w:noHBand="0" w:noVBand="1" w:val="04A0"/>
+      </w:tblPr>
+      <w:tblGrid>
+        <w:gridCol w:w="9412"/>
+      </w:tblGrid>
+      <w:tr>
+        <w:trPr>
+          <w:cantSplit/>
+        </w:trPr>
+        <w:tc>
+          <w:tcPr>
+            <w:tcW w:type="dxa" w:w="9411"/>
+            <w:tcBorders>
+              <w:top w:val="nil"/>
+              <w:left w:val="single" w:sz="18" w:space="0" w:color="E0BEBA"/>
+              <w:bottom w:val="nil"/>
+              <w:right w:val="nil"/>
+            </w:tcBorders>
+            <w:shd w:val="clear" w:color="auto" w:fill="FAF2F1"/>
+            <w:tcMar>
+              <w:top w:w="130" w:type="dxa"/>
+              <w:bottom w:w="130" w:type="dxa"/>
+              <w:left w:w="200" w:type="dxa"/>
+              <w:right w:w="180" w:type="dxa"/>
+            </w:tcMar>
+          </w:tcPr>
+          <w:p>
+            <w:pPr>
+              <w:spacing w:before="0" w:after="0" w:line="293" w:lineRule="auto"/>
+              <w:jc w:val="both"/>
+            </w:pPr>
+            <w:r>
+              <w:rPr>
+                <w:rFonts w:ascii="Aptos" w:hAnsi="Aptos" w:cs="Aptos" w:eastAsia="Aptos"/>
+                <w:b/>
+                <w:i w:val="0"/>
+                <w:color w:val="2B2B2B"/>
+                <w:sz w:val="19"/>
+              </w:rPr>
+              <w:t>Nota de pesquisa.</w:t>
+            </w:r>
+            <w:r>
+              <w:rPr>
+                <w:rFonts w:ascii="Aptos" w:hAnsi="Aptos" w:cs="Aptos" w:eastAsia="Aptos"/>
+                <w:b w:val="0"/>
+                <w:i w:val="0"/>
+                <w:color w:val="2B2B2B"/>
+                <w:sz w:val="19"/>
+              </w:rPr>
+              <w:t xml:space="preserve"> Não se localizou qualquer iniciativa legislativa parlamentar que tenha incidido sobre o artigo 3.º do Decreto-Lei n.º 314/2003. As iniciativas que alteram esse diploma — designadamente as do PAN sobre animais comunitários e esterilização — versam sobre os artigos 8.º e 11.º, relativos a animais errantes. Em mais de vinte anos, o artigo 3.º nunca foi objeto de debate parlamentar, o que ajuda a explicar a ausência de doutrina e de jurisprudência.</w:t>
+            </w:r>
+          </w:p>
+        </w:tc>
+      </w:tr>
+    </w:tbl>
+    <w:p>
+      <w:pPr>
+        <w:spacing w:before="0" w:after="180" w:line="293" w:lineRule="auto"/>
+      </w:pPr>
     </w:p>
     <w:p>
       <w:pPr>
@@ -12336,7 +13940,7 @@
                 <w:color w:val="2B2B2B"/>
                 <w:sz w:val="17"/>
               </w:rPr>
-              <w:t>Em aberto</w:t>
+              <w:t>Respondida — capítulo 5</w:t>
             </w:r>
           </w:p>
         </w:tc>
@@ -13138,7 +14742,7 @@
           <w:color w:val="2B2B2B"/>
           <w:sz w:val="20"/>
         </w:rPr>
-        <w:t xml:space="preserve">Os textos do n.º 2 do artigo 112.º da Constituição e do artigo 7.º do Código Civil, usados no capítulo 13, foram lidos em compilador privado, por as fontes oficiais consultadas não terem devolvido esses artigos. </w:t>
+        <w:t xml:space="preserve">Os textos do n.º 2 do artigo 112.º da Constituição e do artigo 7.º do Código Civil, usados no capítulo 13, foram lidos em compilador privado. As páginas de legislação consolidada do Diário da República são geradas por script no navegador e devolvem corpo vazio a quem as consulte por meios automáticos; o PGDL, para estes dois diplomas, devolveu apenas o índice. </w:t>
       </w:r>
       <w:r>
         <w:rPr>
@@ -13158,7 +14762,7 @@
           <w:color w:val="2B2B2B"/>
           <w:sz w:val="20"/>
         </w:rPr>
-        <w:t xml:space="preserve"> contra o texto oficial.</w:t>
+        <w:t xml:space="preserve"> contra o texto oficial em papel ou em PDF.</w:t>
       </w:r>
     </w:p>
     <w:p>

--- a/criador informal/Estudo_Limites_por_Fogo.docx
+++ b/criador informal/Estudo_Limites_por_Fogo.docx
@@ -8753,7 +8753,7 @@
           <w:color w:val="2B2B2B"/>
           <w:sz w:val="20"/>
         </w:rPr>
-        <w:t>A construção assenta em duas normas, e não em argumento próprio. Quanto à paridade de valor, o n.º 2 do artigo 112.º da Constituição dispõe que «as leis e os decretos-leis têm igual valor, sem prejuízo da subordinação às correspondentes leis dos decretos-leis publicados no uso de autorização legislativa e dos que desenvolvam as bases gerais dos regimes jurídicos». A Lei n.º 92/95 foi aprovada ao abrigo da competência legislativa comum — o preâmbulo invoca os artigos 164.º, alínea d), e 169.º, n.º 3, da Constituição na numeração anterior à revisão de 1997 — e não é lei de valor reforçado. Um decreto-lei posterior pode, pois, derrogá-la.</w:t>
+        <w:t>A construção assenta em duas normas, e não em argumento próprio. Quanto à paridade de valor, o n.º 2 do artigo 112.º da Constituição, na redação da Lei Constitucional n.º 1/2005, dispõe que «as leis e os decretos-leis têm igual valor, sem prejuízo da subordinação às correspondentes leis dos decretos-leis publicados no uso de autorização legislativa e dos que desenvolvam as bases gerais dos regimes jurídicos». A Lei n.º 92/95 foi aprovada ao abrigo da competência legislativa comum — o preâmbulo invoca os artigos 164.º, alínea d), e 169.º, n.º 3, da Constituição na numeração anterior à revisão de 1997 — e não é lei de valor reforçado. Um decreto-lei posterior pode, pois, derrogá-la.</w:t>
       </w:r>
     </w:p>
     <w:tbl>
@@ -8823,7 +8823,7 @@
                 <w:color w:val="7C8894"/>
                 <w:sz w:val="15"/>
               </w:rPr>
-              <w:t>N.º 2 do artigo 7.º do Código Civil</w:t>
+              <w:t>N.º 2 do artigo 7.º do Código Civil, conferido no Diário do Governo n.º 274, I série, de 25 de novembro de 1966, a páginas 1886</w:t>
             </w:r>
           </w:p>
         </w:tc>
@@ -14742,7 +14742,7 @@
           <w:color w:val="2B2B2B"/>
           <w:sz w:val="20"/>
         </w:rPr>
-        <w:t xml:space="preserve">Os textos do n.º 2 do artigo 112.º da Constituição e do artigo 7.º do Código Civil, usados no capítulo 13, foram lidos em compilador privado. As páginas de legislação consolidada do Diário da República são geradas por script no navegador e devolvem corpo vazio a quem as consulte por meios automáticos; o PGDL, para estes dois diplomas, devolveu apenas o índice. </w:t>
+        <w:t xml:space="preserve">Os textos do n.º 2 do artigo 112.º da Constituição e do artigo 7.º do Código Civil, usados no capítulo 13, foram </w:t>
       </w:r>
       <w:r>
         <w:rPr>
@@ -14752,7 +14752,7 @@
           <w:color w:val="2B2B2B"/>
           <w:sz w:val="20"/>
         </w:rPr>
-        <w:t>A conferir</w:t>
+        <w:t>conferidos em fonte oficial</w:t>
       </w:r>
       <w:r>
         <w:rPr>
@@ -14762,7 +14762,7 @@
           <w:color w:val="2B2B2B"/>
           <w:sz w:val="20"/>
         </w:rPr>
-        <w:t xml:space="preserve"> contra o texto oficial em papel ou em PDF.</w:t>
+        <w:t xml:space="preserve"> e coincidem integralmente com os que aqui se citam. O método usado fica descrito no ponto 18.2, por ser útil a quem repita o trabalho.</w:t>
       </w:r>
     </w:p>
     <w:p>
@@ -14799,6 +14799,32 @@
         </w:pBdr>
         <w:spacing w:before="0" w:after="160" w:line="40" w:lineRule="exact"/>
       </w:pPr>
+    </w:p>
+    <w:p>
+      <w:pPr>
+        <w:keepNext/>
+        <w:spacing w:before="260" w:after="80" w:line="293" w:lineRule="auto"/>
+      </w:pPr>
+      <w:r>
+        <w:rPr>
+          <w:rFonts w:ascii="Aptos" w:hAnsi="Aptos" w:cs="Aptos" w:eastAsia="Aptos"/>
+          <w:b/>
+          <w:i w:val="0"/>
+          <w:color w:val="7C8894"/>
+          <w:sz w:val="21"/>
+        </w:rPr>
+        <w:t xml:space="preserve">18.1  </w:t>
+      </w:r>
+      <w:r>
+        <w:rPr>
+          <w:rFonts w:ascii="Aptos" w:hAnsi="Aptos" w:cs="Aptos" w:eastAsia="Aptos"/>
+          <w:b/>
+          <w:i w:val="0"/>
+          <w:color w:val="35506B"/>
+          <w:sz w:val="21"/>
+        </w:rPr>
+        <w:t>Fontes e pesquisa de jurisprudência</w:t>
+      </w:r>
     </w:p>
     <w:p>
       <w:pPr>
@@ -14899,6 +14925,245 @@
                 <w:sz w:val="19"/>
               </w:rPr>
               <w:t xml:space="preserve"> quando se combina o operador «AND» com termos que contenham barra ou acentuação, ainda que existam documentos que satisfazem a consulta. Exemplo verificado: a pesquisa de «276/2001» combinada com «licença» devolveu zero, quando «276/2001» isolado devolveu trinta e seis. As pesquisas foram por isso feitas com termos simples e o cruzamento realizado sobre o texto integral das decisões descarregadas. Esta reserva é relevante para quem repita o trabalho.</w:t>
+            </w:r>
+          </w:p>
+        </w:tc>
+      </w:tr>
+    </w:tbl>
+    <w:p>
+      <w:pPr>
+        <w:spacing w:before="0" w:after="180" w:line="293" w:lineRule="auto"/>
+      </w:pPr>
+    </w:p>
+    <w:p>
+      <w:pPr>
+        <w:keepNext/>
+        <w:spacing w:before="260" w:after="80" w:line="293" w:lineRule="auto"/>
+      </w:pPr>
+      <w:r>
+        <w:rPr>
+          <w:rFonts w:ascii="Aptos" w:hAnsi="Aptos" w:cs="Aptos" w:eastAsia="Aptos"/>
+          <w:b/>
+          <w:i w:val="0"/>
+          <w:color w:val="7C8894"/>
+          <w:sz w:val="21"/>
+        </w:rPr>
+        <w:t xml:space="preserve">18.2  </w:t>
+      </w:r>
+      <w:r>
+        <w:rPr>
+          <w:rFonts w:ascii="Aptos" w:hAnsi="Aptos" w:cs="Aptos" w:eastAsia="Aptos"/>
+          <w:b/>
+          <w:i w:val="0"/>
+          <w:color w:val="35506B"/>
+          <w:sz w:val="21"/>
+        </w:rPr>
+        <w:t>Como consultar o Diário da República de forma verificável</w:t>
+      </w:r>
+    </w:p>
+    <w:p>
+      <w:pPr>
+        <w:spacing w:before="0" w:after="140" w:line="293" w:lineRule="auto"/>
+        <w:jc w:val="both"/>
+      </w:pPr>
+      <w:r>
+        <w:rPr>
+          <w:rFonts w:ascii="Aptos" w:hAnsi="Aptos" w:cs="Aptos" w:eastAsia="Aptos"/>
+          <w:b w:val="0"/>
+          <w:i w:val="0"/>
+          <w:color w:val="2B2B2B"/>
+          <w:sz w:val="20"/>
+        </w:rPr>
+        <w:t>As páginas de legislação consolidada do Diário da República eletrónico são construídas no navegador e não servem o texto a quem as consulte por meios automáticos. Isso não impede a verificação: o jornal oficial está integralmente disponível em PDF, e é essa a fonte a usar. Três regimes, consoante a data.</w:t>
+      </w:r>
+    </w:p>
+    <w:p>
+      <w:pPr>
+        <w:spacing w:before="0" w:after="100" w:line="293" w:lineRule="auto"/>
+        <w:ind w:left="408" w:hanging="408"/>
+        <w:jc w:val="both"/>
+      </w:pPr>
+      <w:r>
+        <w:rPr>
+          <w:rFonts w:ascii="Aptos" w:hAnsi="Aptos" w:cs="Aptos" w:eastAsia="Aptos"/>
+          <w:b/>
+          <w:i w:val="0"/>
+          <w:color w:val="5C7891"/>
+          <w:sz w:val="20"/>
+        </w:rPr>
+        <w:t>1.</w:t>
+        <w:tab/>
+      </w:r>
+      <w:r>
+        <w:rPr>
+          <w:rFonts w:ascii="Aptos" w:hAnsi="Aptos" w:cs="Aptos" w:eastAsia="Aptos"/>
+          <w:b/>
+          <w:i w:val="0"/>
+          <w:color w:val="2B2B2B"/>
+          <w:sz w:val="20"/>
+        </w:rPr>
+        <w:t>Atos posteriores a 1976</w:t>
+      </w:r>
+      <w:r>
+        <w:rPr>
+          <w:rFonts w:ascii="Aptos" w:hAnsi="Aptos" w:cs="Aptos" w:eastAsia="Aptos"/>
+          <w:b w:val="0"/>
+          <w:i w:val="0"/>
+          <w:color w:val="2B2B2B"/>
+          <w:sz w:val="20"/>
+        </w:rPr>
+        <w:t xml:space="preserve"> — o PDF do Diário da República tem camada de texto e pode ser lido e pesquisado diretamente. Foi assim que se obtiveram, para este estudo, o Diário da República n.º 241, de 17 de outubro de 2001, o n.º 290, de 17 de dezembro de 2003, e o n.º 104, de 29 de maio de 2026.</w:t>
+      </w:r>
+    </w:p>
+    <w:p>
+      <w:pPr>
+        <w:spacing w:before="0" w:after="100" w:line="293" w:lineRule="auto"/>
+        <w:ind w:left="408" w:hanging="408"/>
+        <w:jc w:val="both"/>
+      </w:pPr>
+      <w:r>
+        <w:rPr>
+          <w:rFonts w:ascii="Aptos" w:hAnsi="Aptos" w:cs="Aptos" w:eastAsia="Aptos"/>
+          <w:b/>
+          <w:i w:val="0"/>
+          <w:color w:val="5C7891"/>
+          <w:sz w:val="20"/>
+        </w:rPr>
+        <w:t>2.</w:t>
+        <w:tab/>
+      </w:r>
+      <w:r>
+        <w:rPr>
+          <w:rFonts w:ascii="Aptos" w:hAnsi="Aptos" w:cs="Aptos" w:eastAsia="Aptos"/>
+          <w:b/>
+          <w:i w:val="0"/>
+          <w:color w:val="2B2B2B"/>
+          <w:sz w:val="20"/>
+        </w:rPr>
+        <w:t>Atos anteriores a 1976</w:t>
+      </w:r>
+      <w:r>
+        <w:rPr>
+          <w:rFonts w:ascii="Aptos" w:hAnsi="Aptos" w:cs="Aptos" w:eastAsia="Aptos"/>
+          <w:b w:val="0"/>
+          <w:i w:val="0"/>
+          <w:color w:val="2B2B2B"/>
+          <w:sz w:val="20"/>
+        </w:rPr>
+        <w:t xml:space="preserve"> — o PDF é uma digitalização sem camada de texto. A pesquisa por palavra falha, mas a página lê-se convertendo-a em imagem. Foi assim que se conferiu o artigo 7.º do Código Civil no Diário do Governo n.º 274, I série, de 25 de novembro de 1966, a páginas 1886.</w:t>
+      </w:r>
+    </w:p>
+    <w:p>
+      <w:pPr>
+        <w:spacing w:before="0" w:after="100" w:line="293" w:lineRule="auto"/>
+        <w:ind w:left="408" w:hanging="408"/>
+        <w:jc w:val="both"/>
+      </w:pPr>
+      <w:r>
+        <w:rPr>
+          <w:rFonts w:ascii="Aptos" w:hAnsi="Aptos" w:cs="Aptos" w:eastAsia="Aptos"/>
+          <w:b/>
+          <w:i w:val="0"/>
+          <w:color w:val="5C7891"/>
+          <w:sz w:val="20"/>
+        </w:rPr>
+        <w:t>3.</w:t>
+        <w:tab/>
+      </w:r>
+      <w:r>
+        <w:rPr>
+          <w:rFonts w:ascii="Aptos" w:hAnsi="Aptos" w:cs="Aptos" w:eastAsia="Aptos"/>
+          <w:b/>
+          <w:i w:val="0"/>
+          <w:color w:val="2B2B2B"/>
+          <w:sz w:val="20"/>
+        </w:rPr>
+        <w:t>Textos republicados</w:t>
+      </w:r>
+      <w:r>
+        <w:rPr>
+          <w:rFonts w:ascii="Aptos" w:hAnsi="Aptos" w:cs="Aptos" w:eastAsia="Aptos"/>
+          <w:b w:val="0"/>
+          <w:i w:val="0"/>
+          <w:color w:val="2B2B2B"/>
+          <w:sz w:val="20"/>
+        </w:rPr>
+        <w:t xml:space="preserve"> — quando o que se procura é um texto consolidado por republicação, como a Constituição na redação da Lei Constitucional n.º 1/2005, recorre-se à edição institucional em PDF de entidade pública — foi usada a do Tribunal Constitucional e a da Comissão Nacional de Eleições.</w:t>
+      </w:r>
+    </w:p>
+    <w:tbl>
+      <w:tblPr>
+        <w:tblW w:type="auto" w:w="0"/>
+        <w:jc w:val="center"/>
+        <w:tblBorders>
+          <w:top w:val="nil"/>
+          <w:left w:val="nil"/>
+          <w:bottom w:val="nil"/>
+          <w:right w:val="nil"/>
+          <w:insideH w:val="nil"/>
+          <w:insideV w:val="nil"/>
+        </w:tblBorders>
+        <w:tblLayout w:type="fixed"/>
+        <w:tblLook w:firstColumn="1" w:firstRow="1" w:lastColumn="0" w:lastRow="0" w:noHBand="0" w:noVBand="1" w:val="04A0"/>
+      </w:tblPr>
+      <w:tblGrid>
+        <w:gridCol w:w="9412"/>
+      </w:tblGrid>
+      <w:tr>
+        <w:trPr>
+          <w:cantSplit/>
+        </w:trPr>
+        <w:tc>
+          <w:tcPr>
+            <w:tcW w:type="dxa" w:w="9411"/>
+            <w:tcBorders>
+              <w:top w:val="nil"/>
+              <w:left w:val="single" w:sz="18" w:space="0" w:color="D8C9AE"/>
+              <w:bottom w:val="nil"/>
+              <w:right w:val="nil"/>
+            </w:tcBorders>
+            <w:shd w:val="clear" w:color="auto" w:fill="F7F4ED"/>
+            <w:tcMar>
+              <w:top w:w="130" w:type="dxa"/>
+              <w:bottom w:w="130" w:type="dxa"/>
+              <w:left w:w="200" w:type="dxa"/>
+              <w:right w:w="180" w:type="dxa"/>
+            </w:tcMar>
+          </w:tcPr>
+          <w:p>
+            <w:pPr>
+              <w:spacing w:before="0" w:after="0" w:line="293" w:lineRule="auto"/>
+              <w:jc w:val="both"/>
+            </w:pPr>
+            <w:r>
+              <w:rPr>
+                <w:rFonts w:ascii="Aptos" w:hAnsi="Aptos" w:cs="Aptos" w:eastAsia="Aptos"/>
+                <w:b w:val="0"/>
+                <w:i w:val="0"/>
+                <w:color w:val="2B2B2B"/>
+                <w:sz w:val="20"/>
+              </w:rPr>
+              <w:t xml:space="preserve">A regra prática que daqui resulta: </w:t>
+            </w:r>
+            <w:r>
+              <w:rPr>
+                <w:rFonts w:ascii="Aptos" w:hAnsi="Aptos" w:cs="Aptos" w:eastAsia="Aptos"/>
+                <w:b/>
+                <w:i w:val="0"/>
+                <w:color w:val="2B2B2B"/>
+                <w:sz w:val="20"/>
+              </w:rPr>
+              <w:t>um compilador privado serve para localizar a norma, nunca para a citar</w:t>
+            </w:r>
+            <w:r>
+              <w:rPr>
+                <w:rFonts w:ascii="Aptos" w:hAnsi="Aptos" w:cs="Aptos" w:eastAsia="Aptos"/>
+                <w:b w:val="0"/>
+                <w:i w:val="0"/>
+                <w:color w:val="2B2B2B"/>
+                <w:sz w:val="20"/>
+              </w:rPr>
+              <w:t>. A citação faz-se sempre contra o PDF do jornal oficial, pelo caminho que a data do ato determinar.</w:t>
             </w:r>
           </w:p>
         </w:tc>

--- a/criador informal/Estudo_Limites_por_Fogo.docx
+++ b/criador informal/Estudo_Limites_por_Fogo.docx
@@ -726,6 +726,54 @@
           <w:color w:val="2B2B2B"/>
           <w:sz w:val="20"/>
         </w:rPr>
+        <w:t xml:space="preserve">No artigo 3.º, «alojamento» é o </w:t>
+      </w:r>
+      <w:r>
+        <w:rPr>
+          <w:rFonts w:ascii="Aptos" w:hAnsi="Aptos" w:cs="Aptos" w:eastAsia="Aptos"/>
+          <w:b/>
+          <w:i w:val="0"/>
+          <w:color w:val="2B2B2B"/>
+          <w:sz w:val="20"/>
+        </w:rPr>
+        <w:t>facto de alojar</w:t>
+      </w:r>
+      <w:r>
+        <w:rPr>
+          <w:rFonts w:ascii="Aptos" w:hAnsi="Aptos" w:cs="Aptos" w:eastAsia="Aptos"/>
+          <w:b w:val="0"/>
+          <w:i w:val="0"/>
+          <w:color w:val="2B2B2B"/>
+          <w:sz w:val="20"/>
+        </w:rPr>
+        <w:t>, não o estabelecimento: sete das nove ocorrências no diploma têm esse sentido, e a decisiva está na própria norma dos limites — «for autorizado alojamento até ao máximo de seis animais adultos». Daqui resulta que o artigo alcança quem quer que aloje, incluindo o titular de alojamento registado; o que o mantém fora dos números é a unidade de contagem, não a palavra. Capítulo 9.</w:t>
+      </w:r>
+    </w:p>
+    <w:p>
+      <w:pPr>
+        <w:spacing w:before="0" w:after="100" w:line="293" w:lineRule="auto"/>
+        <w:ind w:left="408" w:hanging="408"/>
+        <w:jc w:val="both"/>
+      </w:pPr>
+      <w:r>
+        <w:rPr>
+          <w:rFonts w:ascii="Aptos" w:hAnsi="Aptos" w:cs="Aptos" w:eastAsia="Aptos"/>
+          <w:b/>
+          <w:i w:val="0"/>
+          <w:color w:val="5C7891"/>
+          <w:sz w:val="20"/>
+        </w:rPr>
+        <w:t>9.</w:t>
+        <w:tab/>
+      </w:r>
+      <w:r>
+        <w:rPr>
+          <w:rFonts w:ascii="Aptos" w:hAnsi="Aptos" w:cs="Aptos" w:eastAsia="Aptos"/>
+          <w:b w:val="0"/>
+          <w:i w:val="0"/>
+          <w:color w:val="2B2B2B"/>
+          <w:sz w:val="20"/>
+        </w:rPr>
         <w:t xml:space="preserve">O </w:t>
       </w:r>
       <w:r>
@@ -783,7 +831,7 @@
           <w:color w:val="5C7891"/>
           <w:sz w:val="20"/>
         </w:rPr>
-        <w:t>9.</w:t>
+        <w:t>10.</w:t>
         <w:tab/>
       </w:r>
       <w:r>
@@ -6404,7 +6452,7 @@
           <w:color w:val="35506B"/>
           <w:sz w:val="27"/>
         </w:rPr>
-        <w:t>Ponderação</w:t>
+        <w:t>Ponderação: o sentido de «alojamento» e o peso dos elementos</w:t>
       </w:r>
     </w:p>
     <w:p>
@@ -6415,6 +6463,1658 @@
         </w:pBdr>
         <w:spacing w:before="0" w:after="160" w:line="40" w:lineRule="exact"/>
       </w:pPr>
+    </w:p>
+    <w:p>
+      <w:pPr>
+        <w:keepNext/>
+        <w:spacing w:before="260" w:after="80" w:line="293" w:lineRule="auto"/>
+      </w:pPr>
+      <w:r>
+        <w:rPr>
+          <w:rFonts w:ascii="Aptos" w:hAnsi="Aptos" w:cs="Aptos" w:eastAsia="Aptos"/>
+          <w:b/>
+          <w:i w:val="0"/>
+          <w:color w:val="7C8894"/>
+          <w:sz w:val="21"/>
+        </w:rPr>
+        <w:t xml:space="preserve">9.1  </w:t>
+      </w:r>
+      <w:r>
+        <w:rPr>
+          <w:rFonts w:ascii="Aptos" w:hAnsi="Aptos" w:cs="Aptos" w:eastAsia="Aptos"/>
+          <w:b/>
+          <w:i w:val="0"/>
+          <w:color w:val="35506B"/>
+          <w:sz w:val="21"/>
+        </w:rPr>
+        <w:t>O que a palavra «alojamento» significa no artigo 3.º</w:t>
+      </w:r>
+    </w:p>
+    <w:p>
+      <w:pPr>
+        <w:spacing w:before="0" w:after="140" w:line="293" w:lineRule="auto"/>
+        <w:jc w:val="both"/>
+      </w:pPr>
+      <w:r>
+        <w:rPr>
+          <w:rFonts w:ascii="Aptos" w:hAnsi="Aptos" w:cs="Aptos" w:eastAsia="Aptos"/>
+          <w:b w:val="0"/>
+          <w:i w:val="0"/>
+          <w:color w:val="2B2B2B"/>
+          <w:sz w:val="20"/>
+        </w:rPr>
+        <w:t xml:space="preserve">O ponto 6.1 registou, entre os elementos favoráveis à aplicação, que o artigo 3.º emprega a mesma palavra que define o objeto do Decreto-Lei n.º 276/2001. O argumento merece resposta direta, e a resposta obtém-se contando. A palavra e os seus derivados ocorrem </w:t>
+      </w:r>
+      <w:r>
+        <w:rPr>
+          <w:rFonts w:ascii="Aptos" w:hAnsi="Aptos" w:cs="Aptos" w:eastAsia="Aptos"/>
+          <w:b/>
+          <w:i w:val="0"/>
+          <w:color w:val="2B2B2B"/>
+          <w:sz w:val="20"/>
+        </w:rPr>
+        <w:t>nove vezes</w:t>
+      </w:r>
+      <w:r>
+        <w:rPr>
+          <w:rFonts w:ascii="Aptos" w:hAnsi="Aptos" w:cs="Aptos" w:eastAsia="Aptos"/>
+          <w:b w:val="0"/>
+          <w:i w:val="0"/>
+          <w:color w:val="2B2B2B"/>
+          <w:sz w:val="20"/>
+        </w:rPr>
+        <w:t xml:space="preserve"> em todo o Decreto-Lei n.º 314/2003.</w:t>
+      </w:r>
+    </w:p>
+    <w:tbl>
+      <w:tblPr>
+        <w:tblW w:type="auto" w:w="0"/>
+        <w:jc w:val="center"/>
+        <w:tblBorders>
+          <w:top w:val="nil"/>
+          <w:left w:val="nil"/>
+          <w:bottom w:val="nil"/>
+          <w:right w:val="nil"/>
+          <w:insideH w:val="nil"/>
+          <w:insideV w:val="nil"/>
+        </w:tblBorders>
+        <w:tblLayout w:type="fixed"/>
+        <w:tblLook w:firstColumn="1" w:firstRow="1" w:lastColumn="0" w:lastRow="0" w:noHBand="0" w:noVBand="1" w:val="04A0"/>
+      </w:tblPr>
+      <w:tblGrid>
+        <w:gridCol w:w="3137"/>
+        <w:gridCol w:w="3137"/>
+        <w:gridCol w:w="3137"/>
+      </w:tblGrid>
+      <w:tr>
+        <w:trPr>
+          <w:cantSplit/>
+          <w:tblHeader/>
+        </w:trPr>
+        <w:tc>
+          <w:tcPr>
+            <w:tcW w:type="dxa" w:w="1928"/>
+            <w:tcBorders>
+              <w:top w:val="nil"/>
+              <w:left w:val="nil"/>
+              <w:bottom w:val="single" w:sz="8" w:space="0" w:color="A9C2D8"/>
+              <w:right w:val="nil"/>
+            </w:tcBorders>
+            <w:shd w:val="clear" w:color="auto" w:fill="E9EFF4"/>
+            <w:tcMar>
+              <w:top w:w="90" w:type="dxa"/>
+              <w:bottom w:w="90" w:type="dxa"/>
+              <w:left w:w="120" w:type="dxa"/>
+              <w:right w:w="120" w:type="dxa"/>
+            </w:tcMar>
+          </w:tcPr>
+          <w:p>
+            <w:pPr>
+              <w:spacing w:before="0" w:after="0" w:line="293" w:lineRule="auto"/>
+            </w:pPr>
+            <w:r>
+              <w:rPr>
+                <w:rFonts w:ascii="Aptos" w:hAnsi="Aptos" w:cs="Aptos" w:eastAsia="Aptos"/>
+                <w:b/>
+                <w:i w:val="0"/>
+                <w:color w:val="35506B"/>
+                <w:sz w:val="17"/>
+              </w:rPr>
+              <w:t>Onde</w:t>
+            </w:r>
+          </w:p>
+        </w:tc>
+        <w:tc>
+          <w:tcPr>
+            <w:tcW w:type="dxa" w:w="5329"/>
+            <w:tcBorders>
+              <w:top w:val="nil"/>
+              <w:left w:val="nil"/>
+              <w:bottom w:val="single" w:sz="8" w:space="0" w:color="A9C2D8"/>
+              <w:right w:val="nil"/>
+            </w:tcBorders>
+            <w:shd w:val="clear" w:color="auto" w:fill="E9EFF4"/>
+            <w:tcMar>
+              <w:top w:w="90" w:type="dxa"/>
+              <w:bottom w:w="90" w:type="dxa"/>
+              <w:left w:w="120" w:type="dxa"/>
+              <w:right w:w="120" w:type="dxa"/>
+            </w:tcMar>
+          </w:tcPr>
+          <w:p>
+            <w:pPr>
+              <w:spacing w:before="0" w:after="0" w:line="293" w:lineRule="auto"/>
+            </w:pPr>
+            <w:r>
+              <w:rPr>
+                <w:rFonts w:ascii="Aptos" w:hAnsi="Aptos" w:cs="Aptos" w:eastAsia="Aptos"/>
+                <w:b/>
+                <w:i w:val="0"/>
+                <w:color w:val="35506B"/>
+                <w:sz w:val="17"/>
+              </w:rPr>
+              <w:t>Texto</w:t>
+            </w:r>
+          </w:p>
+        </w:tc>
+        <w:tc>
+          <w:tcPr>
+            <w:tcW w:type="dxa" w:w="2154"/>
+            <w:tcBorders>
+              <w:top w:val="nil"/>
+              <w:left w:val="nil"/>
+              <w:bottom w:val="single" w:sz="8" w:space="0" w:color="A9C2D8"/>
+              <w:right w:val="nil"/>
+            </w:tcBorders>
+            <w:shd w:val="clear" w:color="auto" w:fill="E9EFF4"/>
+            <w:tcMar>
+              <w:top w:w="90" w:type="dxa"/>
+              <w:bottom w:w="90" w:type="dxa"/>
+              <w:left w:w="120" w:type="dxa"/>
+              <w:right w:w="120" w:type="dxa"/>
+            </w:tcMar>
+          </w:tcPr>
+          <w:p>
+            <w:pPr>
+              <w:spacing w:before="0" w:after="0" w:line="293" w:lineRule="auto"/>
+            </w:pPr>
+            <w:r>
+              <w:rPr>
+                <w:rFonts w:ascii="Aptos" w:hAnsi="Aptos" w:cs="Aptos" w:eastAsia="Aptos"/>
+                <w:b/>
+                <w:i w:val="0"/>
+                <w:color w:val="35506B"/>
+                <w:sz w:val="17"/>
+              </w:rPr>
+              <w:t>Sentido</w:t>
+            </w:r>
+          </w:p>
+        </w:tc>
+      </w:tr>
+      <w:tr>
+        <w:trPr>
+          <w:cantSplit/>
+        </w:trPr>
+        <w:tc>
+          <w:tcPr>
+            <w:tcW w:type="dxa" w:w="1928"/>
+            <w:tcBorders>
+              <w:top w:val="nil"/>
+              <w:left w:val="nil"/>
+              <w:bottom w:val="single" w:sz="4" w:space="0" w:color="D7DEE5"/>
+              <w:right w:val="nil"/>
+            </w:tcBorders>
+            <w:shd w:val="clear" w:color="auto" w:fill="F8FAFC"/>
+            <w:tcMar>
+              <w:top w:w="85" w:type="dxa"/>
+              <w:bottom w:w="85" w:type="dxa"/>
+              <w:left w:w="120" w:type="dxa"/>
+              <w:right w:w="120" w:type="dxa"/>
+            </w:tcMar>
+          </w:tcPr>
+          <w:p>
+            <w:pPr>
+              <w:spacing w:before="0" w:after="0" w:line="274" w:lineRule="auto"/>
+            </w:pPr>
+            <w:r>
+              <w:rPr>
+                <w:rFonts w:ascii="Aptos" w:hAnsi="Aptos" w:cs="Aptos" w:eastAsia="Aptos"/>
+                <w:b w:val="0"/>
+                <w:i w:val="0"/>
+                <w:color w:val="2B2B2B"/>
+                <w:sz w:val="17"/>
+              </w:rPr>
+              <w:t>N.º 1 do art.º 3.º</w:t>
+            </w:r>
+          </w:p>
+        </w:tc>
+        <w:tc>
+          <w:tcPr>
+            <w:tcW w:type="dxa" w:w="5329"/>
+            <w:tcBorders>
+              <w:top w:val="nil"/>
+              <w:left w:val="nil"/>
+              <w:bottom w:val="single" w:sz="4" w:space="0" w:color="D7DEE5"/>
+              <w:right w:val="nil"/>
+            </w:tcBorders>
+            <w:shd w:val="clear" w:color="auto" w:fill="F8FAFC"/>
+            <w:tcMar>
+              <w:top w:w="85" w:type="dxa"/>
+              <w:bottom w:w="85" w:type="dxa"/>
+              <w:left w:w="120" w:type="dxa"/>
+              <w:right w:w="120" w:type="dxa"/>
+            </w:tcMar>
+          </w:tcPr>
+          <w:p>
+            <w:pPr>
+              <w:spacing w:before="0" w:after="0" w:line="274" w:lineRule="auto"/>
+            </w:pPr>
+            <w:r>
+              <w:rPr>
+                <w:rFonts w:ascii="Aptos" w:hAnsi="Aptos" w:cs="Aptos" w:eastAsia="Aptos"/>
+                <w:b w:val="0"/>
+                <w:i w:val="0"/>
+                <w:color w:val="2B2B2B"/>
+                <w:sz w:val="17"/>
+              </w:rPr>
+              <w:t>«O alojamento de cães e gatos em prédios urbanos, rústicos ou mistos»</w:t>
+            </w:r>
+          </w:p>
+        </w:tc>
+        <w:tc>
+          <w:tcPr>
+            <w:tcW w:type="dxa" w:w="2154"/>
+            <w:tcBorders>
+              <w:top w:val="nil"/>
+              <w:left w:val="nil"/>
+              <w:bottom w:val="single" w:sz="4" w:space="0" w:color="D7DEE5"/>
+              <w:right w:val="nil"/>
+            </w:tcBorders>
+            <w:shd w:val="clear" w:color="auto" w:fill="F8FAFC"/>
+            <w:tcMar>
+              <w:top w:w="85" w:type="dxa"/>
+              <w:bottom w:w="85" w:type="dxa"/>
+              <w:left w:w="120" w:type="dxa"/>
+              <w:right w:w="120" w:type="dxa"/>
+            </w:tcMar>
+          </w:tcPr>
+          <w:p>
+            <w:pPr>
+              <w:spacing w:before="0" w:after="0" w:line="274" w:lineRule="auto"/>
+            </w:pPr>
+            <w:r>
+              <w:rPr>
+                <w:rFonts w:ascii="Aptos" w:hAnsi="Aptos" w:cs="Aptos" w:eastAsia="Aptos"/>
+                <w:b w:val="0"/>
+                <w:i w:val="0"/>
+                <w:color w:val="2B2B2B"/>
+                <w:sz w:val="17"/>
+              </w:rPr>
+              <w:t>Contestado</w:t>
+            </w:r>
+          </w:p>
+        </w:tc>
+      </w:tr>
+      <w:tr>
+        <w:trPr>
+          <w:cantSplit/>
+        </w:trPr>
+        <w:tc>
+          <w:tcPr>
+            <w:tcW w:type="dxa" w:w="1928"/>
+            <w:tcBorders>
+              <w:top w:val="nil"/>
+              <w:left w:val="nil"/>
+              <w:bottom w:val="single" w:sz="4" w:space="0" w:color="D7DEE5"/>
+              <w:right w:val="nil"/>
+            </w:tcBorders>
+            <w:shd w:val="clear" w:color="auto" w:fill="FFFFFF"/>
+            <w:tcMar>
+              <w:top w:w="85" w:type="dxa"/>
+              <w:bottom w:w="85" w:type="dxa"/>
+              <w:left w:w="120" w:type="dxa"/>
+              <w:right w:w="120" w:type="dxa"/>
+            </w:tcMar>
+          </w:tcPr>
+          <w:p>
+            <w:pPr>
+              <w:spacing w:before="0" w:after="0" w:line="274" w:lineRule="auto"/>
+            </w:pPr>
+            <w:r>
+              <w:rPr>
+                <w:rFonts w:ascii="Aptos" w:hAnsi="Aptos" w:cs="Aptos" w:eastAsia="Aptos"/>
+                <w:b w:val="0"/>
+                <w:i w:val="0"/>
+                <w:color w:val="2B2B2B"/>
+                <w:sz w:val="17"/>
+              </w:rPr>
+              <w:t>N.º 2 do art.º 3.º</w:t>
+            </w:r>
+          </w:p>
+        </w:tc>
+        <w:tc>
+          <w:tcPr>
+            <w:tcW w:type="dxa" w:w="5329"/>
+            <w:tcBorders>
+              <w:top w:val="nil"/>
+              <w:left w:val="nil"/>
+              <w:bottom w:val="single" w:sz="4" w:space="0" w:color="D7DEE5"/>
+              <w:right w:val="nil"/>
+            </w:tcBorders>
+            <w:shd w:val="clear" w:color="auto" w:fill="FFFFFF"/>
+            <w:tcMar>
+              <w:top w:w="85" w:type="dxa"/>
+              <w:bottom w:w="85" w:type="dxa"/>
+              <w:left w:w="120" w:type="dxa"/>
+              <w:right w:w="120" w:type="dxa"/>
+            </w:tcMar>
+          </w:tcPr>
+          <w:p>
+            <w:pPr>
+              <w:spacing w:before="0" w:after="0" w:line="274" w:lineRule="auto"/>
+            </w:pPr>
+            <w:r>
+              <w:rPr>
+                <w:rFonts w:ascii="Aptos" w:hAnsi="Aptos" w:cs="Aptos" w:eastAsia="Aptos"/>
+                <w:b w:val="0"/>
+                <w:i w:val="0"/>
+                <w:color w:val="2B2B2B"/>
+                <w:sz w:val="17"/>
+              </w:rPr>
+              <w:t>«podem ser alojados até três cães ou quatro gatos adultos»</w:t>
+            </w:r>
+          </w:p>
+        </w:tc>
+        <w:tc>
+          <w:tcPr>
+            <w:tcW w:type="dxa" w:w="2154"/>
+            <w:tcBorders>
+              <w:top w:val="nil"/>
+              <w:left w:val="nil"/>
+              <w:bottom w:val="single" w:sz="4" w:space="0" w:color="D7DEE5"/>
+              <w:right w:val="nil"/>
+            </w:tcBorders>
+            <w:shd w:val="clear" w:color="auto" w:fill="FFFFFF"/>
+            <w:tcMar>
+              <w:top w:w="85" w:type="dxa"/>
+              <w:bottom w:w="85" w:type="dxa"/>
+              <w:left w:w="120" w:type="dxa"/>
+              <w:right w:w="120" w:type="dxa"/>
+            </w:tcMar>
+          </w:tcPr>
+          <w:p>
+            <w:pPr>
+              <w:spacing w:before="0" w:after="0" w:line="274" w:lineRule="auto"/>
+            </w:pPr>
+            <w:r>
+              <w:rPr>
+                <w:rFonts w:ascii="Aptos" w:hAnsi="Aptos" w:cs="Aptos" w:eastAsia="Aptos"/>
+                <w:b w:val="0"/>
+                <w:i w:val="0"/>
+                <w:color w:val="2B2B2B"/>
+                <w:sz w:val="17"/>
+              </w:rPr>
+              <w:t>Facto</w:t>
+            </w:r>
+          </w:p>
+        </w:tc>
+      </w:tr>
+      <w:tr>
+        <w:trPr>
+          <w:cantSplit/>
+        </w:trPr>
+        <w:tc>
+          <w:tcPr>
+            <w:tcW w:type="dxa" w:w="1928"/>
+            <w:tcBorders>
+              <w:top w:val="nil"/>
+              <w:left w:val="nil"/>
+              <w:bottom w:val="single" w:sz="4" w:space="0" w:color="D7DEE5"/>
+              <w:right w:val="nil"/>
+            </w:tcBorders>
+            <w:shd w:val="clear" w:color="auto" w:fill="F8FAFC"/>
+            <w:tcMar>
+              <w:top w:w="85" w:type="dxa"/>
+              <w:bottom w:w="85" w:type="dxa"/>
+              <w:left w:w="120" w:type="dxa"/>
+              <w:right w:w="120" w:type="dxa"/>
+            </w:tcMar>
+          </w:tcPr>
+          <w:p>
+            <w:pPr>
+              <w:spacing w:before="0" w:after="0" w:line="274" w:lineRule="auto"/>
+            </w:pPr>
+            <w:r>
+              <w:rPr>
+                <w:rFonts w:ascii="Aptos" w:hAnsi="Aptos" w:cs="Aptos" w:eastAsia="Aptos"/>
+                <w:b w:val="0"/>
+                <w:i w:val="0"/>
+                <w:color w:val="2B2B2B"/>
+                <w:sz w:val="17"/>
+              </w:rPr>
+              <w:t>N.º 2 do art.º 3.º</w:t>
+            </w:r>
+          </w:p>
+        </w:tc>
+        <w:tc>
+          <w:tcPr>
+            <w:tcW w:type="dxa" w:w="5329"/>
+            <w:tcBorders>
+              <w:top w:val="nil"/>
+              <w:left w:val="nil"/>
+              <w:bottom w:val="single" w:sz="4" w:space="0" w:color="D7DEE5"/>
+              <w:right w:val="nil"/>
+            </w:tcBorders>
+            <w:shd w:val="clear" w:color="auto" w:fill="F8FAFC"/>
+            <w:tcMar>
+              <w:top w:w="85" w:type="dxa"/>
+              <w:bottom w:w="85" w:type="dxa"/>
+              <w:left w:w="120" w:type="dxa"/>
+              <w:right w:w="120" w:type="dxa"/>
+            </w:tcMar>
+          </w:tcPr>
+          <w:p>
+            <w:pPr>
+              <w:spacing w:before="0" w:after="0" w:line="274" w:lineRule="auto"/>
+            </w:pPr>
+            <w:r>
+              <w:rPr>
+                <w:rFonts w:ascii="Aptos" w:hAnsi="Aptos" w:cs="Aptos" w:eastAsia="Aptos"/>
+                <w:b w:val="0"/>
+                <w:i w:val="0"/>
+                <w:color w:val="2B2B2B"/>
+                <w:sz w:val="17"/>
+              </w:rPr>
+              <w:t>«for autorizado alojamento até ao máximo de seis animais adultos»</w:t>
+            </w:r>
+          </w:p>
+        </w:tc>
+        <w:tc>
+          <w:tcPr>
+            <w:tcW w:type="dxa" w:w="2154"/>
+            <w:tcBorders>
+              <w:top w:val="nil"/>
+              <w:left w:val="nil"/>
+              <w:bottom w:val="single" w:sz="4" w:space="0" w:color="D7DEE5"/>
+              <w:right w:val="nil"/>
+            </w:tcBorders>
+            <w:shd w:val="clear" w:color="auto" w:fill="F8FAFC"/>
+            <w:tcMar>
+              <w:top w:w="85" w:type="dxa"/>
+              <w:bottom w:w="85" w:type="dxa"/>
+              <w:left w:w="120" w:type="dxa"/>
+              <w:right w:w="120" w:type="dxa"/>
+            </w:tcMar>
+          </w:tcPr>
+          <w:p>
+            <w:pPr>
+              <w:spacing w:before="0" w:after="0" w:line="274" w:lineRule="auto"/>
+            </w:pPr>
+            <w:r>
+              <w:rPr>
+                <w:rFonts w:ascii="Aptos" w:hAnsi="Aptos" w:cs="Aptos" w:eastAsia="Aptos"/>
+                <w:b/>
+                <w:i w:val="0"/>
+                <w:color w:val="2B2B2B"/>
+                <w:sz w:val="17"/>
+              </w:rPr>
+              <w:t>Facto</w:t>
+            </w:r>
+          </w:p>
+        </w:tc>
+      </w:tr>
+      <w:tr>
+        <w:trPr>
+          <w:cantSplit/>
+        </w:trPr>
+        <w:tc>
+          <w:tcPr>
+            <w:tcW w:type="dxa" w:w="1928"/>
+            <w:tcBorders>
+              <w:top w:val="nil"/>
+              <w:left w:val="nil"/>
+              <w:bottom w:val="single" w:sz="4" w:space="0" w:color="D7DEE5"/>
+              <w:right w:val="nil"/>
+            </w:tcBorders>
+            <w:shd w:val="clear" w:color="auto" w:fill="FFFFFF"/>
+            <w:tcMar>
+              <w:top w:w="85" w:type="dxa"/>
+              <w:bottom w:w="85" w:type="dxa"/>
+              <w:left w:w="120" w:type="dxa"/>
+              <w:right w:w="120" w:type="dxa"/>
+            </w:tcMar>
+          </w:tcPr>
+          <w:p>
+            <w:pPr>
+              <w:spacing w:before="0" w:after="0" w:line="274" w:lineRule="auto"/>
+            </w:pPr>
+            <w:r>
+              <w:rPr>
+                <w:rFonts w:ascii="Aptos" w:hAnsi="Aptos" w:cs="Aptos" w:eastAsia="Aptos"/>
+                <w:b w:val="0"/>
+                <w:i w:val="0"/>
+                <w:color w:val="2B2B2B"/>
+                <w:sz w:val="17"/>
+              </w:rPr>
+              <w:t>N.º 4 do art.º 3.º</w:t>
+            </w:r>
+          </w:p>
+        </w:tc>
+        <w:tc>
+          <w:tcPr>
+            <w:tcW w:type="dxa" w:w="5329"/>
+            <w:tcBorders>
+              <w:top w:val="nil"/>
+              <w:left w:val="nil"/>
+              <w:bottom w:val="single" w:sz="4" w:space="0" w:color="D7DEE5"/>
+              <w:right w:val="nil"/>
+            </w:tcBorders>
+            <w:shd w:val="clear" w:color="auto" w:fill="FFFFFF"/>
+            <w:tcMar>
+              <w:top w:w="85" w:type="dxa"/>
+              <w:bottom w:w="85" w:type="dxa"/>
+              <w:left w:w="120" w:type="dxa"/>
+              <w:right w:w="120" w:type="dxa"/>
+            </w:tcMar>
+          </w:tcPr>
+          <w:p>
+            <w:pPr>
+              <w:spacing w:before="0" w:after="0" w:line="274" w:lineRule="auto"/>
+            </w:pPr>
+            <w:r>
+              <w:rPr>
+                <w:rFonts w:ascii="Aptos" w:hAnsi="Aptos" w:cs="Aptos" w:eastAsia="Aptos"/>
+                <w:b w:val="0"/>
+                <w:i w:val="0"/>
+                <w:color w:val="2B2B2B"/>
+                <w:sz w:val="17"/>
+              </w:rPr>
+              <w:t>«podem ser alojados até seis animais adultos»</w:t>
+            </w:r>
+          </w:p>
+        </w:tc>
+        <w:tc>
+          <w:tcPr>
+            <w:tcW w:type="dxa" w:w="2154"/>
+            <w:tcBorders>
+              <w:top w:val="nil"/>
+              <w:left w:val="nil"/>
+              <w:bottom w:val="single" w:sz="4" w:space="0" w:color="D7DEE5"/>
+              <w:right w:val="nil"/>
+            </w:tcBorders>
+            <w:shd w:val="clear" w:color="auto" w:fill="FFFFFF"/>
+            <w:tcMar>
+              <w:top w:w="85" w:type="dxa"/>
+              <w:bottom w:w="85" w:type="dxa"/>
+              <w:left w:w="120" w:type="dxa"/>
+              <w:right w:w="120" w:type="dxa"/>
+            </w:tcMar>
+          </w:tcPr>
+          <w:p>
+            <w:pPr>
+              <w:spacing w:before="0" w:after="0" w:line="274" w:lineRule="auto"/>
+            </w:pPr>
+            <w:r>
+              <w:rPr>
+                <w:rFonts w:ascii="Aptos" w:hAnsi="Aptos" w:cs="Aptos" w:eastAsia="Aptos"/>
+                <w:b w:val="0"/>
+                <w:i w:val="0"/>
+                <w:color w:val="2B2B2B"/>
+                <w:sz w:val="17"/>
+              </w:rPr>
+              <w:t>Facto</w:t>
+            </w:r>
+          </w:p>
+        </w:tc>
+      </w:tr>
+      <w:tr>
+        <w:trPr>
+          <w:cantSplit/>
+        </w:trPr>
+        <w:tc>
+          <w:tcPr>
+            <w:tcW w:type="dxa" w:w="1928"/>
+            <w:tcBorders>
+              <w:top w:val="nil"/>
+              <w:left w:val="nil"/>
+              <w:bottom w:val="single" w:sz="4" w:space="0" w:color="D7DEE5"/>
+              <w:right w:val="nil"/>
+            </w:tcBorders>
+            <w:shd w:val="clear" w:color="auto" w:fill="F8FAFC"/>
+            <w:tcMar>
+              <w:top w:w="85" w:type="dxa"/>
+              <w:bottom w:w="85" w:type="dxa"/>
+              <w:left w:w="120" w:type="dxa"/>
+              <w:right w:w="120" w:type="dxa"/>
+            </w:tcMar>
+          </w:tcPr>
+          <w:p>
+            <w:pPr>
+              <w:spacing w:before="0" w:after="0" w:line="274" w:lineRule="auto"/>
+            </w:pPr>
+            <w:r>
+              <w:rPr>
+                <w:rFonts w:ascii="Aptos" w:hAnsi="Aptos" w:cs="Aptos" w:eastAsia="Aptos"/>
+                <w:b w:val="0"/>
+                <w:i w:val="0"/>
+                <w:color w:val="2B2B2B"/>
+                <w:sz w:val="17"/>
+              </w:rPr>
+              <w:t>N.º 4 do art.º 3.º</w:t>
+            </w:r>
+          </w:p>
+        </w:tc>
+        <w:tc>
+          <w:tcPr>
+            <w:tcW w:type="dxa" w:w="5329"/>
+            <w:tcBorders>
+              <w:top w:val="nil"/>
+              <w:left w:val="nil"/>
+              <w:bottom w:val="single" w:sz="4" w:space="0" w:color="D7DEE5"/>
+              <w:right w:val="nil"/>
+            </w:tcBorders>
+            <w:shd w:val="clear" w:color="auto" w:fill="F8FAFC"/>
+            <w:tcMar>
+              <w:top w:w="85" w:type="dxa"/>
+              <w:bottom w:w="85" w:type="dxa"/>
+              <w:left w:w="120" w:type="dxa"/>
+              <w:right w:w="120" w:type="dxa"/>
+            </w:tcMar>
+          </w:tcPr>
+          <w:p>
+            <w:pPr>
+              <w:spacing w:before="0" w:after="0" w:line="274" w:lineRule="auto"/>
+            </w:pPr>
+            <w:r>
+              <w:rPr>
+                <w:rFonts w:ascii="Aptos" w:hAnsi="Aptos" w:cs="Aptos" w:eastAsia="Aptos"/>
+                <w:b w:val="0"/>
+                <w:i w:val="0"/>
+                <w:color w:val="2B2B2B"/>
+                <w:sz w:val="17"/>
+              </w:rPr>
+              <w:t>«as condições de alojamento»</w:t>
+            </w:r>
+          </w:p>
+        </w:tc>
+        <w:tc>
+          <w:tcPr>
+            <w:tcW w:type="dxa" w:w="2154"/>
+            <w:tcBorders>
+              <w:top w:val="nil"/>
+              <w:left w:val="nil"/>
+              <w:bottom w:val="single" w:sz="4" w:space="0" w:color="D7DEE5"/>
+              <w:right w:val="nil"/>
+            </w:tcBorders>
+            <w:shd w:val="clear" w:color="auto" w:fill="F8FAFC"/>
+            <w:tcMar>
+              <w:top w:w="85" w:type="dxa"/>
+              <w:bottom w:w="85" w:type="dxa"/>
+              <w:left w:w="120" w:type="dxa"/>
+              <w:right w:w="120" w:type="dxa"/>
+            </w:tcMar>
+          </w:tcPr>
+          <w:p>
+            <w:pPr>
+              <w:spacing w:before="0" w:after="0" w:line="274" w:lineRule="auto"/>
+            </w:pPr>
+            <w:r>
+              <w:rPr>
+                <w:rFonts w:ascii="Aptos" w:hAnsi="Aptos" w:cs="Aptos" w:eastAsia="Aptos"/>
+                <w:b w:val="0"/>
+                <w:i w:val="0"/>
+                <w:color w:val="2B2B2B"/>
+                <w:sz w:val="17"/>
+              </w:rPr>
+              <w:t>Facto</w:t>
+            </w:r>
+          </w:p>
+        </w:tc>
+      </w:tr>
+      <w:tr>
+        <w:trPr>
+          <w:cantSplit/>
+        </w:trPr>
+        <w:tc>
+          <w:tcPr>
+            <w:tcW w:type="dxa" w:w="1928"/>
+            <w:tcBorders>
+              <w:top w:val="nil"/>
+              <w:left w:val="nil"/>
+              <w:bottom w:val="single" w:sz="4" w:space="0" w:color="D7DEE5"/>
+              <w:right w:val="nil"/>
+            </w:tcBorders>
+            <w:shd w:val="clear" w:color="auto" w:fill="FFFFFF"/>
+            <w:tcMar>
+              <w:top w:w="85" w:type="dxa"/>
+              <w:bottom w:w="85" w:type="dxa"/>
+              <w:left w:w="120" w:type="dxa"/>
+              <w:right w:w="120" w:type="dxa"/>
+            </w:tcMar>
+          </w:tcPr>
+          <w:p>
+            <w:pPr>
+              <w:spacing w:before="0" w:after="0" w:line="274" w:lineRule="auto"/>
+            </w:pPr>
+            <w:r>
+              <w:rPr>
+                <w:rFonts w:ascii="Aptos" w:hAnsi="Aptos" w:cs="Aptos" w:eastAsia="Aptos"/>
+                <w:b w:val="0"/>
+                <w:i w:val="0"/>
+                <w:color w:val="2B2B2B"/>
+                <w:sz w:val="17"/>
+              </w:rPr>
+              <w:t>Art.º 6.º</w:t>
+            </w:r>
+          </w:p>
+        </w:tc>
+        <w:tc>
+          <w:tcPr>
+            <w:tcW w:type="dxa" w:w="5329"/>
+            <w:tcBorders>
+              <w:top w:val="nil"/>
+              <w:left w:val="nil"/>
+              <w:bottom w:val="single" w:sz="4" w:space="0" w:color="D7DEE5"/>
+              <w:right w:val="nil"/>
+            </w:tcBorders>
+            <w:shd w:val="clear" w:color="auto" w:fill="FFFFFF"/>
+            <w:tcMar>
+              <w:top w:w="85" w:type="dxa"/>
+              <w:bottom w:w="85" w:type="dxa"/>
+              <w:left w:w="120" w:type="dxa"/>
+              <w:right w:w="120" w:type="dxa"/>
+            </w:tcMar>
+          </w:tcPr>
+          <w:p>
+            <w:pPr>
+              <w:spacing w:before="0" w:after="0" w:line="274" w:lineRule="auto"/>
+            </w:pPr>
+            <w:r>
+              <w:rPr>
+                <w:rFonts w:ascii="Aptos" w:hAnsi="Aptos" w:cs="Aptos" w:eastAsia="Aptos"/>
+                <w:b w:val="0"/>
+                <w:i w:val="0"/>
+                <w:color w:val="2B2B2B"/>
+                <w:sz w:val="17"/>
+              </w:rPr>
+              <w:t>«ficam obrigados a quarentena em alojamento autorizado para o efeito»</w:t>
+            </w:r>
+          </w:p>
+        </w:tc>
+        <w:tc>
+          <w:tcPr>
+            <w:tcW w:type="dxa" w:w="2154"/>
+            <w:tcBorders>
+              <w:top w:val="nil"/>
+              <w:left w:val="nil"/>
+              <w:bottom w:val="single" w:sz="4" w:space="0" w:color="D7DEE5"/>
+              <w:right w:val="nil"/>
+            </w:tcBorders>
+            <w:shd w:val="clear" w:color="auto" w:fill="FFFFFF"/>
+            <w:tcMar>
+              <w:top w:w="85" w:type="dxa"/>
+              <w:bottom w:w="85" w:type="dxa"/>
+              <w:left w:w="120" w:type="dxa"/>
+              <w:right w:w="120" w:type="dxa"/>
+            </w:tcMar>
+          </w:tcPr>
+          <w:p>
+            <w:pPr>
+              <w:spacing w:before="0" w:after="0" w:line="274" w:lineRule="auto"/>
+            </w:pPr>
+            <w:r>
+              <w:rPr>
+                <w:rFonts w:ascii="Aptos" w:hAnsi="Aptos" w:cs="Aptos" w:eastAsia="Aptos"/>
+                <w:b/>
+                <w:i w:val="0"/>
+                <w:color w:val="2B2B2B"/>
+                <w:sz w:val="17"/>
+              </w:rPr>
+              <w:t>Lugar</w:t>
+            </w:r>
+          </w:p>
+        </w:tc>
+      </w:tr>
+      <w:tr>
+        <w:trPr>
+          <w:cantSplit/>
+        </w:trPr>
+        <w:tc>
+          <w:tcPr>
+            <w:tcW w:type="dxa" w:w="1928"/>
+            <w:tcBorders>
+              <w:top w:val="nil"/>
+              <w:left w:val="nil"/>
+              <w:bottom w:val="single" w:sz="4" w:space="0" w:color="D7DEE5"/>
+              <w:right w:val="nil"/>
+            </w:tcBorders>
+            <w:shd w:val="clear" w:color="auto" w:fill="F8FAFC"/>
+            <w:tcMar>
+              <w:top w:w="85" w:type="dxa"/>
+              <w:bottom w:w="85" w:type="dxa"/>
+              <w:left w:w="120" w:type="dxa"/>
+              <w:right w:w="120" w:type="dxa"/>
+            </w:tcMar>
+          </w:tcPr>
+          <w:p>
+            <w:pPr>
+              <w:spacing w:before="0" w:after="0" w:line="274" w:lineRule="auto"/>
+            </w:pPr>
+            <w:r>
+              <w:rPr>
+                <w:rFonts w:ascii="Aptos" w:hAnsi="Aptos" w:cs="Aptos" w:eastAsia="Aptos"/>
+                <w:b w:val="0"/>
+                <w:i w:val="0"/>
+                <w:color w:val="2B2B2B"/>
+                <w:sz w:val="17"/>
+              </w:rPr>
+              <w:t>Art.º 6.º</w:t>
+            </w:r>
+          </w:p>
+        </w:tc>
+        <w:tc>
+          <w:tcPr>
+            <w:tcW w:type="dxa" w:w="5329"/>
+            <w:tcBorders>
+              <w:top w:val="nil"/>
+              <w:left w:val="nil"/>
+              <w:bottom w:val="single" w:sz="4" w:space="0" w:color="D7DEE5"/>
+              <w:right w:val="nil"/>
+            </w:tcBorders>
+            <w:shd w:val="clear" w:color="auto" w:fill="F8FAFC"/>
+            <w:tcMar>
+              <w:top w:w="85" w:type="dxa"/>
+              <w:bottom w:w="85" w:type="dxa"/>
+              <w:left w:w="120" w:type="dxa"/>
+              <w:right w:w="120" w:type="dxa"/>
+            </w:tcMar>
+          </w:tcPr>
+          <w:p>
+            <w:pPr>
+              <w:spacing w:before="0" w:after="0" w:line="274" w:lineRule="auto"/>
+            </w:pPr>
+            <w:r>
+              <w:rPr>
+                <w:rFonts w:ascii="Aptos" w:hAnsi="Aptos" w:cs="Aptos" w:eastAsia="Aptos"/>
+                <w:b w:val="0"/>
+                <w:i w:val="0"/>
+                <w:color w:val="2B2B2B"/>
+                <w:sz w:val="17"/>
+              </w:rPr>
+              <w:t>«ou pelo alojamento em canil ou gatil, preferencialmente oficial»</w:t>
+            </w:r>
+          </w:p>
+        </w:tc>
+        <w:tc>
+          <w:tcPr>
+            <w:tcW w:type="dxa" w:w="2154"/>
+            <w:tcBorders>
+              <w:top w:val="nil"/>
+              <w:left w:val="nil"/>
+              <w:bottom w:val="single" w:sz="4" w:space="0" w:color="D7DEE5"/>
+              <w:right w:val="nil"/>
+            </w:tcBorders>
+            <w:shd w:val="clear" w:color="auto" w:fill="F8FAFC"/>
+            <w:tcMar>
+              <w:top w:w="85" w:type="dxa"/>
+              <w:bottom w:w="85" w:type="dxa"/>
+              <w:left w:w="120" w:type="dxa"/>
+              <w:right w:w="120" w:type="dxa"/>
+            </w:tcMar>
+          </w:tcPr>
+          <w:p>
+            <w:pPr>
+              <w:spacing w:before="0" w:after="0" w:line="274" w:lineRule="auto"/>
+            </w:pPr>
+            <w:r>
+              <w:rPr>
+                <w:rFonts w:ascii="Aptos" w:hAnsi="Aptos" w:cs="Aptos" w:eastAsia="Aptos"/>
+                <w:b w:val="0"/>
+                <w:i w:val="0"/>
+                <w:color w:val="2B2B2B"/>
+                <w:sz w:val="17"/>
+              </w:rPr>
+              <w:t>Facto</w:t>
+            </w:r>
+          </w:p>
+        </w:tc>
+      </w:tr>
+      <w:tr>
+        <w:trPr>
+          <w:cantSplit/>
+        </w:trPr>
+        <w:tc>
+          <w:tcPr>
+            <w:tcW w:type="dxa" w:w="1928"/>
+            <w:tcBorders>
+              <w:top w:val="nil"/>
+              <w:left w:val="nil"/>
+              <w:bottom w:val="single" w:sz="4" w:space="0" w:color="D7DEE5"/>
+              <w:right w:val="nil"/>
+            </w:tcBorders>
+            <w:shd w:val="clear" w:color="auto" w:fill="FFFFFF"/>
+            <w:tcMar>
+              <w:top w:w="85" w:type="dxa"/>
+              <w:bottom w:w="85" w:type="dxa"/>
+              <w:left w:w="120" w:type="dxa"/>
+              <w:right w:w="120" w:type="dxa"/>
+            </w:tcMar>
+          </w:tcPr>
+          <w:p>
+            <w:pPr>
+              <w:spacing w:before="0" w:after="0" w:line="274" w:lineRule="auto"/>
+            </w:pPr>
+            <w:r>
+              <w:rPr>
+                <w:rFonts w:ascii="Aptos" w:hAnsi="Aptos" w:cs="Aptos" w:eastAsia="Aptos"/>
+                <w:b w:val="0"/>
+                <w:i w:val="0"/>
+                <w:color w:val="2B2B2B"/>
+                <w:sz w:val="17"/>
+              </w:rPr>
+              <w:t>N.º 2 do art.º 9.º</w:t>
+            </w:r>
+          </w:p>
+        </w:tc>
+        <w:tc>
+          <w:tcPr>
+            <w:tcW w:type="dxa" w:w="5329"/>
+            <w:tcBorders>
+              <w:top w:val="nil"/>
+              <w:left w:val="nil"/>
+              <w:bottom w:val="single" w:sz="4" w:space="0" w:color="D7DEE5"/>
+              <w:right w:val="nil"/>
+            </w:tcBorders>
+            <w:shd w:val="clear" w:color="auto" w:fill="FFFFFF"/>
+            <w:tcMar>
+              <w:top w:w="85" w:type="dxa"/>
+              <w:bottom w:w="85" w:type="dxa"/>
+              <w:left w:w="120" w:type="dxa"/>
+              <w:right w:w="120" w:type="dxa"/>
+            </w:tcMar>
+          </w:tcPr>
+          <w:p>
+            <w:pPr>
+              <w:spacing w:before="0" w:after="0" w:line="274" w:lineRule="auto"/>
+            </w:pPr>
+            <w:r>
+              <w:rPr>
+                <w:rFonts w:ascii="Aptos" w:hAnsi="Aptos" w:cs="Aptos" w:eastAsia="Aptos"/>
+                <w:b w:val="0"/>
+                <w:i w:val="0"/>
+                <w:color w:val="2B2B2B"/>
+                <w:sz w:val="17"/>
+              </w:rPr>
+              <w:t>«todas as despesas de alimentação e alojamento»</w:t>
+            </w:r>
+          </w:p>
+        </w:tc>
+        <w:tc>
+          <w:tcPr>
+            <w:tcW w:type="dxa" w:w="2154"/>
+            <w:tcBorders>
+              <w:top w:val="nil"/>
+              <w:left w:val="nil"/>
+              <w:bottom w:val="single" w:sz="4" w:space="0" w:color="D7DEE5"/>
+              <w:right w:val="nil"/>
+            </w:tcBorders>
+            <w:shd w:val="clear" w:color="auto" w:fill="FFFFFF"/>
+            <w:tcMar>
+              <w:top w:w="85" w:type="dxa"/>
+              <w:bottom w:w="85" w:type="dxa"/>
+              <w:left w:w="120" w:type="dxa"/>
+              <w:right w:w="120" w:type="dxa"/>
+            </w:tcMar>
+          </w:tcPr>
+          <w:p>
+            <w:pPr>
+              <w:spacing w:before="0" w:after="0" w:line="274" w:lineRule="auto"/>
+            </w:pPr>
+            <w:r>
+              <w:rPr>
+                <w:rFonts w:ascii="Aptos" w:hAnsi="Aptos" w:cs="Aptos" w:eastAsia="Aptos"/>
+                <w:b w:val="0"/>
+                <w:i w:val="0"/>
+                <w:color w:val="2B2B2B"/>
+                <w:sz w:val="17"/>
+              </w:rPr>
+              <w:t>Facto</w:t>
+            </w:r>
+          </w:p>
+        </w:tc>
+      </w:tr>
+      <w:tr>
+        <w:trPr>
+          <w:cantSplit/>
+        </w:trPr>
+        <w:tc>
+          <w:tcPr>
+            <w:tcW w:type="dxa" w:w="1928"/>
+            <w:tcBorders>
+              <w:top w:val="nil"/>
+              <w:left w:val="nil"/>
+              <w:bottom w:val="single" w:sz="4" w:space="0" w:color="D7DEE5"/>
+              <w:right w:val="nil"/>
+            </w:tcBorders>
+            <w:shd w:val="clear" w:color="auto" w:fill="F8FAFC"/>
+            <w:tcMar>
+              <w:top w:w="85" w:type="dxa"/>
+              <w:bottom w:w="85" w:type="dxa"/>
+              <w:left w:w="120" w:type="dxa"/>
+              <w:right w:w="120" w:type="dxa"/>
+            </w:tcMar>
+          </w:tcPr>
+          <w:p>
+            <w:pPr>
+              <w:spacing w:before="0" w:after="0" w:line="274" w:lineRule="auto"/>
+            </w:pPr>
+            <w:r>
+              <w:rPr>
+                <w:rFonts w:ascii="Aptos" w:hAnsi="Aptos" w:cs="Aptos" w:eastAsia="Aptos"/>
+                <w:b w:val="0"/>
+                <w:i w:val="0"/>
+                <w:color w:val="2B2B2B"/>
+                <w:sz w:val="17"/>
+              </w:rPr>
+              <w:t>N.º 3 do art.º 9.º</w:t>
+            </w:r>
+          </w:p>
+        </w:tc>
+        <w:tc>
+          <w:tcPr>
+            <w:tcW w:type="dxa" w:w="5329"/>
+            <w:tcBorders>
+              <w:top w:val="nil"/>
+              <w:left w:val="nil"/>
+              <w:bottom w:val="single" w:sz="4" w:space="0" w:color="D7DEE5"/>
+              <w:right w:val="nil"/>
+            </w:tcBorders>
+            <w:shd w:val="clear" w:color="auto" w:fill="F8FAFC"/>
+            <w:tcMar>
+              <w:top w:w="85" w:type="dxa"/>
+              <w:bottom w:w="85" w:type="dxa"/>
+              <w:left w:w="120" w:type="dxa"/>
+              <w:right w:w="120" w:type="dxa"/>
+            </w:tcMar>
+          </w:tcPr>
+          <w:p>
+            <w:pPr>
+              <w:spacing w:before="0" w:after="0" w:line="274" w:lineRule="auto"/>
+            </w:pPr>
+            <w:r>
+              <w:rPr>
+                <w:rFonts w:ascii="Aptos" w:hAnsi="Aptos" w:cs="Aptos" w:eastAsia="Aptos"/>
+                <w:b w:val="0"/>
+                <w:i w:val="0"/>
+                <w:color w:val="2B2B2B"/>
+                <w:sz w:val="17"/>
+              </w:rPr>
+              <w:t>«as condições exigidas pelo presente diploma para o seu alojamento»</w:t>
+            </w:r>
+          </w:p>
+        </w:tc>
+        <w:tc>
+          <w:tcPr>
+            <w:tcW w:type="dxa" w:w="2154"/>
+            <w:tcBorders>
+              <w:top w:val="nil"/>
+              <w:left w:val="nil"/>
+              <w:bottom w:val="single" w:sz="4" w:space="0" w:color="D7DEE5"/>
+              <w:right w:val="nil"/>
+            </w:tcBorders>
+            <w:shd w:val="clear" w:color="auto" w:fill="F8FAFC"/>
+            <w:tcMar>
+              <w:top w:w="85" w:type="dxa"/>
+              <w:bottom w:w="85" w:type="dxa"/>
+              <w:left w:w="120" w:type="dxa"/>
+              <w:right w:w="120" w:type="dxa"/>
+            </w:tcMar>
+          </w:tcPr>
+          <w:p>
+            <w:pPr>
+              <w:spacing w:before="0" w:after="0" w:line="274" w:lineRule="auto"/>
+            </w:pPr>
+            <w:r>
+              <w:rPr>
+                <w:rFonts w:ascii="Aptos" w:hAnsi="Aptos" w:cs="Aptos" w:eastAsia="Aptos"/>
+                <w:b w:val="0"/>
+                <w:i w:val="0"/>
+                <w:color w:val="2B2B2B"/>
+                <w:sz w:val="17"/>
+              </w:rPr>
+              <w:t>Facto</w:t>
+            </w:r>
+          </w:p>
+        </w:tc>
+      </w:tr>
+    </w:tbl>
+    <w:p>
+      <w:pPr>
+        <w:spacing w:before="40" w:after="180" w:line="293" w:lineRule="auto"/>
+      </w:pPr>
+    </w:p>
+    <w:p>
+      <w:pPr>
+        <w:spacing w:before="0" w:after="140" w:line="293" w:lineRule="auto"/>
+        <w:jc w:val="both"/>
+      </w:pPr>
+      <w:r>
+        <w:rPr>
+          <w:rFonts w:ascii="Aptos" w:hAnsi="Aptos" w:cs="Aptos" w:eastAsia="Aptos"/>
+          <w:b w:val="0"/>
+          <w:i w:val="0"/>
+          <w:color w:val="2B2B2B"/>
+          <w:sz w:val="20"/>
+        </w:rPr>
+        <w:t>Sete das nove ocorrências são o facto de alojar. Uma — a quarentena do artigo 6.º — é inequivocamente o lugar. E a contestada é a do n.º 1.</w:t>
+      </w:r>
+    </w:p>
+    <w:tbl>
+      <w:tblPr>
+        <w:tblW w:type="auto" w:w="0"/>
+        <w:jc w:val="center"/>
+        <w:tblBorders>
+          <w:top w:val="nil"/>
+          <w:left w:val="nil"/>
+          <w:bottom w:val="nil"/>
+          <w:right w:val="nil"/>
+          <w:insideH w:val="nil"/>
+          <w:insideV w:val="nil"/>
+        </w:tblBorders>
+        <w:tblLayout w:type="fixed"/>
+        <w:tblLook w:firstColumn="1" w:firstRow="1" w:lastColumn="0" w:lastRow="0" w:noHBand="0" w:noVBand="1" w:val="04A0"/>
+      </w:tblPr>
+      <w:tblGrid>
+        <w:gridCol w:w="9412"/>
+      </w:tblGrid>
+      <w:tr>
+        <w:trPr>
+          <w:cantSplit/>
+        </w:trPr>
+        <w:tc>
+          <w:tcPr>
+            <w:tcW w:type="dxa" w:w="9411"/>
+            <w:tcBorders>
+              <w:top w:val="nil"/>
+              <w:left w:val="single" w:sz="18" w:space="0" w:color="D8C9AE"/>
+              <w:bottom w:val="nil"/>
+              <w:right w:val="nil"/>
+            </w:tcBorders>
+            <w:shd w:val="clear" w:color="auto" w:fill="F7F4ED"/>
+            <w:tcMar>
+              <w:top w:w="130" w:type="dxa"/>
+              <w:bottom w:w="130" w:type="dxa"/>
+              <w:left w:w="200" w:type="dxa"/>
+              <w:right w:w="180" w:type="dxa"/>
+            </w:tcMar>
+          </w:tcPr>
+          <w:p>
+            <w:pPr>
+              <w:spacing w:before="0" w:after="0" w:line="293" w:lineRule="auto"/>
+              <w:jc w:val="both"/>
+            </w:pPr>
+            <w:r>
+              <w:rPr>
+                <w:rFonts w:ascii="Aptos" w:hAnsi="Aptos" w:cs="Aptos" w:eastAsia="Aptos"/>
+                <w:b w:val="0"/>
+                <w:i w:val="0"/>
+                <w:color w:val="2B2B2B"/>
+                <w:sz w:val="20"/>
+              </w:rPr>
+              <w:t xml:space="preserve">A ocorrência decisiva está </w:t>
+            </w:r>
+            <w:r>
+              <w:rPr>
+                <w:rFonts w:ascii="Aptos" w:hAnsi="Aptos" w:cs="Aptos" w:eastAsia="Aptos"/>
+                <w:b/>
+                <w:i w:val="0"/>
+                <w:color w:val="2B2B2B"/>
+                <w:sz w:val="20"/>
+              </w:rPr>
+              <w:t>dentro da própria norma dos limites</w:t>
+            </w:r>
+            <w:r>
+              <w:rPr>
+                <w:rFonts w:ascii="Aptos" w:hAnsi="Aptos" w:cs="Aptos" w:eastAsia="Aptos"/>
+                <w:b w:val="0"/>
+                <w:i w:val="0"/>
+                <w:color w:val="2B2B2B"/>
+                <w:sz w:val="20"/>
+              </w:rPr>
+              <w:t xml:space="preserve">: o n.º 2 prevê que «for autorizado alojamento até ao máximo de seis animais adultos». Não se autoriza um edifício «até ao máximo de seis animais»; autoriza-se o </w:t>
+            </w:r>
+            <w:r>
+              <w:rPr>
+                <w:rFonts w:ascii="Aptos" w:hAnsi="Aptos" w:cs="Aptos" w:eastAsia="Aptos"/>
+                <w:b/>
+                <w:i w:val="0"/>
+                <w:color w:val="2B2B2B"/>
+                <w:sz w:val="20"/>
+              </w:rPr>
+              <w:t>alojar</w:t>
+            </w:r>
+            <w:r>
+              <w:rPr>
+                <w:rFonts w:ascii="Aptos" w:hAnsi="Aptos" w:cs="Aptos" w:eastAsia="Aptos"/>
+                <w:b w:val="0"/>
+                <w:i w:val="0"/>
+                <w:color w:val="2B2B2B"/>
+                <w:sz w:val="20"/>
+              </w:rPr>
+              <w:t xml:space="preserve"> de até seis. No artigo 3.º, a palavra é o facto.</w:t>
+            </w:r>
+          </w:p>
+        </w:tc>
+      </w:tr>
+    </w:tbl>
+    <w:p>
+      <w:pPr>
+        <w:spacing w:before="0" w:after="180" w:line="293" w:lineRule="auto"/>
+      </w:pPr>
+    </w:p>
+    <w:p>
+      <w:pPr>
+        <w:spacing w:before="0" w:after="80" w:line="293" w:lineRule="auto"/>
+        <w:ind w:left="351" w:hanging="351"/>
+        <w:jc w:val="both"/>
+      </w:pPr>
+      <w:r>
+        <w:rPr>
+          <w:rFonts w:ascii="Aptos" w:hAnsi="Aptos" w:cs="Aptos" w:eastAsia="Aptos"/>
+          <w:b w:val="0"/>
+          <w:i w:val="0"/>
+          <w:color w:val="7C8894"/>
+          <w:sz w:val="20"/>
+        </w:rPr>
+        <w:t>—</w:t>
+        <w:tab/>
+      </w:r>
+      <w:r>
+        <w:rPr>
+          <w:rFonts w:ascii="Aptos" w:hAnsi="Aptos" w:cs="Aptos" w:eastAsia="Aptos"/>
+          <w:b/>
+          <w:i w:val="0"/>
+          <w:color w:val="2B2B2B"/>
+          <w:sz w:val="20"/>
+        </w:rPr>
+        <w:t>A epígrafe confirma-o.</w:t>
+      </w:r>
+      <w:r>
+        <w:rPr>
+          <w:rFonts w:ascii="Aptos" w:hAnsi="Aptos" w:cs="Aptos" w:eastAsia="Aptos"/>
+          <w:b w:val="0"/>
+          <w:i w:val="0"/>
+          <w:color w:val="2B2B2B"/>
+          <w:sz w:val="20"/>
+        </w:rPr>
+        <w:t xml:space="preserve"> O artigo 3.º intitula-se «Detenção de cães e gatos» — uma conduta. Compare-se com os capítulos do Decreto-Lei n.º 276/2001, que se intitulam «Normas para os alojamentos de...». Quando o legislador quer regular estabelecimentos, di-lo na epígrafe.</w:t>
+      </w:r>
+    </w:p>
+    <w:p>
+      <w:pPr>
+        <w:spacing w:before="0" w:after="80" w:line="293" w:lineRule="auto"/>
+        <w:ind w:left="351" w:hanging="351"/>
+        <w:jc w:val="both"/>
+      </w:pPr>
+      <w:r>
+        <w:rPr>
+          <w:rFonts w:ascii="Aptos" w:hAnsi="Aptos" w:cs="Aptos" w:eastAsia="Aptos"/>
+          <w:b w:val="0"/>
+          <w:i w:val="0"/>
+          <w:color w:val="7C8894"/>
+          <w:sz w:val="20"/>
+        </w:rPr>
+        <w:t>—</w:t>
+        <w:tab/>
+      </w:r>
+      <w:r>
+        <w:rPr>
+          <w:rFonts w:ascii="Aptos" w:hAnsi="Aptos" w:cs="Aptos" w:eastAsia="Aptos"/>
+          <w:b/>
+          <w:i w:val="0"/>
+          <w:color w:val="2B2B2B"/>
+          <w:sz w:val="20"/>
+        </w:rPr>
+        <w:t>A norma sancionatória usa outro vocábulo ainda.</w:t>
+      </w:r>
+      <w:r>
+        <w:rPr>
+          <w:rFonts w:ascii="Aptos" w:hAnsi="Aptos" w:cs="Aptos" w:eastAsia="Aptos"/>
+          <w:b w:val="0"/>
+          <w:i w:val="0"/>
+          <w:color w:val="2B2B2B"/>
+          <w:sz w:val="20"/>
+        </w:rPr>
+        <w:t xml:space="preserve"> A al. c) do n.º 3 do artigo 14.º tipifica «a permanência de cães e gatos em habitações e terrenos anexos» — um estado, situado em habitações.</w:t>
+      </w:r>
+    </w:p>
+    <w:p>
+      <w:pPr>
+        <w:spacing w:before="0" w:after="80" w:line="293" w:lineRule="auto"/>
+        <w:ind w:left="351" w:hanging="351"/>
+        <w:jc w:val="both"/>
+      </w:pPr>
+      <w:r>
+        <w:rPr>
+          <w:rFonts w:ascii="Aptos" w:hAnsi="Aptos" w:cs="Aptos" w:eastAsia="Aptos"/>
+          <w:b w:val="0"/>
+          <w:i w:val="0"/>
+          <w:color w:val="7C8894"/>
+          <w:sz w:val="20"/>
+        </w:rPr>
+        <w:t>—</w:t>
+        <w:tab/>
+      </w:r>
+      <w:r>
+        <w:rPr>
+          <w:rFonts w:ascii="Aptos" w:hAnsi="Aptos" w:cs="Aptos" w:eastAsia="Aptos"/>
+          <w:b/>
+          <w:i w:val="0"/>
+          <w:color w:val="2B2B2B"/>
+          <w:sz w:val="20"/>
+        </w:rPr>
+        <w:t>E o diploma nunca chama «alojamento» a uma instalação de acolhimento.</w:t>
+      </w:r>
+      <w:r>
+        <w:rPr>
+          <w:rFonts w:ascii="Aptos" w:hAnsi="Aptos" w:cs="Aptos" w:eastAsia="Aptos"/>
+          <w:b w:val="0"/>
+          <w:i w:val="0"/>
+          <w:color w:val="2B2B2B"/>
+          <w:sz w:val="20"/>
+        </w:rPr>
+        <w:t xml:space="preserve"> Quando se refere a uma, diz «canil ou gatil municipal», «canis e gatis», «instalações» ou «estabelecimentos».</w:t>
+      </w:r>
+    </w:p>
+    <w:p>
+      <w:pPr>
+        <w:spacing w:before="0" w:after="140" w:line="293" w:lineRule="auto"/>
+        <w:jc w:val="both"/>
+      </w:pPr>
+      <w:r>
+        <w:rPr>
+          <w:rFonts w:ascii="Aptos" w:hAnsi="Aptos" w:cs="Aptos" w:eastAsia="Aptos"/>
+          <w:b w:val="0"/>
+          <w:i w:val="0"/>
+          <w:color w:val="2B2B2B"/>
+          <w:sz w:val="20"/>
+        </w:rPr>
+        <w:t>Quanto ao argumento do vocabulário comum, ele cai por inteiro: o próprio Decreto-Lei n.º 276/2001 usa a palavra nos dois sentidos, e em alíneas consecutivas. A al. n) do n.º 1 do artigo 2.º define «alojamento» como «qualquer instalação, edifício, grupo de edifícios ou outro local»; a al. o), imediatamente a seguir, define «hospedagem» como «o alojamento, permanente ou temporário, de um animal de companhia». Lugar numa linha, facto na seguinte.</w:t>
+      </w:r>
+    </w:p>
+    <w:p>
+      <w:pPr>
+        <w:keepNext/>
+        <w:spacing w:before="260" w:after="80" w:line="293" w:lineRule="auto"/>
+      </w:pPr>
+      <w:r>
+        <w:rPr>
+          <w:rFonts w:ascii="Aptos" w:hAnsi="Aptos" w:cs="Aptos" w:eastAsia="Aptos"/>
+          <w:b/>
+          <w:i w:val="0"/>
+          <w:color w:val="7C8894"/>
+          <w:sz w:val="21"/>
+        </w:rPr>
+        <w:t xml:space="preserve">9.2  </w:t>
+      </w:r>
+      <w:r>
+        <w:rPr>
+          <w:rFonts w:ascii="Aptos" w:hAnsi="Aptos" w:cs="Aptos" w:eastAsia="Aptos"/>
+          <w:b/>
+          <w:i w:val="0"/>
+          <w:color w:val="35506B"/>
+          <w:sz w:val="21"/>
+        </w:rPr>
+        <w:t>O que esta resposta entrega, e o que não entrega</w:t>
+      </w:r>
+    </w:p>
+    <w:tbl>
+      <w:tblPr>
+        <w:tblW w:type="auto" w:w="0"/>
+        <w:jc w:val="center"/>
+        <w:tblBorders>
+          <w:top w:val="nil"/>
+          <w:left w:val="nil"/>
+          <w:bottom w:val="nil"/>
+          <w:right w:val="nil"/>
+          <w:insideH w:val="nil"/>
+          <w:insideV w:val="nil"/>
+        </w:tblBorders>
+        <w:tblLayout w:type="fixed"/>
+        <w:tblLook w:firstColumn="1" w:firstRow="1" w:lastColumn="0" w:lastRow="0" w:noHBand="0" w:noVBand="1" w:val="04A0"/>
+      </w:tblPr>
+      <w:tblGrid>
+        <w:gridCol w:w="9412"/>
+      </w:tblGrid>
+      <w:tr>
+        <w:trPr>
+          <w:cantSplit/>
+        </w:trPr>
+        <w:tc>
+          <w:tcPr>
+            <w:tcW w:type="dxa" w:w="9411"/>
+            <w:tcBorders>
+              <w:top w:val="nil"/>
+              <w:left w:val="single" w:sz="18" w:space="0" w:color="D8C9AE"/>
+              <w:bottom w:val="nil"/>
+              <w:right w:val="nil"/>
+            </w:tcBorders>
+            <w:shd w:val="clear" w:color="auto" w:fill="F7F4ED"/>
+            <w:tcMar>
+              <w:top w:w="130" w:type="dxa"/>
+              <w:bottom w:w="130" w:type="dxa"/>
+              <w:left w:w="200" w:type="dxa"/>
+              <w:right w:w="180" w:type="dxa"/>
+            </w:tcMar>
+          </w:tcPr>
+          <w:p>
+            <w:pPr>
+              <w:spacing w:before="0" w:after="0" w:line="293" w:lineRule="auto"/>
+              <w:jc w:val="both"/>
+            </w:pPr>
+            <w:r>
+              <w:rPr>
+                <w:rFonts w:ascii="Aptos" w:hAnsi="Aptos" w:cs="Aptos" w:eastAsia="Aptos"/>
+                <w:b w:val="0"/>
+                <w:i w:val="0"/>
+                <w:color w:val="2B2B2B"/>
+                <w:sz w:val="20"/>
+              </w:rPr>
+              <w:t xml:space="preserve">A questão 5 resolve-se </w:t>
+            </w:r>
+            <w:r>
+              <w:rPr>
+                <w:rFonts w:ascii="Aptos" w:hAnsi="Aptos" w:cs="Aptos" w:eastAsia="Aptos"/>
+                <w:b/>
+                <w:i w:val="0"/>
+                <w:color w:val="2B2B2B"/>
+                <w:sz w:val="20"/>
+              </w:rPr>
+              <w:t>contra</w:t>
+            </w:r>
+            <w:r>
+              <w:rPr>
+                <w:rFonts w:ascii="Aptos" w:hAnsi="Aptos" w:cs="Aptos" w:eastAsia="Aptos"/>
+                <w:b w:val="0"/>
+                <w:i w:val="0"/>
+                <w:color w:val="2B2B2B"/>
+                <w:sz w:val="20"/>
+              </w:rPr>
+              <w:t xml:space="preserve"> este estudo num ponto e a favor noutro, e é preciso dizê-lo com clareza. Se o artigo 3.º regula o facto de alojar, então regula-o </w:t>
+            </w:r>
+            <w:r>
+              <w:rPr>
+                <w:rFonts w:ascii="Aptos" w:hAnsi="Aptos" w:cs="Aptos" w:eastAsia="Aptos"/>
+                <w:b/>
+                <w:i w:val="0"/>
+                <w:color w:val="2B2B2B"/>
+                <w:sz w:val="20"/>
+              </w:rPr>
+              <w:t>seja quem for quem aloja</w:t>
+            </w:r>
+            <w:r>
+              <w:rPr>
+                <w:rFonts w:ascii="Aptos" w:hAnsi="Aptos" w:cs="Aptos" w:eastAsia="Aptos"/>
+                <w:b w:val="0"/>
+                <w:i w:val="0"/>
+                <w:color w:val="2B2B2B"/>
+                <w:sz w:val="20"/>
+              </w:rPr>
+              <w:t xml:space="preserve"> — incluindo o titular de um alojamento registado. A palavra não afasta o estabelecimento.</w:t>
+            </w:r>
+          </w:p>
+        </w:tc>
+      </w:tr>
+    </w:tbl>
+    <w:p>
+      <w:pPr>
+        <w:spacing w:before="0" w:after="180" w:line="293" w:lineRule="auto"/>
+      </w:pPr>
+    </w:p>
+    <w:p>
+      <w:pPr>
+        <w:spacing w:before="0" w:after="140" w:line="293" w:lineRule="auto"/>
+        <w:jc w:val="both"/>
+      </w:pPr>
+      <w:r>
+        <w:rPr>
+          <w:rFonts w:ascii="Aptos" w:hAnsi="Aptos" w:cs="Aptos" w:eastAsia="Aptos"/>
+          <w:b w:val="0"/>
+          <w:i w:val="0"/>
+          <w:color w:val="2B2B2B"/>
+          <w:sz w:val="20"/>
+        </w:rPr>
+        <w:t xml:space="preserve">O que mantém o estabelecimento fora dos números não é o vocábulo: é a </w:t>
+      </w:r>
+      <w:r>
+        <w:rPr>
+          <w:rFonts w:ascii="Aptos" w:hAnsi="Aptos" w:cs="Aptos" w:eastAsia="Aptos"/>
+          <w:b/>
+          <w:i w:val="0"/>
+          <w:color w:val="2B2B2B"/>
+          <w:sz w:val="20"/>
+        </w:rPr>
+        <w:t>unidade de contagem</w:t>
+      </w:r>
+      <w:r>
+        <w:rPr>
+          <w:rFonts w:ascii="Aptos" w:hAnsi="Aptos" w:cs="Aptos" w:eastAsia="Aptos"/>
+          <w:b w:val="0"/>
+          <w:i w:val="0"/>
+          <w:color w:val="2B2B2B"/>
+          <w:sz w:val="20"/>
+        </w:rPr>
+        <w:t>. O n.º 2 conta por fogo, e um alojamento não é um fogo, pelas razões do capítulo 5. O n.º 1, esse, aplica-se a toda a gente, incluindo ao alojamento registado — e é exatamente isso que este estudo afirma desde as conclusões.</w:t>
+      </w:r>
+    </w:p>
+    <w:tbl>
+      <w:tblPr>
+        <w:tblW w:type="auto" w:w="0"/>
+        <w:jc w:val="center"/>
+        <w:tblBorders>
+          <w:top w:val="nil"/>
+          <w:left w:val="nil"/>
+          <w:bottom w:val="nil"/>
+          <w:right w:val="nil"/>
+          <w:insideH w:val="nil"/>
+          <w:insideV w:val="nil"/>
+        </w:tblBorders>
+        <w:tblLayout w:type="fixed"/>
+        <w:tblLook w:firstColumn="1" w:firstRow="1" w:lastColumn="0" w:lastRow="0" w:noHBand="0" w:noVBand="1" w:val="04A0"/>
+      </w:tblPr>
+      <w:tblGrid>
+        <w:gridCol w:w="9412"/>
+      </w:tblGrid>
+      <w:tr>
+        <w:trPr>
+          <w:cantSplit/>
+        </w:trPr>
+        <w:tc>
+          <w:tcPr>
+            <w:tcW w:type="dxa" w:w="9411"/>
+            <w:tcBorders>
+              <w:top w:val="nil"/>
+              <w:left w:val="single" w:sz="18" w:space="0" w:color="D8C9AE"/>
+              <w:bottom w:val="nil"/>
+              <w:right w:val="nil"/>
+            </w:tcBorders>
+            <w:shd w:val="clear" w:color="auto" w:fill="F7F4ED"/>
+            <w:tcMar>
+              <w:top w:w="130" w:type="dxa"/>
+              <w:bottom w:w="130" w:type="dxa"/>
+              <w:left w:w="200" w:type="dxa"/>
+              <w:right w:w="180" w:type="dxa"/>
+            </w:tcMar>
+          </w:tcPr>
+          <w:p>
+            <w:pPr>
+              <w:spacing w:before="0" w:after="0" w:line="293" w:lineRule="auto"/>
+              <w:jc w:val="both"/>
+            </w:pPr>
+            <w:r>
+              <w:rPr>
+                <w:rFonts w:ascii="Aptos" w:hAnsi="Aptos" w:cs="Aptos" w:eastAsia="Aptos"/>
+                <w:b w:val="0"/>
+                <w:i w:val="0"/>
+                <w:color w:val="2B2B2B"/>
+                <w:sz w:val="20"/>
+              </w:rPr>
+              <w:t xml:space="preserve">Toda a conclusão repousa, portanto, na </w:t>
+            </w:r>
+            <w:r>
+              <w:rPr>
+                <w:rFonts w:ascii="Aptos" w:hAnsi="Aptos" w:cs="Aptos" w:eastAsia="Aptos"/>
+                <w:b/>
+                <w:i w:val="0"/>
+                <w:color w:val="2B2B2B"/>
+                <w:sz w:val="20"/>
+              </w:rPr>
+              <w:t>questão 4</w:t>
+            </w:r>
+            <w:r>
+              <w:rPr>
+                <w:rFonts w:ascii="Aptos" w:hAnsi="Aptos" w:cs="Aptos" w:eastAsia="Aptos"/>
+                <w:b w:val="0"/>
+                <w:i w:val="0"/>
+                <w:color w:val="2B2B2B"/>
+                <w:sz w:val="20"/>
+              </w:rPr>
+              <w:t xml:space="preserve"> — no conceito de fogo —, e não na palavra «alojamento». Quem quiser atacar a tese deste estudo deve atacar ali, e não aqui.</w:t>
+            </w:r>
+          </w:p>
+        </w:tc>
+      </w:tr>
+    </w:tbl>
+    <w:p>
+      <w:pPr>
+        <w:spacing w:before="0" w:after="180" w:line="293" w:lineRule="auto"/>
+      </w:pPr>
+    </w:p>
+    <w:p>
+      <w:pPr>
+        <w:keepNext/>
+        <w:spacing w:before="260" w:after="80" w:line="293" w:lineRule="auto"/>
+      </w:pPr>
+      <w:r>
+        <w:rPr>
+          <w:rFonts w:ascii="Aptos" w:hAnsi="Aptos" w:cs="Aptos" w:eastAsia="Aptos"/>
+          <w:b/>
+          <w:i w:val="0"/>
+          <w:color w:val="7C8894"/>
+          <w:sz w:val="21"/>
+        </w:rPr>
+        <w:t xml:space="preserve">9.3  </w:t>
+      </w:r>
+      <w:r>
+        <w:rPr>
+          <w:rFonts w:ascii="Aptos" w:hAnsi="Aptos" w:cs="Aptos" w:eastAsia="Aptos"/>
+          <w:b/>
+          <w:i w:val="0"/>
+          <w:color w:val="35506B"/>
+          <w:sz w:val="21"/>
+        </w:rPr>
+        <w:t>O peso das duas séries de elementos</w:t>
+      </w:r>
     </w:p>
     <w:p>
       <w:pPr>
@@ -14044,7 +15744,7 @@
                 <w:color w:val="2B2B2B"/>
                 <w:sz w:val="17"/>
               </w:rPr>
-              <w:t>Em aberto</w:t>
+              <w:t>Respondida — capítulo 9</w:t>
             </w:r>
           </w:p>
         </w:tc>

--- a/criador informal/Estudo_Limites_por_Fogo.docx
+++ b/criador informal/Estudo_Limites_por_Fogo.docx
@@ -774,6 +774,54 @@
           <w:color w:val="2B2B2B"/>
           <w:sz w:val="20"/>
         </w:rPr>
+        <w:t xml:space="preserve">A </w:t>
+      </w:r>
+      <w:r>
+        <w:rPr>
+          <w:rFonts w:ascii="Aptos" w:hAnsi="Aptos" w:cs="Aptos" w:eastAsia="Aptos"/>
+          <w:b/>
+          <w:i w:val="0"/>
+          <w:color w:val="2B2B2B"/>
+          <w:sz w:val="20"/>
+        </w:rPr>
+        <w:t>coima</w:t>
+      </w:r>
+      <w:r>
+        <w:rPr>
+          <w:rFonts w:ascii="Aptos" w:hAnsi="Aptos" w:cs="Aptos" w:eastAsia="Aptos"/>
+          <w:b w:val="0"/>
+          <w:i w:val="0"/>
+          <w:color w:val="2B2B2B"/>
+          <w:sz w:val="20"/>
+        </w:rPr>
+        <w:t xml:space="preserve"> do artigo 3.º só existe dentro de casa: a al. c) do n.º 3 do artigo 14.º tipifica a permanência de animais «em habitações e terrenos anexos», e o tipo não pode ser alargado. Fora daí resta o remédio administrativo do n.º 5. Capítulo 9.</w:t>
+      </w:r>
+    </w:p>
+    <w:p>
+      <w:pPr>
+        <w:spacing w:before="0" w:after="100" w:line="293" w:lineRule="auto"/>
+        <w:ind w:left="408" w:hanging="408"/>
+        <w:jc w:val="both"/>
+      </w:pPr>
+      <w:r>
+        <w:rPr>
+          <w:rFonts w:ascii="Aptos" w:hAnsi="Aptos" w:cs="Aptos" w:eastAsia="Aptos"/>
+          <w:b/>
+          <w:i w:val="0"/>
+          <w:color w:val="5C7891"/>
+          <w:sz w:val="20"/>
+        </w:rPr>
+        <w:t>10.</w:t>
+        <w:tab/>
+      </w:r>
+      <w:r>
+        <w:rPr>
+          <w:rFonts w:ascii="Aptos" w:hAnsi="Aptos" w:cs="Aptos" w:eastAsia="Aptos"/>
+          <w:b w:val="0"/>
+          <w:i w:val="0"/>
+          <w:color w:val="2B2B2B"/>
+          <w:sz w:val="20"/>
+        </w:rPr>
         <w:t xml:space="preserve">O </w:t>
       </w:r>
       <w:r>
@@ -831,7 +879,7 @@
           <w:color w:val="5C7891"/>
           <w:sz w:val="20"/>
         </w:rPr>
-        <w:t>10.</w:t>
+        <w:t>11.</w:t>
         <w:tab/>
       </w:r>
       <w:r>
@@ -8104,6 +8152,934 @@
           <w:sz w:val="21"/>
         </w:rPr>
         <w:t xml:space="preserve">9.3  </w:t>
+      </w:r>
+      <w:r>
+        <w:rPr>
+          <w:rFonts w:ascii="Aptos" w:hAnsi="Aptos" w:cs="Aptos" w:eastAsia="Aptos"/>
+          <w:b/>
+          <w:i w:val="0"/>
+          <w:color w:val="35506B"/>
+          <w:sz w:val="21"/>
+        </w:rPr>
+        <w:t>O alcance da norma sancionatória</w:t>
+      </w:r>
+    </w:p>
+    <w:p>
+      <w:pPr>
+        <w:spacing w:before="0" w:after="140" w:line="293" w:lineRule="auto"/>
+        <w:jc w:val="both"/>
+      </w:pPr>
+      <w:r>
+        <w:rPr>
+          <w:rFonts w:ascii="Aptos" w:hAnsi="Aptos" w:cs="Aptos" w:eastAsia="Aptos"/>
+          <w:b w:val="0"/>
+          <w:i w:val="0"/>
+          <w:color w:val="2B2B2B"/>
+          <w:sz w:val="20"/>
+        </w:rPr>
+        <w:t>Das sete alíneas do n.º 3 do artigo 14.º, só uma remete para o artigo 3.º, e é o único lugar do diploma onde o objeto desse artigo é nomeado.</w:t>
+      </w:r>
+    </w:p>
+    <w:tbl>
+      <w:tblPr>
+        <w:tblW w:type="auto" w:w="0"/>
+        <w:jc w:val="center"/>
+        <w:tblBorders>
+          <w:top w:val="nil"/>
+          <w:left w:val="nil"/>
+          <w:bottom w:val="nil"/>
+          <w:right w:val="nil"/>
+          <w:insideH w:val="nil"/>
+          <w:insideV w:val="nil"/>
+        </w:tblBorders>
+        <w:tblLayout w:type="fixed"/>
+        <w:tblLook w:firstColumn="1" w:firstRow="1" w:lastColumn="0" w:lastRow="0" w:noHBand="0" w:noVBand="1" w:val="04A0"/>
+      </w:tblPr>
+      <w:tblGrid>
+        <w:gridCol w:w="9412"/>
+      </w:tblGrid>
+      <w:tr>
+        <w:trPr>
+          <w:cantSplit/>
+        </w:trPr>
+        <w:tc>
+          <w:tcPr>
+            <w:tcW w:type="dxa" w:w="9411"/>
+            <w:tcBorders>
+              <w:top w:val="nil"/>
+              <w:left w:val="single" w:sz="18" w:space="0" w:color="A9C2D8"/>
+              <w:bottom w:val="nil"/>
+              <w:right w:val="nil"/>
+            </w:tcBorders>
+            <w:shd w:val="clear" w:color="auto" w:fill="F3F6F9"/>
+            <w:tcMar>
+              <w:top w:w="130" w:type="dxa"/>
+              <w:bottom w:w="130" w:type="dxa"/>
+              <w:left w:w="200" w:type="dxa"/>
+              <w:right w:w="180" w:type="dxa"/>
+            </w:tcMar>
+          </w:tcPr>
+          <w:p>
+            <w:pPr>
+              <w:spacing w:before="0" w:after="0" w:line="293" w:lineRule="auto"/>
+              <w:jc w:val="both"/>
+            </w:pPr>
+            <w:r>
+              <w:rPr>
+                <w:rFonts w:ascii="Aptos" w:hAnsi="Aptos" w:cs="Aptos" w:eastAsia="Aptos"/>
+                <w:b w:val="0"/>
+                <w:i/>
+                <w:color w:val="2B2B2B"/>
+                <w:sz w:val="19"/>
+              </w:rPr>
+              <w:t>c) A permanência de cães e gatos em habitações e terrenos anexos em desrespeito pelas condições previstas no artigo 3.º;</w:t>
+            </w:r>
+          </w:p>
+          <w:p>
+            <w:pPr>
+              <w:spacing w:before="120" w:after="0" w:line="293" w:lineRule="auto"/>
+            </w:pPr>
+            <w:r>
+              <w:rPr>
+                <w:rFonts w:ascii="Aptos" w:hAnsi="Aptos" w:cs="Aptos" w:eastAsia="Aptos"/>
+                <w:b w:val="0"/>
+                <w:i w:val="0"/>
+                <w:color w:val="7C8894"/>
+                <w:sz w:val="15"/>
+              </w:rPr>
+              <w:t>Al. c) do n.º 3 do artigo 14.º do Decreto-Lei n.º 314/2003</w:t>
+            </w:r>
+          </w:p>
+        </w:tc>
+      </w:tr>
+    </w:tbl>
+    <w:p>
+      <w:pPr>
+        <w:spacing w:before="0" w:after="180" w:line="293" w:lineRule="auto"/>
+      </w:pPr>
+    </w:p>
+    <w:p>
+      <w:pPr>
+        <w:keepNext/>
+        <w:spacing w:before="200" w:after="60" w:line="293" w:lineRule="auto"/>
+      </w:pPr>
+      <w:r>
+        <w:rPr>
+          <w:rFonts w:ascii="Aptos" w:hAnsi="Aptos" w:cs="Aptos" w:eastAsia="Aptos"/>
+          <w:b/>
+          <w:i w:val="0"/>
+          <w:color w:val="5C7891"/>
+          <w:sz w:val="19"/>
+        </w:rPr>
+        <w:t>A redação é a original, e sobreviveu a uma intervenção parlamentar</w:t>
+      </w:r>
+    </w:p>
+    <w:p>
+      <w:pPr>
+        <w:spacing w:before="0" w:after="140" w:line="293" w:lineRule="auto"/>
+        <w:jc w:val="both"/>
+      </w:pPr>
+      <w:r>
+        <w:rPr>
+          <w:rFonts w:ascii="Aptos" w:hAnsi="Aptos" w:cs="Aptos" w:eastAsia="Aptos"/>
+          <w:b w:val="0"/>
+          <w:i w:val="0"/>
+          <w:color w:val="2B2B2B"/>
+          <w:sz w:val="20"/>
+        </w:rPr>
+        <w:t xml:space="preserve">O artigo 14.º foi alterado pelo Decreto-Lei n.º 20/2019, de 30 de janeiro, que transferiu competências para os órgãos municipais no domínio da proteção animal, e pela Resolução da Assembleia da República n.º 138/2019, de 8 de agosto, que fez </w:t>
+      </w:r>
+      <w:r>
+        <w:rPr>
+          <w:rFonts w:ascii="Aptos" w:hAnsi="Aptos" w:cs="Aptos" w:eastAsia="Aptos"/>
+          <w:b/>
+          <w:i w:val="0"/>
+          <w:color w:val="2B2B2B"/>
+          <w:sz w:val="20"/>
+        </w:rPr>
+        <w:t>cessar a vigência</w:t>
+      </w:r>
+      <w:r>
+        <w:rPr>
+          <w:rFonts w:ascii="Aptos" w:hAnsi="Aptos" w:cs="Aptos" w:eastAsia="Aptos"/>
+          <w:b w:val="0"/>
+          <w:i w:val="0"/>
+          <w:color w:val="2B2B2B"/>
+          <w:sz w:val="20"/>
+        </w:rPr>
+        <w:t xml:space="preserve"> daquele decreto-lei. Impunha-se verificar qual o texto hoje aplicável.</w:t>
+      </w:r>
+    </w:p>
+    <w:tbl>
+      <w:tblPr>
+        <w:tblW w:type="auto" w:w="0"/>
+        <w:jc w:val="center"/>
+        <w:tblBorders>
+          <w:top w:val="nil"/>
+          <w:left w:val="nil"/>
+          <w:bottom w:val="nil"/>
+          <w:right w:val="nil"/>
+          <w:insideH w:val="nil"/>
+          <w:insideV w:val="nil"/>
+        </w:tblBorders>
+        <w:tblLayout w:type="fixed"/>
+        <w:tblLook w:firstColumn="1" w:firstRow="1" w:lastColumn="0" w:lastRow="0" w:noHBand="0" w:noVBand="1" w:val="04A0"/>
+      </w:tblPr>
+      <w:tblGrid>
+        <w:gridCol w:w="9412"/>
+      </w:tblGrid>
+      <w:tr>
+        <w:trPr>
+          <w:cantSplit/>
+        </w:trPr>
+        <w:tc>
+          <w:tcPr>
+            <w:tcW w:type="dxa" w:w="9411"/>
+            <w:tcBorders>
+              <w:top w:val="nil"/>
+              <w:left w:val="single" w:sz="18" w:space="0" w:color="D8C9AE"/>
+              <w:bottom w:val="nil"/>
+              <w:right w:val="nil"/>
+            </w:tcBorders>
+            <w:shd w:val="clear" w:color="auto" w:fill="F7F4ED"/>
+            <w:tcMar>
+              <w:top w:w="130" w:type="dxa"/>
+              <w:bottom w:w="130" w:type="dxa"/>
+              <w:left w:w="200" w:type="dxa"/>
+              <w:right w:w="180" w:type="dxa"/>
+            </w:tcMar>
+          </w:tcPr>
+          <w:p>
+            <w:pPr>
+              <w:spacing w:before="0" w:after="0" w:line="293" w:lineRule="auto"/>
+              <w:jc w:val="both"/>
+            </w:pPr>
+            <w:r>
+              <w:rPr>
+                <w:rFonts w:ascii="Aptos" w:hAnsi="Aptos" w:cs="Aptos" w:eastAsia="Aptos"/>
+                <w:b w:val="0"/>
+                <w:i w:val="0"/>
+                <w:color w:val="2B2B2B"/>
+                <w:sz w:val="20"/>
+              </w:rPr>
+              <w:t xml:space="preserve">Conferida no Diário da República n.º 290, I série-A, de 17 de dezembro de 2003, a al. c) tem hoje </w:t>
+            </w:r>
+            <w:r>
+              <w:rPr>
+                <w:rFonts w:ascii="Aptos" w:hAnsi="Aptos" w:cs="Aptos" w:eastAsia="Aptos"/>
+                <w:b/>
+                <w:i w:val="0"/>
+                <w:color w:val="2B2B2B"/>
+                <w:sz w:val="20"/>
+              </w:rPr>
+              <w:t>exatamente a redação originária</w:t>
+            </w:r>
+            <w:r>
+              <w:rPr>
+                <w:rFonts w:ascii="Aptos" w:hAnsi="Aptos" w:cs="Aptos" w:eastAsia="Aptos"/>
+                <w:b w:val="0"/>
+                <w:i w:val="0"/>
+                <w:color w:val="2B2B2B"/>
+                <w:sz w:val="20"/>
+              </w:rPr>
+              <w:t>. Nunca foi alterada, e o seu teor atravessou incólume a única intervenção parlamentar que o artigo conheceu. Não é texto descuidado: é texto deliberado e reconfirmado.</w:t>
+            </w:r>
+          </w:p>
+        </w:tc>
+      </w:tr>
+    </w:tbl>
+    <w:p>
+      <w:pPr>
+        <w:spacing w:before="0" w:after="180" w:line="293" w:lineRule="auto"/>
+      </w:pPr>
+    </w:p>
+    <w:p>
+      <w:pPr>
+        <w:keepNext/>
+        <w:spacing w:before="200" w:after="60" w:line="293" w:lineRule="auto"/>
+      </w:pPr>
+      <w:r>
+        <w:rPr>
+          <w:rFonts w:ascii="Aptos" w:hAnsi="Aptos" w:cs="Aptos" w:eastAsia="Aptos"/>
+          <w:b/>
+          <w:i w:val="0"/>
+          <w:color w:val="5C7891"/>
+          <w:sz w:val="19"/>
+        </w:rPr>
+        <w:t>O tipo não pode ser alargado</w:t>
+      </w:r>
+    </w:p>
+    <w:tbl>
+      <w:tblPr>
+        <w:tblW w:type="auto" w:w="0"/>
+        <w:jc w:val="center"/>
+        <w:tblBorders>
+          <w:top w:val="nil"/>
+          <w:left w:val="nil"/>
+          <w:bottom w:val="nil"/>
+          <w:right w:val="nil"/>
+          <w:insideH w:val="nil"/>
+          <w:insideV w:val="nil"/>
+        </w:tblBorders>
+        <w:tblLayout w:type="fixed"/>
+        <w:tblLook w:firstColumn="1" w:firstRow="1" w:lastColumn="0" w:lastRow="0" w:noHBand="0" w:noVBand="1" w:val="04A0"/>
+      </w:tblPr>
+      <w:tblGrid>
+        <w:gridCol w:w="9412"/>
+      </w:tblGrid>
+      <w:tr>
+        <w:trPr>
+          <w:cantSplit/>
+        </w:trPr>
+        <w:tc>
+          <w:tcPr>
+            <w:tcW w:type="dxa" w:w="9411"/>
+            <w:tcBorders>
+              <w:top w:val="nil"/>
+              <w:left w:val="single" w:sz="18" w:space="0" w:color="A9C2D8"/>
+              <w:bottom w:val="nil"/>
+              <w:right w:val="nil"/>
+            </w:tcBorders>
+            <w:shd w:val="clear" w:color="auto" w:fill="F3F6F9"/>
+            <w:tcMar>
+              <w:top w:w="130" w:type="dxa"/>
+              <w:bottom w:w="130" w:type="dxa"/>
+              <w:left w:w="200" w:type="dxa"/>
+              <w:right w:w="180" w:type="dxa"/>
+            </w:tcMar>
+          </w:tcPr>
+          <w:p>
+            <w:pPr>
+              <w:spacing w:before="0" w:after="0" w:line="293" w:lineRule="auto"/>
+              <w:jc w:val="both"/>
+            </w:pPr>
+            <w:r>
+              <w:rPr>
+                <w:rFonts w:ascii="Aptos" w:hAnsi="Aptos" w:cs="Aptos" w:eastAsia="Aptos"/>
+                <w:b w:val="0"/>
+                <w:i/>
+                <w:color w:val="2B2B2B"/>
+                <w:sz w:val="19"/>
+              </w:rPr>
+              <w:t>Só será punido como contra-ordenação o facto descrito e declarado passível de coima por lei anterior ao momento da sua prática.</w:t>
+            </w:r>
+          </w:p>
+          <w:p>
+            <w:pPr>
+              <w:spacing w:before="120" w:after="0" w:line="293" w:lineRule="auto"/>
+            </w:pPr>
+            <w:r>
+              <w:rPr>
+                <w:rFonts w:ascii="Aptos" w:hAnsi="Aptos" w:cs="Aptos" w:eastAsia="Aptos"/>
+                <w:b w:val="0"/>
+                <w:i w:val="0"/>
+                <w:color w:val="7C8894"/>
+                <w:sz w:val="15"/>
+              </w:rPr>
+              <w:t>Artigo 2.º do Regime Geral das Contra-Ordenações, aprovado pelo Decreto-Lei n.º 433/82, de 27 de outubro, conferido no Diário da República n.º 249, I série, a páginas 3553</w:t>
+            </w:r>
+          </w:p>
+        </w:tc>
+      </w:tr>
+    </w:tbl>
+    <w:p>
+      <w:pPr>
+        <w:spacing w:before="0" w:after="180" w:line="293" w:lineRule="auto"/>
+      </w:pPr>
+    </w:p>
+    <w:p>
+      <w:pPr>
+        <w:spacing w:before="0" w:after="140" w:line="293" w:lineRule="auto"/>
+        <w:jc w:val="both"/>
+      </w:pPr>
+      <w:r>
+        <w:rPr>
+          <w:rFonts w:ascii="Aptos" w:hAnsi="Aptos" w:cs="Aptos" w:eastAsia="Aptos"/>
+          <w:b w:val="0"/>
+          <w:i w:val="0"/>
+          <w:color w:val="2B2B2B"/>
+          <w:sz w:val="20"/>
+        </w:rPr>
+        <w:t xml:space="preserve">Seja qual for o âmbito da norma de conduta, o âmbito do </w:t>
+      </w:r>
+      <w:r>
+        <w:rPr>
+          <w:rFonts w:ascii="Aptos" w:hAnsi="Aptos" w:cs="Aptos" w:eastAsia="Aptos"/>
+          <w:b/>
+          <w:i w:val="0"/>
+          <w:color w:val="2B2B2B"/>
+          <w:sz w:val="20"/>
+        </w:rPr>
+        <w:t>tipo</w:t>
+      </w:r>
+      <w:r>
+        <w:rPr>
+          <w:rFonts w:ascii="Aptos" w:hAnsi="Aptos" w:cs="Aptos" w:eastAsia="Aptos"/>
+          <w:b w:val="0"/>
+          <w:i w:val="0"/>
+          <w:color w:val="2B2B2B"/>
+          <w:sz w:val="20"/>
+        </w:rPr>
+        <w:t xml:space="preserve"> é o que a al. c) descreve. Não há punição por analogia nem extensão do tipo a espaços que ele não nomeia.</w:t>
+      </w:r>
+    </w:p>
+    <w:p>
+      <w:pPr>
+        <w:keepNext/>
+        <w:spacing w:before="200" w:after="60" w:line="293" w:lineRule="auto"/>
+      </w:pPr>
+      <w:r>
+        <w:rPr>
+          <w:rFonts w:ascii="Aptos" w:hAnsi="Aptos" w:cs="Aptos" w:eastAsia="Aptos"/>
+          <w:b/>
+          <w:i w:val="0"/>
+          <w:color w:val="5C7891"/>
+          <w:sz w:val="19"/>
+        </w:rPr>
+        <w:t>Duas palavras que decidem: «anexos» e «permanência»</w:t>
+      </w:r>
+    </w:p>
+    <w:p>
+      <w:pPr>
+        <w:spacing w:before="0" w:after="80" w:line="293" w:lineRule="auto"/>
+        <w:ind w:left="351" w:hanging="351"/>
+        <w:jc w:val="both"/>
+      </w:pPr>
+      <w:r>
+        <w:rPr>
+          <w:rFonts w:ascii="Aptos" w:hAnsi="Aptos" w:cs="Aptos" w:eastAsia="Aptos"/>
+          <w:b w:val="0"/>
+          <w:i w:val="0"/>
+          <w:color w:val="7C8894"/>
+          <w:sz w:val="20"/>
+        </w:rPr>
+        <w:t>—</w:t>
+        <w:tab/>
+      </w:r>
+      <w:r>
+        <w:rPr>
+          <w:rFonts w:ascii="Aptos" w:hAnsi="Aptos" w:cs="Aptos" w:eastAsia="Aptos"/>
+          <w:b/>
+          <w:i w:val="0"/>
+          <w:color w:val="2B2B2B"/>
+          <w:sz w:val="20"/>
+        </w:rPr>
+        <w:t>«Anexos» é relacional.</w:t>
+      </w:r>
+      <w:r>
+        <w:rPr>
+          <w:rFonts w:ascii="Aptos" w:hAnsi="Aptos" w:cs="Aptos" w:eastAsia="Aptos"/>
+          <w:b w:val="0"/>
+          <w:i w:val="0"/>
+          <w:color w:val="2B2B2B"/>
+          <w:sz w:val="20"/>
+        </w:rPr>
+        <w:t xml:space="preserve"> Anexo pressupõe um principal, e o principal que a norma nomeia é a habitação. Um alojamento dotado das instalações individualizadas que o artigo 25.º do Decreto-Lei n.º 276/2001 exige não é «terreno anexo» a uma habitação: é coisa distinta dela. O texto mais incómodo para este estudo, lido com atenção, situa o objeto sancionado na casa e no seu redor imediato.</w:t>
+      </w:r>
+    </w:p>
+    <w:p>
+      <w:pPr>
+        <w:spacing w:before="0" w:after="80" w:line="293" w:lineRule="auto"/>
+        <w:ind w:left="351" w:hanging="351"/>
+        <w:jc w:val="both"/>
+      </w:pPr>
+      <w:r>
+        <w:rPr>
+          <w:rFonts w:ascii="Aptos" w:hAnsi="Aptos" w:cs="Aptos" w:eastAsia="Aptos"/>
+          <w:b w:val="0"/>
+          <w:i w:val="0"/>
+          <w:color w:val="7C8894"/>
+          <w:sz w:val="20"/>
+        </w:rPr>
+        <w:t>—</w:t>
+        <w:tab/>
+      </w:r>
+      <w:r>
+        <w:rPr>
+          <w:rFonts w:ascii="Aptos" w:hAnsi="Aptos" w:cs="Aptos" w:eastAsia="Aptos"/>
+          <w:b/>
+          <w:i w:val="0"/>
+          <w:color w:val="2B2B2B"/>
+          <w:sz w:val="20"/>
+        </w:rPr>
+        <w:t>«Permanência» é um estado, não uma atividade.</w:t>
+      </w:r>
+      <w:r>
+        <w:rPr>
+          <w:rFonts w:ascii="Aptos" w:hAnsi="Aptos" w:cs="Aptos" w:eastAsia="Aptos"/>
+          <w:b w:val="0"/>
+          <w:i w:val="0"/>
+          <w:color w:val="2B2B2B"/>
+          <w:sz w:val="20"/>
+        </w:rPr>
+        <w:t xml:space="preserve"> O legislador não tipificou «a exploração», «o funcionamento» ou «o alojamento» — tipificou o facto de os animais lá estarem.</w:t>
+      </w:r>
+    </w:p>
+    <w:p>
+      <w:pPr>
+        <w:keepNext/>
+        <w:spacing w:before="200" w:after="60" w:line="293" w:lineRule="auto"/>
+      </w:pPr>
+      <w:r>
+        <w:rPr>
+          <w:rFonts w:ascii="Aptos" w:hAnsi="Aptos" w:cs="Aptos" w:eastAsia="Aptos"/>
+          <w:b/>
+          <w:i w:val="0"/>
+          <w:color w:val="5C7891"/>
+          <w:sz w:val="19"/>
+        </w:rPr>
+        <w:t>As duas leituras conciliam-se</w:t>
+      </w:r>
+    </w:p>
+    <w:tbl>
+      <w:tblPr>
+        <w:tblW w:type="auto" w:w="0"/>
+        <w:jc w:val="center"/>
+        <w:tblBorders>
+          <w:top w:val="nil"/>
+          <w:left w:val="nil"/>
+          <w:bottom w:val="nil"/>
+          <w:right w:val="nil"/>
+          <w:insideH w:val="nil"/>
+          <w:insideV w:val="nil"/>
+        </w:tblBorders>
+        <w:tblLayout w:type="fixed"/>
+        <w:tblLook w:firstColumn="1" w:firstRow="1" w:lastColumn="0" w:lastRow="0" w:noHBand="0" w:noVBand="1" w:val="04A0"/>
+      </w:tblPr>
+      <w:tblGrid>
+        <w:gridCol w:w="4706"/>
+        <w:gridCol w:w="4706"/>
+      </w:tblGrid>
+      <w:tr>
+        <w:trPr>
+          <w:cantSplit/>
+          <w:tblHeader/>
+        </w:trPr>
+        <w:tc>
+          <w:tcPr>
+            <w:tcW w:type="dxa" w:w="3628"/>
+            <w:tcBorders>
+              <w:top w:val="nil"/>
+              <w:left w:val="nil"/>
+              <w:bottom w:val="single" w:sz="8" w:space="0" w:color="A9C2D8"/>
+              <w:right w:val="nil"/>
+            </w:tcBorders>
+            <w:shd w:val="clear" w:color="auto" w:fill="E9EFF4"/>
+            <w:tcMar>
+              <w:top w:w="90" w:type="dxa"/>
+              <w:bottom w:w="90" w:type="dxa"/>
+              <w:left w:w="120" w:type="dxa"/>
+              <w:right w:w="120" w:type="dxa"/>
+            </w:tcMar>
+          </w:tcPr>
+          <w:p>
+            <w:pPr>
+              <w:spacing w:before="0" w:after="0" w:line="293" w:lineRule="auto"/>
+            </w:pPr>
+            <w:r>
+              <w:rPr>
+                <w:rFonts w:ascii="Aptos" w:hAnsi="Aptos" w:cs="Aptos" w:eastAsia="Aptos"/>
+                <w:b/>
+                <w:i w:val="0"/>
+                <w:color w:val="35506B"/>
+                <w:sz w:val="17"/>
+              </w:rPr>
+              <w:t>Leitura</w:t>
+            </w:r>
+          </w:p>
+        </w:tc>
+        <w:tc>
+          <w:tcPr>
+            <w:tcW w:type="dxa" w:w="5783"/>
+            <w:tcBorders>
+              <w:top w:val="nil"/>
+              <w:left w:val="nil"/>
+              <w:bottom w:val="single" w:sz="8" w:space="0" w:color="A9C2D8"/>
+              <w:right w:val="nil"/>
+            </w:tcBorders>
+            <w:shd w:val="clear" w:color="auto" w:fill="E9EFF4"/>
+            <w:tcMar>
+              <w:top w:w="90" w:type="dxa"/>
+              <w:bottom w:w="90" w:type="dxa"/>
+              <w:left w:w="120" w:type="dxa"/>
+              <w:right w:w="120" w:type="dxa"/>
+            </w:tcMar>
+          </w:tcPr>
+          <w:p>
+            <w:pPr>
+              <w:spacing w:before="0" w:after="0" w:line="293" w:lineRule="auto"/>
+            </w:pPr>
+            <w:r>
+              <w:rPr>
+                <w:rFonts w:ascii="Aptos" w:hAnsi="Aptos" w:cs="Aptos" w:eastAsia="Aptos"/>
+                <w:b/>
+                <w:i w:val="0"/>
+                <w:color w:val="35506B"/>
+                <w:sz w:val="17"/>
+              </w:rPr>
+              <w:t>Consequência</w:t>
+            </w:r>
+          </w:p>
+        </w:tc>
+      </w:tr>
+      <w:tr>
+        <w:trPr>
+          <w:cantSplit/>
+        </w:trPr>
+        <w:tc>
+          <w:tcPr>
+            <w:tcW w:type="dxa" w:w="3628"/>
+            <w:tcBorders>
+              <w:top w:val="nil"/>
+              <w:left w:val="nil"/>
+              <w:bottom w:val="single" w:sz="4" w:space="0" w:color="D7DEE5"/>
+              <w:right w:val="nil"/>
+            </w:tcBorders>
+            <w:shd w:val="clear" w:color="auto" w:fill="F8FAFC"/>
+            <w:tcMar>
+              <w:top w:w="85" w:type="dxa"/>
+              <w:bottom w:w="85" w:type="dxa"/>
+              <w:left w:w="120" w:type="dxa"/>
+              <w:right w:w="120" w:type="dxa"/>
+            </w:tcMar>
+          </w:tcPr>
+          <w:p>
+            <w:pPr>
+              <w:spacing w:before="0" w:after="0" w:line="274" w:lineRule="auto"/>
+            </w:pPr>
+            <w:r>
+              <w:rPr>
+                <w:rFonts w:ascii="Aptos" w:hAnsi="Aptos" w:cs="Aptos" w:eastAsia="Aptos"/>
+                <w:b w:val="0"/>
+                <w:i w:val="0"/>
+                <w:color w:val="2B2B2B"/>
+                <w:sz w:val="17"/>
+              </w:rPr>
+              <w:t>O tipo é mais estreito do que a norma de conduta</w:t>
+            </w:r>
+          </w:p>
+        </w:tc>
+        <w:tc>
+          <w:tcPr>
+            <w:tcW w:type="dxa" w:w="5783"/>
+            <w:tcBorders>
+              <w:top w:val="nil"/>
+              <w:left w:val="nil"/>
+              <w:bottom w:val="single" w:sz="4" w:space="0" w:color="D7DEE5"/>
+              <w:right w:val="nil"/>
+            </w:tcBorders>
+            <w:shd w:val="clear" w:color="auto" w:fill="F8FAFC"/>
+            <w:tcMar>
+              <w:top w:w="85" w:type="dxa"/>
+              <w:bottom w:w="85" w:type="dxa"/>
+              <w:left w:w="120" w:type="dxa"/>
+              <w:right w:w="120" w:type="dxa"/>
+            </w:tcMar>
+          </w:tcPr>
+          <w:p>
+            <w:pPr>
+              <w:spacing w:before="0" w:after="0" w:line="274" w:lineRule="auto"/>
+            </w:pPr>
+            <w:r>
+              <w:rPr>
+                <w:rFonts w:ascii="Aptos" w:hAnsi="Aptos" w:cs="Aptos" w:eastAsia="Aptos"/>
+                <w:b w:val="0"/>
+                <w:i w:val="0"/>
+                <w:color w:val="2B2B2B"/>
+                <w:sz w:val="17"/>
+              </w:rPr>
+              <w:t>Fora das habitações o artigo 3.º seria norma imperfeita, sem sanção</w:t>
+            </w:r>
+          </w:p>
+        </w:tc>
+      </w:tr>
+      <w:tr>
+        <w:trPr>
+          <w:cantSplit/>
+        </w:trPr>
+        <w:tc>
+          <w:tcPr>
+            <w:tcW w:type="dxa" w:w="3628"/>
+            <w:tcBorders>
+              <w:top w:val="nil"/>
+              <w:left w:val="nil"/>
+              <w:bottom w:val="single" w:sz="4" w:space="0" w:color="D7DEE5"/>
+              <w:right w:val="nil"/>
+            </w:tcBorders>
+            <w:shd w:val="clear" w:color="auto" w:fill="FFFFFF"/>
+            <w:tcMar>
+              <w:top w:w="85" w:type="dxa"/>
+              <w:bottom w:w="85" w:type="dxa"/>
+              <w:left w:w="120" w:type="dxa"/>
+              <w:right w:w="120" w:type="dxa"/>
+            </w:tcMar>
+          </w:tcPr>
+          <w:p>
+            <w:pPr>
+              <w:spacing w:before="0" w:after="0" w:line="274" w:lineRule="auto"/>
+            </w:pPr>
+            <w:r>
+              <w:rPr>
+                <w:rFonts w:ascii="Aptos" w:hAnsi="Aptos" w:cs="Aptos" w:eastAsia="Aptos"/>
+                <w:b w:val="0"/>
+                <w:i w:val="0"/>
+                <w:color w:val="2B2B2B"/>
+                <w:sz w:val="17"/>
+              </w:rPr>
+              <w:t>O tipo revela o âmbito da norma de conduta</w:t>
+            </w:r>
+          </w:p>
+        </w:tc>
+        <w:tc>
+          <w:tcPr>
+            <w:tcW w:type="dxa" w:w="5783"/>
+            <w:tcBorders>
+              <w:top w:val="nil"/>
+              <w:left w:val="nil"/>
+              <w:bottom w:val="single" w:sz="4" w:space="0" w:color="D7DEE5"/>
+              <w:right w:val="nil"/>
+            </w:tcBorders>
+            <w:shd w:val="clear" w:color="auto" w:fill="FFFFFF"/>
+            <w:tcMar>
+              <w:top w:w="85" w:type="dxa"/>
+              <w:bottom w:w="85" w:type="dxa"/>
+              <w:left w:w="120" w:type="dxa"/>
+              <w:right w:w="120" w:type="dxa"/>
+            </w:tcMar>
+          </w:tcPr>
+          <w:p>
+            <w:pPr>
+              <w:spacing w:before="0" w:after="0" w:line="274" w:lineRule="auto"/>
+            </w:pPr>
+            <w:r>
+              <w:rPr>
+                <w:rFonts w:ascii="Aptos" w:hAnsi="Aptos" w:cs="Aptos" w:eastAsia="Aptos"/>
+                <w:b w:val="0"/>
+                <w:i w:val="0"/>
+                <w:color w:val="2B2B2B"/>
+                <w:sz w:val="17"/>
+              </w:rPr>
+              <w:t>O artigo 3.º só alcançaria habitações e terrenos anexos</w:t>
+            </w:r>
+          </w:p>
+        </w:tc>
+      </w:tr>
+    </w:tbl>
+    <w:p>
+      <w:pPr>
+        <w:spacing w:before="40" w:after="180" w:line="293" w:lineRule="auto"/>
+      </w:pPr>
+    </w:p>
+    <w:tbl>
+      <w:tblPr>
+        <w:tblW w:type="auto" w:w="0"/>
+        <w:jc w:val="center"/>
+        <w:tblBorders>
+          <w:top w:val="nil"/>
+          <w:left w:val="nil"/>
+          <w:bottom w:val="nil"/>
+          <w:right w:val="nil"/>
+          <w:insideH w:val="nil"/>
+          <w:insideV w:val="nil"/>
+        </w:tblBorders>
+        <w:tblLayout w:type="fixed"/>
+        <w:tblLook w:firstColumn="1" w:firstRow="1" w:lastColumn="0" w:lastRow="0" w:noHBand="0" w:noVBand="1" w:val="04A0"/>
+      </w:tblPr>
+      <w:tblGrid>
+        <w:gridCol w:w="9412"/>
+      </w:tblGrid>
+      <w:tr>
+        <w:trPr>
+          <w:cantSplit/>
+        </w:trPr>
+        <w:tc>
+          <w:tcPr>
+            <w:tcW w:type="dxa" w:w="9411"/>
+            <w:tcBorders>
+              <w:top w:val="nil"/>
+              <w:left w:val="single" w:sz="18" w:space="0" w:color="D8C9AE"/>
+              <w:bottom w:val="nil"/>
+              <w:right w:val="nil"/>
+            </w:tcBorders>
+            <w:shd w:val="clear" w:color="auto" w:fill="F7F4ED"/>
+            <w:tcMar>
+              <w:top w:w="130" w:type="dxa"/>
+              <w:bottom w:w="130" w:type="dxa"/>
+              <w:left w:w="200" w:type="dxa"/>
+              <w:right w:w="180" w:type="dxa"/>
+            </w:tcMar>
+          </w:tcPr>
+          <w:p>
+            <w:pPr>
+              <w:spacing w:before="0" w:after="0" w:line="293" w:lineRule="auto"/>
+              <w:jc w:val="both"/>
+            </w:pPr>
+            <w:r>
+              <w:rPr>
+                <w:rFonts w:ascii="Aptos" w:hAnsi="Aptos" w:cs="Aptos" w:eastAsia="Aptos"/>
+                <w:b w:val="0"/>
+                <w:i w:val="0"/>
+                <w:color w:val="2B2B2B"/>
+                <w:sz w:val="20"/>
+              </w:rPr>
+              <w:t xml:space="preserve">A conciliação está no </w:t>
+            </w:r>
+            <w:r>
+              <w:rPr>
+                <w:rFonts w:ascii="Aptos" w:hAnsi="Aptos" w:cs="Aptos" w:eastAsia="Aptos"/>
+                <w:b/>
+                <w:i w:val="0"/>
+                <w:color w:val="2B2B2B"/>
+                <w:sz w:val="20"/>
+              </w:rPr>
+              <w:t>n.º 5 do artigo 3.º</w:t>
+            </w:r>
+            <w:r>
+              <w:rPr>
+                <w:rFonts w:ascii="Aptos" w:hAnsi="Aptos" w:cs="Aptos" w:eastAsia="Aptos"/>
+                <w:b w:val="0"/>
+                <w:i w:val="0"/>
+                <w:color w:val="2B2B2B"/>
+                <w:sz w:val="20"/>
+              </w:rPr>
+              <w:t xml:space="preserve">, que dá um remédio administrativo — vistoria conjunta e notificação para remoção — </w:t>
+            </w:r>
+            <w:r>
+              <w:rPr>
+                <w:rFonts w:ascii="Aptos" w:hAnsi="Aptos" w:cs="Aptos" w:eastAsia="Aptos"/>
+                <w:b/>
+                <w:i w:val="0"/>
+                <w:color w:val="2B2B2B"/>
+                <w:sz w:val="20"/>
+              </w:rPr>
+              <w:t>sem o limitar a habitações</w:t>
+            </w:r>
+            <w:r>
+              <w:rPr>
+                <w:rFonts w:ascii="Aptos" w:hAnsi="Aptos" w:cs="Aptos" w:eastAsia="Aptos"/>
+                <w:b w:val="0"/>
+                <w:i w:val="0"/>
+                <w:color w:val="2B2B2B"/>
+                <w:sz w:val="20"/>
+              </w:rPr>
+              <w:t>. O legislador usou deliberadamente dois alcances: remédio administrativo em todo o campo da norma, coima apenas na habitação e no seu anexo. Não é lapso; é arquitetura.</w:t>
+            </w:r>
+          </w:p>
+        </w:tc>
+      </w:tr>
+    </w:tbl>
+    <w:p>
+      <w:pPr>
+        <w:spacing w:before="0" w:after="180" w:line="293" w:lineRule="auto"/>
+      </w:pPr>
+    </w:p>
+    <w:tbl>
+      <w:tblPr>
+        <w:tblW w:type="auto" w:w="0"/>
+        <w:jc w:val="center"/>
+        <w:tblBorders>
+          <w:top w:val="nil"/>
+          <w:left w:val="nil"/>
+          <w:bottom w:val="nil"/>
+          <w:right w:val="nil"/>
+          <w:insideH w:val="nil"/>
+          <w:insideV w:val="nil"/>
+        </w:tblBorders>
+        <w:tblLayout w:type="fixed"/>
+        <w:tblLook w:firstColumn="1" w:firstRow="1" w:lastColumn="0" w:lastRow="0" w:noHBand="0" w:noVBand="1" w:val="04A0"/>
+      </w:tblPr>
+      <w:tblGrid>
+        <w:gridCol w:w="9412"/>
+      </w:tblGrid>
+      <w:tr>
+        <w:trPr>
+          <w:cantSplit/>
+        </w:trPr>
+        <w:tc>
+          <w:tcPr>
+            <w:tcW w:type="dxa" w:w="9411"/>
+            <w:tcBorders>
+              <w:top w:val="nil"/>
+              <w:left w:val="single" w:sz="18" w:space="0" w:color="E0BEBA"/>
+              <w:bottom w:val="nil"/>
+              <w:right w:val="nil"/>
+            </w:tcBorders>
+            <w:shd w:val="clear" w:color="auto" w:fill="FAF2F1"/>
+            <w:tcMar>
+              <w:top w:w="130" w:type="dxa"/>
+              <w:bottom w:w="130" w:type="dxa"/>
+              <w:left w:w="200" w:type="dxa"/>
+              <w:right w:w="180" w:type="dxa"/>
+            </w:tcMar>
+          </w:tcPr>
+          <w:p>
+            <w:pPr>
+              <w:spacing w:before="0" w:after="0" w:line="293" w:lineRule="auto"/>
+              <w:jc w:val="both"/>
+            </w:pPr>
+            <w:r>
+              <w:rPr>
+                <w:rFonts w:ascii="Aptos" w:hAnsi="Aptos" w:cs="Aptos" w:eastAsia="Aptos"/>
+                <w:b/>
+                <w:i w:val="0"/>
+                <w:color w:val="2B2B2B"/>
+                <w:sz w:val="19"/>
+              </w:rPr>
+              <w:t>Observação, sem atenuação.</w:t>
+            </w:r>
+            <w:r>
+              <w:rPr>
+                <w:rFonts w:ascii="Aptos" w:hAnsi="Aptos" w:cs="Aptos" w:eastAsia="Aptos"/>
+                <w:b w:val="0"/>
+                <w:i w:val="0"/>
+                <w:color w:val="2B2B2B"/>
+                <w:sz w:val="19"/>
+              </w:rPr>
+              <w:t xml:space="preserve"> Isto confirma que o artigo 3.º foi pensado a partir da casa, mas </w:t>
+            </w:r>
+            <w:r>
+              <w:rPr>
+                <w:rFonts w:ascii="Aptos" w:hAnsi="Aptos" w:cs="Aptos" w:eastAsia="Aptos"/>
+                <w:b/>
+                <w:i w:val="0"/>
+                <w:color w:val="2B2B2B"/>
+                <w:sz w:val="19"/>
+              </w:rPr>
+              <w:t>não</w:t>
+            </w:r>
+            <w:r>
+              <w:rPr>
+                <w:rFonts w:ascii="Aptos" w:hAnsi="Aptos" w:cs="Aptos" w:eastAsia="Aptos"/>
+                <w:b w:val="0"/>
+                <w:i w:val="0"/>
+                <w:color w:val="2B2B2B"/>
+                <w:sz w:val="19"/>
+              </w:rPr>
+              <w:t xml:space="preserve"> exclui que a norma de conduta alcance mais — como o ponto 9.1 demonstrou, ela alcança quem quer que aloje. O que a al. c) revela é onde o legislador entendeu que valia a pena punir, não onde entendeu que a norma se aplica. A consequência prática desta assimetria está tratada nos pontos 15.5 e 15.7.</w:t>
+            </w:r>
+          </w:p>
+        </w:tc>
+      </w:tr>
+    </w:tbl>
+    <w:p>
+      <w:pPr>
+        <w:spacing w:before="0" w:after="180" w:line="293" w:lineRule="auto"/>
+      </w:pPr>
+    </w:p>
+    <w:p>
+      <w:pPr>
+        <w:keepNext/>
+        <w:spacing w:before="260" w:after="80" w:line="293" w:lineRule="auto"/>
+      </w:pPr>
+      <w:r>
+        <w:rPr>
+          <w:rFonts w:ascii="Aptos" w:hAnsi="Aptos" w:cs="Aptos" w:eastAsia="Aptos"/>
+          <w:b/>
+          <w:i w:val="0"/>
+          <w:color w:val="7C8894"/>
+          <w:sz w:val="21"/>
+        </w:rPr>
+        <w:t xml:space="preserve">9.4  </w:t>
       </w:r>
       <w:r>
         <w:rPr>
@@ -15848,7 +16824,7 @@
                 <w:color w:val="2B2B2B"/>
                 <w:sz w:val="17"/>
               </w:rPr>
-              <w:t>Em aberto</w:t>
+              <w:t>Respondida — capítulo 9</w:t>
             </w:r>
           </w:p>
         </w:tc>

--- a/criador informal/Estudo_Limites_por_Fogo.docx
+++ b/criador informal/Estudo_Limites_por_Fogo.docx
@@ -6008,8 +6008,81 @@
           <w:color w:val="2B2B2B"/>
           <w:sz w:val="20"/>
         </w:rPr>
-        <w:t>O artigo 3.º do Decreto-Lei n.º 314/2003 é executado pela câmara municipal, com o delegado de saúde e o médico veterinário municipal, e sancionado pelo diretor-geral. O Decreto-Lei n.º 276/2001 assenta na mera comunicação prévia à DGAV. Desde a revogação dos n.ºs 2 a 10 do seu artigo 3.º pelo Decreto-Lei n.º 260/2012 não existe momento procedimental em que as duas autoridades se encontrem.</w:t>
+        <w:t>O artigo 3.º do Decreto-Lei n.º 314/2003 é executado pela câmara municipal, com o delegado de saúde e o médico veterinário municipal, e sancionado pelo diretor-geral. O Decreto-Lei n.º 276/2001 assenta na mera comunicação prévia à DGAV. Desde a revogação dos n.ºs 2 a 10 do seu artigo 3.º pelo Decreto-Lei n.º 260/2012 não existe momento procedimental, na fase de fiscalização e remoção, em que as duas autoridades se encontrem.</w:t>
       </w:r>
+    </w:p>
+    <w:tbl>
+      <w:tblPr>
+        <w:tblW w:type="auto" w:w="0"/>
+        <w:jc w:val="center"/>
+        <w:tblBorders>
+          <w:top w:val="nil"/>
+          <w:left w:val="nil"/>
+          <w:bottom w:val="nil"/>
+          <w:right w:val="nil"/>
+          <w:insideH w:val="nil"/>
+          <w:insideV w:val="nil"/>
+        </w:tblBorders>
+        <w:tblLayout w:type="fixed"/>
+        <w:tblLook w:firstColumn="1" w:firstRow="1" w:lastColumn="0" w:lastRow="0" w:noHBand="0" w:noVBand="1" w:val="04A0"/>
+      </w:tblPr>
+      <w:tblGrid>
+        <w:gridCol w:w="9412"/>
+      </w:tblGrid>
+      <w:tr>
+        <w:trPr>
+          <w:cantSplit/>
+        </w:trPr>
+        <w:tc>
+          <w:tcPr>
+            <w:tcW w:type="dxa" w:w="9411"/>
+            <w:tcBorders>
+              <w:top w:val="nil"/>
+              <w:left w:val="single" w:sz="18" w:space="0" w:color="E0BEBA"/>
+              <w:bottom w:val="nil"/>
+              <w:right w:val="nil"/>
+            </w:tcBorders>
+            <w:shd w:val="clear" w:color="auto" w:fill="FAF2F1"/>
+            <w:tcMar>
+              <w:top w:w="130" w:type="dxa"/>
+              <w:bottom w:w="130" w:type="dxa"/>
+              <w:left w:w="200" w:type="dxa"/>
+              <w:right w:w="180" w:type="dxa"/>
+            </w:tcMar>
+          </w:tcPr>
+          <w:p>
+            <w:pPr>
+              <w:spacing w:before="0" w:after="0" w:line="293" w:lineRule="auto"/>
+              <w:jc w:val="both"/>
+            </w:pPr>
+            <w:r>
+              <w:rPr>
+                <w:rFonts w:ascii="Aptos" w:hAnsi="Aptos" w:cs="Aptos" w:eastAsia="Aptos"/>
+                <w:b/>
+                <w:i w:val="0"/>
+                <w:color w:val="2B2B2B"/>
+                <w:sz w:val="19"/>
+              </w:rPr>
+              <w:t>Precisão.</w:t>
+            </w:r>
+            <w:r>
+              <w:rPr>
+                <w:rFonts w:ascii="Aptos" w:hAnsi="Aptos" w:cs="Aptos" w:eastAsia="Aptos"/>
+                <w:b w:val="0"/>
+                <w:i w:val="0"/>
+                <w:color w:val="2B2B2B"/>
+                <w:sz w:val="19"/>
+              </w:rPr>
+              <w:t xml:space="preserve"> Na fase sancionatória encontram-se. A al. c) do n.º 3 do artigo 14.º do Decreto-Lei n.º 314/2003 é punível pelo diretor-geral, e o artigo 70.º do Decreto-Lei n.º 276/2001 comete à DGAV a instrução e ao seu diretor-geral a aplicação das coimas. É a mesma entidade. O que não coincide é a fiscalização, municipal num caso e da DGAV no outro. O ponto 9.5 retira daqui as consequências.</w:t>
+            </w:r>
+          </w:p>
+        </w:tc>
+      </w:tr>
+    </w:tbl>
+    <w:p>
+      <w:pPr>
+        <w:spacing w:before="0" w:after="180" w:line="293" w:lineRule="auto"/>
+      </w:pPr>
     </w:p>
     <w:p>
       <w:pPr>
@@ -9080,6 +9153,656 @@
           <w:sz w:val="21"/>
         </w:rPr>
         <w:t xml:space="preserve">9.4  </w:t>
+      </w:r>
+      <w:r>
+        <w:rPr>
+          <w:rFonts w:ascii="Aptos" w:hAnsi="Aptos" w:cs="Aptos" w:eastAsia="Aptos"/>
+          <w:b/>
+          <w:i w:val="0"/>
+          <w:color w:val="35506B"/>
+          <w:sz w:val="21"/>
+        </w:rPr>
+        <w:t>Concurso de contraordenações</w:t>
+      </w:r>
+    </w:p>
+    <w:p>
+      <w:pPr>
+        <w:spacing w:before="0" w:after="140" w:line="293" w:lineRule="auto"/>
+        <w:jc w:val="both"/>
+      </w:pPr>
+      <w:r>
+        <w:rPr>
+          <w:rFonts w:ascii="Aptos" w:hAnsi="Aptos" w:cs="Aptos" w:eastAsia="Aptos"/>
+          <w:b w:val="0"/>
+          <w:i w:val="0"/>
+          <w:color w:val="2B2B2B"/>
+          <w:sz w:val="20"/>
+        </w:rPr>
+        <w:t>Havendo excesso de animais num alojamento registado, há concurso entre o artigo 14.º do Decreto-Lei n.º 314/2003 e o regime sancionatório do Decreto-Lei n.º 276/2001, ou consunção? A pergunta tem uma premissa que o ponto 9.3 já removeu.</w:t>
+      </w:r>
+    </w:p>
+    <w:tbl>
+      <w:tblPr>
+        <w:tblW w:type="auto" w:w="0"/>
+        <w:jc w:val="center"/>
+        <w:tblBorders>
+          <w:top w:val="nil"/>
+          <w:left w:val="nil"/>
+          <w:bottom w:val="nil"/>
+          <w:right w:val="nil"/>
+          <w:insideH w:val="nil"/>
+          <w:insideV w:val="nil"/>
+        </w:tblBorders>
+        <w:tblLayout w:type="fixed"/>
+        <w:tblLook w:firstColumn="1" w:firstRow="1" w:lastColumn="0" w:lastRow="0" w:noHBand="0" w:noVBand="1" w:val="04A0"/>
+      </w:tblPr>
+      <w:tblGrid>
+        <w:gridCol w:w="9412"/>
+      </w:tblGrid>
+      <w:tr>
+        <w:trPr>
+          <w:cantSplit/>
+        </w:trPr>
+        <w:tc>
+          <w:tcPr>
+            <w:tcW w:type="dxa" w:w="9411"/>
+            <w:tcBorders>
+              <w:top w:val="nil"/>
+              <w:left w:val="single" w:sz="18" w:space="0" w:color="D8C9AE"/>
+              <w:bottom w:val="nil"/>
+              <w:right w:val="nil"/>
+            </w:tcBorders>
+            <w:shd w:val="clear" w:color="auto" w:fill="F7F4ED"/>
+            <w:tcMar>
+              <w:top w:w="130" w:type="dxa"/>
+              <w:bottom w:w="130" w:type="dxa"/>
+              <w:left w:w="200" w:type="dxa"/>
+              <w:right w:w="180" w:type="dxa"/>
+            </w:tcMar>
+          </w:tcPr>
+          <w:p>
+            <w:pPr>
+              <w:spacing w:before="0" w:after="0" w:line="293" w:lineRule="auto"/>
+              <w:jc w:val="both"/>
+            </w:pPr>
+            <w:r>
+              <w:rPr>
+                <w:rFonts w:ascii="Aptos" w:hAnsi="Aptos" w:cs="Aptos" w:eastAsia="Aptos"/>
+                <w:b w:val="0"/>
+                <w:i w:val="0"/>
+                <w:color w:val="2B2B2B"/>
+                <w:sz w:val="20"/>
+              </w:rPr>
+              <w:t xml:space="preserve">Num alojamento dotado das instalações individualizadas do artigo 25.º, </w:t>
+            </w:r>
+            <w:r>
+              <w:rPr>
+                <w:rFonts w:ascii="Aptos" w:hAnsi="Aptos" w:cs="Aptos" w:eastAsia="Aptos"/>
+                <w:b/>
+                <w:i w:val="0"/>
+                <w:color w:val="2B2B2B"/>
+                <w:sz w:val="20"/>
+              </w:rPr>
+              <w:t>não há concurso — falta um dos tipos</w:t>
+            </w:r>
+            <w:r>
+              <w:rPr>
+                <w:rFonts w:ascii="Aptos" w:hAnsi="Aptos" w:cs="Aptos" w:eastAsia="Aptos"/>
+                <w:b w:val="0"/>
+                <w:i w:val="0"/>
+                <w:color w:val="2B2B2B"/>
+                <w:sz w:val="20"/>
+              </w:rPr>
+              <w:t>. A al. c) do n.º 3 do artigo 14.º exige «habitações e terrenos anexos», e o alojamento não o é. A questão só vive no caso residual e, parcialmente, no prédio misto.</w:t>
+            </w:r>
+          </w:p>
+        </w:tc>
+      </w:tr>
+    </w:tbl>
+    <w:p>
+      <w:pPr>
+        <w:spacing w:before="0" w:after="180" w:line="293" w:lineRule="auto"/>
+      </w:pPr>
+    </w:p>
+    <w:p>
+      <w:pPr>
+        <w:keepNext/>
+        <w:spacing w:before="200" w:after="60" w:line="293" w:lineRule="auto"/>
+      </w:pPr>
+      <w:r>
+        <w:rPr>
+          <w:rFonts w:ascii="Aptos" w:hAnsi="Aptos" w:cs="Aptos" w:eastAsia="Aptos"/>
+          <w:b/>
+          <w:i w:val="0"/>
+          <w:color w:val="5C7891"/>
+          <w:sz w:val="19"/>
+        </w:rPr>
+        <w:t>Onde vive, a resposta é concurso efetivo</w:t>
+      </w:r>
+    </w:p>
+    <w:p>
+      <w:pPr>
+        <w:spacing w:before="0" w:after="100" w:line="293" w:lineRule="auto"/>
+        <w:ind w:left="408" w:hanging="408"/>
+        <w:jc w:val="both"/>
+      </w:pPr>
+      <w:r>
+        <w:rPr>
+          <w:rFonts w:ascii="Aptos" w:hAnsi="Aptos" w:cs="Aptos" w:eastAsia="Aptos"/>
+          <w:b/>
+          <w:i w:val="0"/>
+          <w:color w:val="5C7891"/>
+          <w:sz w:val="20"/>
+        </w:rPr>
+        <w:t>1.</w:t>
+        <w:tab/>
+      </w:r>
+      <w:r>
+        <w:rPr>
+          <w:rFonts w:ascii="Aptos" w:hAnsi="Aptos" w:cs="Aptos" w:eastAsia="Aptos"/>
+          <w:b/>
+          <w:i w:val="0"/>
+          <w:color w:val="2B2B2B"/>
+          <w:sz w:val="20"/>
+        </w:rPr>
+        <w:t>Os bens jurídicos são distintos.</w:t>
+      </w:r>
+      <w:r>
+        <w:rPr>
+          <w:rFonts w:ascii="Aptos" w:hAnsi="Aptos" w:cs="Aptos" w:eastAsia="Aptos"/>
+          <w:b w:val="0"/>
+          <w:i w:val="0"/>
+          <w:color w:val="2B2B2B"/>
+          <w:sz w:val="20"/>
+        </w:rPr>
+        <w:t xml:space="preserve"> O n.º 1 do artigo 3.º protege a salubridade e a prevenção de «doenças transmissíveis ao homem»; o Decreto-Lei n.º 276/2001 protege o bem-estar animal. Não há relação de especialidade nem de consunção entre eles.</w:t>
+      </w:r>
+    </w:p>
+    <w:p>
+      <w:pPr>
+        <w:spacing w:before="0" w:after="100" w:line="293" w:lineRule="auto"/>
+        <w:ind w:left="408" w:hanging="408"/>
+        <w:jc w:val="both"/>
+      </w:pPr>
+      <w:r>
+        <w:rPr>
+          <w:rFonts w:ascii="Aptos" w:hAnsi="Aptos" w:cs="Aptos" w:eastAsia="Aptos"/>
+          <w:b/>
+          <w:i w:val="0"/>
+          <w:color w:val="5C7891"/>
+          <w:sz w:val="20"/>
+        </w:rPr>
+        <w:t>2.</w:t>
+        <w:tab/>
+      </w:r>
+      <w:r>
+        <w:rPr>
+          <w:rFonts w:ascii="Aptos" w:hAnsi="Aptos" w:cs="Aptos" w:eastAsia="Aptos"/>
+          <w:b/>
+          <w:i w:val="0"/>
+          <w:color w:val="2B2B2B"/>
+          <w:sz w:val="20"/>
+        </w:rPr>
+        <w:t>O legislador soube escrever a cláusula de subsidiariedade — e não a pôs onde interessa.</w:t>
+      </w:r>
+      <w:r>
+        <w:rPr>
+          <w:rFonts w:ascii="Aptos" w:hAnsi="Aptos" w:cs="Aptos" w:eastAsia="Aptos"/>
+          <w:b w:val="0"/>
+          <w:i w:val="0"/>
+          <w:color w:val="2B2B2B"/>
+          <w:sz w:val="20"/>
+        </w:rPr>
+        <w:t xml:space="preserve"> O n.º 1 e o n.º 2 do artigo 14.º terminam com «salvo se sanção mais grave não lhe for aplicável por legislação especial». O n.º 3, onde está a al. c), </w:t>
+      </w:r>
+      <w:r>
+        <w:rPr>
+          <w:rFonts w:ascii="Aptos" w:hAnsi="Aptos" w:cs="Aptos" w:eastAsia="Aptos"/>
+          <w:b/>
+          <w:i w:val="0"/>
+          <w:color w:val="2B2B2B"/>
+          <w:sz w:val="20"/>
+        </w:rPr>
+        <w:t>não tem essa cláusula</w:t>
+      </w:r>
+      <w:r>
+        <w:rPr>
+          <w:rFonts w:ascii="Aptos" w:hAnsi="Aptos" w:cs="Aptos" w:eastAsia="Aptos"/>
+          <w:b w:val="0"/>
+          <w:i w:val="0"/>
+          <w:color w:val="2B2B2B"/>
+          <w:sz w:val="20"/>
+        </w:rPr>
+        <w:t>. Onde a quis, escreveu-a duas vezes; onde não a escreveu, não a quis.</w:t>
+      </w:r>
+    </w:p>
+    <w:p>
+      <w:pPr>
+        <w:spacing w:before="0" w:after="100" w:line="293" w:lineRule="auto"/>
+        <w:ind w:left="408" w:hanging="408"/>
+        <w:jc w:val="both"/>
+      </w:pPr>
+      <w:r>
+        <w:rPr>
+          <w:rFonts w:ascii="Aptos" w:hAnsi="Aptos" w:cs="Aptos" w:eastAsia="Aptos"/>
+          <w:b/>
+          <w:i w:val="0"/>
+          <w:color w:val="5C7891"/>
+          <w:sz w:val="20"/>
+        </w:rPr>
+        <w:t>3.</w:t>
+        <w:tab/>
+      </w:r>
+      <w:r>
+        <w:rPr>
+          <w:rFonts w:ascii="Aptos" w:hAnsi="Aptos" w:cs="Aptos" w:eastAsia="Aptos"/>
+          <w:b/>
+          <w:i w:val="0"/>
+          <w:color w:val="2B2B2B"/>
+          <w:sz w:val="20"/>
+        </w:rPr>
+        <w:t>O regime do concurso é de cúmulo, não de consunção</w:t>
+      </w:r>
+      <w:r>
+        <w:rPr>
+          <w:rFonts w:ascii="Aptos" w:hAnsi="Aptos" w:cs="Aptos" w:eastAsia="Aptos"/>
+          <w:b w:val="0"/>
+          <w:i w:val="0"/>
+          <w:color w:val="2B2B2B"/>
+          <w:sz w:val="20"/>
+        </w:rPr>
+        <w:t>, nos termos do artigo 19.º do Regime Geral das Contra-Ordenações.</w:t>
+      </w:r>
+    </w:p>
+    <w:tbl>
+      <w:tblPr>
+        <w:tblW w:type="auto" w:w="0"/>
+        <w:jc w:val="center"/>
+        <w:tblBorders>
+          <w:top w:val="nil"/>
+          <w:left w:val="nil"/>
+          <w:bottom w:val="nil"/>
+          <w:right w:val="nil"/>
+          <w:insideH w:val="nil"/>
+          <w:insideV w:val="nil"/>
+        </w:tblBorders>
+        <w:tblLayout w:type="fixed"/>
+        <w:tblLook w:firstColumn="1" w:firstRow="1" w:lastColumn="0" w:lastRow="0" w:noHBand="0" w:noVBand="1" w:val="04A0"/>
+      </w:tblPr>
+      <w:tblGrid>
+        <w:gridCol w:w="9412"/>
+      </w:tblGrid>
+      <w:tr>
+        <w:trPr>
+          <w:cantSplit/>
+        </w:trPr>
+        <w:tc>
+          <w:tcPr>
+            <w:tcW w:type="dxa" w:w="9411"/>
+            <w:tcBorders>
+              <w:top w:val="nil"/>
+              <w:left w:val="single" w:sz="18" w:space="0" w:color="A9C2D8"/>
+              <w:bottom w:val="nil"/>
+              <w:right w:val="nil"/>
+            </w:tcBorders>
+            <w:shd w:val="clear" w:color="auto" w:fill="F3F6F9"/>
+            <w:tcMar>
+              <w:top w:w="130" w:type="dxa"/>
+              <w:bottom w:w="130" w:type="dxa"/>
+              <w:left w:w="200" w:type="dxa"/>
+              <w:right w:w="180" w:type="dxa"/>
+            </w:tcMar>
+          </w:tcPr>
+          <w:p>
+            <w:pPr>
+              <w:spacing w:before="0" w:after="80" w:line="293" w:lineRule="auto"/>
+              <w:jc w:val="both"/>
+            </w:pPr>
+            <w:r>
+              <w:rPr>
+                <w:rFonts w:ascii="Aptos" w:hAnsi="Aptos" w:cs="Aptos" w:eastAsia="Aptos"/>
+                <w:b w:val="0"/>
+                <w:i/>
+                <w:color w:val="2B2B2B"/>
+                <w:sz w:val="19"/>
+              </w:rPr>
+              <w:t>1 — Quem tiver praticado várias contra-ordenações é punido com uma coima cujo limite máximo resulta da soma das coimas concretamente aplicadas às infracções em concurso.</w:t>
+            </w:r>
+          </w:p>
+          <w:p>
+            <w:pPr>
+              <w:spacing w:before="0" w:after="80" w:line="293" w:lineRule="auto"/>
+              <w:jc w:val="both"/>
+            </w:pPr>
+            <w:r>
+              <w:rPr>
+                <w:rFonts w:ascii="Aptos" w:hAnsi="Aptos" w:cs="Aptos" w:eastAsia="Aptos"/>
+                <w:b w:val="0"/>
+                <w:i/>
+                <w:color w:val="2B2B2B"/>
+                <w:sz w:val="19"/>
+              </w:rPr>
+              <w:t>2 — A coima aplicável não pode exceder o dobro do limite máximo mais elevado das contra-ordenações em concurso.</w:t>
+            </w:r>
+          </w:p>
+          <w:p>
+            <w:pPr>
+              <w:spacing w:before="0" w:after="0" w:line="293" w:lineRule="auto"/>
+              <w:jc w:val="both"/>
+            </w:pPr>
+            <w:r>
+              <w:rPr>
+                <w:rFonts w:ascii="Aptos" w:hAnsi="Aptos" w:cs="Aptos" w:eastAsia="Aptos"/>
+                <w:b w:val="0"/>
+                <w:i/>
+                <w:color w:val="2B2B2B"/>
+                <w:sz w:val="19"/>
+              </w:rPr>
+              <w:t>3 — A coima a aplicar não pode ser inferior à mais elevada das coimas concretamente aplicadas às várias contra-ordenações.</w:t>
+            </w:r>
+          </w:p>
+          <w:p>
+            <w:pPr>
+              <w:spacing w:before="120" w:after="0" w:line="293" w:lineRule="auto"/>
+            </w:pPr>
+            <w:r>
+              <w:rPr>
+                <w:rFonts w:ascii="Aptos" w:hAnsi="Aptos" w:cs="Aptos" w:eastAsia="Aptos"/>
+                <w:b w:val="0"/>
+                <w:i w:val="0"/>
+                <w:color w:val="7C8894"/>
+                <w:sz w:val="15"/>
+              </w:rPr>
+              <w:t>Artigo 19.º do Decreto-Lei n.º 433/82, na redação do Decreto-Lei n.º 244/95, de 14 de setembro, conferido no Diário da República n.º 213, I série-A, a páginas 5783</w:t>
+            </w:r>
+          </w:p>
+        </w:tc>
+      </w:tr>
+    </w:tbl>
+    <w:p>
+      <w:pPr>
+        <w:spacing w:before="0" w:after="180" w:line="293" w:lineRule="auto"/>
+      </w:pPr>
+    </w:p>
+    <w:tbl>
+      <w:tblPr>
+        <w:tblW w:type="auto" w:w="0"/>
+        <w:jc w:val="center"/>
+        <w:tblBorders>
+          <w:top w:val="nil"/>
+          <w:left w:val="nil"/>
+          <w:bottom w:val="nil"/>
+          <w:right w:val="nil"/>
+          <w:insideH w:val="nil"/>
+          <w:insideV w:val="nil"/>
+        </w:tblBorders>
+        <w:tblLayout w:type="fixed"/>
+        <w:tblLook w:firstColumn="1" w:firstRow="1" w:lastColumn="0" w:lastRow="0" w:noHBand="0" w:noVBand="1" w:val="04A0"/>
+      </w:tblPr>
+      <w:tblGrid>
+        <w:gridCol w:w="9412"/>
+      </w:tblGrid>
+      <w:tr>
+        <w:trPr>
+          <w:cantSplit/>
+        </w:trPr>
+        <w:tc>
+          <w:tcPr>
+            <w:tcW w:type="dxa" w:w="9411"/>
+            <w:tcBorders>
+              <w:top w:val="nil"/>
+              <w:left w:val="single" w:sz="18" w:space="0" w:color="E0BEBA"/>
+              <w:bottom w:val="nil"/>
+              <w:right w:val="nil"/>
+            </w:tcBorders>
+            <w:shd w:val="clear" w:color="auto" w:fill="FAF2F1"/>
+            <w:tcMar>
+              <w:top w:w="130" w:type="dxa"/>
+              <w:bottom w:w="130" w:type="dxa"/>
+              <w:left w:w="200" w:type="dxa"/>
+              <w:right w:w="180" w:type="dxa"/>
+            </w:tcMar>
+          </w:tcPr>
+          <w:p>
+            <w:pPr>
+              <w:spacing w:before="0" w:after="0" w:line="293" w:lineRule="auto"/>
+              <w:jc w:val="both"/>
+            </w:pPr>
+            <w:r>
+              <w:rPr>
+                <w:rFonts w:ascii="Aptos" w:hAnsi="Aptos" w:cs="Aptos" w:eastAsia="Aptos"/>
+                <w:b/>
+                <w:i w:val="0"/>
+                <w:color w:val="2B2B2B"/>
+                <w:sz w:val="19"/>
+              </w:rPr>
+              <w:t>Advertência de fonte.</w:t>
+            </w:r>
+            <w:r>
+              <w:rPr>
+                <w:rFonts w:ascii="Aptos" w:hAnsi="Aptos" w:cs="Aptos" w:eastAsia="Aptos"/>
+                <w:b w:val="0"/>
+                <w:i w:val="0"/>
+                <w:color w:val="2B2B2B"/>
+                <w:sz w:val="19"/>
+              </w:rPr>
+              <w:t xml:space="preserve"> A redação originária deste artigo, publicada em 1982, dizia o contrário: «se o mesmo facto violar várias leis pelas quais deve ser punido como contra-ordenação […] aplicar-se-á uma única coima» e «aplicar-se-á a lei que comine a coima mais elevada». Foi inteiramente substituída em 1995. Quem cite o Regime Geral das Contra-Ordenações pela sua publicação originária cita norma revogada — o que confirma o corolário da regra do ponto 18.2: a consolidação serve para saber </w:t>
+            </w:r>
+            <w:r>
+              <w:rPr>
+                <w:rFonts w:ascii="Aptos" w:hAnsi="Aptos" w:cs="Aptos" w:eastAsia="Aptos"/>
+                <w:b/>
+                <w:i w:val="0"/>
+                <w:color w:val="2B2B2B"/>
+                <w:sz w:val="19"/>
+              </w:rPr>
+              <w:t>quais</w:t>
+            </w:r>
+            <w:r>
+              <w:rPr>
+                <w:rFonts w:ascii="Aptos" w:hAnsi="Aptos" w:cs="Aptos" w:eastAsia="Aptos"/>
+                <w:b w:val="0"/>
+                <w:i w:val="0"/>
+                <w:color w:val="2B2B2B"/>
+                <w:sz w:val="19"/>
+              </w:rPr>
+              <w:t xml:space="preserve"> os diários a ler, e o diário para citar.</w:t>
+            </w:r>
+          </w:p>
+        </w:tc>
+      </w:tr>
+    </w:tbl>
+    <w:p>
+      <w:pPr>
+        <w:spacing w:before="0" w:after="180" w:line="293" w:lineRule="auto"/>
+      </w:pPr>
+    </w:p>
+    <w:p>
+      <w:pPr>
+        <w:keepNext/>
+        <w:spacing w:before="200" w:after="60" w:line="293" w:lineRule="auto"/>
+      </w:pPr>
+      <w:r>
+        <w:rPr>
+          <w:rFonts w:ascii="Aptos" w:hAnsi="Aptos" w:cs="Aptos" w:eastAsia="Aptos"/>
+          <w:b/>
+          <w:i w:val="0"/>
+          <w:color w:val="5C7891"/>
+          <w:sz w:val="19"/>
+        </w:rPr>
+        <w:t>Um atrito por resolver</w:t>
+      </w:r>
+    </w:p>
+    <w:tbl>
+      <w:tblPr>
+        <w:tblW w:type="auto" w:w="0"/>
+        <w:jc w:val="center"/>
+        <w:tblBorders>
+          <w:top w:val="nil"/>
+          <w:left w:val="nil"/>
+          <w:bottom w:val="nil"/>
+          <w:right w:val="nil"/>
+          <w:insideH w:val="nil"/>
+          <w:insideV w:val="nil"/>
+        </w:tblBorders>
+        <w:tblLayout w:type="fixed"/>
+        <w:tblLook w:firstColumn="1" w:firstRow="1" w:lastColumn="0" w:lastRow="0" w:noHBand="0" w:noVBand="1" w:val="04A0"/>
+      </w:tblPr>
+      <w:tblGrid>
+        <w:gridCol w:w="9412"/>
+      </w:tblGrid>
+      <w:tr>
+        <w:trPr>
+          <w:cantSplit/>
+        </w:trPr>
+        <w:tc>
+          <w:tcPr>
+            <w:tcW w:type="dxa" w:w="9411"/>
+            <w:tcBorders>
+              <w:top w:val="nil"/>
+              <w:left w:val="single" w:sz="18" w:space="0" w:color="E0BEBA"/>
+              <w:bottom w:val="nil"/>
+              <w:right w:val="nil"/>
+            </w:tcBorders>
+            <w:shd w:val="clear" w:color="auto" w:fill="FAF2F1"/>
+            <w:tcMar>
+              <w:top w:w="130" w:type="dxa"/>
+              <w:bottom w:w="130" w:type="dxa"/>
+              <w:left w:w="200" w:type="dxa"/>
+              <w:right w:w="180" w:type="dxa"/>
+            </w:tcMar>
+          </w:tcPr>
+          <w:p>
+            <w:pPr>
+              <w:spacing w:before="0" w:after="0" w:line="293" w:lineRule="auto"/>
+              <w:jc w:val="both"/>
+            </w:pPr>
+            <w:r>
+              <w:rPr>
+                <w:rFonts w:ascii="Aptos" w:hAnsi="Aptos" w:cs="Aptos" w:eastAsia="Aptos"/>
+                <w:b w:val="0"/>
+                <w:i w:val="0"/>
+                <w:color w:val="2B2B2B"/>
+                <w:sz w:val="19"/>
+              </w:rPr>
+              <w:t xml:space="preserve">As contraordenações do Decreto-Lei n.º 276/2001 são </w:t>
+            </w:r>
+            <w:r>
+              <w:rPr>
+                <w:rFonts w:ascii="Aptos" w:hAnsi="Aptos" w:cs="Aptos" w:eastAsia="Aptos"/>
+                <w:b/>
+                <w:i w:val="0"/>
+                <w:color w:val="2B2B2B"/>
+                <w:sz w:val="19"/>
+              </w:rPr>
+              <w:t>económicas</w:t>
+            </w:r>
+            <w:r>
+              <w:rPr>
+                <w:rFonts w:ascii="Aptos" w:hAnsi="Aptos" w:cs="Aptos" w:eastAsia="Aptos"/>
+                <w:b w:val="0"/>
+                <w:i w:val="0"/>
+                <w:color w:val="2B2B2B"/>
+                <w:sz w:val="19"/>
+              </w:rPr>
+              <w:t>, punidas nos termos do Regime Jurídico das Contraordenações Económicas; as do Decreto-Lei n.º 314/2003 seguem o regime geral. O cúmulo entre uma contraordenação económica e uma contraordenação comum não está expressamente regulado. Fica assinalado como ponto por esclarecer.</w:t>
+            </w:r>
+          </w:p>
+        </w:tc>
+      </w:tr>
+    </w:tbl>
+    <w:p>
+      <w:pPr>
+        <w:spacing w:before="0" w:after="180" w:line="293" w:lineRule="auto"/>
+      </w:pPr>
+    </w:p>
+    <w:tbl>
+      <w:tblPr>
+        <w:tblW w:type="auto" w:w="0"/>
+        <w:jc w:val="center"/>
+        <w:tblBorders>
+          <w:top w:val="nil"/>
+          <w:left w:val="nil"/>
+          <w:bottom w:val="nil"/>
+          <w:right w:val="nil"/>
+          <w:insideH w:val="nil"/>
+          <w:insideV w:val="nil"/>
+        </w:tblBorders>
+        <w:tblLayout w:type="fixed"/>
+        <w:tblLook w:firstColumn="1" w:firstRow="1" w:lastColumn="0" w:lastRow="0" w:noHBand="0" w:noVBand="1" w:val="04A0"/>
+      </w:tblPr>
+      <w:tblGrid>
+        <w:gridCol w:w="9412"/>
+      </w:tblGrid>
+      <w:tr>
+        <w:trPr>
+          <w:cantSplit/>
+        </w:trPr>
+        <w:tc>
+          <w:tcPr>
+            <w:tcW w:type="dxa" w:w="9411"/>
+            <w:tcBorders>
+              <w:top w:val="nil"/>
+              <w:left w:val="single" w:sz="18" w:space="0" w:color="D8C9AE"/>
+              <w:bottom w:val="nil"/>
+              <w:right w:val="nil"/>
+            </w:tcBorders>
+            <w:shd w:val="clear" w:color="auto" w:fill="F7F4ED"/>
+            <w:tcMar>
+              <w:top w:w="130" w:type="dxa"/>
+              <w:bottom w:w="130" w:type="dxa"/>
+              <w:left w:w="200" w:type="dxa"/>
+              <w:right w:w="180" w:type="dxa"/>
+            </w:tcMar>
+          </w:tcPr>
+          <w:p>
+            <w:pPr>
+              <w:spacing w:before="0" w:after="0" w:line="293" w:lineRule="auto"/>
+              <w:jc w:val="both"/>
+            </w:pPr>
+            <w:r>
+              <w:rPr>
+                <w:rFonts w:ascii="Aptos" w:hAnsi="Aptos" w:cs="Aptos" w:eastAsia="Aptos"/>
+                <w:b/>
+                <w:i w:val="0"/>
+                <w:color w:val="2B2B2B"/>
+                <w:sz w:val="20"/>
+              </w:rPr>
+              <w:t>Efeito na conclusão: neutro quanto ao alojamento registado</w:t>
+            </w:r>
+            <w:r>
+              <w:rPr>
+                <w:rFonts w:ascii="Aptos" w:hAnsi="Aptos" w:cs="Aptos" w:eastAsia="Aptos"/>
+                <w:b w:val="0"/>
+                <w:i w:val="0"/>
+                <w:color w:val="2B2B2B"/>
+                <w:sz w:val="20"/>
+              </w:rPr>
+              <w:t>, porque aí não há concurso por falta de tipo; e confirmatório quanto ao caso residual, onde os dois regimes incidem cumulativamente sobre o mesmo espaço. O argumento «quem admite concurso admite sobreposição» procede — mas só dentro de casa.</w:t>
+            </w:r>
+          </w:p>
+        </w:tc>
+      </w:tr>
+    </w:tbl>
+    <w:p>
+      <w:pPr>
+        <w:spacing w:before="0" w:after="180" w:line="293" w:lineRule="auto"/>
+      </w:pPr>
+    </w:p>
+    <w:p>
+      <w:pPr>
+        <w:keepNext/>
+        <w:spacing w:before="260" w:after="80" w:line="293" w:lineRule="auto"/>
+      </w:pPr>
+      <w:r>
+        <w:rPr>
+          <w:rFonts w:ascii="Aptos" w:hAnsi="Aptos" w:cs="Aptos" w:eastAsia="Aptos"/>
+          <w:b/>
+          <w:i w:val="0"/>
+          <w:color w:val="7C8894"/>
+          <w:sz w:val="21"/>
+        </w:rPr>
+        <w:t xml:space="preserve">9.5  </w:t>
       </w:r>
       <w:r>
         <w:rPr>
@@ -16928,7 +17651,7 @@
                 <w:color w:val="2B2B2B"/>
                 <w:sz w:val="17"/>
               </w:rPr>
-              <w:t>Em aberto</w:t>
+              <w:t>Respondida — capítulo 9</w:t>
             </w:r>
           </w:p>
         </w:tc>

--- a/criador informal/Estudo_Limites_por_Fogo.docx
+++ b/criador informal/Estudo_Limites_por_Fogo.docx
@@ -6573,7 +6573,7 @@
           <w:color w:val="35506B"/>
           <w:sz w:val="27"/>
         </w:rPr>
-        <w:t>Ponderação: o sentido de «alojamento» e o peso dos elementos</w:t>
+        <w:t>Ponderação e resolução das questões interpretativas</w:t>
       </w:r>
     </w:p>
     <w:p>
@@ -9812,6 +9812,945 @@
           <w:color w:val="35506B"/>
           <w:sz w:val="21"/>
         </w:rPr>
+        <w:t>O poder de remoção do n.º 5 do artigo 3.º</w:t>
+      </w:r>
+    </w:p>
+    <w:tbl>
+      <w:tblPr>
+        <w:tblW w:type="auto" w:w="0"/>
+        <w:jc w:val="center"/>
+        <w:tblBorders>
+          <w:top w:val="nil"/>
+          <w:left w:val="nil"/>
+          <w:bottom w:val="nil"/>
+          <w:right w:val="nil"/>
+          <w:insideH w:val="nil"/>
+          <w:insideV w:val="nil"/>
+        </w:tblBorders>
+        <w:tblLayout w:type="fixed"/>
+        <w:tblLook w:firstColumn="1" w:firstRow="1" w:lastColumn="0" w:lastRow="0" w:noHBand="0" w:noVBand="1" w:val="04A0"/>
+      </w:tblPr>
+      <w:tblGrid>
+        <w:gridCol w:w="9412"/>
+      </w:tblGrid>
+      <w:tr>
+        <w:trPr>
+          <w:cantSplit/>
+        </w:trPr>
+        <w:tc>
+          <w:tcPr>
+            <w:tcW w:type="dxa" w:w="9411"/>
+            <w:tcBorders>
+              <w:top w:val="nil"/>
+              <w:left w:val="single" w:sz="18" w:space="0" w:color="A9C2D8"/>
+              <w:bottom w:val="nil"/>
+              <w:right w:val="nil"/>
+            </w:tcBorders>
+            <w:shd w:val="clear" w:color="auto" w:fill="F3F6F9"/>
+            <w:tcMar>
+              <w:top w:w="130" w:type="dxa"/>
+              <w:bottom w:w="130" w:type="dxa"/>
+              <w:left w:w="200" w:type="dxa"/>
+              <w:right w:w="180" w:type="dxa"/>
+            </w:tcMar>
+          </w:tcPr>
+          <w:p>
+            <w:pPr>
+              <w:spacing w:before="0" w:after="0" w:line="293" w:lineRule="auto"/>
+              <w:jc w:val="both"/>
+            </w:pPr>
+            <w:r>
+              <w:rPr>
+                <w:rFonts w:ascii="Aptos" w:hAnsi="Aptos" w:cs="Aptos" w:eastAsia="Aptos"/>
+                <w:b w:val="0"/>
+                <w:i/>
+                <w:color w:val="2B2B2B"/>
+                <w:sz w:val="19"/>
+              </w:rPr>
+              <w:t>5 - Em caso de não cumprimento do disposto nos números anteriores, as câmaras municipais, após vistoria conjunta do delegado de saúde e do médico veterinário municipal, notificam o detentor para retirar os animais para o canil ou gatil municipal no prazo estabelecido por aquelas entidades, caso o detentor não opte por outro destino que reúna as condições estabelecidas pelo presente diploma.</w:t>
+            </w:r>
+          </w:p>
+          <w:p>
+            <w:pPr>
+              <w:spacing w:before="120" w:after="0" w:line="293" w:lineRule="auto"/>
+            </w:pPr>
+            <w:r>
+              <w:rPr>
+                <w:rFonts w:ascii="Aptos" w:hAnsi="Aptos" w:cs="Aptos" w:eastAsia="Aptos"/>
+                <w:b w:val="0"/>
+                <w:i w:val="0"/>
+                <w:color w:val="7C8894"/>
+                <w:sz w:val="15"/>
+              </w:rPr>
+              <w:t>N.º 5 do artigo 3.º do Decreto-Lei n.º 314/2003</w:t>
+            </w:r>
+          </w:p>
+        </w:tc>
+      </w:tr>
+    </w:tbl>
+    <w:p>
+      <w:pPr>
+        <w:spacing w:before="0" w:after="180" w:line="293" w:lineRule="auto"/>
+      </w:pPr>
+    </w:p>
+    <w:tbl>
+      <w:tblPr>
+        <w:tblW w:type="auto" w:w="0"/>
+        <w:jc w:val="center"/>
+        <w:tblBorders>
+          <w:top w:val="nil"/>
+          <w:left w:val="nil"/>
+          <w:bottom w:val="nil"/>
+          <w:right w:val="nil"/>
+          <w:insideH w:val="nil"/>
+          <w:insideV w:val="nil"/>
+        </w:tblBorders>
+        <w:tblLayout w:type="fixed"/>
+        <w:tblLook w:firstColumn="1" w:firstRow="1" w:lastColumn="0" w:lastRow="0" w:noHBand="0" w:noVBand="1" w:val="04A0"/>
+      </w:tblPr>
+      <w:tblGrid>
+        <w:gridCol w:w="9412"/>
+      </w:tblGrid>
+      <w:tr>
+        <w:trPr>
+          <w:cantSplit/>
+        </w:trPr>
+        <w:tc>
+          <w:tcPr>
+            <w:tcW w:type="dxa" w:w="9411"/>
+            <w:tcBorders>
+              <w:top w:val="nil"/>
+              <w:left w:val="single" w:sz="18" w:space="0" w:color="D8C9AE"/>
+              <w:bottom w:val="nil"/>
+              <w:right w:val="nil"/>
+            </w:tcBorders>
+            <w:shd w:val="clear" w:color="auto" w:fill="F7F4ED"/>
+            <w:tcMar>
+              <w:top w:w="130" w:type="dxa"/>
+              <w:bottom w:w="130" w:type="dxa"/>
+              <w:left w:w="200" w:type="dxa"/>
+              <w:right w:w="180" w:type="dxa"/>
+            </w:tcMar>
+          </w:tcPr>
+          <w:p>
+            <w:pPr>
+              <w:spacing w:before="0" w:after="0" w:line="293" w:lineRule="auto"/>
+              <w:jc w:val="both"/>
+            </w:pPr>
+            <w:r>
+              <w:rPr>
+                <w:rFonts w:ascii="Aptos" w:hAnsi="Aptos" w:cs="Aptos" w:eastAsia="Aptos"/>
+                <w:b/>
+                <w:i w:val="0"/>
+                <w:color w:val="2B2B2B"/>
+                <w:sz w:val="20"/>
+              </w:rPr>
+              <w:t>Sim, a câmara municipal pode notificar o titular de um alojamento registado — mas o fundamento tem de ser o n.º 1, e não o n.º 2.</w:t>
+            </w:r>
+            <w:r>
+              <w:rPr>
+                <w:rFonts w:ascii="Aptos" w:hAnsi="Aptos" w:cs="Aptos" w:eastAsia="Aptos"/>
+                <w:b w:val="0"/>
+                <w:i w:val="0"/>
+                <w:color w:val="2B2B2B"/>
+                <w:sz w:val="20"/>
+              </w:rPr>
+              <w:t xml:space="preserve"> O n.º 5 desencadeia-se pelo «não cumprimento do disposto nos números anteriores». O n.º 1 aplica-se a toda a gente, incluindo ao alojamento registado. O n.º 2 não tem, aí, campo operativo, por falta de fogo.</w:t>
+            </w:r>
+          </w:p>
+        </w:tc>
+      </w:tr>
+    </w:tbl>
+    <w:p>
+      <w:pPr>
+        <w:spacing w:before="0" w:after="180" w:line="293" w:lineRule="auto"/>
+      </w:pPr>
+    </w:p>
+    <w:p>
+      <w:pPr>
+        <w:spacing w:before="0" w:after="140" w:line="293" w:lineRule="auto"/>
+        <w:jc w:val="both"/>
+      </w:pPr>
+      <w:r>
+        <w:rPr>
+          <w:rFonts w:ascii="Aptos" w:hAnsi="Aptos" w:cs="Aptos" w:eastAsia="Aptos"/>
+          <w:b w:val="0"/>
+          <w:i w:val="0"/>
+          <w:color w:val="2B2B2B"/>
+          <w:sz w:val="20"/>
+        </w:rPr>
+        <w:t>A distinção não é académica: determina a fundamentação do ato. Uma notificação que invoque o excesso sobre quatro animais num alojamento registado é ilegal por erro nos pressupostos; uma que invoque a conspurcação ambiental ou o risco de doenças transmissíveis ao homem é legal, ainda que o alojamento esteja regularmente comunicado à DGAV.</w:t>
+      </w:r>
+    </w:p>
+    <w:p>
+      <w:pPr>
+        <w:keepNext/>
+        <w:spacing w:before="200" w:after="60" w:line="293" w:lineRule="auto"/>
+      </w:pPr>
+      <w:r>
+        <w:rPr>
+          <w:rFonts w:ascii="Aptos" w:hAnsi="Aptos" w:cs="Aptos" w:eastAsia="Aptos"/>
+          <w:b/>
+          <w:i w:val="0"/>
+          <w:color w:val="5C7891"/>
+          <w:sz w:val="19"/>
+        </w:rPr>
+        <w:t>A câmara não é estranha ao regime dos alojamentos</w:t>
+      </w:r>
+    </w:p>
+    <w:tbl>
+      <w:tblPr>
+        <w:tblW w:type="auto" w:w="0"/>
+        <w:jc w:val="center"/>
+        <w:tblBorders>
+          <w:top w:val="nil"/>
+          <w:left w:val="nil"/>
+          <w:bottom w:val="nil"/>
+          <w:right w:val="nil"/>
+          <w:insideH w:val="nil"/>
+          <w:insideV w:val="nil"/>
+        </w:tblBorders>
+        <w:tblLayout w:type="fixed"/>
+        <w:tblLook w:firstColumn="1" w:firstRow="1" w:lastColumn="0" w:lastRow="0" w:noHBand="0" w:noVBand="1" w:val="04A0"/>
+      </w:tblPr>
+      <w:tblGrid>
+        <w:gridCol w:w="9412"/>
+      </w:tblGrid>
+      <w:tr>
+        <w:trPr>
+          <w:cantSplit/>
+        </w:trPr>
+        <w:tc>
+          <w:tcPr>
+            <w:tcW w:type="dxa" w:w="9411"/>
+            <w:tcBorders>
+              <w:top w:val="nil"/>
+              <w:left w:val="single" w:sz="18" w:space="0" w:color="A9C2D8"/>
+              <w:bottom w:val="nil"/>
+              <w:right w:val="nil"/>
+            </w:tcBorders>
+            <w:shd w:val="clear" w:color="auto" w:fill="F3F6F9"/>
+            <w:tcMar>
+              <w:top w:w="130" w:type="dxa"/>
+              <w:bottom w:w="130" w:type="dxa"/>
+              <w:left w:w="200" w:type="dxa"/>
+              <w:right w:w="180" w:type="dxa"/>
+            </w:tcMar>
+          </w:tcPr>
+          <w:p>
+            <w:pPr>
+              <w:spacing w:before="0" w:after="0" w:line="293" w:lineRule="auto"/>
+              <w:jc w:val="both"/>
+            </w:pPr>
+            <w:r>
+              <w:rPr>
+                <w:rFonts w:ascii="Aptos" w:hAnsi="Aptos" w:cs="Aptos" w:eastAsia="Aptos"/>
+                <w:b w:val="0"/>
+                <w:i/>
+                <w:color w:val="2B2B2B"/>
+                <w:sz w:val="19"/>
+              </w:rPr>
+              <w:t>Sem prejuízo das competências atribuídas por lei a outras entidades, compete, em especial, à DGAV, aos médicos veterinários municipais, à Autoridade de Segurança Alimentar e Económica, ao ICNF, I. P., às câmaras municipais, à PM, à GNR, à PSP e, em geral, a todas as autoridades policiais assegurar a fiscalização do cumprimento das normas constantes do presente diploma.</w:t>
+            </w:r>
+          </w:p>
+          <w:p>
+            <w:pPr>
+              <w:spacing w:before="120" w:after="0" w:line="293" w:lineRule="auto"/>
+            </w:pPr>
+            <w:r>
+              <w:rPr>
+                <w:rFonts w:ascii="Aptos" w:hAnsi="Aptos" w:cs="Aptos" w:eastAsia="Aptos"/>
+                <w:b w:val="0"/>
+                <w:i w:val="0"/>
+                <w:color w:val="7C8894"/>
+                <w:sz w:val="15"/>
+              </w:rPr>
+              <w:t>Artigo 66.º do Decreto-Lei n.º 276/2001</w:t>
+            </w:r>
+          </w:p>
+        </w:tc>
+      </w:tr>
+    </w:tbl>
+    <w:p>
+      <w:pPr>
+        <w:spacing w:before="0" w:after="180" w:line="293" w:lineRule="auto"/>
+      </w:pPr>
+    </w:p>
+    <w:p>
+      <w:pPr>
+        <w:spacing w:before="0" w:after="140" w:line="293" w:lineRule="auto"/>
+        <w:jc w:val="both"/>
+      </w:pPr>
+      <w:r>
+        <w:rPr>
+          <w:rFonts w:ascii="Aptos" w:hAnsi="Aptos" w:cs="Aptos" w:eastAsia="Aptos"/>
+          <w:b w:val="0"/>
+          <w:i w:val="0"/>
+          <w:color w:val="2B2B2B"/>
+          <w:sz w:val="20"/>
+        </w:rPr>
+        <w:t>A objeção de que o município estaria a intrometer-se em matéria alheia improcede: o próprio diploma dos alojamentos o inclui, pelo nome, entre as entidades de fiscalização.</w:t>
+      </w:r>
+    </w:p>
+    <w:p>
+      <w:pPr>
+        <w:keepNext/>
+        <w:spacing w:before="200" w:after="60" w:line="293" w:lineRule="auto"/>
+      </w:pPr>
+      <w:r>
+        <w:rPr>
+          <w:rFonts w:ascii="Aptos" w:hAnsi="Aptos" w:cs="Aptos" w:eastAsia="Aptos"/>
+          <w:b/>
+          <w:i w:val="0"/>
+          <w:color w:val="5C7891"/>
+          <w:sz w:val="19"/>
+        </w:rPr>
+        <w:t>Dois limites formais e uma lacuna</w:t>
+      </w:r>
+    </w:p>
+    <w:p>
+      <w:pPr>
+        <w:spacing w:before="0" w:after="80" w:line="293" w:lineRule="auto"/>
+        <w:ind w:left="351" w:hanging="351"/>
+        <w:jc w:val="both"/>
+      </w:pPr>
+      <w:r>
+        <w:rPr>
+          <w:rFonts w:ascii="Aptos" w:hAnsi="Aptos" w:cs="Aptos" w:eastAsia="Aptos"/>
+          <w:b w:val="0"/>
+          <w:i w:val="0"/>
+          <w:color w:val="7C8894"/>
+          <w:sz w:val="20"/>
+        </w:rPr>
+        <w:t>—</w:t>
+        <w:tab/>
+      </w:r>
+      <w:r>
+        <w:rPr>
+          <w:rFonts w:ascii="Aptos" w:hAnsi="Aptos" w:cs="Aptos" w:eastAsia="Aptos"/>
+          <w:b/>
+          <w:i w:val="0"/>
+          <w:color w:val="2B2B2B"/>
+          <w:sz w:val="20"/>
+        </w:rPr>
+        <w:t>Vistoria conjunta prévia.</w:t>
+      </w:r>
+      <w:r>
+        <w:rPr>
+          <w:rFonts w:ascii="Aptos" w:hAnsi="Aptos" w:cs="Aptos" w:eastAsia="Aptos"/>
+          <w:b w:val="0"/>
+          <w:i w:val="0"/>
+          <w:color w:val="2B2B2B"/>
+          <w:sz w:val="20"/>
+        </w:rPr>
+        <w:t xml:space="preserve"> A notificação sem vistoria do delegado de saúde </w:t>
+      </w:r>
+      <w:r>
+        <w:rPr>
+          <w:rFonts w:ascii="Aptos" w:hAnsi="Aptos" w:cs="Aptos" w:eastAsia="Aptos"/>
+          <w:b/>
+          <w:i w:val="0"/>
+          <w:color w:val="2B2B2B"/>
+          <w:sz w:val="20"/>
+        </w:rPr>
+        <w:t>e</w:t>
+      </w:r>
+      <w:r>
+        <w:rPr>
+          <w:rFonts w:ascii="Aptos" w:hAnsi="Aptos" w:cs="Aptos" w:eastAsia="Aptos"/>
+          <w:b w:val="0"/>
+          <w:i w:val="0"/>
+          <w:color w:val="2B2B2B"/>
+          <w:sz w:val="20"/>
+        </w:rPr>
+        <w:t xml:space="preserve"> do médico veterinário municipal é ato preterido de formalidade essencial.</w:t>
+      </w:r>
+    </w:p>
+    <w:p>
+      <w:pPr>
+        <w:spacing w:before="0" w:after="80" w:line="293" w:lineRule="auto"/>
+        <w:ind w:left="351" w:hanging="351"/>
+        <w:jc w:val="both"/>
+      </w:pPr>
+      <w:r>
+        <w:rPr>
+          <w:rFonts w:ascii="Aptos" w:hAnsi="Aptos" w:cs="Aptos" w:eastAsia="Aptos"/>
+          <w:b w:val="0"/>
+          <w:i w:val="0"/>
+          <w:color w:val="7C8894"/>
+          <w:sz w:val="20"/>
+        </w:rPr>
+        <w:t>—</w:t>
+        <w:tab/>
+      </w:r>
+      <w:r>
+        <w:rPr>
+          <w:rFonts w:ascii="Aptos" w:hAnsi="Aptos" w:cs="Aptos" w:eastAsia="Aptos"/>
+          <w:b/>
+          <w:i w:val="0"/>
+          <w:color w:val="2B2B2B"/>
+          <w:sz w:val="20"/>
+        </w:rPr>
+        <w:t>Opção do detentor.</w:t>
+      </w:r>
+      <w:r>
+        <w:rPr>
+          <w:rFonts w:ascii="Aptos" w:hAnsi="Aptos" w:cs="Aptos" w:eastAsia="Aptos"/>
+          <w:b w:val="0"/>
+          <w:i w:val="0"/>
+          <w:color w:val="2B2B2B"/>
+          <w:sz w:val="20"/>
+        </w:rPr>
+        <w:t xml:space="preserve"> A remoção não é para o canil municipal por imposição: o detentor pode optar «por outro destino que reúna as condições estabelecidas pelo presente diploma». É medida de polícia sanitária, não apreensão.</w:t>
+      </w:r>
+    </w:p>
+    <w:p>
+      <w:pPr>
+        <w:spacing w:before="0" w:after="80" w:line="293" w:lineRule="auto"/>
+        <w:ind w:left="351" w:hanging="351"/>
+        <w:jc w:val="both"/>
+      </w:pPr>
+      <w:r>
+        <w:rPr>
+          <w:rFonts w:ascii="Aptos" w:hAnsi="Aptos" w:cs="Aptos" w:eastAsia="Aptos"/>
+          <w:b w:val="0"/>
+          <w:i w:val="0"/>
+          <w:color w:val="7C8894"/>
+          <w:sz w:val="20"/>
+        </w:rPr>
+        <w:t>—</w:t>
+        <w:tab/>
+      </w:r>
+      <w:r>
+        <w:rPr>
+          <w:rFonts w:ascii="Aptos" w:hAnsi="Aptos" w:cs="Aptos" w:eastAsia="Aptos"/>
+          <w:b/>
+          <w:i w:val="0"/>
+          <w:color w:val="2B2B2B"/>
+          <w:sz w:val="20"/>
+        </w:rPr>
+        <w:t>Lacuna de articulação.</w:t>
+      </w:r>
+      <w:r>
+        <w:rPr>
+          <w:rFonts w:ascii="Aptos" w:hAnsi="Aptos" w:cs="Aptos" w:eastAsia="Aptos"/>
+          <w:b w:val="0"/>
+          <w:i w:val="0"/>
+          <w:color w:val="2B2B2B"/>
+          <w:sz w:val="20"/>
+        </w:rPr>
+        <w:t xml:space="preserve"> Nada obriga a câmara a articular-se com a DGAV antes de mandar retirar animais de um estabelecimento comunicado, nem a DGAV a informar a câmara de que o estabelecimento existe. Duas autoridades podem agir sobre a mesma instalação sem norma de coordenação — o que confirma, deste lado, o que o ponto 6.4 observara.</w:t>
+      </w:r>
+    </w:p>
+    <w:tbl>
+      <w:tblPr>
+        <w:tblW w:type="auto" w:w="0"/>
+        <w:jc w:val="center"/>
+        <w:tblBorders>
+          <w:top w:val="nil"/>
+          <w:left w:val="nil"/>
+          <w:bottom w:val="nil"/>
+          <w:right w:val="nil"/>
+          <w:insideH w:val="nil"/>
+          <w:insideV w:val="nil"/>
+        </w:tblBorders>
+        <w:tblLayout w:type="fixed"/>
+        <w:tblLook w:firstColumn="1" w:firstRow="1" w:lastColumn="0" w:lastRow="0" w:noHBand="0" w:noVBand="1" w:val="04A0"/>
+      </w:tblPr>
+      <w:tblGrid>
+        <w:gridCol w:w="9412"/>
+      </w:tblGrid>
+      <w:tr>
+        <w:trPr>
+          <w:cantSplit/>
+        </w:trPr>
+        <w:tc>
+          <w:tcPr>
+            <w:tcW w:type="dxa" w:w="9411"/>
+            <w:tcBorders>
+              <w:top w:val="nil"/>
+              <w:left w:val="single" w:sz="18" w:space="0" w:color="E0BEBA"/>
+              <w:bottom w:val="nil"/>
+              <w:right w:val="nil"/>
+            </w:tcBorders>
+            <w:shd w:val="clear" w:color="auto" w:fill="FAF2F1"/>
+            <w:tcMar>
+              <w:top w:w="130" w:type="dxa"/>
+              <w:bottom w:w="130" w:type="dxa"/>
+              <w:left w:w="200" w:type="dxa"/>
+              <w:right w:w="180" w:type="dxa"/>
+            </w:tcMar>
+          </w:tcPr>
+          <w:p>
+            <w:pPr>
+              <w:spacing w:before="0" w:after="0" w:line="293" w:lineRule="auto"/>
+              <w:jc w:val="both"/>
+            </w:pPr>
+            <w:r>
+              <w:rPr>
+                <w:rFonts w:ascii="Aptos" w:hAnsi="Aptos" w:cs="Aptos" w:eastAsia="Aptos"/>
+                <w:b/>
+                <w:i w:val="0"/>
+                <w:color w:val="2B2B2B"/>
+                <w:sz w:val="19"/>
+              </w:rPr>
+              <w:t>Efeito na conclusão.</w:t>
+            </w:r>
+            <w:r>
+              <w:rPr>
+                <w:rFonts w:ascii="Aptos" w:hAnsi="Aptos" w:cs="Aptos" w:eastAsia="Aptos"/>
+                <w:b w:val="0"/>
+                <w:i w:val="0"/>
+                <w:color w:val="2B2B2B"/>
+                <w:sz w:val="19"/>
+              </w:rPr>
+              <w:t xml:space="preserve"> A questão 8 era a que poderia esvaziar a tese na prática, e não a esvazia: o poder existe, mas com fundamento diferente daquele que a leitura contrária lhe daria. A tese mantém-se, e ganha em precisão — o que muda não é se a câmara pode agir, é </w:t>
+            </w:r>
+            <w:r>
+              <w:rPr>
+                <w:rFonts w:ascii="Aptos" w:hAnsi="Aptos" w:cs="Aptos" w:eastAsia="Aptos"/>
+                <w:b/>
+                <w:i w:val="0"/>
+                <w:color w:val="2B2B2B"/>
+                <w:sz w:val="19"/>
+              </w:rPr>
+              <w:t>com que fundamento</w:t>
+            </w:r>
+            <w:r>
+              <w:rPr>
+                <w:rFonts w:ascii="Aptos" w:hAnsi="Aptos" w:cs="Aptos" w:eastAsia="Aptos"/>
+                <w:b w:val="0"/>
+                <w:i w:val="0"/>
+                <w:color w:val="2B2B2B"/>
+                <w:sz w:val="19"/>
+              </w:rPr>
+              <w:t>.</w:t>
+            </w:r>
+          </w:p>
+        </w:tc>
+      </w:tr>
+    </w:tbl>
+    <w:p>
+      <w:pPr>
+        <w:spacing w:before="0" w:after="180" w:line="293" w:lineRule="auto"/>
+      </w:pPr>
+    </w:p>
+    <w:p>
+      <w:pPr>
+        <w:keepNext/>
+        <w:spacing w:before="260" w:after="80" w:line="293" w:lineRule="auto"/>
+      </w:pPr>
+      <w:r>
+        <w:rPr>
+          <w:rFonts w:ascii="Aptos" w:hAnsi="Aptos" w:cs="Aptos" w:eastAsia="Aptos"/>
+          <w:b/>
+          <w:i w:val="0"/>
+          <w:color w:val="7C8894"/>
+          <w:sz w:val="21"/>
+        </w:rPr>
+        <w:t xml:space="preserve">9.6  </w:t>
+      </w:r>
+      <w:r>
+        <w:rPr>
+          <w:rFonts w:ascii="Aptos" w:hAnsi="Aptos" w:cs="Aptos" w:eastAsia="Aptos"/>
+          <w:b/>
+          <w:i w:val="0"/>
+          <w:color w:val="35506B"/>
+          <w:sz w:val="21"/>
+        </w:rPr>
+        <w:t>Especialidade ou posterioridade</w:t>
+      </w:r>
+    </w:p>
+    <w:p>
+      <w:pPr>
+        <w:spacing w:before="0" w:after="140" w:line="293" w:lineRule="auto"/>
+        <w:jc w:val="both"/>
+      </w:pPr>
+      <w:r>
+        <w:rPr>
+          <w:rFonts w:ascii="Aptos" w:hAnsi="Aptos" w:cs="Aptos" w:eastAsia="Aptos"/>
+          <w:b w:val="0"/>
+          <w:i w:val="0"/>
+          <w:color w:val="2B2B2B"/>
+          <w:sz w:val="20"/>
+        </w:rPr>
+        <w:t>A última questão só se põe a quem sustente que há conflito entre os dois diplomas. Este estudo sustenta que não há — os campos não se sobrepõem quanto aos números. Ainda assim, importa mostrar que, mesmo concedendo a premissa, nenhum dos dois critérios resolve a favor da tese contrária.</w:t>
+      </w:r>
+    </w:p>
+    <w:tbl>
+      <w:tblPr>
+        <w:tblW w:type="auto" w:w="0"/>
+        <w:jc w:val="center"/>
+        <w:tblBorders>
+          <w:top w:val="nil"/>
+          <w:left w:val="nil"/>
+          <w:bottom w:val="nil"/>
+          <w:right w:val="nil"/>
+          <w:insideH w:val="nil"/>
+          <w:insideV w:val="nil"/>
+        </w:tblBorders>
+        <w:tblLayout w:type="fixed"/>
+        <w:tblLook w:firstColumn="1" w:firstRow="1" w:lastColumn="0" w:lastRow="0" w:noHBand="0" w:noVBand="1" w:val="04A0"/>
+      </w:tblPr>
+      <w:tblGrid>
+        <w:gridCol w:w="9412"/>
+      </w:tblGrid>
+      <w:tr>
+        <w:trPr>
+          <w:cantSplit/>
+        </w:trPr>
+        <w:tc>
+          <w:tcPr>
+            <w:tcW w:type="dxa" w:w="9411"/>
+            <w:tcBorders>
+              <w:top w:val="nil"/>
+              <w:left w:val="single" w:sz="18" w:space="0" w:color="A9C2D8"/>
+              <w:bottom w:val="nil"/>
+              <w:right w:val="nil"/>
+            </w:tcBorders>
+            <w:shd w:val="clear" w:color="auto" w:fill="F3F6F9"/>
+            <w:tcMar>
+              <w:top w:w="130" w:type="dxa"/>
+              <w:bottom w:w="130" w:type="dxa"/>
+              <w:left w:w="200" w:type="dxa"/>
+              <w:right w:w="180" w:type="dxa"/>
+            </w:tcMar>
+          </w:tcPr>
+          <w:p>
+            <w:pPr>
+              <w:spacing w:before="0" w:after="80" w:line="293" w:lineRule="auto"/>
+              <w:jc w:val="both"/>
+            </w:pPr>
+            <w:r>
+              <w:rPr>
+                <w:rFonts w:ascii="Aptos" w:hAnsi="Aptos" w:cs="Aptos" w:eastAsia="Aptos"/>
+                <w:b w:val="0"/>
+                <w:i/>
+                <w:color w:val="2B2B2B"/>
+                <w:sz w:val="19"/>
+              </w:rPr>
+              <w:t>1. Quando se não destine a ter vigência temporária, a lei só deixa de vigorar se for revogada por outra lei.</w:t>
+            </w:r>
+          </w:p>
+          <w:p>
+            <w:pPr>
+              <w:spacing w:before="0" w:after="0" w:line="293" w:lineRule="auto"/>
+              <w:jc w:val="both"/>
+            </w:pPr>
+            <w:r>
+              <w:rPr>
+                <w:rFonts w:ascii="Aptos" w:hAnsi="Aptos" w:cs="Aptos" w:eastAsia="Aptos"/>
+                <w:b w:val="0"/>
+                <w:i/>
+                <w:color w:val="2B2B2B"/>
+                <w:sz w:val="19"/>
+              </w:rPr>
+              <w:t>3. A lei geral não revoga a lei especial, excepto se outra for a intenção inequívoca do legislador.</w:t>
+            </w:r>
+          </w:p>
+          <w:p>
+            <w:pPr>
+              <w:spacing w:before="120" w:after="0" w:line="293" w:lineRule="auto"/>
+            </w:pPr>
+            <w:r>
+              <w:rPr>
+                <w:rFonts w:ascii="Aptos" w:hAnsi="Aptos" w:cs="Aptos" w:eastAsia="Aptos"/>
+                <w:b w:val="0"/>
+                <w:i w:val="0"/>
+                <w:color w:val="7C8894"/>
+                <w:sz w:val="15"/>
+              </w:rPr>
+              <w:t>N.ºs 1 e 3 do artigo 7.º do Código Civil, conferidos no Diário do Governo n.º 274, I série, de 25 de novembro de 1966, a páginas 1886</w:t>
+            </w:r>
+          </w:p>
+        </w:tc>
+      </w:tr>
+    </w:tbl>
+    <w:p>
+      <w:pPr>
+        <w:spacing w:before="0" w:after="180" w:line="293" w:lineRule="auto"/>
+      </w:pPr>
+    </w:p>
+    <w:p>
+      <w:pPr>
+        <w:spacing w:before="0" w:after="100" w:line="293" w:lineRule="auto"/>
+        <w:ind w:left="408" w:hanging="408"/>
+        <w:jc w:val="both"/>
+      </w:pPr>
+      <w:r>
+        <w:rPr>
+          <w:rFonts w:ascii="Aptos" w:hAnsi="Aptos" w:cs="Aptos" w:eastAsia="Aptos"/>
+          <w:b/>
+          <w:i w:val="0"/>
+          <w:color w:val="5C7891"/>
+          <w:sz w:val="20"/>
+        </w:rPr>
+        <w:t>1.</w:t>
+        <w:tab/>
+      </w:r>
+      <w:r>
+        <w:rPr>
+          <w:rFonts w:ascii="Aptos" w:hAnsi="Aptos" w:cs="Aptos" w:eastAsia="Aptos"/>
+          <w:b/>
+          <w:i w:val="0"/>
+          <w:color w:val="2B2B2B"/>
+          <w:sz w:val="20"/>
+        </w:rPr>
+        <w:t>A posterioridade não favorece o Decreto-Lei n.º 314/2003, ao contrário do que parece.</w:t>
+      </w:r>
+      <w:r>
+        <w:rPr>
+          <w:rFonts w:ascii="Aptos" w:hAnsi="Aptos" w:cs="Aptos" w:eastAsia="Aptos"/>
+          <w:b w:val="0"/>
+          <w:i w:val="0"/>
+          <w:color w:val="2B2B2B"/>
+          <w:sz w:val="20"/>
+        </w:rPr>
+        <w:t xml:space="preserve"> É certo que é de 17 de dezembro de 2003 e o Decreto-Lei n.º 276/2001 é de 17 de outubro de 2001. Mas o artigo 3.º do primeiro </w:t>
+      </w:r>
+      <w:r>
+        <w:rPr>
+          <w:rFonts w:ascii="Aptos" w:hAnsi="Aptos" w:cs="Aptos" w:eastAsia="Aptos"/>
+          <w:b/>
+          <w:i w:val="0"/>
+          <w:color w:val="2B2B2B"/>
+          <w:sz w:val="20"/>
+        </w:rPr>
+        <w:t>nunca foi alterado</w:t>
+      </w:r>
+      <w:r>
+        <w:rPr>
+          <w:rFonts w:ascii="Aptos" w:hAnsi="Aptos" w:cs="Aptos" w:eastAsia="Aptos"/>
+          <w:b w:val="0"/>
+          <w:i w:val="0"/>
+          <w:color w:val="2B2B2B"/>
+          <w:sz w:val="20"/>
+        </w:rPr>
+        <w:t xml:space="preserve">, ao passo que o segundo foi revisto em 2003, 2007, 2012, 2017, 2019 e 2021. Confrontados os textos </w:t>
+      </w:r>
+      <w:r>
+        <w:rPr>
+          <w:rFonts w:ascii="Aptos" w:hAnsi="Aptos" w:cs="Aptos" w:eastAsia="Aptos"/>
+          <w:b/>
+          <w:i w:val="0"/>
+          <w:color w:val="2B2B2B"/>
+          <w:sz w:val="20"/>
+        </w:rPr>
+        <w:t>em vigor</w:t>
+      </w:r>
+      <w:r>
+        <w:rPr>
+          <w:rFonts w:ascii="Aptos" w:hAnsi="Aptos" w:cs="Aptos" w:eastAsia="Aptos"/>
+          <w:b w:val="0"/>
+          <w:i w:val="0"/>
+          <w:color w:val="2B2B2B"/>
+          <w:sz w:val="20"/>
+        </w:rPr>
+        <w:t>, o mais recente é o do diploma dos alojamentos.</w:t>
+      </w:r>
+    </w:p>
+    <w:p>
+      <w:pPr>
+        <w:spacing w:before="0" w:after="100" w:line="293" w:lineRule="auto"/>
+        <w:ind w:left="408" w:hanging="408"/>
+        <w:jc w:val="both"/>
+      </w:pPr>
+      <w:r>
+        <w:rPr>
+          <w:rFonts w:ascii="Aptos" w:hAnsi="Aptos" w:cs="Aptos" w:eastAsia="Aptos"/>
+          <w:b/>
+          <w:i w:val="0"/>
+          <w:color w:val="5C7891"/>
+          <w:sz w:val="20"/>
+        </w:rPr>
+        <w:t>2.</w:t>
+        <w:tab/>
+      </w:r>
+      <w:r>
+        <w:rPr>
+          <w:rFonts w:ascii="Aptos" w:hAnsi="Aptos" w:cs="Aptos" w:eastAsia="Aptos"/>
+          <w:b/>
+          <w:i w:val="0"/>
+          <w:color w:val="2B2B2B"/>
+          <w:sz w:val="20"/>
+        </w:rPr>
+        <w:t>A especialidade não resolve, porque os diplomas são especiais em planos diferentes.</w:t>
+      </w:r>
+      <w:r>
+        <w:rPr>
+          <w:rFonts w:ascii="Aptos" w:hAnsi="Aptos" w:cs="Aptos" w:eastAsia="Aptos"/>
+          <w:b w:val="0"/>
+          <w:i w:val="0"/>
+          <w:color w:val="2B2B2B"/>
+          <w:sz w:val="20"/>
+        </w:rPr>
+        <w:t xml:space="preserve"> O Decreto-Lei n.º 276/2001 é especial quanto à atividade de exploração de alojamentos; o Decreto-Lei n.º 314/2003 é especial quanto à polícia sanitária. O n.º 3 do artigo 7.º do Código Civil pressupõe uma relação de género e espécie que aqui não existe.</w:t>
+      </w:r>
+    </w:p>
+    <w:p>
+      <w:pPr>
+        <w:spacing w:before="0" w:after="100" w:line="293" w:lineRule="auto"/>
+        <w:ind w:left="408" w:hanging="408"/>
+        <w:jc w:val="both"/>
+      </w:pPr>
+      <w:r>
+        <w:rPr>
+          <w:rFonts w:ascii="Aptos" w:hAnsi="Aptos" w:cs="Aptos" w:eastAsia="Aptos"/>
+          <w:b/>
+          <w:i w:val="0"/>
+          <w:color w:val="5C7891"/>
+          <w:sz w:val="20"/>
+        </w:rPr>
+        <w:t>3.</w:t>
+        <w:tab/>
+      </w:r>
+      <w:r>
+        <w:rPr>
+          <w:rFonts w:ascii="Aptos" w:hAnsi="Aptos" w:cs="Aptos" w:eastAsia="Aptos"/>
+          <w:b/>
+          <w:i w:val="0"/>
+          <w:color w:val="2B2B2B"/>
+          <w:sz w:val="20"/>
+        </w:rPr>
+        <w:t>E nenhum deles revogou o outro.</w:t>
+      </w:r>
+      <w:r>
+        <w:rPr>
+          <w:rFonts w:ascii="Aptos" w:hAnsi="Aptos" w:cs="Aptos" w:eastAsia="Aptos"/>
+          <w:b w:val="0"/>
+          <w:i w:val="0"/>
+          <w:color w:val="2B2B2B"/>
+          <w:sz w:val="20"/>
+        </w:rPr>
+        <w:t xml:space="preserve"> Nos termos do n.º 1 do artigo 7.º do Código Civil, a lei só deixa de vigorar se for revogada; nenhum dos dois o fez, nem expressa nem tacitamente, quanto a esta matéria.</w:t>
+      </w:r>
+    </w:p>
+    <w:tbl>
+      <w:tblPr>
+        <w:tblW w:type="auto" w:w="0"/>
+        <w:jc w:val="center"/>
+        <w:tblBorders>
+          <w:top w:val="nil"/>
+          <w:left w:val="nil"/>
+          <w:bottom w:val="nil"/>
+          <w:right w:val="nil"/>
+          <w:insideH w:val="nil"/>
+          <w:insideV w:val="nil"/>
+        </w:tblBorders>
+        <w:tblLayout w:type="fixed"/>
+        <w:tblLook w:firstColumn="1" w:firstRow="1" w:lastColumn="0" w:lastRow="0" w:noHBand="0" w:noVBand="1" w:val="04A0"/>
+      </w:tblPr>
+      <w:tblGrid>
+        <w:gridCol w:w="9412"/>
+      </w:tblGrid>
+      <w:tr>
+        <w:trPr>
+          <w:cantSplit/>
+        </w:trPr>
+        <w:tc>
+          <w:tcPr>
+            <w:tcW w:type="dxa" w:w="9411"/>
+            <w:tcBorders>
+              <w:top w:val="nil"/>
+              <w:left w:val="single" w:sz="18" w:space="0" w:color="D8C9AE"/>
+              <w:bottom w:val="nil"/>
+              <w:right w:val="nil"/>
+            </w:tcBorders>
+            <w:shd w:val="clear" w:color="auto" w:fill="F7F4ED"/>
+            <w:tcMar>
+              <w:top w:w="130" w:type="dxa"/>
+              <w:bottom w:w="130" w:type="dxa"/>
+              <w:left w:w="200" w:type="dxa"/>
+              <w:right w:w="180" w:type="dxa"/>
+            </w:tcMar>
+          </w:tcPr>
+          <w:p>
+            <w:pPr>
+              <w:spacing w:before="0" w:after="0" w:line="293" w:lineRule="auto"/>
+              <w:jc w:val="both"/>
+            </w:pPr>
+            <w:r>
+              <w:rPr>
+                <w:rFonts w:ascii="Aptos" w:hAnsi="Aptos" w:cs="Aptos" w:eastAsia="Aptos"/>
+                <w:b w:val="0"/>
+                <w:i w:val="0"/>
+                <w:color w:val="2B2B2B"/>
+                <w:sz w:val="20"/>
+              </w:rPr>
+              <w:t xml:space="preserve">O instrumento correto não é a revogação, é a </w:t>
+            </w:r>
+            <w:r>
+              <w:rPr>
+                <w:rFonts w:ascii="Aptos" w:hAnsi="Aptos" w:cs="Aptos" w:eastAsia="Aptos"/>
+                <w:b/>
+                <w:i w:val="0"/>
+                <w:color w:val="2B2B2B"/>
+                <w:sz w:val="20"/>
+              </w:rPr>
+              <w:t>delimitação de âmbito</w:t>
+            </w:r>
+            <w:r>
+              <w:rPr>
+                <w:rFonts w:ascii="Aptos" w:hAnsi="Aptos" w:cs="Aptos" w:eastAsia="Aptos"/>
+                <w:b w:val="0"/>
+                <w:i w:val="0"/>
+                <w:color w:val="2B2B2B"/>
+                <w:sz w:val="20"/>
+              </w:rPr>
+              <w:t xml:space="preserve">. Os critérios do artigo 7.º do Código Civil servem para escolher entre normas incompatíveis; não servem para decidir se duas normas são incompatíveis. </w:t>
+            </w:r>
+            <w:r>
+              <w:rPr>
+                <w:rFonts w:ascii="Aptos" w:hAnsi="Aptos" w:cs="Aptos" w:eastAsia="Aptos"/>
+                <w:b/>
+                <w:i w:val="0"/>
+                <w:color w:val="2B2B2B"/>
+                <w:sz w:val="20"/>
+              </w:rPr>
+              <w:t>Efeito na conclusão: neutro</w:t>
+            </w:r>
+            <w:r>
+              <w:rPr>
+                <w:rFonts w:ascii="Aptos" w:hAnsi="Aptos" w:cs="Aptos" w:eastAsia="Aptos"/>
+                <w:b w:val="0"/>
+                <w:i w:val="0"/>
+                <w:color w:val="2B2B2B"/>
+                <w:sz w:val="20"/>
+              </w:rPr>
+              <w:t xml:space="preserve"> — e, se alguma coisa, o critério cronológico, bem aplicado, milita contra a tese da sobreposição.</w:t>
+            </w:r>
+          </w:p>
+        </w:tc>
+      </w:tr>
+    </w:tbl>
+    <w:p>
+      <w:pPr>
+        <w:spacing w:before="0" w:after="180" w:line="293" w:lineRule="auto"/>
+      </w:pPr>
+    </w:p>
+    <w:p>
+      <w:pPr>
+        <w:keepNext/>
+        <w:spacing w:before="260" w:after="80" w:line="293" w:lineRule="auto"/>
+      </w:pPr>
+      <w:r>
+        <w:rPr>
+          <w:rFonts w:ascii="Aptos" w:hAnsi="Aptos" w:cs="Aptos" w:eastAsia="Aptos"/>
+          <w:b/>
+          <w:i w:val="0"/>
+          <w:color w:val="7C8894"/>
+          <w:sz w:val="21"/>
+        </w:rPr>
+        <w:t xml:space="preserve">9.7  </w:t>
+      </w:r>
+      <w:r>
+        <w:rPr>
+          <w:rFonts w:ascii="Aptos" w:hAnsi="Aptos" w:cs="Aptos" w:eastAsia="Aptos"/>
+          <w:b/>
+          <w:i w:val="0"/>
+          <w:color w:val="35506B"/>
+          <w:sz w:val="21"/>
+        </w:rPr>
         <w:t>O peso das duas séries de elementos</w:t>
       </w:r>
     </w:p>
@@ -16800,7 +17739,27 @@
           <w:color w:val="2B2B2B"/>
           <w:sz w:val="20"/>
         </w:rPr>
-        <w:t>Registo das questões cuja resposta condiciona a conclusão. São tratadas uma a uma; à medida que cada uma recebe resposta, o capítulo 2 é atualizado. As questões 1 a 3 foram enumeradas pelo grupo; as 4 a 9 resultaram da análise.</w:t>
+        <w:t xml:space="preserve">Registo das questões cuja resposta condiciona a conclusão. As questões 1 a 3 foram enumeradas pelo grupo; as 4 a 9 resultaram da análise. </w:t>
+      </w:r>
+      <w:r>
+        <w:rPr>
+          <w:rFonts w:ascii="Aptos" w:hAnsi="Aptos" w:cs="Aptos" w:eastAsia="Aptos"/>
+          <w:b/>
+          <w:i w:val="0"/>
+          <w:color w:val="2B2B2B"/>
+          <w:sz w:val="20"/>
+        </w:rPr>
+        <w:t>Todas receberam resposta</w:t>
+      </w:r>
+      <w:r>
+        <w:rPr>
+          <w:rFonts w:ascii="Aptos" w:hAnsi="Aptos" w:cs="Aptos" w:eastAsia="Aptos"/>
+          <w:b w:val="0"/>
+          <w:i w:val="0"/>
+          <w:color w:val="2B2B2B"/>
+          <w:sz w:val="20"/>
+        </w:rPr>
+        <w:t>, e o capítulo 2 incorpora o que de cada uma resultou. O quadro mantém-se como registo do percurso e para reabertura, caso surja elemento novo.</w:t>
       </w:r>
     </w:p>
     <w:tbl>
@@ -17755,7 +18714,7 @@
                 <w:color w:val="2B2B2B"/>
                 <w:sz w:val="17"/>
               </w:rPr>
-              <w:t>Em aberto</w:t>
+              <w:t>Respondida — capítulo 9</w:t>
             </w:r>
           </w:p>
         </w:tc>
@@ -17859,7 +18818,7 @@
                 <w:color w:val="2B2B2B"/>
                 <w:sz w:val="17"/>
               </w:rPr>
-              <w:t>Em aberto</w:t>
+              <w:t>Respondida — capítulo 9</w:t>
             </w:r>
           </w:p>
         </w:tc>

--- a/criador informal/Estudo_Limites_por_Fogo.docx
+++ b/criador informal/Estudo_Limites_por_Fogo.docx
@@ -10338,6 +10338,887 @@
     <w:p>
       <w:pPr>
         <w:keepNext/>
+        <w:spacing w:before="200" w:after="60" w:line="293" w:lineRule="auto"/>
+      </w:pPr>
+      <w:r>
+        <w:rPr>
+          <w:rFonts w:ascii="Aptos" w:hAnsi="Aptos" w:cs="Aptos" w:eastAsia="Aptos"/>
+          <w:b/>
+          <w:i w:val="0"/>
+          <w:color w:val="5C7891"/>
+          <w:sz w:val="19"/>
+        </w:rPr>
+        <w:t>O caso de Santo Tirso</w:t>
+      </w:r>
+    </w:p>
+    <w:p>
+      <w:pPr>
+        <w:spacing w:before="0" w:after="140" w:line="293" w:lineRule="auto"/>
+        <w:jc w:val="both"/>
+      </w:pPr>
+      <w:r>
+        <w:rPr>
+          <w:rFonts w:ascii="Aptos" w:hAnsi="Aptos" w:cs="Aptos" w:eastAsia="Aptos"/>
+          <w:b w:val="0"/>
+          <w:i w:val="0"/>
+          <w:color w:val="2B2B2B"/>
+          <w:sz w:val="20"/>
+        </w:rPr>
+        <w:t>O ponto tem um caso real recente, e é preciso confrontá-lo com a resposta dada, sob pena de esta valer apenas no papel.</w:t>
+      </w:r>
+    </w:p>
+    <w:tbl>
+      <w:tblPr>
+        <w:tblW w:type="auto" w:w="0"/>
+        <w:jc w:val="center"/>
+        <w:tblBorders>
+          <w:top w:val="nil"/>
+          <w:left w:val="nil"/>
+          <w:bottom w:val="nil"/>
+          <w:right w:val="nil"/>
+          <w:insideH w:val="nil"/>
+          <w:insideV w:val="nil"/>
+        </w:tblBorders>
+        <w:tblLayout w:type="fixed"/>
+        <w:tblLook w:firstColumn="1" w:firstRow="1" w:lastColumn="0" w:lastRow="0" w:noHBand="0" w:noVBand="1" w:val="04A0"/>
+      </w:tblPr>
+      <w:tblGrid>
+        <w:gridCol w:w="4706"/>
+        <w:gridCol w:w="4706"/>
+      </w:tblGrid>
+      <w:tr>
+        <w:trPr>
+          <w:cantSplit/>
+          <w:tblHeader/>
+        </w:trPr>
+        <w:tc>
+          <w:tcPr>
+            <w:tcW w:type="dxa" w:w="1474"/>
+            <w:tcBorders>
+              <w:top w:val="nil"/>
+              <w:left w:val="nil"/>
+              <w:bottom w:val="single" w:sz="8" w:space="0" w:color="A9C2D8"/>
+              <w:right w:val="nil"/>
+            </w:tcBorders>
+            <w:shd w:val="clear" w:color="auto" w:fill="E9EFF4"/>
+            <w:tcMar>
+              <w:top w:w="90" w:type="dxa"/>
+              <w:bottom w:w="90" w:type="dxa"/>
+              <w:left w:w="120" w:type="dxa"/>
+              <w:right w:w="120" w:type="dxa"/>
+            </w:tcMar>
+          </w:tcPr>
+          <w:p>
+            <w:pPr>
+              <w:spacing w:before="0" w:after="0" w:line="293" w:lineRule="auto"/>
+            </w:pPr>
+            <w:r>
+              <w:rPr>
+                <w:rFonts w:ascii="Aptos" w:hAnsi="Aptos" w:cs="Aptos" w:eastAsia="Aptos"/>
+                <w:b/>
+                <w:i w:val="0"/>
+                <w:color w:val="35506B"/>
+                <w:sz w:val="17"/>
+              </w:rPr>
+              <w:t>Data</w:t>
+            </w:r>
+          </w:p>
+        </w:tc>
+        <w:tc>
+          <w:tcPr>
+            <w:tcW w:type="dxa" w:w="7937"/>
+            <w:tcBorders>
+              <w:top w:val="nil"/>
+              <w:left w:val="nil"/>
+              <w:bottom w:val="single" w:sz="8" w:space="0" w:color="A9C2D8"/>
+              <w:right w:val="nil"/>
+            </w:tcBorders>
+            <w:shd w:val="clear" w:color="auto" w:fill="E9EFF4"/>
+            <w:tcMar>
+              <w:top w:w="90" w:type="dxa"/>
+              <w:bottom w:w="90" w:type="dxa"/>
+              <w:left w:w="120" w:type="dxa"/>
+              <w:right w:w="120" w:type="dxa"/>
+            </w:tcMar>
+          </w:tcPr>
+          <w:p>
+            <w:pPr>
+              <w:spacing w:before="0" w:after="0" w:line="293" w:lineRule="auto"/>
+            </w:pPr>
+            <w:r>
+              <w:rPr>
+                <w:rFonts w:ascii="Aptos" w:hAnsi="Aptos" w:cs="Aptos" w:eastAsia="Aptos"/>
+                <w:b/>
+                <w:i w:val="0"/>
+                <w:color w:val="35506B"/>
+                <w:sz w:val="17"/>
+              </w:rPr>
+              <w:t>Facto</w:t>
+            </w:r>
+          </w:p>
+        </w:tc>
+      </w:tr>
+      <w:tr>
+        <w:trPr>
+          <w:cantSplit/>
+        </w:trPr>
+        <w:tc>
+          <w:tcPr>
+            <w:tcW w:type="dxa" w:w="1474"/>
+            <w:tcBorders>
+              <w:top w:val="nil"/>
+              <w:left w:val="nil"/>
+              <w:bottom w:val="single" w:sz="4" w:space="0" w:color="D7DEE5"/>
+              <w:right w:val="nil"/>
+            </w:tcBorders>
+            <w:shd w:val="clear" w:color="auto" w:fill="F8FAFC"/>
+            <w:tcMar>
+              <w:top w:w="85" w:type="dxa"/>
+              <w:bottom w:w="85" w:type="dxa"/>
+              <w:left w:w="120" w:type="dxa"/>
+              <w:right w:w="120" w:type="dxa"/>
+            </w:tcMar>
+          </w:tcPr>
+          <w:p>
+            <w:pPr>
+              <w:spacing w:before="0" w:after="0" w:line="274" w:lineRule="auto"/>
+            </w:pPr>
+            <w:r>
+              <w:rPr>
+                <w:rFonts w:ascii="Aptos" w:hAnsi="Aptos" w:cs="Aptos" w:eastAsia="Aptos"/>
+                <w:b w:val="0"/>
+                <w:i w:val="0"/>
+                <w:color w:val="2B2B2B"/>
+                <w:sz w:val="17"/>
+              </w:rPr>
+              <w:t>2012</w:t>
+            </w:r>
+          </w:p>
+        </w:tc>
+        <w:tc>
+          <w:tcPr>
+            <w:tcW w:type="dxa" w:w="7937"/>
+            <w:tcBorders>
+              <w:top w:val="nil"/>
+              <w:left w:val="nil"/>
+              <w:bottom w:val="single" w:sz="4" w:space="0" w:color="D7DEE5"/>
+              <w:right w:val="nil"/>
+            </w:tcBorders>
+            <w:shd w:val="clear" w:color="auto" w:fill="F8FAFC"/>
+            <w:tcMar>
+              <w:top w:w="85" w:type="dxa"/>
+              <w:bottom w:w="85" w:type="dxa"/>
+              <w:left w:w="120" w:type="dxa"/>
+              <w:right w:w="120" w:type="dxa"/>
+            </w:tcMar>
+          </w:tcPr>
+          <w:p>
+            <w:pPr>
+              <w:spacing w:before="0" w:after="0" w:line="274" w:lineRule="auto"/>
+            </w:pPr>
+            <w:r>
+              <w:rPr>
+                <w:rFonts w:ascii="Aptos" w:hAnsi="Aptos" w:cs="Aptos" w:eastAsia="Aptos"/>
+                <w:b w:val="0"/>
+                <w:i w:val="0"/>
+                <w:color w:val="2B2B2B"/>
+                <w:sz w:val="17"/>
+              </w:rPr>
+              <w:t xml:space="preserve">A </w:t>
+            </w:r>
+            <w:r>
+              <w:rPr>
+                <w:rFonts w:ascii="Aptos" w:hAnsi="Aptos" w:cs="Aptos" w:eastAsia="Aptos"/>
+                <w:b/>
+                <w:i w:val="0"/>
+                <w:color w:val="2B2B2B"/>
+                <w:sz w:val="17"/>
+              </w:rPr>
+              <w:t>DGAV</w:t>
+            </w:r>
+            <w:r>
+              <w:rPr>
+                <w:rFonts w:ascii="Aptos" w:hAnsi="Aptos" w:cs="Aptos" w:eastAsia="Aptos"/>
+                <w:b w:val="0"/>
+                <w:i w:val="0"/>
+                <w:color w:val="2B2B2B"/>
+                <w:sz w:val="17"/>
+              </w:rPr>
+              <w:t xml:space="preserve"> emite despacho pedindo à câmara municipal de Santo Tirso diligências para </w:t>
+            </w:r>
+            <w:r>
+              <w:rPr>
+                <w:rFonts w:ascii="Aptos" w:hAnsi="Aptos" w:cs="Aptos" w:eastAsia="Aptos"/>
+                <w:b/>
+                <w:i w:val="0"/>
+                <w:color w:val="2B2B2B"/>
+                <w:sz w:val="17"/>
+              </w:rPr>
+              <w:t>retirar os animais</w:t>
+            </w:r>
+            <w:r>
+              <w:rPr>
+                <w:rFonts w:ascii="Aptos" w:hAnsi="Aptos" w:cs="Aptos" w:eastAsia="Aptos"/>
+                <w:b w:val="0"/>
+                <w:i w:val="0"/>
+                <w:color w:val="2B2B2B"/>
+                <w:sz w:val="17"/>
+              </w:rPr>
+              <w:t xml:space="preserve"> do abrigo «Cantinho das Quatro Patas»</w:t>
+            </w:r>
+          </w:p>
+        </w:tc>
+      </w:tr>
+      <w:tr>
+        <w:trPr>
+          <w:cantSplit/>
+        </w:trPr>
+        <w:tc>
+          <w:tcPr>
+            <w:tcW w:type="dxa" w:w="1474"/>
+            <w:tcBorders>
+              <w:top w:val="nil"/>
+              <w:left w:val="nil"/>
+              <w:bottom w:val="single" w:sz="4" w:space="0" w:color="D7DEE5"/>
+              <w:right w:val="nil"/>
+            </w:tcBorders>
+            <w:shd w:val="clear" w:color="auto" w:fill="FFFFFF"/>
+            <w:tcMar>
+              <w:top w:w="85" w:type="dxa"/>
+              <w:bottom w:w="85" w:type="dxa"/>
+              <w:left w:w="120" w:type="dxa"/>
+              <w:right w:w="120" w:type="dxa"/>
+            </w:tcMar>
+          </w:tcPr>
+          <w:p>
+            <w:pPr>
+              <w:spacing w:before="0" w:after="0" w:line="274" w:lineRule="auto"/>
+            </w:pPr>
+            <w:r>
+              <w:rPr>
+                <w:rFonts w:ascii="Aptos" w:hAnsi="Aptos" w:cs="Aptos" w:eastAsia="Aptos"/>
+                <w:b w:val="0"/>
+                <w:i w:val="0"/>
+                <w:color w:val="2B2B2B"/>
+                <w:sz w:val="17"/>
+              </w:rPr>
+              <w:t>2018</w:t>
+            </w:r>
+          </w:p>
+        </w:tc>
+        <w:tc>
+          <w:tcPr>
+            <w:tcW w:type="dxa" w:w="7937"/>
+            <w:tcBorders>
+              <w:top w:val="nil"/>
+              <w:left w:val="nil"/>
+              <w:bottom w:val="single" w:sz="4" w:space="0" w:color="D7DEE5"/>
+              <w:right w:val="nil"/>
+            </w:tcBorders>
+            <w:shd w:val="clear" w:color="auto" w:fill="FFFFFF"/>
+            <w:tcMar>
+              <w:top w:w="85" w:type="dxa"/>
+              <w:bottom w:w="85" w:type="dxa"/>
+              <w:left w:w="120" w:type="dxa"/>
+              <w:right w:w="120" w:type="dxa"/>
+            </w:tcMar>
+          </w:tcPr>
+          <w:p>
+            <w:pPr>
+              <w:spacing w:before="0" w:after="0" w:line="274" w:lineRule="auto"/>
+            </w:pPr>
+            <w:r>
+              <w:rPr>
+                <w:rFonts w:ascii="Aptos" w:hAnsi="Aptos" w:cs="Aptos" w:eastAsia="Aptos"/>
+                <w:b w:val="0"/>
+                <w:i w:val="0"/>
+                <w:color w:val="2B2B2B"/>
+                <w:sz w:val="17"/>
+              </w:rPr>
+              <w:t>A câmara obtém parecer jurídico externo que conclui que «as câmaras não têm competência para encerrar abrigos de animais»</w:t>
+            </w:r>
+          </w:p>
+        </w:tc>
+      </w:tr>
+      <w:tr>
+        <w:trPr>
+          <w:cantSplit/>
+        </w:trPr>
+        <w:tc>
+          <w:tcPr>
+            <w:tcW w:type="dxa" w:w="1474"/>
+            <w:tcBorders>
+              <w:top w:val="nil"/>
+              <w:left w:val="nil"/>
+              <w:bottom w:val="single" w:sz="4" w:space="0" w:color="D7DEE5"/>
+              <w:right w:val="nil"/>
+            </w:tcBorders>
+            <w:shd w:val="clear" w:color="auto" w:fill="F8FAFC"/>
+            <w:tcMar>
+              <w:top w:w="85" w:type="dxa"/>
+              <w:bottom w:w="85" w:type="dxa"/>
+              <w:left w:w="120" w:type="dxa"/>
+              <w:right w:w="120" w:type="dxa"/>
+            </w:tcMar>
+          </w:tcPr>
+          <w:p>
+            <w:pPr>
+              <w:spacing w:before="0" w:after="0" w:line="274" w:lineRule="auto"/>
+            </w:pPr>
+            <w:r>
+              <w:rPr>
+                <w:rFonts w:ascii="Aptos" w:hAnsi="Aptos" w:cs="Aptos" w:eastAsia="Aptos"/>
+                <w:b w:val="0"/>
+                <w:i w:val="0"/>
+                <w:color w:val="2B2B2B"/>
+                <w:sz w:val="17"/>
+              </w:rPr>
+              <w:t>18.7.2020</w:t>
+            </w:r>
+          </w:p>
+        </w:tc>
+        <w:tc>
+          <w:tcPr>
+            <w:tcW w:type="dxa" w:w="7937"/>
+            <w:tcBorders>
+              <w:top w:val="nil"/>
+              <w:left w:val="nil"/>
+              <w:bottom w:val="single" w:sz="4" w:space="0" w:color="D7DEE5"/>
+              <w:right w:val="nil"/>
+            </w:tcBorders>
+            <w:shd w:val="clear" w:color="auto" w:fill="F8FAFC"/>
+            <w:tcMar>
+              <w:top w:w="85" w:type="dxa"/>
+              <w:bottom w:w="85" w:type="dxa"/>
+              <w:left w:w="120" w:type="dxa"/>
+              <w:right w:w="120" w:type="dxa"/>
+            </w:tcMar>
+          </w:tcPr>
+          <w:p>
+            <w:pPr>
+              <w:spacing w:before="0" w:after="0" w:line="274" w:lineRule="auto"/>
+            </w:pPr>
+            <w:r>
+              <w:rPr>
+                <w:rFonts w:ascii="Aptos" w:hAnsi="Aptos" w:cs="Aptos" w:eastAsia="Aptos"/>
+                <w:b w:val="0"/>
+                <w:i w:val="0"/>
+                <w:color w:val="2B2B2B"/>
+                <w:sz w:val="17"/>
+              </w:rPr>
+              <w:t xml:space="preserve">Incêndio na Serra da Agrela; morrem 93 animais em dois abrigos — «Cantinho das 4 Patas» e «Abrigo de Paredes» —, </w:t>
+            </w:r>
+            <w:r>
+              <w:rPr>
+                <w:rFonts w:ascii="Aptos" w:hAnsi="Aptos" w:cs="Aptos" w:eastAsia="Aptos"/>
+                <w:b/>
+                <w:i w:val="0"/>
+                <w:color w:val="2B2B2B"/>
+                <w:sz w:val="17"/>
+              </w:rPr>
+              <w:t>sem qualquer registo na DGAV</w:t>
+            </w:r>
+            <w:r>
+              <w:rPr>
+                <w:rFonts w:ascii="Aptos" w:hAnsi="Aptos" w:cs="Aptos" w:eastAsia="Aptos"/>
+                <w:b w:val="0"/>
+                <w:i w:val="0"/>
+                <w:color w:val="2B2B2B"/>
+                <w:sz w:val="17"/>
+              </w:rPr>
+              <w:t>, já antes objeto de vistorias conjuntas e de processos de contraordenação</w:t>
+            </w:r>
+          </w:p>
+        </w:tc>
+      </w:tr>
+      <w:tr>
+        <w:trPr>
+          <w:cantSplit/>
+        </w:trPr>
+        <w:tc>
+          <w:tcPr>
+            <w:tcW w:type="dxa" w:w="1474"/>
+            <w:tcBorders>
+              <w:top w:val="nil"/>
+              <w:left w:val="nil"/>
+              <w:bottom w:val="single" w:sz="4" w:space="0" w:color="D7DEE5"/>
+              <w:right w:val="nil"/>
+            </w:tcBorders>
+            <w:shd w:val="clear" w:color="auto" w:fill="FFFFFF"/>
+            <w:tcMar>
+              <w:top w:w="85" w:type="dxa"/>
+              <w:bottom w:w="85" w:type="dxa"/>
+              <w:left w:w="120" w:type="dxa"/>
+              <w:right w:w="120" w:type="dxa"/>
+            </w:tcMar>
+          </w:tcPr>
+          <w:p>
+            <w:pPr>
+              <w:spacing w:before="0" w:after="0" w:line="274" w:lineRule="auto"/>
+            </w:pPr>
+            <w:r>
+              <w:rPr>
+                <w:rFonts w:ascii="Aptos" w:hAnsi="Aptos" w:cs="Aptos" w:eastAsia="Aptos"/>
+                <w:b w:val="0"/>
+                <w:i w:val="0"/>
+                <w:color w:val="2B2B2B"/>
+                <w:sz w:val="17"/>
+              </w:rPr>
+              <w:t>9.9.2026</w:t>
+            </w:r>
+          </w:p>
+        </w:tc>
+        <w:tc>
+          <w:tcPr>
+            <w:tcW w:type="dxa" w:w="7937"/>
+            <w:tcBorders>
+              <w:top w:val="nil"/>
+              <w:left w:val="nil"/>
+              <w:bottom w:val="single" w:sz="4" w:space="0" w:color="D7DEE5"/>
+              <w:right w:val="nil"/>
+            </w:tcBorders>
+            <w:shd w:val="clear" w:color="auto" w:fill="FFFFFF"/>
+            <w:tcMar>
+              <w:top w:w="85" w:type="dxa"/>
+              <w:bottom w:w="85" w:type="dxa"/>
+              <w:left w:w="120" w:type="dxa"/>
+              <w:right w:w="120" w:type="dxa"/>
+            </w:tcMar>
+          </w:tcPr>
+          <w:p>
+            <w:pPr>
+              <w:spacing w:before="0" w:after="0" w:line="274" w:lineRule="auto"/>
+            </w:pPr>
+            <w:r>
+              <w:rPr>
+                <w:rFonts w:ascii="Aptos" w:hAnsi="Aptos" w:cs="Aptos" w:eastAsia="Aptos"/>
+                <w:b w:val="0"/>
+                <w:i w:val="0"/>
+                <w:color w:val="2B2B2B"/>
+                <w:sz w:val="17"/>
+              </w:rPr>
+              <w:t>O Tribunal de Matosinhos absolve os cinco arguidos, entre eles a antiga coordenadora da Proteção Civil e o ex-veterinário municipal, de mais de 230 crimes. O coletivo consigna que nenhum dos dois tinha poderes para ordenar a evacuação forçada dos espaços privados na noite do incêndio</w:t>
+            </w:r>
+          </w:p>
+        </w:tc>
+      </w:tr>
+    </w:tbl>
+    <w:p>
+      <w:pPr>
+        <w:spacing w:before="40" w:after="180" w:line="293" w:lineRule="auto"/>
+      </w:pPr>
+    </w:p>
+    <w:p>
+      <w:pPr>
+        <w:keepNext/>
+        <w:spacing w:before="200" w:after="60" w:line="293" w:lineRule="auto"/>
+      </w:pPr>
+      <w:r>
+        <w:rPr>
+          <w:rFonts w:ascii="Aptos" w:hAnsi="Aptos" w:cs="Aptos" w:eastAsia="Aptos"/>
+          <w:b/>
+          <w:i w:val="0"/>
+          <w:color w:val="5C7891"/>
+          <w:sz w:val="19"/>
+        </w:rPr>
+        <w:t>O que o caso não decide</w:t>
+      </w:r>
+    </w:p>
+    <w:p>
+      <w:pPr>
+        <w:spacing w:before="0" w:after="100" w:line="293" w:lineRule="auto"/>
+        <w:ind w:left="408" w:hanging="408"/>
+        <w:jc w:val="both"/>
+      </w:pPr>
+      <w:r>
+        <w:rPr>
+          <w:rFonts w:ascii="Aptos" w:hAnsi="Aptos" w:cs="Aptos" w:eastAsia="Aptos"/>
+          <w:b/>
+          <w:i w:val="0"/>
+          <w:color w:val="5C7891"/>
+          <w:sz w:val="20"/>
+        </w:rPr>
+        <w:t>1.</w:t>
+        <w:tab/>
+      </w:r>
+      <w:r>
+        <w:rPr>
+          <w:rFonts w:ascii="Aptos" w:hAnsi="Aptos" w:cs="Aptos" w:eastAsia="Aptos"/>
+          <w:b/>
+          <w:i w:val="0"/>
+          <w:color w:val="2B2B2B"/>
+          <w:sz w:val="20"/>
+        </w:rPr>
+        <w:t>Respeita a dois titulares de cargos, não à câmara municipal.</w:t>
+      </w:r>
+      <w:r>
+        <w:rPr>
+          <w:rFonts w:ascii="Aptos" w:hAnsi="Aptos" w:cs="Aptos" w:eastAsia="Aptos"/>
+          <w:b w:val="0"/>
+          <w:i w:val="0"/>
+          <w:color w:val="2B2B2B"/>
+          <w:sz w:val="20"/>
+        </w:rPr>
+        <w:t xml:space="preserve"> O n.º 5 do artigo 3.º confere o poder «às câmaras municipais», e exige vistoria conjunta prévia: é ato do órgão colegial, precedido de procedimento. O médico veterinário municipal e a coordenadora da Proteção Civil não são a câmara.</w:t>
+      </w:r>
+    </w:p>
+    <w:p>
+      <w:pPr>
+        <w:spacing w:before="0" w:after="100" w:line="293" w:lineRule="auto"/>
+        <w:ind w:left="408" w:hanging="408"/>
+        <w:jc w:val="both"/>
+      </w:pPr>
+      <w:r>
+        <w:rPr>
+          <w:rFonts w:ascii="Aptos" w:hAnsi="Aptos" w:cs="Aptos" w:eastAsia="Aptos"/>
+          <w:b/>
+          <w:i w:val="0"/>
+          <w:color w:val="5C7891"/>
+          <w:sz w:val="20"/>
+        </w:rPr>
+        <w:t>2.</w:t>
+        <w:tab/>
+      </w:r>
+      <w:r>
+        <w:rPr>
+          <w:rFonts w:ascii="Aptos" w:hAnsi="Aptos" w:cs="Aptos" w:eastAsia="Aptos"/>
+          <w:b/>
+          <w:i w:val="0"/>
+          <w:color w:val="2B2B2B"/>
+          <w:sz w:val="20"/>
+        </w:rPr>
+        <w:t>Respeita a uma evacuação forçada na noite de um incêndio</w:t>
+      </w:r>
+      <w:r>
+        <w:rPr>
+          <w:rFonts w:ascii="Aptos" w:hAnsi="Aptos" w:cs="Aptos" w:eastAsia="Aptos"/>
+          <w:b w:val="0"/>
+          <w:i w:val="0"/>
+          <w:color w:val="2B2B2B"/>
+          <w:sz w:val="20"/>
+        </w:rPr>
+        <w:t xml:space="preserve"> — medida de emergência de proteção civil —, e não à notificação para remoção do n.º 5, que é ato de polícia sanitária com procedimento próprio e prazo fixado.</w:t>
+      </w:r>
+    </w:p>
+    <w:p>
+      <w:pPr>
+        <w:spacing w:before="0" w:after="100" w:line="293" w:lineRule="auto"/>
+        <w:ind w:left="408" w:hanging="408"/>
+        <w:jc w:val="both"/>
+      </w:pPr>
+      <w:r>
+        <w:rPr>
+          <w:rFonts w:ascii="Aptos" w:hAnsi="Aptos" w:cs="Aptos" w:eastAsia="Aptos"/>
+          <w:b/>
+          <w:i w:val="0"/>
+          <w:color w:val="5C7891"/>
+          <w:sz w:val="20"/>
+        </w:rPr>
+        <w:t>3.</w:t>
+        <w:tab/>
+      </w:r>
+      <w:r>
+        <w:rPr>
+          <w:rFonts w:ascii="Aptos" w:hAnsi="Aptos" w:cs="Aptos" w:eastAsia="Aptos"/>
+          <w:b/>
+          <w:i w:val="0"/>
+          <w:color w:val="2B2B2B"/>
+          <w:sz w:val="20"/>
+        </w:rPr>
+        <w:t>Encerrar não é retirar.</w:t>
+      </w:r>
+      <w:r>
+        <w:rPr>
+          <w:rFonts w:ascii="Aptos" w:hAnsi="Aptos" w:cs="Aptos" w:eastAsia="Aptos"/>
+          <w:b w:val="0"/>
+          <w:i w:val="0"/>
+          <w:color w:val="2B2B2B"/>
+          <w:sz w:val="20"/>
+        </w:rPr>
+        <w:t xml:space="preserve"> O parecer de 2018 concluiu que as câmaras não podem </w:t>
+      </w:r>
+      <w:r>
+        <w:rPr>
+          <w:rFonts w:ascii="Aptos" w:hAnsi="Aptos" w:cs="Aptos" w:eastAsia="Aptos"/>
+          <w:b/>
+          <w:i w:val="0"/>
+          <w:color w:val="2B2B2B"/>
+          <w:sz w:val="20"/>
+        </w:rPr>
+        <w:t>encerrar</w:t>
+      </w:r>
+      <w:r>
+        <w:rPr>
+          <w:rFonts w:ascii="Aptos" w:hAnsi="Aptos" w:cs="Aptos" w:eastAsia="Aptos"/>
+          <w:b w:val="0"/>
+          <w:i w:val="0"/>
+          <w:color w:val="2B2B2B"/>
+          <w:sz w:val="20"/>
+        </w:rPr>
+        <w:t>, e está certo: o encerramento de estabelecimento é sanção acessória do artigo 69.º do Decreto-Lei n.º 276/2001, aplicada pelo diretor-geral nos termos do artigo 70.º. Este estudo nunca afirmou o contrário.</w:t>
+      </w:r>
+    </w:p>
+    <w:p>
+      <w:pPr>
+        <w:keepNext/>
+        <w:spacing w:before="200" w:after="60" w:line="293" w:lineRule="auto"/>
+      </w:pPr>
+      <w:r>
+        <w:rPr>
+          <w:rFonts w:ascii="Aptos" w:hAnsi="Aptos" w:cs="Aptos" w:eastAsia="Aptos"/>
+          <w:b/>
+          <w:i w:val="0"/>
+          <w:color w:val="5C7891"/>
+          <w:sz w:val="19"/>
+        </w:rPr>
+        <w:t>O que o caso confirma</w:t>
+      </w:r>
+    </w:p>
+    <w:p>
+      <w:pPr>
+        <w:spacing w:before="0" w:after="80" w:line="293" w:lineRule="auto"/>
+        <w:ind w:left="351" w:hanging="351"/>
+        <w:jc w:val="both"/>
+      </w:pPr>
+      <w:r>
+        <w:rPr>
+          <w:rFonts w:ascii="Aptos" w:hAnsi="Aptos" w:cs="Aptos" w:eastAsia="Aptos"/>
+          <w:b w:val="0"/>
+          <w:i w:val="0"/>
+          <w:color w:val="7C8894"/>
+          <w:sz w:val="20"/>
+        </w:rPr>
+        <w:t>—</w:t>
+        <w:tab/>
+      </w:r>
+      <w:r>
+        <w:rPr>
+          <w:rFonts w:ascii="Aptos" w:hAnsi="Aptos" w:cs="Aptos" w:eastAsia="Aptos"/>
+          <w:b/>
+          <w:i w:val="0"/>
+          <w:color w:val="2B2B2B"/>
+          <w:sz w:val="20"/>
+        </w:rPr>
+        <w:t>A articulação real vai no sentido aqui sustentado.</w:t>
+      </w:r>
+      <w:r>
+        <w:rPr>
+          <w:rFonts w:ascii="Aptos" w:hAnsi="Aptos" w:cs="Aptos" w:eastAsia="Aptos"/>
+          <w:b w:val="0"/>
+          <w:i w:val="0"/>
+          <w:color w:val="2B2B2B"/>
+          <w:sz w:val="20"/>
+        </w:rPr>
+        <w:t xml:space="preserve"> Em 2012 foi a DGAV a pedir à câmara que retirasse os animais. A prática da própria autoridade sanitária reconhece que o poder de remoção é municipal — isto é, o n.º 5.</w:t>
+      </w:r>
+    </w:p>
+    <w:p>
+      <w:pPr>
+        <w:spacing w:before="0" w:after="80" w:line="293" w:lineRule="auto"/>
+        <w:ind w:left="351" w:hanging="351"/>
+        <w:jc w:val="both"/>
+      </w:pPr>
+      <w:r>
+        <w:rPr>
+          <w:rFonts w:ascii="Aptos" w:hAnsi="Aptos" w:cs="Aptos" w:eastAsia="Aptos"/>
+          <w:b w:val="0"/>
+          <w:i w:val="0"/>
+          <w:color w:val="7C8894"/>
+          <w:sz w:val="20"/>
+        </w:rPr>
+        <w:t>—</w:t>
+        <w:tab/>
+      </w:r>
+      <w:r>
+        <w:rPr>
+          <w:rFonts w:ascii="Aptos" w:hAnsi="Aptos" w:cs="Aptos" w:eastAsia="Aptos"/>
+          <w:b/>
+          <w:i w:val="0"/>
+          <w:color w:val="2B2B2B"/>
+          <w:sz w:val="20"/>
+        </w:rPr>
+        <w:t>E confirma, com factos, a inibição descrita no ponto 15.7.</w:t>
+      </w:r>
+      <w:r>
+        <w:rPr>
+          <w:rFonts w:ascii="Aptos" w:hAnsi="Aptos" w:cs="Aptos" w:eastAsia="Aptos"/>
+          <w:b w:val="0"/>
+          <w:i w:val="0"/>
+          <w:color w:val="2B2B2B"/>
+          <w:sz w:val="20"/>
+        </w:rPr>
+        <w:t xml:space="preserve"> Abrigos não registados em zona rural, com vistorias feitas e contraordenações instauradas, e animais que ali permaneceram até morrerem. O sistema reativo não impediu nada.</w:t>
+      </w:r>
+    </w:p>
+    <w:tbl>
+      <w:tblPr>
+        <w:tblW w:type="auto" w:w="0"/>
+        <w:jc w:val="center"/>
+        <w:tblBorders>
+          <w:top w:val="nil"/>
+          <w:left w:val="nil"/>
+          <w:bottom w:val="nil"/>
+          <w:right w:val="nil"/>
+          <w:insideH w:val="nil"/>
+          <w:insideV w:val="nil"/>
+        </w:tblBorders>
+        <w:tblLayout w:type="fixed"/>
+        <w:tblLook w:firstColumn="1" w:firstRow="1" w:lastColumn="0" w:lastRow="0" w:noHBand="0" w:noVBand="1" w:val="04A0"/>
+      </w:tblPr>
+      <w:tblGrid>
+        <w:gridCol w:w="9412"/>
+      </w:tblGrid>
+      <w:tr>
+        <w:trPr>
+          <w:cantSplit/>
+        </w:trPr>
+        <w:tc>
+          <w:tcPr>
+            <w:tcW w:type="dxa" w:w="9411"/>
+            <w:tcBorders>
+              <w:top w:val="nil"/>
+              <w:left w:val="single" w:sz="18" w:space="0" w:color="E0BEBA"/>
+              <w:bottom w:val="nil"/>
+              <w:right w:val="nil"/>
+            </w:tcBorders>
+            <w:shd w:val="clear" w:color="auto" w:fill="FAF2F1"/>
+            <w:tcMar>
+              <w:top w:w="130" w:type="dxa"/>
+              <w:bottom w:w="130" w:type="dxa"/>
+              <w:left w:w="200" w:type="dxa"/>
+              <w:right w:w="180" w:type="dxa"/>
+            </w:tcMar>
+          </w:tcPr>
+          <w:p>
+            <w:pPr>
+              <w:spacing w:before="0" w:after="0" w:line="293" w:lineRule="auto"/>
+              <w:jc w:val="both"/>
+            </w:pPr>
+            <w:r>
+              <w:rPr>
+                <w:rFonts w:ascii="Aptos" w:hAnsi="Aptos" w:cs="Aptos" w:eastAsia="Aptos"/>
+                <w:b/>
+                <w:i w:val="0"/>
+                <w:color w:val="2B2B2B"/>
+                <w:sz w:val="19"/>
+              </w:rPr>
+              <w:t>Advertência de fonte.</w:t>
+            </w:r>
+            <w:r>
+              <w:rPr>
+                <w:rFonts w:ascii="Aptos" w:hAnsi="Aptos" w:cs="Aptos" w:eastAsia="Aptos"/>
+                <w:b w:val="0"/>
+                <w:i w:val="0"/>
+                <w:color w:val="2B2B2B"/>
+                <w:sz w:val="19"/>
+              </w:rPr>
+              <w:t xml:space="preserve"> Não se leu a decisão. O que antecede resulta de notícias sobre a leitura oral do acórdão, e trata-se de absolvição em primeira instância, suscetível de recurso. </w:t>
+            </w:r>
+            <w:r>
+              <w:rPr>
+                <w:rFonts w:ascii="Aptos" w:hAnsi="Aptos" w:cs="Aptos" w:eastAsia="Aptos"/>
+                <w:b/>
+                <w:i w:val="0"/>
+                <w:color w:val="2B2B2B"/>
+                <w:sz w:val="19"/>
+              </w:rPr>
+              <w:t>Obter o texto da decisão é a diligência mais útil que este estudo tem pendente</w:t>
+            </w:r>
+            <w:r>
+              <w:rPr>
+                <w:rFonts w:ascii="Aptos" w:hAnsi="Aptos" w:cs="Aptos" w:eastAsia="Aptos"/>
+                <w:b w:val="0"/>
+                <w:i w:val="0"/>
+                <w:color w:val="2B2B2B"/>
+                <w:sz w:val="19"/>
+              </w:rPr>
+              <w:t>, e só depois dela se poderá afirmar com segurança o que o tribunal decidiu quanto a competências.</w:t>
+            </w:r>
+          </w:p>
+        </w:tc>
+      </w:tr>
+    </w:tbl>
+    <w:p>
+      <w:pPr>
+        <w:spacing w:before="0" w:after="180" w:line="293" w:lineRule="auto"/>
+      </w:pPr>
+    </w:p>
+    <w:tbl>
+      <w:tblPr>
+        <w:tblW w:type="auto" w:w="0"/>
+        <w:jc w:val="center"/>
+        <w:tblBorders>
+          <w:top w:val="nil"/>
+          <w:left w:val="nil"/>
+          <w:bottom w:val="nil"/>
+          <w:right w:val="nil"/>
+          <w:insideH w:val="nil"/>
+          <w:insideV w:val="nil"/>
+        </w:tblBorders>
+        <w:tblLayout w:type="fixed"/>
+        <w:tblLook w:firstColumn="1" w:firstRow="1" w:lastColumn="0" w:lastRow="0" w:noHBand="0" w:noVBand="1" w:val="04A0"/>
+      </w:tblPr>
+      <w:tblGrid>
+        <w:gridCol w:w="9412"/>
+      </w:tblGrid>
+      <w:tr>
+        <w:trPr>
+          <w:cantSplit/>
+        </w:trPr>
+        <w:tc>
+          <w:tcPr>
+            <w:tcW w:type="dxa" w:w="9411"/>
+            <w:tcBorders>
+              <w:top w:val="nil"/>
+              <w:left w:val="single" w:sz="18" w:space="0" w:color="E0BEBA"/>
+              <w:bottom w:val="nil"/>
+              <w:right w:val="nil"/>
+            </w:tcBorders>
+            <w:shd w:val="clear" w:color="auto" w:fill="FAF2F1"/>
+            <w:tcMar>
+              <w:top w:w="130" w:type="dxa"/>
+              <w:bottom w:w="130" w:type="dxa"/>
+              <w:left w:w="200" w:type="dxa"/>
+              <w:right w:w="180" w:type="dxa"/>
+            </w:tcMar>
+          </w:tcPr>
+          <w:p>
+            <w:pPr>
+              <w:spacing w:before="0" w:after="0" w:line="293" w:lineRule="auto"/>
+              <w:jc w:val="both"/>
+            </w:pPr>
+            <w:r>
+              <w:rPr>
+                <w:rFonts w:ascii="Aptos" w:hAnsi="Aptos" w:cs="Aptos" w:eastAsia="Aptos"/>
+                <w:b/>
+                <w:i w:val="0"/>
+                <w:color w:val="2B2B2B"/>
+                <w:sz w:val="19"/>
+              </w:rPr>
+              <w:t>Observação.</w:t>
+            </w:r>
+            <w:r>
+              <w:rPr>
+                <w:rFonts w:ascii="Aptos" w:hAnsi="Aptos" w:cs="Aptos" w:eastAsia="Aptos"/>
+                <w:b w:val="0"/>
+                <w:i w:val="0"/>
+                <w:color w:val="2B2B2B"/>
+                <w:sz w:val="19"/>
+              </w:rPr>
+              <w:t xml:space="preserve"> O caso ilustra o custo da tese contrária tanto quanto o da tese aqui sustentada: se a câmara entende não ter poderes e a DGAV depende da câmara para executar, o sistema não protege ninguém. É argumento de política legislativa, não de interpretação — mas é o argumento mais forte a favor de uma revisão que atribua expressamente a competência e os meios.</w:t>
+            </w:r>
+          </w:p>
+        </w:tc>
+      </w:tr>
+    </w:tbl>
+    <w:p>
+      <w:pPr>
+        <w:spacing w:before="0" w:after="180" w:line="293" w:lineRule="auto"/>
+      </w:pPr>
+    </w:p>
+    <w:p>
+      <w:pPr>
+        <w:keepNext/>
         <w:spacing w:before="260" w:after="80" w:line="293" w:lineRule="auto"/>
       </w:pPr>
       <w:r>
@@ -19090,6 +19971,34 @@
           <w:sz w:val="20"/>
         </w:rPr>
         <w:t>6.</w:t>
+        <w:tab/>
+      </w:r>
+      <w:r>
+        <w:rPr>
+          <w:rFonts w:ascii="Aptos" w:hAnsi="Aptos" w:cs="Aptos" w:eastAsia="Aptos"/>
+          <w:b w:val="0"/>
+          <w:i w:val="0"/>
+          <w:color w:val="2B2B2B"/>
+          <w:sz w:val="20"/>
+        </w:rPr>
+        <w:t>Não se obteve o texto do acórdão do Tribunal de Matosinhos de 9 de setembro de 2026, sobre os abrigos de Santo Tirso, usado no ponto 9.5 a partir de notícias. É a diligência pendente mais útil, e condiciona o que sobre ele se pode afirmar.</w:t>
+      </w:r>
+    </w:p>
+    <w:p>
+      <w:pPr>
+        <w:spacing w:before="0" w:after="100" w:line="293" w:lineRule="auto"/>
+        <w:ind w:left="408" w:hanging="408"/>
+        <w:jc w:val="both"/>
+      </w:pPr>
+      <w:r>
+        <w:rPr>
+          <w:rFonts w:ascii="Aptos" w:hAnsi="Aptos" w:cs="Aptos" w:eastAsia="Aptos"/>
+          <w:b/>
+          <w:i w:val="0"/>
+          <w:color w:val="5C7891"/>
+          <w:sz w:val="20"/>
+        </w:rPr>
+        <w:t>7.</w:t>
         <w:tab/>
       </w:r>
       <w:r>

--- a/criador informal/Estudo_Limites_por_Fogo.docx
+++ b/criador informal/Estudo_Limites_por_Fogo.docx
@@ -774,7 +774,7 @@
           <w:color w:val="2B2B2B"/>
           <w:sz w:val="20"/>
         </w:rPr>
-        <w:t xml:space="preserve">A </w:t>
+        <w:t xml:space="preserve">Desde 1 de outubro de 2020, o artigo 1.º-A da Lei n.º 92/95, aditado pela Lei n.º 39/2020, impõe aos municípios o </w:t>
       </w:r>
       <w:r>
         <w:rPr>
@@ -784,7 +784,7 @@
           <w:color w:val="2B2B2B"/>
           <w:sz w:val="20"/>
         </w:rPr>
-        <w:t>coima</w:t>
+        <w:t>dever</w:t>
       </w:r>
       <w:r>
         <w:rPr>
@@ -794,7 +794,7 @@
           <w:color w:val="2B2B2B"/>
           <w:sz w:val="20"/>
         </w:rPr>
-        <w:t xml:space="preserve"> do artigo 3.º só existe dentro de casa: a al. c) do n.º 3 do artigo 14.º tipifica a permanência de animais «em habitações e terrenos anexos», e o tipo não pode ser alargado. Fora daí resta o remédio administrativo do n.º 5. Capítulo 9.</w:t>
+        <w:t xml:space="preserve"> de desencadear a recolha ou captura de animais havendo evidência de sinais de crimes de maus-tratos — poder autónomo, que não depende de fogo, de habitação nem de registo do alojamento. Capítulo 9.</w:t>
       </w:r>
     </w:p>
     <w:p>
@@ -822,7 +822,7 @@
           <w:color w:val="2B2B2B"/>
           <w:sz w:val="20"/>
         </w:rPr>
-        <w:t xml:space="preserve">O </w:t>
+        <w:t xml:space="preserve">A </w:t>
       </w:r>
       <w:r>
         <w:rPr>
@@ -832,7 +832,7 @@
           <w:color w:val="2B2B2B"/>
           <w:sz w:val="20"/>
         </w:rPr>
-        <w:t>n.º 1</w:t>
+        <w:t>coima</w:t>
       </w:r>
       <w:r>
         <w:rPr>
@@ -842,27 +842,7 @@
           <w:color w:val="2B2B2B"/>
           <w:sz w:val="20"/>
         </w:rPr>
-        <w:t xml:space="preserve"> do artigo 3.º — dever geral de salubridade — </w:t>
-      </w:r>
-      <w:r>
-        <w:rPr>
-          <w:rFonts w:ascii="Aptos" w:hAnsi="Aptos" w:cs="Aptos" w:eastAsia="Aptos"/>
-          <w:b/>
-          <w:i w:val="0"/>
-          <w:color w:val="2B2B2B"/>
-          <w:sz w:val="20"/>
-        </w:rPr>
-        <w:t>aplica-se sempre</w:t>
-      </w:r>
-      <w:r>
-        <w:rPr>
-          <w:rFonts w:ascii="Aptos" w:hAnsi="Aptos" w:cs="Aptos" w:eastAsia="Aptos"/>
-          <w:b w:val="0"/>
-          <w:i w:val="0"/>
-          <w:color w:val="2B2B2B"/>
-          <w:sz w:val="20"/>
-        </w:rPr>
-        <w:t>, incluindo ao alojamento registado. Registar não isenta; a al. j) do n.º 1 do artigo 3.º-A obriga o interessado a declarar o cumprimento de toda a legislação aplicável em matéria de higiene.</w:t>
+        <w:t xml:space="preserve"> do artigo 3.º só existe dentro de casa: a al. c) do n.º 3 do artigo 14.º tipifica a permanência de animais «em habitações e terrenos anexos», e o tipo não pode ser alargado. Fora daí resta o remédio administrativo do n.º 5. Capítulo 9.</w:t>
       </w:r>
     </w:p>
     <w:p>
@@ -880,6 +860,74 @@
           <w:sz w:val="20"/>
         </w:rPr>
         <w:t>11.</w:t>
+        <w:tab/>
+      </w:r>
+      <w:r>
+        <w:rPr>
+          <w:rFonts w:ascii="Aptos" w:hAnsi="Aptos" w:cs="Aptos" w:eastAsia="Aptos"/>
+          <w:b w:val="0"/>
+          <w:i w:val="0"/>
+          <w:color w:val="2B2B2B"/>
+          <w:sz w:val="20"/>
+        </w:rPr>
+        <w:t xml:space="preserve">O </w:t>
+      </w:r>
+      <w:r>
+        <w:rPr>
+          <w:rFonts w:ascii="Aptos" w:hAnsi="Aptos" w:cs="Aptos" w:eastAsia="Aptos"/>
+          <w:b/>
+          <w:i w:val="0"/>
+          <w:color w:val="2B2B2B"/>
+          <w:sz w:val="20"/>
+        </w:rPr>
+        <w:t>n.º 1</w:t>
+      </w:r>
+      <w:r>
+        <w:rPr>
+          <w:rFonts w:ascii="Aptos" w:hAnsi="Aptos" w:cs="Aptos" w:eastAsia="Aptos"/>
+          <w:b w:val="0"/>
+          <w:i w:val="0"/>
+          <w:color w:val="2B2B2B"/>
+          <w:sz w:val="20"/>
+        </w:rPr>
+        <w:t xml:space="preserve"> do artigo 3.º — dever geral de salubridade — </w:t>
+      </w:r>
+      <w:r>
+        <w:rPr>
+          <w:rFonts w:ascii="Aptos" w:hAnsi="Aptos" w:cs="Aptos" w:eastAsia="Aptos"/>
+          <w:b/>
+          <w:i w:val="0"/>
+          <w:color w:val="2B2B2B"/>
+          <w:sz w:val="20"/>
+        </w:rPr>
+        <w:t>aplica-se sempre</w:t>
+      </w:r>
+      <w:r>
+        <w:rPr>
+          <w:rFonts w:ascii="Aptos" w:hAnsi="Aptos" w:cs="Aptos" w:eastAsia="Aptos"/>
+          <w:b w:val="0"/>
+          <w:i w:val="0"/>
+          <w:color w:val="2B2B2B"/>
+          <w:sz w:val="20"/>
+        </w:rPr>
+        <w:t>, incluindo ao alojamento registado. Registar não isenta; a al. j) do n.º 1 do artigo 3.º-A obriga o interessado a declarar o cumprimento de toda a legislação aplicável em matéria de higiene.</w:t>
+      </w:r>
+    </w:p>
+    <w:p>
+      <w:pPr>
+        <w:spacing w:before="0" w:after="100" w:line="293" w:lineRule="auto"/>
+        <w:ind w:left="408" w:hanging="408"/>
+        <w:jc w:val="both"/>
+      </w:pPr>
+      <w:r>
+        <w:rPr>
+          <w:rFonts w:ascii="Aptos" w:hAnsi="Aptos" w:cs="Aptos" w:eastAsia="Aptos"/>
+          <w:b/>
+          <w:i w:val="0"/>
+          <w:color w:val="5C7891"/>
+          <w:sz w:val="20"/>
+        </w:rPr>
+        <w:t>12.</w:t>
         <w:tab/>
       </w:r>
       <w:r>
@@ -11219,6 +11267,462 @@
     <w:p>
       <w:pPr>
         <w:keepNext/>
+        <w:spacing w:before="200" w:after="60" w:line="293" w:lineRule="auto"/>
+      </w:pPr>
+      <w:r>
+        <w:rPr>
+          <w:rFonts w:ascii="Aptos" w:hAnsi="Aptos" w:cs="Aptos" w:eastAsia="Aptos"/>
+          <w:b/>
+          <w:i w:val="0"/>
+          <w:color w:val="5C7891"/>
+          <w:sz w:val="19"/>
+        </w:rPr>
+        <w:t>A alteração de 2020: um poder novo, que o caso não conheceu</w:t>
+      </w:r>
+    </w:p>
+    <w:p>
+      <w:pPr>
+        <w:spacing w:before="0" w:after="140" w:line="293" w:lineRule="auto"/>
+        <w:jc w:val="both"/>
+      </w:pPr>
+      <w:r>
+        <w:rPr>
+          <w:rFonts w:ascii="Aptos" w:hAnsi="Aptos" w:cs="Aptos" w:eastAsia="Aptos"/>
+          <w:b w:val="0"/>
+          <w:i w:val="0"/>
+          <w:color w:val="2B2B2B"/>
+          <w:sz w:val="20"/>
+        </w:rPr>
+        <w:t>A Lei n.º 39/2020, de 18 de agosto, que «altera o regime sancionatório aplicável aos crimes contra animais de companhia, procedendo à quinquagésima alteração ao Código Penal, à trigésima sétima alteração ao Código de Processo Penal e à terceira alteração à Lei n.º 92/95, de 12 de setembro», aditou àquela lei um artigo que interessa diretamente a esta questão.</w:t>
+      </w:r>
+    </w:p>
+    <w:tbl>
+      <w:tblPr>
+        <w:tblW w:type="auto" w:w="0"/>
+        <w:jc w:val="center"/>
+        <w:tblBorders>
+          <w:top w:val="nil"/>
+          <w:left w:val="nil"/>
+          <w:bottom w:val="nil"/>
+          <w:right w:val="nil"/>
+          <w:insideH w:val="nil"/>
+          <w:insideV w:val="nil"/>
+        </w:tblBorders>
+        <w:tblLayout w:type="fixed"/>
+        <w:tblLook w:firstColumn="1" w:firstRow="1" w:lastColumn="0" w:lastRow="0" w:noHBand="0" w:noVBand="1" w:val="04A0"/>
+      </w:tblPr>
+      <w:tblGrid>
+        <w:gridCol w:w="9412"/>
+      </w:tblGrid>
+      <w:tr>
+        <w:trPr>
+          <w:cantSplit/>
+        </w:trPr>
+        <w:tc>
+          <w:tcPr>
+            <w:tcW w:type="dxa" w:w="9411"/>
+            <w:tcBorders>
+              <w:top w:val="nil"/>
+              <w:left w:val="single" w:sz="18" w:space="0" w:color="A9C2D8"/>
+              <w:bottom w:val="nil"/>
+              <w:right w:val="nil"/>
+            </w:tcBorders>
+            <w:shd w:val="clear" w:color="auto" w:fill="F3F6F9"/>
+            <w:tcMar>
+              <w:top w:w="130" w:type="dxa"/>
+              <w:bottom w:w="130" w:type="dxa"/>
+              <w:left w:w="200" w:type="dxa"/>
+              <w:right w:w="180" w:type="dxa"/>
+            </w:tcMar>
+          </w:tcPr>
+          <w:p>
+            <w:pPr>
+              <w:spacing w:before="0" w:after="80" w:line="293" w:lineRule="auto"/>
+              <w:jc w:val="both"/>
+            </w:pPr>
+            <w:r>
+              <w:rPr>
+                <w:rFonts w:ascii="Aptos" w:hAnsi="Aptos" w:cs="Aptos" w:eastAsia="Aptos"/>
+                <w:b w:val="0"/>
+                <w:i/>
+                <w:color w:val="2B2B2B"/>
+                <w:sz w:val="19"/>
+              </w:rPr>
+              <w:t>1 — Em caso de evidência de sinais da prática de crimes de maus-tratos contra animais de companhia, as forças de segurança, os órgãos de polícia criminal, a Direção-Geral de Alimentação e Veterinária e os municípios devem desencadear os meios para proceder à recolha ou captura dos mesmos.</w:t>
+            </w:r>
+          </w:p>
+          <w:p>
+            <w:pPr>
+              <w:spacing w:before="0" w:after="0" w:line="293" w:lineRule="auto"/>
+              <w:jc w:val="both"/>
+            </w:pPr>
+            <w:r>
+              <w:rPr>
+                <w:rFonts w:ascii="Aptos" w:hAnsi="Aptos" w:cs="Aptos" w:eastAsia="Aptos"/>
+                <w:b w:val="0"/>
+                <w:i/>
+                <w:color w:val="2B2B2B"/>
+                <w:sz w:val="19"/>
+              </w:rPr>
+              <w:t>2 — Para o efeito previsto no número anterior, pode ser solicitada a emissão de mandado judicial através da autoridade judiciária competente que assegure o acesso das forças de segurança ou órgãos de polícia criminal aos locais onde os referidos animais se encontrem.</w:t>
+            </w:r>
+          </w:p>
+          <w:p>
+            <w:pPr>
+              <w:spacing w:before="120" w:after="0" w:line="293" w:lineRule="auto"/>
+            </w:pPr>
+            <w:r>
+              <w:rPr>
+                <w:rFonts w:ascii="Aptos" w:hAnsi="Aptos" w:cs="Aptos" w:eastAsia="Aptos"/>
+                <w:b w:val="0"/>
+                <w:i w:val="0"/>
+                <w:color w:val="7C8894"/>
+                <w:sz w:val="15"/>
+              </w:rPr>
+              <w:t>Artigo 1.º-A da Lei n.º 92/95, aditado pela Lei n.º 39/2020, conferido no Diário da República, 1.ª série, n.º 160, de 18 de agosto de 2020, a páginas 11</w:t>
+            </w:r>
+          </w:p>
+        </w:tc>
+      </w:tr>
+    </w:tbl>
+    <w:p>
+      <w:pPr>
+        <w:spacing w:before="0" w:after="180" w:line="293" w:lineRule="auto"/>
+      </w:pPr>
+    </w:p>
+    <w:tbl>
+      <w:tblPr>
+        <w:tblW w:type="auto" w:w="0"/>
+        <w:jc w:val="center"/>
+        <w:tblBorders>
+          <w:top w:val="nil"/>
+          <w:left w:val="nil"/>
+          <w:bottom w:val="nil"/>
+          <w:right w:val="nil"/>
+          <w:insideH w:val="nil"/>
+          <w:insideV w:val="nil"/>
+        </w:tblBorders>
+        <w:tblLayout w:type="fixed"/>
+        <w:tblLook w:firstColumn="1" w:firstRow="1" w:lastColumn="0" w:lastRow="0" w:noHBand="0" w:noVBand="1" w:val="04A0"/>
+      </w:tblPr>
+      <w:tblGrid>
+        <w:gridCol w:w="9412"/>
+      </w:tblGrid>
+      <w:tr>
+        <w:trPr>
+          <w:cantSplit/>
+        </w:trPr>
+        <w:tc>
+          <w:tcPr>
+            <w:tcW w:type="dxa" w:w="9411"/>
+            <w:tcBorders>
+              <w:top w:val="nil"/>
+              <w:left w:val="single" w:sz="18" w:space="0" w:color="D8C9AE"/>
+              <w:bottom w:val="nil"/>
+              <w:right w:val="nil"/>
+            </w:tcBorders>
+            <w:shd w:val="clear" w:color="auto" w:fill="F7F4ED"/>
+            <w:tcMar>
+              <w:top w:w="130" w:type="dxa"/>
+              <w:bottom w:w="130" w:type="dxa"/>
+              <w:left w:w="200" w:type="dxa"/>
+              <w:right w:w="180" w:type="dxa"/>
+            </w:tcMar>
+          </w:tcPr>
+          <w:p>
+            <w:pPr>
+              <w:spacing w:before="0" w:after="0" w:line="293" w:lineRule="auto"/>
+              <w:jc w:val="both"/>
+            </w:pPr>
+            <w:r>
+              <w:rPr>
+                <w:rFonts w:ascii="Aptos" w:hAnsi="Aptos" w:cs="Aptos" w:eastAsia="Aptos"/>
+                <w:b w:val="0"/>
+                <w:i w:val="0"/>
+                <w:color w:val="2B2B2B"/>
+                <w:sz w:val="20"/>
+              </w:rPr>
+              <w:t xml:space="preserve">É um poder </w:t>
+            </w:r>
+            <w:r>
+              <w:rPr>
+                <w:rFonts w:ascii="Aptos" w:hAnsi="Aptos" w:cs="Aptos" w:eastAsia="Aptos"/>
+                <w:b/>
+                <w:i w:val="0"/>
+                <w:color w:val="2B2B2B"/>
+                <w:sz w:val="20"/>
+              </w:rPr>
+              <w:t>autónomo</w:t>
+            </w:r>
+            <w:r>
+              <w:rPr>
+                <w:rFonts w:ascii="Aptos" w:hAnsi="Aptos" w:cs="Aptos" w:eastAsia="Aptos"/>
+                <w:b w:val="0"/>
+                <w:i w:val="0"/>
+                <w:color w:val="2B2B2B"/>
+                <w:sz w:val="20"/>
+              </w:rPr>
+              <w:t xml:space="preserve"> de recolha ou captura, atribuído expressamente aos municípios, e formulado como </w:t>
+            </w:r>
+            <w:r>
+              <w:rPr>
+                <w:rFonts w:ascii="Aptos" w:hAnsi="Aptos" w:cs="Aptos" w:eastAsia="Aptos"/>
+                <w:b/>
+                <w:i w:val="0"/>
+                <w:color w:val="2B2B2B"/>
+                <w:sz w:val="20"/>
+              </w:rPr>
+              <w:t>dever</w:t>
+            </w:r>
+            <w:r>
+              <w:rPr>
+                <w:rFonts w:ascii="Aptos" w:hAnsi="Aptos" w:cs="Aptos" w:eastAsia="Aptos"/>
+                <w:b w:val="0"/>
+                <w:i w:val="0"/>
+                <w:color w:val="2B2B2B"/>
+                <w:sz w:val="20"/>
+              </w:rPr>
+              <w:t xml:space="preserve"> — «devem desencadear os meios». Não depende de fogo, de habitação, de registo do alojamento, nem do artigo 3.º do Decreto-Lei n.º 314/2003. O seu pressuposto é outro: a evidência de sinais da prática de crimes de maus-tratos.</w:t>
+            </w:r>
+          </w:p>
+        </w:tc>
+      </w:tr>
+    </w:tbl>
+    <w:p>
+      <w:pPr>
+        <w:spacing w:before="0" w:after="180" w:line="293" w:lineRule="auto"/>
+      </w:pPr>
+    </w:p>
+    <w:p>
+      <w:pPr>
+        <w:spacing w:before="0" w:after="80" w:line="293" w:lineRule="auto"/>
+        <w:ind w:left="351" w:hanging="351"/>
+        <w:jc w:val="both"/>
+      </w:pPr>
+      <w:r>
+        <w:rPr>
+          <w:rFonts w:ascii="Aptos" w:hAnsi="Aptos" w:cs="Aptos" w:eastAsia="Aptos"/>
+          <w:b w:val="0"/>
+          <w:i w:val="0"/>
+          <w:color w:val="7C8894"/>
+          <w:sz w:val="20"/>
+        </w:rPr>
+        <w:t>—</w:t>
+        <w:tab/>
+      </w:r>
+      <w:r>
+        <w:rPr>
+          <w:rFonts w:ascii="Aptos" w:hAnsi="Aptos" w:cs="Aptos" w:eastAsia="Aptos"/>
+          <w:b/>
+          <w:i w:val="0"/>
+          <w:color w:val="2B2B2B"/>
+          <w:sz w:val="20"/>
+        </w:rPr>
+        <w:t>Fecha parte da lacuna do ponto 15.7</w:t>
+      </w:r>
+      <w:r>
+        <w:rPr>
+          <w:rFonts w:ascii="Aptos" w:hAnsi="Aptos" w:cs="Aptos" w:eastAsia="Aptos"/>
+          <w:b w:val="0"/>
+          <w:i w:val="0"/>
+          <w:color w:val="2B2B2B"/>
+          <w:sz w:val="20"/>
+        </w:rPr>
+        <w:t>, mas só parte: cobre o maus-tratos, não o mero excesso numérico nem a insalubridade que não chegue a ilícito criminal.</w:t>
+      </w:r>
+    </w:p>
+    <w:p>
+      <w:pPr>
+        <w:spacing w:before="0" w:after="80" w:line="293" w:lineRule="auto"/>
+        <w:ind w:left="351" w:hanging="351"/>
+        <w:jc w:val="both"/>
+      </w:pPr>
+      <w:r>
+        <w:rPr>
+          <w:rFonts w:ascii="Aptos" w:hAnsi="Aptos" w:cs="Aptos" w:eastAsia="Aptos"/>
+          <w:b w:val="0"/>
+          <w:i w:val="0"/>
+          <w:color w:val="7C8894"/>
+          <w:sz w:val="20"/>
+        </w:rPr>
+        <w:t>—</w:t>
+        <w:tab/>
+      </w:r>
+      <w:r>
+        <w:rPr>
+          <w:rFonts w:ascii="Aptos" w:hAnsi="Aptos" w:cs="Aptos" w:eastAsia="Aptos"/>
+          <w:b/>
+          <w:i w:val="0"/>
+          <w:color w:val="2B2B2B"/>
+          <w:sz w:val="20"/>
+        </w:rPr>
+        <w:t>Confirma a linha do argumento do silêncio qualificado.</w:t>
+      </w:r>
+      <w:r>
+        <w:rPr>
+          <w:rFonts w:ascii="Aptos" w:hAnsi="Aptos" w:cs="Aptos" w:eastAsia="Aptos"/>
+          <w:b w:val="0"/>
+          <w:i w:val="0"/>
+          <w:color w:val="2B2B2B"/>
+          <w:sz w:val="20"/>
+        </w:rPr>
+        <w:t xml:space="preserve"> Quando o legislador quis atribuir aos municípios um poder de retirar animais, atribuiu-o expressamente, em norma própria e com o verbo no imperativo.</w:t>
+      </w:r>
+    </w:p>
+    <w:p>
+      <w:pPr>
+        <w:spacing w:before="0" w:after="80" w:line="293" w:lineRule="auto"/>
+        <w:ind w:left="351" w:hanging="351"/>
+        <w:jc w:val="both"/>
+      </w:pPr>
+      <w:r>
+        <w:rPr>
+          <w:rFonts w:ascii="Aptos" w:hAnsi="Aptos" w:cs="Aptos" w:eastAsia="Aptos"/>
+          <w:b w:val="0"/>
+          <w:i w:val="0"/>
+          <w:color w:val="7C8894"/>
+          <w:sz w:val="20"/>
+        </w:rPr>
+        <w:t>—</w:t>
+        <w:tab/>
+      </w:r>
+      <w:r>
+        <w:rPr>
+          <w:rFonts w:ascii="Aptos" w:hAnsi="Aptos" w:cs="Aptos" w:eastAsia="Aptos"/>
+          <w:b/>
+          <w:i w:val="0"/>
+          <w:color w:val="2B2B2B"/>
+          <w:sz w:val="20"/>
+        </w:rPr>
+        <w:t>Uma assimetria a registar.</w:t>
+      </w:r>
+      <w:r>
+        <w:rPr>
+          <w:rFonts w:ascii="Aptos" w:hAnsi="Aptos" w:cs="Aptos" w:eastAsia="Aptos"/>
+          <w:b w:val="0"/>
+          <w:i w:val="0"/>
+          <w:color w:val="2B2B2B"/>
+          <w:sz w:val="20"/>
+        </w:rPr>
+        <w:t xml:space="preserve"> O mandado judicial do n.º 2 assegura o acesso «das forças de segurança ou órgãos de polícia criminal» — não dos municípios. O município que veja o acesso recusado não tem, por esta via, mandado próprio; terá de recorrer ao n.º 2 do artigo 67.º-A do Decreto-Lei n.º 276/2001, que o admite para as autoridades competentes, entre as quais figura, nos termos da al. x) do n.º 1 do artigo 2.º.</w:t>
+      </w:r>
+    </w:p>
+    <w:tbl>
+      <w:tblPr>
+        <w:tblW w:type="auto" w:w="0"/>
+        <w:jc w:val="center"/>
+        <w:tblBorders>
+          <w:top w:val="nil"/>
+          <w:left w:val="nil"/>
+          <w:bottom w:val="nil"/>
+          <w:right w:val="nil"/>
+          <w:insideH w:val="nil"/>
+          <w:insideV w:val="nil"/>
+        </w:tblBorders>
+        <w:tblLayout w:type="fixed"/>
+        <w:tblLook w:firstColumn="1" w:firstRow="1" w:lastColumn="0" w:lastRow="0" w:noHBand="0" w:noVBand="1" w:val="04A0"/>
+      </w:tblPr>
+      <w:tblGrid>
+        <w:gridCol w:w="9412"/>
+      </w:tblGrid>
+      <w:tr>
+        <w:trPr>
+          <w:cantSplit/>
+        </w:trPr>
+        <w:tc>
+          <w:tcPr>
+            <w:tcW w:type="dxa" w:w="9411"/>
+            <w:tcBorders>
+              <w:top w:val="nil"/>
+              <w:left w:val="single" w:sz="18" w:space="0" w:color="E0BEBA"/>
+              <w:bottom w:val="nil"/>
+              <w:right w:val="nil"/>
+            </w:tcBorders>
+            <w:shd w:val="clear" w:color="auto" w:fill="FAF2F1"/>
+            <w:tcMar>
+              <w:top w:w="130" w:type="dxa"/>
+              <w:bottom w:w="130" w:type="dxa"/>
+              <w:left w:w="200" w:type="dxa"/>
+              <w:right w:w="180" w:type="dxa"/>
+            </w:tcMar>
+          </w:tcPr>
+          <w:p>
+            <w:pPr>
+              <w:spacing w:before="0" w:after="0" w:line="293" w:lineRule="auto"/>
+              <w:jc w:val="both"/>
+            </w:pPr>
+            <w:r>
+              <w:rPr>
+                <w:rFonts w:ascii="Aptos" w:hAnsi="Aptos" w:cs="Aptos" w:eastAsia="Aptos"/>
+                <w:b/>
+                <w:i w:val="0"/>
+                <w:color w:val="2B2B2B"/>
+                <w:sz w:val="19"/>
+              </w:rPr>
+              <w:t>Consequência para a leitura do caso de Santo Tirso.</w:t>
+            </w:r>
+            <w:r>
+              <w:rPr>
+                <w:rFonts w:ascii="Aptos" w:hAnsi="Aptos" w:cs="Aptos" w:eastAsia="Aptos"/>
+                <w:b w:val="0"/>
+                <w:i w:val="0"/>
+                <w:color w:val="2B2B2B"/>
+                <w:sz w:val="19"/>
+              </w:rPr>
+              <w:t xml:space="preserve"> A Lei n.º 39/2020 foi aprovada em 23 de julho de 2020 e entrou em vigor, nos termos do seu artigo 6.º, «no primeiro dia do segundo mês seguinte ao da sua publicação» — </w:t>
+            </w:r>
+            <w:r>
+              <w:rPr>
+                <w:rFonts w:ascii="Aptos" w:hAnsi="Aptos" w:cs="Aptos" w:eastAsia="Aptos"/>
+                <w:b/>
+                <w:i w:val="0"/>
+                <w:color w:val="2B2B2B"/>
+                <w:sz w:val="19"/>
+              </w:rPr>
+              <w:t>1 de outubro de 2020</w:t>
+            </w:r>
+            <w:r>
+              <w:rPr>
+                <w:rFonts w:ascii="Aptos" w:hAnsi="Aptos" w:cs="Aptos" w:eastAsia="Aptos"/>
+                <w:b w:val="0"/>
+                <w:i w:val="0"/>
+                <w:color w:val="2B2B2B"/>
+                <w:sz w:val="19"/>
+              </w:rPr>
+              <w:t xml:space="preserve">. O incêndio ocorreu em 18 de julho de 2020. </w:t>
+            </w:r>
+            <w:r>
+              <w:rPr>
+                <w:rFonts w:ascii="Aptos" w:hAnsi="Aptos" w:cs="Aptos" w:eastAsia="Aptos"/>
+                <w:b/>
+                <w:i w:val="0"/>
+                <w:color w:val="2B2B2B"/>
+                <w:sz w:val="19"/>
+              </w:rPr>
+              <w:t>O poder do artigo 1.º-A não existia à data dos factos.</w:t>
+            </w:r>
+            <w:r>
+              <w:rPr>
+                <w:rFonts w:ascii="Aptos" w:hAnsi="Aptos" w:cs="Aptos" w:eastAsia="Aptos"/>
+                <w:b w:val="0"/>
+                <w:i w:val="0"/>
+                <w:color w:val="2B2B2B"/>
+                <w:sz w:val="19"/>
+              </w:rPr>
+              <w:t xml:space="preserve"> A absolvição não pode, por isso, ser lida como afirmando que os municípios carecem hoje de poderes de recolha. A proximidade de datas entre o incêndio e a aprovação é cronológica; o processo legislativo precedeu-o, e não se verificou se o caso influenciou o debate final.</w:t>
+            </w:r>
+          </w:p>
+        </w:tc>
+      </w:tr>
+    </w:tbl>
+    <w:p>
+      <w:pPr>
+        <w:spacing w:before="0" w:after="180" w:line="293" w:lineRule="auto"/>
+      </w:pPr>
+    </w:p>
+    <w:p>
+      <w:pPr>
+        <w:keepNext/>
         <w:spacing w:before="260" w:after="80" w:line="293" w:lineRule="auto"/>
       </w:pPr>
       <w:r>
@@ -17561,7 +18065,7 @@
                 <w:color w:val="2B2B2B"/>
                 <w:sz w:val="17"/>
               </w:rPr>
-              <w:t>Vacinação antirrábica, cães perigosos, ordenamento e ruído</w:t>
+              <w:t>Dever de recolha ou captura, havendo evidência de sinais de crimes de maus-tratos</w:t>
             </w:r>
           </w:p>
         </w:tc>
@@ -17594,7 +18098,7 @@
                 <w:color w:val="2B2B2B"/>
                 <w:sz w:val="17"/>
               </w:rPr>
-              <w:t>Vários</w:t>
+              <w:t>Artigo 1.º-A da Lei n.º 92/95, aditado pela Lei n.º 39/2020</w:t>
             </w:r>
           </w:p>
         </w:tc>
@@ -17608,6 +18112,110 @@
               <w:right w:val="nil"/>
             </w:tcBorders>
             <w:shd w:val="clear" w:color="auto" w:fill="FFFFFF"/>
+            <w:tcMar>
+              <w:top w:w="85" w:type="dxa"/>
+              <w:bottom w:w="85" w:type="dxa"/>
+              <w:left w:w="120" w:type="dxa"/>
+              <w:right w:w="120" w:type="dxa"/>
+            </w:tcMar>
+          </w:tcPr>
+          <w:p>
+            <w:pPr>
+              <w:spacing w:before="0" w:after="0" w:line="274" w:lineRule="auto"/>
+            </w:pPr>
+            <w:r>
+              <w:rPr>
+                <w:rFonts w:ascii="Aptos" w:hAnsi="Aptos" w:cs="Aptos" w:eastAsia="Aptos"/>
+                <w:b w:val="0"/>
+                <w:i w:val="0"/>
+                <w:color w:val="2B2B2B"/>
+                <w:sz w:val="17"/>
+              </w:rPr>
+              <w:t>Dever autónomo dos municípios, desde 1.10.2020 — ver ponto 9.5</w:t>
+            </w:r>
+          </w:p>
+        </w:tc>
+      </w:tr>
+      <w:tr>
+        <w:trPr>
+          <w:cantSplit/>
+        </w:trPr>
+        <w:tc>
+          <w:tcPr>
+            <w:tcW w:type="dxa" w:w="3628"/>
+            <w:tcBorders>
+              <w:top w:val="nil"/>
+              <w:left w:val="nil"/>
+              <w:bottom w:val="single" w:sz="4" w:space="0" w:color="D7DEE5"/>
+              <w:right w:val="nil"/>
+            </w:tcBorders>
+            <w:shd w:val="clear" w:color="auto" w:fill="F8FAFC"/>
+            <w:tcMar>
+              <w:top w:w="85" w:type="dxa"/>
+              <w:bottom w:w="85" w:type="dxa"/>
+              <w:left w:w="120" w:type="dxa"/>
+              <w:right w:w="120" w:type="dxa"/>
+            </w:tcMar>
+          </w:tcPr>
+          <w:p>
+            <w:pPr>
+              <w:spacing w:before="0" w:after="0" w:line="274" w:lineRule="auto"/>
+            </w:pPr>
+            <w:r>
+              <w:rPr>
+                <w:rFonts w:ascii="Aptos" w:hAnsi="Aptos" w:cs="Aptos" w:eastAsia="Aptos"/>
+                <w:b w:val="0"/>
+                <w:i w:val="0"/>
+                <w:color w:val="2B2B2B"/>
+                <w:sz w:val="17"/>
+              </w:rPr>
+              <w:t>Vacinação antirrábica, cães perigosos, ordenamento e ruído</w:t>
+            </w:r>
+          </w:p>
+        </w:tc>
+        <w:tc>
+          <w:tcPr>
+            <w:tcW w:type="dxa" w:w="3061"/>
+            <w:tcBorders>
+              <w:top w:val="nil"/>
+              <w:left w:val="nil"/>
+              <w:bottom w:val="single" w:sz="4" w:space="0" w:color="D7DEE5"/>
+              <w:right w:val="nil"/>
+            </w:tcBorders>
+            <w:shd w:val="clear" w:color="auto" w:fill="F8FAFC"/>
+            <w:tcMar>
+              <w:top w:w="85" w:type="dxa"/>
+              <w:bottom w:w="85" w:type="dxa"/>
+              <w:left w:w="120" w:type="dxa"/>
+              <w:right w:w="120" w:type="dxa"/>
+            </w:tcMar>
+          </w:tcPr>
+          <w:p>
+            <w:pPr>
+              <w:spacing w:before="0" w:after="0" w:line="274" w:lineRule="auto"/>
+            </w:pPr>
+            <w:r>
+              <w:rPr>
+                <w:rFonts w:ascii="Aptos" w:hAnsi="Aptos" w:cs="Aptos" w:eastAsia="Aptos"/>
+                <w:b w:val="0"/>
+                <w:i w:val="0"/>
+                <w:color w:val="2B2B2B"/>
+                <w:sz w:val="17"/>
+              </w:rPr>
+              <w:t>Vários</w:t>
+            </w:r>
+          </w:p>
+        </w:tc>
+        <w:tc>
+          <w:tcPr>
+            <w:tcW w:type="dxa" w:w="2721"/>
+            <w:tcBorders>
+              <w:top w:val="nil"/>
+              <w:left w:val="nil"/>
+              <w:bottom w:val="single" w:sz="4" w:space="0" w:color="D7DEE5"/>
+              <w:right w:val="nil"/>
+            </w:tcBorders>
+            <w:shd w:val="clear" w:color="auto" w:fill="F8FAFC"/>
             <w:tcMar>
               <w:top w:w="85" w:type="dxa"/>
               <w:bottom w:w="85" w:type="dxa"/>

--- a/criador informal/Estudo_Limites_por_Fogo.docx
+++ b/criador informal/Estudo_Limites_por_Fogo.docx
@@ -949,6 +949,92 @@
           <w:sz w:val="20"/>
         </w:rPr>
         <w:t xml:space="preserve"> Quem tem o alojamento registado mas mantém os animais integrados na casa, como animais do agregado, continua sujeito ao n.º 2. O registo não cria, por si, caminho acima de seis animais dentro do fogo. Capítulo 16.</w:t>
+      </w:r>
+    </w:p>
+    <w:p>
+      <w:pPr>
+        <w:spacing w:before="0" w:after="100" w:line="293" w:lineRule="auto"/>
+        <w:ind w:left="408" w:hanging="408"/>
+        <w:jc w:val="both"/>
+      </w:pPr>
+      <w:r>
+        <w:rPr>
+          <w:rFonts w:ascii="Aptos" w:hAnsi="Aptos" w:cs="Aptos" w:eastAsia="Aptos"/>
+          <w:b/>
+          <w:i w:val="0"/>
+          <w:color w:val="5C7891"/>
+          <w:sz w:val="20"/>
+        </w:rPr>
+        <w:t>13.</w:t>
+        <w:tab/>
+      </w:r>
+      <w:r>
+        <w:rPr>
+          <w:rFonts w:ascii="Aptos" w:hAnsi="Aptos" w:cs="Aptos" w:eastAsia="Aptos"/>
+          <w:b w:val="0"/>
+          <w:i w:val="0"/>
+          <w:color w:val="2B2B2B"/>
+          <w:sz w:val="20"/>
+        </w:rPr>
+        <w:t xml:space="preserve">A </w:t>
+      </w:r>
+      <w:r>
+        <w:rPr>
+          <w:rFonts w:ascii="Aptos" w:hAnsi="Aptos" w:cs="Aptos" w:eastAsia="Aptos"/>
+          <w:b/>
+          <w:i w:val="0"/>
+          <w:color w:val="2B2B2B"/>
+          <w:sz w:val="20"/>
+        </w:rPr>
+        <w:t>única doutrina</w:t>
+      </w:r>
+      <w:r>
+        <w:rPr>
+          <w:rFonts w:ascii="Aptos" w:hAnsi="Aptos" w:cs="Aptos" w:eastAsia="Aptos"/>
+          <w:b w:val="0"/>
+          <w:i w:val="0"/>
+          <w:color w:val="2B2B2B"/>
+          <w:sz w:val="20"/>
+        </w:rPr>
+        <w:t xml:space="preserve"> que trata o artigo 3.º na perspetiva de quem o fiscaliza arruma-o sob a epígrafe «Limite de cães e gatos por habitação», descreve a contraordenação da al. c) do n.º 3 do artigo 14.º como «exceder o n.º de animais por fogo urbano», e no seu levantamento das contraordenações do Decreto-Lei n.º 276/2001 não inclui uma única entrada sobre excesso de animais em alojamento. Categorias construídas sem este problema em vista, e organizadas segundo a separação aqui defendida. Capítulo 11.4.</w:t>
+      </w:r>
+    </w:p>
+    <w:p>
+      <w:pPr>
+        <w:spacing w:before="0" w:after="100" w:line="293" w:lineRule="auto"/>
+        <w:ind w:left="408" w:hanging="408"/>
+        <w:jc w:val="both"/>
+      </w:pPr>
+      <w:r>
+        <w:rPr>
+          <w:rFonts w:ascii="Aptos" w:hAnsi="Aptos" w:cs="Aptos" w:eastAsia="Aptos"/>
+          <w:b/>
+          <w:i w:val="0"/>
+          <w:color w:val="5C7891"/>
+          <w:sz w:val="20"/>
+        </w:rPr>
+        <w:t>14.</w:t>
+        <w:tab/>
+      </w:r>
+      <w:r>
+        <w:rPr>
+          <w:rFonts w:ascii="Aptos" w:hAnsi="Aptos" w:cs="Aptos" w:eastAsia="Aptos"/>
+          <w:b/>
+          <w:i w:val="0"/>
+          <w:color w:val="2B2B2B"/>
+          <w:sz w:val="20"/>
+        </w:rPr>
+        <w:t>A execução é o ponto fraco do sistema, e a causa é institucional.</w:t>
+      </w:r>
+      <w:r>
+        <w:rPr>
+          <w:rFonts w:ascii="Aptos" w:hAnsi="Aptos" w:cs="Aptos" w:eastAsia="Aptos"/>
+          <w:b w:val="0"/>
+          <w:i w:val="0"/>
+          <w:color w:val="2B2B2B"/>
+          <w:sz w:val="20"/>
+        </w:rPr>
+        <w:t xml:space="preserve"> Quem propõe a medida — o médico veterinário municipal — é autoridade sanitária veterinária concelhia com poderes conferidos pela autoridade nacional «a título pessoal, não delegável», que exerce «sem dependência hierárquica», mas apenas quando estejam em causa «prejuízos graves à saúde pública»; em tudo o mais «depende, hierárquica e disciplinarmente, do presidente da câmara» (n.ºs 2, 3 e 4 do artigo 2.º e n.º 1 do artigo 4.º do Decreto-Lei n.º 116/98). Nos abrigos sem registo, onde o fundamento próprio é o bem-estar animal, a blindagem não cobre o ato. Capítulo 9.5.</w:t>
       </w:r>
     </w:p>
     <w:tbl>
@@ -9187,6 +9273,139 @@
         <w:spacing w:before="0" w:after="180" w:line="293" w:lineRule="auto"/>
       </w:pPr>
     </w:p>
+    <w:tbl>
+      <w:tblPr>
+        <w:tblW w:type="auto" w:w="0"/>
+        <w:jc w:val="center"/>
+        <w:tblBorders>
+          <w:top w:val="nil"/>
+          <w:left w:val="nil"/>
+          <w:bottom w:val="nil"/>
+          <w:right w:val="nil"/>
+          <w:insideH w:val="nil"/>
+          <w:insideV w:val="nil"/>
+        </w:tblBorders>
+        <w:tblLayout w:type="fixed"/>
+        <w:tblLook w:firstColumn="1" w:firstRow="1" w:lastColumn="0" w:lastRow="0" w:noHBand="0" w:noVBand="1" w:val="04A0"/>
+      </w:tblPr>
+      <w:tblGrid>
+        <w:gridCol w:w="9412"/>
+      </w:tblGrid>
+      <w:tr>
+        <w:trPr>
+          <w:cantSplit/>
+        </w:trPr>
+        <w:tc>
+          <w:tcPr>
+            <w:tcW w:type="dxa" w:w="9411"/>
+            <w:tcBorders>
+              <w:top w:val="nil"/>
+              <w:left w:val="single" w:sz="18" w:space="0" w:color="D8C9AE"/>
+              <w:bottom w:val="nil"/>
+              <w:right w:val="nil"/>
+            </w:tcBorders>
+            <w:shd w:val="clear" w:color="auto" w:fill="F7F4ED"/>
+            <w:tcMar>
+              <w:top w:w="130" w:type="dxa"/>
+              <w:bottom w:w="130" w:type="dxa"/>
+              <w:left w:w="200" w:type="dxa"/>
+              <w:right w:w="180" w:type="dxa"/>
+            </w:tcMar>
+          </w:tcPr>
+          <w:p>
+            <w:pPr>
+              <w:spacing w:before="0" w:after="0" w:line="293" w:lineRule="auto"/>
+              <w:jc w:val="both"/>
+            </w:pPr>
+            <w:r>
+              <w:rPr>
+                <w:rFonts w:ascii="Aptos" w:hAnsi="Aptos" w:cs="Aptos" w:eastAsia="Aptos"/>
+                <w:b/>
+                <w:i w:val="0"/>
+                <w:color w:val="2B2B2B"/>
+                <w:sz w:val="20"/>
+              </w:rPr>
+              <w:t>Confirmação doutrinal, e de fonte operacional.</w:t>
+            </w:r>
+            <w:r>
+              <w:rPr>
+                <w:rFonts w:ascii="Aptos" w:hAnsi="Aptos" w:cs="Aptos" w:eastAsia="Aptos"/>
+                <w:b w:val="0"/>
+                <w:i w:val="0"/>
+                <w:color w:val="2B2B2B"/>
+                <w:sz w:val="20"/>
+              </w:rPr>
+              <w:t xml:space="preserve"> O único estudo que faz o levantamento das contraordenações desta matéria para uso da fiscalização descreve o tipo da al. c) do n.º 3 do artigo 14.º nestes termos: «Exceder o n.º de animais por </w:t>
+            </w:r>
+            <w:r>
+              <w:rPr>
+                <w:rFonts w:ascii="Aptos" w:hAnsi="Aptos" w:cs="Aptos" w:eastAsia="Aptos"/>
+                <w:b/>
+                <w:i w:val="0"/>
+                <w:color w:val="2B2B2B"/>
+                <w:sz w:val="20"/>
+              </w:rPr>
+              <w:t>fogo urbano</w:t>
+            </w:r>
+            <w:r>
+              <w:rPr>
+                <w:rFonts w:ascii="Aptos" w:hAnsi="Aptos" w:cs="Aptos" w:eastAsia="Aptos"/>
+                <w:b w:val="0"/>
+                <w:i w:val="0"/>
+                <w:color w:val="2B2B2B"/>
+                <w:sz w:val="20"/>
+              </w:rPr>
+              <w:t xml:space="preserve"> (3 cães ou quatro gatos, num máximo de 4 animais)», e indica como entidade instrutória a </w:t>
+            </w:r>
+            <w:r>
+              <w:rPr>
+                <w:rFonts w:ascii="Aptos" w:hAnsi="Aptos" w:cs="Aptos" w:eastAsia="Aptos"/>
+                <w:b/>
+                <w:i w:val="0"/>
+                <w:color w:val="2B2B2B"/>
+                <w:sz w:val="20"/>
+              </w:rPr>
+              <w:t>DGAV</w:t>
+            </w:r>
+            <w:r>
+              <w:rPr>
+                <w:rFonts w:ascii="Aptos" w:hAnsi="Aptos" w:cs="Aptos" w:eastAsia="Aptos"/>
+                <w:b w:val="0"/>
+                <w:i w:val="0"/>
+                <w:color w:val="2B2B2B"/>
+                <w:sz w:val="20"/>
+              </w:rPr>
+              <w:t xml:space="preserve"> — ao passo que a notificação para remoção do n.º 5, essa, atribui às câmaras municipais. É a mesma dissociação que aqui se descreve, feita por quem a tem de aplicar: </w:t>
+            </w:r>
+            <w:r>
+              <w:rPr>
+                <w:rFonts w:ascii="Aptos" w:hAnsi="Aptos" w:cs="Aptos" w:eastAsia="Aptos"/>
+                <w:b/>
+                <w:i w:val="0"/>
+                <w:color w:val="2B2B2B"/>
+                <w:sz w:val="20"/>
+              </w:rPr>
+              <w:t>pune a DGAV, remove o município</w:t>
+            </w:r>
+            <w:r>
+              <w:rPr>
+                <w:rFonts w:ascii="Aptos" w:hAnsi="Aptos" w:cs="Aptos" w:eastAsia="Aptos"/>
+                <w:b w:val="0"/>
+                <w:i w:val="0"/>
+                <w:color w:val="2B2B2B"/>
+                <w:sz w:val="20"/>
+              </w:rPr>
+              <w:t>. Ver 11.4.</w:t>
+            </w:r>
+          </w:p>
+        </w:tc>
+      </w:tr>
+    </w:tbl>
+    <w:p>
+      <w:pPr>
+        <w:spacing w:before="0" w:after="180" w:line="293" w:lineRule="auto"/>
+      </w:pPr>
+    </w:p>
     <w:p>
       <w:pPr>
         <w:keepNext/>
@@ -10539,7 +10758,7 @@
                 <w:color w:val="2B2B2B"/>
                 <w:sz w:val="17"/>
               </w:rPr>
-              <w:t>2012</w:t>
+              <w:t>desde 2006</w:t>
             </w:r>
           </w:p>
         </w:tc>
@@ -10572,7 +10791,7 @@
                 <w:color w:val="2B2B2B"/>
                 <w:sz w:val="17"/>
               </w:rPr>
-              <w:t xml:space="preserve">A </w:t>
+              <w:t xml:space="preserve">Há registo de </w:t>
             </w:r>
             <w:r>
               <w:rPr>
@@ -10582,7 +10801,7 @@
                 <w:color w:val="2B2B2B"/>
                 <w:sz w:val="17"/>
               </w:rPr>
-              <w:t>DGAV</w:t>
+              <w:t>vistorias</w:t>
             </w:r>
             <w:r>
               <w:rPr>
@@ -10592,27 +10811,7 @@
                 <w:color w:val="2B2B2B"/>
                 <w:sz w:val="17"/>
               </w:rPr>
-              <w:t xml:space="preserve"> emite despacho pedindo à câmara municipal de Santo Tirso diligências para </w:t>
-            </w:r>
-            <w:r>
-              <w:rPr>
-                <w:rFonts w:ascii="Aptos" w:hAnsi="Aptos" w:cs="Aptos" w:eastAsia="Aptos"/>
-                <w:b/>
-                <w:i w:val="0"/>
-                <w:color w:val="2B2B2B"/>
-                <w:sz w:val="17"/>
-              </w:rPr>
-              <w:t>retirar os animais</w:t>
-            </w:r>
-            <w:r>
-              <w:rPr>
-                <w:rFonts w:ascii="Aptos" w:hAnsi="Aptos" w:cs="Aptos" w:eastAsia="Aptos"/>
-                <w:b w:val="0"/>
-                <w:i w:val="0"/>
-                <w:color w:val="2B2B2B"/>
-                <w:sz w:val="17"/>
-              </w:rPr>
-              <w:t xml:space="preserve"> do abrigo «Cantinho das Quatro Patas»</w:t>
+              <w:t xml:space="preserve"> aos espaços, segundo o esclarecimento público do Governo de 21 de julho de 2020</w:t>
             </w:r>
           </w:p>
         </w:tc>
@@ -10650,7 +10849,7 @@
                 <w:color w:val="2B2B2B"/>
                 <w:sz w:val="17"/>
               </w:rPr>
-              <w:t>2018</w:t>
+              <w:t>desde 2010</w:t>
             </w:r>
           </w:p>
         </w:tc>
@@ -10683,7 +10882,67 @@
                 <w:color w:val="2B2B2B"/>
                 <w:sz w:val="17"/>
               </w:rPr>
-              <w:t>A câmara obtém parecer jurídico externo que conclui que «as câmaras não têm competência para encerrar abrigos de animais»</w:t>
+              <w:t xml:space="preserve">A </w:t>
+            </w:r>
+            <w:r>
+              <w:rPr>
+                <w:rFonts w:ascii="Aptos" w:hAnsi="Aptos" w:cs="Aptos" w:eastAsia="Aptos"/>
+                <w:b/>
+                <w:i w:val="0"/>
+                <w:color w:val="2B2B2B"/>
+                <w:sz w:val="17"/>
+              </w:rPr>
+              <w:t>DGAV</w:t>
+            </w:r>
+            <w:r>
+              <w:rPr>
+                <w:rFonts w:ascii="Aptos" w:hAnsi="Aptos" w:cs="Aptos" w:eastAsia="Aptos"/>
+                <w:b w:val="0"/>
+                <w:i w:val="0"/>
+                <w:color w:val="2B2B2B"/>
+                <w:sz w:val="17"/>
+              </w:rPr>
+              <w:t xml:space="preserve"> passa a intervir, em </w:t>
+            </w:r>
+            <w:r>
+              <w:rPr>
+                <w:rFonts w:ascii="Aptos" w:hAnsi="Aptos" w:cs="Aptos" w:eastAsia="Aptos"/>
+                <w:b/>
+                <w:i w:val="0"/>
+                <w:color w:val="2B2B2B"/>
+                <w:sz w:val="17"/>
+              </w:rPr>
+              <w:t>vistorias conjuntas</w:t>
+            </w:r>
+            <w:r>
+              <w:rPr>
+                <w:rFonts w:ascii="Aptos" w:hAnsi="Aptos" w:cs="Aptos" w:eastAsia="Aptos"/>
+                <w:b w:val="0"/>
+                <w:i w:val="0"/>
+                <w:color w:val="2B2B2B"/>
+                <w:sz w:val="17"/>
+              </w:rPr>
+              <w:t xml:space="preserve"> com o município e com a autoridade de saúde, e aplica as </w:t>
+            </w:r>
+            <w:r>
+              <w:rPr>
+                <w:rFonts w:ascii="Aptos" w:hAnsi="Aptos" w:cs="Aptos" w:eastAsia="Aptos"/>
+                <w:b/>
+                <w:i w:val="0"/>
+                <w:color w:val="2B2B2B"/>
+                <w:sz w:val="17"/>
+              </w:rPr>
+              <w:t>sanções contraordenacionais</w:t>
+            </w:r>
+            <w:r>
+              <w:rPr>
+                <w:rFonts w:ascii="Aptos" w:hAnsi="Aptos" w:cs="Aptos" w:eastAsia="Aptos"/>
+                <w:b w:val="0"/>
+                <w:i w:val="0"/>
+                <w:color w:val="2B2B2B"/>
+                <w:sz w:val="17"/>
+              </w:rPr>
+              <w:t xml:space="preserve"> correspondentes (mesmo esclarecimento)</w:t>
             </w:r>
           </w:p>
         </w:tc>
@@ -10721,7 +10980,7 @@
                 <w:color w:val="2B2B2B"/>
                 <w:sz w:val="17"/>
               </w:rPr>
-              <w:t>18.7.2020</w:t>
+              <w:t>2012</w:t>
             </w:r>
           </w:p>
         </w:tc>
@@ -10754,7 +11013,7 @@
                 <w:color w:val="2B2B2B"/>
                 <w:sz w:val="17"/>
               </w:rPr>
-              <w:t xml:space="preserve">Incêndio na Serra da Agrela; morrem 93 animais em dois abrigos — «Cantinho das 4 Patas» e «Abrigo de Paredes» —, </w:t>
+              <w:t xml:space="preserve">A DGAV emite despacho pedindo à câmara municipal de Santo Tirso diligências para </w:t>
             </w:r>
             <w:r>
               <w:rPr>
@@ -10764,7 +11023,7 @@
                 <w:color w:val="2B2B2B"/>
                 <w:sz w:val="17"/>
               </w:rPr>
-              <w:t>sem qualquer registo na DGAV</w:t>
+              <w:t>retirar os animais</w:t>
             </w:r>
             <w:r>
               <w:rPr>
@@ -10774,7 +11033,7 @@
                 <w:color w:val="2B2B2B"/>
                 <w:sz w:val="17"/>
               </w:rPr>
-              <w:t>, já antes objeto de vistorias conjuntas e de processos de contraordenação</w:t>
+              <w:t xml:space="preserve"> do abrigo «Cantinho das Quatro Patas»</w:t>
             </w:r>
           </w:p>
         </w:tc>
@@ -10812,7 +11071,7 @@
                 <w:color w:val="2B2B2B"/>
                 <w:sz w:val="17"/>
               </w:rPr>
-              <w:t>9.9.2026</w:t>
+              <w:t>2018</w:t>
             </w:r>
           </w:p>
         </w:tc>
@@ -10845,7 +11104,663 @@
                 <w:color w:val="2B2B2B"/>
                 <w:sz w:val="17"/>
               </w:rPr>
-              <w:t>O Tribunal de Matosinhos absolve os cinco arguidos, entre eles a antiga coordenadora da Proteção Civil e o ex-veterinário municipal, de mais de 230 crimes. O coletivo consigna que nenhum dos dois tinha poderes para ordenar a evacuação forçada dos espaços privados na noite do incêndio</w:t>
+              <w:t>A câmara obtém parecer jurídico externo que conclui que «as câmaras não têm competência para encerrar abrigos de animais»</w:t>
+            </w:r>
+          </w:p>
+        </w:tc>
+      </w:tr>
+      <w:tr>
+        <w:trPr>
+          <w:cantSplit/>
+        </w:trPr>
+        <w:tc>
+          <w:tcPr>
+            <w:tcW w:type="dxa" w:w="1474"/>
+            <w:tcBorders>
+              <w:top w:val="nil"/>
+              <w:left w:val="nil"/>
+              <w:bottom w:val="single" w:sz="4" w:space="0" w:color="D7DEE5"/>
+              <w:right w:val="nil"/>
+            </w:tcBorders>
+            <w:shd w:val="clear" w:color="auto" w:fill="F8FAFC"/>
+            <w:tcMar>
+              <w:top w:w="85" w:type="dxa"/>
+              <w:bottom w:w="85" w:type="dxa"/>
+              <w:left w:w="120" w:type="dxa"/>
+              <w:right w:w="120" w:type="dxa"/>
+            </w:tcMar>
+          </w:tcPr>
+          <w:p>
+            <w:pPr>
+              <w:spacing w:before="0" w:after="0" w:line="274" w:lineRule="auto"/>
+            </w:pPr>
+            <w:r>
+              <w:rPr>
+                <w:rFonts w:ascii="Aptos" w:hAnsi="Aptos" w:cs="Aptos" w:eastAsia="Aptos"/>
+                <w:b w:val="0"/>
+                <w:i w:val="0"/>
+                <w:color w:val="2B2B2B"/>
+                <w:sz w:val="17"/>
+              </w:rPr>
+              <w:t>19.6.2020</w:t>
+            </w:r>
+          </w:p>
+        </w:tc>
+        <w:tc>
+          <w:tcPr>
+            <w:tcW w:type="dxa" w:w="7937"/>
+            <w:tcBorders>
+              <w:top w:val="nil"/>
+              <w:left w:val="nil"/>
+              <w:bottom w:val="single" w:sz="4" w:space="0" w:color="D7DEE5"/>
+              <w:right w:val="nil"/>
+            </w:tcBorders>
+            <w:shd w:val="clear" w:color="auto" w:fill="F8FAFC"/>
+            <w:tcMar>
+              <w:top w:w="85" w:type="dxa"/>
+              <w:bottom w:w="85" w:type="dxa"/>
+              <w:left w:w="120" w:type="dxa"/>
+              <w:right w:w="120" w:type="dxa"/>
+            </w:tcMar>
+          </w:tcPr>
+          <w:p>
+            <w:pPr>
+              <w:spacing w:before="0" w:after="0" w:line="274" w:lineRule="auto"/>
+            </w:pPr>
+            <w:r>
+              <w:rPr>
+                <w:rFonts w:ascii="Aptos" w:hAnsi="Aptos" w:cs="Aptos" w:eastAsia="Aptos"/>
+                <w:b w:val="0"/>
+                <w:i w:val="0"/>
+                <w:color w:val="2B2B2B"/>
+                <w:sz w:val="17"/>
+              </w:rPr>
+              <w:t xml:space="preserve">Despacho n.º 6928/2020 — criação do </w:t>
+            </w:r>
+            <w:r>
+              <w:rPr>
+                <w:rFonts w:ascii="Aptos" w:hAnsi="Aptos" w:cs="Aptos" w:eastAsia="Aptos"/>
+                <w:b/>
+                <w:i w:val="0"/>
+                <w:color w:val="2B2B2B"/>
+                <w:sz w:val="17"/>
+              </w:rPr>
+              <w:t>Grupo de Trabalho para o Bem-Estar Animal</w:t>
+            </w:r>
+            <w:r>
+              <w:rPr>
+                <w:rFonts w:ascii="Aptos" w:hAnsi="Aptos" w:cs="Aptos" w:eastAsia="Aptos"/>
+                <w:b w:val="0"/>
+                <w:i w:val="0"/>
+                <w:color w:val="2B2B2B"/>
+                <w:sz w:val="17"/>
+              </w:rPr>
+              <w:t>, invocado no esclarecimento do Governo como a via aberta para rever o regime</w:t>
+            </w:r>
+          </w:p>
+        </w:tc>
+      </w:tr>
+      <w:tr>
+        <w:trPr>
+          <w:cantSplit/>
+        </w:trPr>
+        <w:tc>
+          <w:tcPr>
+            <w:tcW w:type="dxa" w:w="1474"/>
+            <w:tcBorders>
+              <w:top w:val="nil"/>
+              <w:left w:val="nil"/>
+              <w:bottom w:val="single" w:sz="4" w:space="0" w:color="D7DEE5"/>
+              <w:right w:val="nil"/>
+            </w:tcBorders>
+            <w:shd w:val="clear" w:color="auto" w:fill="FFFFFF"/>
+            <w:tcMar>
+              <w:top w:w="85" w:type="dxa"/>
+              <w:bottom w:w="85" w:type="dxa"/>
+              <w:left w:w="120" w:type="dxa"/>
+              <w:right w:w="120" w:type="dxa"/>
+            </w:tcMar>
+          </w:tcPr>
+          <w:p>
+            <w:pPr>
+              <w:spacing w:before="0" w:after="0" w:line="274" w:lineRule="auto"/>
+            </w:pPr>
+            <w:r>
+              <w:rPr>
+                <w:rFonts w:ascii="Aptos" w:hAnsi="Aptos" w:cs="Aptos" w:eastAsia="Aptos"/>
+                <w:b w:val="0"/>
+                <w:i w:val="0"/>
+                <w:color w:val="2B2B2B"/>
+                <w:sz w:val="17"/>
+              </w:rPr>
+              <w:t>18.7.2020</w:t>
+            </w:r>
+          </w:p>
+        </w:tc>
+        <w:tc>
+          <w:tcPr>
+            <w:tcW w:type="dxa" w:w="7937"/>
+            <w:tcBorders>
+              <w:top w:val="nil"/>
+              <w:left w:val="nil"/>
+              <w:bottom w:val="single" w:sz="4" w:space="0" w:color="D7DEE5"/>
+              <w:right w:val="nil"/>
+            </w:tcBorders>
+            <w:shd w:val="clear" w:color="auto" w:fill="FFFFFF"/>
+            <w:tcMar>
+              <w:top w:w="85" w:type="dxa"/>
+              <w:bottom w:w="85" w:type="dxa"/>
+              <w:left w:w="120" w:type="dxa"/>
+              <w:right w:w="120" w:type="dxa"/>
+            </w:tcMar>
+          </w:tcPr>
+          <w:p>
+            <w:pPr>
+              <w:spacing w:before="0" w:after="0" w:line="274" w:lineRule="auto"/>
+            </w:pPr>
+            <w:r>
+              <w:rPr>
+                <w:rFonts w:ascii="Aptos" w:hAnsi="Aptos" w:cs="Aptos" w:eastAsia="Aptos"/>
+                <w:b w:val="0"/>
+                <w:i w:val="0"/>
+                <w:color w:val="2B2B2B"/>
+                <w:sz w:val="17"/>
+              </w:rPr>
+              <w:t xml:space="preserve">Incêndio na Serra da Agrela; morrem dezenas de animais em dois abrigos — «Cantinho das 4 Patas» e «Abrigo de Paredes» —, </w:t>
+            </w:r>
+            <w:r>
+              <w:rPr>
+                <w:rFonts w:ascii="Aptos" w:hAnsi="Aptos" w:cs="Aptos" w:eastAsia="Aptos"/>
+                <w:b/>
+                <w:i w:val="0"/>
+                <w:color w:val="2B2B2B"/>
+                <w:sz w:val="17"/>
+              </w:rPr>
+              <w:t>sem qualquer registo na DGAV</w:t>
+            </w:r>
+            <w:r>
+              <w:rPr>
+                <w:rFonts w:ascii="Aptos" w:hAnsi="Aptos" w:cs="Aptos" w:eastAsia="Aptos"/>
+                <w:b w:val="0"/>
+                <w:i w:val="0"/>
+                <w:color w:val="2B2B2B"/>
+                <w:sz w:val="17"/>
+              </w:rPr>
+              <w:t>, já antes objeto de vistorias conjuntas e de processos de contraordenação</w:t>
+            </w:r>
+          </w:p>
+        </w:tc>
+      </w:tr>
+      <w:tr>
+        <w:trPr>
+          <w:cantSplit/>
+        </w:trPr>
+        <w:tc>
+          <w:tcPr>
+            <w:tcW w:type="dxa" w:w="1474"/>
+            <w:tcBorders>
+              <w:top w:val="nil"/>
+              <w:left w:val="nil"/>
+              <w:bottom w:val="single" w:sz="4" w:space="0" w:color="D7DEE5"/>
+              <w:right w:val="nil"/>
+            </w:tcBorders>
+            <w:shd w:val="clear" w:color="auto" w:fill="F8FAFC"/>
+            <w:tcMar>
+              <w:top w:w="85" w:type="dxa"/>
+              <w:bottom w:w="85" w:type="dxa"/>
+              <w:left w:w="120" w:type="dxa"/>
+              <w:right w:w="120" w:type="dxa"/>
+            </w:tcMar>
+          </w:tcPr>
+          <w:p>
+            <w:pPr>
+              <w:spacing w:before="0" w:after="0" w:line="274" w:lineRule="auto"/>
+            </w:pPr>
+            <w:r>
+              <w:rPr>
+                <w:rFonts w:ascii="Aptos" w:hAnsi="Aptos" w:cs="Aptos" w:eastAsia="Aptos"/>
+                <w:b w:val="0"/>
+                <w:i w:val="0"/>
+                <w:color w:val="2B2B2B"/>
+                <w:sz w:val="17"/>
+              </w:rPr>
+              <w:t>21.7.2020</w:t>
+            </w:r>
+          </w:p>
+        </w:tc>
+        <w:tc>
+          <w:tcPr>
+            <w:tcW w:type="dxa" w:w="7937"/>
+            <w:tcBorders>
+              <w:top w:val="nil"/>
+              <w:left w:val="nil"/>
+              <w:bottom w:val="single" w:sz="4" w:space="0" w:color="D7DEE5"/>
+              <w:right w:val="nil"/>
+            </w:tcBorders>
+            <w:shd w:val="clear" w:color="auto" w:fill="F8FAFC"/>
+            <w:tcMar>
+              <w:top w:w="85" w:type="dxa"/>
+              <w:bottom w:w="85" w:type="dxa"/>
+              <w:left w:w="120" w:type="dxa"/>
+              <w:right w:w="120" w:type="dxa"/>
+            </w:tcMar>
+          </w:tcPr>
+          <w:p>
+            <w:pPr>
+              <w:spacing w:before="0" w:after="0" w:line="274" w:lineRule="auto"/>
+            </w:pPr>
+            <w:r>
+              <w:rPr>
+                <w:rFonts w:ascii="Aptos" w:hAnsi="Aptos" w:cs="Aptos" w:eastAsia="Aptos"/>
+                <w:b w:val="0"/>
+                <w:i w:val="0"/>
+                <w:color w:val="2B2B2B"/>
+                <w:sz w:val="17"/>
+              </w:rPr>
+              <w:t xml:space="preserve">A Secretaria de Estado da Agricultura e do Desenvolvimento Rural divulga «Esclarecimento sobre legalidade dos alojamentos de hospedagem de animais sem fins lucrativos afetados pelo incêndio de Santo Tirso»: os dois espaços </w:t>
+            </w:r>
+            <w:r>
+              <w:rPr>
+                <w:rFonts w:ascii="Aptos" w:hAnsi="Aptos" w:cs="Aptos" w:eastAsia="Aptos"/>
+                <w:b/>
+                <w:i w:val="0"/>
+                <w:color w:val="2B2B2B"/>
+                <w:sz w:val="17"/>
+              </w:rPr>
+              <w:t>nunca cumpriram os procedimentos do Decreto-Lei n.º 276/2001</w:t>
+            </w:r>
+            <w:r>
+              <w:rPr>
+                <w:rFonts w:ascii="Aptos" w:hAnsi="Aptos" w:cs="Aptos" w:eastAsia="Aptos"/>
+                <w:b w:val="0"/>
+                <w:i w:val="0"/>
+                <w:color w:val="2B2B2B"/>
+                <w:sz w:val="17"/>
+              </w:rPr>
+              <w:t xml:space="preserve">; invoca esse diploma, o </w:t>
+            </w:r>
+            <w:r>
+              <w:rPr>
+                <w:rFonts w:ascii="Aptos" w:hAnsi="Aptos" w:cs="Aptos" w:eastAsia="Aptos"/>
+                <w:b/>
+                <w:i w:val="0"/>
+                <w:color w:val="2B2B2B"/>
+                <w:sz w:val="17"/>
+              </w:rPr>
+              <w:t>artigo 4.º do Decreto-Lei n.º 116/98</w:t>
+            </w:r>
+            <w:r>
+              <w:rPr>
+                <w:rFonts w:ascii="Aptos" w:hAnsi="Aptos" w:cs="Aptos" w:eastAsia="Aptos"/>
+                <w:b w:val="0"/>
+                <w:i w:val="0"/>
+                <w:color w:val="2B2B2B"/>
+                <w:sz w:val="17"/>
+              </w:rPr>
+              <w:t xml:space="preserve"> e o Despacho n.º 6928/2020</w:t>
+            </w:r>
+          </w:p>
+        </w:tc>
+      </w:tr>
+      <w:tr>
+        <w:trPr>
+          <w:cantSplit/>
+        </w:trPr>
+        <w:tc>
+          <w:tcPr>
+            <w:tcW w:type="dxa" w:w="1474"/>
+            <w:tcBorders>
+              <w:top w:val="nil"/>
+              <w:left w:val="nil"/>
+              <w:bottom w:val="single" w:sz="4" w:space="0" w:color="D7DEE5"/>
+              <w:right w:val="nil"/>
+            </w:tcBorders>
+            <w:shd w:val="clear" w:color="auto" w:fill="FFFFFF"/>
+            <w:tcMar>
+              <w:top w:w="85" w:type="dxa"/>
+              <w:bottom w:w="85" w:type="dxa"/>
+              <w:left w:w="120" w:type="dxa"/>
+              <w:right w:w="120" w:type="dxa"/>
+            </w:tcMar>
+          </w:tcPr>
+          <w:p>
+            <w:pPr>
+              <w:spacing w:before="0" w:after="0" w:line="274" w:lineRule="auto"/>
+            </w:pPr>
+            <w:r>
+              <w:rPr>
+                <w:rFonts w:ascii="Aptos" w:hAnsi="Aptos" w:cs="Aptos" w:eastAsia="Aptos"/>
+                <w:b w:val="0"/>
+                <w:i w:val="0"/>
+                <w:color w:val="2B2B2B"/>
+                <w:sz w:val="17"/>
+              </w:rPr>
+              <w:t>1.10.2020</w:t>
+            </w:r>
+          </w:p>
+        </w:tc>
+        <w:tc>
+          <w:tcPr>
+            <w:tcW w:type="dxa" w:w="7937"/>
+            <w:tcBorders>
+              <w:top w:val="nil"/>
+              <w:left w:val="nil"/>
+              <w:bottom w:val="single" w:sz="4" w:space="0" w:color="D7DEE5"/>
+              <w:right w:val="nil"/>
+            </w:tcBorders>
+            <w:shd w:val="clear" w:color="auto" w:fill="FFFFFF"/>
+            <w:tcMar>
+              <w:top w:w="85" w:type="dxa"/>
+              <w:bottom w:w="85" w:type="dxa"/>
+              <w:left w:w="120" w:type="dxa"/>
+              <w:right w:w="120" w:type="dxa"/>
+            </w:tcMar>
+          </w:tcPr>
+          <w:p>
+            <w:pPr>
+              <w:spacing w:before="0" w:after="0" w:line="274" w:lineRule="auto"/>
+            </w:pPr>
+            <w:r>
+              <w:rPr>
+                <w:rFonts w:ascii="Aptos" w:hAnsi="Aptos" w:cs="Aptos" w:eastAsia="Aptos"/>
+                <w:b w:val="0"/>
+                <w:i w:val="0"/>
+                <w:color w:val="2B2B2B"/>
+                <w:sz w:val="17"/>
+              </w:rPr>
+              <w:t xml:space="preserve">Entra em vigor o artigo 1.º-A da Lei n.º 92/95, aditado pela Lei n.º 39/2020 — </w:t>
+            </w:r>
+            <w:r>
+              <w:rPr>
+                <w:rFonts w:ascii="Aptos" w:hAnsi="Aptos" w:cs="Aptos" w:eastAsia="Aptos"/>
+                <w:b/>
+                <w:i w:val="0"/>
+                <w:color w:val="2B2B2B"/>
+                <w:sz w:val="17"/>
+              </w:rPr>
+              <w:t>posterior ao incêndio</w:t>
+            </w:r>
+            <w:r>
+              <w:rPr>
+                <w:rFonts w:ascii="Aptos" w:hAnsi="Aptos" w:cs="Aptos" w:eastAsia="Aptos"/>
+                <w:b w:val="0"/>
+                <w:i w:val="0"/>
+                <w:color w:val="2B2B2B"/>
+                <w:sz w:val="17"/>
+              </w:rPr>
+              <w:t xml:space="preserve"> (ver adiante)</w:t>
+            </w:r>
+          </w:p>
+        </w:tc>
+      </w:tr>
+      <w:tr>
+        <w:trPr>
+          <w:cantSplit/>
+        </w:trPr>
+        <w:tc>
+          <w:tcPr>
+            <w:tcW w:type="dxa" w:w="1474"/>
+            <w:tcBorders>
+              <w:top w:val="nil"/>
+              <w:left w:val="nil"/>
+              <w:bottom w:val="single" w:sz="4" w:space="0" w:color="D7DEE5"/>
+              <w:right w:val="nil"/>
+            </w:tcBorders>
+            <w:shd w:val="clear" w:color="auto" w:fill="F8FAFC"/>
+            <w:tcMar>
+              <w:top w:w="85" w:type="dxa"/>
+              <w:bottom w:w="85" w:type="dxa"/>
+              <w:left w:w="120" w:type="dxa"/>
+              <w:right w:w="120" w:type="dxa"/>
+            </w:tcMar>
+          </w:tcPr>
+          <w:p>
+            <w:pPr>
+              <w:spacing w:before="0" w:after="0" w:line="274" w:lineRule="auto"/>
+            </w:pPr>
+            <w:r>
+              <w:rPr>
+                <w:rFonts w:ascii="Aptos" w:hAnsi="Aptos" w:cs="Aptos" w:eastAsia="Aptos"/>
+                <w:b w:val="0"/>
+                <w:i w:val="0"/>
+                <w:color w:val="2B2B2B"/>
+                <w:sz w:val="17"/>
+              </w:rPr>
+              <w:t>11.12.2024</w:t>
+            </w:r>
+          </w:p>
+        </w:tc>
+        <w:tc>
+          <w:tcPr>
+            <w:tcW w:type="dxa" w:w="7937"/>
+            <w:tcBorders>
+              <w:top w:val="nil"/>
+              <w:left w:val="nil"/>
+              <w:bottom w:val="single" w:sz="4" w:space="0" w:color="D7DEE5"/>
+              <w:right w:val="nil"/>
+            </w:tcBorders>
+            <w:shd w:val="clear" w:color="auto" w:fill="F8FAFC"/>
+            <w:tcMar>
+              <w:top w:w="85" w:type="dxa"/>
+              <w:bottom w:w="85" w:type="dxa"/>
+              <w:left w:w="120" w:type="dxa"/>
+              <w:right w:w="120" w:type="dxa"/>
+            </w:tcMar>
+          </w:tcPr>
+          <w:p>
+            <w:pPr>
+              <w:spacing w:before="0" w:after="0" w:line="274" w:lineRule="auto"/>
+            </w:pPr>
+            <w:r>
+              <w:rPr>
+                <w:rFonts w:ascii="Aptos" w:hAnsi="Aptos" w:cs="Aptos" w:eastAsia="Aptos"/>
+                <w:b w:val="0"/>
+                <w:i w:val="0"/>
+                <w:color w:val="2B2B2B"/>
+                <w:sz w:val="17"/>
+              </w:rPr>
+              <w:t xml:space="preserve">O processo é remetido para julgamento. Entre os arguidos, o </w:t>
+            </w:r>
+            <w:r>
+              <w:rPr>
+                <w:rFonts w:ascii="Aptos" w:hAnsi="Aptos" w:cs="Aptos" w:eastAsia="Aptos"/>
+                <w:b/>
+                <w:i w:val="0"/>
+                <w:color w:val="2B2B2B"/>
+                <w:sz w:val="17"/>
+              </w:rPr>
+              <w:t>ex-médico veterinário municipal</w:t>
+            </w:r>
+            <w:r>
+              <w:rPr>
+                <w:rFonts w:ascii="Aptos" w:hAnsi="Aptos" w:cs="Aptos" w:eastAsia="Aptos"/>
+                <w:b w:val="0"/>
+                <w:i w:val="0"/>
+                <w:color w:val="2B2B2B"/>
+                <w:sz w:val="17"/>
+              </w:rPr>
+              <w:t xml:space="preserve"> (acusado de conhecer os abrigos ilegais e de não ter agido em tempo) e a </w:t>
+            </w:r>
+            <w:r>
+              <w:rPr>
+                <w:rFonts w:ascii="Aptos" w:hAnsi="Aptos" w:cs="Aptos" w:eastAsia="Aptos"/>
+                <w:b/>
+                <w:i w:val="0"/>
+                <w:color w:val="2B2B2B"/>
+                <w:sz w:val="17"/>
+              </w:rPr>
+              <w:t>coordenadora municipal da Proteção Civil</w:t>
+            </w:r>
+            <w:r>
+              <w:rPr>
+                <w:rFonts w:ascii="Aptos" w:hAnsi="Aptos" w:cs="Aptos" w:eastAsia="Aptos"/>
+                <w:b w:val="0"/>
+                <w:i w:val="0"/>
+                <w:color w:val="2B2B2B"/>
+                <w:sz w:val="17"/>
+              </w:rPr>
+              <w:t xml:space="preserve"> (acusada de não ter respondido aos alertas), além dos responsáveis dos dois abrigos</w:t>
+            </w:r>
+          </w:p>
+        </w:tc>
+      </w:tr>
+      <w:tr>
+        <w:trPr>
+          <w:cantSplit/>
+        </w:trPr>
+        <w:tc>
+          <w:tcPr>
+            <w:tcW w:type="dxa" w:w="1474"/>
+            <w:tcBorders>
+              <w:top w:val="nil"/>
+              <w:left w:val="nil"/>
+              <w:bottom w:val="single" w:sz="4" w:space="0" w:color="D7DEE5"/>
+              <w:right w:val="nil"/>
+            </w:tcBorders>
+            <w:shd w:val="clear" w:color="auto" w:fill="FFFFFF"/>
+            <w:tcMar>
+              <w:top w:w="85" w:type="dxa"/>
+              <w:bottom w:w="85" w:type="dxa"/>
+              <w:left w:w="120" w:type="dxa"/>
+              <w:right w:w="120" w:type="dxa"/>
+            </w:tcMar>
+          </w:tcPr>
+          <w:p>
+            <w:pPr>
+              <w:spacing w:before="0" w:after="0" w:line="274" w:lineRule="auto"/>
+            </w:pPr>
+            <w:r>
+              <w:rPr>
+                <w:rFonts w:ascii="Aptos" w:hAnsi="Aptos" w:cs="Aptos" w:eastAsia="Aptos"/>
+                <w:b w:val="0"/>
+                <w:i w:val="0"/>
+                <w:color w:val="2B2B2B"/>
+                <w:sz w:val="17"/>
+              </w:rPr>
+              <w:t>9.9.2026</w:t>
+            </w:r>
+          </w:p>
+        </w:tc>
+        <w:tc>
+          <w:tcPr>
+            <w:tcW w:type="dxa" w:w="7937"/>
+            <w:tcBorders>
+              <w:top w:val="nil"/>
+              <w:left w:val="nil"/>
+              <w:bottom w:val="single" w:sz="4" w:space="0" w:color="D7DEE5"/>
+              <w:right w:val="nil"/>
+            </w:tcBorders>
+            <w:shd w:val="clear" w:color="auto" w:fill="FFFFFF"/>
+            <w:tcMar>
+              <w:top w:w="85" w:type="dxa"/>
+              <w:bottom w:w="85" w:type="dxa"/>
+              <w:left w:w="120" w:type="dxa"/>
+              <w:right w:w="120" w:type="dxa"/>
+            </w:tcMar>
+          </w:tcPr>
+          <w:p>
+            <w:pPr>
+              <w:spacing w:before="0" w:after="0" w:line="274" w:lineRule="auto"/>
+            </w:pPr>
+            <w:r>
+              <w:rPr>
+                <w:rFonts w:ascii="Aptos" w:hAnsi="Aptos" w:cs="Aptos" w:eastAsia="Aptos"/>
+                <w:b w:val="0"/>
+                <w:i w:val="0"/>
+                <w:color w:val="2B2B2B"/>
+                <w:sz w:val="17"/>
+              </w:rPr>
+              <w:t xml:space="preserve">O Tribunal de Matosinhos absolve os cinco arguidos. O coletivo consigna que nenhum dos dois titulares de cargos públicos tinha poderes para ordenar a </w:t>
+            </w:r>
+            <w:r>
+              <w:rPr>
+                <w:rFonts w:ascii="Aptos" w:hAnsi="Aptos" w:cs="Aptos" w:eastAsia="Aptos"/>
+                <w:b/>
+                <w:i w:val="0"/>
+                <w:color w:val="2B2B2B"/>
+                <w:sz w:val="17"/>
+              </w:rPr>
+              <w:t>evacuação forçada</w:t>
+            </w:r>
+            <w:r>
+              <w:rPr>
+                <w:rFonts w:ascii="Aptos" w:hAnsi="Aptos" w:cs="Aptos" w:eastAsia="Aptos"/>
+                <w:b w:val="0"/>
+                <w:i w:val="0"/>
+                <w:color w:val="2B2B2B"/>
+                <w:sz w:val="17"/>
+              </w:rPr>
+              <w:t xml:space="preserve"> dos espaços privados na noite do incêndio. Em julgamento, o </w:t>
+            </w:r>
+            <w:r>
+              <w:rPr>
+                <w:rFonts w:ascii="Aptos" w:hAnsi="Aptos" w:cs="Aptos" w:eastAsia="Aptos"/>
+                <w:b/>
+                <w:i w:val="0"/>
+                <w:color w:val="2B2B2B"/>
+                <w:sz w:val="17"/>
+              </w:rPr>
+              <w:t>Ministério Público</w:t>
+            </w:r>
+            <w:r>
+              <w:rPr>
+                <w:rFonts w:ascii="Aptos" w:hAnsi="Aptos" w:cs="Aptos" w:eastAsia="Aptos"/>
+                <w:b w:val="0"/>
+                <w:i w:val="0"/>
+                <w:color w:val="2B2B2B"/>
+                <w:sz w:val="17"/>
+              </w:rPr>
+              <w:t xml:space="preserve"> havia já declarado não ver prova de crime; o </w:t>
+            </w:r>
+            <w:r>
+              <w:rPr>
+                <w:rFonts w:ascii="Aptos" w:hAnsi="Aptos" w:cs="Aptos" w:eastAsia="Aptos"/>
+                <w:b/>
+                <w:i w:val="0"/>
+                <w:color w:val="2B2B2B"/>
+                <w:sz w:val="17"/>
+              </w:rPr>
+              <w:t>PAN</w:t>
+            </w:r>
+            <w:r>
+              <w:rPr>
+                <w:rFonts w:ascii="Aptos" w:hAnsi="Aptos" w:cs="Aptos" w:eastAsia="Aptos"/>
+                <w:b w:val="0"/>
+                <w:i w:val="0"/>
+                <w:color w:val="2B2B2B"/>
+                <w:sz w:val="17"/>
+              </w:rPr>
+              <w:t xml:space="preserve">, assistente, anunciou </w:t>
+            </w:r>
+            <w:r>
+              <w:rPr>
+                <w:rFonts w:ascii="Aptos" w:hAnsi="Aptos" w:cs="Aptos" w:eastAsia="Aptos"/>
+                <w:b/>
+                <w:i w:val="0"/>
+                <w:color w:val="2B2B2B"/>
+                <w:sz w:val="17"/>
+              </w:rPr>
+              <w:t>recurso</w:t>
+            </w:r>
+            <w:r>
+              <w:rPr>
+                <w:rFonts w:ascii="Aptos" w:hAnsi="Aptos" w:cs="Aptos" w:eastAsia="Aptos"/>
+                <w:b w:val="0"/>
+                <w:i w:val="0"/>
+                <w:color w:val="2B2B2B"/>
+                <w:sz w:val="17"/>
+              </w:rPr>
+              <w:t xml:space="preserve"> — a decisão </w:t>
+            </w:r>
+            <w:r>
+              <w:rPr>
+                <w:rFonts w:ascii="Aptos" w:hAnsi="Aptos" w:cs="Aptos" w:eastAsia="Aptos"/>
+                <w:b/>
+                <w:i w:val="0"/>
+                <w:color w:val="2B2B2B"/>
+                <w:sz w:val="17"/>
+              </w:rPr>
+              <w:t>não é definitiva</w:t>
             </w:r>
           </w:p>
         </w:tc>
@@ -10855,248 +11770,6 @@
       <w:pPr>
         <w:spacing w:before="40" w:after="180" w:line="293" w:lineRule="auto"/>
       </w:pPr>
-    </w:p>
-    <w:p>
-      <w:pPr>
-        <w:keepNext/>
-        <w:spacing w:before="200" w:after="60" w:line="293" w:lineRule="auto"/>
-      </w:pPr>
-      <w:r>
-        <w:rPr>
-          <w:rFonts w:ascii="Aptos" w:hAnsi="Aptos" w:cs="Aptos" w:eastAsia="Aptos"/>
-          <w:b/>
-          <w:i w:val="0"/>
-          <w:color w:val="5C7891"/>
-          <w:sz w:val="19"/>
-        </w:rPr>
-        <w:t>O que o caso não decide</w:t>
-      </w:r>
-    </w:p>
-    <w:p>
-      <w:pPr>
-        <w:spacing w:before="0" w:after="100" w:line="293" w:lineRule="auto"/>
-        <w:ind w:left="408" w:hanging="408"/>
-        <w:jc w:val="both"/>
-      </w:pPr>
-      <w:r>
-        <w:rPr>
-          <w:rFonts w:ascii="Aptos" w:hAnsi="Aptos" w:cs="Aptos" w:eastAsia="Aptos"/>
-          <w:b/>
-          <w:i w:val="0"/>
-          <w:color w:val="5C7891"/>
-          <w:sz w:val="20"/>
-        </w:rPr>
-        <w:t>1.</w:t>
-        <w:tab/>
-      </w:r>
-      <w:r>
-        <w:rPr>
-          <w:rFonts w:ascii="Aptos" w:hAnsi="Aptos" w:cs="Aptos" w:eastAsia="Aptos"/>
-          <w:b/>
-          <w:i w:val="0"/>
-          <w:color w:val="2B2B2B"/>
-          <w:sz w:val="20"/>
-        </w:rPr>
-        <w:t>Respeita a dois titulares de cargos, não à câmara municipal.</w:t>
-      </w:r>
-      <w:r>
-        <w:rPr>
-          <w:rFonts w:ascii="Aptos" w:hAnsi="Aptos" w:cs="Aptos" w:eastAsia="Aptos"/>
-          <w:b w:val="0"/>
-          <w:i w:val="0"/>
-          <w:color w:val="2B2B2B"/>
-          <w:sz w:val="20"/>
-        </w:rPr>
-        <w:t xml:space="preserve"> O n.º 5 do artigo 3.º confere o poder «às câmaras municipais», e exige vistoria conjunta prévia: é ato do órgão colegial, precedido de procedimento. O médico veterinário municipal e a coordenadora da Proteção Civil não são a câmara.</w:t>
-      </w:r>
-    </w:p>
-    <w:p>
-      <w:pPr>
-        <w:spacing w:before="0" w:after="100" w:line="293" w:lineRule="auto"/>
-        <w:ind w:left="408" w:hanging="408"/>
-        <w:jc w:val="both"/>
-      </w:pPr>
-      <w:r>
-        <w:rPr>
-          <w:rFonts w:ascii="Aptos" w:hAnsi="Aptos" w:cs="Aptos" w:eastAsia="Aptos"/>
-          <w:b/>
-          <w:i w:val="0"/>
-          <w:color w:val="5C7891"/>
-          <w:sz w:val="20"/>
-        </w:rPr>
-        <w:t>2.</w:t>
-        <w:tab/>
-      </w:r>
-      <w:r>
-        <w:rPr>
-          <w:rFonts w:ascii="Aptos" w:hAnsi="Aptos" w:cs="Aptos" w:eastAsia="Aptos"/>
-          <w:b/>
-          <w:i w:val="0"/>
-          <w:color w:val="2B2B2B"/>
-          <w:sz w:val="20"/>
-        </w:rPr>
-        <w:t>Respeita a uma evacuação forçada na noite de um incêndio</w:t>
-      </w:r>
-      <w:r>
-        <w:rPr>
-          <w:rFonts w:ascii="Aptos" w:hAnsi="Aptos" w:cs="Aptos" w:eastAsia="Aptos"/>
-          <w:b w:val="0"/>
-          <w:i w:val="0"/>
-          <w:color w:val="2B2B2B"/>
-          <w:sz w:val="20"/>
-        </w:rPr>
-        <w:t xml:space="preserve"> — medida de emergência de proteção civil —, e não à notificação para remoção do n.º 5, que é ato de polícia sanitária com procedimento próprio e prazo fixado.</w:t>
-      </w:r>
-    </w:p>
-    <w:p>
-      <w:pPr>
-        <w:spacing w:before="0" w:after="100" w:line="293" w:lineRule="auto"/>
-        <w:ind w:left="408" w:hanging="408"/>
-        <w:jc w:val="both"/>
-      </w:pPr>
-      <w:r>
-        <w:rPr>
-          <w:rFonts w:ascii="Aptos" w:hAnsi="Aptos" w:cs="Aptos" w:eastAsia="Aptos"/>
-          <w:b/>
-          <w:i w:val="0"/>
-          <w:color w:val="5C7891"/>
-          <w:sz w:val="20"/>
-        </w:rPr>
-        <w:t>3.</w:t>
-        <w:tab/>
-      </w:r>
-      <w:r>
-        <w:rPr>
-          <w:rFonts w:ascii="Aptos" w:hAnsi="Aptos" w:cs="Aptos" w:eastAsia="Aptos"/>
-          <w:b/>
-          <w:i w:val="0"/>
-          <w:color w:val="2B2B2B"/>
-          <w:sz w:val="20"/>
-        </w:rPr>
-        <w:t>Encerrar não é retirar.</w:t>
-      </w:r>
-      <w:r>
-        <w:rPr>
-          <w:rFonts w:ascii="Aptos" w:hAnsi="Aptos" w:cs="Aptos" w:eastAsia="Aptos"/>
-          <w:b w:val="0"/>
-          <w:i w:val="0"/>
-          <w:color w:val="2B2B2B"/>
-          <w:sz w:val="20"/>
-        </w:rPr>
-        <w:t xml:space="preserve"> O parecer de 2018 concluiu que as câmaras não podem </w:t>
-      </w:r>
-      <w:r>
-        <w:rPr>
-          <w:rFonts w:ascii="Aptos" w:hAnsi="Aptos" w:cs="Aptos" w:eastAsia="Aptos"/>
-          <w:b/>
-          <w:i w:val="0"/>
-          <w:color w:val="2B2B2B"/>
-          <w:sz w:val="20"/>
-        </w:rPr>
-        <w:t>encerrar</w:t>
-      </w:r>
-      <w:r>
-        <w:rPr>
-          <w:rFonts w:ascii="Aptos" w:hAnsi="Aptos" w:cs="Aptos" w:eastAsia="Aptos"/>
-          <w:b w:val="0"/>
-          <w:i w:val="0"/>
-          <w:color w:val="2B2B2B"/>
-          <w:sz w:val="20"/>
-        </w:rPr>
-        <w:t>, e está certo: o encerramento de estabelecimento é sanção acessória do artigo 69.º do Decreto-Lei n.º 276/2001, aplicada pelo diretor-geral nos termos do artigo 70.º. Este estudo nunca afirmou o contrário.</w:t>
-      </w:r>
-    </w:p>
-    <w:p>
-      <w:pPr>
-        <w:keepNext/>
-        <w:spacing w:before="200" w:after="60" w:line="293" w:lineRule="auto"/>
-      </w:pPr>
-      <w:r>
-        <w:rPr>
-          <w:rFonts w:ascii="Aptos" w:hAnsi="Aptos" w:cs="Aptos" w:eastAsia="Aptos"/>
-          <w:b/>
-          <w:i w:val="0"/>
-          <w:color w:val="5C7891"/>
-          <w:sz w:val="19"/>
-        </w:rPr>
-        <w:t>O que o caso confirma</w:t>
-      </w:r>
-    </w:p>
-    <w:p>
-      <w:pPr>
-        <w:spacing w:before="0" w:after="80" w:line="293" w:lineRule="auto"/>
-        <w:ind w:left="351" w:hanging="351"/>
-        <w:jc w:val="both"/>
-      </w:pPr>
-      <w:r>
-        <w:rPr>
-          <w:rFonts w:ascii="Aptos" w:hAnsi="Aptos" w:cs="Aptos" w:eastAsia="Aptos"/>
-          <w:b w:val="0"/>
-          <w:i w:val="0"/>
-          <w:color w:val="7C8894"/>
-          <w:sz w:val="20"/>
-        </w:rPr>
-        <w:t>—</w:t>
-        <w:tab/>
-      </w:r>
-      <w:r>
-        <w:rPr>
-          <w:rFonts w:ascii="Aptos" w:hAnsi="Aptos" w:cs="Aptos" w:eastAsia="Aptos"/>
-          <w:b/>
-          <w:i w:val="0"/>
-          <w:color w:val="2B2B2B"/>
-          <w:sz w:val="20"/>
-        </w:rPr>
-        <w:t>A articulação real vai no sentido aqui sustentado.</w:t>
-      </w:r>
-      <w:r>
-        <w:rPr>
-          <w:rFonts w:ascii="Aptos" w:hAnsi="Aptos" w:cs="Aptos" w:eastAsia="Aptos"/>
-          <w:b w:val="0"/>
-          <w:i w:val="0"/>
-          <w:color w:val="2B2B2B"/>
-          <w:sz w:val="20"/>
-        </w:rPr>
-        <w:t xml:space="preserve"> Em 2012 foi a DGAV a pedir à câmara que retirasse os animais. A prática da própria autoridade sanitária reconhece que o poder de remoção é municipal — isto é, o n.º 5.</w:t>
-      </w:r>
-    </w:p>
-    <w:p>
-      <w:pPr>
-        <w:spacing w:before="0" w:after="80" w:line="293" w:lineRule="auto"/>
-        <w:ind w:left="351" w:hanging="351"/>
-        <w:jc w:val="both"/>
-      </w:pPr>
-      <w:r>
-        <w:rPr>
-          <w:rFonts w:ascii="Aptos" w:hAnsi="Aptos" w:cs="Aptos" w:eastAsia="Aptos"/>
-          <w:b w:val="0"/>
-          <w:i w:val="0"/>
-          <w:color w:val="7C8894"/>
-          <w:sz w:val="20"/>
-        </w:rPr>
-        <w:t>—</w:t>
-        <w:tab/>
-      </w:r>
-      <w:r>
-        <w:rPr>
-          <w:rFonts w:ascii="Aptos" w:hAnsi="Aptos" w:cs="Aptos" w:eastAsia="Aptos"/>
-          <w:b/>
-          <w:i w:val="0"/>
-          <w:color w:val="2B2B2B"/>
-          <w:sz w:val="20"/>
-        </w:rPr>
-        <w:t>E confirma, com factos, a inibição descrita no ponto 15.7.</w:t>
-      </w:r>
-      <w:r>
-        <w:rPr>
-          <w:rFonts w:ascii="Aptos" w:hAnsi="Aptos" w:cs="Aptos" w:eastAsia="Aptos"/>
-          <w:b w:val="0"/>
-          <w:i w:val="0"/>
-          <w:color w:val="2B2B2B"/>
-          <w:sz w:val="20"/>
-        </w:rPr>
-        <w:t xml:space="preserve"> Abrigos não registados em zona rural, com vistorias feitas e contraordenações instauradas, e animais que ali permaneceram até morrerem. O sistema reativo não impediu nada.</w:t>
-      </w:r>
     </w:p>
     <w:tbl>
       <w:tblPr>
@@ -11150,6 +11823,908 @@
                 <w:color w:val="2B2B2B"/>
                 <w:sz w:val="19"/>
               </w:rPr>
+              <w:t>Número de animais mortos.</w:t>
+            </w:r>
+            <w:r>
+              <w:rPr>
+                <w:rFonts w:ascii="Aptos" w:hAnsi="Aptos" w:cs="Aptos" w:eastAsia="Aptos"/>
+                <w:b w:val="0"/>
+                <w:i w:val="0"/>
+                <w:color w:val="2B2B2B"/>
+                <w:sz w:val="19"/>
+              </w:rPr>
+              <w:t xml:space="preserve"> As fontes divergem — 54, 73 («69 cães e 4 gatos»), 92 e 93 —, conforme o momento da contagem e conforme se contem os animais mortos no incêndio ou também os que morreram depois. O estudo não fixa um número: o que é juridicamente relevante é que morreram </w:t>
+            </w:r>
+            <w:r>
+              <w:rPr>
+                <w:rFonts w:ascii="Aptos" w:hAnsi="Aptos" w:cs="Aptos" w:eastAsia="Aptos"/>
+                <w:b/>
+                <w:i w:val="0"/>
+                <w:color w:val="2B2B2B"/>
+                <w:sz w:val="19"/>
+              </w:rPr>
+              <w:t>dezenas de animais em espaços sem registo</w:t>
+            </w:r>
+            <w:r>
+              <w:rPr>
+                <w:rFonts w:ascii="Aptos" w:hAnsi="Aptos" w:cs="Aptos" w:eastAsia="Aptos"/>
+                <w:b w:val="0"/>
+                <w:i w:val="0"/>
+                <w:color w:val="2B2B2B"/>
+                <w:sz w:val="19"/>
+              </w:rPr>
+              <w:t>, sobre os quais havia vistorias desde 2006.</w:t>
+            </w:r>
+          </w:p>
+        </w:tc>
+      </w:tr>
+    </w:tbl>
+    <w:p>
+      <w:pPr>
+        <w:spacing w:before="0" w:after="180" w:line="293" w:lineRule="auto"/>
+      </w:pPr>
+    </w:p>
+    <w:p>
+      <w:pPr>
+        <w:keepNext/>
+        <w:spacing w:before="200" w:after="60" w:line="293" w:lineRule="auto"/>
+      </w:pPr>
+      <w:r>
+        <w:rPr>
+          <w:rFonts w:ascii="Aptos" w:hAnsi="Aptos" w:cs="Aptos" w:eastAsia="Aptos"/>
+          <w:b/>
+          <w:i w:val="0"/>
+          <w:color w:val="5C7891"/>
+          <w:sz w:val="19"/>
+        </w:rPr>
+        <w:t>O que o caso não decide</w:t>
+      </w:r>
+    </w:p>
+    <w:p>
+      <w:pPr>
+        <w:spacing w:before="0" w:after="100" w:line="293" w:lineRule="auto"/>
+        <w:ind w:left="408" w:hanging="408"/>
+        <w:jc w:val="both"/>
+      </w:pPr>
+      <w:r>
+        <w:rPr>
+          <w:rFonts w:ascii="Aptos" w:hAnsi="Aptos" w:cs="Aptos" w:eastAsia="Aptos"/>
+          <w:b/>
+          <w:i w:val="0"/>
+          <w:color w:val="5C7891"/>
+          <w:sz w:val="20"/>
+        </w:rPr>
+        <w:t>1.</w:t>
+        <w:tab/>
+      </w:r>
+      <w:r>
+        <w:rPr>
+          <w:rFonts w:ascii="Aptos" w:hAnsi="Aptos" w:cs="Aptos" w:eastAsia="Aptos"/>
+          <w:b/>
+          <w:i w:val="0"/>
+          <w:color w:val="2B2B2B"/>
+          <w:sz w:val="20"/>
+        </w:rPr>
+        <w:t>Respeita a dois titulares de cargos, não à câmara municipal.</w:t>
+      </w:r>
+      <w:r>
+        <w:rPr>
+          <w:rFonts w:ascii="Aptos" w:hAnsi="Aptos" w:cs="Aptos" w:eastAsia="Aptos"/>
+          <w:b w:val="0"/>
+          <w:i w:val="0"/>
+          <w:color w:val="2B2B2B"/>
+          <w:sz w:val="20"/>
+        </w:rPr>
+        <w:t xml:space="preserve"> O n.º 5 do artigo 3.º confere o poder «às câmaras municipais», e exige vistoria conjunta prévia: é ato do órgão colegial, precedido de procedimento. O médico veterinário municipal e a coordenadora da Proteção Civil não são a câmara.</w:t>
+      </w:r>
+    </w:p>
+    <w:p>
+      <w:pPr>
+        <w:spacing w:before="0" w:after="100" w:line="293" w:lineRule="auto"/>
+        <w:ind w:left="408" w:hanging="408"/>
+        <w:jc w:val="both"/>
+      </w:pPr>
+      <w:r>
+        <w:rPr>
+          <w:rFonts w:ascii="Aptos" w:hAnsi="Aptos" w:cs="Aptos" w:eastAsia="Aptos"/>
+          <w:b/>
+          <w:i w:val="0"/>
+          <w:color w:val="5C7891"/>
+          <w:sz w:val="20"/>
+        </w:rPr>
+        <w:t>2.</w:t>
+        <w:tab/>
+      </w:r>
+      <w:r>
+        <w:rPr>
+          <w:rFonts w:ascii="Aptos" w:hAnsi="Aptos" w:cs="Aptos" w:eastAsia="Aptos"/>
+          <w:b/>
+          <w:i w:val="0"/>
+          <w:color w:val="2B2B2B"/>
+          <w:sz w:val="20"/>
+        </w:rPr>
+        <w:t>Respeita a uma evacuação forçada na noite de um incêndio</w:t>
+      </w:r>
+      <w:r>
+        <w:rPr>
+          <w:rFonts w:ascii="Aptos" w:hAnsi="Aptos" w:cs="Aptos" w:eastAsia="Aptos"/>
+          <w:b w:val="0"/>
+          <w:i w:val="0"/>
+          <w:color w:val="2B2B2B"/>
+          <w:sz w:val="20"/>
+        </w:rPr>
+        <w:t xml:space="preserve"> — medida de emergência de proteção civil —, e não à notificação para remoção do n.º 5, que é ato de polícia sanitária com procedimento próprio e prazo fixado.</w:t>
+      </w:r>
+    </w:p>
+    <w:p>
+      <w:pPr>
+        <w:spacing w:before="0" w:after="100" w:line="293" w:lineRule="auto"/>
+        <w:ind w:left="408" w:hanging="408"/>
+        <w:jc w:val="both"/>
+      </w:pPr>
+      <w:r>
+        <w:rPr>
+          <w:rFonts w:ascii="Aptos" w:hAnsi="Aptos" w:cs="Aptos" w:eastAsia="Aptos"/>
+          <w:b/>
+          <w:i w:val="0"/>
+          <w:color w:val="5C7891"/>
+          <w:sz w:val="20"/>
+        </w:rPr>
+        <w:t>3.</w:t>
+        <w:tab/>
+      </w:r>
+      <w:r>
+        <w:rPr>
+          <w:rFonts w:ascii="Aptos" w:hAnsi="Aptos" w:cs="Aptos" w:eastAsia="Aptos"/>
+          <w:b/>
+          <w:i w:val="0"/>
+          <w:color w:val="2B2B2B"/>
+          <w:sz w:val="20"/>
+        </w:rPr>
+        <w:t>Encerrar não é retirar.</w:t>
+      </w:r>
+      <w:r>
+        <w:rPr>
+          <w:rFonts w:ascii="Aptos" w:hAnsi="Aptos" w:cs="Aptos" w:eastAsia="Aptos"/>
+          <w:b w:val="0"/>
+          <w:i w:val="0"/>
+          <w:color w:val="2B2B2B"/>
+          <w:sz w:val="20"/>
+        </w:rPr>
+        <w:t xml:space="preserve"> O parecer de 2018 concluiu que as câmaras não podem </w:t>
+      </w:r>
+      <w:r>
+        <w:rPr>
+          <w:rFonts w:ascii="Aptos" w:hAnsi="Aptos" w:cs="Aptos" w:eastAsia="Aptos"/>
+          <w:b/>
+          <w:i w:val="0"/>
+          <w:color w:val="2B2B2B"/>
+          <w:sz w:val="20"/>
+        </w:rPr>
+        <w:t>encerrar</w:t>
+      </w:r>
+      <w:r>
+        <w:rPr>
+          <w:rFonts w:ascii="Aptos" w:hAnsi="Aptos" w:cs="Aptos" w:eastAsia="Aptos"/>
+          <w:b w:val="0"/>
+          <w:i w:val="0"/>
+          <w:color w:val="2B2B2B"/>
+          <w:sz w:val="20"/>
+        </w:rPr>
+        <w:t>, e está certo: o encerramento de estabelecimento é sanção acessória do artigo 69.º do Decreto-Lei n.º 276/2001, aplicada pelo diretor-geral nos termos do artigo 70.º. Este estudo nunca afirmou o contrário.</w:t>
+      </w:r>
+    </w:p>
+    <w:p>
+      <w:pPr>
+        <w:keepNext/>
+        <w:spacing w:before="200" w:after="60" w:line="293" w:lineRule="auto"/>
+      </w:pPr>
+      <w:r>
+        <w:rPr>
+          <w:rFonts w:ascii="Aptos" w:hAnsi="Aptos" w:cs="Aptos" w:eastAsia="Aptos"/>
+          <w:b/>
+          <w:i w:val="0"/>
+          <w:color w:val="5C7891"/>
+          <w:sz w:val="19"/>
+        </w:rPr>
+        <w:t>O que o caso confirma</w:t>
+      </w:r>
+    </w:p>
+    <w:p>
+      <w:pPr>
+        <w:spacing w:before="0" w:after="80" w:line="293" w:lineRule="auto"/>
+        <w:ind w:left="351" w:hanging="351"/>
+        <w:jc w:val="both"/>
+      </w:pPr>
+      <w:r>
+        <w:rPr>
+          <w:rFonts w:ascii="Aptos" w:hAnsi="Aptos" w:cs="Aptos" w:eastAsia="Aptos"/>
+          <w:b w:val="0"/>
+          <w:i w:val="0"/>
+          <w:color w:val="7C8894"/>
+          <w:sz w:val="20"/>
+        </w:rPr>
+        <w:t>—</w:t>
+        <w:tab/>
+      </w:r>
+      <w:r>
+        <w:rPr>
+          <w:rFonts w:ascii="Aptos" w:hAnsi="Aptos" w:cs="Aptos" w:eastAsia="Aptos"/>
+          <w:b/>
+          <w:i w:val="0"/>
+          <w:color w:val="2B2B2B"/>
+          <w:sz w:val="20"/>
+        </w:rPr>
+        <w:t>A articulação real vai no sentido aqui sustentado.</w:t>
+      </w:r>
+      <w:r>
+        <w:rPr>
+          <w:rFonts w:ascii="Aptos" w:hAnsi="Aptos" w:cs="Aptos" w:eastAsia="Aptos"/>
+          <w:b w:val="0"/>
+          <w:i w:val="0"/>
+          <w:color w:val="2B2B2B"/>
+          <w:sz w:val="20"/>
+        </w:rPr>
+        <w:t xml:space="preserve"> Em 2012 foi a DGAV a pedir à câmara que retirasse os animais. A prática da própria autoridade sanitária reconhece que o poder de remoção é municipal — isto é, o n.º 5.</w:t>
+      </w:r>
+    </w:p>
+    <w:p>
+      <w:pPr>
+        <w:spacing w:before="0" w:after="80" w:line="293" w:lineRule="auto"/>
+        <w:ind w:left="351" w:hanging="351"/>
+        <w:jc w:val="both"/>
+      </w:pPr>
+      <w:r>
+        <w:rPr>
+          <w:rFonts w:ascii="Aptos" w:hAnsi="Aptos" w:cs="Aptos" w:eastAsia="Aptos"/>
+          <w:b w:val="0"/>
+          <w:i w:val="0"/>
+          <w:color w:val="7C8894"/>
+          <w:sz w:val="20"/>
+        </w:rPr>
+        <w:t>—</w:t>
+        <w:tab/>
+      </w:r>
+      <w:r>
+        <w:rPr>
+          <w:rFonts w:ascii="Aptos" w:hAnsi="Aptos" w:cs="Aptos" w:eastAsia="Aptos"/>
+          <w:b/>
+          <w:i w:val="0"/>
+          <w:color w:val="2B2B2B"/>
+          <w:sz w:val="20"/>
+        </w:rPr>
+        <w:t>E confirma, com factos, a inibição descrita no ponto 15.7.</w:t>
+      </w:r>
+      <w:r>
+        <w:rPr>
+          <w:rFonts w:ascii="Aptos" w:hAnsi="Aptos" w:cs="Aptos" w:eastAsia="Aptos"/>
+          <w:b w:val="0"/>
+          <w:i w:val="0"/>
+          <w:color w:val="2B2B2B"/>
+          <w:sz w:val="20"/>
+        </w:rPr>
+        <w:t xml:space="preserve"> Abrigos não registados em zona rural, com vistorias feitas e contraordenações instauradas, e animais que ali permaneceram até morrerem. O sistema reativo não impediu nada.</w:t>
+      </w:r>
+    </w:p>
+    <w:p>
+      <w:pPr>
+        <w:spacing w:before="0" w:after="80" w:line="293" w:lineRule="auto"/>
+        <w:ind w:left="351" w:hanging="351"/>
+        <w:jc w:val="both"/>
+      </w:pPr>
+      <w:r>
+        <w:rPr>
+          <w:rFonts w:ascii="Aptos" w:hAnsi="Aptos" w:cs="Aptos" w:eastAsia="Aptos"/>
+          <w:b w:val="0"/>
+          <w:i w:val="0"/>
+          <w:color w:val="7C8894"/>
+          <w:sz w:val="20"/>
+        </w:rPr>
+        <w:t>—</w:t>
+        <w:tab/>
+      </w:r>
+      <w:r>
+        <w:rPr>
+          <w:rFonts w:ascii="Aptos" w:hAnsi="Aptos" w:cs="Aptos" w:eastAsia="Aptos"/>
+          <w:b/>
+          <w:i w:val="0"/>
+          <w:color w:val="2B2B2B"/>
+          <w:sz w:val="20"/>
+        </w:rPr>
+        <w:t>A cronologia mede a inércia com precisão.</w:t>
+      </w:r>
+      <w:r>
+        <w:rPr>
+          <w:rFonts w:ascii="Aptos" w:hAnsi="Aptos" w:cs="Aptos" w:eastAsia="Aptos"/>
+          <w:b w:val="0"/>
+          <w:i w:val="0"/>
+          <w:color w:val="2B2B2B"/>
+          <w:sz w:val="20"/>
+        </w:rPr>
+        <w:t xml:space="preserve"> Pelo próprio esclarecimento do Governo, havia vistorias desde 2006, intervenção da DGAV em vistorias conjuntas desde 2010, sanções contraordenacionais aplicadas, e um pedido expresso de remoção em 2012. São </w:t>
+      </w:r>
+      <w:r>
+        <w:rPr>
+          <w:rFonts w:ascii="Aptos" w:hAnsi="Aptos" w:cs="Aptos" w:eastAsia="Aptos"/>
+          <w:b/>
+          <w:i w:val="0"/>
+          <w:color w:val="2B2B2B"/>
+          <w:sz w:val="20"/>
+        </w:rPr>
+        <w:t>catorze anos</w:t>
+      </w:r>
+      <w:r>
+        <w:rPr>
+          <w:rFonts w:ascii="Aptos" w:hAnsi="Aptos" w:cs="Aptos" w:eastAsia="Aptos"/>
+          <w:b w:val="0"/>
+          <w:i w:val="0"/>
+          <w:color w:val="2B2B2B"/>
+          <w:sz w:val="20"/>
+        </w:rPr>
+        <w:t xml:space="preserve"> de atuação formalmente correta e materialmente inútil. Nenhum dos instrumentos usados — vistoria, contraordenação, pedido de remoção — retirou um animal.</w:t>
+      </w:r>
+    </w:p>
+    <w:p>
+      <w:pPr>
+        <w:spacing w:before="0" w:after="80" w:line="293" w:lineRule="auto"/>
+        <w:ind w:left="351" w:hanging="351"/>
+        <w:jc w:val="both"/>
+      </w:pPr>
+      <w:r>
+        <w:rPr>
+          <w:rFonts w:ascii="Aptos" w:hAnsi="Aptos" w:cs="Aptos" w:eastAsia="Aptos"/>
+          <w:b w:val="0"/>
+          <w:i w:val="0"/>
+          <w:color w:val="7C8894"/>
+          <w:sz w:val="20"/>
+        </w:rPr>
+        <w:t>—</w:t>
+        <w:tab/>
+      </w:r>
+      <w:r>
+        <w:rPr>
+          <w:rFonts w:ascii="Aptos" w:hAnsi="Aptos" w:cs="Aptos" w:eastAsia="Aptos"/>
+          <w:b/>
+          <w:i w:val="0"/>
+          <w:color w:val="2B2B2B"/>
+          <w:sz w:val="20"/>
+        </w:rPr>
+        <w:t>E confirma que a falta de registo não impede a intervenção.</w:t>
+      </w:r>
+      <w:r>
+        <w:rPr>
+          <w:rFonts w:ascii="Aptos" w:hAnsi="Aptos" w:cs="Aptos" w:eastAsia="Aptos"/>
+          <w:b w:val="0"/>
+          <w:i w:val="0"/>
+          <w:color w:val="2B2B2B"/>
+          <w:sz w:val="20"/>
+        </w:rPr>
+        <w:t xml:space="preserve"> O Governo afirma que os espaços «nunca cumpriram os procedimentos» do Decreto-Lei n.º 276/2001 e, no mesmo texto, descreve vistorias e sanções aplicadas ao seu abrigo. É exatamente a leitura sustentada no ponto 15.7: o que desencadeia o regime dos alojamentos é a </w:t>
+      </w:r>
+      <w:r>
+        <w:rPr>
+          <w:rFonts w:ascii="Aptos" w:hAnsi="Aptos" w:cs="Aptos" w:eastAsia="Aptos"/>
+          <w:b/>
+          <w:i w:val="0"/>
+          <w:color w:val="2B2B2B"/>
+          <w:sz w:val="20"/>
+        </w:rPr>
+        <w:t>atividade</w:t>
+      </w:r>
+      <w:r>
+        <w:rPr>
+          <w:rFonts w:ascii="Aptos" w:hAnsi="Aptos" w:cs="Aptos" w:eastAsia="Aptos"/>
+          <w:b w:val="0"/>
+          <w:i w:val="0"/>
+          <w:color w:val="2B2B2B"/>
+          <w:sz w:val="20"/>
+        </w:rPr>
+        <w:t>, não o registo — quem não se registou não fica fora do regime, fica em infração dentro dele.</w:t>
+      </w:r>
+    </w:p>
+    <w:p>
+      <w:pPr>
+        <w:keepNext/>
+        <w:spacing w:before="200" w:after="60" w:line="293" w:lineRule="auto"/>
+      </w:pPr>
+      <w:r>
+        <w:rPr>
+          <w:rFonts w:ascii="Aptos" w:hAnsi="Aptos" w:cs="Aptos" w:eastAsia="Aptos"/>
+          <w:b/>
+          <w:i w:val="0"/>
+          <w:color w:val="5C7891"/>
+          <w:sz w:val="19"/>
+        </w:rPr>
+        <w:t>A raiz institucional: o estatuto do médico veterinário municipal</w:t>
+      </w:r>
+    </w:p>
+    <w:p>
+      <w:pPr>
+        <w:spacing w:before="0" w:after="140" w:line="293" w:lineRule="auto"/>
+        <w:jc w:val="both"/>
+      </w:pPr>
+      <w:r>
+        <w:rPr>
+          <w:rFonts w:ascii="Aptos" w:hAnsi="Aptos" w:cs="Aptos" w:eastAsia="Aptos"/>
+          <w:b w:val="0"/>
+          <w:i w:val="0"/>
+          <w:color w:val="2B2B2B"/>
+          <w:sz w:val="20"/>
+        </w:rPr>
+        <w:t xml:space="preserve">O esclarecimento do Governo de 21 de julho de 2020 invoca, ao lado do Decreto-Lei n.º 276/2001, o artigo 4.º do Decreto-Lei n.º 116/98, de 5 de maio. A remissão não é decorativa: é aí que está a explicação institucional do sucedido, e é matéria que este estudo não tinha tratado. O diploma desenha o médico veterinário municipal com </w:t>
+      </w:r>
+      <w:r>
+        <w:rPr>
+          <w:rFonts w:ascii="Aptos" w:hAnsi="Aptos" w:cs="Aptos" w:eastAsia="Aptos"/>
+          <w:b/>
+          <w:i w:val="0"/>
+          <w:color w:val="2B2B2B"/>
+          <w:sz w:val="20"/>
+        </w:rPr>
+        <w:t>duas cabeças</w:t>
+      </w:r>
+      <w:r>
+        <w:rPr>
+          <w:rFonts w:ascii="Aptos" w:hAnsi="Aptos" w:cs="Aptos" w:eastAsia="Aptos"/>
+          <w:b w:val="0"/>
+          <w:i w:val="0"/>
+          <w:color w:val="2B2B2B"/>
+          <w:sz w:val="20"/>
+        </w:rPr>
+        <w:t>.</w:t>
+      </w:r>
+    </w:p>
+    <w:tbl>
+      <w:tblPr>
+        <w:tblW w:type="auto" w:w="0"/>
+        <w:jc w:val="center"/>
+        <w:tblBorders>
+          <w:top w:val="nil"/>
+          <w:left w:val="nil"/>
+          <w:bottom w:val="nil"/>
+          <w:right w:val="nil"/>
+          <w:insideH w:val="nil"/>
+          <w:insideV w:val="nil"/>
+        </w:tblBorders>
+        <w:tblLayout w:type="fixed"/>
+        <w:tblLook w:firstColumn="1" w:firstRow="1" w:lastColumn="0" w:lastRow="0" w:noHBand="0" w:noVBand="1" w:val="04A0"/>
+      </w:tblPr>
+      <w:tblGrid>
+        <w:gridCol w:w="9412"/>
+      </w:tblGrid>
+      <w:tr>
+        <w:trPr>
+          <w:cantSplit/>
+        </w:trPr>
+        <w:tc>
+          <w:tcPr>
+            <w:tcW w:type="dxa" w:w="9411"/>
+            <w:tcBorders>
+              <w:top w:val="nil"/>
+              <w:left w:val="single" w:sz="18" w:space="0" w:color="A9C2D8"/>
+              <w:bottom w:val="nil"/>
+              <w:right w:val="nil"/>
+            </w:tcBorders>
+            <w:shd w:val="clear" w:color="auto" w:fill="F3F6F9"/>
+            <w:tcMar>
+              <w:top w:w="130" w:type="dxa"/>
+              <w:bottom w:w="130" w:type="dxa"/>
+              <w:left w:w="200" w:type="dxa"/>
+              <w:right w:w="180" w:type="dxa"/>
+            </w:tcMar>
+          </w:tcPr>
+          <w:p>
+            <w:pPr>
+              <w:spacing w:before="0" w:after="80" w:line="293" w:lineRule="auto"/>
+              <w:jc w:val="both"/>
+            </w:pPr>
+            <w:r>
+              <w:rPr>
+                <w:rFonts w:ascii="Aptos" w:hAnsi="Aptos" w:cs="Aptos" w:eastAsia="Aptos"/>
+                <w:b w:val="0"/>
+                <w:i/>
+                <w:color w:val="2B2B2B"/>
+                <w:sz w:val="19"/>
+              </w:rPr>
+              <w:t>2 — O médico veterinário municipal é a autoridade sanitária veterinária concelhia, a nível da respectiva área geográfica de actuação, quando no exercício das atribuições que lhe estão legalmente cometidas.</w:t>
+            </w:r>
+          </w:p>
+          <w:p>
+            <w:pPr>
+              <w:spacing w:before="0" w:after="80" w:line="293" w:lineRule="auto"/>
+              <w:jc w:val="both"/>
+            </w:pPr>
+            <w:r>
+              <w:rPr>
+                <w:rFonts w:ascii="Aptos" w:hAnsi="Aptos" w:cs="Aptos" w:eastAsia="Aptos"/>
+                <w:b w:val="0"/>
+                <w:i/>
+                <w:color w:val="2B2B2B"/>
+                <w:sz w:val="19"/>
+              </w:rPr>
+              <w:t>3 — Os poderes de autoridade sanitária veterinária são conferidos aos médicos veterinários municipais, por inerência de cargo, pela Direcção-Geral de Veterinária (DGV), enquanto autoridade sanitária veterinária nacional, e pela Direcção-Geral de Fiscalização e Controlo da Qualidade Alimentar (DGFCQA), a título pessoal, não delegável e abrangendo a actividade por eles exercida na respectiva área concelhia, quando esteja em causa a sanidade animal ou a saúde pública.</w:t>
+            </w:r>
+          </w:p>
+          <w:p>
+            <w:pPr>
+              <w:spacing w:before="0" w:after="0" w:line="293" w:lineRule="auto"/>
+              <w:jc w:val="both"/>
+            </w:pPr>
+            <w:r>
+              <w:rPr>
+                <w:rFonts w:ascii="Aptos" w:hAnsi="Aptos" w:cs="Aptos" w:eastAsia="Aptos"/>
+                <w:b w:val="0"/>
+                <w:i/>
+                <w:color w:val="2B2B2B"/>
+                <w:sz w:val="19"/>
+              </w:rPr>
+              <w:t>4 — O exercício do poder de autoridade sanitária veterinária concelhia traduz-se na competência de, sem dependência hierárquica, tomar qualquer decisão, por necessidade técnica ou científica, que entenda indispensável ou relevante para a prevenção e correcção de factores ou situações susceptíveis de causarem prejuízos graves à saúde pública, bem como nas competências relativas à garantia de salubridade dos produtos de origem animal.</w:t>
+            </w:r>
+          </w:p>
+          <w:p>
+            <w:pPr>
+              <w:spacing w:before="120" w:after="0" w:line="293" w:lineRule="auto"/>
+            </w:pPr>
+            <w:r>
+              <w:rPr>
+                <w:rFonts w:ascii="Aptos" w:hAnsi="Aptos" w:cs="Aptos" w:eastAsia="Aptos"/>
+                <w:b w:val="0"/>
+                <w:i w:val="0"/>
+                <w:color w:val="7C8894"/>
+                <w:sz w:val="15"/>
+              </w:rPr>
+              <w:t>N.ºs 2, 3 e 4 do artigo 2.º do Decreto-Lei n.º 116/98, de 5 de maio, conferido no Diário da República, I série-A, n.º 103, de 5.5.1998, p. 1990</w:t>
+            </w:r>
+          </w:p>
+        </w:tc>
+      </w:tr>
+    </w:tbl>
+    <w:p>
+      <w:pPr>
+        <w:spacing w:before="0" w:after="180" w:line="293" w:lineRule="auto"/>
+      </w:pPr>
+    </w:p>
+    <w:tbl>
+      <w:tblPr>
+        <w:tblW w:type="auto" w:w="0"/>
+        <w:jc w:val="center"/>
+        <w:tblBorders>
+          <w:top w:val="nil"/>
+          <w:left w:val="nil"/>
+          <w:bottom w:val="nil"/>
+          <w:right w:val="nil"/>
+          <w:insideH w:val="nil"/>
+          <w:insideV w:val="nil"/>
+        </w:tblBorders>
+        <w:tblLayout w:type="fixed"/>
+        <w:tblLook w:firstColumn="1" w:firstRow="1" w:lastColumn="0" w:lastRow="0" w:noHBand="0" w:noVBand="1" w:val="04A0"/>
+      </w:tblPr>
+      <w:tblGrid>
+        <w:gridCol w:w="9412"/>
+      </w:tblGrid>
+      <w:tr>
+        <w:trPr>
+          <w:cantSplit/>
+        </w:trPr>
+        <w:tc>
+          <w:tcPr>
+            <w:tcW w:type="dxa" w:w="9411"/>
+            <w:tcBorders>
+              <w:top w:val="nil"/>
+              <w:left w:val="single" w:sz="18" w:space="0" w:color="A9C2D8"/>
+              <w:bottom w:val="nil"/>
+              <w:right w:val="nil"/>
+            </w:tcBorders>
+            <w:shd w:val="clear" w:color="auto" w:fill="F3F6F9"/>
+            <w:tcMar>
+              <w:top w:w="130" w:type="dxa"/>
+              <w:bottom w:w="130" w:type="dxa"/>
+              <w:left w:w="200" w:type="dxa"/>
+              <w:right w:w="180" w:type="dxa"/>
+            </w:tcMar>
+          </w:tcPr>
+          <w:p>
+            <w:pPr>
+              <w:spacing w:before="0" w:after="0" w:line="293" w:lineRule="auto"/>
+              <w:jc w:val="both"/>
+            </w:pPr>
+            <w:r>
+              <w:rPr>
+                <w:rFonts w:ascii="Aptos" w:hAnsi="Aptos" w:cs="Aptos" w:eastAsia="Aptos"/>
+                <w:b w:val="0"/>
+                <w:i/>
+                <w:color w:val="2B2B2B"/>
+                <w:sz w:val="19"/>
+              </w:rPr>
+              <w:t>1 — Os médicos veterinários municipais dependem, hierárquica e disciplinarmente, do presidente da câmara da respectiva área da sua intervenção.</w:t>
+            </w:r>
+          </w:p>
+          <w:p>
+            <w:pPr>
+              <w:spacing w:before="120" w:after="0" w:line="293" w:lineRule="auto"/>
+            </w:pPr>
+            <w:r>
+              <w:rPr>
+                <w:rFonts w:ascii="Aptos" w:hAnsi="Aptos" w:cs="Aptos" w:eastAsia="Aptos"/>
+                <w:b w:val="0"/>
+                <w:i w:val="0"/>
+                <w:color w:val="7C8894"/>
+                <w:sz w:val="15"/>
+              </w:rPr>
+              <w:t>N.º 1 do artigo 4.º do Decreto-Lei n.º 116/98, no mesmo lugar</w:t>
+            </w:r>
+          </w:p>
+        </w:tc>
+      </w:tr>
+    </w:tbl>
+    <w:p>
+      <w:pPr>
+        <w:spacing w:before="0" w:after="180" w:line="293" w:lineRule="auto"/>
+      </w:pPr>
+    </w:p>
+    <w:p>
+      <w:pPr>
+        <w:spacing w:before="0" w:after="140" w:line="293" w:lineRule="auto"/>
+        <w:jc w:val="both"/>
+      </w:pPr>
+      <w:r>
+        <w:rPr>
+          <w:rFonts w:ascii="Aptos" w:hAnsi="Aptos" w:cs="Aptos" w:eastAsia="Aptos"/>
+          <w:b w:val="0"/>
+          <w:i w:val="0"/>
+          <w:color w:val="2B2B2B"/>
+          <w:sz w:val="20"/>
+        </w:rPr>
+        <w:t xml:space="preserve">Cotejadas, as duas normas dizem isto: nas decisões de autoridade sanitária o médico veterinário municipal decide </w:t>
+      </w:r>
+      <w:r>
+        <w:rPr>
+          <w:rFonts w:ascii="Aptos" w:hAnsi="Aptos" w:cs="Aptos" w:eastAsia="Aptos"/>
+          <w:b/>
+          <w:i w:val="0"/>
+          <w:color w:val="2B2B2B"/>
+          <w:sz w:val="20"/>
+        </w:rPr>
+        <w:t>sem dependência hierárquica</w:t>
+      </w:r>
+      <w:r>
+        <w:rPr>
+          <w:rFonts w:ascii="Aptos" w:hAnsi="Aptos" w:cs="Aptos" w:eastAsia="Aptos"/>
+          <w:b w:val="0"/>
+          <w:i w:val="0"/>
+          <w:color w:val="2B2B2B"/>
+          <w:sz w:val="20"/>
+        </w:rPr>
+        <w:t xml:space="preserve">, com poderes que lhe vêm da autoridade nacional </w:t>
+      </w:r>
+      <w:r>
+        <w:rPr>
+          <w:rFonts w:ascii="Aptos" w:hAnsi="Aptos" w:cs="Aptos" w:eastAsia="Aptos"/>
+          <w:b/>
+          <w:i w:val="0"/>
+          <w:color w:val="2B2B2B"/>
+          <w:sz w:val="20"/>
+        </w:rPr>
+        <w:t>a título pessoal e não delegável</w:t>
+      </w:r>
+      <w:r>
+        <w:rPr>
+          <w:rFonts w:ascii="Aptos" w:hAnsi="Aptos" w:cs="Aptos" w:eastAsia="Aptos"/>
+          <w:b w:val="0"/>
+          <w:i w:val="0"/>
+          <w:color w:val="2B2B2B"/>
+          <w:sz w:val="20"/>
+        </w:rPr>
+        <w:t>; em tudo o mais — carreira, avaliação, disciplina — depende do presidente da câmara. É um funcionário do município investido de um poder que o município não lhe deu e não lhe pode retirar, e que responde disciplinarmente perante quem não comanda esse poder.</w:t>
+      </w:r>
+    </w:p>
+    <w:tbl>
+      <w:tblPr>
+        <w:tblW w:type="auto" w:w="0"/>
+        <w:jc w:val="center"/>
+        <w:tblBorders>
+          <w:top w:val="nil"/>
+          <w:left w:val="nil"/>
+          <w:bottom w:val="nil"/>
+          <w:right w:val="nil"/>
+          <w:insideH w:val="nil"/>
+          <w:insideV w:val="nil"/>
+        </w:tblBorders>
+        <w:tblLayout w:type="fixed"/>
+        <w:tblLook w:firstColumn="1" w:firstRow="1" w:lastColumn="0" w:lastRow="0" w:noHBand="0" w:noVBand="1" w:val="04A0"/>
+      </w:tblPr>
+      <w:tblGrid>
+        <w:gridCol w:w="9412"/>
+      </w:tblGrid>
+      <w:tr>
+        <w:trPr>
+          <w:cantSplit/>
+        </w:trPr>
+        <w:tc>
+          <w:tcPr>
+            <w:tcW w:type="dxa" w:w="9411"/>
+            <w:tcBorders>
+              <w:top w:val="nil"/>
+              <w:left w:val="single" w:sz="18" w:space="0" w:color="D8C9AE"/>
+              <w:bottom w:val="nil"/>
+              <w:right w:val="nil"/>
+            </w:tcBorders>
+            <w:shd w:val="clear" w:color="auto" w:fill="F7F4ED"/>
+            <w:tcMar>
+              <w:top w:w="130" w:type="dxa"/>
+              <w:bottom w:w="130" w:type="dxa"/>
+              <w:left w:w="200" w:type="dxa"/>
+              <w:right w:w="180" w:type="dxa"/>
+            </w:tcMar>
+          </w:tcPr>
+          <w:p>
+            <w:pPr>
+              <w:spacing w:before="0" w:after="80" w:line="293" w:lineRule="auto"/>
+              <w:jc w:val="both"/>
+            </w:pPr>
+            <w:r>
+              <w:rPr>
+                <w:rFonts w:ascii="Aptos" w:hAnsi="Aptos" w:cs="Aptos" w:eastAsia="Aptos"/>
+                <w:b w:val="0"/>
+                <w:i w:val="0"/>
+                <w:color w:val="2B2B2B"/>
+                <w:sz w:val="20"/>
+              </w:rPr>
+              <w:t>Duas consequências, ambas relevantes para a questão 8:</w:t>
+            </w:r>
+          </w:p>
+          <w:p>
+            <w:pPr>
+              <w:spacing w:before="0" w:after="80" w:line="293" w:lineRule="auto"/>
+              <w:jc w:val="both"/>
+            </w:pPr>
+            <w:r>
+              <w:rPr>
+                <w:rFonts w:ascii="Aptos" w:hAnsi="Aptos" w:cs="Aptos" w:eastAsia="Aptos"/>
+                <w:b/>
+                <w:i w:val="0"/>
+                <w:color w:val="2B2B2B"/>
+                <w:sz w:val="20"/>
+              </w:rPr>
+              <w:t>Primeira — o caso é coerente com a resposta dada, não a contraria.</w:t>
+            </w:r>
+            <w:r>
+              <w:rPr>
+                <w:rFonts w:ascii="Aptos" w:hAnsi="Aptos" w:cs="Aptos" w:eastAsia="Aptos"/>
+                <w:b w:val="0"/>
+                <w:i w:val="0"/>
+                <w:color w:val="2B2B2B"/>
+                <w:sz w:val="20"/>
+              </w:rPr>
+              <w:t xml:space="preserve"> O poder que o n.º 4 do artigo 2.º confere ao médico veterinário municipal é um poder de decisão fundado em </w:t>
+            </w:r>
+            <w:r>
+              <w:rPr>
+                <w:rFonts w:ascii="Aptos" w:hAnsi="Aptos" w:cs="Aptos" w:eastAsia="Aptos"/>
+                <w:b/>
+                <w:i w:val="0"/>
+                <w:color w:val="2B2B2B"/>
+                <w:sz w:val="20"/>
+              </w:rPr>
+              <w:t>prejuízos graves à saúde pública</w:t>
+            </w:r>
+            <w:r>
+              <w:rPr>
+                <w:rFonts w:ascii="Aptos" w:hAnsi="Aptos" w:cs="Aptos" w:eastAsia="Aptos"/>
+                <w:b w:val="0"/>
+                <w:i w:val="0"/>
+                <w:color w:val="2B2B2B"/>
+                <w:sz w:val="20"/>
+              </w:rPr>
+              <w:t xml:space="preserve">. Animais a morrer num incêndio não são, em si, um problema de saúde pública: são um problema de bem-estar animal e de proteção civil. Se o tribunal concluiu que aquele titular não tinha poderes para ordenar a evacuação, a conclusão encaixa na arquitetura legal — e não põe em causa o n.º 5 do artigo 3.º do Decreto-Lei n.º 314/2003, que confere o poder de notificar para remoção </w:t>
+            </w:r>
+            <w:r>
+              <w:rPr>
+                <w:rFonts w:ascii="Aptos" w:hAnsi="Aptos" w:cs="Aptos" w:eastAsia="Aptos"/>
+                <w:b/>
+                <w:i w:val="0"/>
+                <w:color w:val="2B2B2B"/>
+                <w:sz w:val="20"/>
+              </w:rPr>
+              <w:t>à câmara municipal</w:t>
+            </w:r>
+            <w:r>
+              <w:rPr>
+                <w:rFonts w:ascii="Aptos" w:hAnsi="Aptos" w:cs="Aptos" w:eastAsia="Aptos"/>
+                <w:b w:val="0"/>
+                <w:i w:val="0"/>
+                <w:color w:val="2B2B2B"/>
+                <w:sz w:val="20"/>
+              </w:rPr>
+              <w:t>, órgão colegial, depois de vistoria conjunta, e por fundamento de salubridade. O veterinário municipal integra a vistoria; não é ele que notifica.</w:t>
+            </w:r>
+          </w:p>
+          <w:p>
+            <w:pPr>
+              <w:spacing w:before="0" w:after="0" w:line="293" w:lineRule="auto"/>
+              <w:jc w:val="both"/>
+            </w:pPr>
+            <w:r>
+              <w:rPr>
+                <w:rFonts w:ascii="Aptos" w:hAnsi="Aptos" w:cs="Aptos" w:eastAsia="Aptos"/>
+                <w:b/>
+                <w:i w:val="0"/>
+                <w:color w:val="2B2B2B"/>
+                <w:sz w:val="20"/>
+              </w:rPr>
+              <w:t>Segunda — está aqui a explicação da inércia, e é estrutural.</w:t>
+            </w:r>
+            <w:r>
+              <w:rPr>
+                <w:rFonts w:ascii="Aptos" w:hAnsi="Aptos" w:cs="Aptos" w:eastAsia="Aptos"/>
+                <w:b w:val="0"/>
+                <w:i w:val="0"/>
+                <w:color w:val="2B2B2B"/>
+                <w:sz w:val="20"/>
+              </w:rPr>
+              <w:t xml:space="preserve"> Quem tem de propor a medida impopular depende disciplinarmente de quem a suportaria politicamente. A lei quis blindar essa posição com a fórmula «sem dependência hierárquica», mas blindou-a apenas no perímetro da saúde pública e deixou intacta a dependência quanto a tudo o resto. Nos abrigos sem registo, onde o fundamento próprio é o bem-estar animal e não a saúde pública, a blindagem não cobre o ato.</w:t>
+            </w:r>
+          </w:p>
+        </w:tc>
+      </w:tr>
+    </w:tbl>
+    <w:p>
+      <w:pPr>
+        <w:spacing w:before="0" w:after="180" w:line="293" w:lineRule="auto"/>
+      </w:pPr>
+    </w:p>
+    <w:tbl>
+      <w:tblPr>
+        <w:tblW w:type="auto" w:w="0"/>
+        <w:jc w:val="center"/>
+        <w:tblBorders>
+          <w:top w:val="nil"/>
+          <w:left w:val="nil"/>
+          <w:bottom w:val="nil"/>
+          <w:right w:val="nil"/>
+          <w:insideH w:val="nil"/>
+          <w:insideV w:val="nil"/>
+        </w:tblBorders>
+        <w:tblLayout w:type="fixed"/>
+        <w:tblLook w:firstColumn="1" w:firstRow="1" w:lastColumn="0" w:lastRow="0" w:noHBand="0" w:noVBand="1" w:val="04A0"/>
+      </w:tblPr>
+      <w:tblGrid>
+        <w:gridCol w:w="9412"/>
+      </w:tblGrid>
+      <w:tr>
+        <w:trPr>
+          <w:cantSplit/>
+        </w:trPr>
+        <w:tc>
+          <w:tcPr>
+            <w:tcW w:type="dxa" w:w="9411"/>
+            <w:tcBorders>
+              <w:top w:val="nil"/>
+              <w:left w:val="single" w:sz="18" w:space="0" w:color="E0BEBA"/>
+              <w:bottom w:val="nil"/>
+              <w:right w:val="nil"/>
+            </w:tcBorders>
+            <w:shd w:val="clear" w:color="auto" w:fill="FAF2F1"/>
+            <w:tcMar>
+              <w:top w:w="130" w:type="dxa"/>
+              <w:bottom w:w="130" w:type="dxa"/>
+              <w:left w:w="200" w:type="dxa"/>
+              <w:right w:w="180" w:type="dxa"/>
+            </w:tcMar>
+          </w:tcPr>
+          <w:p>
+            <w:pPr>
+              <w:spacing w:before="0" w:after="0" w:line="293" w:lineRule="auto"/>
+              <w:jc w:val="both"/>
+            </w:pPr>
+            <w:r>
+              <w:rPr>
+                <w:rFonts w:ascii="Aptos" w:hAnsi="Aptos" w:cs="Aptos" w:eastAsia="Aptos"/>
+                <w:b/>
+                <w:i w:val="0"/>
+                <w:color w:val="2B2B2B"/>
+                <w:sz w:val="19"/>
+              </w:rPr>
               <w:t>Advertência de fonte.</w:t>
             </w:r>
             <w:r>
@@ -11180,7 +12755,27 @@
                 <w:color w:val="2B2B2B"/>
                 <w:sz w:val="19"/>
               </w:rPr>
-              <w:t>, e só depois dela se poderá afirmar com segurança o que o tribunal decidiu quanto a competências.</w:t>
+              <w:t xml:space="preserve">, e só depois dela se poderá afirmar com segurança o que o tribunal decidiu quanto a competências. Acresce que o PAN, assistente no processo, anunciou recurso: </w:t>
+            </w:r>
+            <w:r>
+              <w:rPr>
+                <w:rFonts w:ascii="Aptos" w:hAnsi="Aptos" w:cs="Aptos" w:eastAsia="Aptos"/>
+                <w:b/>
+                <w:i w:val="0"/>
+                <w:color w:val="2B2B2B"/>
+                <w:sz w:val="19"/>
+              </w:rPr>
+              <w:t>a decisão não transitou</w:t>
+            </w:r>
+            <w:r>
+              <w:rPr>
+                <w:rFonts w:ascii="Aptos" w:hAnsi="Aptos" w:cs="Aptos" w:eastAsia="Aptos"/>
+                <w:b w:val="0"/>
+                <w:i w:val="0"/>
+                <w:color w:val="2B2B2B"/>
+                <w:sz w:val="19"/>
+              </w:rPr>
+              <w:t xml:space="preserve"> e não pode ser invocada como afirmação estabilizada sobre competências municipais. Em julgamento, o próprio Ministério Público declarou não ver prova de crime — o que sugere uma absolvição decidida em matéria de facto e de imputação subjetiva, e não uma declaração de incompetência legal dos municípios; mas isto é hipótese até se ler o acórdão.</w:t>
             </w:r>
           </w:p>
         </w:tc>
@@ -13178,7 +14773,7 @@
           <w:color w:val="35506B"/>
           <w:sz w:val="27"/>
         </w:rPr>
-        <w:t>Jurisprudência</w:t>
+        <w:t>Jurisprudência e doutrina</w:t>
       </w:r>
     </w:p>
     <w:p>
@@ -13203,7 +14798,7 @@
           <w:color w:val="2B2B2B"/>
           <w:sz w:val="20"/>
         </w:rPr>
-        <w:t>Nenhuma decisão resolve a questão. Três aproximam-se, e a terceira contraria a doutrina que adiante se cita.</w:t>
+        <w:t>Nenhuma decisão resolve a questão. Três aproximam-se. Segue-se o único estudo doutrinal que trata o artigo 3.º na perspetiva de quem o aplica, e o resultado da pesquisa exaustiva.</w:t>
       </w:r>
     </w:p>
     <w:p>
@@ -13584,7 +15179,7 @@
           <w:color w:val="2B2B2B"/>
           <w:sz w:val="20"/>
         </w:rPr>
-        <w:t>A doutrina que se debruçou sobre o artigo 3.º sustentou que os seus limites valem apenas para efeitos de prevenção de zoonoses e que seria abusivo deles extrair uma limitação geral aos poderes do proprietário de fracção autónoma. Essa posição não foi acolhida.</w:t>
+        <w:t>Há quem sustente que os limites do artigo 3.º valem apenas para efeitos de prevenção de zoonoses e que seria abusivo deles extrair uma limitação geral aos poderes do proprietário de fracção autónoma. Essa posição não foi acolhida.</w:t>
       </w:r>
     </w:p>
     <w:tbl>
@@ -13694,7 +15289,559 @@
           <w:color w:val="5C7891"/>
           <w:sz w:val="19"/>
         </w:rPr>
-        <w:t>11.4  Resultado negativo</w:t>
+        <w:t>11.4  Doutrina — a análise contraordenacional de 2019</w:t>
+      </w:r>
+    </w:p>
+    <w:p>
+      <w:pPr>
+        <w:spacing w:before="0" w:after="140" w:line="293" w:lineRule="auto"/>
+        <w:jc w:val="both"/>
+      </w:pPr>
+      <w:r>
+        <w:rPr>
+          <w:rFonts w:ascii="Aptos" w:hAnsi="Aptos" w:cs="Aptos" w:eastAsia="Aptos"/>
+          <w:b w:val="0"/>
+          <w:i w:val="0"/>
+          <w:color w:val="2B2B2B"/>
+          <w:sz w:val="20"/>
+        </w:rPr>
+        <w:t>Localizou-se, e leu-se integralmente, o único estudo doutrinal que trata o artigo 3.º do ponto de vista de quem o aplica no terreno: Bruno Filipe Salvador da Silva Branco, «A detenção de animais de companhia — uma análise do ponto de vista contraordenacional», Revista Jurídica Luso-Brasileira, Ano 5 (2019), n.º 2, pp. 229-260. O autor é subcomissário da Polícia de Segurança Pública e pós-graduado em Direito dos Animais pelo CIDP da Faculdade de Direito de Lisboa. O interesse do texto não está em teses de autor, está em ser um levantamento sistemático do regime feito na perspetiva da fiscalização — e em confirmar, ponto por ponto, as leituras aqui sustentadas.</w:t>
+      </w:r>
+    </w:p>
+    <w:p>
+      <w:pPr>
+        <w:spacing w:before="0" w:after="100" w:line="293" w:lineRule="auto"/>
+        <w:ind w:left="408" w:hanging="408"/>
+        <w:jc w:val="both"/>
+      </w:pPr>
+      <w:r>
+        <w:rPr>
+          <w:rFonts w:ascii="Aptos" w:hAnsi="Aptos" w:cs="Aptos" w:eastAsia="Aptos"/>
+          <w:b/>
+          <w:i w:val="0"/>
+          <w:color w:val="5C7891"/>
+          <w:sz w:val="20"/>
+        </w:rPr>
+        <w:t>1.</w:t>
+        <w:tab/>
+      </w:r>
+      <w:r>
+        <w:rPr>
+          <w:rFonts w:ascii="Aptos" w:hAnsi="Aptos" w:cs="Aptos" w:eastAsia="Aptos"/>
+          <w:b/>
+          <w:i w:val="0"/>
+          <w:color w:val="2B2B2B"/>
+          <w:sz w:val="20"/>
+        </w:rPr>
+        <w:t>A epígrafe com que arruma o artigo 3.º é «Limite de cães e gatos por habitação»</w:t>
+      </w:r>
+      <w:r>
+        <w:rPr>
+          <w:rFonts w:ascii="Aptos" w:hAnsi="Aptos" w:cs="Aptos" w:eastAsia="Aptos"/>
+          <w:b w:val="0"/>
+          <w:i w:val="0"/>
+          <w:color w:val="2B2B2B"/>
+          <w:sz w:val="20"/>
+        </w:rPr>
+        <w:t xml:space="preserve"> (p. 240). Não «por prédio», não «por alojamento», não «por estabelecimento»: por habitação. E ao tratar o n.º 4 escreve «Caso a </w:t>
+      </w:r>
+      <w:r>
+        <w:rPr>
+          <w:rFonts w:ascii="Aptos" w:hAnsi="Aptos" w:cs="Aptos" w:eastAsia="Aptos"/>
+          <w:b/>
+          <w:i w:val="0"/>
+          <w:color w:val="2B2B2B"/>
+          <w:sz w:val="20"/>
+        </w:rPr>
+        <w:t>habitação</w:t>
+      </w:r>
+      <w:r>
+        <w:rPr>
+          <w:rFonts w:ascii="Aptos" w:hAnsi="Aptos" w:cs="Aptos" w:eastAsia="Aptos"/>
+          <w:b w:val="0"/>
+          <w:i w:val="0"/>
+          <w:color w:val="2B2B2B"/>
+          <w:sz w:val="20"/>
+        </w:rPr>
+        <w:t xml:space="preserve"> seja considerada prédio rústico ou misto, podem ser alojados até seis animais adultos» (p. 241) — isto é, também aí o referente é a habitação, e a classificação predial é apenas o seu atributo. É exatamente a leitura do capítulo 5 e do ponto 15.2.</w:t>
+      </w:r>
+    </w:p>
+    <w:p>
+      <w:pPr>
+        <w:spacing w:before="0" w:after="100" w:line="293" w:lineRule="auto"/>
+        <w:ind w:left="408" w:hanging="408"/>
+        <w:jc w:val="both"/>
+      </w:pPr>
+      <w:r>
+        <w:rPr>
+          <w:rFonts w:ascii="Aptos" w:hAnsi="Aptos" w:cs="Aptos" w:eastAsia="Aptos"/>
+          <w:b/>
+          <w:i w:val="0"/>
+          <w:color w:val="5C7891"/>
+          <w:sz w:val="20"/>
+        </w:rPr>
+        <w:t>2.</w:t>
+        <w:tab/>
+      </w:r>
+      <w:r>
+        <w:rPr>
+          <w:rFonts w:ascii="Aptos" w:hAnsi="Aptos" w:cs="Aptos" w:eastAsia="Aptos"/>
+          <w:b/>
+          <w:i w:val="0"/>
+          <w:color w:val="2B2B2B"/>
+          <w:sz w:val="20"/>
+        </w:rPr>
+        <w:t>Arruma o artigo 3.º entre as medidas de profilaxia da raiva</w:t>
+      </w:r>
+      <w:r>
+        <w:rPr>
+          <w:rFonts w:ascii="Aptos" w:hAnsi="Aptos" w:cs="Aptos" w:eastAsia="Aptos"/>
+          <w:b w:val="0"/>
+          <w:i w:val="0"/>
+          <w:color w:val="2B2B2B"/>
+          <w:sz w:val="20"/>
+        </w:rPr>
+        <w:t>, ao lado da vacinação antirrábica obrigatória e das regras de circulação na via pública (pp. 239-242). A sistemática do autor é a do ponto 7.1: o artigo 3.º é polícia sanitária, não direito do licenciamento.</w:t>
+      </w:r>
+    </w:p>
+    <w:p>
+      <w:pPr>
+        <w:spacing w:before="0" w:after="100" w:line="293" w:lineRule="auto"/>
+        <w:ind w:left="408" w:hanging="408"/>
+        <w:jc w:val="both"/>
+      </w:pPr>
+      <w:r>
+        <w:rPr>
+          <w:rFonts w:ascii="Aptos" w:hAnsi="Aptos" w:cs="Aptos" w:eastAsia="Aptos"/>
+          <w:b/>
+          <w:i w:val="0"/>
+          <w:color w:val="5C7891"/>
+          <w:sz w:val="20"/>
+        </w:rPr>
+        <w:t>3.</w:t>
+        <w:tab/>
+      </w:r>
+      <w:r>
+        <w:rPr>
+          <w:rFonts w:ascii="Aptos" w:hAnsi="Aptos" w:cs="Aptos" w:eastAsia="Aptos"/>
+          <w:b/>
+          <w:i w:val="0"/>
+          <w:color w:val="2B2B2B"/>
+          <w:sz w:val="20"/>
+        </w:rPr>
+        <w:t>Descreve a contraordenação da al. c) do n.º 3 do artigo 14.º como «Exceder o n.º de animais por fogo urbano (3 cães ou quatro gatos, num máximo de 4 animais)»</w:t>
+      </w:r>
+      <w:r>
+        <w:rPr>
+          <w:rFonts w:ascii="Aptos" w:hAnsi="Aptos" w:cs="Aptos" w:eastAsia="Aptos"/>
+          <w:b w:val="0"/>
+          <w:i w:val="0"/>
+          <w:color w:val="2B2B2B"/>
+          <w:sz w:val="20"/>
+        </w:rPr>
+        <w:t xml:space="preserve">, no quadro-resumo das principais ocorrências contraordenacionais (p. 254). O enunciado é o do ponto 9.3: a norma sancionatória tipifica o excesso </w:t>
+      </w:r>
+      <w:r>
+        <w:rPr>
+          <w:rFonts w:ascii="Aptos" w:hAnsi="Aptos" w:cs="Aptos" w:eastAsia="Aptos"/>
+          <w:b/>
+          <w:i w:val="0"/>
+          <w:color w:val="2B2B2B"/>
+          <w:sz w:val="20"/>
+        </w:rPr>
+        <w:t>por fogo</w:t>
+      </w:r>
+      <w:r>
+        <w:rPr>
+          <w:rFonts w:ascii="Aptos" w:hAnsi="Aptos" w:cs="Aptos" w:eastAsia="Aptos"/>
+          <w:b w:val="0"/>
+          <w:i w:val="0"/>
+          <w:color w:val="2B2B2B"/>
+          <w:sz w:val="20"/>
+        </w:rPr>
+        <w:t>, e não a lotação de um estabelecimento.</w:t>
+      </w:r>
+    </w:p>
+    <w:p>
+      <w:pPr>
+        <w:spacing w:before="0" w:after="100" w:line="293" w:lineRule="auto"/>
+        <w:ind w:left="408" w:hanging="408"/>
+        <w:jc w:val="both"/>
+      </w:pPr>
+      <w:r>
+        <w:rPr>
+          <w:rFonts w:ascii="Aptos" w:hAnsi="Aptos" w:cs="Aptos" w:eastAsia="Aptos"/>
+          <w:b/>
+          <w:i w:val="0"/>
+          <w:color w:val="5C7891"/>
+          <w:sz w:val="20"/>
+        </w:rPr>
+        <w:t>4.</w:t>
+        <w:tab/>
+      </w:r>
+      <w:r>
+        <w:rPr>
+          <w:rFonts w:ascii="Aptos" w:hAnsi="Aptos" w:cs="Aptos" w:eastAsia="Aptos"/>
+          <w:b/>
+          <w:i w:val="0"/>
+          <w:color w:val="2B2B2B"/>
+          <w:sz w:val="20"/>
+        </w:rPr>
+        <w:t>Indica a DGAV como entidade instrutória dessa contraordenação</w:t>
+      </w:r>
+      <w:r>
+        <w:rPr>
+          <w:rFonts w:ascii="Aptos" w:hAnsi="Aptos" w:cs="Aptos" w:eastAsia="Aptos"/>
+          <w:b w:val="0"/>
+          <w:i w:val="0"/>
+          <w:color w:val="2B2B2B"/>
+          <w:sz w:val="20"/>
+        </w:rPr>
+        <w:t xml:space="preserve"> (mesmo quadro), e no corpo do texto escreve que «O incumprimento das regras do artigo 3.º do PNLVERAZ constituem contraordenação, punível pelo diretor-geral da DGAV, pelo artigo 14.º, n.º 3, al. c)» (p. 241). Confirma a dissociação apurada no ponto 9.3 e no ponto 9.5: </w:t>
+      </w:r>
+      <w:r>
+        <w:rPr>
+          <w:rFonts w:ascii="Aptos" w:hAnsi="Aptos" w:cs="Aptos" w:eastAsia="Aptos"/>
+          <w:b/>
+          <w:i w:val="0"/>
+          <w:color w:val="2B2B2B"/>
+          <w:sz w:val="20"/>
+        </w:rPr>
+        <w:t>quem instrui e pune é a DGAV; quem notifica para remover é a câmara</w:t>
+      </w:r>
+      <w:r>
+        <w:rPr>
+          <w:rFonts w:ascii="Aptos" w:hAnsi="Aptos" w:cs="Aptos" w:eastAsia="Aptos"/>
+          <w:b w:val="0"/>
+          <w:i w:val="0"/>
+          <w:color w:val="2B2B2B"/>
+          <w:sz w:val="20"/>
+        </w:rPr>
+        <w:t>.</w:t>
+      </w:r>
+    </w:p>
+    <w:p>
+      <w:pPr>
+        <w:spacing w:before="0" w:after="100" w:line="293" w:lineRule="auto"/>
+        <w:ind w:left="408" w:hanging="408"/>
+        <w:jc w:val="both"/>
+      </w:pPr>
+      <w:r>
+        <w:rPr>
+          <w:rFonts w:ascii="Aptos" w:hAnsi="Aptos" w:cs="Aptos" w:eastAsia="Aptos"/>
+          <w:b/>
+          <w:i w:val="0"/>
+          <w:color w:val="5C7891"/>
+          <w:sz w:val="20"/>
+        </w:rPr>
+        <w:t>5.</w:t>
+        <w:tab/>
+      </w:r>
+      <w:r>
+        <w:rPr>
+          <w:rFonts w:ascii="Aptos" w:hAnsi="Aptos" w:cs="Aptos" w:eastAsia="Aptos"/>
+          <w:b/>
+          <w:i w:val="0"/>
+          <w:color w:val="2B2B2B"/>
+          <w:sz w:val="20"/>
+        </w:rPr>
+        <w:t>Confirma o percurso do poder de remoção tal como aqui se descreve</w:t>
+      </w:r>
+      <w:r>
+        <w:rPr>
+          <w:rFonts w:ascii="Aptos" w:hAnsi="Aptos" w:cs="Aptos" w:eastAsia="Aptos"/>
+          <w:b w:val="0"/>
+          <w:i w:val="0"/>
+          <w:color w:val="2B2B2B"/>
+          <w:sz w:val="20"/>
+        </w:rPr>
+        <w:t xml:space="preserve">: «Em situações de incumprimento, e após notificação do proprietário para regularização da situação, podem as Câmaras Municipais solicitar mandado judicial que lhes permita o acesso ao local onde se encontram os animais em excesso e proceder á sua remoção» (p. 241). É doutrina — de fonte policial — a afirmar que </w:t>
+      </w:r>
+      <w:r>
+        <w:rPr>
+          <w:rFonts w:ascii="Aptos" w:hAnsi="Aptos" w:cs="Aptos" w:eastAsia="Aptos"/>
+          <w:b/>
+          <w:i w:val="0"/>
+          <w:color w:val="2B2B2B"/>
+          <w:sz w:val="20"/>
+        </w:rPr>
+        <w:t>a remoção é operação municipal</w:t>
+      </w:r>
+      <w:r>
+        <w:rPr>
+          <w:rFonts w:ascii="Aptos" w:hAnsi="Aptos" w:cs="Aptos" w:eastAsia="Aptos"/>
+          <w:b w:val="0"/>
+          <w:i w:val="0"/>
+          <w:color w:val="2B2B2B"/>
+          <w:sz w:val="20"/>
+        </w:rPr>
+        <w:t>. Vale para a questão 8 e para a leitura do caso de Santo Tirso.</w:t>
+      </w:r>
+    </w:p>
+    <w:p>
+      <w:pPr>
+        <w:spacing w:before="0" w:after="100" w:line="293" w:lineRule="auto"/>
+        <w:ind w:left="408" w:hanging="408"/>
+        <w:jc w:val="both"/>
+      </w:pPr>
+      <w:r>
+        <w:rPr>
+          <w:rFonts w:ascii="Aptos" w:hAnsi="Aptos" w:cs="Aptos" w:eastAsia="Aptos"/>
+          <w:b/>
+          <w:i w:val="0"/>
+          <w:color w:val="5C7891"/>
+          <w:sz w:val="20"/>
+        </w:rPr>
+        <w:t>6.</w:t>
+        <w:tab/>
+      </w:r>
+      <w:r>
+        <w:rPr>
+          <w:rFonts w:ascii="Aptos" w:hAnsi="Aptos" w:cs="Aptos" w:eastAsia="Aptos"/>
+          <w:b/>
+          <w:i w:val="0"/>
+          <w:color w:val="2B2B2B"/>
+          <w:sz w:val="20"/>
+        </w:rPr>
+        <w:t>O seu quadro-resumo das contraordenações do Decreto-Lei n.º 276/2001 não contém uma única entrada relativa a excesso de animais em alojamento</w:t>
+      </w:r>
+      <w:r>
+        <w:rPr>
+          <w:rFonts w:ascii="Aptos" w:hAnsi="Aptos" w:cs="Aptos" w:eastAsia="Aptos"/>
+          <w:b w:val="0"/>
+          <w:i w:val="0"/>
+          <w:color w:val="2B2B2B"/>
+          <w:sz w:val="20"/>
+        </w:rPr>
+        <w:t xml:space="preserve"> (pp. 254-255). Enumera venda ambulante, violação do dever de cuidado com perigo para pessoas e para animais, abandono, seguro de responsabilidade civil. Nenhuma lotação. É a confirmação, por quem fez o levantamento exaustivo para uso operacional, do resultado negativo apurado no ponto 9.3: </w:t>
+      </w:r>
+      <w:r>
+        <w:rPr>
+          <w:rFonts w:ascii="Aptos" w:hAnsi="Aptos" w:cs="Aptos" w:eastAsia="Aptos"/>
+          <w:b/>
+          <w:i w:val="0"/>
+          <w:color w:val="2B2B2B"/>
+          <w:sz w:val="20"/>
+        </w:rPr>
+        <w:t>no regime dos alojamentos não existe norma sancionatória ancorada num número</w:t>
+      </w:r>
+      <w:r>
+        <w:rPr>
+          <w:rFonts w:ascii="Aptos" w:hAnsi="Aptos" w:cs="Aptos" w:eastAsia="Aptos"/>
+          <w:b w:val="0"/>
+          <w:i w:val="0"/>
+          <w:color w:val="2B2B2B"/>
+          <w:sz w:val="20"/>
+        </w:rPr>
+        <w:t>.</w:t>
+      </w:r>
+    </w:p>
+    <w:tbl>
+      <w:tblPr>
+        <w:tblW w:type="auto" w:w="0"/>
+        <w:jc w:val="center"/>
+        <w:tblBorders>
+          <w:top w:val="nil"/>
+          <w:left w:val="nil"/>
+          <w:bottom w:val="nil"/>
+          <w:right w:val="nil"/>
+          <w:insideH w:val="nil"/>
+          <w:insideV w:val="nil"/>
+        </w:tblBorders>
+        <w:tblLayout w:type="fixed"/>
+        <w:tblLook w:firstColumn="1" w:firstRow="1" w:lastColumn="0" w:lastRow="0" w:noHBand="0" w:noVBand="1" w:val="04A0"/>
+      </w:tblPr>
+      <w:tblGrid>
+        <w:gridCol w:w="9412"/>
+      </w:tblGrid>
+      <w:tr>
+        <w:trPr>
+          <w:cantSplit/>
+        </w:trPr>
+        <w:tc>
+          <w:tcPr>
+            <w:tcW w:type="dxa" w:w="9411"/>
+            <w:tcBorders>
+              <w:top w:val="nil"/>
+              <w:left w:val="single" w:sz="18" w:space="0" w:color="D8C9AE"/>
+              <w:bottom w:val="nil"/>
+              <w:right w:val="nil"/>
+            </w:tcBorders>
+            <w:shd w:val="clear" w:color="auto" w:fill="F7F4ED"/>
+            <w:tcMar>
+              <w:top w:w="130" w:type="dxa"/>
+              <w:bottom w:w="130" w:type="dxa"/>
+              <w:left w:w="200" w:type="dxa"/>
+              <w:right w:w="180" w:type="dxa"/>
+            </w:tcMar>
+          </w:tcPr>
+          <w:p>
+            <w:pPr>
+              <w:spacing w:before="0" w:after="0" w:line="293" w:lineRule="auto"/>
+              <w:jc w:val="both"/>
+            </w:pPr>
+            <w:r>
+              <w:rPr>
+                <w:rFonts w:ascii="Aptos" w:hAnsi="Aptos" w:cs="Aptos" w:eastAsia="Aptos"/>
+                <w:b w:val="0"/>
+                <w:i w:val="0"/>
+                <w:color w:val="2B2B2B"/>
+                <w:sz w:val="20"/>
+              </w:rPr>
+              <w:t xml:space="preserve">O valor deste estudo para a questão em análise é duplo, e nenhuma das duas faces é a de autoridade doutrinal em sentido forte. Primeiro, </w:t>
+            </w:r>
+            <w:r>
+              <w:rPr>
+                <w:rFonts w:ascii="Aptos" w:hAnsi="Aptos" w:cs="Aptos" w:eastAsia="Aptos"/>
+                <w:b/>
+                <w:i w:val="0"/>
+                <w:color w:val="2B2B2B"/>
+                <w:sz w:val="20"/>
+              </w:rPr>
+              <w:t>é a única fonte que arruma os dois diplomas lado a lado para fins de fiscalização</w:t>
+            </w:r>
+            <w:r>
+              <w:rPr>
+                <w:rFonts w:ascii="Aptos" w:hAnsi="Aptos" w:cs="Aptos" w:eastAsia="Aptos"/>
+                <w:b w:val="0"/>
+                <w:i w:val="0"/>
+                <w:color w:val="2B2B2B"/>
+                <w:sz w:val="20"/>
+              </w:rPr>
+              <w:t xml:space="preserve"> e, fazendo-o, nunca cruza os planos: o artigo 3.º aparece como limite da habitação, o Decreto-Lei n.º 276/2001 como regime da atividade. Segundo, </w:t>
+            </w:r>
+            <w:r>
+              <w:rPr>
+                <w:rFonts w:ascii="Aptos" w:hAnsi="Aptos" w:cs="Aptos" w:eastAsia="Aptos"/>
+                <w:b/>
+                <w:i w:val="0"/>
+                <w:color w:val="2B2B2B"/>
+                <w:sz w:val="20"/>
+              </w:rPr>
+              <w:t>é um levantamento feito para ser usado</w:t>
+            </w:r>
+            <w:r>
+              <w:rPr>
+                <w:rFonts w:ascii="Aptos" w:hAnsi="Aptos" w:cs="Aptos" w:eastAsia="Aptos"/>
+                <w:b w:val="0"/>
+                <w:i w:val="0"/>
+                <w:color w:val="2B2B2B"/>
+                <w:sz w:val="20"/>
+              </w:rPr>
+              <w:t>, por quem levanta autos — e a ausência de qualquer entrada sobre lotação de alojamento não é omissão de escrita, é reflexo de não haver o que levantar.</w:t>
+            </w:r>
+          </w:p>
+        </w:tc>
+      </w:tr>
+    </w:tbl>
+    <w:p>
+      <w:pPr>
+        <w:spacing w:before="0" w:after="180" w:line="293" w:lineRule="auto"/>
+      </w:pPr>
+    </w:p>
+    <w:tbl>
+      <w:tblPr>
+        <w:tblW w:type="auto" w:w="0"/>
+        <w:jc w:val="center"/>
+        <w:tblBorders>
+          <w:top w:val="nil"/>
+          <w:left w:val="nil"/>
+          <w:bottom w:val="nil"/>
+          <w:right w:val="nil"/>
+          <w:insideH w:val="nil"/>
+          <w:insideV w:val="nil"/>
+        </w:tblBorders>
+        <w:tblLayout w:type="fixed"/>
+        <w:tblLook w:firstColumn="1" w:firstRow="1" w:lastColumn="0" w:lastRow="0" w:noHBand="0" w:noVBand="1" w:val="04A0"/>
+      </w:tblPr>
+      <w:tblGrid>
+        <w:gridCol w:w="9412"/>
+      </w:tblGrid>
+      <w:tr>
+        <w:trPr>
+          <w:cantSplit/>
+        </w:trPr>
+        <w:tc>
+          <w:tcPr>
+            <w:tcW w:type="dxa" w:w="9411"/>
+            <w:tcBorders>
+              <w:top w:val="nil"/>
+              <w:left w:val="single" w:sz="18" w:space="0" w:color="E0BEBA"/>
+              <w:bottom w:val="nil"/>
+              <w:right w:val="nil"/>
+            </w:tcBorders>
+            <w:shd w:val="clear" w:color="auto" w:fill="FAF2F1"/>
+            <w:tcMar>
+              <w:top w:w="130" w:type="dxa"/>
+              <w:bottom w:w="130" w:type="dxa"/>
+              <w:left w:w="200" w:type="dxa"/>
+              <w:right w:w="180" w:type="dxa"/>
+            </w:tcMar>
+          </w:tcPr>
+          <w:p>
+            <w:pPr>
+              <w:spacing w:before="0" w:after="80" w:line="293" w:lineRule="auto"/>
+              <w:jc w:val="both"/>
+            </w:pPr>
+            <w:r>
+              <w:rPr>
+                <w:rFonts w:ascii="Aptos" w:hAnsi="Aptos" w:cs="Aptos" w:eastAsia="Aptos"/>
+                <w:b/>
+                <w:i w:val="0"/>
+                <w:color w:val="2B2B2B"/>
+                <w:sz w:val="19"/>
+              </w:rPr>
+              <w:t>Observação.</w:t>
+            </w:r>
+            <w:r>
+              <w:rPr>
+                <w:rFonts w:ascii="Aptos" w:hAnsi="Aptos" w:cs="Aptos" w:eastAsia="Aptos"/>
+                <w:b w:val="0"/>
+                <w:i w:val="0"/>
+                <w:color w:val="2B2B2B"/>
+                <w:sz w:val="19"/>
+              </w:rPr>
+              <w:t xml:space="preserve"> O autor não se pronuncia sobre a questão deste estudo — não pergunta se o artigo 3.º limita a capacidade de um alojamento registado. A confirmação que dele se retira é indireta, e é por isso que vale: as suas categorias foram construídas sem o problema em vista, e organizaram-se, ainda assim, exatamente segundo a separação aqui defendida. Uma classificação que não foi feita para provar nada é melhor indício do sentido corrente das normas do que uma tese que as discuta.</w:t>
+            </w:r>
+          </w:p>
+          <w:p>
+            <w:pPr>
+              <w:spacing w:before="0" w:after="0" w:line="293" w:lineRule="auto"/>
+              <w:jc w:val="both"/>
+            </w:pPr>
+            <w:r>
+              <w:rPr>
+                <w:rFonts w:ascii="Aptos" w:hAnsi="Aptos" w:cs="Aptos" w:eastAsia="Aptos"/>
+                <w:b w:val="0"/>
+                <w:i w:val="0"/>
+                <w:color w:val="2B2B2B"/>
+                <w:sz w:val="19"/>
+              </w:rPr>
+              <w:t>Registe-se também o que o autor propõe de iure condendo, por coincidir com o ponto 9.5: sustenta que «urge a necessidade do poder político intervir nesta matéria através da criação legislativa dum verdadeiro "Estatuto do Animal", que congregue num único diploma toda panóplia de diplomas legais, de forma clara, estruturada, simples e intuitiva, dirimindo as incoerências e inexactidões existentes actualmente» (p. 256).</w:t>
+            </w:r>
+          </w:p>
+        </w:tc>
+      </w:tr>
+    </w:tbl>
+    <w:p>
+      <w:pPr>
+        <w:spacing w:before="0" w:after="180" w:line="293" w:lineRule="auto"/>
+      </w:pPr>
+    </w:p>
+    <w:p>
+      <w:pPr>
+        <w:keepNext/>
+        <w:spacing w:before="200" w:after="60" w:line="293" w:lineRule="auto"/>
+      </w:pPr>
+      <w:r>
+        <w:rPr>
+          <w:rFonts w:ascii="Aptos" w:hAnsi="Aptos" w:cs="Aptos" w:eastAsia="Aptos"/>
+          <w:b/>
+          <w:i w:val="0"/>
+          <w:color w:val="5C7891"/>
+          <w:sz w:val="19"/>
+        </w:rPr>
+        <w:t>11.5  Resultado negativo</w:t>
       </w:r>
     </w:p>
     <w:tbl>
@@ -16148,7 +18295,27 @@
                 <w:color w:val="2B2B2B"/>
                 <w:sz w:val="19"/>
               </w:rPr>
-              <w:t>Não se localizou doutrina, jurisprudência nem parecer que se debruce sobre esta remissão. A revisão crítica legislativa da Associação Portuguesa de Médicos Veterinários Especialistas em Animais de Companhia, de abril de 2021, percorre ambos os diplomas e trata do artigo 3.º do Decreto-Lei n.º 314/2003 e das definições do Decreto-Lei n.º 276/2001, mas não a menciona.</w:t>
+              <w:t xml:space="preserve">Não se localizou doutrina, jurisprudência nem parecer que se debruce sobre esta remissão. A revisão crítica legislativa da Associação Portuguesa de Médicos Veterinários Especialistas em Animais de Companhia, de abril de 2021, percorre ambos os diplomas e trata do artigo 3.º do Decreto-Lei n.º 314/2003 e das definições do Decreto-Lei n.º 276/2001, mas não a menciona. O mesmo sucede no estudo contraordenacional de 2019 tratado em 11.4, que transcreve em nota a al. q) do n.º 1 do artigo 2.º — a definição vizinha — e passa ao lado da al. p). </w:t>
+            </w:r>
+            <w:r>
+              <w:rPr>
+                <w:rFonts w:ascii="Aptos" w:hAnsi="Aptos" w:cs="Aptos" w:eastAsia="Aptos"/>
+                <w:b/>
+                <w:i w:val="0"/>
+                <w:color w:val="2B2B2B"/>
+                <w:sz w:val="19"/>
+              </w:rPr>
+              <w:t>Duas revisões sistemáticas do regime, feitas por profissionais que o aplicam, e nenhuma dá pela ressalva.</w:t>
+            </w:r>
+            <w:r>
+              <w:rPr>
+                <w:rFonts w:ascii="Aptos" w:hAnsi="Aptos" w:cs="Aptos" w:eastAsia="Aptos"/>
+                <w:b w:val="0"/>
+                <w:i w:val="0"/>
+                <w:color w:val="2B2B2B"/>
+                <w:sz w:val="19"/>
+              </w:rPr>
+              <w:t xml:space="preserve"> É indício do seu alcance real.</w:t>
             </w:r>
           </w:p>
         </w:tc>
@@ -20589,7 +22756,27 @@
           <w:color w:val="2B2B2B"/>
           <w:sz w:val="20"/>
         </w:rPr>
-        <w:t>Não se obteve o texto do acórdão do Tribunal de Matosinhos de 9 de setembro de 2026, sobre os abrigos de Santo Tirso, usado no ponto 9.5 a partir de notícias. É a diligência pendente mais útil, e condiciona o que sobre ele se pode afirmar.</w:t>
+        <w:t xml:space="preserve">Não se obteve o texto do acórdão do Tribunal de Matosinhos de 9 de setembro de 2026, sobre os abrigos de Santo Tirso, usado no ponto 9.5 a partir de notícias. É a diligência pendente mais útil, e condiciona o que sobre ele se pode afirmar. Acresce que o PAN anunciou recurso: </w:t>
+      </w:r>
+      <w:r>
+        <w:rPr>
+          <w:rFonts w:ascii="Aptos" w:hAnsi="Aptos" w:cs="Aptos" w:eastAsia="Aptos"/>
+          <w:b/>
+          <w:i w:val="0"/>
+          <w:color w:val="2B2B2B"/>
+          <w:sz w:val="20"/>
+        </w:rPr>
+        <w:t>a decisão não transitou</w:t>
+      </w:r>
+      <w:r>
+        <w:rPr>
+          <w:rFonts w:ascii="Aptos" w:hAnsi="Aptos" w:cs="Aptos" w:eastAsia="Aptos"/>
+          <w:b w:val="0"/>
+          <w:i w:val="0"/>
+          <w:color w:val="2B2B2B"/>
+          <w:sz w:val="20"/>
+        </w:rPr>
+        <w:t>, e o que dela se escreva é provisório por duas razões — não se leu, e pode ser revogada.</w:t>
       </w:r>
     </w:p>
     <w:p>
@@ -20607,6 +22794,122 @@
           <w:sz w:val="20"/>
         </w:rPr>
         <w:t>7.</w:t>
+        <w:tab/>
+      </w:r>
+      <w:r>
+        <w:rPr>
+          <w:rFonts w:ascii="Aptos" w:hAnsi="Aptos" w:cs="Aptos" w:eastAsia="Aptos"/>
+          <w:b w:val="0"/>
+          <w:i w:val="0"/>
+          <w:color w:val="2B2B2B"/>
+          <w:sz w:val="20"/>
+        </w:rPr>
+        <w:t xml:space="preserve">Não se obtiveram dois documentos administrativos do caso de Santo Tirso que seriam decisivos: o </w:t>
+      </w:r>
+      <w:r>
+        <w:rPr>
+          <w:rFonts w:ascii="Aptos" w:hAnsi="Aptos" w:cs="Aptos" w:eastAsia="Aptos"/>
+          <w:b/>
+          <w:i w:val="0"/>
+          <w:color w:val="2B2B2B"/>
+          <w:sz w:val="20"/>
+        </w:rPr>
+        <w:t>parecer jurídico de 2018</w:t>
+      </w:r>
+      <w:r>
+        <w:rPr>
+          <w:rFonts w:ascii="Aptos" w:hAnsi="Aptos" w:cs="Aptos" w:eastAsia="Aptos"/>
+          <w:b w:val="0"/>
+          <w:i w:val="0"/>
+          <w:color w:val="2B2B2B"/>
+          <w:sz w:val="20"/>
+        </w:rPr>
+        <w:t xml:space="preserve"> obtido pela câmara e o </w:t>
+      </w:r>
+      <w:r>
+        <w:rPr>
+          <w:rFonts w:ascii="Aptos" w:hAnsi="Aptos" w:cs="Aptos" w:eastAsia="Aptos"/>
+          <w:b/>
+          <w:i w:val="0"/>
+          <w:color w:val="2B2B2B"/>
+          <w:sz w:val="20"/>
+        </w:rPr>
+        <w:t>despacho da DGAV de 2012</w:t>
+      </w:r>
+      <w:r>
+        <w:rPr>
+          <w:rFonts w:ascii="Aptos" w:hAnsi="Aptos" w:cs="Aptos" w:eastAsia="Aptos"/>
+          <w:b w:val="0"/>
+          <w:i w:val="0"/>
+          <w:color w:val="2B2B2B"/>
+          <w:sz w:val="20"/>
+        </w:rPr>
+        <w:t xml:space="preserve"> que lhe pediu a remoção dos animais. Conhecem-se por referência na imprensa. O segundo é o mais relevante, porque é a autoridade sanitária nacional a reconhecer que o poder de remoção é municipal; convém obter o texto para o poder citar como tal.</w:t>
+      </w:r>
+    </w:p>
+    <w:p>
+      <w:pPr>
+        <w:spacing w:before="0" w:after="100" w:line="293" w:lineRule="auto"/>
+        <w:ind w:left="408" w:hanging="408"/>
+        <w:jc w:val="both"/>
+      </w:pPr>
+      <w:r>
+        <w:rPr>
+          <w:rFonts w:ascii="Aptos" w:hAnsi="Aptos" w:cs="Aptos" w:eastAsia="Aptos"/>
+          <w:b/>
+          <w:i w:val="0"/>
+          <w:color w:val="5C7891"/>
+          <w:sz w:val="20"/>
+        </w:rPr>
+        <w:t>8.</w:t>
+        <w:tab/>
+      </w:r>
+      <w:r>
+        <w:rPr>
+          <w:rFonts w:ascii="Aptos" w:hAnsi="Aptos" w:cs="Aptos" w:eastAsia="Aptos"/>
+          <w:b w:val="0"/>
+          <w:i w:val="0"/>
+          <w:color w:val="2B2B2B"/>
+          <w:sz w:val="20"/>
+        </w:rPr>
+        <w:t xml:space="preserve">A </w:t>
+      </w:r>
+      <w:r>
+        <w:rPr>
+          <w:rFonts w:ascii="Aptos" w:hAnsi="Aptos" w:cs="Aptos" w:eastAsia="Aptos"/>
+          <w:b/>
+          <w:i w:val="0"/>
+          <w:color w:val="2B2B2B"/>
+          <w:sz w:val="20"/>
+        </w:rPr>
+        <w:t>doutrina em matéria de propriedade horizontal</w:t>
+      </w:r>
+      <w:r>
+        <w:rPr>
+          <w:rFonts w:ascii="Aptos" w:hAnsi="Aptos" w:cs="Aptos" w:eastAsia="Aptos"/>
+          <w:b w:val="0"/>
+          <w:i w:val="0"/>
+          <w:color w:val="2B2B2B"/>
+          <w:sz w:val="20"/>
+        </w:rPr>
+        <w:t xml:space="preserve"> referida em 11.3 não foi consultada em primeira mão — conhece-se pela sua refutação no acórdão do Tribunal da Relação de Guimarães. Não afeta a conclusão, porque essa posição é contrária à aqui sustentada apenas quanto ao alcance do n.º 3, e já foi rejeitada pelo tribunal.</w:t>
+      </w:r>
+    </w:p>
+    <w:p>
+      <w:pPr>
+        <w:spacing w:before="0" w:after="100" w:line="293" w:lineRule="auto"/>
+        <w:ind w:left="408" w:hanging="408"/>
+        <w:jc w:val="both"/>
+      </w:pPr>
+      <w:r>
+        <w:rPr>
+          <w:rFonts w:ascii="Aptos" w:hAnsi="Aptos" w:cs="Aptos" w:eastAsia="Aptos"/>
+          <w:b/>
+          <w:i w:val="0"/>
+          <w:color w:val="5C7891"/>
+          <w:sz w:val="20"/>
+        </w:rPr>
+        <w:t>9.</w:t>
         <w:tab/>
       </w:r>
       <w:r>
@@ -23859,7 +26162,7 @@
                 <w:color w:val="2B2B2B"/>
                 <w:sz w:val="17"/>
               </w:rPr>
-              <w:t>arts. 2.º a 6.º</w:t>
+              <w:t>n.ºs 2, 3 e 4 do art.º 2.º</w:t>
             </w:r>
           </w:p>
         </w:tc>
@@ -23892,7 +26195,7 @@
                 <w:color w:val="2B2B2B"/>
                 <w:sz w:val="17"/>
               </w:rPr>
-              <w:t>CIMI</w:t>
+              <w:t>DL n.º 116/98</w:t>
             </w:r>
           </w:p>
         </w:tc>
@@ -23925,7 +26228,7 @@
                 <w:color w:val="2B2B2B"/>
                 <w:sz w:val="17"/>
               </w:rPr>
-              <w:t>Classificação predial — critério fiscal</w:t>
+              <w:t>Médico veterinário municipal — autoridade sanitária veterinária concelhia; poderes conferidos pela autoridade nacional a título pessoal e não delegável; decisão «sem dependência hierárquica» por prejuízos graves à saúde pública</w:t>
             </w:r>
           </w:p>
         </w:tc>
@@ -23963,7 +26266,7 @@
                 <w:color w:val="2B2B2B"/>
                 <w:sz w:val="17"/>
               </w:rPr>
-              <w:t>al. a) do n.º 2 do art.º 1083.º</w:t>
+              <w:t>n.º 1 do art.º 4.º</w:t>
             </w:r>
           </w:p>
         </w:tc>
@@ -23996,7 +26299,7 @@
                 <w:color w:val="2B2B2B"/>
                 <w:sz w:val="17"/>
               </w:rPr>
-              <w:t>Código Civil</w:t>
+              <w:t>DL n.º 116/98</w:t>
             </w:r>
           </w:p>
         </w:tc>
@@ -24029,6 +26332,214 @@
                 <w:color w:val="2B2B2B"/>
                 <w:sz w:val="17"/>
               </w:rPr>
+              <w:t>Dependência hierárquica e disciplinar do presidente da câmara</w:t>
+            </w:r>
+          </w:p>
+        </w:tc>
+      </w:tr>
+      <w:tr>
+        <w:trPr>
+          <w:cantSplit/>
+        </w:trPr>
+        <w:tc>
+          <w:tcPr>
+            <w:tcW w:type="dxa" w:w="2608"/>
+            <w:tcBorders>
+              <w:top w:val="nil"/>
+              <w:left w:val="nil"/>
+              <w:bottom w:val="single" w:sz="4" w:space="0" w:color="D7DEE5"/>
+              <w:right w:val="nil"/>
+            </w:tcBorders>
+            <w:shd w:val="clear" w:color="auto" w:fill="FFFFFF"/>
+            <w:tcMar>
+              <w:top w:w="85" w:type="dxa"/>
+              <w:bottom w:w="85" w:type="dxa"/>
+              <w:left w:w="120" w:type="dxa"/>
+              <w:right w:w="120" w:type="dxa"/>
+            </w:tcMar>
+          </w:tcPr>
+          <w:p>
+            <w:pPr>
+              <w:spacing w:before="0" w:after="0" w:line="274" w:lineRule="auto"/>
+            </w:pPr>
+            <w:r>
+              <w:rPr>
+                <w:rFonts w:ascii="Aptos" w:hAnsi="Aptos" w:cs="Aptos" w:eastAsia="Aptos"/>
+                <w:b w:val="0"/>
+                <w:i w:val="0"/>
+                <w:color w:val="2B2B2B"/>
+                <w:sz w:val="17"/>
+              </w:rPr>
+              <w:t>arts. 2.º a 6.º</w:t>
+            </w:r>
+          </w:p>
+        </w:tc>
+        <w:tc>
+          <w:tcPr>
+            <w:tcW w:type="dxa" w:w="1928"/>
+            <w:tcBorders>
+              <w:top w:val="nil"/>
+              <w:left w:val="nil"/>
+              <w:bottom w:val="single" w:sz="4" w:space="0" w:color="D7DEE5"/>
+              <w:right w:val="nil"/>
+            </w:tcBorders>
+            <w:shd w:val="clear" w:color="auto" w:fill="FFFFFF"/>
+            <w:tcMar>
+              <w:top w:w="85" w:type="dxa"/>
+              <w:bottom w:w="85" w:type="dxa"/>
+              <w:left w:w="120" w:type="dxa"/>
+              <w:right w:w="120" w:type="dxa"/>
+            </w:tcMar>
+          </w:tcPr>
+          <w:p>
+            <w:pPr>
+              <w:spacing w:before="0" w:after="0" w:line="274" w:lineRule="auto"/>
+            </w:pPr>
+            <w:r>
+              <w:rPr>
+                <w:rFonts w:ascii="Aptos" w:hAnsi="Aptos" w:cs="Aptos" w:eastAsia="Aptos"/>
+                <w:b w:val="0"/>
+                <w:i w:val="0"/>
+                <w:color w:val="2B2B2B"/>
+                <w:sz w:val="17"/>
+              </w:rPr>
+              <w:t>CIMI</w:t>
+            </w:r>
+          </w:p>
+        </w:tc>
+        <w:tc>
+          <w:tcPr>
+            <w:tcW w:type="dxa" w:w="4649"/>
+            <w:tcBorders>
+              <w:top w:val="nil"/>
+              <w:left w:val="nil"/>
+              <w:bottom w:val="single" w:sz="4" w:space="0" w:color="D7DEE5"/>
+              <w:right w:val="nil"/>
+            </w:tcBorders>
+            <w:shd w:val="clear" w:color="auto" w:fill="FFFFFF"/>
+            <w:tcMar>
+              <w:top w:w="85" w:type="dxa"/>
+              <w:bottom w:w="85" w:type="dxa"/>
+              <w:left w:w="120" w:type="dxa"/>
+              <w:right w:w="120" w:type="dxa"/>
+            </w:tcMar>
+          </w:tcPr>
+          <w:p>
+            <w:pPr>
+              <w:spacing w:before="0" w:after="0" w:line="274" w:lineRule="auto"/>
+            </w:pPr>
+            <w:r>
+              <w:rPr>
+                <w:rFonts w:ascii="Aptos" w:hAnsi="Aptos" w:cs="Aptos" w:eastAsia="Aptos"/>
+                <w:b w:val="0"/>
+                <w:i w:val="0"/>
+                <w:color w:val="2B2B2B"/>
+                <w:sz w:val="17"/>
+              </w:rPr>
+              <w:t>Classificação predial — critério fiscal</w:t>
+            </w:r>
+          </w:p>
+        </w:tc>
+      </w:tr>
+      <w:tr>
+        <w:trPr>
+          <w:cantSplit/>
+        </w:trPr>
+        <w:tc>
+          <w:tcPr>
+            <w:tcW w:type="dxa" w:w="2608"/>
+            <w:tcBorders>
+              <w:top w:val="nil"/>
+              <w:left w:val="nil"/>
+              <w:bottom w:val="single" w:sz="4" w:space="0" w:color="D7DEE5"/>
+              <w:right w:val="nil"/>
+            </w:tcBorders>
+            <w:shd w:val="clear" w:color="auto" w:fill="F8FAFC"/>
+            <w:tcMar>
+              <w:top w:w="85" w:type="dxa"/>
+              <w:bottom w:w="85" w:type="dxa"/>
+              <w:left w:w="120" w:type="dxa"/>
+              <w:right w:w="120" w:type="dxa"/>
+            </w:tcMar>
+          </w:tcPr>
+          <w:p>
+            <w:pPr>
+              <w:spacing w:before="0" w:after="0" w:line="274" w:lineRule="auto"/>
+            </w:pPr>
+            <w:r>
+              <w:rPr>
+                <w:rFonts w:ascii="Aptos" w:hAnsi="Aptos" w:cs="Aptos" w:eastAsia="Aptos"/>
+                <w:b w:val="0"/>
+                <w:i w:val="0"/>
+                <w:color w:val="2B2B2B"/>
+                <w:sz w:val="17"/>
+              </w:rPr>
+              <w:t>al. a) do n.º 2 do art.º 1083.º</w:t>
+            </w:r>
+          </w:p>
+        </w:tc>
+        <w:tc>
+          <w:tcPr>
+            <w:tcW w:type="dxa" w:w="1928"/>
+            <w:tcBorders>
+              <w:top w:val="nil"/>
+              <w:left w:val="nil"/>
+              <w:bottom w:val="single" w:sz="4" w:space="0" w:color="D7DEE5"/>
+              <w:right w:val="nil"/>
+            </w:tcBorders>
+            <w:shd w:val="clear" w:color="auto" w:fill="F8FAFC"/>
+            <w:tcMar>
+              <w:top w:w="85" w:type="dxa"/>
+              <w:bottom w:w="85" w:type="dxa"/>
+              <w:left w:w="120" w:type="dxa"/>
+              <w:right w:w="120" w:type="dxa"/>
+            </w:tcMar>
+          </w:tcPr>
+          <w:p>
+            <w:pPr>
+              <w:spacing w:before="0" w:after="0" w:line="274" w:lineRule="auto"/>
+            </w:pPr>
+            <w:r>
+              <w:rPr>
+                <w:rFonts w:ascii="Aptos" w:hAnsi="Aptos" w:cs="Aptos" w:eastAsia="Aptos"/>
+                <w:b w:val="0"/>
+                <w:i w:val="0"/>
+                <w:color w:val="2B2B2B"/>
+                <w:sz w:val="17"/>
+              </w:rPr>
+              <w:t>Código Civil</w:t>
+            </w:r>
+          </w:p>
+        </w:tc>
+        <w:tc>
+          <w:tcPr>
+            <w:tcW w:type="dxa" w:w="4649"/>
+            <w:tcBorders>
+              <w:top w:val="nil"/>
+              <w:left w:val="nil"/>
+              <w:bottom w:val="single" w:sz="4" w:space="0" w:color="D7DEE5"/>
+              <w:right w:val="nil"/>
+            </w:tcBorders>
+            <w:shd w:val="clear" w:color="auto" w:fill="F8FAFC"/>
+            <w:tcMar>
+              <w:top w:w="85" w:type="dxa"/>
+              <w:bottom w:w="85" w:type="dxa"/>
+              <w:left w:w="120" w:type="dxa"/>
+              <w:right w:w="120" w:type="dxa"/>
+            </w:tcMar>
+          </w:tcPr>
+          <w:p>
+            <w:pPr>
+              <w:spacing w:before="0" w:after="0" w:line="274" w:lineRule="auto"/>
+            </w:pPr>
+            <w:r>
+              <w:rPr>
+                <w:rFonts w:ascii="Aptos" w:hAnsi="Aptos" w:cs="Aptos" w:eastAsia="Aptos"/>
+                <w:b w:val="0"/>
+                <w:i w:val="0"/>
+                <w:color w:val="2B2B2B"/>
+                <w:sz w:val="17"/>
+              </w:rPr>
               <w:t>Resolução do arrendamento — higiene e vizinhança</w:t>
             </w:r>
           </w:p>
@@ -24038,6 +26549,1914 @@
     <w:p>
       <w:pPr>
         <w:spacing w:before="40" w:after="180" w:line="293" w:lineRule="auto"/>
+      </w:pPr>
+    </w:p>
+    <w:p>
+      <w:pPr>
+        <w:spacing w:before="0" w:after="0" w:line="293" w:lineRule="auto"/>
+      </w:pPr>
+      <w:r>
+        <w:br w:type="page"/>
+      </w:r>
+    </w:p>
+    <w:p>
+      <w:pPr>
+        <w:keepNext/>
+        <w:spacing w:before="360" w:after="40" w:line="293" w:lineRule="auto"/>
+      </w:pPr>
+      <w:r>
+        <w:rPr>
+          <w:rFonts w:ascii="Aptos" w:hAnsi="Aptos" w:cs="Aptos" w:eastAsia="Aptos"/>
+          <w:b/>
+          <w:i w:val="0"/>
+          <w:color w:val="5C7891"/>
+          <w:sz w:val="27"/>
+        </w:rPr>
+        <w:t xml:space="preserve">Anexo C  </w:t>
+      </w:r>
+      <w:r>
+        <w:rPr>
+          <w:rFonts w:ascii="Aptos" w:hAnsi="Aptos" w:cs="Aptos" w:eastAsia="Aptos"/>
+          <w:b/>
+          <w:i w:val="0"/>
+          <w:color w:val="35506B"/>
+          <w:sz w:val="27"/>
+        </w:rPr>
+        <w:t>Bibliografia e fontes</w:t>
+      </w:r>
+    </w:p>
+    <w:p>
+      <w:pPr>
+        <w:keepNext/>
+        <w:pBdr>
+          <w:bottom w:val="single" w:sz="4" w:space="1" w:color="D7DEE5"/>
+        </w:pBdr>
+        <w:spacing w:before="0" w:after="160" w:line="40" w:lineRule="exact"/>
+      </w:pPr>
+    </w:p>
+    <w:p>
+      <w:pPr>
+        <w:spacing w:before="0" w:after="140" w:line="293" w:lineRule="auto"/>
+        <w:jc w:val="both"/>
+      </w:pPr>
+      <w:r>
+        <w:rPr>
+          <w:rFonts w:ascii="Aptos" w:hAnsi="Aptos" w:cs="Aptos" w:eastAsia="Aptos"/>
+          <w:b w:val="0"/>
+          <w:i w:val="0"/>
+          <w:color w:val="2B2B2B"/>
+          <w:sz w:val="20"/>
+        </w:rPr>
+        <w:t>Registam-se todas as fontes efetivamente consultadas, e assinala-se o que delas se leu. Distingue-se o que vale como fonte de direito, o que vale como prática, e o que vale apenas como notícia.</w:t>
+      </w:r>
+    </w:p>
+    <w:p>
+      <w:pPr>
+        <w:keepNext/>
+        <w:spacing w:before="260" w:after="80" w:line="293" w:lineRule="auto"/>
+      </w:pPr>
+      <w:r>
+        <w:rPr>
+          <w:rFonts w:ascii="Aptos" w:hAnsi="Aptos" w:cs="Aptos" w:eastAsia="Aptos"/>
+          <w:b/>
+          <w:i w:val="0"/>
+          <w:color w:val="7C8894"/>
+          <w:sz w:val="21"/>
+        </w:rPr>
+        <w:t xml:space="preserve">C.1  </w:t>
+      </w:r>
+      <w:r>
+        <w:rPr>
+          <w:rFonts w:ascii="Aptos" w:hAnsi="Aptos" w:cs="Aptos" w:eastAsia="Aptos"/>
+          <w:b/>
+          <w:i w:val="0"/>
+          <w:color w:val="35506B"/>
+          <w:sz w:val="21"/>
+        </w:rPr>
+        <w:t>Legislação — lugar de publicação</w:t>
+      </w:r>
+    </w:p>
+    <w:p>
+      <w:pPr>
+        <w:spacing w:before="0" w:after="80" w:line="293" w:lineRule="auto"/>
+        <w:ind w:left="351" w:hanging="351"/>
+        <w:jc w:val="both"/>
+      </w:pPr>
+      <w:r>
+        <w:rPr>
+          <w:rFonts w:ascii="Aptos" w:hAnsi="Aptos" w:cs="Aptos" w:eastAsia="Aptos"/>
+          <w:b w:val="0"/>
+          <w:i w:val="0"/>
+          <w:color w:val="7C8894"/>
+          <w:sz w:val="20"/>
+        </w:rPr>
+        <w:t>—</w:t>
+        <w:tab/>
+      </w:r>
+      <w:r>
+        <w:rPr>
+          <w:rFonts w:ascii="Aptos" w:hAnsi="Aptos" w:cs="Aptos" w:eastAsia="Aptos"/>
+          <w:b/>
+          <w:i w:val="0"/>
+          <w:color w:val="2B2B2B"/>
+          <w:sz w:val="20"/>
+        </w:rPr>
+        <w:t>Decreto-Lei n.º 314/2003, de 17 de dezembro</w:t>
+      </w:r>
+      <w:r>
+        <w:rPr>
+          <w:rFonts w:ascii="Aptos" w:hAnsi="Aptos" w:cs="Aptos" w:eastAsia="Aptos"/>
+          <w:b w:val="0"/>
+          <w:i w:val="0"/>
+          <w:color w:val="2B2B2B"/>
+          <w:sz w:val="20"/>
+        </w:rPr>
+        <w:t xml:space="preserve"> — Programa Nacional de Luta e Vigilância Epidemiológica da Raiva Animal e Outras Zoonoses. Diário da República, I série-A, n.º 290, de 17.12.2003. Texto original conferido em PDF do jornal oficial; o artigo 3.º nunca foi alterado (ver Anexo A).</w:t>
+      </w:r>
+    </w:p>
+    <w:p>
+      <w:pPr>
+        <w:spacing w:before="0" w:after="80" w:line="293" w:lineRule="auto"/>
+        <w:ind w:left="351" w:hanging="351"/>
+        <w:jc w:val="both"/>
+      </w:pPr>
+      <w:r>
+        <w:rPr>
+          <w:rFonts w:ascii="Aptos" w:hAnsi="Aptos" w:cs="Aptos" w:eastAsia="Aptos"/>
+          <w:b w:val="0"/>
+          <w:i w:val="0"/>
+          <w:color w:val="7C8894"/>
+          <w:sz w:val="20"/>
+        </w:rPr>
+        <w:t>—</w:t>
+        <w:tab/>
+      </w:r>
+      <w:r>
+        <w:rPr>
+          <w:rFonts w:ascii="Aptos" w:hAnsi="Aptos" w:cs="Aptos" w:eastAsia="Aptos"/>
+          <w:b/>
+          <w:i w:val="0"/>
+          <w:color w:val="2B2B2B"/>
+          <w:sz w:val="20"/>
+        </w:rPr>
+        <w:t>Decreto-Lei n.º 276/2001, de 17 de outubro</w:t>
+      </w:r>
+      <w:r>
+        <w:rPr>
+          <w:rFonts w:ascii="Aptos" w:hAnsi="Aptos" w:cs="Aptos" w:eastAsia="Aptos"/>
+          <w:b w:val="0"/>
+          <w:i w:val="0"/>
+          <w:color w:val="2B2B2B"/>
+          <w:sz w:val="20"/>
+        </w:rPr>
+        <w:t xml:space="preserve"> — normas legais de aplicação da Convenção Europeia para a Proteção dos Animais de Companhia. Diário da República, I série-A, n.º 241, de 17.10.2001, que publica também os anexos I a VII.</w:t>
+      </w:r>
+    </w:p>
+    <w:p>
+      <w:pPr>
+        <w:spacing w:before="0" w:after="80" w:line="293" w:lineRule="auto"/>
+        <w:ind w:left="351" w:hanging="351"/>
+        <w:jc w:val="both"/>
+      </w:pPr>
+      <w:r>
+        <w:rPr>
+          <w:rFonts w:ascii="Aptos" w:hAnsi="Aptos" w:cs="Aptos" w:eastAsia="Aptos"/>
+          <w:b w:val="0"/>
+          <w:i w:val="0"/>
+          <w:color w:val="7C8894"/>
+          <w:sz w:val="20"/>
+        </w:rPr>
+        <w:t>—</w:t>
+        <w:tab/>
+      </w:r>
+      <w:r>
+        <w:rPr>
+          <w:rFonts w:ascii="Aptos" w:hAnsi="Aptos" w:cs="Aptos" w:eastAsia="Aptos"/>
+          <w:b/>
+          <w:i w:val="0"/>
+          <w:color w:val="2B2B2B"/>
+          <w:sz w:val="20"/>
+        </w:rPr>
+        <w:t>Decreto-Lei n.º 315/2003, de 17 de dezembro</w:t>
+      </w:r>
+      <w:r>
+        <w:rPr>
+          <w:rFonts w:ascii="Aptos" w:hAnsi="Aptos" w:cs="Aptos" w:eastAsia="Aptos"/>
+          <w:b w:val="0"/>
+          <w:i w:val="0"/>
+          <w:color w:val="2B2B2B"/>
+          <w:sz w:val="20"/>
+        </w:rPr>
+        <w:t xml:space="preserve"> — primeira alteração ao Decreto-Lei n.º 276/2001; publicado no mesmo Diário da República que o Decreto-Lei n.º 314/2003 (n.º 290, de 17.12.2003). É o diploma que adita a ressalva da al. p) (ver capítulo 14).</w:t>
+      </w:r>
+    </w:p>
+    <w:p>
+      <w:pPr>
+        <w:spacing w:before="0" w:after="80" w:line="293" w:lineRule="auto"/>
+        <w:ind w:left="351" w:hanging="351"/>
+        <w:jc w:val="both"/>
+      </w:pPr>
+      <w:r>
+        <w:rPr>
+          <w:rFonts w:ascii="Aptos" w:hAnsi="Aptos" w:cs="Aptos" w:eastAsia="Aptos"/>
+          <w:b w:val="0"/>
+          <w:i w:val="0"/>
+          <w:color w:val="7C8894"/>
+          <w:sz w:val="20"/>
+        </w:rPr>
+        <w:t>—</w:t>
+        <w:tab/>
+      </w:r>
+      <w:r>
+        <w:rPr>
+          <w:rFonts w:ascii="Aptos" w:hAnsi="Aptos" w:cs="Aptos" w:eastAsia="Aptos"/>
+          <w:b/>
+          <w:i w:val="0"/>
+          <w:color w:val="2B2B2B"/>
+          <w:sz w:val="20"/>
+        </w:rPr>
+        <w:t>Lei n.º 92/95, de 12 de setembro</w:t>
+      </w:r>
+      <w:r>
+        <w:rPr>
+          <w:rFonts w:ascii="Aptos" w:hAnsi="Aptos" w:cs="Aptos" w:eastAsia="Aptos"/>
+          <w:b w:val="0"/>
+          <w:i w:val="0"/>
+          <w:color w:val="2B2B2B"/>
+          <w:sz w:val="20"/>
+        </w:rPr>
+        <w:t xml:space="preserve"> — Proteção dos Animais. Artigo 1.º-A aditado pela </w:t>
+      </w:r>
+      <w:r>
+        <w:rPr>
+          <w:rFonts w:ascii="Aptos" w:hAnsi="Aptos" w:cs="Aptos" w:eastAsia="Aptos"/>
+          <w:b/>
+          <w:i w:val="0"/>
+          <w:color w:val="2B2B2B"/>
+          <w:sz w:val="20"/>
+        </w:rPr>
+        <w:t>Lei n.º 39/2020, de 18 de agosto</w:t>
+      </w:r>
+      <w:r>
+        <w:rPr>
+          <w:rFonts w:ascii="Aptos" w:hAnsi="Aptos" w:cs="Aptos" w:eastAsia="Aptos"/>
+          <w:b w:val="0"/>
+          <w:i w:val="0"/>
+          <w:color w:val="2B2B2B"/>
+          <w:sz w:val="20"/>
+        </w:rPr>
+        <w:t>, com entrada em vigor a 1.10.2020.</w:t>
+      </w:r>
+    </w:p>
+    <w:p>
+      <w:pPr>
+        <w:spacing w:before="0" w:after="80" w:line="293" w:lineRule="auto"/>
+        <w:ind w:left="351" w:hanging="351"/>
+        <w:jc w:val="both"/>
+      </w:pPr>
+      <w:r>
+        <w:rPr>
+          <w:rFonts w:ascii="Aptos" w:hAnsi="Aptos" w:cs="Aptos" w:eastAsia="Aptos"/>
+          <w:b w:val="0"/>
+          <w:i w:val="0"/>
+          <w:color w:val="7C8894"/>
+          <w:sz w:val="20"/>
+        </w:rPr>
+        <w:t>—</w:t>
+        <w:tab/>
+      </w:r>
+      <w:r>
+        <w:rPr>
+          <w:rFonts w:ascii="Aptos" w:hAnsi="Aptos" w:cs="Aptos" w:eastAsia="Aptos"/>
+          <w:b/>
+          <w:i w:val="0"/>
+          <w:color w:val="2B2B2B"/>
+          <w:sz w:val="20"/>
+        </w:rPr>
+        <w:t>Decreto-Lei n.º 116/98, de 5 de maio</w:t>
+      </w:r>
+      <w:r>
+        <w:rPr>
+          <w:rFonts w:ascii="Aptos" w:hAnsi="Aptos" w:cs="Aptos" w:eastAsia="Aptos"/>
+          <w:b w:val="0"/>
+          <w:i w:val="0"/>
+          <w:color w:val="2B2B2B"/>
+          <w:sz w:val="20"/>
+        </w:rPr>
+        <w:t xml:space="preserve"> — carreira de médico veterinário municipal. Diário da República, I série-A, n.º 103, de 5.5.1998, p. 1990. Página conferida por conversão em imagem; n.ºs 2, 3 e 4 do artigo 2.º e n.º 1 do artigo 4.º citados verbatim no ponto 9.5.</w:t>
+      </w:r>
+    </w:p>
+    <w:p>
+      <w:pPr>
+        <w:spacing w:before="0" w:after="80" w:line="293" w:lineRule="auto"/>
+        <w:ind w:left="351" w:hanging="351"/>
+        <w:jc w:val="both"/>
+      </w:pPr>
+      <w:r>
+        <w:rPr>
+          <w:rFonts w:ascii="Aptos" w:hAnsi="Aptos" w:cs="Aptos" w:eastAsia="Aptos"/>
+          <w:b w:val="0"/>
+          <w:i w:val="0"/>
+          <w:color w:val="7C8894"/>
+          <w:sz w:val="20"/>
+        </w:rPr>
+        <w:t>—</w:t>
+        <w:tab/>
+      </w:r>
+      <w:r>
+        <w:rPr>
+          <w:rFonts w:ascii="Aptos" w:hAnsi="Aptos" w:cs="Aptos" w:eastAsia="Aptos"/>
+          <w:b/>
+          <w:i w:val="0"/>
+          <w:color w:val="2B2B2B"/>
+          <w:sz w:val="20"/>
+        </w:rPr>
+        <w:t>Decreto-Lei n.º 10/2015, de 16 de janeiro</w:t>
+      </w:r>
+      <w:r>
+        <w:rPr>
+          <w:rFonts w:ascii="Aptos" w:hAnsi="Aptos" w:cs="Aptos" w:eastAsia="Aptos"/>
+          <w:b w:val="0"/>
+          <w:i w:val="0"/>
+          <w:color w:val="2B2B2B"/>
+          <w:sz w:val="20"/>
+        </w:rPr>
+        <w:t xml:space="preserve"> — Regime Jurídico de Acesso e Exercício de Atividades de Comércio, Serviços e Restauração.</w:t>
+      </w:r>
+    </w:p>
+    <w:p>
+      <w:pPr>
+        <w:spacing w:before="0" w:after="80" w:line="293" w:lineRule="auto"/>
+        <w:ind w:left="351" w:hanging="351"/>
+        <w:jc w:val="both"/>
+      </w:pPr>
+      <w:r>
+        <w:rPr>
+          <w:rFonts w:ascii="Aptos" w:hAnsi="Aptos" w:cs="Aptos" w:eastAsia="Aptos"/>
+          <w:b w:val="0"/>
+          <w:i w:val="0"/>
+          <w:color w:val="7C8894"/>
+          <w:sz w:val="20"/>
+        </w:rPr>
+        <w:t>—</w:t>
+        <w:tab/>
+      </w:r>
+      <w:r>
+        <w:rPr>
+          <w:rFonts w:ascii="Aptos" w:hAnsi="Aptos" w:cs="Aptos" w:eastAsia="Aptos"/>
+          <w:b/>
+          <w:i w:val="0"/>
+          <w:color w:val="2B2B2B"/>
+          <w:sz w:val="20"/>
+        </w:rPr>
+        <w:t>Regulamento Geral das Edificações Urbanas</w:t>
+      </w:r>
+      <w:r>
+        <w:rPr>
+          <w:rFonts w:ascii="Aptos" w:hAnsi="Aptos" w:cs="Aptos" w:eastAsia="Aptos"/>
+          <w:b w:val="0"/>
+          <w:i w:val="0"/>
+          <w:color w:val="2B2B2B"/>
+          <w:sz w:val="20"/>
+        </w:rPr>
+        <w:t xml:space="preserve"> (Decreto-Lei n.º 38 382, de 7 de agosto de 1951) — artigos 66.º e 67.º, base do conceito de «fogo». Revogação suspensa pelo artigo 25.º do Decreto-Lei n.º 10/2024, na redação do </w:t>
+      </w:r>
+      <w:r>
+        <w:rPr>
+          <w:rFonts w:ascii="Aptos" w:hAnsi="Aptos" w:cs="Aptos" w:eastAsia="Aptos"/>
+          <w:b/>
+          <w:i w:val="0"/>
+          <w:color w:val="2B2B2B"/>
+          <w:sz w:val="20"/>
+        </w:rPr>
+        <w:t>Decreto-Lei n.º 108/2026</w:t>
+      </w:r>
+      <w:r>
+        <w:rPr>
+          <w:rFonts w:ascii="Aptos" w:hAnsi="Aptos" w:cs="Aptos" w:eastAsia="Aptos"/>
+          <w:b w:val="0"/>
+          <w:i w:val="0"/>
+          <w:color w:val="2B2B2B"/>
+          <w:sz w:val="20"/>
+        </w:rPr>
+        <w:t>, Diário da República n.º 104, de 29.5.2026.</w:t>
+      </w:r>
+    </w:p>
+    <w:p>
+      <w:pPr>
+        <w:spacing w:before="0" w:after="80" w:line="293" w:lineRule="auto"/>
+        <w:ind w:left="351" w:hanging="351"/>
+        <w:jc w:val="both"/>
+      </w:pPr>
+      <w:r>
+        <w:rPr>
+          <w:rFonts w:ascii="Aptos" w:hAnsi="Aptos" w:cs="Aptos" w:eastAsia="Aptos"/>
+          <w:b w:val="0"/>
+          <w:i w:val="0"/>
+          <w:color w:val="7C8894"/>
+          <w:sz w:val="20"/>
+        </w:rPr>
+        <w:t>—</w:t>
+        <w:tab/>
+      </w:r>
+      <w:r>
+        <w:rPr>
+          <w:rFonts w:ascii="Aptos" w:hAnsi="Aptos" w:cs="Aptos" w:eastAsia="Aptos"/>
+          <w:b/>
+          <w:i w:val="0"/>
+          <w:color w:val="2B2B2B"/>
+          <w:sz w:val="20"/>
+        </w:rPr>
+        <w:t>Decreto-Lei n.º 555/99, de 16 de dezembro</w:t>
+      </w:r>
+      <w:r>
+        <w:rPr>
+          <w:rFonts w:ascii="Aptos" w:hAnsi="Aptos" w:cs="Aptos" w:eastAsia="Aptos"/>
+          <w:b w:val="0"/>
+          <w:i w:val="0"/>
+          <w:color w:val="2B2B2B"/>
+          <w:sz w:val="20"/>
+        </w:rPr>
+        <w:t xml:space="preserve"> (RJUE), na redação do Decreto-Lei n.º 108/2026 — al. a) do n.º 5 do artigo 6.º e al. c) do n.º 2 do artigo 14.º.</w:t>
+      </w:r>
+    </w:p>
+    <w:p>
+      <w:pPr>
+        <w:spacing w:before="0" w:after="80" w:line="293" w:lineRule="auto"/>
+        <w:ind w:left="351" w:hanging="351"/>
+        <w:jc w:val="both"/>
+      </w:pPr>
+      <w:r>
+        <w:rPr>
+          <w:rFonts w:ascii="Aptos" w:hAnsi="Aptos" w:cs="Aptos" w:eastAsia="Aptos"/>
+          <w:b w:val="0"/>
+          <w:i w:val="0"/>
+          <w:color w:val="7C8894"/>
+          <w:sz w:val="20"/>
+        </w:rPr>
+        <w:t>—</w:t>
+        <w:tab/>
+      </w:r>
+      <w:r>
+        <w:rPr>
+          <w:rFonts w:ascii="Aptos" w:hAnsi="Aptos" w:cs="Aptos" w:eastAsia="Aptos"/>
+          <w:b/>
+          <w:i w:val="0"/>
+          <w:color w:val="2B2B2B"/>
+          <w:sz w:val="20"/>
+        </w:rPr>
+        <w:t>Decreto-Lei n.º 433/82, de 27 de outubro</w:t>
+      </w:r>
+      <w:r>
+        <w:rPr>
+          <w:rFonts w:ascii="Aptos" w:hAnsi="Aptos" w:cs="Aptos" w:eastAsia="Aptos"/>
+          <w:b w:val="0"/>
+          <w:i w:val="0"/>
+          <w:color w:val="2B2B2B"/>
+          <w:sz w:val="20"/>
+        </w:rPr>
+        <w:t xml:space="preserve"> (RGCO) — artigo 2.º, Diário da República de 27.10.1982, p. 3553; artigo 19.º na redação do </w:t>
+      </w:r>
+      <w:r>
+        <w:rPr>
+          <w:rFonts w:ascii="Aptos" w:hAnsi="Aptos" w:cs="Aptos" w:eastAsia="Aptos"/>
+          <w:b/>
+          <w:i w:val="0"/>
+          <w:color w:val="2B2B2B"/>
+          <w:sz w:val="20"/>
+        </w:rPr>
+        <w:t>Decreto-Lei n.º 244/95, de 14 de setembro</w:t>
+      </w:r>
+      <w:r>
+        <w:rPr>
+          <w:rFonts w:ascii="Aptos" w:hAnsi="Aptos" w:cs="Aptos" w:eastAsia="Aptos"/>
+          <w:b w:val="0"/>
+          <w:i w:val="0"/>
+          <w:color w:val="2B2B2B"/>
+          <w:sz w:val="20"/>
+        </w:rPr>
+        <w:t>, Diário da República n.º 213, de 14.9.1995, p. 5783.</w:t>
+      </w:r>
+    </w:p>
+    <w:p>
+      <w:pPr>
+        <w:spacing w:before="0" w:after="80" w:line="293" w:lineRule="auto"/>
+        <w:ind w:left="351" w:hanging="351"/>
+        <w:jc w:val="both"/>
+      </w:pPr>
+      <w:r>
+        <w:rPr>
+          <w:rFonts w:ascii="Aptos" w:hAnsi="Aptos" w:cs="Aptos" w:eastAsia="Aptos"/>
+          <w:b w:val="0"/>
+          <w:i w:val="0"/>
+          <w:color w:val="7C8894"/>
+          <w:sz w:val="20"/>
+        </w:rPr>
+        <w:t>—</w:t>
+        <w:tab/>
+      </w:r>
+      <w:r>
+        <w:rPr>
+          <w:rFonts w:ascii="Aptos" w:hAnsi="Aptos" w:cs="Aptos" w:eastAsia="Aptos"/>
+          <w:b/>
+          <w:i w:val="0"/>
+          <w:color w:val="2B2B2B"/>
+          <w:sz w:val="20"/>
+        </w:rPr>
+        <w:t>Código Civil</w:t>
+      </w:r>
+      <w:r>
+        <w:rPr>
+          <w:rFonts w:ascii="Aptos" w:hAnsi="Aptos" w:cs="Aptos" w:eastAsia="Aptos"/>
+          <w:b w:val="0"/>
+          <w:i w:val="0"/>
+          <w:color w:val="2B2B2B"/>
+          <w:sz w:val="20"/>
+        </w:rPr>
+        <w:t xml:space="preserve"> — artigo 7.º, Diário do Governo n.º 274, I série, de 25.11.1966, p. 1886 (digitalização conferida por conversão em imagem); al. a) do n.º 2 do artigo 1083.º.</w:t>
+      </w:r>
+    </w:p>
+    <w:p>
+      <w:pPr>
+        <w:spacing w:before="0" w:after="80" w:line="293" w:lineRule="auto"/>
+        <w:ind w:left="351" w:hanging="351"/>
+        <w:jc w:val="both"/>
+      </w:pPr>
+      <w:r>
+        <w:rPr>
+          <w:rFonts w:ascii="Aptos" w:hAnsi="Aptos" w:cs="Aptos" w:eastAsia="Aptos"/>
+          <w:b w:val="0"/>
+          <w:i w:val="0"/>
+          <w:color w:val="7C8894"/>
+          <w:sz w:val="20"/>
+        </w:rPr>
+        <w:t>—</w:t>
+        <w:tab/>
+      </w:r>
+      <w:r>
+        <w:rPr>
+          <w:rFonts w:ascii="Aptos" w:hAnsi="Aptos" w:cs="Aptos" w:eastAsia="Aptos"/>
+          <w:b/>
+          <w:i w:val="0"/>
+          <w:color w:val="2B2B2B"/>
+          <w:sz w:val="20"/>
+        </w:rPr>
+        <w:t>Constituição da República Portuguesa</w:t>
+      </w:r>
+      <w:r>
+        <w:rPr>
+          <w:rFonts w:ascii="Aptos" w:hAnsi="Aptos" w:cs="Aptos" w:eastAsia="Aptos"/>
+          <w:b w:val="0"/>
+          <w:i w:val="0"/>
+          <w:color w:val="2B2B2B"/>
+          <w:sz w:val="20"/>
+        </w:rPr>
+        <w:t xml:space="preserve"> — n.º 2 do artigo 112.º, conferido em edição institucional em PDF.</w:t>
+      </w:r>
+    </w:p>
+    <w:p>
+      <w:pPr>
+        <w:spacing w:before="0" w:after="80" w:line="293" w:lineRule="auto"/>
+        <w:ind w:left="351" w:hanging="351"/>
+        <w:jc w:val="both"/>
+      </w:pPr>
+      <w:r>
+        <w:rPr>
+          <w:rFonts w:ascii="Aptos" w:hAnsi="Aptos" w:cs="Aptos" w:eastAsia="Aptos"/>
+          <w:b w:val="0"/>
+          <w:i w:val="0"/>
+          <w:color w:val="7C8894"/>
+          <w:sz w:val="20"/>
+        </w:rPr>
+        <w:t>—</w:t>
+        <w:tab/>
+      </w:r>
+      <w:r>
+        <w:rPr>
+          <w:rFonts w:ascii="Aptos" w:hAnsi="Aptos" w:cs="Aptos" w:eastAsia="Aptos"/>
+          <w:b/>
+          <w:i w:val="0"/>
+          <w:color w:val="2B2B2B"/>
+          <w:sz w:val="20"/>
+        </w:rPr>
+        <w:t>Código do Imposto Municipal sobre Imóveis</w:t>
+      </w:r>
+      <w:r>
+        <w:rPr>
+          <w:rFonts w:ascii="Aptos" w:hAnsi="Aptos" w:cs="Aptos" w:eastAsia="Aptos"/>
+          <w:b w:val="0"/>
+          <w:i w:val="0"/>
+          <w:color w:val="2B2B2B"/>
+          <w:sz w:val="20"/>
+        </w:rPr>
+        <w:t xml:space="preserve"> — artigos 2.º a 6.º, classificação predial.</w:t>
+      </w:r>
+    </w:p>
+    <w:p>
+      <w:pPr>
+        <w:spacing w:before="0" w:after="80" w:line="293" w:lineRule="auto"/>
+        <w:ind w:left="351" w:hanging="351"/>
+        <w:jc w:val="both"/>
+      </w:pPr>
+      <w:r>
+        <w:rPr>
+          <w:rFonts w:ascii="Aptos" w:hAnsi="Aptos" w:cs="Aptos" w:eastAsia="Aptos"/>
+          <w:b w:val="0"/>
+          <w:i w:val="0"/>
+          <w:color w:val="7C8894"/>
+          <w:sz w:val="20"/>
+        </w:rPr>
+        <w:t>—</w:t>
+        <w:tab/>
+      </w:r>
+      <w:r>
+        <w:rPr>
+          <w:rFonts w:ascii="Aptos" w:hAnsi="Aptos" w:cs="Aptos" w:eastAsia="Aptos"/>
+          <w:b/>
+          <w:i w:val="0"/>
+          <w:color w:val="2B2B2B"/>
+          <w:sz w:val="20"/>
+        </w:rPr>
+        <w:t>Decreto-Lei n.º 82/2019, de 27 de junho</w:t>
+      </w:r>
+      <w:r>
+        <w:rPr>
+          <w:rFonts w:ascii="Aptos" w:hAnsi="Aptos" w:cs="Aptos" w:eastAsia="Aptos"/>
+          <w:b w:val="0"/>
+          <w:i w:val="0"/>
+          <w:color w:val="2B2B2B"/>
+          <w:sz w:val="20"/>
+        </w:rPr>
+        <w:t xml:space="preserve"> (SIAC); </w:t>
+      </w:r>
+      <w:r>
+        <w:rPr>
+          <w:rFonts w:ascii="Aptos" w:hAnsi="Aptos" w:cs="Aptos" w:eastAsia="Aptos"/>
+          <w:b/>
+          <w:i w:val="0"/>
+          <w:color w:val="2B2B2B"/>
+          <w:sz w:val="20"/>
+        </w:rPr>
+        <w:t>Decreto-Lei n.º 313/2003, de 17 de dezembro</w:t>
+      </w:r>
+      <w:r>
+        <w:rPr>
+          <w:rFonts w:ascii="Aptos" w:hAnsi="Aptos" w:cs="Aptos" w:eastAsia="Aptos"/>
+          <w:b w:val="0"/>
+          <w:i w:val="0"/>
+          <w:color w:val="2B2B2B"/>
+          <w:sz w:val="20"/>
+        </w:rPr>
+        <w:t xml:space="preserve">; </w:t>
+      </w:r>
+      <w:r>
+        <w:rPr>
+          <w:rFonts w:ascii="Aptos" w:hAnsi="Aptos" w:cs="Aptos" w:eastAsia="Aptos"/>
+          <w:b/>
+          <w:i w:val="0"/>
+          <w:color w:val="2B2B2B"/>
+          <w:sz w:val="20"/>
+        </w:rPr>
+        <w:t>Portaria n.º 264/2013, de 16 de agosto</w:t>
+      </w:r>
+      <w:r>
+        <w:rPr>
+          <w:rFonts w:ascii="Aptos" w:hAnsi="Aptos" w:cs="Aptos" w:eastAsia="Aptos"/>
+          <w:b w:val="0"/>
+          <w:i w:val="0"/>
+          <w:color w:val="2B2B2B"/>
+          <w:sz w:val="20"/>
+        </w:rPr>
+        <w:t xml:space="preserve">; </w:t>
+      </w:r>
+      <w:r>
+        <w:rPr>
+          <w:rFonts w:ascii="Aptos" w:hAnsi="Aptos" w:cs="Aptos" w:eastAsia="Aptos"/>
+          <w:b/>
+          <w:i w:val="0"/>
+          <w:color w:val="2B2B2B"/>
+          <w:sz w:val="20"/>
+        </w:rPr>
+        <w:t>Decreto-Lei n.º 91/2001</w:t>
+      </w:r>
+      <w:r>
+        <w:rPr>
+          <w:rFonts w:ascii="Aptos" w:hAnsi="Aptos" w:cs="Aptos" w:eastAsia="Aptos"/>
+          <w:b w:val="0"/>
+          <w:i w:val="0"/>
+          <w:color w:val="2B2B2B"/>
+          <w:sz w:val="20"/>
+        </w:rPr>
+        <w:t xml:space="preserve"> (revogado pelo artigo 19.º do Decreto-Lei n.º 314/2003).</w:t>
+      </w:r>
+    </w:p>
+    <w:tbl>
+      <w:tblPr>
+        <w:tblW w:type="auto" w:w="0"/>
+        <w:jc w:val="center"/>
+        <w:tblBorders>
+          <w:top w:val="nil"/>
+          <w:left w:val="nil"/>
+          <w:bottom w:val="nil"/>
+          <w:right w:val="nil"/>
+          <w:insideH w:val="nil"/>
+          <w:insideV w:val="nil"/>
+        </w:tblBorders>
+        <w:tblLayout w:type="fixed"/>
+        <w:tblLook w:firstColumn="1" w:firstRow="1" w:lastColumn="0" w:lastRow="0" w:noHBand="0" w:noVBand="1" w:val="04A0"/>
+      </w:tblPr>
+      <w:tblGrid>
+        <w:gridCol w:w="9412"/>
+      </w:tblGrid>
+      <w:tr>
+        <w:trPr>
+          <w:cantSplit/>
+        </w:trPr>
+        <w:tc>
+          <w:tcPr>
+            <w:tcW w:type="dxa" w:w="9411"/>
+            <w:tcBorders>
+              <w:top w:val="nil"/>
+              <w:left w:val="single" w:sz="18" w:space="0" w:color="E0BEBA"/>
+              <w:bottom w:val="nil"/>
+              <w:right w:val="nil"/>
+            </w:tcBorders>
+            <w:shd w:val="clear" w:color="auto" w:fill="FAF2F1"/>
+            <w:tcMar>
+              <w:top w:w="130" w:type="dxa"/>
+              <w:bottom w:w="130" w:type="dxa"/>
+              <w:left w:w="200" w:type="dxa"/>
+              <w:right w:w="180" w:type="dxa"/>
+            </w:tcMar>
+          </w:tcPr>
+          <w:p>
+            <w:pPr>
+              <w:spacing w:before="0" w:after="0" w:line="293" w:lineRule="auto"/>
+              <w:jc w:val="both"/>
+            </w:pPr>
+            <w:r>
+              <w:rPr>
+                <w:rFonts w:ascii="Aptos" w:hAnsi="Aptos" w:cs="Aptos" w:eastAsia="Aptos"/>
+                <w:b/>
+                <w:i w:val="0"/>
+                <w:color w:val="2B2B2B"/>
+                <w:sz w:val="19"/>
+              </w:rPr>
+              <w:t>Método.</w:t>
+            </w:r>
+            <w:r>
+              <w:rPr>
+                <w:rFonts w:ascii="Aptos" w:hAnsi="Aptos" w:cs="Aptos" w:eastAsia="Aptos"/>
+                <w:b w:val="0"/>
+                <w:i w:val="0"/>
+                <w:color w:val="2B2B2B"/>
+                <w:sz w:val="19"/>
+              </w:rPr>
+              <w:t xml:space="preserve"> Toda a citação legal deste estudo foi conferida contra o PDF do jornal oficial, pelo caminho descrito no ponto 18.2. Os compiladores privados serviram para localizar normas, nunca para as citar.</w:t>
+            </w:r>
+          </w:p>
+        </w:tc>
+      </w:tr>
+    </w:tbl>
+    <w:p>
+      <w:pPr>
+        <w:spacing w:before="0" w:after="180" w:line="293" w:lineRule="auto"/>
+      </w:pPr>
+    </w:p>
+    <w:p>
+      <w:pPr>
+        <w:keepNext/>
+        <w:spacing w:before="260" w:after="80" w:line="293" w:lineRule="auto"/>
+      </w:pPr>
+      <w:r>
+        <w:rPr>
+          <w:rFonts w:ascii="Aptos" w:hAnsi="Aptos" w:cs="Aptos" w:eastAsia="Aptos"/>
+          <w:b/>
+          <w:i w:val="0"/>
+          <w:color w:val="7C8894"/>
+          <w:sz w:val="21"/>
+        </w:rPr>
+        <w:t xml:space="preserve">C.2  </w:t>
+      </w:r>
+      <w:r>
+        <w:rPr>
+          <w:rFonts w:ascii="Aptos" w:hAnsi="Aptos" w:cs="Aptos" w:eastAsia="Aptos"/>
+          <w:b/>
+          <w:i w:val="0"/>
+          <w:color w:val="35506B"/>
+          <w:sz w:val="21"/>
+        </w:rPr>
+        <w:t>Jurisprudência consultada</w:t>
+      </w:r>
+    </w:p>
+    <w:p>
+      <w:pPr>
+        <w:spacing w:before="0" w:after="80" w:line="293" w:lineRule="auto"/>
+        <w:ind w:left="351" w:hanging="351"/>
+        <w:jc w:val="both"/>
+      </w:pPr>
+      <w:r>
+        <w:rPr>
+          <w:rFonts w:ascii="Aptos" w:hAnsi="Aptos" w:cs="Aptos" w:eastAsia="Aptos"/>
+          <w:b w:val="0"/>
+          <w:i w:val="0"/>
+          <w:color w:val="7C8894"/>
+          <w:sz w:val="20"/>
+        </w:rPr>
+        <w:t>—</w:t>
+        <w:tab/>
+      </w:r>
+      <w:r>
+        <w:rPr>
+          <w:rFonts w:ascii="Aptos" w:hAnsi="Aptos" w:cs="Aptos" w:eastAsia="Aptos"/>
+          <w:b/>
+          <w:i w:val="0"/>
+          <w:color w:val="2B2B2B"/>
+          <w:sz w:val="20"/>
+        </w:rPr>
+        <w:t>Acórdão do Tribunal Central Administrativo Sul de 4.2.2010</w:t>
+      </w:r>
+      <w:r>
+        <w:rPr>
+          <w:rFonts w:ascii="Aptos" w:hAnsi="Aptos" w:cs="Aptos" w:eastAsia="Aptos"/>
+          <w:b w:val="0"/>
+          <w:i w:val="0"/>
+          <w:color w:val="2B2B2B"/>
+          <w:sz w:val="20"/>
+        </w:rPr>
+        <w:t>, processo n.º 04784/09, relator Rui Pereira — descritores «alojamento de animais» e «prédio misto». Citado em 11.1.</w:t>
+      </w:r>
+    </w:p>
+    <w:p>
+      <w:pPr>
+        <w:spacing w:before="0" w:after="80" w:line="293" w:lineRule="auto"/>
+        <w:ind w:left="351" w:hanging="351"/>
+        <w:jc w:val="both"/>
+      </w:pPr>
+      <w:r>
+        <w:rPr>
+          <w:rFonts w:ascii="Aptos" w:hAnsi="Aptos" w:cs="Aptos" w:eastAsia="Aptos"/>
+          <w:b w:val="0"/>
+          <w:i w:val="0"/>
+          <w:color w:val="7C8894"/>
+          <w:sz w:val="20"/>
+        </w:rPr>
+        <w:t>—</w:t>
+        <w:tab/>
+      </w:r>
+      <w:r>
+        <w:rPr>
+          <w:rFonts w:ascii="Aptos" w:hAnsi="Aptos" w:cs="Aptos" w:eastAsia="Aptos"/>
+          <w:b/>
+          <w:i w:val="0"/>
+          <w:color w:val="2B2B2B"/>
+          <w:sz w:val="20"/>
+        </w:rPr>
+        <w:t>Acórdão do Tribunal da Relação de Lisboa de 28.6.2007</w:t>
+      </w:r>
+      <w:r>
+        <w:rPr>
+          <w:rFonts w:ascii="Aptos" w:hAnsi="Aptos" w:cs="Aptos" w:eastAsia="Aptos"/>
+          <w:b w:val="0"/>
+          <w:i w:val="0"/>
+          <w:color w:val="2B2B2B"/>
+          <w:sz w:val="20"/>
+        </w:rPr>
+        <w:t>, processo n.º 1692/2007-8, relator Salazar Casanova. Citado em 11.2.</w:t>
+      </w:r>
+    </w:p>
+    <w:p>
+      <w:pPr>
+        <w:spacing w:before="0" w:after="80" w:line="293" w:lineRule="auto"/>
+        <w:ind w:left="351" w:hanging="351"/>
+        <w:jc w:val="both"/>
+      </w:pPr>
+      <w:r>
+        <w:rPr>
+          <w:rFonts w:ascii="Aptos" w:hAnsi="Aptos" w:cs="Aptos" w:eastAsia="Aptos"/>
+          <w:b w:val="0"/>
+          <w:i w:val="0"/>
+          <w:color w:val="7C8894"/>
+          <w:sz w:val="20"/>
+        </w:rPr>
+        <w:t>—</w:t>
+        <w:tab/>
+      </w:r>
+      <w:r>
+        <w:rPr>
+          <w:rFonts w:ascii="Aptos" w:hAnsi="Aptos" w:cs="Aptos" w:eastAsia="Aptos"/>
+          <w:b/>
+          <w:i w:val="0"/>
+          <w:color w:val="2B2B2B"/>
+          <w:sz w:val="20"/>
+        </w:rPr>
+        <w:t>Acórdão do Tribunal da Relação de Guimarães de 19.5.2022</w:t>
+      </w:r>
+      <w:r>
+        <w:rPr>
+          <w:rFonts w:ascii="Aptos" w:hAnsi="Aptos" w:cs="Aptos" w:eastAsia="Aptos"/>
+          <w:b w:val="0"/>
+          <w:i w:val="0"/>
+          <w:color w:val="2B2B2B"/>
+          <w:sz w:val="20"/>
+        </w:rPr>
+        <w:t>, processo n.º 119/20.1T8FAF.G1, relator José Carlos Duarte. Citado em 11.3.</w:t>
+      </w:r>
+    </w:p>
+    <w:p>
+      <w:pPr>
+        <w:spacing w:before="0" w:after="80" w:line="293" w:lineRule="auto"/>
+        <w:ind w:left="351" w:hanging="351"/>
+        <w:jc w:val="both"/>
+      </w:pPr>
+      <w:r>
+        <w:rPr>
+          <w:rFonts w:ascii="Aptos" w:hAnsi="Aptos" w:cs="Aptos" w:eastAsia="Aptos"/>
+          <w:b w:val="0"/>
+          <w:i w:val="0"/>
+          <w:color w:val="7C8894"/>
+          <w:sz w:val="20"/>
+        </w:rPr>
+        <w:t>—</w:t>
+        <w:tab/>
+      </w:r>
+      <w:r>
+        <w:rPr>
+          <w:rFonts w:ascii="Aptos" w:hAnsi="Aptos" w:cs="Aptos" w:eastAsia="Aptos"/>
+          <w:b/>
+          <w:i w:val="0"/>
+          <w:color w:val="2B2B2B"/>
+          <w:sz w:val="20"/>
+        </w:rPr>
+        <w:t>Trinta e dois acórdãos que citam o Decreto-Lei n.º 314/2003 e trinta e seis que citam o Decreto-Lei n.º 276/2001</w:t>
+      </w:r>
+      <w:r>
+        <w:rPr>
+          <w:rFonts w:ascii="Aptos" w:hAnsi="Aptos" w:cs="Aptos" w:eastAsia="Aptos"/>
+          <w:b w:val="0"/>
+          <w:i w:val="0"/>
+          <w:color w:val="2B2B2B"/>
+          <w:sz w:val="20"/>
+        </w:rPr>
+        <w:t>, descarregados e lidos na íntegra nas bases dos tribunais superiores. Resultado negativo registado em 11.5.</w:t>
+      </w:r>
+    </w:p>
+    <w:p>
+      <w:pPr>
+        <w:spacing w:before="0" w:after="80" w:line="293" w:lineRule="auto"/>
+        <w:ind w:left="351" w:hanging="351"/>
+        <w:jc w:val="both"/>
+      </w:pPr>
+      <w:r>
+        <w:rPr>
+          <w:rFonts w:ascii="Aptos" w:hAnsi="Aptos" w:cs="Aptos" w:eastAsia="Aptos"/>
+          <w:b w:val="0"/>
+          <w:i w:val="0"/>
+          <w:color w:val="7C8894"/>
+          <w:sz w:val="20"/>
+        </w:rPr>
+        <w:t>—</w:t>
+        <w:tab/>
+      </w:r>
+      <w:r>
+        <w:rPr>
+          <w:rFonts w:ascii="Aptos" w:hAnsi="Aptos" w:cs="Aptos" w:eastAsia="Aptos"/>
+          <w:b/>
+          <w:i w:val="0"/>
+          <w:color w:val="2B2B2B"/>
+          <w:sz w:val="20"/>
+        </w:rPr>
+        <w:t>Acórdão do Tribunal Judicial da Comarca do Porto, juízo central criminal de Matosinhos, de 9.9.2026</w:t>
+      </w:r>
+      <w:r>
+        <w:rPr>
+          <w:rFonts w:ascii="Aptos" w:hAnsi="Aptos" w:cs="Aptos" w:eastAsia="Aptos"/>
+          <w:b w:val="0"/>
+          <w:i w:val="0"/>
+          <w:color w:val="2B2B2B"/>
+          <w:sz w:val="20"/>
+        </w:rPr>
+        <w:t xml:space="preserve"> — abrigos de Santo Tirso. </w:t>
+      </w:r>
+      <w:r>
+        <w:rPr>
+          <w:rFonts w:ascii="Aptos" w:hAnsi="Aptos" w:cs="Aptos" w:eastAsia="Aptos"/>
+          <w:b/>
+          <w:i w:val="0"/>
+          <w:color w:val="2B2B2B"/>
+          <w:sz w:val="20"/>
+        </w:rPr>
+        <w:t>Texto não obtido</w:t>
+      </w:r>
+      <w:r>
+        <w:rPr>
+          <w:rFonts w:ascii="Aptos" w:hAnsi="Aptos" w:cs="Aptos" w:eastAsia="Aptos"/>
+          <w:b w:val="0"/>
+          <w:i w:val="0"/>
+          <w:color w:val="2B2B2B"/>
+          <w:sz w:val="20"/>
+        </w:rPr>
+        <w:t>; usado no ponto 9.5 apenas por notícia da leitura oral. Decisão objeto de recurso anunciado.</w:t>
+      </w:r>
+    </w:p>
+    <w:p>
+      <w:pPr>
+        <w:keepNext/>
+        <w:spacing w:before="260" w:after="80" w:line="293" w:lineRule="auto"/>
+      </w:pPr>
+      <w:r>
+        <w:rPr>
+          <w:rFonts w:ascii="Aptos" w:hAnsi="Aptos" w:cs="Aptos" w:eastAsia="Aptos"/>
+          <w:b/>
+          <w:i w:val="0"/>
+          <w:color w:val="7C8894"/>
+          <w:sz w:val="21"/>
+        </w:rPr>
+        <w:t xml:space="preserve">C.3  </w:t>
+      </w:r>
+      <w:r>
+        <w:rPr>
+          <w:rFonts w:ascii="Aptos" w:hAnsi="Aptos" w:cs="Aptos" w:eastAsia="Aptos"/>
+          <w:b/>
+          <w:i w:val="0"/>
+          <w:color w:val="35506B"/>
+          <w:sz w:val="21"/>
+        </w:rPr>
+        <w:t>Doutrina</w:t>
+      </w:r>
+    </w:p>
+    <w:p>
+      <w:pPr>
+        <w:spacing w:before="0" w:after="80" w:line="293" w:lineRule="auto"/>
+        <w:ind w:left="351" w:hanging="351"/>
+        <w:jc w:val="both"/>
+      </w:pPr>
+      <w:r>
+        <w:rPr>
+          <w:rFonts w:ascii="Aptos" w:hAnsi="Aptos" w:cs="Aptos" w:eastAsia="Aptos"/>
+          <w:b w:val="0"/>
+          <w:i w:val="0"/>
+          <w:color w:val="7C8894"/>
+          <w:sz w:val="20"/>
+        </w:rPr>
+        <w:t>—</w:t>
+        <w:tab/>
+      </w:r>
+      <w:r>
+        <w:rPr>
+          <w:rFonts w:ascii="Aptos" w:hAnsi="Aptos" w:cs="Aptos" w:eastAsia="Aptos"/>
+          <w:b/>
+          <w:i w:val="0"/>
+          <w:color w:val="2B2B2B"/>
+          <w:sz w:val="20"/>
+        </w:rPr>
+        <w:t>BRANCO, Bruno Filipe Salvador da Silva</w:t>
+      </w:r>
+      <w:r>
+        <w:rPr>
+          <w:rFonts w:ascii="Aptos" w:hAnsi="Aptos" w:cs="Aptos" w:eastAsia="Aptos"/>
+          <w:b w:val="0"/>
+          <w:i w:val="0"/>
+          <w:color w:val="2B2B2B"/>
+          <w:sz w:val="20"/>
+        </w:rPr>
+        <w:t xml:space="preserve">, «A detenção de animais de companhia — uma análise do ponto de vista contraordenacional», *Revista Jurídica Luso-Brasileira*, Ano 5 (2019), n.º 2, pp. 229-260. Centro de Investigação de Direito Privado da Faculdade de Direito da Universidade de Lisboa. </w:t>
+      </w:r>
+      <w:r>
+        <w:rPr>
+          <w:rFonts w:ascii="Aptos" w:hAnsi="Aptos" w:cs="Aptos" w:eastAsia="Aptos"/>
+          <w:b/>
+          <w:i w:val="0"/>
+          <w:color w:val="2B2B2B"/>
+          <w:sz w:val="20"/>
+        </w:rPr>
+        <w:t>Lido integralmente</w:t>
+      </w:r>
+      <w:r>
+        <w:rPr>
+          <w:rFonts w:ascii="Aptos" w:hAnsi="Aptos" w:cs="Aptos" w:eastAsia="Aptos"/>
+          <w:b w:val="0"/>
+          <w:i w:val="0"/>
+          <w:color w:val="2B2B2B"/>
+          <w:sz w:val="20"/>
+        </w:rPr>
+        <w:t>; tratado em 11.4. É a única fonte doutrinal localizada que trata o artigo 3.º na perspetiva da fiscalização.</w:t>
+      </w:r>
+    </w:p>
+    <w:p>
+      <w:pPr>
+        <w:spacing w:before="0" w:after="80" w:line="293" w:lineRule="auto"/>
+        <w:ind w:left="351" w:hanging="351"/>
+        <w:jc w:val="both"/>
+      </w:pPr>
+      <w:r>
+        <w:rPr>
+          <w:rFonts w:ascii="Aptos" w:hAnsi="Aptos" w:cs="Aptos" w:eastAsia="Aptos"/>
+          <w:b w:val="0"/>
+          <w:i w:val="0"/>
+          <w:color w:val="7C8894"/>
+          <w:sz w:val="20"/>
+        </w:rPr>
+        <w:t>—</w:t>
+        <w:tab/>
+      </w:r>
+      <w:r>
+        <w:rPr>
+          <w:rFonts w:ascii="Aptos" w:hAnsi="Aptos" w:cs="Aptos" w:eastAsia="Aptos"/>
+          <w:b/>
+          <w:i w:val="0"/>
+          <w:color w:val="2B2B2B"/>
+          <w:sz w:val="20"/>
+        </w:rPr>
+        <w:t>Posição doutrinal sobre os limites do artigo 3.º em propriedade horizontal</w:t>
+      </w:r>
+      <w:r>
+        <w:rPr>
+          <w:rFonts w:ascii="Aptos" w:hAnsi="Aptos" w:cs="Aptos" w:eastAsia="Aptos"/>
+          <w:b w:val="0"/>
+          <w:i w:val="0"/>
+          <w:color w:val="2B2B2B"/>
+          <w:sz w:val="20"/>
+        </w:rPr>
+        <w:t xml:space="preserve"> — sustenta que os limites valem apenas para prevenção de zoonoses e não limitam os poderes do proprietário de fracção autónoma. Referida em 11.3 pelo seu conteúdo, por não ter sido acolhida pelo Tribunal da Relação de Guimarães. </w:t>
+      </w:r>
+      <w:r>
+        <w:rPr>
+          <w:rFonts w:ascii="Aptos" w:hAnsi="Aptos" w:cs="Aptos" w:eastAsia="Aptos"/>
+          <w:b/>
+          <w:i w:val="0"/>
+          <w:color w:val="2B2B2B"/>
+          <w:sz w:val="20"/>
+        </w:rPr>
+        <w:t>Fonte não consultada em primeira mão.</w:t>
+      </w:r>
+    </w:p>
+    <w:tbl>
+      <w:tblPr>
+        <w:tblW w:type="auto" w:w="0"/>
+        <w:jc w:val="center"/>
+        <w:tblBorders>
+          <w:top w:val="nil"/>
+          <w:left w:val="nil"/>
+          <w:bottom w:val="nil"/>
+          <w:right w:val="nil"/>
+          <w:insideH w:val="nil"/>
+          <w:insideV w:val="nil"/>
+        </w:tblBorders>
+        <w:tblLayout w:type="fixed"/>
+        <w:tblLook w:firstColumn="1" w:firstRow="1" w:lastColumn="0" w:lastRow="0" w:noHBand="0" w:noVBand="1" w:val="04A0"/>
+      </w:tblPr>
+      <w:tblGrid>
+        <w:gridCol w:w="9412"/>
+      </w:tblGrid>
+      <w:tr>
+        <w:trPr>
+          <w:cantSplit/>
+        </w:trPr>
+        <w:tc>
+          <w:tcPr>
+            <w:tcW w:type="dxa" w:w="9411"/>
+            <w:tcBorders>
+              <w:top w:val="nil"/>
+              <w:left w:val="single" w:sz="18" w:space="0" w:color="E0BEBA"/>
+              <w:bottom w:val="nil"/>
+              <w:right w:val="nil"/>
+            </w:tcBorders>
+            <w:shd w:val="clear" w:color="auto" w:fill="FAF2F1"/>
+            <w:tcMar>
+              <w:top w:w="130" w:type="dxa"/>
+              <w:bottom w:w="130" w:type="dxa"/>
+              <w:left w:w="200" w:type="dxa"/>
+              <w:right w:w="180" w:type="dxa"/>
+            </w:tcMar>
+          </w:tcPr>
+          <w:p>
+            <w:pPr>
+              <w:spacing w:before="0" w:after="0" w:line="293" w:lineRule="auto"/>
+              <w:jc w:val="both"/>
+            </w:pPr>
+            <w:r>
+              <w:rPr>
+                <w:rFonts w:ascii="Aptos" w:hAnsi="Aptos" w:cs="Aptos" w:eastAsia="Aptos"/>
+                <w:b/>
+                <w:i w:val="0"/>
+                <w:color w:val="2B2B2B"/>
+                <w:sz w:val="19"/>
+              </w:rPr>
+              <w:t>Lacuna assumida.</w:t>
+            </w:r>
+            <w:r>
+              <w:rPr>
+                <w:rFonts w:ascii="Aptos" w:hAnsi="Aptos" w:cs="Aptos" w:eastAsia="Aptos"/>
+                <w:b w:val="0"/>
+                <w:i w:val="0"/>
+                <w:color w:val="2B2B2B"/>
+                <w:sz w:val="19"/>
+              </w:rPr>
+              <w:t xml:space="preserve"> Não se localizou doutrina que trate a questão deste estudo — se os limites por fogo fixam a lotação de um alojamento registado —, nem doutrina, jurisprudência ou parecer sobre a ressalva da al. p) do n.º 1 do artigo 2.º do Decreto-Lei n.º 276/2001 (ver 14.4). O raciocínio dos capítulos 9, 14 e 15 é próprio.</w:t>
+            </w:r>
+          </w:p>
+        </w:tc>
+      </w:tr>
+    </w:tbl>
+    <w:p>
+      <w:pPr>
+        <w:spacing w:before="0" w:after="180" w:line="293" w:lineRule="auto"/>
+      </w:pPr>
+    </w:p>
+    <w:p>
+      <w:pPr>
+        <w:keepNext/>
+        <w:spacing w:before="260" w:after="80" w:line="293" w:lineRule="auto"/>
+      </w:pPr>
+      <w:r>
+        <w:rPr>
+          <w:rFonts w:ascii="Aptos" w:hAnsi="Aptos" w:cs="Aptos" w:eastAsia="Aptos"/>
+          <w:b/>
+          <w:i w:val="0"/>
+          <w:color w:val="7C8894"/>
+          <w:sz w:val="21"/>
+        </w:rPr>
+        <w:t xml:space="preserve">C.4  </w:t>
+      </w:r>
+      <w:r>
+        <w:rPr>
+          <w:rFonts w:ascii="Aptos" w:hAnsi="Aptos" w:cs="Aptos" w:eastAsia="Aptos"/>
+          <w:b/>
+          <w:i w:val="0"/>
+          <w:color w:val="35506B"/>
+          <w:sz w:val="21"/>
+        </w:rPr>
+        <w:t>Fontes administrativas e institucionais</w:t>
+      </w:r>
+    </w:p>
+    <w:p>
+      <w:pPr>
+        <w:spacing w:before="0" w:after="80" w:line="293" w:lineRule="auto"/>
+        <w:ind w:left="351" w:hanging="351"/>
+        <w:jc w:val="both"/>
+      </w:pPr>
+      <w:r>
+        <w:rPr>
+          <w:rFonts w:ascii="Aptos" w:hAnsi="Aptos" w:cs="Aptos" w:eastAsia="Aptos"/>
+          <w:b w:val="0"/>
+          <w:i w:val="0"/>
+          <w:color w:val="7C8894"/>
+          <w:sz w:val="20"/>
+        </w:rPr>
+        <w:t>—</w:t>
+        <w:tab/>
+      </w:r>
+      <w:r>
+        <w:rPr>
+          <w:rFonts w:ascii="Aptos" w:hAnsi="Aptos" w:cs="Aptos" w:eastAsia="Aptos"/>
+          <w:b/>
+          <w:i w:val="0"/>
+          <w:color w:val="2B2B2B"/>
+          <w:sz w:val="20"/>
+        </w:rPr>
+        <w:t>DGAV — «FAQ's para alojamentos de criação»</w:t>
+      </w:r>
+      <w:r>
+        <w:rPr>
+          <w:rFonts w:ascii="Aptos" w:hAnsi="Aptos" w:cs="Aptos" w:eastAsia="Aptos"/>
+          <w:b w:val="0"/>
+          <w:i w:val="0"/>
+          <w:color w:val="2B2B2B"/>
+          <w:sz w:val="20"/>
+        </w:rPr>
+        <w:t>, versão de julho de 2025. Tratada em 12.</w:t>
+      </w:r>
+    </w:p>
+    <w:p>
+      <w:pPr>
+        <w:spacing w:before="0" w:after="80" w:line="293" w:lineRule="auto"/>
+        <w:ind w:left="351" w:hanging="351"/>
+        <w:jc w:val="both"/>
+      </w:pPr>
+      <w:r>
+        <w:rPr>
+          <w:rFonts w:ascii="Aptos" w:hAnsi="Aptos" w:cs="Aptos" w:eastAsia="Aptos"/>
+          <w:b w:val="0"/>
+          <w:i w:val="0"/>
+          <w:color w:val="7C8894"/>
+          <w:sz w:val="20"/>
+        </w:rPr>
+        <w:t>—</w:t>
+        <w:tab/>
+      </w:r>
+      <w:r>
+        <w:rPr>
+          <w:rFonts w:ascii="Aptos" w:hAnsi="Aptos" w:cs="Aptos" w:eastAsia="Aptos"/>
+          <w:b/>
+          <w:i w:val="0"/>
+          <w:color w:val="2B2B2B"/>
+          <w:sz w:val="20"/>
+        </w:rPr>
+        <w:t>Município do Porto</w:t>
+      </w:r>
+      <w:r>
+        <w:rPr>
+          <w:rFonts w:ascii="Aptos" w:hAnsi="Aptos" w:cs="Aptos" w:eastAsia="Aptos"/>
+          <w:b w:val="0"/>
+          <w:i w:val="0"/>
+          <w:color w:val="2B2B2B"/>
+          <w:sz w:val="20"/>
+        </w:rPr>
+        <w:t xml:space="preserve"> — serviço «Autorização de alojamento de animais em n.º superior ao previsto na lei».</w:t>
+      </w:r>
+    </w:p>
+    <w:p>
+      <w:pPr>
+        <w:spacing w:before="0" w:after="80" w:line="293" w:lineRule="auto"/>
+        <w:ind w:left="351" w:hanging="351"/>
+        <w:jc w:val="both"/>
+      </w:pPr>
+      <w:r>
+        <w:rPr>
+          <w:rFonts w:ascii="Aptos" w:hAnsi="Aptos" w:cs="Aptos" w:eastAsia="Aptos"/>
+          <w:b w:val="0"/>
+          <w:i w:val="0"/>
+          <w:color w:val="7C8894"/>
+          <w:sz w:val="20"/>
+        </w:rPr>
+        <w:t>—</w:t>
+        <w:tab/>
+      </w:r>
+      <w:r>
+        <w:rPr>
+          <w:rFonts w:ascii="Aptos" w:hAnsi="Aptos" w:cs="Aptos" w:eastAsia="Aptos"/>
+          <w:b/>
+          <w:i w:val="0"/>
+          <w:color w:val="2B2B2B"/>
+          <w:sz w:val="20"/>
+        </w:rPr>
+        <w:t>Município do Cartaxo</w:t>
+      </w:r>
+      <w:r>
+        <w:rPr>
+          <w:rFonts w:ascii="Aptos" w:hAnsi="Aptos" w:cs="Aptos" w:eastAsia="Aptos"/>
+          <w:b w:val="0"/>
+          <w:i w:val="0"/>
+          <w:color w:val="2B2B2B"/>
+          <w:sz w:val="20"/>
+        </w:rPr>
+        <w:t xml:space="preserve"> — Regulamento n.º 181/2025, de 31 de janeiro, Diário da República, 2.ª série, n.º 22; artigo 13.º.</w:t>
+      </w:r>
+    </w:p>
+    <w:p>
+      <w:pPr>
+        <w:spacing w:before="0" w:after="80" w:line="293" w:lineRule="auto"/>
+        <w:ind w:left="351" w:hanging="351"/>
+        <w:jc w:val="both"/>
+      </w:pPr>
+      <w:r>
+        <w:rPr>
+          <w:rFonts w:ascii="Aptos" w:hAnsi="Aptos" w:cs="Aptos" w:eastAsia="Aptos"/>
+          <w:b w:val="0"/>
+          <w:i w:val="0"/>
+          <w:color w:val="7C8894"/>
+          <w:sz w:val="20"/>
+        </w:rPr>
+        <w:t>—</w:t>
+        <w:tab/>
+      </w:r>
+      <w:r>
+        <w:rPr>
+          <w:rFonts w:ascii="Aptos" w:hAnsi="Aptos" w:cs="Aptos" w:eastAsia="Aptos"/>
+          <w:b/>
+          <w:i w:val="0"/>
+          <w:color w:val="2B2B2B"/>
+          <w:sz w:val="20"/>
+        </w:rPr>
+        <w:t>Comunidade Intermunicipal do Alto Minho</w:t>
+      </w:r>
+      <w:r>
+        <w:rPr>
+          <w:rFonts w:ascii="Aptos" w:hAnsi="Aptos" w:cs="Aptos" w:eastAsia="Aptos"/>
+          <w:b w:val="0"/>
+          <w:i w:val="0"/>
+          <w:color w:val="2B2B2B"/>
+          <w:sz w:val="20"/>
+        </w:rPr>
+        <w:t xml:space="preserve"> — perguntas frequentes sobre animais de companhia.</w:t>
+      </w:r>
+    </w:p>
+    <w:p>
+      <w:pPr>
+        <w:spacing w:before="0" w:after="80" w:line="293" w:lineRule="auto"/>
+        <w:ind w:left="351" w:hanging="351"/>
+        <w:jc w:val="both"/>
+      </w:pPr>
+      <w:r>
+        <w:rPr>
+          <w:rFonts w:ascii="Aptos" w:hAnsi="Aptos" w:cs="Aptos" w:eastAsia="Aptos"/>
+          <w:b w:val="0"/>
+          <w:i w:val="0"/>
+          <w:color w:val="7C8894"/>
+          <w:sz w:val="20"/>
+        </w:rPr>
+        <w:t>—</w:t>
+        <w:tab/>
+      </w:r>
+      <w:r>
+        <w:rPr>
+          <w:rFonts w:ascii="Aptos" w:hAnsi="Aptos" w:cs="Aptos" w:eastAsia="Aptos"/>
+          <w:b/>
+          <w:i w:val="0"/>
+          <w:color w:val="2B2B2B"/>
+          <w:sz w:val="20"/>
+        </w:rPr>
+        <w:t>Parecer jurídico externo obtido pela Câmara Municipal de Santo Tirso (2018)</w:t>
+      </w:r>
+      <w:r>
+        <w:rPr>
+          <w:rFonts w:ascii="Aptos" w:hAnsi="Aptos" w:cs="Aptos" w:eastAsia="Aptos"/>
+          <w:b w:val="0"/>
+          <w:i w:val="0"/>
+          <w:color w:val="2B2B2B"/>
+          <w:sz w:val="20"/>
+        </w:rPr>
+        <w:t xml:space="preserve"> — conclui que «as câmaras não têm competência para encerrar abrigos de animais». </w:t>
+      </w:r>
+      <w:r>
+        <w:rPr>
+          <w:rFonts w:ascii="Aptos" w:hAnsi="Aptos" w:cs="Aptos" w:eastAsia="Aptos"/>
+          <w:b/>
+          <w:i w:val="0"/>
+          <w:color w:val="2B2B2B"/>
+          <w:sz w:val="20"/>
+        </w:rPr>
+        <w:t>Texto não obtido</w:t>
+      </w:r>
+      <w:r>
+        <w:rPr>
+          <w:rFonts w:ascii="Aptos" w:hAnsi="Aptos" w:cs="Aptos" w:eastAsia="Aptos"/>
+          <w:b w:val="0"/>
+          <w:i w:val="0"/>
+          <w:color w:val="2B2B2B"/>
+          <w:sz w:val="20"/>
+        </w:rPr>
+        <w:t>; conhecido por referência na imprensa. Tratado em 9.5.</w:t>
+      </w:r>
+    </w:p>
+    <w:p>
+      <w:pPr>
+        <w:spacing w:before="0" w:after="80" w:line="293" w:lineRule="auto"/>
+        <w:ind w:left="351" w:hanging="351"/>
+        <w:jc w:val="both"/>
+      </w:pPr>
+      <w:r>
+        <w:rPr>
+          <w:rFonts w:ascii="Aptos" w:hAnsi="Aptos" w:cs="Aptos" w:eastAsia="Aptos"/>
+          <w:b w:val="0"/>
+          <w:i w:val="0"/>
+          <w:color w:val="7C8894"/>
+          <w:sz w:val="20"/>
+        </w:rPr>
+        <w:t>—</w:t>
+        <w:tab/>
+      </w:r>
+      <w:r>
+        <w:rPr>
+          <w:rFonts w:ascii="Aptos" w:hAnsi="Aptos" w:cs="Aptos" w:eastAsia="Aptos"/>
+          <w:b/>
+          <w:i w:val="0"/>
+          <w:color w:val="2B2B2B"/>
+          <w:sz w:val="20"/>
+        </w:rPr>
+        <w:t>Despacho da DGAV de 2012</w:t>
+      </w:r>
+      <w:r>
+        <w:rPr>
+          <w:rFonts w:ascii="Aptos" w:hAnsi="Aptos" w:cs="Aptos" w:eastAsia="Aptos"/>
+          <w:b w:val="0"/>
+          <w:i w:val="0"/>
+          <w:color w:val="2B2B2B"/>
+          <w:sz w:val="20"/>
+        </w:rPr>
+        <w:t xml:space="preserve"> dirigido à Câmara Municipal de Santo Tirso, pedindo diligências para retirar os animais do abrigo «Cantinho das Quatro Patas». </w:t>
+      </w:r>
+      <w:r>
+        <w:rPr>
+          <w:rFonts w:ascii="Aptos" w:hAnsi="Aptos" w:cs="Aptos" w:eastAsia="Aptos"/>
+          <w:b/>
+          <w:i w:val="0"/>
+          <w:color w:val="2B2B2B"/>
+          <w:sz w:val="20"/>
+        </w:rPr>
+        <w:t>Texto não obtido</w:t>
+      </w:r>
+      <w:r>
+        <w:rPr>
+          <w:rFonts w:ascii="Aptos" w:hAnsi="Aptos" w:cs="Aptos" w:eastAsia="Aptos"/>
+          <w:b w:val="0"/>
+          <w:i w:val="0"/>
+          <w:color w:val="2B2B2B"/>
+          <w:sz w:val="20"/>
+        </w:rPr>
+        <w:t>; conhecido por referência na imprensa e compatível com o esclarecimento governamental de 2020.</w:t>
+      </w:r>
+    </w:p>
+    <w:p>
+      <w:pPr>
+        <w:spacing w:before="0" w:after="80" w:line="293" w:lineRule="auto"/>
+        <w:ind w:left="351" w:hanging="351"/>
+        <w:jc w:val="both"/>
+      </w:pPr>
+      <w:r>
+        <w:rPr>
+          <w:rFonts w:ascii="Aptos" w:hAnsi="Aptos" w:cs="Aptos" w:eastAsia="Aptos"/>
+          <w:b w:val="0"/>
+          <w:i w:val="0"/>
+          <w:color w:val="7C8894"/>
+          <w:sz w:val="20"/>
+        </w:rPr>
+        <w:t>—</w:t>
+        <w:tab/>
+      </w:r>
+      <w:r>
+        <w:rPr>
+          <w:rFonts w:ascii="Aptos" w:hAnsi="Aptos" w:cs="Aptos" w:eastAsia="Aptos"/>
+          <w:b/>
+          <w:i w:val="0"/>
+          <w:color w:val="2B2B2B"/>
+          <w:sz w:val="20"/>
+        </w:rPr>
+        <w:t>«Esclarecimento sobre legalidade dos alojamentos de hospedagem de animais sem fins lucrativos afetados pelo incêndio de Santo Tirso»</w:t>
+      </w:r>
+      <w:r>
+        <w:rPr>
+          <w:rFonts w:ascii="Aptos" w:hAnsi="Aptos" w:cs="Aptos" w:eastAsia="Aptos"/>
+          <w:b w:val="0"/>
+          <w:i w:val="0"/>
+          <w:color w:val="2B2B2B"/>
+          <w:sz w:val="20"/>
+        </w:rPr>
+        <w:t xml:space="preserve">, XXII Governo, Secretaria de Estado da Agricultura e do Desenvolvimento Rural, 21.7.2020. </w:t>
+      </w:r>
+      <w:r>
+        <w:rPr>
+          <w:rFonts w:ascii="Aptos" w:hAnsi="Aptos" w:cs="Aptos" w:eastAsia="Aptos"/>
+          <w:b/>
+          <w:i w:val="0"/>
+          <w:color w:val="2B2B2B"/>
+          <w:sz w:val="20"/>
+        </w:rPr>
+        <w:t>Lido.</w:t>
+      </w:r>
+      <w:r>
+        <w:rPr>
+          <w:rFonts w:ascii="Aptos" w:hAnsi="Aptos" w:cs="Aptos" w:eastAsia="Aptos"/>
+          <w:b w:val="0"/>
+          <w:i w:val="0"/>
+          <w:color w:val="2B2B2B"/>
+          <w:sz w:val="20"/>
+        </w:rPr>
+        <w:t xml:space="preserve"> Fonte do histórico de vistorias desde 2006, da intervenção da DGAV desde 2010 e da afirmação de que os dois espaços nunca cumpriram os procedimentos do Decreto-Lei n.º 276/2001.</w:t>
+      </w:r>
+    </w:p>
+    <w:p>
+      <w:pPr>
+        <w:spacing w:before="0" w:after="80" w:line="293" w:lineRule="auto"/>
+        <w:ind w:left="351" w:hanging="351"/>
+        <w:jc w:val="both"/>
+      </w:pPr>
+      <w:r>
+        <w:rPr>
+          <w:rFonts w:ascii="Aptos" w:hAnsi="Aptos" w:cs="Aptos" w:eastAsia="Aptos"/>
+          <w:b w:val="0"/>
+          <w:i w:val="0"/>
+          <w:color w:val="7C8894"/>
+          <w:sz w:val="20"/>
+        </w:rPr>
+        <w:t>—</w:t>
+        <w:tab/>
+      </w:r>
+      <w:r>
+        <w:rPr>
+          <w:rFonts w:ascii="Aptos" w:hAnsi="Aptos" w:cs="Aptos" w:eastAsia="Aptos"/>
+          <w:b/>
+          <w:i w:val="0"/>
+          <w:color w:val="2B2B2B"/>
+          <w:sz w:val="20"/>
+        </w:rPr>
+        <w:t>Despacho n.º 6928/2020, de 19 de junho</w:t>
+      </w:r>
+      <w:r>
+        <w:rPr>
+          <w:rFonts w:ascii="Aptos" w:hAnsi="Aptos" w:cs="Aptos" w:eastAsia="Aptos"/>
+          <w:b w:val="0"/>
+          <w:i w:val="0"/>
+          <w:color w:val="2B2B2B"/>
+          <w:sz w:val="20"/>
+        </w:rPr>
+        <w:t xml:space="preserve"> — Grupo de Trabalho para o Bem-Estar Animal, invocado naquele esclarecimento.</w:t>
+      </w:r>
+    </w:p>
+    <w:p>
+      <w:pPr>
+        <w:keepNext/>
+        <w:spacing w:before="260" w:after="80" w:line="293" w:lineRule="auto"/>
+      </w:pPr>
+      <w:r>
+        <w:rPr>
+          <w:rFonts w:ascii="Aptos" w:hAnsi="Aptos" w:cs="Aptos" w:eastAsia="Aptos"/>
+          <w:b/>
+          <w:i w:val="0"/>
+          <w:color w:val="7C8894"/>
+          <w:sz w:val="21"/>
+        </w:rPr>
+        <w:t xml:space="preserve">C.5  </w:t>
+      </w:r>
+      <w:r>
+        <w:rPr>
+          <w:rFonts w:ascii="Aptos" w:hAnsi="Aptos" w:cs="Aptos" w:eastAsia="Aptos"/>
+          <w:b/>
+          <w:i w:val="0"/>
+          <w:color w:val="35506B"/>
+          <w:sz w:val="21"/>
+        </w:rPr>
+        <w:t>Imprensa — caso de Santo Tirso</w:t>
+      </w:r>
+    </w:p>
+    <w:p>
+      <w:pPr>
+        <w:spacing w:before="0" w:after="140" w:line="293" w:lineRule="auto"/>
+        <w:jc w:val="both"/>
+      </w:pPr>
+      <w:r>
+        <w:rPr>
+          <w:rFonts w:ascii="Aptos" w:hAnsi="Aptos" w:cs="Aptos" w:eastAsia="Aptos"/>
+          <w:b w:val="0"/>
+          <w:i w:val="0"/>
+          <w:color w:val="2B2B2B"/>
+          <w:sz w:val="20"/>
+        </w:rPr>
+        <w:t>Usada exclusivamente para o apuramento factual do ponto 9.5, e identificada como tal. Não vale como fonte de direito. As peças consultadas divergem no número de animais mortos (54, 73, 92, 93), pelo que o estudo não fixa um número.</w:t>
+      </w:r>
+    </w:p>
+    <w:p>
+      <w:pPr>
+        <w:spacing w:before="0" w:after="80" w:line="293" w:lineRule="auto"/>
+        <w:ind w:left="351" w:hanging="351"/>
+        <w:jc w:val="both"/>
+      </w:pPr>
+      <w:r>
+        <w:rPr>
+          <w:rFonts w:ascii="Aptos" w:hAnsi="Aptos" w:cs="Aptos" w:eastAsia="Aptos"/>
+          <w:b w:val="0"/>
+          <w:i w:val="0"/>
+          <w:color w:val="7C8894"/>
+          <w:sz w:val="20"/>
+        </w:rPr>
+        <w:t>—</w:t>
+        <w:tab/>
+      </w:r>
+      <w:r>
+        <w:rPr>
+          <w:rFonts w:ascii="Aptos" w:hAnsi="Aptos" w:cs="Aptos" w:eastAsia="Aptos"/>
+          <w:b/>
+          <w:i w:val="0"/>
+          <w:color w:val="2B2B2B"/>
+          <w:sz w:val="20"/>
+        </w:rPr>
+        <w:t>Público</w:t>
+      </w:r>
+      <w:r>
+        <w:rPr>
+          <w:rFonts w:ascii="Aptos" w:hAnsi="Aptos" w:cs="Aptos" w:eastAsia="Aptos"/>
+          <w:b w:val="0"/>
+          <w:i w:val="0"/>
+          <w:color w:val="2B2B2B"/>
+          <w:sz w:val="20"/>
+        </w:rPr>
+        <w:t>, 11.12.2024 — remessa do processo para julgamento; identificação dos arguidos e do número de crimes imputados a cada um.</w:t>
+      </w:r>
+    </w:p>
+    <w:p>
+      <w:pPr>
+        <w:spacing w:before="0" w:after="80" w:line="293" w:lineRule="auto"/>
+        <w:ind w:left="351" w:hanging="351"/>
+        <w:jc w:val="both"/>
+      </w:pPr>
+      <w:r>
+        <w:rPr>
+          <w:rFonts w:ascii="Aptos" w:hAnsi="Aptos" w:cs="Aptos" w:eastAsia="Aptos"/>
+          <w:b w:val="0"/>
+          <w:i w:val="0"/>
+          <w:color w:val="7C8894"/>
+          <w:sz w:val="20"/>
+        </w:rPr>
+        <w:t>—</w:t>
+        <w:tab/>
+      </w:r>
+      <w:r>
+        <w:rPr>
+          <w:rFonts w:ascii="Aptos" w:hAnsi="Aptos" w:cs="Aptos" w:eastAsia="Aptos"/>
+          <w:b/>
+          <w:i w:val="0"/>
+          <w:color w:val="2B2B2B"/>
+          <w:sz w:val="20"/>
+        </w:rPr>
+        <w:t>Jornal de Notícias</w:t>
+      </w:r>
+      <w:r>
+        <w:rPr>
+          <w:rFonts w:ascii="Aptos" w:hAnsi="Aptos" w:cs="Aptos" w:eastAsia="Aptos"/>
+          <w:b w:val="0"/>
+          <w:i w:val="0"/>
+          <w:color w:val="2B2B2B"/>
+          <w:sz w:val="20"/>
+        </w:rPr>
+        <w:t xml:space="preserve"> — cobertura do julgamento, incluindo a posição do Ministério Público de não ver prova de crime.</w:t>
+      </w:r>
+    </w:p>
+    <w:p>
+      <w:pPr>
+        <w:spacing w:before="0" w:after="80" w:line="293" w:lineRule="auto"/>
+        <w:ind w:left="351" w:hanging="351"/>
+        <w:jc w:val="both"/>
+      </w:pPr>
+      <w:r>
+        <w:rPr>
+          <w:rFonts w:ascii="Aptos" w:hAnsi="Aptos" w:cs="Aptos" w:eastAsia="Aptos"/>
+          <w:b w:val="0"/>
+          <w:i w:val="0"/>
+          <w:color w:val="7C8894"/>
+          <w:sz w:val="20"/>
+        </w:rPr>
+        <w:t>—</w:t>
+        <w:tab/>
+      </w:r>
+      <w:r>
+        <w:rPr>
+          <w:rFonts w:ascii="Aptos" w:hAnsi="Aptos" w:cs="Aptos" w:eastAsia="Aptos"/>
+          <w:b/>
+          <w:i w:val="0"/>
+          <w:color w:val="2B2B2B"/>
+          <w:sz w:val="20"/>
+        </w:rPr>
+        <w:t>Cobertura da leitura da decisão de 9.9.2026</w:t>
+      </w:r>
+      <w:r>
+        <w:rPr>
+          <w:rFonts w:ascii="Aptos" w:hAnsi="Aptos" w:cs="Aptos" w:eastAsia="Aptos"/>
+          <w:b w:val="0"/>
+          <w:i w:val="0"/>
+          <w:color w:val="2B2B2B"/>
+          <w:sz w:val="20"/>
+        </w:rPr>
+        <w:t xml:space="preserve"> — absolvição dos cinco arguidos e fundamento relativo à ausência de poderes para ordenar a evacuação forçada; anúncio de recurso pelo PAN, assistente no processo.</w:t>
+      </w:r>
+    </w:p>
+    <w:p>
+      <w:pPr>
+        <w:spacing w:before="0" w:after="80" w:line="293" w:lineRule="auto"/>
+        <w:ind w:left="351" w:hanging="351"/>
+        <w:jc w:val="both"/>
+      </w:pPr>
+      <w:r>
+        <w:rPr>
+          <w:rFonts w:ascii="Aptos" w:hAnsi="Aptos" w:cs="Aptos" w:eastAsia="Aptos"/>
+          <w:b w:val="0"/>
+          <w:i w:val="0"/>
+          <w:color w:val="7C8894"/>
+          <w:sz w:val="20"/>
+        </w:rPr>
+        <w:t>—</w:t>
+        <w:tab/>
+      </w:r>
+      <w:r>
+        <w:rPr>
+          <w:rFonts w:ascii="Aptos" w:hAnsi="Aptos" w:cs="Aptos" w:eastAsia="Aptos"/>
+          <w:b/>
+          <w:i w:val="0"/>
+          <w:color w:val="2B2B2B"/>
+          <w:sz w:val="20"/>
+        </w:rPr>
+        <w:t>Cobertura parlamentar de 2020</w:t>
+      </w:r>
+      <w:r>
+        <w:rPr>
+          <w:rFonts w:ascii="Aptos" w:hAnsi="Aptos" w:cs="Aptos" w:eastAsia="Aptos"/>
+          <w:b w:val="0"/>
+          <w:i w:val="0"/>
+          <w:color w:val="2B2B2B"/>
+          <w:sz w:val="20"/>
+        </w:rPr>
+        <w:t xml:space="preserve"> — pedido do PEV de levantamento nacional dos abrigos privados e pedido do Bloco de Esquerda de esclarecimentos ministeriais.</w:t>
+      </w:r>
+    </w:p>
+    <w:p>
+      <w:pPr>
+        <w:spacing w:before="0" w:after="80" w:line="293" w:lineRule="auto"/>
+        <w:ind w:left="351" w:hanging="351"/>
+        <w:jc w:val="both"/>
+      </w:pPr>
+      <w:r>
+        <w:rPr>
+          <w:rFonts w:ascii="Aptos" w:hAnsi="Aptos" w:cs="Aptos" w:eastAsia="Aptos"/>
+          <w:b w:val="0"/>
+          <w:i w:val="0"/>
+          <w:color w:val="7C8894"/>
+          <w:sz w:val="20"/>
+        </w:rPr>
+        <w:t>—</w:t>
+        <w:tab/>
+      </w:r>
+      <w:r>
+        <w:rPr>
+          <w:rFonts w:ascii="Aptos" w:hAnsi="Aptos" w:cs="Aptos" w:eastAsia="Aptos"/>
+          <w:b/>
+          <w:i w:val="0"/>
+          <w:color w:val="2B2B2B"/>
+          <w:sz w:val="20"/>
+        </w:rPr>
+        <w:t>Observador</w:t>
+      </w:r>
+      <w:r>
+        <w:rPr>
+          <w:rFonts w:ascii="Aptos" w:hAnsi="Aptos" w:cs="Aptos" w:eastAsia="Aptos"/>
+          <w:b w:val="0"/>
+          <w:i w:val="0"/>
+          <w:color w:val="2B2B2B"/>
+          <w:sz w:val="20"/>
+        </w:rPr>
+        <w:t xml:space="preserve"> — trabalho sobre a relação entre a proibição do abate e o crescimento de abrigos clandestinos.</w:t>
+      </w:r>
+    </w:p>
+    <w:tbl>
+      <w:tblPr>
+        <w:tblW w:type="auto" w:w="0"/>
+        <w:jc w:val="center"/>
+        <w:tblBorders>
+          <w:top w:val="nil"/>
+          <w:left w:val="nil"/>
+          <w:bottom w:val="nil"/>
+          <w:right w:val="nil"/>
+          <w:insideH w:val="nil"/>
+          <w:insideV w:val="nil"/>
+        </w:tblBorders>
+        <w:tblLayout w:type="fixed"/>
+        <w:tblLook w:firstColumn="1" w:firstRow="1" w:lastColumn="0" w:lastRow="0" w:noHBand="0" w:noVBand="1" w:val="04A0"/>
+      </w:tblPr>
+      <w:tblGrid>
+        <w:gridCol w:w="9412"/>
+      </w:tblGrid>
+      <w:tr>
+        <w:trPr>
+          <w:cantSplit/>
+        </w:trPr>
+        <w:tc>
+          <w:tcPr>
+            <w:tcW w:type="dxa" w:w="9411"/>
+            <w:tcBorders>
+              <w:top w:val="nil"/>
+              <w:left w:val="single" w:sz="18" w:space="0" w:color="E0BEBA"/>
+              <w:bottom w:val="nil"/>
+              <w:right w:val="nil"/>
+            </w:tcBorders>
+            <w:shd w:val="clear" w:color="auto" w:fill="FAF2F1"/>
+            <w:tcMar>
+              <w:top w:w="130" w:type="dxa"/>
+              <w:bottom w:w="130" w:type="dxa"/>
+              <w:left w:w="200" w:type="dxa"/>
+              <w:right w:w="180" w:type="dxa"/>
+            </w:tcMar>
+          </w:tcPr>
+          <w:p>
+            <w:pPr>
+              <w:spacing w:before="0" w:after="0" w:line="293" w:lineRule="auto"/>
+              <w:jc w:val="both"/>
+            </w:pPr>
+            <w:r>
+              <w:rPr>
+                <w:rFonts w:ascii="Aptos" w:hAnsi="Aptos" w:cs="Aptos" w:eastAsia="Aptos"/>
+                <w:b/>
+                <w:i w:val="0"/>
+                <w:color w:val="2B2B2B"/>
+                <w:sz w:val="19"/>
+              </w:rPr>
+              <w:t>Advertência.</w:t>
+            </w:r>
+            <w:r>
+              <w:rPr>
+                <w:rFonts w:ascii="Aptos" w:hAnsi="Aptos" w:cs="Aptos" w:eastAsia="Aptos"/>
+                <w:b w:val="0"/>
+                <w:i w:val="0"/>
+                <w:color w:val="2B2B2B"/>
+                <w:sz w:val="19"/>
+              </w:rPr>
+              <w:t xml:space="preserve"> Tudo o que no ponto 9.5 provém desta secção está aí assinalado como resultante de notícia. O estudo não retira do caso de Santo Tirso qualquer conclusão jurídica que não esteja independentemente fundada na lei — o caso serve de ilustração e de teste à tese, nunca de premissa.</w:t>
+            </w:r>
+          </w:p>
+        </w:tc>
+      </w:tr>
+    </w:tbl>
+    <w:p>
+      <w:pPr>
+        <w:spacing w:before="0" w:after="180" w:line="293" w:lineRule="auto"/>
       </w:pPr>
     </w:p>
     <w:sectPr>

--- a/criador informal/Estudo_Limites_por_Fogo.docx
+++ b/criador informal/Estudo_Limites_por_Fogo.docx
@@ -1014,6 +1014,74 @@
           <w:sz w:val="20"/>
         </w:rPr>
         <w:t>14.</w:t>
+        <w:tab/>
+      </w:r>
+      <w:r>
+        <w:rPr>
+          <w:rFonts w:ascii="Aptos" w:hAnsi="Aptos" w:cs="Aptos" w:eastAsia="Aptos"/>
+          <w:b w:val="0"/>
+          <w:i w:val="0"/>
+          <w:color w:val="2B2B2B"/>
+          <w:sz w:val="20"/>
+        </w:rPr>
+        <w:t xml:space="preserve">A remoção dos animais pela autoridade municipal tem </w:t>
+      </w:r>
+      <w:r>
+        <w:rPr>
+          <w:rFonts w:ascii="Aptos" w:hAnsi="Aptos" w:cs="Aptos" w:eastAsia="Aptos"/>
+          <w:b/>
+          <w:i w:val="0"/>
+          <w:color w:val="2B2B2B"/>
+          <w:sz w:val="20"/>
+        </w:rPr>
+        <w:t>duas bases legais expressas e independentes</w:t>
+      </w:r>
+      <w:r>
+        <w:rPr>
+          <w:rFonts w:ascii="Aptos" w:hAnsi="Aptos" w:cs="Aptos" w:eastAsia="Aptos"/>
+          <w:b w:val="0"/>
+          <w:i w:val="0"/>
+          <w:color w:val="2B2B2B"/>
+          <w:sz w:val="20"/>
+        </w:rPr>
+        <w:t xml:space="preserve">, em dois diplomas: o n.º 5 do artigo 3.º do Decreto-Lei n.º 314/2003, em que é a própria câmara que notifica após vistoria conjunta; e o n.º 6 do artigo 3.º-G do Decreto-Lei n.º 276/2001 — «Compete às câmaras municipais executar as medidas necessárias ao cumprimento da decisão […], nomeadamente proceder, quando necessário, à recolha dos animais» —, em que a câmara executa decisão do diretor-geral. A primeira é autónoma, a segunda não. Determinar o </w:t>
+      </w:r>
+      <w:r>
+        <w:rPr>
+          <w:rFonts w:ascii="Aptos" w:hAnsi="Aptos" w:cs="Aptos" w:eastAsia="Aptos"/>
+          <w:b/>
+          <w:i w:val="0"/>
+          <w:color w:val="2B2B2B"/>
+          <w:sz w:val="20"/>
+        </w:rPr>
+        <w:t>encerramento</w:t>
+      </w:r>
+      <w:r>
+        <w:rPr>
+          <w:rFonts w:ascii="Aptos" w:hAnsi="Aptos" w:cs="Aptos" w:eastAsia="Aptos"/>
+          <w:b w:val="0"/>
+          <w:i w:val="0"/>
+          <w:color w:val="2B2B2B"/>
+          <w:sz w:val="20"/>
+        </w:rPr>
+        <w:t xml:space="preserve"> do alojamento, isso, é do diretor-geral (n.º 1 do artigo 3.º-G), e nunca da câmara — salvo entre 30.1.2019 e 7.8.2019, por efeito do Decreto-Lei n.º 20/2019, cuja vigência cessou. Capítulo 9.5.</w:t>
+      </w:r>
+    </w:p>
+    <w:p>
+      <w:pPr>
+        <w:spacing w:before="0" w:after="100" w:line="293" w:lineRule="auto"/>
+        <w:ind w:left="408" w:hanging="408"/>
+        <w:jc w:val="both"/>
+      </w:pPr>
+      <w:r>
+        <w:rPr>
+          <w:rFonts w:ascii="Aptos" w:hAnsi="Aptos" w:cs="Aptos" w:eastAsia="Aptos"/>
+          <w:b/>
+          <w:i w:val="0"/>
+          <w:color w:val="5C7891"/>
+          <w:sz w:val="20"/>
+        </w:rPr>
+        <w:t>15.</w:t>
         <w:tab/>
       </w:r>
       <w:r>
@@ -11104,7 +11172,47 @@
                 <w:color w:val="2B2B2B"/>
                 <w:sz w:val="17"/>
               </w:rPr>
-              <w:t>A câmara obtém parecer jurídico externo que conclui que «as câmaras não têm competência para encerrar abrigos de animais»</w:t>
+              <w:t xml:space="preserve">Um processo-crime relativo ao abrigo corre no tribunal de Santo Tirso e é </w:t>
+            </w:r>
+            <w:r>
+              <w:rPr>
+                <w:rFonts w:ascii="Aptos" w:hAnsi="Aptos" w:cs="Aptos" w:eastAsia="Aptos"/>
+                <w:b/>
+                <w:i w:val="0"/>
+                <w:color w:val="2B2B2B"/>
+                <w:sz w:val="17"/>
+              </w:rPr>
+              <w:t>arquivado</w:t>
+            </w:r>
+            <w:r>
+              <w:rPr>
+                <w:rFonts w:ascii="Aptos" w:hAnsi="Aptos" w:cs="Aptos" w:eastAsia="Aptos"/>
+                <w:b w:val="0"/>
+                <w:i w:val="0"/>
+                <w:color w:val="2B2B2B"/>
+                <w:sz w:val="17"/>
+              </w:rPr>
+              <w:t xml:space="preserve"> — segundo o presidente da câmara, com os autos a consignarem que os animais não eram vítimas de maus-tratos. No mesmo ano a câmara obtém parecer jurídico externo que conclui que «as câmaras não têm competência para </w:t>
+            </w:r>
+            <w:r>
+              <w:rPr>
+                <w:rFonts w:ascii="Aptos" w:hAnsi="Aptos" w:cs="Aptos" w:eastAsia="Aptos"/>
+                <w:b/>
+                <w:i w:val="0"/>
+                <w:color w:val="2B2B2B"/>
+                <w:sz w:val="17"/>
+              </w:rPr>
+              <w:t>encerrar</w:t>
+            </w:r>
+            <w:r>
+              <w:rPr>
+                <w:rFonts w:ascii="Aptos" w:hAnsi="Aptos" w:cs="Aptos" w:eastAsia="Aptos"/>
+                <w:b w:val="0"/>
+                <w:i w:val="0"/>
+                <w:color w:val="2B2B2B"/>
+                <w:sz w:val="17"/>
+              </w:rPr>
+              <w:t xml:space="preserve"> abrigos de animais»</w:t>
             </w:r>
           </w:p>
         </w:tc>
@@ -11435,7 +11543,7 @@
                 <w:color w:val="2B2B2B"/>
                 <w:sz w:val="17"/>
               </w:rPr>
-              <w:t>1.10.2020</w:t>
+              <w:t>20.7.2020</w:t>
             </w:r>
           </w:p>
         </w:tc>
@@ -11468,7 +11576,7 @@
                 <w:color w:val="2B2B2B"/>
                 <w:sz w:val="17"/>
               </w:rPr>
-              <w:t xml:space="preserve">Entra em vigor o artigo 1.º-A da Lei n.º 92/95, aditado pela Lei n.º 39/2020 — </w:t>
+              <w:t xml:space="preserve">A câmara </w:t>
             </w:r>
             <w:r>
               <w:rPr>
@@ -11478,17 +11586,7 @@
                 <w:color w:val="2B2B2B"/>
                 <w:sz w:val="17"/>
               </w:rPr>
-              <w:t>posterior ao incêndio</w:t>
-            </w:r>
-            <w:r>
-              <w:rPr>
-                <w:rFonts w:ascii="Aptos" w:hAnsi="Aptos" w:cs="Aptos" w:eastAsia="Aptos"/>
-                <w:b w:val="0"/>
-                <w:i w:val="0"/>
-                <w:color w:val="2B2B2B"/>
-                <w:sz w:val="17"/>
-              </w:rPr>
-              <w:t xml:space="preserve"> (ver adiante)</w:t>
+              <w:t>suspende o médico veterinário municipal</w:t>
             </w:r>
           </w:p>
         </w:tc>
@@ -11526,7 +11624,7 @@
                 <w:color w:val="2B2B2B"/>
                 <w:sz w:val="17"/>
               </w:rPr>
-              <w:t>11.12.2024</w:t>
+              <w:t>23.7.2020</w:t>
             </w:r>
           </w:p>
         </w:tc>
@@ -11559,6 +11657,421 @@
                 <w:color w:val="2B2B2B"/>
                 <w:sz w:val="17"/>
               </w:rPr>
+              <w:t>A Assembleia da República aprova a audição do presidente da câmara, realizada a 30 de julho</w:t>
+            </w:r>
+          </w:p>
+        </w:tc>
+      </w:tr>
+      <w:tr>
+        <w:trPr>
+          <w:cantSplit/>
+        </w:trPr>
+        <w:tc>
+          <w:tcPr>
+            <w:tcW w:type="dxa" w:w="1474"/>
+            <w:tcBorders>
+              <w:top w:val="nil"/>
+              <w:left w:val="nil"/>
+              <w:bottom w:val="single" w:sz="4" w:space="0" w:color="D7DEE5"/>
+              <w:right w:val="nil"/>
+            </w:tcBorders>
+            <w:shd w:val="clear" w:color="auto" w:fill="FFFFFF"/>
+            <w:tcMar>
+              <w:top w:w="85" w:type="dxa"/>
+              <w:bottom w:w="85" w:type="dxa"/>
+              <w:left w:w="120" w:type="dxa"/>
+              <w:right w:w="120" w:type="dxa"/>
+            </w:tcMar>
+          </w:tcPr>
+          <w:p>
+            <w:pPr>
+              <w:spacing w:before="0" w:after="0" w:line="274" w:lineRule="auto"/>
+            </w:pPr>
+            <w:r>
+              <w:rPr>
+                <w:rFonts w:ascii="Aptos" w:hAnsi="Aptos" w:cs="Aptos" w:eastAsia="Aptos"/>
+                <w:b w:val="0"/>
+                <w:i w:val="0"/>
+                <w:color w:val="2B2B2B"/>
+                <w:sz w:val="17"/>
+              </w:rPr>
+              <w:t>31.7.2020</w:t>
+            </w:r>
+          </w:p>
+        </w:tc>
+        <w:tc>
+          <w:tcPr>
+            <w:tcW w:type="dxa" w:w="7937"/>
+            <w:tcBorders>
+              <w:top w:val="nil"/>
+              <w:left w:val="nil"/>
+              <w:bottom w:val="single" w:sz="4" w:space="0" w:color="D7DEE5"/>
+              <w:right w:val="nil"/>
+            </w:tcBorders>
+            <w:shd w:val="clear" w:color="auto" w:fill="FFFFFF"/>
+            <w:tcMar>
+              <w:top w:w="85" w:type="dxa"/>
+              <w:bottom w:w="85" w:type="dxa"/>
+              <w:left w:w="120" w:type="dxa"/>
+              <w:right w:w="120" w:type="dxa"/>
+            </w:tcMar>
+          </w:tcPr>
+          <w:p>
+            <w:pPr>
+              <w:spacing w:before="0" w:after="0" w:line="274" w:lineRule="auto"/>
+            </w:pPr>
+            <w:r>
+              <w:rPr>
+                <w:rFonts w:ascii="Aptos" w:hAnsi="Aptos" w:cs="Aptos" w:eastAsia="Aptos"/>
+                <w:b w:val="0"/>
+                <w:i w:val="0"/>
+                <w:color w:val="2B2B2B"/>
+                <w:sz w:val="17"/>
+              </w:rPr>
+              <w:t>O presidente da câmara declara publicamente que só «nos últimos dias» tomou conhecimento do documento de 2012, e invoca o parecer de 2018 (ver adiante — é a peça mais reveladora do caso)</w:t>
+            </w:r>
+          </w:p>
+        </w:tc>
+      </w:tr>
+      <w:tr>
+        <w:trPr>
+          <w:cantSplit/>
+        </w:trPr>
+        <w:tc>
+          <w:tcPr>
+            <w:tcW w:type="dxa" w:w="1474"/>
+            <w:tcBorders>
+              <w:top w:val="nil"/>
+              <w:left w:val="nil"/>
+              <w:bottom w:val="single" w:sz="4" w:space="0" w:color="D7DEE5"/>
+              <w:right w:val="nil"/>
+            </w:tcBorders>
+            <w:shd w:val="clear" w:color="auto" w:fill="F8FAFC"/>
+            <w:tcMar>
+              <w:top w:w="85" w:type="dxa"/>
+              <w:bottom w:w="85" w:type="dxa"/>
+              <w:left w:w="120" w:type="dxa"/>
+              <w:right w:w="120" w:type="dxa"/>
+            </w:tcMar>
+          </w:tcPr>
+          <w:p>
+            <w:pPr>
+              <w:spacing w:before="0" w:after="0" w:line="274" w:lineRule="auto"/>
+            </w:pPr>
+            <w:r>
+              <w:rPr>
+                <w:rFonts w:ascii="Aptos" w:hAnsi="Aptos" w:cs="Aptos" w:eastAsia="Aptos"/>
+                <w:b w:val="0"/>
+                <w:i w:val="0"/>
+                <w:color w:val="2B2B2B"/>
+                <w:sz w:val="17"/>
+              </w:rPr>
+              <w:t>1.10.2020</w:t>
+            </w:r>
+          </w:p>
+        </w:tc>
+        <w:tc>
+          <w:tcPr>
+            <w:tcW w:type="dxa" w:w="7937"/>
+            <w:tcBorders>
+              <w:top w:val="nil"/>
+              <w:left w:val="nil"/>
+              <w:bottom w:val="single" w:sz="4" w:space="0" w:color="D7DEE5"/>
+              <w:right w:val="nil"/>
+            </w:tcBorders>
+            <w:shd w:val="clear" w:color="auto" w:fill="F8FAFC"/>
+            <w:tcMar>
+              <w:top w:w="85" w:type="dxa"/>
+              <w:bottom w:w="85" w:type="dxa"/>
+              <w:left w:w="120" w:type="dxa"/>
+              <w:right w:w="120" w:type="dxa"/>
+            </w:tcMar>
+          </w:tcPr>
+          <w:p>
+            <w:pPr>
+              <w:spacing w:before="0" w:after="0" w:line="274" w:lineRule="auto"/>
+            </w:pPr>
+            <w:r>
+              <w:rPr>
+                <w:rFonts w:ascii="Aptos" w:hAnsi="Aptos" w:cs="Aptos" w:eastAsia="Aptos"/>
+                <w:b w:val="0"/>
+                <w:i w:val="0"/>
+                <w:color w:val="2B2B2B"/>
+                <w:sz w:val="17"/>
+              </w:rPr>
+              <w:t xml:space="preserve">Entra em vigor o artigo 1.º-A da Lei n.º 92/95, aditado pela Lei n.º 39/2020 — </w:t>
+            </w:r>
+            <w:r>
+              <w:rPr>
+                <w:rFonts w:ascii="Aptos" w:hAnsi="Aptos" w:cs="Aptos" w:eastAsia="Aptos"/>
+                <w:b/>
+                <w:i w:val="0"/>
+                <w:color w:val="2B2B2B"/>
+                <w:sz w:val="17"/>
+              </w:rPr>
+              <w:t>posterior ao incêndio</w:t>
+            </w:r>
+            <w:r>
+              <w:rPr>
+                <w:rFonts w:ascii="Aptos" w:hAnsi="Aptos" w:cs="Aptos" w:eastAsia="Aptos"/>
+                <w:b w:val="0"/>
+                <w:i w:val="0"/>
+                <w:color w:val="2B2B2B"/>
+                <w:sz w:val="17"/>
+              </w:rPr>
+              <w:t xml:space="preserve"> (ver adiante)</w:t>
+            </w:r>
+          </w:p>
+        </w:tc>
+      </w:tr>
+      <w:tr>
+        <w:trPr>
+          <w:cantSplit/>
+        </w:trPr>
+        <w:tc>
+          <w:tcPr>
+            <w:tcW w:type="dxa" w:w="1474"/>
+            <w:tcBorders>
+              <w:top w:val="nil"/>
+              <w:left w:val="nil"/>
+              <w:bottom w:val="single" w:sz="4" w:space="0" w:color="D7DEE5"/>
+              <w:right w:val="nil"/>
+            </w:tcBorders>
+            <w:shd w:val="clear" w:color="auto" w:fill="FFFFFF"/>
+            <w:tcMar>
+              <w:top w:w="85" w:type="dxa"/>
+              <w:bottom w:w="85" w:type="dxa"/>
+              <w:left w:w="120" w:type="dxa"/>
+              <w:right w:w="120" w:type="dxa"/>
+            </w:tcMar>
+          </w:tcPr>
+          <w:p>
+            <w:pPr>
+              <w:spacing w:before="0" w:after="0" w:line="274" w:lineRule="auto"/>
+            </w:pPr>
+            <w:r>
+              <w:rPr>
+                <w:rFonts w:ascii="Aptos" w:hAnsi="Aptos" w:cs="Aptos" w:eastAsia="Aptos"/>
+                <w:b w:val="0"/>
+                <w:i w:val="0"/>
+                <w:color w:val="2B2B2B"/>
+                <w:sz w:val="17"/>
+              </w:rPr>
+              <w:t>fim de 2022</w:t>
+            </w:r>
+          </w:p>
+        </w:tc>
+        <w:tc>
+          <w:tcPr>
+            <w:tcW w:type="dxa" w:w="7937"/>
+            <w:tcBorders>
+              <w:top w:val="nil"/>
+              <w:left w:val="nil"/>
+              <w:bottom w:val="single" w:sz="4" w:space="0" w:color="D7DEE5"/>
+              <w:right w:val="nil"/>
+            </w:tcBorders>
+            <w:shd w:val="clear" w:color="auto" w:fill="FFFFFF"/>
+            <w:tcMar>
+              <w:top w:w="85" w:type="dxa"/>
+              <w:bottom w:w="85" w:type="dxa"/>
+              <w:left w:w="120" w:type="dxa"/>
+              <w:right w:w="120" w:type="dxa"/>
+            </w:tcMar>
+          </w:tcPr>
+          <w:p>
+            <w:pPr>
+              <w:spacing w:before="0" w:after="0" w:line="274" w:lineRule="auto"/>
+            </w:pPr>
+            <w:r>
+              <w:rPr>
+                <w:rFonts w:ascii="Aptos" w:hAnsi="Aptos" w:cs="Aptos" w:eastAsia="Aptos"/>
+                <w:b w:val="0"/>
+                <w:i w:val="0"/>
+                <w:color w:val="2B2B2B"/>
+                <w:sz w:val="17"/>
+              </w:rPr>
+              <w:t xml:space="preserve">O Ministério Público </w:t>
+            </w:r>
+            <w:r>
+              <w:rPr>
+                <w:rFonts w:ascii="Aptos" w:hAnsi="Aptos" w:cs="Aptos" w:eastAsia="Aptos"/>
+                <w:b/>
+                <w:i w:val="0"/>
+                <w:color w:val="2B2B2B"/>
+                <w:sz w:val="17"/>
+              </w:rPr>
+              <w:t>arquiva</w:t>
+            </w:r>
+            <w:r>
+              <w:rPr>
+                <w:rFonts w:ascii="Aptos" w:hAnsi="Aptos" w:cs="Aptos" w:eastAsia="Aptos"/>
+                <w:b w:val="0"/>
+                <w:i w:val="0"/>
+                <w:color w:val="2B2B2B"/>
+                <w:sz w:val="17"/>
+              </w:rPr>
+              <w:t xml:space="preserve"> o processo por insuficiência de prova</w:t>
+            </w:r>
+          </w:p>
+        </w:tc>
+      </w:tr>
+      <w:tr>
+        <w:trPr>
+          <w:cantSplit/>
+        </w:trPr>
+        <w:tc>
+          <w:tcPr>
+            <w:tcW w:type="dxa" w:w="1474"/>
+            <w:tcBorders>
+              <w:top w:val="nil"/>
+              <w:left w:val="nil"/>
+              <w:bottom w:val="single" w:sz="4" w:space="0" w:color="D7DEE5"/>
+              <w:right w:val="nil"/>
+            </w:tcBorders>
+            <w:shd w:val="clear" w:color="auto" w:fill="F8FAFC"/>
+            <w:tcMar>
+              <w:top w:w="85" w:type="dxa"/>
+              <w:bottom w:w="85" w:type="dxa"/>
+              <w:left w:w="120" w:type="dxa"/>
+              <w:right w:w="120" w:type="dxa"/>
+            </w:tcMar>
+          </w:tcPr>
+          <w:p>
+            <w:pPr>
+              <w:spacing w:before="0" w:after="0" w:line="274" w:lineRule="auto"/>
+            </w:pPr>
+            <w:r>
+              <w:rPr>
+                <w:rFonts w:ascii="Aptos" w:hAnsi="Aptos" w:cs="Aptos" w:eastAsia="Aptos"/>
+                <w:b w:val="0"/>
+                <w:i w:val="0"/>
+                <w:color w:val="2B2B2B"/>
+                <w:sz w:val="17"/>
+              </w:rPr>
+              <w:t>26.3.2023</w:t>
+            </w:r>
+          </w:p>
+        </w:tc>
+        <w:tc>
+          <w:tcPr>
+            <w:tcW w:type="dxa" w:w="7937"/>
+            <w:tcBorders>
+              <w:top w:val="nil"/>
+              <w:left w:val="nil"/>
+              <w:bottom w:val="single" w:sz="4" w:space="0" w:color="D7DEE5"/>
+              <w:right w:val="nil"/>
+            </w:tcBorders>
+            <w:shd w:val="clear" w:color="auto" w:fill="F8FAFC"/>
+            <w:tcMar>
+              <w:top w:w="85" w:type="dxa"/>
+              <w:bottom w:w="85" w:type="dxa"/>
+              <w:left w:w="120" w:type="dxa"/>
+              <w:right w:w="120" w:type="dxa"/>
+            </w:tcMar>
+          </w:tcPr>
+          <w:p>
+            <w:pPr>
+              <w:spacing w:before="0" w:after="0" w:line="274" w:lineRule="auto"/>
+            </w:pPr>
+            <w:r>
+              <w:rPr>
+                <w:rFonts w:ascii="Aptos" w:hAnsi="Aptos" w:cs="Aptos" w:eastAsia="Aptos"/>
+                <w:b w:val="0"/>
+                <w:i w:val="0"/>
+                <w:color w:val="2B2B2B"/>
+                <w:sz w:val="17"/>
+              </w:rPr>
+              <w:t xml:space="preserve">O processo é </w:t>
+            </w:r>
+            <w:r>
+              <w:rPr>
+                <w:rFonts w:ascii="Aptos" w:hAnsi="Aptos" w:cs="Aptos" w:eastAsia="Aptos"/>
+                <w:b/>
+                <w:i w:val="0"/>
+                <w:color w:val="2B2B2B"/>
+                <w:sz w:val="17"/>
+              </w:rPr>
+              <w:t>reaberto</w:t>
+            </w:r>
+            <w:r>
+              <w:rPr>
+                <w:rFonts w:ascii="Aptos" w:hAnsi="Aptos" w:cs="Aptos" w:eastAsia="Aptos"/>
+                <w:b w:val="0"/>
+                <w:i w:val="0"/>
+                <w:color w:val="2B2B2B"/>
+                <w:sz w:val="17"/>
+              </w:rPr>
+              <w:t>, após mobilização do PAN e de associações</w:t>
+            </w:r>
+          </w:p>
+        </w:tc>
+      </w:tr>
+      <w:tr>
+        <w:trPr>
+          <w:cantSplit/>
+        </w:trPr>
+        <w:tc>
+          <w:tcPr>
+            <w:tcW w:type="dxa" w:w="1474"/>
+            <w:tcBorders>
+              <w:top w:val="nil"/>
+              <w:left w:val="nil"/>
+              <w:bottom w:val="single" w:sz="4" w:space="0" w:color="D7DEE5"/>
+              <w:right w:val="nil"/>
+            </w:tcBorders>
+            <w:shd w:val="clear" w:color="auto" w:fill="FFFFFF"/>
+            <w:tcMar>
+              <w:top w:w="85" w:type="dxa"/>
+              <w:bottom w:w="85" w:type="dxa"/>
+              <w:left w:w="120" w:type="dxa"/>
+              <w:right w:w="120" w:type="dxa"/>
+            </w:tcMar>
+          </w:tcPr>
+          <w:p>
+            <w:pPr>
+              <w:spacing w:before="0" w:after="0" w:line="274" w:lineRule="auto"/>
+            </w:pPr>
+            <w:r>
+              <w:rPr>
+                <w:rFonts w:ascii="Aptos" w:hAnsi="Aptos" w:cs="Aptos" w:eastAsia="Aptos"/>
+                <w:b w:val="0"/>
+                <w:i w:val="0"/>
+                <w:color w:val="2B2B2B"/>
+                <w:sz w:val="17"/>
+              </w:rPr>
+              <w:t>dez. 2024</w:t>
+            </w:r>
+          </w:p>
+        </w:tc>
+        <w:tc>
+          <w:tcPr>
+            <w:tcW w:type="dxa" w:w="7937"/>
+            <w:tcBorders>
+              <w:top w:val="nil"/>
+              <w:left w:val="nil"/>
+              <w:bottom w:val="single" w:sz="4" w:space="0" w:color="D7DEE5"/>
+              <w:right w:val="nil"/>
+            </w:tcBorders>
+            <w:shd w:val="clear" w:color="auto" w:fill="FFFFFF"/>
+            <w:tcMar>
+              <w:top w:w="85" w:type="dxa"/>
+              <w:bottom w:w="85" w:type="dxa"/>
+              <w:left w:w="120" w:type="dxa"/>
+              <w:right w:w="120" w:type="dxa"/>
+            </w:tcMar>
+          </w:tcPr>
+          <w:p>
+            <w:pPr>
+              <w:spacing w:before="0" w:after="0" w:line="274" w:lineRule="auto"/>
+            </w:pPr>
+            <w:r>
+              <w:rPr>
+                <w:rFonts w:ascii="Aptos" w:hAnsi="Aptos" w:cs="Aptos" w:eastAsia="Aptos"/>
+                <w:b w:val="0"/>
+                <w:i w:val="0"/>
+                <w:color w:val="2B2B2B"/>
+                <w:sz w:val="17"/>
+              </w:rPr>
               <w:t xml:space="preserve">O processo é remetido para julgamento. Entre os arguidos, o </w:t>
             </w:r>
             <w:r>
@@ -11600,6 +12113,77 @@
                 <w:sz w:val="17"/>
               </w:rPr>
               <w:t xml:space="preserve"> (acusada de não ter respondido aos alertas), além dos responsáveis dos dois abrigos</w:t>
+            </w:r>
+          </w:p>
+        </w:tc>
+      </w:tr>
+      <w:tr>
+        <w:trPr>
+          <w:cantSplit/>
+        </w:trPr>
+        <w:tc>
+          <w:tcPr>
+            <w:tcW w:type="dxa" w:w="1474"/>
+            <w:tcBorders>
+              <w:top w:val="nil"/>
+              <w:left w:val="nil"/>
+              <w:bottom w:val="single" w:sz="4" w:space="0" w:color="D7DEE5"/>
+              <w:right w:val="nil"/>
+            </w:tcBorders>
+            <w:shd w:val="clear" w:color="auto" w:fill="F8FAFC"/>
+            <w:tcMar>
+              <w:top w:w="85" w:type="dxa"/>
+              <w:bottom w:w="85" w:type="dxa"/>
+              <w:left w:w="120" w:type="dxa"/>
+              <w:right w:w="120" w:type="dxa"/>
+            </w:tcMar>
+          </w:tcPr>
+          <w:p>
+            <w:pPr>
+              <w:spacing w:before="0" w:after="0" w:line="274" w:lineRule="auto"/>
+            </w:pPr>
+            <w:r>
+              <w:rPr>
+                <w:rFonts w:ascii="Aptos" w:hAnsi="Aptos" w:cs="Aptos" w:eastAsia="Aptos"/>
+                <w:b w:val="0"/>
+                <w:i w:val="0"/>
+                <w:color w:val="2B2B2B"/>
+                <w:sz w:val="17"/>
+              </w:rPr>
+              <w:t>24.2.2026</w:t>
+            </w:r>
+          </w:p>
+        </w:tc>
+        <w:tc>
+          <w:tcPr>
+            <w:tcW w:type="dxa" w:w="7937"/>
+            <w:tcBorders>
+              <w:top w:val="nil"/>
+              <w:left w:val="nil"/>
+              <w:bottom w:val="single" w:sz="4" w:space="0" w:color="D7DEE5"/>
+              <w:right w:val="nil"/>
+            </w:tcBorders>
+            <w:shd w:val="clear" w:color="auto" w:fill="F8FAFC"/>
+            <w:tcMar>
+              <w:top w:w="85" w:type="dxa"/>
+              <w:bottom w:w="85" w:type="dxa"/>
+              <w:left w:w="120" w:type="dxa"/>
+              <w:right w:w="120" w:type="dxa"/>
+            </w:tcMar>
+          </w:tcPr>
+          <w:p>
+            <w:pPr>
+              <w:spacing w:before="0" w:after="0" w:line="274" w:lineRule="auto"/>
+            </w:pPr>
+            <w:r>
+              <w:rPr>
+                <w:rFonts w:ascii="Aptos" w:hAnsi="Aptos" w:cs="Aptos" w:eastAsia="Aptos"/>
+                <w:b w:val="0"/>
+                <w:i w:val="0"/>
+                <w:color w:val="2B2B2B"/>
+                <w:sz w:val="17"/>
+              </w:rPr>
+              <w:t>Início do julgamento</w:t>
             </w:r>
           </w:p>
         </w:tc>
@@ -11981,6 +12565,44 @@
           <w:color w:val="2B2B2B"/>
           <w:sz w:val="20"/>
         </w:rPr>
+        <w:t>E é, pelo percurso do processo, uma decisão sobre factos e imputação, não sobre competências legais.</w:t>
+      </w:r>
+      <w:r>
+        <w:rPr>
+          <w:rFonts w:ascii="Aptos" w:hAnsi="Aptos" w:cs="Aptos" w:eastAsia="Aptos"/>
+          <w:b w:val="0"/>
+          <w:i w:val="0"/>
+          <w:color w:val="2B2B2B"/>
+          <w:sz w:val="20"/>
+        </w:rPr>
+        <w:t xml:space="preserve"> O processo foi arquivado pelo Ministério Público no final de 2022 por insuficiência de prova, reaberto em março de 2023 por impulso do PAN e de associações, e em julgamento o próprio Ministério Público declarou não ver prova de crime. Antes disso, já um processo-crime de 2018 relativo ao mesmo abrigo havia sido arquivado. Uma absolvição neste percurso não é uma declaração de que os municípios não têm poderes: é o desfecho de um processo em que a acusação não se sustentou.</w:t>
+      </w:r>
+    </w:p>
+    <w:p>
+      <w:pPr>
+        <w:spacing w:before="0" w:after="100" w:line="293" w:lineRule="auto"/>
+        <w:ind w:left="408" w:hanging="408"/>
+        <w:jc w:val="both"/>
+      </w:pPr>
+      <w:r>
+        <w:rPr>
+          <w:rFonts w:ascii="Aptos" w:hAnsi="Aptos" w:cs="Aptos" w:eastAsia="Aptos"/>
+          <w:b/>
+          <w:i w:val="0"/>
+          <w:color w:val="5C7891"/>
+          <w:sz w:val="20"/>
+        </w:rPr>
+        <w:t>4.</w:t>
+        <w:tab/>
+      </w:r>
+      <w:r>
+        <w:rPr>
+          <w:rFonts w:ascii="Aptos" w:hAnsi="Aptos" w:cs="Aptos" w:eastAsia="Aptos"/>
+          <w:b/>
+          <w:i w:val="0"/>
+          <w:color w:val="2B2B2B"/>
+          <w:sz w:val="20"/>
+        </w:rPr>
         <w:t>Encerrar não é retirar.</w:t>
       </w:r>
       <w:r>
@@ -12011,7 +12633,7 @@
           <w:color w:val="2B2B2B"/>
           <w:sz w:val="20"/>
         </w:rPr>
-        <w:t>, e está certo: o encerramento de estabelecimento é sanção acessória do artigo 69.º do Decreto-Lei n.º 276/2001, aplicada pelo diretor-geral nos termos do artigo 70.º. Este estudo nunca afirmou o contrário.</w:t>
+        <w:t>, e está certo: determinar o encerramento de um alojamento é competência do diretor-geral de Alimentação e Veterinária, pelo n.º 1 do artigo 3.º-G do Decreto-Lei n.º 276/2001. Este estudo nunca afirmou o contrário — embora até agora tenha indicado para isso o fundamento errado, o que se corrige adiante.</w:t>
       </w:r>
     </w:p>
     <w:p>
@@ -12065,7 +12687,7 @@
           <w:color w:val="2B2B2B"/>
           <w:sz w:val="20"/>
         </w:rPr>
-        <w:t xml:space="preserve"> Em 2012 foi a DGAV a pedir à câmara que retirasse os animais. A prática da própria autoridade sanitária reconhece que o poder de remoção é municipal — isto é, o n.º 5.</w:t>
+        <w:t xml:space="preserve"> Em 2012 foi a DGAV a dirigir-se à câmara a propósito do abrigo; e em 2020 foi o presidente da câmara a descrever a sequência legal identificando a autoridade administrativa dela como sendo, «neste caso, a câmara». As duas autoridades envolvidas, em momentos e com interesses opostos, colocaram o município no mesmo lugar — o do n.º 5.</w:t>
       </w:r>
     </w:p>
     <w:p>
@@ -12235,44 +12857,71 @@
           <w:color w:val="5C7891"/>
           <w:sz w:val="19"/>
         </w:rPr>
-        <w:t>A raiz institucional: o estatuto do médico veterinário municipal</w:t>
+        <w:t>A norma que faltava a este estudo: o artigo 3.º-G</w:t>
       </w:r>
     </w:p>
+    <w:tbl>
+      <w:tblPr>
+        <w:tblW w:type="auto" w:w="0"/>
+        <w:jc w:val="center"/>
+        <w:tblBorders>
+          <w:top w:val="nil"/>
+          <w:left w:val="nil"/>
+          <w:bottom w:val="nil"/>
+          <w:right w:val="nil"/>
+          <w:insideH w:val="nil"/>
+          <w:insideV w:val="nil"/>
+        </w:tblBorders>
+        <w:tblLayout w:type="fixed"/>
+        <w:tblLook w:firstColumn="1" w:firstRow="1" w:lastColumn="0" w:lastRow="0" w:noHBand="0" w:noVBand="1" w:val="04A0"/>
+      </w:tblPr>
+      <w:tblGrid>
+        <w:gridCol w:w="9412"/>
+      </w:tblGrid>
+      <w:tr>
+        <w:trPr>
+          <w:cantSplit/>
+        </w:trPr>
+        <w:tc>
+          <w:tcPr>
+            <w:tcW w:type="dxa" w:w="9411"/>
+            <w:tcBorders>
+              <w:top w:val="nil"/>
+              <w:left w:val="single" w:sz="18" w:space="0" w:color="C9D2DA"/>
+              <w:bottom w:val="nil"/>
+              <w:right w:val="nil"/>
+            </w:tcBorders>
+            <w:shd w:val="clear" w:color="auto" w:fill="F6F7F8"/>
+            <w:tcMar>
+              <w:top w:w="130" w:type="dxa"/>
+              <w:bottom w:w="130" w:type="dxa"/>
+              <w:left w:w="200" w:type="dxa"/>
+              <w:right w:w="180" w:type="dxa"/>
+            </w:tcMar>
+          </w:tcPr>
+          <w:p>
+            <w:pPr>
+              <w:spacing w:before="0" w:after="0" w:line="293" w:lineRule="auto"/>
+              <w:jc w:val="both"/>
+            </w:pPr>
+            <w:r>
+              <w:rPr>
+                <w:rFonts w:ascii="Aptos" w:hAnsi="Aptos" w:cs="Aptos" w:eastAsia="Aptos"/>
+                <w:b w:val="0"/>
+                <w:i w:val="0"/>
+                <w:color w:val="2B2B2B"/>
+                <w:sz w:val="18"/>
+              </w:rPr>
+              <w:t>O que segue corrige o presente estudo. Até aqui, o encerramento de um alojamento foi aqui tratado como sanção acessória dos artigos 69.º e 70.º do Decreto-Lei n.º 276/2001. Está errado, ou pelo menos incompleto: existe no mesmo diploma uma norma autónoma de polícia administrativa, o artigo 3.º-G, que não tinha sido considerada e que muda o quadro da questão 8. Foi localizada a partir do requerimento do Grupo Parlamentar do PAN de 22 de julho de 2020 e conferida no Diário da República.</w:t>
+            </w:r>
+          </w:p>
+        </w:tc>
+      </w:tr>
+    </w:tbl>
     <w:p>
       <w:pPr>
-        <w:spacing w:before="0" w:after="140" w:line="293" w:lineRule="auto"/>
-        <w:jc w:val="both"/>
-      </w:pPr>
-      <w:r>
-        <w:rPr>
-          <w:rFonts w:ascii="Aptos" w:hAnsi="Aptos" w:cs="Aptos" w:eastAsia="Aptos"/>
-          <w:b w:val="0"/>
-          <w:i w:val="0"/>
-          <w:color w:val="2B2B2B"/>
-          <w:sz w:val="20"/>
-        </w:rPr>
-        <w:t xml:space="preserve">O esclarecimento do Governo de 21 de julho de 2020 invoca, ao lado do Decreto-Lei n.º 276/2001, o artigo 4.º do Decreto-Lei n.º 116/98, de 5 de maio. A remissão não é decorativa: é aí que está a explicação institucional do sucedido, e é matéria que este estudo não tinha tratado. O diploma desenha o médico veterinário municipal com </w:t>
-      </w:r>
-      <w:r>
-        <w:rPr>
-          <w:rFonts w:ascii="Aptos" w:hAnsi="Aptos" w:cs="Aptos" w:eastAsia="Aptos"/>
-          <w:b/>
-          <w:i w:val="0"/>
-          <w:color w:val="2B2B2B"/>
-          <w:sz w:val="20"/>
-        </w:rPr>
-        <w:t>duas cabeças</w:t>
-      </w:r>
-      <w:r>
-        <w:rPr>
-          <w:rFonts w:ascii="Aptos" w:hAnsi="Aptos" w:cs="Aptos" w:eastAsia="Aptos"/>
-          <w:b w:val="0"/>
-          <w:i w:val="0"/>
-          <w:color w:val="2B2B2B"/>
-          <w:sz w:val="20"/>
-        </w:rPr>
-        <w:t>.</w:t>
-      </w:r>
+        <w:spacing w:before="0" w:after="180" w:line="293" w:lineRule="auto"/>
+      </w:pPr>
     </w:p>
     <w:tbl>
       <w:tblPr>
@@ -12326,7 +12975,7 @@
                 <w:color w:val="2B2B2B"/>
                 <w:sz w:val="19"/>
               </w:rPr>
-              <w:t>2 — O médico veterinário municipal é a autoridade sanitária veterinária concelhia, a nível da respectiva área geográfica de actuação, quando no exercício das atribuições que lhe estão legalmente cometidas.</w:t>
+              <w:t>1 — O diretor-geral de Alimentação e Veterinária pode, mediante despacho, determinar a suspensão da atividade ou o encerramento do alojamento, designadamente quando se verifique uma das seguintes situações:</w:t>
             </w:r>
           </w:p>
           <w:p>
@@ -12342,7 +12991,87 @@
                 <w:color w:val="2B2B2B"/>
                 <w:sz w:val="19"/>
               </w:rPr>
-              <w:t>3 — Os poderes de autoridade sanitária veterinária são conferidos aos médicos veterinários municipais, por inerência de cargo, pela Direcção-Geral de Veterinária (DGV), enquanto autoridade sanitária veterinária nacional, e pela Direcção-Geral de Fiscalização e Controlo da Qualidade Alimentar (DGFCQA), a título pessoal, não delegável e abrangendo a actividade por eles exercida na respectiva área concelhia, quando esteja em causa a sanidade animal ou a saúde pública.</w:t>
+              <w:t>a) Existência de riscos higiossanitários que ponham em causa a saúde das pessoas e ou dos animais;</w:t>
+            </w:r>
+          </w:p>
+          <w:p>
+            <w:pPr>
+              <w:spacing w:before="0" w:after="80" w:line="293" w:lineRule="auto"/>
+              <w:jc w:val="both"/>
+            </w:pPr>
+            <w:r>
+              <w:rPr>
+                <w:rFonts w:ascii="Aptos" w:hAnsi="Aptos" w:cs="Aptos" w:eastAsia="Aptos"/>
+                <w:b w:val="0"/>
+                <w:i/>
+                <w:color w:val="2B2B2B"/>
+                <w:sz w:val="19"/>
+              </w:rPr>
+              <w:t>b) Maus tratos aos animais;</w:t>
+            </w:r>
+          </w:p>
+          <w:p>
+            <w:pPr>
+              <w:spacing w:before="0" w:after="80" w:line="293" w:lineRule="auto"/>
+              <w:jc w:val="both"/>
+            </w:pPr>
+            <w:r>
+              <w:rPr>
+                <w:rFonts w:ascii="Aptos" w:hAnsi="Aptos" w:cs="Aptos" w:eastAsia="Aptos"/>
+                <w:b w:val="0"/>
+                <w:i/>
+                <w:color w:val="2B2B2B"/>
+                <w:sz w:val="19"/>
+              </w:rPr>
+              <w:t>c) Existência de graves problemas de saúde e bem-estar dos animais;</w:t>
+            </w:r>
+          </w:p>
+          <w:p>
+            <w:pPr>
+              <w:spacing w:before="0" w:after="80" w:line="293" w:lineRule="auto"/>
+              <w:jc w:val="both"/>
+            </w:pPr>
+            <w:r>
+              <w:rPr>
+                <w:rFonts w:ascii="Aptos" w:hAnsi="Aptos" w:cs="Aptos" w:eastAsia="Aptos"/>
+                <w:b w:val="0"/>
+                <w:i/>
+                <w:color w:val="2B2B2B"/>
+                <w:sz w:val="19"/>
+              </w:rPr>
+              <w:t>d) Falta de condições de segurança e de tranquilidade para as pessoas ou animais, bem como de proteção do meio ambiente.</w:t>
+            </w:r>
+          </w:p>
+          <w:p>
+            <w:pPr>
+              <w:spacing w:before="0" w:after="80" w:line="293" w:lineRule="auto"/>
+              <w:jc w:val="both"/>
+            </w:pPr>
+            <w:r>
+              <w:rPr>
+                <w:rFonts w:ascii="Aptos" w:hAnsi="Aptos" w:cs="Aptos" w:eastAsia="Aptos"/>
+                <w:b w:val="0"/>
+                <w:i/>
+                <w:color w:val="2B2B2B"/>
+                <w:sz w:val="19"/>
+              </w:rPr>
+              <w:t>[…]</w:t>
+            </w:r>
+          </w:p>
+          <w:p>
+            <w:pPr>
+              <w:spacing w:before="0" w:after="80" w:line="293" w:lineRule="auto"/>
+              <w:jc w:val="both"/>
+            </w:pPr>
+            <w:r>
+              <w:rPr>
+                <w:rFonts w:ascii="Aptos" w:hAnsi="Aptos" w:cs="Aptos" w:eastAsia="Aptos"/>
+                <w:b w:val="0"/>
+                <w:i/>
+                <w:color w:val="2B2B2B"/>
+                <w:sz w:val="19"/>
+              </w:rPr>
+              <w:t>5 — O despacho que determine o encerramento do alojamento é notificado ao titular da exploração do alojamento, devendo o alojamento cessar a sua atividade no prazo fixado pela DGAV, o qual não deve exceder cinco dias úteis, sob pena de ser solicitado às autoridades administrativas e policiais competentes o encerramento compulsivo.</w:t>
             </w:r>
           </w:p>
           <w:p>
@@ -12358,7 +13087,7 @@
                 <w:color w:val="2B2B2B"/>
                 <w:sz w:val="19"/>
               </w:rPr>
-              <w:t>4 — O exercício do poder de autoridade sanitária veterinária concelhia traduz-se na competência de, sem dependência hierárquica, tomar qualquer decisão, por necessidade técnica ou científica, que entenda indispensável ou relevante para a prevenção e correcção de factores ou situações susceptíveis de causarem prejuízos graves à saúde pública, bem como nas competências relativas à garantia de salubridade dos produtos de origem animal.</w:t>
+              <w:t>6 — Compete às câmaras municipais executar as medidas necessárias ao cumprimento da decisão a que se referem os n.os 3 e 4, nomeadamente proceder, quando necessário, à recolha dos animais.</w:t>
             </w:r>
           </w:p>
           <w:p>
@@ -12373,7 +13102,7 @@
                 <w:color w:val="7C8894"/>
                 <w:sz w:val="15"/>
               </w:rPr>
-              <w:t>N.ºs 2, 3 e 4 do artigo 2.º do Decreto-Lei n.º 116/98, de 5 de maio, conferido no Diário da República, I série-A, n.º 103, de 5.5.1998, p. 1990</w:t>
+              <w:t>N.ºs 1, 5 e 6 do artigo 3.º-G do Decreto-Lei n.º 276/2001, na redação em vigor, aditado pelo Decreto-Lei n.º 260/2012, de 12 de dezembro, e conferido no Diário da República, 1.ª série, n.º 240, de 12 de dezembro de 2012, a páginas 6981 e 6982</w:t>
             </w:r>
           </w:p>
         </w:tc>
@@ -12383,6 +13112,1198 @@
       <w:pPr>
         <w:spacing w:before="0" w:after="180" w:line="293" w:lineRule="auto"/>
       </w:pPr>
+    </w:p>
+    <w:tbl>
+      <w:tblPr>
+        <w:tblW w:type="auto" w:w="0"/>
+        <w:jc w:val="center"/>
+        <w:tblBorders>
+          <w:top w:val="nil"/>
+          <w:left w:val="nil"/>
+          <w:bottom w:val="nil"/>
+          <w:right w:val="nil"/>
+          <w:insideH w:val="nil"/>
+          <w:insideV w:val="nil"/>
+        </w:tblBorders>
+        <w:tblLayout w:type="fixed"/>
+        <w:tblLook w:firstColumn="1" w:firstRow="1" w:lastColumn="0" w:lastRow="0" w:noHBand="0" w:noVBand="1" w:val="04A0"/>
+      </w:tblPr>
+      <w:tblGrid>
+        <w:gridCol w:w="9412"/>
+      </w:tblGrid>
+      <w:tr>
+        <w:trPr>
+          <w:cantSplit/>
+        </w:trPr>
+        <w:tc>
+          <w:tcPr>
+            <w:tcW w:type="dxa" w:w="9411"/>
+            <w:tcBorders>
+              <w:top w:val="nil"/>
+              <w:left w:val="single" w:sz="18" w:space="0" w:color="E0BEBA"/>
+              <w:bottom w:val="nil"/>
+              <w:right w:val="nil"/>
+            </w:tcBorders>
+            <w:shd w:val="clear" w:color="auto" w:fill="FAF2F1"/>
+            <w:tcMar>
+              <w:top w:w="130" w:type="dxa"/>
+              <w:bottom w:w="130" w:type="dxa"/>
+              <w:left w:w="200" w:type="dxa"/>
+              <w:right w:w="180" w:type="dxa"/>
+            </w:tcMar>
+          </w:tcPr>
+          <w:p>
+            <w:pPr>
+              <w:spacing w:before="0" w:after="80" w:line="293" w:lineRule="auto"/>
+              <w:jc w:val="both"/>
+            </w:pPr>
+            <w:r>
+              <w:rPr>
+                <w:rFonts w:ascii="Aptos" w:hAnsi="Aptos" w:cs="Aptos" w:eastAsia="Aptos"/>
+                <w:b/>
+                <w:i w:val="0"/>
+                <w:color w:val="2B2B2B"/>
+                <w:sz w:val="19"/>
+              </w:rPr>
+              <w:t>Nota de conferência, e um erro na consolidação oficial.</w:t>
+            </w:r>
+            <w:r>
+              <w:rPr>
+                <w:rFonts w:ascii="Aptos" w:hAnsi="Aptos" w:cs="Aptos" w:eastAsia="Aptos"/>
+                <w:b w:val="0"/>
+                <w:i w:val="0"/>
+                <w:color w:val="2B2B2B"/>
+                <w:sz w:val="19"/>
+              </w:rPr>
+              <w:t xml:space="preserve"> A base consolidada indica como «1.ª versão» deste artigo o Decreto-Lei n.º 265/2007, de 24 de julho. </w:t>
+            </w:r>
+            <w:r>
+              <w:rPr>
+                <w:rFonts w:ascii="Aptos" w:hAnsi="Aptos" w:cs="Aptos" w:eastAsia="Aptos"/>
+                <w:b/>
+                <w:i w:val="0"/>
+                <w:color w:val="2B2B2B"/>
+                <w:sz w:val="19"/>
+              </w:rPr>
+              <w:t>Está errado.</w:t>
+            </w:r>
+            <w:r>
+              <w:rPr>
+                <w:rFonts w:ascii="Aptos" w:hAnsi="Aptos" w:cs="Aptos" w:eastAsia="Aptos"/>
+                <w:b w:val="0"/>
+                <w:i w:val="0"/>
+                <w:color w:val="2B2B2B"/>
+                <w:sz w:val="19"/>
+              </w:rPr>
+              <w:t xml:space="preserve"> Conferido o Diário da República, 1.ª série, n.º 141, de 24 de julho de 2007, esse diploma — que respeita à proteção dos animais em transporte — altera do Decreto-Lei n.º 276/2001 apenas o artigo 73.º, relativo a taxas, no seu artigo 21.º. O artigo 3.º-G foi aditado pelo Decreto-Lei n.º 260/2012, juntamente com todo o bloco dos artigos 3.º-B a 3.º-J, o que aliás se confirma pela remissão do artigo 3.º-I para o balcão único do Decreto-Lei n.º 92/2010 — posterior a 2007.</w:t>
+            </w:r>
+          </w:p>
+          <w:p>
+            <w:pPr>
+              <w:spacing w:before="0" w:after="0" w:line="293" w:lineRule="auto"/>
+              <w:jc w:val="both"/>
+            </w:pPr>
+            <w:r>
+              <w:rPr>
+                <w:rFonts w:ascii="Aptos" w:hAnsi="Aptos" w:cs="Aptos" w:eastAsia="Aptos"/>
+                <w:b/>
+                <w:i w:val="0"/>
+                <w:color w:val="2B2B2B"/>
+                <w:sz w:val="19"/>
+              </w:rPr>
+              <w:t>Observação.</w:t>
+            </w:r>
+            <w:r>
+              <w:rPr>
+                <w:rFonts w:ascii="Aptos" w:hAnsi="Aptos" w:cs="Aptos" w:eastAsia="Aptos"/>
+                <w:b w:val="0"/>
+                <w:i w:val="0"/>
+                <w:color w:val="2B2B2B"/>
+                <w:sz w:val="19"/>
+              </w:rPr>
+              <w:t xml:space="preserve"> Registe-se o que isto significa para o método do ponto 18.2: a advertência de que o compilador localiza e o jornal oficial cita não vale apenas contra compiladores privados. </w:t>
+            </w:r>
+            <w:r>
+              <w:rPr>
+                <w:rFonts w:ascii="Aptos" w:hAnsi="Aptos" w:cs="Aptos" w:eastAsia="Aptos"/>
+                <w:b/>
+                <w:i w:val="0"/>
+                <w:color w:val="2B2B2B"/>
+                <w:sz w:val="19"/>
+              </w:rPr>
+              <w:t>A consolidação oficial também erra</w:t>
+            </w:r>
+            <w:r>
+              <w:rPr>
+                <w:rFonts w:ascii="Aptos" w:hAnsi="Aptos" w:cs="Aptos" w:eastAsia="Aptos"/>
+                <w:b w:val="0"/>
+                <w:i w:val="0"/>
+                <w:color w:val="2B2B2B"/>
+                <w:sz w:val="19"/>
+              </w:rPr>
+              <w:t>, e neste caso erra na indicação de proveniência de uma norma central para a questão 8. O texto do artigo, esse, coincide.</w:t>
+            </w:r>
+          </w:p>
+        </w:tc>
+      </w:tr>
+    </w:tbl>
+    <w:p>
+      <w:pPr>
+        <w:spacing w:before="0" w:after="180" w:line="293" w:lineRule="auto"/>
+      </w:pPr>
+    </w:p>
+    <w:tbl>
+      <w:tblPr>
+        <w:tblW w:type="auto" w:w="0"/>
+        <w:jc w:val="center"/>
+        <w:tblBorders>
+          <w:top w:val="nil"/>
+          <w:left w:val="nil"/>
+          <w:bottom w:val="nil"/>
+          <w:right w:val="nil"/>
+          <w:insideH w:val="nil"/>
+          <w:insideV w:val="nil"/>
+        </w:tblBorders>
+        <w:tblLayout w:type="fixed"/>
+        <w:tblLook w:firstColumn="1" w:firstRow="1" w:lastColumn="0" w:lastRow="0" w:noHBand="0" w:noVBand="1" w:val="04A0"/>
+      </w:tblPr>
+      <w:tblGrid>
+        <w:gridCol w:w="9412"/>
+      </w:tblGrid>
+      <w:tr>
+        <w:trPr>
+          <w:cantSplit/>
+        </w:trPr>
+        <w:tc>
+          <w:tcPr>
+            <w:tcW w:type="dxa" w:w="9411"/>
+            <w:tcBorders>
+              <w:top w:val="nil"/>
+              <w:left w:val="single" w:sz="18" w:space="0" w:color="D8C9AE"/>
+              <w:bottom w:val="nil"/>
+              <w:right w:val="nil"/>
+            </w:tcBorders>
+            <w:shd w:val="clear" w:color="auto" w:fill="F7F4ED"/>
+            <w:tcMar>
+              <w:top w:w="130" w:type="dxa"/>
+              <w:bottom w:w="130" w:type="dxa"/>
+              <w:left w:w="200" w:type="dxa"/>
+              <w:right w:w="180" w:type="dxa"/>
+            </w:tcMar>
+          </w:tcPr>
+          <w:p>
+            <w:pPr>
+              <w:spacing w:before="0" w:after="80" w:line="293" w:lineRule="auto"/>
+              <w:jc w:val="both"/>
+            </w:pPr>
+            <w:r>
+              <w:rPr>
+                <w:rFonts w:ascii="Aptos" w:hAnsi="Aptos" w:cs="Aptos" w:eastAsia="Aptos"/>
+                <w:b w:val="0"/>
+                <w:i w:val="0"/>
+                <w:color w:val="2B2B2B"/>
+                <w:sz w:val="20"/>
+              </w:rPr>
+              <w:t>Três consequências, e a segunda é a mais importante deste ponto.</w:t>
+            </w:r>
+          </w:p>
+          <w:p>
+            <w:pPr>
+              <w:spacing w:before="0" w:after="80" w:line="293" w:lineRule="auto"/>
+              <w:jc w:val="both"/>
+            </w:pPr>
+            <w:r>
+              <w:rPr>
+                <w:rFonts w:ascii="Aptos" w:hAnsi="Aptos" w:cs="Aptos" w:eastAsia="Aptos"/>
+                <w:b/>
+                <w:i w:val="0"/>
+                <w:color w:val="2B2B2B"/>
+                <w:sz w:val="20"/>
+              </w:rPr>
+              <w:t>Primeira — o parecer de 2018 estava certo, mas não pela razão que este estudo lhe deu.</w:t>
+            </w:r>
+            <w:r>
+              <w:rPr>
+                <w:rFonts w:ascii="Aptos" w:hAnsi="Aptos" w:cs="Aptos" w:eastAsia="Aptos"/>
+                <w:b w:val="0"/>
+                <w:i w:val="0"/>
+                <w:color w:val="2B2B2B"/>
+                <w:sz w:val="20"/>
+              </w:rPr>
+              <w:t xml:space="preserve"> As câmaras não têm competência para </w:t>
+            </w:r>
+            <w:r>
+              <w:rPr>
+                <w:rFonts w:ascii="Aptos" w:hAnsi="Aptos" w:cs="Aptos" w:eastAsia="Aptos"/>
+                <w:b/>
+                <w:i w:val="0"/>
+                <w:color w:val="2B2B2B"/>
+                <w:sz w:val="20"/>
+              </w:rPr>
+              <w:t>determinar</w:t>
+            </w:r>
+            <w:r>
+              <w:rPr>
+                <w:rFonts w:ascii="Aptos" w:hAnsi="Aptos" w:cs="Aptos" w:eastAsia="Aptos"/>
+                <w:b w:val="0"/>
+                <w:i w:val="0"/>
+                <w:color w:val="2B2B2B"/>
+                <w:sz w:val="20"/>
+              </w:rPr>
+              <w:t xml:space="preserve"> o encerramento de um alojamento; tem-na o diretor-geral, e tem-na não como sanção acessória de um processo de contraordenação, mas como medida de polícia administrativa autónoma, decidida em processo próprio e fundada, entre o mais, em </w:t>
+            </w:r>
+            <w:r>
+              <w:rPr>
+                <w:rFonts w:ascii="Aptos" w:hAnsi="Aptos" w:cs="Aptos" w:eastAsia="Aptos"/>
+                <w:b/>
+                <w:i w:val="0"/>
+                <w:color w:val="2B2B2B"/>
+                <w:sz w:val="20"/>
+              </w:rPr>
+              <w:t>maus tratos aos animais</w:t>
+            </w:r>
+            <w:r>
+              <w:rPr>
+                <w:rFonts w:ascii="Aptos" w:hAnsi="Aptos" w:cs="Aptos" w:eastAsia="Aptos"/>
+                <w:b w:val="0"/>
+                <w:i w:val="0"/>
+                <w:color w:val="2B2B2B"/>
+                <w:sz w:val="20"/>
+              </w:rPr>
+              <w:t xml:space="preserve"> e em </w:t>
+            </w:r>
+            <w:r>
+              <w:rPr>
+                <w:rFonts w:ascii="Aptos" w:hAnsi="Aptos" w:cs="Aptos" w:eastAsia="Aptos"/>
+                <w:b/>
+                <w:i w:val="0"/>
+                <w:color w:val="2B2B2B"/>
+                <w:sz w:val="20"/>
+              </w:rPr>
+              <w:t>graves problemas de saúde e bem-estar dos animais</w:t>
+            </w:r>
+            <w:r>
+              <w:rPr>
+                <w:rFonts w:ascii="Aptos" w:hAnsi="Aptos" w:cs="Aptos" w:eastAsia="Aptos"/>
+                <w:b w:val="0"/>
+                <w:i w:val="0"/>
+                <w:color w:val="2B2B2B"/>
+                <w:sz w:val="20"/>
+              </w:rPr>
+              <w:t>. O fundamento correto é o artigo 3.º-G, não os artigos 69.º e 70.º.</w:t>
+            </w:r>
+          </w:p>
+          <w:p>
+            <w:pPr>
+              <w:spacing w:before="0" w:after="80" w:line="293" w:lineRule="auto"/>
+              <w:jc w:val="both"/>
+            </w:pPr>
+            <w:r>
+              <w:rPr>
+                <w:rFonts w:ascii="Aptos" w:hAnsi="Aptos" w:cs="Aptos" w:eastAsia="Aptos"/>
+                <w:b/>
+                <w:i w:val="0"/>
+                <w:color w:val="2B2B2B"/>
+                <w:sz w:val="20"/>
+              </w:rPr>
+              <w:t>Segunda — existe uma segunda base legal expressa para a remoção municipal dos animais, e é esta.</w:t>
+            </w:r>
+            <w:r>
+              <w:rPr>
+                <w:rFonts w:ascii="Aptos" w:hAnsi="Aptos" w:cs="Aptos" w:eastAsia="Aptos"/>
+                <w:b w:val="0"/>
+                <w:i w:val="0"/>
+                <w:color w:val="2B2B2B"/>
+                <w:sz w:val="20"/>
+              </w:rPr>
+              <w:t xml:space="preserve"> O n.º 6 diz, literalmente: «Compete às câmaras municipais executar as medidas necessárias ao cumprimento da decisão […], nomeadamente proceder, quando necessário, </w:t>
+            </w:r>
+            <w:r>
+              <w:rPr>
+                <w:rFonts w:ascii="Aptos" w:hAnsi="Aptos" w:cs="Aptos" w:eastAsia="Aptos"/>
+                <w:b/>
+                <w:i w:val="0"/>
+                <w:color w:val="2B2B2B"/>
+                <w:sz w:val="20"/>
+              </w:rPr>
+              <w:t>à recolha dos animais</w:t>
+            </w:r>
+            <w:r>
+              <w:rPr>
+                <w:rFonts w:ascii="Aptos" w:hAnsi="Aptos" w:cs="Aptos" w:eastAsia="Aptos"/>
+                <w:b w:val="0"/>
+                <w:i w:val="0"/>
+                <w:color w:val="2B2B2B"/>
+                <w:sz w:val="20"/>
+              </w:rPr>
+              <w:t xml:space="preserve">». Até aqui a resposta à questão 8 assentava apenas no n.º 5 do artigo 3.º do Decreto-Lei n.º 314/2003. Passa a assentar em dois preceitos independentes, em dois diplomas diferentes, ambos a dizer o mesmo: </w:t>
+            </w:r>
+            <w:r>
+              <w:rPr>
+                <w:rFonts w:ascii="Aptos" w:hAnsi="Aptos" w:cs="Aptos" w:eastAsia="Aptos"/>
+                <w:b/>
+                <w:i w:val="0"/>
+                <w:color w:val="2B2B2B"/>
+                <w:sz w:val="20"/>
+              </w:rPr>
+              <w:t>a decisão é da autoridade sanitária, a recolha é do município</w:t>
+            </w:r>
+            <w:r>
+              <w:rPr>
+                <w:rFonts w:ascii="Aptos" w:hAnsi="Aptos" w:cs="Aptos" w:eastAsia="Aptos"/>
+                <w:b w:val="0"/>
+                <w:i w:val="0"/>
+                <w:color w:val="2B2B2B"/>
+                <w:sz w:val="20"/>
+              </w:rPr>
+              <w:t>.</w:t>
+            </w:r>
+          </w:p>
+          <w:p>
+            <w:pPr>
+              <w:spacing w:before="0" w:after="0" w:line="293" w:lineRule="auto"/>
+              <w:jc w:val="both"/>
+            </w:pPr>
+            <w:r>
+              <w:rPr>
+                <w:rFonts w:ascii="Aptos" w:hAnsi="Aptos" w:cs="Aptos" w:eastAsia="Aptos"/>
+                <w:b/>
+                <w:i w:val="0"/>
+                <w:color w:val="2B2B2B"/>
+                <w:sz w:val="20"/>
+              </w:rPr>
+              <w:t>Terceira — o despacho da DGAV de 2012 deixa de ser um episódio e passa a ser a aplicação da lei.</w:t>
+            </w:r>
+            <w:r>
+              <w:rPr>
+                <w:rFonts w:ascii="Aptos" w:hAnsi="Aptos" w:cs="Aptos" w:eastAsia="Aptos"/>
+                <w:b w:val="0"/>
+                <w:i w:val="0"/>
+                <w:color w:val="2B2B2B"/>
+                <w:sz w:val="20"/>
+              </w:rPr>
+              <w:t xml:space="preserve"> Se a DGAV determinou o encerramento e pediu à câmara diligências para retirar os animais, fez exatamente o que os n.ºs 5 e 6 mandam fazer. A divergência das notícias entre «retirar» e «encerrar» resolve-se: são as duas faces da mesma norma — o diretor-geral encerra, a câmara recolhe.</w:t>
+            </w:r>
+          </w:p>
+        </w:tc>
+      </w:tr>
+    </w:tbl>
+    <w:p>
+      <w:pPr>
+        <w:spacing w:before="0" w:after="180" w:line="293" w:lineRule="auto"/>
+      </w:pPr>
+    </w:p>
+    <w:p>
+      <w:pPr>
+        <w:keepNext/>
+        <w:spacing w:before="200" w:after="60" w:line="293" w:lineRule="auto"/>
+      </w:pPr>
+      <w:r>
+        <w:rPr>
+          <w:rFonts w:ascii="Aptos" w:hAnsi="Aptos" w:cs="Aptos" w:eastAsia="Aptos"/>
+          <w:b/>
+          <w:i w:val="0"/>
+          <w:color w:val="5C7891"/>
+          <w:sz w:val="19"/>
+        </w:rPr>
+        <w:t>O intervalo de 2019, e uma citação parlamentar desatualizada</w:t>
+      </w:r>
+    </w:p>
+    <w:p>
+      <w:pPr>
+        <w:spacing w:before="0" w:after="140" w:line="293" w:lineRule="auto"/>
+        <w:jc w:val="both"/>
+      </w:pPr>
+      <w:r>
+        <w:rPr>
+          <w:rFonts w:ascii="Aptos" w:hAnsi="Aptos" w:cs="Aptos" w:eastAsia="Aptos"/>
+          <w:b w:val="0"/>
+          <w:i w:val="0"/>
+          <w:color w:val="2B2B2B"/>
+          <w:sz w:val="20"/>
+        </w:rPr>
+        <w:t>Há um pormenor de vigência que explica uma confusão pública do caso. O artigo 3.º-G foi alterado pelo Decreto-Lei n.º 20/2019, de 30 de janeiro, que transferiu para os órgãos municipais competências no domínio da proteção e saúde animal. Nessa redação, o poder de encerrar passou para o presidente da câmara.</w:t>
+      </w:r>
+    </w:p>
+    <w:tbl>
+      <w:tblPr>
+        <w:tblW w:type="auto" w:w="0"/>
+        <w:jc w:val="center"/>
+        <w:tblBorders>
+          <w:top w:val="nil"/>
+          <w:left w:val="nil"/>
+          <w:bottom w:val="nil"/>
+          <w:right w:val="nil"/>
+          <w:insideH w:val="nil"/>
+          <w:insideV w:val="nil"/>
+        </w:tblBorders>
+        <w:tblLayout w:type="fixed"/>
+        <w:tblLook w:firstColumn="1" w:firstRow="1" w:lastColumn="0" w:lastRow="0" w:noHBand="0" w:noVBand="1" w:val="04A0"/>
+      </w:tblPr>
+      <w:tblGrid>
+        <w:gridCol w:w="9412"/>
+      </w:tblGrid>
+      <w:tr>
+        <w:trPr>
+          <w:cantSplit/>
+        </w:trPr>
+        <w:tc>
+          <w:tcPr>
+            <w:tcW w:type="dxa" w:w="9411"/>
+            <w:tcBorders>
+              <w:top w:val="nil"/>
+              <w:left w:val="single" w:sz="18" w:space="0" w:color="A9C2D8"/>
+              <w:bottom w:val="nil"/>
+              <w:right w:val="nil"/>
+            </w:tcBorders>
+            <w:shd w:val="clear" w:color="auto" w:fill="F3F6F9"/>
+            <w:tcMar>
+              <w:top w:w="130" w:type="dxa"/>
+              <w:bottom w:w="130" w:type="dxa"/>
+              <w:left w:w="200" w:type="dxa"/>
+              <w:right w:w="180" w:type="dxa"/>
+            </w:tcMar>
+          </w:tcPr>
+          <w:p>
+            <w:pPr>
+              <w:spacing w:before="0" w:after="80" w:line="293" w:lineRule="auto"/>
+              <w:jc w:val="both"/>
+            </w:pPr>
+            <w:r>
+              <w:rPr>
+                <w:rFonts w:ascii="Aptos" w:hAnsi="Aptos" w:cs="Aptos" w:eastAsia="Aptos"/>
+                <w:b w:val="0"/>
+                <w:i/>
+                <w:color w:val="2B2B2B"/>
+                <w:sz w:val="19"/>
+              </w:rPr>
+              <w:t>1 — O presidente da câmara municipal pode, mediante despacho, determinar a suspensão da atividade ou o encerramento do alojamento, designadamente quando se verifique uma das seguintes situações:</w:t>
+            </w:r>
+          </w:p>
+          <w:p>
+            <w:pPr>
+              <w:spacing w:before="0" w:after="80" w:line="293" w:lineRule="auto"/>
+              <w:jc w:val="both"/>
+            </w:pPr>
+            <w:r>
+              <w:rPr>
+                <w:rFonts w:ascii="Aptos" w:hAnsi="Aptos" w:cs="Aptos" w:eastAsia="Aptos"/>
+                <w:b w:val="0"/>
+                <w:i/>
+                <w:color w:val="2B2B2B"/>
+                <w:sz w:val="19"/>
+              </w:rPr>
+              <w:t>[…]</w:t>
+            </w:r>
+          </w:p>
+          <w:p>
+            <w:pPr>
+              <w:spacing w:before="0" w:after="0" w:line="293" w:lineRule="auto"/>
+              <w:jc w:val="both"/>
+            </w:pPr>
+            <w:r>
+              <w:rPr>
+                <w:rFonts w:ascii="Aptos" w:hAnsi="Aptos" w:cs="Aptos" w:eastAsia="Aptos"/>
+                <w:b w:val="0"/>
+                <w:i/>
+                <w:color w:val="2B2B2B"/>
+                <w:sz w:val="19"/>
+              </w:rPr>
+              <w:t>6 — Compete ao presidente da câmara municipal executar as medidas necessárias ao cumprimento da decisão a que se referem os n.os 3 e 4, nomeadamente proceder, quando necessário, à recolha dos animais.</w:t>
+            </w:r>
+          </w:p>
+          <w:p>
+            <w:pPr>
+              <w:spacing w:before="120" w:after="0" w:line="293" w:lineRule="auto"/>
+            </w:pPr>
+            <w:r>
+              <w:rPr>
+                <w:rFonts w:ascii="Aptos" w:hAnsi="Aptos" w:cs="Aptos" w:eastAsia="Aptos"/>
+                <w:b w:val="0"/>
+                <w:i w:val="0"/>
+                <w:color w:val="7C8894"/>
+                <w:sz w:val="15"/>
+              </w:rPr>
+              <w:t>N.ºs 1 e 6 do artigo 3.º-G do Decreto-Lei n.º 276/2001, na redação dada pelo Decreto-Lei n.º 20/2019, conferida no Diário da República, 1.ª série, n.º 21, de 30 de janeiro de 2019, a páginas 671</w:t>
+            </w:r>
+          </w:p>
+        </w:tc>
+      </w:tr>
+    </w:tbl>
+    <w:p>
+      <w:pPr>
+        <w:spacing w:before="0" w:after="180" w:line="293" w:lineRule="auto"/>
+      </w:pPr>
+    </w:p>
+    <w:p>
+      <w:pPr>
+        <w:spacing w:before="0" w:after="140" w:line="293" w:lineRule="auto"/>
+        <w:jc w:val="both"/>
+      </w:pPr>
+      <w:r>
+        <w:rPr>
+          <w:rFonts w:ascii="Aptos" w:hAnsi="Aptos" w:cs="Aptos" w:eastAsia="Aptos"/>
+          <w:b w:val="0"/>
+          <w:i w:val="0"/>
+          <w:color w:val="2B2B2B"/>
+          <w:sz w:val="20"/>
+        </w:rPr>
+        <w:t xml:space="preserve">Essa redação vigorou pouco: a </w:t>
+      </w:r>
+      <w:r>
+        <w:rPr>
+          <w:rFonts w:ascii="Aptos" w:hAnsi="Aptos" w:cs="Aptos" w:eastAsia="Aptos"/>
+          <w:b/>
+          <w:i w:val="0"/>
+          <w:color w:val="2B2B2B"/>
+          <w:sz w:val="20"/>
+        </w:rPr>
+        <w:t>Resolução da Assembleia da República n.º 138/2019, de 8 de agosto</w:t>
+      </w:r>
+      <w:r>
+        <w:rPr>
+          <w:rFonts w:ascii="Aptos" w:hAnsi="Aptos" w:cs="Aptos" w:eastAsia="Aptos"/>
+          <w:b w:val="0"/>
+          <w:i w:val="0"/>
+          <w:color w:val="2B2B2B"/>
+          <w:sz w:val="20"/>
+        </w:rPr>
+        <w:t>, fez cessar a vigência de todo o Decreto-Lei n.º 20/2019, repristinando o texto anterior. O poder de encerrar voltou ao diretor-geral, e assim está hoje.</w:t>
+      </w:r>
+    </w:p>
+    <w:tbl>
+      <w:tblPr>
+        <w:tblW w:type="auto" w:w="0"/>
+        <w:jc w:val="center"/>
+        <w:tblBorders>
+          <w:top w:val="nil"/>
+          <w:left w:val="nil"/>
+          <w:bottom w:val="nil"/>
+          <w:right w:val="nil"/>
+          <w:insideH w:val="nil"/>
+          <w:insideV w:val="nil"/>
+        </w:tblBorders>
+        <w:tblLayout w:type="fixed"/>
+        <w:tblLook w:firstColumn="1" w:firstRow="1" w:lastColumn="0" w:lastRow="0" w:noHBand="0" w:noVBand="1" w:val="04A0"/>
+      </w:tblPr>
+      <w:tblGrid>
+        <w:gridCol w:w="3137"/>
+        <w:gridCol w:w="3137"/>
+        <w:gridCol w:w="3137"/>
+      </w:tblGrid>
+      <w:tr>
+        <w:trPr>
+          <w:cantSplit/>
+          <w:tblHeader/>
+        </w:trPr>
+        <w:tc>
+          <w:tcPr>
+            <w:tcW w:type="dxa" w:w="2268"/>
+            <w:tcBorders>
+              <w:top w:val="nil"/>
+              <w:left w:val="nil"/>
+              <w:bottom w:val="single" w:sz="8" w:space="0" w:color="A9C2D8"/>
+              <w:right w:val="nil"/>
+            </w:tcBorders>
+            <w:shd w:val="clear" w:color="auto" w:fill="E9EFF4"/>
+            <w:tcMar>
+              <w:top w:w="90" w:type="dxa"/>
+              <w:bottom w:w="90" w:type="dxa"/>
+              <w:left w:w="120" w:type="dxa"/>
+              <w:right w:w="120" w:type="dxa"/>
+            </w:tcMar>
+          </w:tcPr>
+          <w:p>
+            <w:pPr>
+              <w:spacing w:before="0" w:after="0" w:line="293" w:lineRule="auto"/>
+            </w:pPr>
+            <w:r>
+              <w:rPr>
+                <w:rFonts w:ascii="Aptos" w:hAnsi="Aptos" w:cs="Aptos" w:eastAsia="Aptos"/>
+                <w:b/>
+                <w:i w:val="0"/>
+                <w:color w:val="35506B"/>
+                <w:sz w:val="17"/>
+              </w:rPr>
+              <w:t>Período</w:t>
+            </w:r>
+          </w:p>
+        </w:tc>
+        <w:tc>
+          <w:tcPr>
+            <w:tcW w:type="dxa" w:w="3742"/>
+            <w:tcBorders>
+              <w:top w:val="nil"/>
+              <w:left w:val="nil"/>
+              <w:bottom w:val="single" w:sz="8" w:space="0" w:color="A9C2D8"/>
+              <w:right w:val="nil"/>
+            </w:tcBorders>
+            <w:shd w:val="clear" w:color="auto" w:fill="E9EFF4"/>
+            <w:tcMar>
+              <w:top w:w="90" w:type="dxa"/>
+              <w:bottom w:w="90" w:type="dxa"/>
+              <w:left w:w="120" w:type="dxa"/>
+              <w:right w:w="120" w:type="dxa"/>
+            </w:tcMar>
+          </w:tcPr>
+          <w:p>
+            <w:pPr>
+              <w:spacing w:before="0" w:after="0" w:line="293" w:lineRule="auto"/>
+            </w:pPr>
+            <w:r>
+              <w:rPr>
+                <w:rFonts w:ascii="Aptos" w:hAnsi="Aptos" w:cs="Aptos" w:eastAsia="Aptos"/>
+                <w:b/>
+                <w:i w:val="0"/>
+                <w:color w:val="35506B"/>
+                <w:sz w:val="17"/>
+              </w:rPr>
+              <w:t>Quem determina o encerramento</w:t>
+            </w:r>
+          </w:p>
+        </w:tc>
+        <w:tc>
+          <w:tcPr>
+            <w:tcW w:type="dxa" w:w="3402"/>
+            <w:tcBorders>
+              <w:top w:val="nil"/>
+              <w:left w:val="nil"/>
+              <w:bottom w:val="single" w:sz="8" w:space="0" w:color="A9C2D8"/>
+              <w:right w:val="nil"/>
+            </w:tcBorders>
+            <w:shd w:val="clear" w:color="auto" w:fill="E9EFF4"/>
+            <w:tcMar>
+              <w:top w:w="90" w:type="dxa"/>
+              <w:bottom w:w="90" w:type="dxa"/>
+              <w:left w:w="120" w:type="dxa"/>
+              <w:right w:w="120" w:type="dxa"/>
+            </w:tcMar>
+          </w:tcPr>
+          <w:p>
+            <w:pPr>
+              <w:spacing w:before="0" w:after="0" w:line="293" w:lineRule="auto"/>
+            </w:pPr>
+            <w:r>
+              <w:rPr>
+                <w:rFonts w:ascii="Aptos" w:hAnsi="Aptos" w:cs="Aptos" w:eastAsia="Aptos"/>
+                <w:b/>
+                <w:i w:val="0"/>
+                <w:color w:val="35506B"/>
+                <w:sz w:val="17"/>
+              </w:rPr>
+              <w:t>Quem recolhe os animais</w:t>
+            </w:r>
+          </w:p>
+        </w:tc>
+      </w:tr>
+      <w:tr>
+        <w:trPr>
+          <w:cantSplit/>
+        </w:trPr>
+        <w:tc>
+          <w:tcPr>
+            <w:tcW w:type="dxa" w:w="2268"/>
+            <w:tcBorders>
+              <w:top w:val="nil"/>
+              <w:left w:val="nil"/>
+              <w:bottom w:val="single" w:sz="4" w:space="0" w:color="D7DEE5"/>
+              <w:right w:val="nil"/>
+            </w:tcBorders>
+            <w:shd w:val="clear" w:color="auto" w:fill="F8FAFC"/>
+            <w:tcMar>
+              <w:top w:w="85" w:type="dxa"/>
+              <w:bottom w:w="85" w:type="dxa"/>
+              <w:left w:w="120" w:type="dxa"/>
+              <w:right w:w="120" w:type="dxa"/>
+            </w:tcMar>
+          </w:tcPr>
+          <w:p>
+            <w:pPr>
+              <w:spacing w:before="0" w:after="0" w:line="274" w:lineRule="auto"/>
+            </w:pPr>
+            <w:r>
+              <w:rPr>
+                <w:rFonts w:ascii="Aptos" w:hAnsi="Aptos" w:cs="Aptos" w:eastAsia="Aptos"/>
+                <w:b w:val="0"/>
+                <w:i w:val="0"/>
+                <w:color w:val="2B2B2B"/>
+                <w:sz w:val="17"/>
+              </w:rPr>
+              <w:t>até 29.1.2019</w:t>
+            </w:r>
+          </w:p>
+        </w:tc>
+        <w:tc>
+          <w:tcPr>
+            <w:tcW w:type="dxa" w:w="3742"/>
+            <w:tcBorders>
+              <w:top w:val="nil"/>
+              <w:left w:val="nil"/>
+              <w:bottom w:val="single" w:sz="4" w:space="0" w:color="D7DEE5"/>
+              <w:right w:val="nil"/>
+            </w:tcBorders>
+            <w:shd w:val="clear" w:color="auto" w:fill="F8FAFC"/>
+            <w:tcMar>
+              <w:top w:w="85" w:type="dxa"/>
+              <w:bottom w:w="85" w:type="dxa"/>
+              <w:left w:w="120" w:type="dxa"/>
+              <w:right w:w="120" w:type="dxa"/>
+            </w:tcMar>
+          </w:tcPr>
+          <w:p>
+            <w:pPr>
+              <w:spacing w:before="0" w:after="0" w:line="274" w:lineRule="auto"/>
+            </w:pPr>
+            <w:r>
+              <w:rPr>
+                <w:rFonts w:ascii="Aptos" w:hAnsi="Aptos" w:cs="Aptos" w:eastAsia="Aptos"/>
+                <w:b w:val="0"/>
+                <w:i w:val="0"/>
+                <w:color w:val="2B2B2B"/>
+                <w:sz w:val="17"/>
+              </w:rPr>
+              <w:t>Diretor-geral de Alimentação e Veterinária</w:t>
+            </w:r>
+          </w:p>
+        </w:tc>
+        <w:tc>
+          <w:tcPr>
+            <w:tcW w:type="dxa" w:w="3402"/>
+            <w:tcBorders>
+              <w:top w:val="nil"/>
+              <w:left w:val="nil"/>
+              <w:bottom w:val="single" w:sz="4" w:space="0" w:color="D7DEE5"/>
+              <w:right w:val="nil"/>
+            </w:tcBorders>
+            <w:shd w:val="clear" w:color="auto" w:fill="F8FAFC"/>
+            <w:tcMar>
+              <w:top w:w="85" w:type="dxa"/>
+              <w:bottom w:w="85" w:type="dxa"/>
+              <w:left w:w="120" w:type="dxa"/>
+              <w:right w:w="120" w:type="dxa"/>
+            </w:tcMar>
+          </w:tcPr>
+          <w:p>
+            <w:pPr>
+              <w:spacing w:before="0" w:after="0" w:line="274" w:lineRule="auto"/>
+            </w:pPr>
+            <w:r>
+              <w:rPr>
+                <w:rFonts w:ascii="Aptos" w:hAnsi="Aptos" w:cs="Aptos" w:eastAsia="Aptos"/>
+                <w:b w:val="0"/>
+                <w:i w:val="0"/>
+                <w:color w:val="2B2B2B"/>
+                <w:sz w:val="17"/>
+              </w:rPr>
+              <w:t>Câmaras municipais (n.º 6)</w:t>
+            </w:r>
+          </w:p>
+        </w:tc>
+      </w:tr>
+      <w:tr>
+        <w:trPr>
+          <w:cantSplit/>
+        </w:trPr>
+        <w:tc>
+          <w:tcPr>
+            <w:tcW w:type="dxa" w:w="2268"/>
+            <w:tcBorders>
+              <w:top w:val="nil"/>
+              <w:left w:val="nil"/>
+              <w:bottom w:val="single" w:sz="4" w:space="0" w:color="D7DEE5"/>
+              <w:right w:val="nil"/>
+            </w:tcBorders>
+            <w:shd w:val="clear" w:color="auto" w:fill="FFFFFF"/>
+            <w:tcMar>
+              <w:top w:w="85" w:type="dxa"/>
+              <w:bottom w:w="85" w:type="dxa"/>
+              <w:left w:w="120" w:type="dxa"/>
+              <w:right w:w="120" w:type="dxa"/>
+            </w:tcMar>
+          </w:tcPr>
+          <w:p>
+            <w:pPr>
+              <w:spacing w:before="0" w:after="0" w:line="274" w:lineRule="auto"/>
+            </w:pPr>
+            <w:r>
+              <w:rPr>
+                <w:rFonts w:ascii="Aptos" w:hAnsi="Aptos" w:cs="Aptos" w:eastAsia="Aptos"/>
+                <w:b w:val="0"/>
+                <w:i w:val="0"/>
+                <w:color w:val="2B2B2B"/>
+                <w:sz w:val="17"/>
+              </w:rPr>
+              <w:t>30.1.2019 a 7.8.2019</w:t>
+            </w:r>
+          </w:p>
+        </w:tc>
+        <w:tc>
+          <w:tcPr>
+            <w:tcW w:type="dxa" w:w="3742"/>
+            <w:tcBorders>
+              <w:top w:val="nil"/>
+              <w:left w:val="nil"/>
+              <w:bottom w:val="single" w:sz="4" w:space="0" w:color="D7DEE5"/>
+              <w:right w:val="nil"/>
+            </w:tcBorders>
+            <w:shd w:val="clear" w:color="auto" w:fill="FFFFFF"/>
+            <w:tcMar>
+              <w:top w:w="85" w:type="dxa"/>
+              <w:bottom w:w="85" w:type="dxa"/>
+              <w:left w:w="120" w:type="dxa"/>
+              <w:right w:w="120" w:type="dxa"/>
+            </w:tcMar>
+          </w:tcPr>
+          <w:p>
+            <w:pPr>
+              <w:spacing w:before="0" w:after="0" w:line="274" w:lineRule="auto"/>
+            </w:pPr>
+            <w:r>
+              <w:rPr>
+                <w:rFonts w:ascii="Aptos" w:hAnsi="Aptos" w:cs="Aptos" w:eastAsia="Aptos"/>
+                <w:b w:val="0"/>
+                <w:i w:val="0"/>
+                <w:color w:val="2B2B2B"/>
+                <w:sz w:val="17"/>
+              </w:rPr>
+              <w:t>Presidente da câmara municipal</w:t>
+            </w:r>
+          </w:p>
+        </w:tc>
+        <w:tc>
+          <w:tcPr>
+            <w:tcW w:type="dxa" w:w="3402"/>
+            <w:tcBorders>
+              <w:top w:val="nil"/>
+              <w:left w:val="nil"/>
+              <w:bottom w:val="single" w:sz="4" w:space="0" w:color="D7DEE5"/>
+              <w:right w:val="nil"/>
+            </w:tcBorders>
+            <w:shd w:val="clear" w:color="auto" w:fill="FFFFFF"/>
+            <w:tcMar>
+              <w:top w:w="85" w:type="dxa"/>
+              <w:bottom w:w="85" w:type="dxa"/>
+              <w:left w:w="120" w:type="dxa"/>
+              <w:right w:w="120" w:type="dxa"/>
+            </w:tcMar>
+          </w:tcPr>
+          <w:p>
+            <w:pPr>
+              <w:spacing w:before="0" w:after="0" w:line="274" w:lineRule="auto"/>
+            </w:pPr>
+            <w:r>
+              <w:rPr>
+                <w:rFonts w:ascii="Aptos" w:hAnsi="Aptos" w:cs="Aptos" w:eastAsia="Aptos"/>
+                <w:b w:val="0"/>
+                <w:i w:val="0"/>
+                <w:color w:val="2B2B2B"/>
+                <w:sz w:val="17"/>
+              </w:rPr>
+              <w:t>Presidente da câmara (n.º 6)</w:t>
+            </w:r>
+          </w:p>
+        </w:tc>
+      </w:tr>
+      <w:tr>
+        <w:trPr>
+          <w:cantSplit/>
+        </w:trPr>
+        <w:tc>
+          <w:tcPr>
+            <w:tcW w:type="dxa" w:w="2268"/>
+            <w:tcBorders>
+              <w:top w:val="nil"/>
+              <w:left w:val="nil"/>
+              <w:bottom w:val="single" w:sz="4" w:space="0" w:color="D7DEE5"/>
+              <w:right w:val="nil"/>
+            </w:tcBorders>
+            <w:shd w:val="clear" w:color="auto" w:fill="F8FAFC"/>
+            <w:tcMar>
+              <w:top w:w="85" w:type="dxa"/>
+              <w:bottom w:w="85" w:type="dxa"/>
+              <w:left w:w="120" w:type="dxa"/>
+              <w:right w:w="120" w:type="dxa"/>
+            </w:tcMar>
+          </w:tcPr>
+          <w:p>
+            <w:pPr>
+              <w:spacing w:before="0" w:after="0" w:line="274" w:lineRule="auto"/>
+            </w:pPr>
+            <w:r>
+              <w:rPr>
+                <w:rFonts w:ascii="Aptos" w:hAnsi="Aptos" w:cs="Aptos" w:eastAsia="Aptos"/>
+                <w:b w:val="0"/>
+                <w:i w:val="0"/>
+                <w:color w:val="2B2B2B"/>
+                <w:sz w:val="17"/>
+              </w:rPr>
+              <w:t>desde 8.8.2019</w:t>
+            </w:r>
+          </w:p>
+        </w:tc>
+        <w:tc>
+          <w:tcPr>
+            <w:tcW w:type="dxa" w:w="3742"/>
+            <w:tcBorders>
+              <w:top w:val="nil"/>
+              <w:left w:val="nil"/>
+              <w:bottom w:val="single" w:sz="4" w:space="0" w:color="D7DEE5"/>
+              <w:right w:val="nil"/>
+            </w:tcBorders>
+            <w:shd w:val="clear" w:color="auto" w:fill="F8FAFC"/>
+            <w:tcMar>
+              <w:top w:w="85" w:type="dxa"/>
+              <w:bottom w:w="85" w:type="dxa"/>
+              <w:left w:w="120" w:type="dxa"/>
+              <w:right w:w="120" w:type="dxa"/>
+            </w:tcMar>
+          </w:tcPr>
+          <w:p>
+            <w:pPr>
+              <w:spacing w:before="0" w:after="0" w:line="274" w:lineRule="auto"/>
+            </w:pPr>
+            <w:r>
+              <w:rPr>
+                <w:rFonts w:ascii="Aptos" w:hAnsi="Aptos" w:cs="Aptos" w:eastAsia="Aptos"/>
+                <w:b w:val="0"/>
+                <w:i w:val="0"/>
+                <w:color w:val="2B2B2B"/>
+                <w:sz w:val="17"/>
+              </w:rPr>
+              <w:t>Diretor-geral de Alimentação e Veterinária</w:t>
+            </w:r>
+          </w:p>
+        </w:tc>
+        <w:tc>
+          <w:tcPr>
+            <w:tcW w:type="dxa" w:w="3402"/>
+            <w:tcBorders>
+              <w:top w:val="nil"/>
+              <w:left w:val="nil"/>
+              <w:bottom w:val="single" w:sz="4" w:space="0" w:color="D7DEE5"/>
+              <w:right w:val="nil"/>
+            </w:tcBorders>
+            <w:shd w:val="clear" w:color="auto" w:fill="F8FAFC"/>
+            <w:tcMar>
+              <w:top w:w="85" w:type="dxa"/>
+              <w:bottom w:w="85" w:type="dxa"/>
+              <w:left w:w="120" w:type="dxa"/>
+              <w:right w:w="120" w:type="dxa"/>
+            </w:tcMar>
+          </w:tcPr>
+          <w:p>
+            <w:pPr>
+              <w:spacing w:before="0" w:after="0" w:line="274" w:lineRule="auto"/>
+            </w:pPr>
+            <w:r>
+              <w:rPr>
+                <w:rFonts w:ascii="Aptos" w:hAnsi="Aptos" w:cs="Aptos" w:eastAsia="Aptos"/>
+                <w:b w:val="0"/>
+                <w:i w:val="0"/>
+                <w:color w:val="2B2B2B"/>
+                <w:sz w:val="17"/>
+              </w:rPr>
+              <w:t>Câmaras municipais (n.º 6)</w:t>
+            </w:r>
+          </w:p>
+        </w:tc>
+      </w:tr>
+    </w:tbl>
+    <w:p>
+      <w:pPr>
+        <w:spacing w:before="40" w:after="180" w:line="293" w:lineRule="auto"/>
+      </w:pPr>
+    </w:p>
+    <w:tbl>
+      <w:tblPr>
+        <w:tblW w:type="auto" w:w="0"/>
+        <w:jc w:val="center"/>
+        <w:tblBorders>
+          <w:top w:val="nil"/>
+          <w:left w:val="nil"/>
+          <w:bottom w:val="nil"/>
+          <w:right w:val="nil"/>
+          <w:insideH w:val="nil"/>
+          <w:insideV w:val="nil"/>
+        </w:tblBorders>
+        <w:tblLayout w:type="fixed"/>
+        <w:tblLook w:firstColumn="1" w:firstRow="1" w:lastColumn="0" w:lastRow="0" w:noHBand="0" w:noVBand="1" w:val="04A0"/>
+      </w:tblPr>
+      <w:tblGrid>
+        <w:gridCol w:w="9412"/>
+      </w:tblGrid>
+      <w:tr>
+        <w:trPr>
+          <w:cantSplit/>
+        </w:trPr>
+        <w:tc>
+          <w:tcPr>
+            <w:tcW w:type="dxa" w:w="9411"/>
+            <w:tcBorders>
+              <w:top w:val="nil"/>
+              <w:left w:val="single" w:sz="18" w:space="0" w:color="E0BEBA"/>
+              <w:bottom w:val="nil"/>
+              <w:right w:val="nil"/>
+            </w:tcBorders>
+            <w:shd w:val="clear" w:color="auto" w:fill="FAF2F1"/>
+            <w:tcMar>
+              <w:top w:w="130" w:type="dxa"/>
+              <w:bottom w:w="130" w:type="dxa"/>
+              <w:left w:w="200" w:type="dxa"/>
+              <w:right w:w="180" w:type="dxa"/>
+            </w:tcMar>
+          </w:tcPr>
+          <w:p>
+            <w:pPr>
+              <w:spacing w:before="0" w:after="80" w:line="293" w:lineRule="auto"/>
+              <w:jc w:val="both"/>
+            </w:pPr>
+            <w:r>
+              <w:rPr>
+                <w:rFonts w:ascii="Aptos" w:hAnsi="Aptos" w:cs="Aptos" w:eastAsia="Aptos"/>
+                <w:b/>
+                <w:i w:val="0"/>
+                <w:color w:val="2B2B2B"/>
+                <w:sz w:val="19"/>
+              </w:rPr>
+              <w:t>Consequência para a leitura pública do caso.</w:t>
+            </w:r>
+            <w:r>
+              <w:rPr>
+                <w:rFonts w:ascii="Aptos" w:hAnsi="Aptos" w:cs="Aptos" w:eastAsia="Aptos"/>
+                <w:b w:val="0"/>
+                <w:i w:val="0"/>
+                <w:color w:val="2B2B2B"/>
+                <w:sz w:val="19"/>
+              </w:rPr>
+              <w:t xml:space="preserve"> O requerimento do Grupo Parlamentar do PAN de 22 de julho de 2020, que fundou a audição parlamentar do presidente da câmara, censura a autarquia por nunca ter encerrado os abrigos «conforme previsto no n.º 1 do artigo 3.º-G do Decreto-lei n-º 276/2001» e transcreve esse número na versão que o atribui ao presidente da câmara municipal. Ora essa redação havia cessado a sua vigência a </w:t>
+            </w:r>
+            <w:r>
+              <w:rPr>
+                <w:rFonts w:ascii="Aptos" w:hAnsi="Aptos" w:cs="Aptos" w:eastAsia="Aptos"/>
+                <w:b/>
+                <w:i w:val="0"/>
+                <w:color w:val="2B2B2B"/>
+                <w:sz w:val="19"/>
+              </w:rPr>
+              <w:t>8 de agosto de 2019</w:t>
+            </w:r>
+            <w:r>
+              <w:rPr>
+                <w:rFonts w:ascii="Aptos" w:hAnsi="Aptos" w:cs="Aptos" w:eastAsia="Aptos"/>
+                <w:b w:val="0"/>
+                <w:i w:val="0"/>
+                <w:color w:val="2B2B2B"/>
+                <w:sz w:val="19"/>
+              </w:rPr>
+              <w:t xml:space="preserve"> — quase um ano antes do incêndio. À data dos factos, e à data do requerimento, o poder de encerrar era do diretor-geral da DGAV.</w:t>
+            </w:r>
+          </w:p>
+          <w:p>
+            <w:pPr>
+              <w:spacing w:before="0" w:after="0" w:line="293" w:lineRule="auto"/>
+              <w:jc w:val="both"/>
+            </w:pPr>
+            <w:r>
+              <w:rPr>
+                <w:rFonts w:ascii="Aptos" w:hAnsi="Aptos" w:cs="Aptos" w:eastAsia="Aptos"/>
+                <w:b/>
+                <w:i w:val="0"/>
+                <w:color w:val="2B2B2B"/>
+                <w:sz w:val="19"/>
+              </w:rPr>
+              <w:t>Observação.</w:t>
+            </w:r>
+            <w:r>
+              <w:rPr>
+                <w:rFonts w:ascii="Aptos" w:hAnsi="Aptos" w:cs="Aptos" w:eastAsia="Aptos"/>
+                <w:b w:val="0"/>
+                <w:i w:val="0"/>
+                <w:color w:val="2B2B2B"/>
+                <w:sz w:val="19"/>
+              </w:rPr>
+              <w:t xml:space="preserve"> Não se retira disto juízo sobre a substância da censura política, que não é matéria deste estudo. Retira-se o que interessa ao método: </w:t>
+            </w:r>
+            <w:r>
+              <w:rPr>
+                <w:rFonts w:ascii="Aptos" w:hAnsi="Aptos" w:cs="Aptos" w:eastAsia="Aptos"/>
+                <w:b/>
+                <w:i w:val="0"/>
+                <w:color w:val="2B2B2B"/>
+                <w:sz w:val="19"/>
+              </w:rPr>
+              <w:t>a premissa normativa da audição parlamentar estava desatualizada</w:t>
+            </w:r>
+            <w:r>
+              <w:rPr>
+                <w:rFonts w:ascii="Aptos" w:hAnsi="Aptos" w:cs="Aptos" w:eastAsia="Aptos"/>
+                <w:b w:val="0"/>
+                <w:i w:val="0"/>
+                <w:color w:val="2B2B2B"/>
+                <w:sz w:val="19"/>
+              </w:rPr>
+              <w:t>, e num sentido que deslocava a responsabilidade. É exemplo do que o ponto 18.2 sustenta — a norma cita-se contra o jornal oficial e contra a data, sempre, inclusive quando a invoca um grupo parlamentar.</w:t>
+            </w:r>
+          </w:p>
+        </w:tc>
+      </w:tr>
+    </w:tbl>
+    <w:p>
+      <w:pPr>
+        <w:spacing w:before="0" w:after="180" w:line="293" w:lineRule="auto"/>
+      </w:pPr>
+    </w:p>
+    <w:p>
+      <w:pPr>
+        <w:keepNext/>
+        <w:spacing w:before="200" w:after="60" w:line="293" w:lineRule="auto"/>
+      </w:pPr>
+      <w:r>
+        <w:rPr>
+          <w:rFonts w:ascii="Aptos" w:hAnsi="Aptos" w:cs="Aptos" w:eastAsia="Aptos"/>
+          <w:b/>
+          <w:i w:val="0"/>
+          <w:color w:val="5C7891"/>
+          <w:sz w:val="19"/>
+        </w:rPr>
+        <w:t>O que o presidente da câmara disse em 2020, e o que isso concede</w:t>
+      </w:r>
+    </w:p>
+    <w:p>
+      <w:pPr>
+        <w:spacing w:before="0" w:after="140" w:line="293" w:lineRule="auto"/>
+        <w:jc w:val="both"/>
+      </w:pPr>
+      <w:r>
+        <w:rPr>
+          <w:rFonts w:ascii="Aptos" w:hAnsi="Aptos" w:cs="Aptos" w:eastAsia="Aptos"/>
+          <w:b w:val="0"/>
+          <w:i w:val="0"/>
+          <w:color w:val="2B2B2B"/>
+          <w:sz w:val="20"/>
+        </w:rPr>
+        <w:t xml:space="preserve">A peça mais reveladora do caso não é a decisão penal: são as declarações públicas do presidente da câmara em 31 de julho de 2020, quando confrontado com o documento da DGAV de 2012. Invocou o parecer de 2018 — «as câmaras não têm competência para </w:t>
+      </w:r>
+      <w:r>
+        <w:rPr>
+          <w:rFonts w:ascii="Aptos" w:hAnsi="Aptos" w:cs="Aptos" w:eastAsia="Aptos"/>
+          <w:b/>
+          <w:i w:val="0"/>
+          <w:color w:val="2B2B2B"/>
+          <w:sz w:val="20"/>
+        </w:rPr>
+        <w:t>encerrar</w:t>
+      </w:r>
+      <w:r>
+        <w:rPr>
+          <w:rFonts w:ascii="Aptos" w:hAnsi="Aptos" w:cs="Aptos" w:eastAsia="Aptos"/>
+          <w:b w:val="0"/>
+          <w:i w:val="0"/>
+          <w:color w:val="2B2B2B"/>
+          <w:sz w:val="20"/>
+        </w:rPr>
+        <w:t xml:space="preserve"> abrigos de animais» — mas acrescentou uma objeção de procedimento que vale mais do que a invocação.</w:t>
+      </w:r>
     </w:p>
     <w:tbl>
       <w:tblPr>
@@ -12436,7 +14357,7 @@
                 <w:color w:val="2B2B2B"/>
                 <w:sz w:val="19"/>
               </w:rPr>
-              <w:t>1 — Os médicos veterinários municipais dependem, hierárquica e disciplinarmente, do presidente da câmara da respectiva área da sua intervenção.</w:t>
+              <w:t>[…] deveriam ter notificado primeiro a proprietária para em cinco dias poderem encerrar [o abrigo] e, se assim não fosse, abeirar-se, então, das suas autoridades, a administrativa, neste caso a câmara, e a policial, a GNR, para encerrar esse canil.</w:t>
             </w:r>
           </w:p>
           <w:p>
@@ -12451,7 +14372,7 @@
                 <w:color w:val="7C8894"/>
                 <w:sz w:val="15"/>
               </w:rPr>
-              <w:t>N.º 1 do artigo 4.º do Decreto-Lei n.º 116/98, no mesmo lugar</w:t>
+              <w:t>Declarações do presidente da Câmara Municipal de Santo Tirso, 31.7.2020, conforme noticiado; transcrição a partir da imprensa (ver Anexo C.5)</w:t>
             </w:r>
           </w:p>
         </w:tc>
@@ -12461,62 +14382,6 @@
       <w:pPr>
         <w:spacing w:before="0" w:after="180" w:line="293" w:lineRule="auto"/>
       </w:pPr>
-    </w:p>
-    <w:p>
-      <w:pPr>
-        <w:spacing w:before="0" w:after="140" w:line="293" w:lineRule="auto"/>
-        <w:jc w:val="both"/>
-      </w:pPr>
-      <w:r>
-        <w:rPr>
-          <w:rFonts w:ascii="Aptos" w:hAnsi="Aptos" w:cs="Aptos" w:eastAsia="Aptos"/>
-          <w:b w:val="0"/>
-          <w:i w:val="0"/>
-          <w:color w:val="2B2B2B"/>
-          <w:sz w:val="20"/>
-        </w:rPr>
-        <w:t xml:space="preserve">Cotejadas, as duas normas dizem isto: nas decisões de autoridade sanitária o médico veterinário municipal decide </w:t>
-      </w:r>
-      <w:r>
-        <w:rPr>
-          <w:rFonts w:ascii="Aptos" w:hAnsi="Aptos" w:cs="Aptos" w:eastAsia="Aptos"/>
-          <w:b/>
-          <w:i w:val="0"/>
-          <w:color w:val="2B2B2B"/>
-          <w:sz w:val="20"/>
-        </w:rPr>
-        <w:t>sem dependência hierárquica</w:t>
-      </w:r>
-      <w:r>
-        <w:rPr>
-          <w:rFonts w:ascii="Aptos" w:hAnsi="Aptos" w:cs="Aptos" w:eastAsia="Aptos"/>
-          <w:b w:val="0"/>
-          <w:i w:val="0"/>
-          <w:color w:val="2B2B2B"/>
-          <w:sz w:val="20"/>
-        </w:rPr>
-        <w:t xml:space="preserve">, com poderes que lhe vêm da autoridade nacional </w:t>
-      </w:r>
-      <w:r>
-        <w:rPr>
-          <w:rFonts w:ascii="Aptos" w:hAnsi="Aptos" w:cs="Aptos" w:eastAsia="Aptos"/>
-          <w:b/>
-          <w:i w:val="0"/>
-          <w:color w:val="2B2B2B"/>
-          <w:sz w:val="20"/>
-        </w:rPr>
-        <w:t>a título pessoal e não delegável</w:t>
-      </w:r>
-      <w:r>
-        <w:rPr>
-          <w:rFonts w:ascii="Aptos" w:hAnsi="Aptos" w:cs="Aptos" w:eastAsia="Aptos"/>
-          <w:b w:val="0"/>
-          <w:i w:val="0"/>
-          <w:color w:val="2B2B2B"/>
-          <w:sz w:val="20"/>
-        </w:rPr>
-        <w:t>; em tudo o mais — carreira, avaliação, disciplina — depende do presidente da câmara. É um funcionário do município investido de um poder que o município não lhe deu e não lhe pode retirar, e que responde disciplinarmente perante quem não comanda esse poder.</w:t>
-      </w:r>
     </w:p>
     <w:tbl>
       <w:tblPr>
@@ -12570,7 +14435,599 @@
                 <w:color w:val="2B2B2B"/>
                 <w:sz w:val="20"/>
               </w:rPr>
-              <w:t>Duas consequências, ambas relevantes para a questão 8:</w:t>
+              <w:t xml:space="preserve">Leia-se ao lado do n.º 5 e do n.º 6 do artigo 3.º. O autarca descreve exatamente a sequência legal — </w:t>
+            </w:r>
+            <w:r>
+              <w:rPr>
+                <w:rFonts w:ascii="Aptos" w:hAnsi="Aptos" w:cs="Aptos" w:eastAsia="Aptos"/>
+                <w:b/>
+                <w:i w:val="0"/>
+                <w:color w:val="2B2B2B"/>
+                <w:sz w:val="20"/>
+              </w:rPr>
+              <w:t>notificação do detentor com prazo</w:t>
+            </w:r>
+            <w:r>
+              <w:rPr>
+                <w:rFonts w:ascii="Aptos" w:hAnsi="Aptos" w:cs="Aptos" w:eastAsia="Aptos"/>
+                <w:b w:val="0"/>
+                <w:i w:val="0"/>
+                <w:color w:val="2B2B2B"/>
+                <w:sz w:val="20"/>
+              </w:rPr>
+              <w:t>, e só depois recurso à «autoridade administrativa» e à autoridade policial —, e identifica a autoridade administrativa dessa sequência nestes termos: «</w:t>
+            </w:r>
+            <w:r>
+              <w:rPr>
+                <w:rFonts w:ascii="Aptos" w:hAnsi="Aptos" w:cs="Aptos" w:eastAsia="Aptos"/>
+                <w:b/>
+                <w:i w:val="0"/>
+                <w:color w:val="2B2B2B"/>
+                <w:sz w:val="20"/>
+              </w:rPr>
+              <w:t>neste caso a câmara</w:t>
+            </w:r>
+            <w:r>
+              <w:rPr>
+                <w:rFonts w:ascii="Aptos" w:hAnsi="Aptos" w:cs="Aptos" w:eastAsia="Aptos"/>
+                <w:b w:val="0"/>
+                <w:i w:val="0"/>
+                <w:color w:val="2B2B2B"/>
+                <w:sz w:val="20"/>
+              </w:rPr>
+              <w:t>».</w:t>
+            </w:r>
+          </w:p>
+          <w:p>
+            <w:pPr>
+              <w:spacing w:before="0" w:after="0" w:line="293" w:lineRule="auto"/>
+              <w:jc w:val="both"/>
+            </w:pPr>
+            <w:r>
+              <w:rPr>
+                <w:rFonts w:ascii="Aptos" w:hAnsi="Aptos" w:cs="Aptos" w:eastAsia="Aptos"/>
+                <w:b w:val="0"/>
+                <w:i w:val="0"/>
+                <w:color w:val="2B2B2B"/>
+                <w:sz w:val="20"/>
+              </w:rPr>
+              <w:t xml:space="preserve">Isto é uma concessão, e é a que interessa. O que o presidente da câmara nega é ter competência para </w:t>
+            </w:r>
+            <w:r>
+              <w:rPr>
+                <w:rFonts w:ascii="Aptos" w:hAnsi="Aptos" w:cs="Aptos" w:eastAsia="Aptos"/>
+                <w:b/>
+                <w:i w:val="0"/>
+                <w:color w:val="2B2B2B"/>
+                <w:sz w:val="20"/>
+              </w:rPr>
+              <w:t>encerrar</w:t>
+            </w:r>
+            <w:r>
+              <w:rPr>
+                <w:rFonts w:ascii="Aptos" w:hAnsi="Aptos" w:cs="Aptos" w:eastAsia="Aptos"/>
+                <w:b w:val="0"/>
+                <w:i w:val="0"/>
+                <w:color w:val="2B2B2B"/>
+                <w:sz w:val="20"/>
+              </w:rPr>
+              <w:t xml:space="preserve"> — e nisso tem razão, pelo n.º 1 do artigo 3.º-G. O que ele </w:t>
+            </w:r>
+            <w:r>
+              <w:rPr>
+                <w:rFonts w:ascii="Aptos" w:hAnsi="Aptos" w:cs="Aptos" w:eastAsia="Aptos"/>
+                <w:b/>
+                <w:i w:val="0"/>
+                <w:color w:val="2B2B2B"/>
+                <w:sz w:val="20"/>
+              </w:rPr>
+              <w:t>não</w:t>
+            </w:r>
+            <w:r>
+              <w:rPr>
+                <w:rFonts w:ascii="Aptos" w:hAnsi="Aptos" w:cs="Aptos" w:eastAsia="Aptos"/>
+                <w:b w:val="0"/>
+                <w:i w:val="0"/>
+                <w:color w:val="2B2B2B"/>
+                <w:sz w:val="20"/>
+              </w:rPr>
+              <w:t xml:space="preserve"> nega é ser a câmara a autoridade administrativa que intervém depois da notificação. Nega-se a competência que a lei não lhe dá, e admite-se a posição que a lei lhe atribui — que é, palavra por palavra, a do n.º 6 do mesmo artigo.</w:t>
+            </w:r>
+          </w:p>
+        </w:tc>
+      </w:tr>
+    </w:tbl>
+    <w:p>
+      <w:pPr>
+        <w:spacing w:before="0" w:after="180" w:line="293" w:lineRule="auto"/>
+      </w:pPr>
+    </w:p>
+    <w:tbl>
+      <w:tblPr>
+        <w:tblW w:type="auto" w:w="0"/>
+        <w:jc w:val="center"/>
+        <w:tblBorders>
+          <w:top w:val="nil"/>
+          <w:left w:val="nil"/>
+          <w:bottom w:val="nil"/>
+          <w:right w:val="nil"/>
+          <w:insideH w:val="nil"/>
+          <w:insideV w:val="nil"/>
+        </w:tblBorders>
+        <w:tblLayout w:type="fixed"/>
+        <w:tblLook w:firstColumn="1" w:firstRow="1" w:lastColumn="0" w:lastRow="0" w:noHBand="0" w:noVBand="1" w:val="04A0"/>
+      </w:tblPr>
+      <w:tblGrid>
+        <w:gridCol w:w="9412"/>
+      </w:tblGrid>
+      <w:tr>
+        <w:trPr>
+          <w:cantSplit/>
+        </w:trPr>
+        <w:tc>
+          <w:tcPr>
+            <w:tcW w:type="dxa" w:w="9411"/>
+            <w:tcBorders>
+              <w:top w:val="nil"/>
+              <w:left w:val="single" w:sz="18" w:space="0" w:color="D8C9AE"/>
+              <w:bottom w:val="nil"/>
+              <w:right w:val="nil"/>
+            </w:tcBorders>
+            <w:shd w:val="clear" w:color="auto" w:fill="F7F4ED"/>
+            <w:tcMar>
+              <w:top w:w="130" w:type="dxa"/>
+              <w:bottom w:w="130" w:type="dxa"/>
+              <w:left w:w="200" w:type="dxa"/>
+              <w:right w:w="180" w:type="dxa"/>
+            </w:tcMar>
+          </w:tcPr>
+          <w:p>
+            <w:pPr>
+              <w:spacing w:before="0" w:after="0" w:line="293" w:lineRule="auto"/>
+              <w:jc w:val="both"/>
+            </w:pPr>
+            <w:r>
+              <w:rPr>
+                <w:rFonts w:ascii="Aptos" w:hAnsi="Aptos" w:cs="Aptos" w:eastAsia="Aptos"/>
+                <w:b/>
+                <w:i w:val="0"/>
+                <w:color w:val="2B2B2B"/>
+                <w:sz w:val="20"/>
+              </w:rPr>
+              <w:t>E a descrição é exata.</w:t>
+            </w:r>
+            <w:r>
+              <w:rPr>
+                <w:rFonts w:ascii="Aptos" w:hAnsi="Aptos" w:cs="Aptos" w:eastAsia="Aptos"/>
+                <w:b w:val="0"/>
+                <w:i w:val="0"/>
+                <w:color w:val="2B2B2B"/>
+                <w:sz w:val="20"/>
+              </w:rPr>
+              <w:t xml:space="preserve"> Os «cinco dias» não são invenção nem lapso: são o n.º 5 do artigo 3.º-G — «no prazo fixado pela DGAV, o qual não deve exceder </w:t>
+            </w:r>
+            <w:r>
+              <w:rPr>
+                <w:rFonts w:ascii="Aptos" w:hAnsi="Aptos" w:cs="Aptos" w:eastAsia="Aptos"/>
+                <w:b/>
+                <w:i w:val="0"/>
+                <w:color w:val="2B2B2B"/>
+                <w:sz w:val="20"/>
+              </w:rPr>
+              <w:t>cinco dias úteis</w:t>
+            </w:r>
+            <w:r>
+              <w:rPr>
+                <w:rFonts w:ascii="Aptos" w:hAnsi="Aptos" w:cs="Aptos" w:eastAsia="Aptos"/>
+                <w:b w:val="0"/>
+                <w:i w:val="0"/>
+                <w:color w:val="2B2B2B"/>
+                <w:sz w:val="20"/>
+              </w:rPr>
+              <w:t xml:space="preserve">, sob pena de ser solicitado às </w:t>
+            </w:r>
+            <w:r>
+              <w:rPr>
+                <w:rFonts w:ascii="Aptos" w:hAnsi="Aptos" w:cs="Aptos" w:eastAsia="Aptos"/>
+                <w:b/>
+                <w:i w:val="0"/>
+                <w:color w:val="2B2B2B"/>
+                <w:sz w:val="20"/>
+              </w:rPr>
+              <w:t>autoridades administrativas e policiais competentes</w:t>
+            </w:r>
+            <w:r>
+              <w:rPr>
+                <w:rFonts w:ascii="Aptos" w:hAnsi="Aptos" w:cs="Aptos" w:eastAsia="Aptos"/>
+                <w:b w:val="0"/>
+                <w:i w:val="0"/>
+                <w:color w:val="2B2B2B"/>
+                <w:sz w:val="20"/>
+              </w:rPr>
+              <w:t xml:space="preserve"> o encerramento compulsivo». O autarca estava a descrever, com precisão, a norma que acabou de se transcrever. O que ele chamou «autoridade administrativa, neste caso a câmara» é o que o n.º 6 chama, sem margem para dúvida, «compete às câmaras municipais executar […], nomeadamente proceder […] à recolha dos animais».</w:t>
+            </w:r>
+          </w:p>
+        </w:tc>
+      </w:tr>
+    </w:tbl>
+    <w:p>
+      <w:pPr>
+        <w:spacing w:before="0" w:after="180" w:line="293" w:lineRule="auto"/>
+      </w:pPr>
+    </w:p>
+    <w:p>
+      <w:pPr>
+        <w:spacing w:before="0" w:after="140" w:line="293" w:lineRule="auto"/>
+        <w:jc w:val="both"/>
+      </w:pPr>
+      <w:r>
+        <w:rPr>
+          <w:rFonts w:ascii="Aptos" w:hAnsi="Aptos" w:cs="Aptos" w:eastAsia="Aptos"/>
+          <w:b w:val="0"/>
+          <w:i w:val="0"/>
+          <w:color w:val="2B2B2B"/>
+          <w:sz w:val="20"/>
+        </w:rPr>
+        <w:t>Fica assim esclarecido o que este estudo tinha por resolver quanto à questão 8 e resolvia com uma só norma. A defesa pública do município, em 2020, não foi a de não ter poderes: foi a de que a DGAV não teria percorrido o procedimento que faz nascer o dever municipal de executar. É uma objeção de procedimento, e pressupõe necessariamente a competência que se diz não ter sido acionada.</w:t>
+      </w:r>
+    </w:p>
+    <w:tbl>
+      <w:tblPr>
+        <w:tblW w:type="auto" w:w="0"/>
+        <w:jc w:val="center"/>
+        <w:tblBorders>
+          <w:top w:val="nil"/>
+          <w:left w:val="nil"/>
+          <w:bottom w:val="nil"/>
+          <w:right w:val="nil"/>
+          <w:insideH w:val="nil"/>
+          <w:insideV w:val="nil"/>
+        </w:tblBorders>
+        <w:tblLayout w:type="fixed"/>
+        <w:tblLook w:firstColumn="1" w:firstRow="1" w:lastColumn="0" w:lastRow="0" w:noHBand="0" w:noVBand="1" w:val="04A0"/>
+      </w:tblPr>
+      <w:tblGrid>
+        <w:gridCol w:w="9412"/>
+      </w:tblGrid>
+      <w:tr>
+        <w:trPr>
+          <w:cantSplit/>
+        </w:trPr>
+        <w:tc>
+          <w:tcPr>
+            <w:tcW w:type="dxa" w:w="9411"/>
+            <w:tcBorders>
+              <w:top w:val="nil"/>
+              <w:left w:val="single" w:sz="18" w:space="0" w:color="E0BEBA"/>
+              <w:bottom w:val="nil"/>
+              <w:right w:val="nil"/>
+            </w:tcBorders>
+            <w:shd w:val="clear" w:color="auto" w:fill="FAF2F1"/>
+            <w:tcMar>
+              <w:top w:w="130" w:type="dxa"/>
+              <w:bottom w:w="130" w:type="dxa"/>
+              <w:left w:w="200" w:type="dxa"/>
+              <w:right w:w="180" w:type="dxa"/>
+            </w:tcMar>
+          </w:tcPr>
+          <w:p>
+            <w:pPr>
+              <w:spacing w:before="0" w:after="0" w:line="293" w:lineRule="auto"/>
+              <w:jc w:val="both"/>
+            </w:pPr>
+            <w:r>
+              <w:rPr>
+                <w:rFonts w:ascii="Aptos" w:hAnsi="Aptos" w:cs="Aptos" w:eastAsia="Aptos"/>
+                <w:b/>
+                <w:i w:val="0"/>
+                <w:color w:val="2B2B2B"/>
+                <w:sz w:val="19"/>
+              </w:rPr>
+              <w:t>Observação.</w:t>
+            </w:r>
+            <w:r>
+              <w:rPr>
+                <w:rFonts w:ascii="Aptos" w:hAnsi="Aptos" w:cs="Aptos" w:eastAsia="Aptos"/>
+                <w:b w:val="0"/>
+                <w:i w:val="0"/>
+                <w:color w:val="2B2B2B"/>
+                <w:sz w:val="19"/>
+              </w:rPr>
+              <w:t xml:space="preserve"> Duas coisas distintas, e convém não as somar. Que o município seja a autoridade de execução é agora seguro, e por duas vias — n.º 6 do artigo 3.º-G do Decreto-Lei n.º 276/2001 e n.º 5 do artigo 3.º do Decreto-Lei n.º 314/2003. Que o município deva agir por iniciativa própria sem decisão prévia da DGAV é outra questão, e a resposta difere entre as duas vias: no artigo 3.º-G a câmara executa uma decisão alheia; no n.º 5 do artigo 3.º é a própria câmara que notifica, após vistoria conjunta do delegado de saúde e do médico veterinário municipal. </w:t>
+            </w:r>
+            <w:r>
+              <w:rPr>
+                <w:rFonts w:ascii="Aptos" w:hAnsi="Aptos" w:cs="Aptos" w:eastAsia="Aptos"/>
+                <w:b/>
+                <w:i w:val="0"/>
+                <w:color w:val="2B2B2B"/>
+                <w:sz w:val="19"/>
+              </w:rPr>
+              <w:t>A segunda via é autónoma; a primeira não.</w:t>
+            </w:r>
+            <w:r>
+              <w:rPr>
+                <w:rFonts w:ascii="Aptos" w:hAnsi="Aptos" w:cs="Aptos" w:eastAsia="Aptos"/>
+                <w:b w:val="0"/>
+                <w:i w:val="0"/>
+                <w:color w:val="2B2B2B"/>
+                <w:sz w:val="19"/>
+              </w:rPr>
+              <w:t xml:space="preserve"> Quem quiser sustentar a inércia municipal como legalmente imposta tem de responder pela segunda, e ninguém, no caso, o fez.</w:t>
+            </w:r>
+          </w:p>
+        </w:tc>
+      </w:tr>
+    </w:tbl>
+    <w:p>
+      <w:pPr>
+        <w:spacing w:before="0" w:after="180" w:line="293" w:lineRule="auto"/>
+      </w:pPr>
+    </w:p>
+    <w:tbl>
+      <w:tblPr>
+        <w:tblW w:type="auto" w:w="0"/>
+        <w:jc w:val="center"/>
+        <w:tblBorders>
+          <w:top w:val="nil"/>
+          <w:left w:val="nil"/>
+          <w:bottom w:val="nil"/>
+          <w:right w:val="nil"/>
+          <w:insideH w:val="nil"/>
+          <w:insideV w:val="nil"/>
+        </w:tblBorders>
+        <w:tblLayout w:type="fixed"/>
+        <w:tblLook w:firstColumn="1" w:firstRow="1" w:lastColumn="0" w:lastRow="0" w:noHBand="0" w:noVBand="1" w:val="04A0"/>
+      </w:tblPr>
+      <w:tblGrid>
+        <w:gridCol w:w="9412"/>
+      </w:tblGrid>
+      <w:tr>
+        <w:trPr>
+          <w:cantSplit/>
+        </w:trPr>
+        <w:tc>
+          <w:tcPr>
+            <w:tcW w:type="dxa" w:w="9411"/>
+            <w:tcBorders>
+              <w:top w:val="nil"/>
+              <w:left w:val="single" w:sz="18" w:space="0" w:color="E0BEBA"/>
+              <w:bottom w:val="nil"/>
+              <w:right w:val="nil"/>
+            </w:tcBorders>
+            <w:shd w:val="clear" w:color="auto" w:fill="FAF2F1"/>
+            <w:tcMar>
+              <w:top w:w="130" w:type="dxa"/>
+              <w:bottom w:w="130" w:type="dxa"/>
+              <w:left w:w="200" w:type="dxa"/>
+              <w:right w:w="180" w:type="dxa"/>
+            </w:tcMar>
+          </w:tcPr>
+          <w:p>
+            <w:pPr>
+              <w:spacing w:before="0" w:after="80" w:line="293" w:lineRule="auto"/>
+              <w:jc w:val="both"/>
+            </w:pPr>
+            <w:r>
+              <w:rPr>
+                <w:rFonts w:ascii="Aptos" w:hAnsi="Aptos" w:cs="Aptos" w:eastAsia="Aptos"/>
+                <w:b/>
+                <w:i w:val="0"/>
+                <w:color w:val="2B2B2B"/>
+                <w:sz w:val="19"/>
+              </w:rPr>
+              <w:t>Divergência de fonte, assinalada.</w:t>
+            </w:r>
+            <w:r>
+              <w:rPr>
+                <w:rFonts w:ascii="Aptos" w:hAnsi="Aptos" w:cs="Aptos" w:eastAsia="Aptos"/>
+                <w:b w:val="0"/>
+                <w:i w:val="0"/>
+                <w:color w:val="2B2B2B"/>
+                <w:sz w:val="19"/>
+              </w:rPr>
+              <w:t xml:space="preserve"> As notícias não coincidem quanto ao conteúdo do documento da DGAV de 2012: umas dizem que «solicitava diligências à câmara» para </w:t>
+            </w:r>
+            <w:r>
+              <w:rPr>
+                <w:rFonts w:ascii="Aptos" w:hAnsi="Aptos" w:cs="Aptos" w:eastAsia="Aptos"/>
+                <w:b/>
+                <w:i w:val="0"/>
+                <w:color w:val="2B2B2B"/>
+                <w:sz w:val="19"/>
+              </w:rPr>
+              <w:t>retirar os animais</w:t>
+            </w:r>
+            <w:r>
+              <w:rPr>
+                <w:rFonts w:ascii="Aptos" w:hAnsi="Aptos" w:cs="Aptos" w:eastAsia="Aptos"/>
+                <w:b w:val="0"/>
+                <w:i w:val="0"/>
+                <w:color w:val="2B2B2B"/>
+                <w:sz w:val="19"/>
+              </w:rPr>
+              <w:t xml:space="preserve">, outras que solicitava o </w:t>
+            </w:r>
+            <w:r>
+              <w:rPr>
+                <w:rFonts w:ascii="Aptos" w:hAnsi="Aptos" w:cs="Aptos" w:eastAsia="Aptos"/>
+                <w:b/>
+                <w:i w:val="0"/>
+                <w:color w:val="2B2B2B"/>
+                <w:sz w:val="19"/>
+              </w:rPr>
+              <w:t>encerramento</w:t>
+            </w:r>
+            <w:r>
+              <w:rPr>
+                <w:rFonts w:ascii="Aptos" w:hAnsi="Aptos" w:cs="Aptos" w:eastAsia="Aptos"/>
+                <w:b w:val="0"/>
+                <w:i w:val="0"/>
+                <w:color w:val="2B2B2B"/>
+                <w:sz w:val="19"/>
+              </w:rPr>
+              <w:t xml:space="preserve"> do abrigo. A diferença não é de somenos, porque as duas coisas têm regimes distintos e autoridades distintas. Não se obteve o documento; o estudo não fixa a sua redação.</w:t>
+            </w:r>
+          </w:p>
+          <w:p>
+            <w:pPr>
+              <w:spacing w:before="0" w:after="0" w:line="293" w:lineRule="auto"/>
+              <w:jc w:val="both"/>
+            </w:pPr>
+            <w:r>
+              <w:rPr>
+                <w:rFonts w:ascii="Aptos" w:hAnsi="Aptos" w:cs="Aptos" w:eastAsia="Aptos"/>
+                <w:b/>
+                <w:i w:val="0"/>
+                <w:color w:val="2B2B2B"/>
+                <w:sz w:val="19"/>
+              </w:rPr>
+              <w:t>Observação.</w:t>
+            </w:r>
+            <w:r>
+              <w:rPr>
+                <w:rFonts w:ascii="Aptos" w:hAnsi="Aptos" w:cs="Aptos" w:eastAsia="Aptos"/>
+                <w:b w:val="0"/>
+                <w:i w:val="0"/>
+                <w:color w:val="2B2B2B"/>
+                <w:sz w:val="19"/>
+              </w:rPr>
+              <w:t xml:space="preserve"> A coerência interna favorece a primeira versão. A DGAV não precisaria de pedir à câmara que encerrasse, porque o encerramento é competência sua, pelos artigos 69.º e 70.º do Decreto-Lei n.º 276/2001. Pedir à câmara que </w:t>
+            </w:r>
+            <w:r>
+              <w:rPr>
+                <w:rFonts w:ascii="Aptos" w:hAnsi="Aptos" w:cs="Aptos" w:eastAsia="Aptos"/>
+                <w:b/>
+                <w:i w:val="0"/>
+                <w:color w:val="2B2B2B"/>
+                <w:sz w:val="19"/>
+              </w:rPr>
+              <w:t>retire os animais</w:t>
+            </w:r>
+            <w:r>
+              <w:rPr>
+                <w:rFonts w:ascii="Aptos" w:hAnsi="Aptos" w:cs="Aptos" w:eastAsia="Aptos"/>
+                <w:b w:val="0"/>
+                <w:i w:val="0"/>
+                <w:color w:val="2B2B2B"/>
+                <w:sz w:val="19"/>
+              </w:rPr>
+              <w:t xml:space="preserve"> é, ao contrário, exatamente o que a lei manda pedir-lhe — é o n.º 5 do artigo 3.º. Mas isto é inferência a partir da arquitetura legal, não leitura do documento.</w:t>
+            </w:r>
+          </w:p>
+        </w:tc>
+      </w:tr>
+    </w:tbl>
+    <w:p>
+      <w:pPr>
+        <w:spacing w:before="0" w:after="180" w:line="293" w:lineRule="auto"/>
+      </w:pPr>
+    </w:p>
+    <w:p>
+      <w:pPr>
+        <w:keepNext/>
+        <w:spacing w:before="200" w:after="60" w:line="293" w:lineRule="auto"/>
+      </w:pPr>
+      <w:r>
+        <w:rPr>
+          <w:rFonts w:ascii="Aptos" w:hAnsi="Aptos" w:cs="Aptos" w:eastAsia="Aptos"/>
+          <w:b/>
+          <w:i w:val="0"/>
+          <w:color w:val="5C7891"/>
+          <w:sz w:val="19"/>
+        </w:rPr>
+        <w:t>A raiz institucional: o estatuto do médico veterinário municipal</w:t>
+      </w:r>
+    </w:p>
+    <w:p>
+      <w:pPr>
+        <w:spacing w:before="0" w:after="140" w:line="293" w:lineRule="auto"/>
+        <w:jc w:val="both"/>
+      </w:pPr>
+      <w:r>
+        <w:rPr>
+          <w:rFonts w:ascii="Aptos" w:hAnsi="Aptos" w:cs="Aptos" w:eastAsia="Aptos"/>
+          <w:b w:val="0"/>
+          <w:i w:val="0"/>
+          <w:color w:val="2B2B2B"/>
+          <w:sz w:val="20"/>
+        </w:rPr>
+        <w:t xml:space="preserve">O esclarecimento do Governo de 21 de julho de 2020 invoca, ao lado do Decreto-Lei n.º 276/2001, o artigo 4.º do Decreto-Lei n.º 116/98, de 5 de maio. A remissão não é decorativa: é aí que está a explicação institucional do sucedido, e é matéria que este estudo não tinha tratado. O diploma desenha o médico veterinário municipal com </w:t>
+      </w:r>
+      <w:r>
+        <w:rPr>
+          <w:rFonts w:ascii="Aptos" w:hAnsi="Aptos" w:cs="Aptos" w:eastAsia="Aptos"/>
+          <w:b/>
+          <w:i w:val="0"/>
+          <w:color w:val="2B2B2B"/>
+          <w:sz w:val="20"/>
+        </w:rPr>
+        <w:t>duas cabeças</w:t>
+      </w:r>
+      <w:r>
+        <w:rPr>
+          <w:rFonts w:ascii="Aptos" w:hAnsi="Aptos" w:cs="Aptos" w:eastAsia="Aptos"/>
+          <w:b w:val="0"/>
+          <w:i w:val="0"/>
+          <w:color w:val="2B2B2B"/>
+          <w:sz w:val="20"/>
+        </w:rPr>
+        <w:t>.</w:t>
+      </w:r>
+    </w:p>
+    <w:tbl>
+      <w:tblPr>
+        <w:tblW w:type="auto" w:w="0"/>
+        <w:jc w:val="center"/>
+        <w:tblBorders>
+          <w:top w:val="nil"/>
+          <w:left w:val="nil"/>
+          <w:bottom w:val="nil"/>
+          <w:right w:val="nil"/>
+          <w:insideH w:val="nil"/>
+          <w:insideV w:val="nil"/>
+        </w:tblBorders>
+        <w:tblLayout w:type="fixed"/>
+        <w:tblLook w:firstColumn="1" w:firstRow="1" w:lastColumn="0" w:lastRow="0" w:noHBand="0" w:noVBand="1" w:val="04A0"/>
+      </w:tblPr>
+      <w:tblGrid>
+        <w:gridCol w:w="9412"/>
+      </w:tblGrid>
+      <w:tr>
+        <w:trPr>
+          <w:cantSplit/>
+        </w:trPr>
+        <w:tc>
+          <w:tcPr>
+            <w:tcW w:type="dxa" w:w="9411"/>
+            <w:tcBorders>
+              <w:top w:val="nil"/>
+              <w:left w:val="single" w:sz="18" w:space="0" w:color="A9C2D8"/>
+              <w:bottom w:val="nil"/>
+              <w:right w:val="nil"/>
+            </w:tcBorders>
+            <w:shd w:val="clear" w:color="auto" w:fill="F3F6F9"/>
+            <w:tcMar>
+              <w:top w:w="130" w:type="dxa"/>
+              <w:bottom w:w="130" w:type="dxa"/>
+              <w:left w:w="200" w:type="dxa"/>
+              <w:right w:w="180" w:type="dxa"/>
+            </w:tcMar>
+          </w:tcPr>
+          <w:p>
+            <w:pPr>
+              <w:spacing w:before="0" w:after="80" w:line="293" w:lineRule="auto"/>
+              <w:jc w:val="both"/>
+            </w:pPr>
+            <w:r>
+              <w:rPr>
+                <w:rFonts w:ascii="Aptos" w:hAnsi="Aptos" w:cs="Aptos" w:eastAsia="Aptos"/>
+                <w:b w:val="0"/>
+                <w:i/>
+                <w:color w:val="2B2B2B"/>
+                <w:sz w:val="19"/>
+              </w:rPr>
+              <w:t>2 — O médico veterinário municipal é a autoridade sanitária veterinária concelhia, a nível da respectiva área geográfica de actuação, quando no exercício das atribuições que lhe estão legalmente cometidas.</w:t>
             </w:r>
           </w:p>
           <w:p>
@@ -12581,62 +15038,12 @@
             <w:r>
               <w:rPr>
                 <w:rFonts w:ascii="Aptos" w:hAnsi="Aptos" w:cs="Aptos" w:eastAsia="Aptos"/>
-                <w:b/>
-                <w:i w:val="0"/>
-                <w:color w:val="2B2B2B"/>
-                <w:sz w:val="20"/>
-              </w:rPr>
-              <w:t>Primeira — o caso é coerente com a resposta dada, não a contraria.</w:t>
-            </w:r>
-            <w:r>
-              <w:rPr>
-                <w:rFonts w:ascii="Aptos" w:hAnsi="Aptos" w:cs="Aptos" w:eastAsia="Aptos"/>
                 <w:b w:val="0"/>
-                <w:i w:val="0"/>
-                <w:color w:val="2B2B2B"/>
-                <w:sz w:val="20"/>
-              </w:rPr>
-              <w:t xml:space="preserve"> O poder que o n.º 4 do artigo 2.º confere ao médico veterinário municipal é um poder de decisão fundado em </w:t>
-            </w:r>
-            <w:r>
-              <w:rPr>
-                <w:rFonts w:ascii="Aptos" w:hAnsi="Aptos" w:cs="Aptos" w:eastAsia="Aptos"/>
-                <w:b/>
-                <w:i w:val="0"/>
-                <w:color w:val="2B2B2B"/>
-                <w:sz w:val="20"/>
-              </w:rPr>
-              <w:t>prejuízos graves à saúde pública</w:t>
-            </w:r>
-            <w:r>
-              <w:rPr>
-                <w:rFonts w:ascii="Aptos" w:hAnsi="Aptos" w:cs="Aptos" w:eastAsia="Aptos"/>
-                <w:b w:val="0"/>
-                <w:i w:val="0"/>
-                <w:color w:val="2B2B2B"/>
-                <w:sz w:val="20"/>
-              </w:rPr>
-              <w:t xml:space="preserve">. Animais a morrer num incêndio não são, em si, um problema de saúde pública: são um problema de bem-estar animal e de proteção civil. Se o tribunal concluiu que aquele titular não tinha poderes para ordenar a evacuação, a conclusão encaixa na arquitetura legal — e não põe em causa o n.º 5 do artigo 3.º do Decreto-Lei n.º 314/2003, que confere o poder de notificar para remoção </w:t>
-            </w:r>
-            <w:r>
-              <w:rPr>
-                <w:rFonts w:ascii="Aptos" w:hAnsi="Aptos" w:cs="Aptos" w:eastAsia="Aptos"/>
-                <w:b/>
-                <w:i w:val="0"/>
-                <w:color w:val="2B2B2B"/>
-                <w:sz w:val="20"/>
-              </w:rPr>
-              <w:t>à câmara municipal</w:t>
-            </w:r>
-            <w:r>
-              <w:rPr>
-                <w:rFonts w:ascii="Aptos" w:hAnsi="Aptos" w:cs="Aptos" w:eastAsia="Aptos"/>
-                <w:b w:val="0"/>
-                <w:i w:val="0"/>
-                <w:color w:val="2B2B2B"/>
-                <w:sz w:val="20"/>
-              </w:rPr>
-              <w:t>, órgão colegial, depois de vistoria conjunta, e por fundamento de salubridade. O veterinário municipal integra a vistoria; não é ele que notifica.</w:t>
+                <w:i/>
+                <w:color w:val="2B2B2B"/>
+                <w:sz w:val="19"/>
+              </w:rPr>
+              <w:t>3 — Os poderes de autoridade sanitária veterinária são conferidos aos médicos veterinários municipais, por inerência de cargo, pela Direcção-Geral de Veterinária (DGV), enquanto autoridade sanitária veterinária nacional, e pela Direcção-Geral de Fiscalização e Controlo da Qualidade Alimentar (DGFCQA), a título pessoal, não delegável e abrangendo a actividade por eles exercida na respectiva área concelhia, quando esteja em causa a sanidade animal ou a saúde pública.</w:t>
             </w:r>
           </w:p>
           <w:p>
@@ -12647,11 +15054,305 @@
             <w:r>
               <w:rPr>
                 <w:rFonts w:ascii="Aptos" w:hAnsi="Aptos" w:cs="Aptos" w:eastAsia="Aptos"/>
+                <w:b w:val="0"/>
+                <w:i/>
+                <w:color w:val="2B2B2B"/>
+                <w:sz w:val="19"/>
+              </w:rPr>
+              <w:t>4 — O exercício do poder de autoridade sanitária veterinária concelhia traduz-se na competência de, sem dependência hierárquica, tomar qualquer decisão, por necessidade técnica ou científica, que entenda indispensável ou relevante para a prevenção e correcção de factores ou situações susceptíveis de causarem prejuízos graves à saúde pública, bem como nas competências relativas à garantia de salubridade dos produtos de origem animal.</w:t>
+            </w:r>
+          </w:p>
+          <w:p>
+            <w:pPr>
+              <w:spacing w:before="120" w:after="0" w:line="293" w:lineRule="auto"/>
+            </w:pPr>
+            <w:r>
+              <w:rPr>
+                <w:rFonts w:ascii="Aptos" w:hAnsi="Aptos" w:cs="Aptos" w:eastAsia="Aptos"/>
+                <w:b w:val="0"/>
+                <w:i w:val="0"/>
+                <w:color w:val="7C8894"/>
+                <w:sz w:val="15"/>
+              </w:rPr>
+              <w:t>N.ºs 2, 3 e 4 do artigo 2.º do Decreto-Lei n.º 116/98, de 5 de maio, conferido no Diário da República, I série-A, n.º 103, de 5.5.1998, p. 1990</w:t>
+            </w:r>
+          </w:p>
+        </w:tc>
+      </w:tr>
+    </w:tbl>
+    <w:p>
+      <w:pPr>
+        <w:spacing w:before="0" w:after="180" w:line="293" w:lineRule="auto"/>
+      </w:pPr>
+    </w:p>
+    <w:tbl>
+      <w:tblPr>
+        <w:tblW w:type="auto" w:w="0"/>
+        <w:jc w:val="center"/>
+        <w:tblBorders>
+          <w:top w:val="nil"/>
+          <w:left w:val="nil"/>
+          <w:bottom w:val="nil"/>
+          <w:right w:val="nil"/>
+          <w:insideH w:val="nil"/>
+          <w:insideV w:val="nil"/>
+        </w:tblBorders>
+        <w:tblLayout w:type="fixed"/>
+        <w:tblLook w:firstColumn="1" w:firstRow="1" w:lastColumn="0" w:lastRow="0" w:noHBand="0" w:noVBand="1" w:val="04A0"/>
+      </w:tblPr>
+      <w:tblGrid>
+        <w:gridCol w:w="9412"/>
+      </w:tblGrid>
+      <w:tr>
+        <w:trPr>
+          <w:cantSplit/>
+        </w:trPr>
+        <w:tc>
+          <w:tcPr>
+            <w:tcW w:type="dxa" w:w="9411"/>
+            <w:tcBorders>
+              <w:top w:val="nil"/>
+              <w:left w:val="single" w:sz="18" w:space="0" w:color="A9C2D8"/>
+              <w:bottom w:val="nil"/>
+              <w:right w:val="nil"/>
+            </w:tcBorders>
+            <w:shd w:val="clear" w:color="auto" w:fill="F3F6F9"/>
+            <w:tcMar>
+              <w:top w:w="130" w:type="dxa"/>
+              <w:bottom w:w="130" w:type="dxa"/>
+              <w:left w:w="200" w:type="dxa"/>
+              <w:right w:w="180" w:type="dxa"/>
+            </w:tcMar>
+          </w:tcPr>
+          <w:p>
+            <w:pPr>
+              <w:spacing w:before="0" w:after="0" w:line="293" w:lineRule="auto"/>
+              <w:jc w:val="both"/>
+            </w:pPr>
+            <w:r>
+              <w:rPr>
+                <w:rFonts w:ascii="Aptos" w:hAnsi="Aptos" w:cs="Aptos" w:eastAsia="Aptos"/>
+                <w:b w:val="0"/>
+                <w:i/>
+                <w:color w:val="2B2B2B"/>
+                <w:sz w:val="19"/>
+              </w:rPr>
+              <w:t>1 — Os médicos veterinários municipais dependem, hierárquica e disciplinarmente, do presidente da câmara da respectiva área da sua intervenção.</w:t>
+            </w:r>
+          </w:p>
+          <w:p>
+            <w:pPr>
+              <w:spacing w:before="120" w:after="0" w:line="293" w:lineRule="auto"/>
+            </w:pPr>
+            <w:r>
+              <w:rPr>
+                <w:rFonts w:ascii="Aptos" w:hAnsi="Aptos" w:cs="Aptos" w:eastAsia="Aptos"/>
+                <w:b w:val="0"/>
+                <w:i w:val="0"/>
+                <w:color w:val="7C8894"/>
+                <w:sz w:val="15"/>
+              </w:rPr>
+              <w:t>N.º 1 do artigo 4.º do Decreto-Lei n.º 116/98, no mesmo lugar</w:t>
+            </w:r>
+          </w:p>
+        </w:tc>
+      </w:tr>
+    </w:tbl>
+    <w:p>
+      <w:pPr>
+        <w:spacing w:before="0" w:after="180" w:line="293" w:lineRule="auto"/>
+      </w:pPr>
+    </w:p>
+    <w:p>
+      <w:pPr>
+        <w:spacing w:before="0" w:after="140" w:line="293" w:lineRule="auto"/>
+        <w:jc w:val="both"/>
+      </w:pPr>
+      <w:r>
+        <w:rPr>
+          <w:rFonts w:ascii="Aptos" w:hAnsi="Aptos" w:cs="Aptos" w:eastAsia="Aptos"/>
+          <w:b w:val="0"/>
+          <w:i w:val="0"/>
+          <w:color w:val="2B2B2B"/>
+          <w:sz w:val="20"/>
+        </w:rPr>
+        <w:t xml:space="preserve">Cotejadas, as duas normas dizem isto: nas decisões de autoridade sanitária o médico veterinário municipal decide </w:t>
+      </w:r>
+      <w:r>
+        <w:rPr>
+          <w:rFonts w:ascii="Aptos" w:hAnsi="Aptos" w:cs="Aptos" w:eastAsia="Aptos"/>
+          <w:b/>
+          <w:i w:val="0"/>
+          <w:color w:val="2B2B2B"/>
+          <w:sz w:val="20"/>
+        </w:rPr>
+        <w:t>sem dependência hierárquica</w:t>
+      </w:r>
+      <w:r>
+        <w:rPr>
+          <w:rFonts w:ascii="Aptos" w:hAnsi="Aptos" w:cs="Aptos" w:eastAsia="Aptos"/>
+          <w:b w:val="0"/>
+          <w:i w:val="0"/>
+          <w:color w:val="2B2B2B"/>
+          <w:sz w:val="20"/>
+        </w:rPr>
+        <w:t xml:space="preserve">, com poderes que lhe vêm da autoridade nacional </w:t>
+      </w:r>
+      <w:r>
+        <w:rPr>
+          <w:rFonts w:ascii="Aptos" w:hAnsi="Aptos" w:cs="Aptos" w:eastAsia="Aptos"/>
+          <w:b/>
+          <w:i w:val="0"/>
+          <w:color w:val="2B2B2B"/>
+          <w:sz w:val="20"/>
+        </w:rPr>
+        <w:t>a título pessoal e não delegável</w:t>
+      </w:r>
+      <w:r>
+        <w:rPr>
+          <w:rFonts w:ascii="Aptos" w:hAnsi="Aptos" w:cs="Aptos" w:eastAsia="Aptos"/>
+          <w:b w:val="0"/>
+          <w:i w:val="0"/>
+          <w:color w:val="2B2B2B"/>
+          <w:sz w:val="20"/>
+        </w:rPr>
+        <w:t>; em tudo o mais — carreira, avaliação, disciplina — depende do presidente da câmara. É um funcionário do município investido de um poder que o município não lhe deu e não lhe pode retirar, e que responde disciplinarmente perante quem não comanda esse poder.</w:t>
+      </w:r>
+    </w:p>
+    <w:tbl>
+      <w:tblPr>
+        <w:tblW w:type="auto" w:w="0"/>
+        <w:jc w:val="center"/>
+        <w:tblBorders>
+          <w:top w:val="nil"/>
+          <w:left w:val="nil"/>
+          <w:bottom w:val="nil"/>
+          <w:right w:val="nil"/>
+          <w:insideH w:val="nil"/>
+          <w:insideV w:val="nil"/>
+        </w:tblBorders>
+        <w:tblLayout w:type="fixed"/>
+        <w:tblLook w:firstColumn="1" w:firstRow="1" w:lastColumn="0" w:lastRow="0" w:noHBand="0" w:noVBand="1" w:val="04A0"/>
+      </w:tblPr>
+      <w:tblGrid>
+        <w:gridCol w:w="9412"/>
+      </w:tblGrid>
+      <w:tr>
+        <w:trPr>
+          <w:cantSplit/>
+        </w:trPr>
+        <w:tc>
+          <w:tcPr>
+            <w:tcW w:type="dxa" w:w="9411"/>
+            <w:tcBorders>
+              <w:top w:val="nil"/>
+              <w:left w:val="single" w:sz="18" w:space="0" w:color="D8C9AE"/>
+              <w:bottom w:val="nil"/>
+              <w:right w:val="nil"/>
+            </w:tcBorders>
+            <w:shd w:val="clear" w:color="auto" w:fill="F7F4ED"/>
+            <w:tcMar>
+              <w:top w:w="130" w:type="dxa"/>
+              <w:bottom w:w="130" w:type="dxa"/>
+              <w:left w:w="200" w:type="dxa"/>
+              <w:right w:w="180" w:type="dxa"/>
+            </w:tcMar>
+          </w:tcPr>
+          <w:p>
+            <w:pPr>
+              <w:spacing w:before="0" w:after="80" w:line="293" w:lineRule="auto"/>
+              <w:jc w:val="both"/>
+            </w:pPr>
+            <w:r>
+              <w:rPr>
+                <w:rFonts w:ascii="Aptos" w:hAnsi="Aptos" w:cs="Aptos" w:eastAsia="Aptos"/>
+                <w:b w:val="0"/>
+                <w:i w:val="0"/>
+                <w:color w:val="2B2B2B"/>
+                <w:sz w:val="20"/>
+              </w:rPr>
+              <w:t>Duas consequências, ambas relevantes para a questão 8:</w:t>
+            </w:r>
+          </w:p>
+          <w:p>
+            <w:pPr>
+              <w:spacing w:before="0" w:after="80" w:line="293" w:lineRule="auto"/>
+              <w:jc w:val="both"/>
+            </w:pPr>
+            <w:r>
+              <w:rPr>
+                <w:rFonts w:ascii="Aptos" w:hAnsi="Aptos" w:cs="Aptos" w:eastAsia="Aptos"/>
                 <w:b/>
                 <w:i w:val="0"/>
                 <w:color w:val="2B2B2B"/>
                 <w:sz w:val="20"/>
               </w:rPr>
+              <w:t>Primeira — o caso é coerente com a resposta dada, não a contraria.</w:t>
+            </w:r>
+            <w:r>
+              <w:rPr>
+                <w:rFonts w:ascii="Aptos" w:hAnsi="Aptos" w:cs="Aptos" w:eastAsia="Aptos"/>
+                <w:b w:val="0"/>
+                <w:i w:val="0"/>
+                <w:color w:val="2B2B2B"/>
+                <w:sz w:val="20"/>
+              </w:rPr>
+              <w:t xml:space="preserve"> O poder que o n.º 4 do artigo 2.º confere ao médico veterinário municipal é um poder de decisão fundado em </w:t>
+            </w:r>
+            <w:r>
+              <w:rPr>
+                <w:rFonts w:ascii="Aptos" w:hAnsi="Aptos" w:cs="Aptos" w:eastAsia="Aptos"/>
+                <w:b/>
+                <w:i w:val="0"/>
+                <w:color w:val="2B2B2B"/>
+                <w:sz w:val="20"/>
+              </w:rPr>
+              <w:t>prejuízos graves à saúde pública</w:t>
+            </w:r>
+            <w:r>
+              <w:rPr>
+                <w:rFonts w:ascii="Aptos" w:hAnsi="Aptos" w:cs="Aptos" w:eastAsia="Aptos"/>
+                <w:b w:val="0"/>
+                <w:i w:val="0"/>
+                <w:color w:val="2B2B2B"/>
+                <w:sz w:val="20"/>
+              </w:rPr>
+              <w:t xml:space="preserve">. Animais a morrer num incêndio não são, em si, um problema de saúde pública: são um problema de bem-estar animal e de proteção civil. Se o tribunal concluiu que aquele titular não tinha poderes para ordenar a evacuação, a conclusão encaixa na arquitetura legal — e não põe em causa o n.º 5 do artigo 3.º do Decreto-Lei n.º 314/2003, que confere o poder de notificar para remoção </w:t>
+            </w:r>
+            <w:r>
+              <w:rPr>
+                <w:rFonts w:ascii="Aptos" w:hAnsi="Aptos" w:cs="Aptos" w:eastAsia="Aptos"/>
+                <w:b/>
+                <w:i w:val="0"/>
+                <w:color w:val="2B2B2B"/>
+                <w:sz w:val="20"/>
+              </w:rPr>
+              <w:t>à câmara municipal</w:t>
+            </w:r>
+            <w:r>
+              <w:rPr>
+                <w:rFonts w:ascii="Aptos" w:hAnsi="Aptos" w:cs="Aptos" w:eastAsia="Aptos"/>
+                <w:b w:val="0"/>
+                <w:i w:val="0"/>
+                <w:color w:val="2B2B2B"/>
+                <w:sz w:val="20"/>
+              </w:rPr>
+              <w:t>, órgão colegial, depois de vistoria conjunta, e por fundamento de salubridade. O veterinário municipal integra a vistoria; não é ele que notifica.</w:t>
+            </w:r>
+          </w:p>
+          <w:p>
+            <w:pPr>
+              <w:spacing w:before="0" w:after="80" w:line="293" w:lineRule="auto"/>
+              <w:jc w:val="both"/>
+            </w:pPr>
+            <w:r>
+              <w:rPr>
+                <w:rFonts w:ascii="Aptos" w:hAnsi="Aptos" w:cs="Aptos" w:eastAsia="Aptos"/>
+                <w:b/>
+                <w:i w:val="0"/>
+                <w:color w:val="2B2B2B"/>
+                <w:sz w:val="20"/>
+              </w:rPr>
               <w:t>Segunda — está aqui a explicação da inércia, e é estrutural.</w:t>
             </w:r>
             <w:r>
@@ -12663,6 +15364,52 @@
                 <w:sz w:val="20"/>
               </w:rPr>
               <w:t xml:space="preserve"> Quem tem de propor a medida impopular depende disciplinarmente de quem a suportaria politicamente. A lei quis blindar essa posição com a fórmula «sem dependência hierárquica», mas blindou-a apenas no perímetro da saúde pública e deixou intacta a dependência quanto a tudo o resto. Nos abrigos sem registo, onde o fundamento próprio é o bem-estar animal e não a saúde pública, a blindagem não cobre o ato.</w:t>
+            </w:r>
+          </w:p>
+          <w:p>
+            <w:pPr>
+              <w:spacing w:before="0" w:after="0" w:line="293" w:lineRule="auto"/>
+              <w:jc w:val="both"/>
+            </w:pPr>
+            <w:r>
+              <w:rPr>
+                <w:rFonts w:ascii="Aptos" w:hAnsi="Aptos" w:cs="Aptos" w:eastAsia="Aptos"/>
+                <w:b/>
+                <w:i w:val="0"/>
+                <w:color w:val="2B2B2B"/>
+                <w:sz w:val="20"/>
+              </w:rPr>
+              <w:t>E o caso ilustrou a assimetria em dois dias.</w:t>
+            </w:r>
+            <w:r>
+              <w:rPr>
+                <w:rFonts w:ascii="Aptos" w:hAnsi="Aptos" w:cs="Aptos" w:eastAsia="Aptos"/>
+                <w:b w:val="0"/>
+                <w:i w:val="0"/>
+                <w:color w:val="2B2B2B"/>
+                <w:sz w:val="20"/>
+              </w:rPr>
+              <w:t xml:space="preserve"> A 20 de julho de 2020 a câmara </w:t>
+            </w:r>
+            <w:r>
+              <w:rPr>
+                <w:rFonts w:ascii="Aptos" w:hAnsi="Aptos" w:cs="Aptos" w:eastAsia="Aptos"/>
+                <w:b/>
+                <w:i w:val="0"/>
+                <w:color w:val="2B2B2B"/>
+                <w:sz w:val="20"/>
+              </w:rPr>
+              <w:t>suspendeu o médico veterinário municipal</w:t>
+            </w:r>
+            <w:r>
+              <w:rPr>
+                <w:rFonts w:ascii="Aptos" w:hAnsi="Aptos" w:cs="Aptos" w:eastAsia="Aptos"/>
+                <w:b w:val="0"/>
+                <w:i w:val="0"/>
+                <w:color w:val="2B2B2B"/>
+                <w:sz w:val="20"/>
+              </w:rPr>
+              <w:t>. Podia fazê-lo, e sem discutir o mérito técnico de coisa alguma: é o n.º 1 do artigo 4.º a funcionar. O que a câmara não podia era dar-lhe ordem sobre uma decisão de autoridade sanitária, porque esse poder não lhe pertence — n.ºs 2 e 3 do artigo 2.º. Pode sancionar o titular; não pode comandar o poder. A lei separou as duas coisas no papel e reuniu-as na mesma relação de trabalho.</w:t>
             </w:r>
           </w:p>
         </w:tc>
@@ -22804,7 +25551,7 @@
           <w:color w:val="2B2B2B"/>
           <w:sz w:val="20"/>
         </w:rPr>
-        <w:t xml:space="preserve">Não se obtiveram dois documentos administrativos do caso de Santo Tirso que seriam decisivos: o </w:t>
+        <w:t xml:space="preserve">Não se obtiveram dois documentos administrativos do caso de Santo Tirso: o </w:t>
       </w:r>
       <w:r>
         <w:rPr>
@@ -22844,7 +25591,27 @@
           <w:color w:val="2B2B2B"/>
           <w:sz w:val="20"/>
         </w:rPr>
-        <w:t xml:space="preserve"> que lhe pediu a remoção dos animais. Conhecem-se por referência na imprensa. O segundo é o mais relevante, porque é a autoridade sanitária nacional a reconhecer que o poder de remoção é municipal; convém obter o texto para o poder citar como tal.</w:t>
+        <w:t xml:space="preserve">. A falta perdeu, entretanto, parte da sua gravidade: localizado o artigo 3.º-G, o conteúdo provável do despacho de 2012 deixa de ser conjetura e passa a ser a aplicação de uma norma conhecida (ver 9.5). Procuraram-se; nenhum dos dois é ato sujeito a publicação no Diário da República e a pesquisa não os localizou em fonte primária. Conhecem-se por referência na imprensa, que </w:t>
+      </w:r>
+      <w:r>
+        <w:rPr>
+          <w:rFonts w:ascii="Aptos" w:hAnsi="Aptos" w:cs="Aptos" w:eastAsia="Aptos"/>
+          <w:b/>
+          <w:i w:val="0"/>
+          <w:color w:val="2B2B2B"/>
+          <w:sz w:val="20"/>
+        </w:rPr>
+        <w:t>divergem quanto ao conteúdo do despacho de 2012</w:t>
+      </w:r>
+      <w:r>
+        <w:rPr>
+          <w:rFonts w:ascii="Aptos" w:hAnsi="Aptos" w:cs="Aptos" w:eastAsia="Aptos"/>
+          <w:b w:val="0"/>
+          <w:i w:val="0"/>
+          <w:color w:val="2B2B2B"/>
+          <w:sz w:val="20"/>
+        </w:rPr>
+        <w:t xml:space="preserve"> — remoção dos animais numa versão, encerramento noutra. Fica assinalado em 9.5, e o estudo não fixa a redação. Vias que restam, por ordem de utilidade: requerimento de acesso a documento administrativo à DGAV e à Câmara Municipal de Santo Tirso, nos termos da Lei n.º 26/2016; as atas da câmara de 2012 e de 2018; e o processo da audição parlamentar de 30 de julho de 2020, onde o assunto foi diretamente tratado.</w:t>
       </w:r>
     </w:p>
     <w:p>
@@ -22872,7 +25639,7 @@
           <w:color w:val="2B2B2B"/>
           <w:sz w:val="20"/>
         </w:rPr>
-        <w:t xml:space="preserve">A </w:t>
+        <w:t xml:space="preserve">Consultou-se o registo oficial das </w:t>
       </w:r>
       <w:r>
         <w:rPr>
@@ -22882,7 +25649,7 @@
           <w:color w:val="2B2B2B"/>
           <w:sz w:val="20"/>
         </w:rPr>
-        <w:t>doutrina em matéria de propriedade horizontal</w:t>
+        <w:t>audições parlamentares n.ºs 32-CAM-XIV e 33-CAM-XIV, de 30 de julho de 2020</w:t>
       </w:r>
       <w:r>
         <w:rPr>
@@ -22892,7 +25659,47 @@
           <w:color w:val="2B2B2B"/>
           <w:sz w:val="20"/>
         </w:rPr>
-        <w:t xml:space="preserve"> referida em 11.3 não foi consultada em primeira mão — conhece-se pela sua refutação no acórdão do Tribunal da Relação de Guimarães. Não afeta a conclusão, porque essa posição é contrária à aqui sustentada apenas quanto ao alcance do n.º 3, e já foi rejeitada pelo tribunal.</w:t>
+        <w:t xml:space="preserve">, e obteve-se o requerimento do PAN que fundou a primeira. As audições, porém, </w:t>
+      </w:r>
+      <w:r>
+        <w:rPr>
+          <w:rFonts w:ascii="Aptos" w:hAnsi="Aptos" w:cs="Aptos" w:eastAsia="Aptos"/>
+          <w:b/>
+          <w:i w:val="0"/>
+          <w:color w:val="2B2B2B"/>
+          <w:sz w:val="20"/>
+        </w:rPr>
+        <w:t>só têm gravação vídeo e não ata</w:t>
+      </w:r>
+      <w:r>
+        <w:rPr>
+          <w:rFonts w:ascii="Aptos" w:hAnsi="Aptos" w:cs="Aptos" w:eastAsia="Aptos"/>
+          <w:b w:val="0"/>
+          <w:i w:val="0"/>
+          <w:color w:val="2B2B2B"/>
+          <w:sz w:val="20"/>
+        </w:rPr>
+        <w:t xml:space="preserve">, pelo que o seu teor não foi transcrito. Ver e transcrever a gravação da audição do presidente da câmara é </w:t>
+      </w:r>
+      <w:r>
+        <w:rPr>
+          <w:rFonts w:ascii="Aptos" w:hAnsi="Aptos" w:cs="Aptos" w:eastAsia="Aptos"/>
+          <w:b/>
+          <w:i w:val="0"/>
+          <w:color w:val="2B2B2B"/>
+          <w:sz w:val="20"/>
+        </w:rPr>
+        <w:t>diligência recomendada</w:t>
+      </w:r>
+      <w:r>
+        <w:rPr>
+          <w:rFonts w:ascii="Aptos" w:hAnsi="Aptos" w:cs="Aptos" w:eastAsia="Aptos"/>
+          <w:b w:val="0"/>
+          <w:i w:val="0"/>
+          <w:color w:val="2B2B2B"/>
+          <w:sz w:val="20"/>
+        </w:rPr>
+        <w:t>: é a fonte primária mais acessível para as posições institucionais do caso, e é onde o documento de 2012 terá sido discutido em contraditório.</w:t>
       </w:r>
     </w:p>
     <w:p>
@@ -22910,6 +25717,102 @@
           <w:sz w:val="20"/>
         </w:rPr>
         <w:t>9.</w:t>
+        <w:tab/>
+      </w:r>
+      <w:r>
+        <w:rPr>
+          <w:rFonts w:ascii="Aptos" w:hAnsi="Aptos" w:cs="Aptos" w:eastAsia="Aptos"/>
+          <w:b w:val="0"/>
+          <w:i w:val="0"/>
+          <w:color w:val="2B2B2B"/>
+          <w:sz w:val="20"/>
+        </w:rPr>
+        <w:t xml:space="preserve">Quanto ao artigo 3.º-G, ficam por examinar duas coisas. Primeiro, se existe </w:t>
+      </w:r>
+      <w:r>
+        <w:rPr>
+          <w:rFonts w:ascii="Aptos" w:hAnsi="Aptos" w:cs="Aptos" w:eastAsia="Aptos"/>
+          <w:b/>
+          <w:i w:val="0"/>
+          <w:color w:val="2B2B2B"/>
+          <w:sz w:val="20"/>
+        </w:rPr>
+        <w:t>prática decisória da DGAV</w:t>
+      </w:r>
+      <w:r>
+        <w:rPr>
+          <w:rFonts w:ascii="Aptos" w:hAnsi="Aptos" w:cs="Aptos" w:eastAsia="Aptos"/>
+          <w:b w:val="0"/>
+          <w:i w:val="0"/>
+          <w:color w:val="2B2B2B"/>
+          <w:sz w:val="20"/>
+        </w:rPr>
+        <w:t xml:space="preserve"> ao seu abrigo — despachos de suspensão ou de encerramento —, e se são publicitados no balcão único e no sítio da DGAV, como manda o artigo 3.º-I; havendo-os, medem a efetividade real do regime. Segundo, o que sucedeu, no plano das competências municipais, entre 30 de janeiro e 7 de agosto de 2019, e se algum município usou nesse intervalo o poder que então tinha.</w:t>
+      </w:r>
+    </w:p>
+    <w:p>
+      <w:pPr>
+        <w:spacing w:before="0" w:after="100" w:line="293" w:lineRule="auto"/>
+        <w:ind w:left="408" w:hanging="408"/>
+        <w:jc w:val="both"/>
+      </w:pPr>
+      <w:r>
+        <w:rPr>
+          <w:rFonts w:ascii="Aptos" w:hAnsi="Aptos" w:cs="Aptos" w:eastAsia="Aptos"/>
+          <w:b/>
+          <w:i w:val="0"/>
+          <w:color w:val="5C7891"/>
+          <w:sz w:val="20"/>
+        </w:rPr>
+        <w:t>10.</w:t>
+        <w:tab/>
+      </w:r>
+      <w:r>
+        <w:rPr>
+          <w:rFonts w:ascii="Aptos" w:hAnsi="Aptos" w:cs="Aptos" w:eastAsia="Aptos"/>
+          <w:b w:val="0"/>
+          <w:i w:val="0"/>
+          <w:color w:val="2B2B2B"/>
+          <w:sz w:val="20"/>
+        </w:rPr>
+        <w:t xml:space="preserve">A </w:t>
+      </w:r>
+      <w:r>
+        <w:rPr>
+          <w:rFonts w:ascii="Aptos" w:hAnsi="Aptos" w:cs="Aptos" w:eastAsia="Aptos"/>
+          <w:b/>
+          <w:i w:val="0"/>
+          <w:color w:val="2B2B2B"/>
+          <w:sz w:val="20"/>
+        </w:rPr>
+        <w:t>doutrina em matéria de propriedade horizontal</w:t>
+      </w:r>
+      <w:r>
+        <w:rPr>
+          <w:rFonts w:ascii="Aptos" w:hAnsi="Aptos" w:cs="Aptos" w:eastAsia="Aptos"/>
+          <w:b w:val="0"/>
+          <w:i w:val="0"/>
+          <w:color w:val="2B2B2B"/>
+          <w:sz w:val="20"/>
+        </w:rPr>
+        <w:t xml:space="preserve"> referida em 11.3 não foi consultada em primeira mão — conhece-se pela sua refutação no acórdão do Tribunal da Relação de Guimarães. Não afeta a conclusão, porque essa posição é contrária à aqui sustentada apenas quanto ao alcance do n.º 3, e já foi rejeitada pelo tribunal.</w:t>
+      </w:r>
+    </w:p>
+    <w:p>
+      <w:pPr>
+        <w:spacing w:before="0" w:after="100" w:line="293" w:lineRule="auto"/>
+        <w:ind w:left="408" w:hanging="408"/>
+        <w:jc w:val="both"/>
+      </w:pPr>
+      <w:r>
+        <w:rPr>
+          <w:rFonts w:ascii="Aptos" w:hAnsi="Aptos" w:cs="Aptos" w:eastAsia="Aptos"/>
+          <w:b/>
+          <w:i w:val="0"/>
+          <w:color w:val="5C7891"/>
+          <w:sz w:val="20"/>
+        </w:rPr>
+        <w:t>11.</w:t>
         <w:tab/>
       </w:r>
       <w:r>
@@ -23190,7 +26093,7 @@
           <w:color w:val="2B2B2B"/>
           <w:sz w:val="20"/>
         </w:rPr>
-        <w:t xml:space="preserve"> — o PDF do Diário da República tem camada de texto e pode ser lido e pesquisado diretamente. Foi assim que se obtiveram, para este estudo, o Diário da República n.º 241, de 17 de outubro de 2001, o n.º 290, de 17 de dezembro de 2003, e o n.º 104, de 29 de maio de 2026.</w:t>
+        <w:t xml:space="preserve"> — o PDF do Diário da República tem camada de texto e pode ser lido e pesquisado diretamente. Foi assim que se obtiveram, para este estudo, o Diário da República n.º 241, de 17 de outubro de 2001, o n.º 290, de 17 de dezembro de 2003, o n.º 21, de 30 de janeiro de 2019, e o n.º 104, de 29 de maio de 2026.</w:t>
       </w:r>
     </w:p>
     <w:p>
@@ -23218,7 +26121,7 @@
           <w:color w:val="2B2B2B"/>
           <w:sz w:val="20"/>
         </w:rPr>
-        <w:t>Atos anteriores a 1976</w:t>
+        <w:t>Como chegar ao PDF sem adivinhar o endereço</w:t>
       </w:r>
       <w:r>
         <w:rPr>
@@ -23228,7 +26131,27 @@
           <w:color w:val="2B2B2B"/>
           <w:sz w:val="20"/>
         </w:rPr>
-        <w:t xml:space="preserve"> — o PDF é uma digitalização sem camada de texto. A pesquisa por palavra falha, mas a página lê-se convertendo-a em imagem. Foi assim que se conferiu o artigo 7.º do Código Civil no Diário do Governo n.º 274, I série, de 25 de novembro de 1966, a páginas 1886.</w:t>
+        <w:t xml:space="preserve"> — a via fiável é o identificador europeu de legislação. Um endereço da forma `data.dre.pt/eli/&lt;tipo&gt;/&lt;número&gt;/&lt;ano&gt;/&lt;mês&gt;/&lt;dia&gt;/p/dre/pt/pdf` devolve diretamente o PDF do jornal oficial. Para o Decreto-Lei n.º 20/2019, de 30 de janeiro, é `data.dre.pt/eli/dec-lei/20/2019/01/30/p/dre/pt/pdf`. </w:t>
+      </w:r>
+      <w:r>
+        <w:rPr>
+          <w:rFonts w:ascii="Aptos" w:hAnsi="Aptos" w:cs="Aptos" w:eastAsia="Aptos"/>
+          <w:b/>
+          <w:i w:val="0"/>
+          <w:color w:val="2B2B2B"/>
+          <w:sz w:val="20"/>
+        </w:rPr>
+        <w:t>Este foi o achado metodológico mais útil do estudo</w:t>
+      </w:r>
+      <w:r>
+        <w:rPr>
+          <w:rFonts w:ascii="Aptos" w:hAnsi="Aptos" w:cs="Aptos" w:eastAsia="Aptos"/>
+          <w:b w:val="0"/>
+          <w:i w:val="0"/>
+          <w:color w:val="2B2B2B"/>
+          <w:sz w:val="20"/>
+        </w:rPr>
+        <w:t>: dispensa procurar o número de páginas no nome do ficheiro, que é o que faz falhar a via direta.</w:t>
       </w:r>
     </w:p>
     <w:p>
@@ -23246,6 +26169,44 @@
           <w:sz w:val="20"/>
         </w:rPr>
         <w:t>3.</w:t>
+        <w:tab/>
+      </w:r>
+      <w:r>
+        <w:rPr>
+          <w:rFonts w:ascii="Aptos" w:hAnsi="Aptos" w:cs="Aptos" w:eastAsia="Aptos"/>
+          <w:b/>
+          <w:i w:val="0"/>
+          <w:color w:val="2B2B2B"/>
+          <w:sz w:val="20"/>
+        </w:rPr>
+        <w:t>Atos anteriores a 1976</w:t>
+      </w:r>
+      <w:r>
+        <w:rPr>
+          <w:rFonts w:ascii="Aptos" w:hAnsi="Aptos" w:cs="Aptos" w:eastAsia="Aptos"/>
+          <w:b w:val="0"/>
+          <w:i w:val="0"/>
+          <w:color w:val="2B2B2B"/>
+          <w:sz w:val="20"/>
+        </w:rPr>
+        <w:t xml:space="preserve"> — o PDF é uma digitalização sem camada de texto. A pesquisa por palavra falha, mas a página lê-se convertendo-a em imagem. Foi assim que se conferiu o artigo 7.º do Código Civil no Diário do Governo n.º 274, I série, de 25 de novembro de 1966, a páginas 1886.</w:t>
+      </w:r>
+    </w:p>
+    <w:p>
+      <w:pPr>
+        <w:spacing w:before="0" w:after="100" w:line="293" w:lineRule="auto"/>
+        <w:ind w:left="408" w:hanging="408"/>
+        <w:jc w:val="both"/>
+      </w:pPr>
+      <w:r>
+        <w:rPr>
+          <w:rFonts w:ascii="Aptos" w:hAnsi="Aptos" w:cs="Aptos" w:eastAsia="Aptos"/>
+          <w:b/>
+          <w:i w:val="0"/>
+          <w:color w:val="5C7891"/>
+          <w:sz w:val="20"/>
+        </w:rPr>
+        <w:t>4.</w:t>
         <w:tab/>
       </w:r>
       <w:r>
@@ -23310,6 +26271,42 @@
           </w:tcPr>
           <w:p>
             <w:pPr>
+              <w:spacing w:before="0" w:after="80" w:line="293" w:lineRule="auto"/>
+              <w:jc w:val="both"/>
+            </w:pPr>
+            <w:r>
+              <w:rPr>
+                <w:rFonts w:ascii="Aptos" w:hAnsi="Aptos" w:cs="Aptos" w:eastAsia="Aptos"/>
+                <w:b w:val="0"/>
+                <w:i w:val="0"/>
+                <w:color w:val="2B2B2B"/>
+                <w:sz w:val="20"/>
+              </w:rPr>
+              <w:t xml:space="preserve">A regra prática que daqui resulta: </w:t>
+            </w:r>
+            <w:r>
+              <w:rPr>
+                <w:rFonts w:ascii="Aptos" w:hAnsi="Aptos" w:cs="Aptos" w:eastAsia="Aptos"/>
+                <w:b/>
+                <w:i w:val="0"/>
+                <w:color w:val="2B2B2B"/>
+                <w:sz w:val="20"/>
+              </w:rPr>
+              <w:t>um compilador serve para localizar a norma, nunca para a citar</w:t>
+            </w:r>
+            <w:r>
+              <w:rPr>
+                <w:rFonts w:ascii="Aptos" w:hAnsi="Aptos" w:cs="Aptos" w:eastAsia="Aptos"/>
+                <w:b w:val="0"/>
+                <w:i w:val="0"/>
+                <w:color w:val="2B2B2B"/>
+                <w:sz w:val="20"/>
+              </w:rPr>
+              <w:t>. A citação faz-se sempre contra o PDF do jornal oficial, pelo caminho que a data do ato determinar.</w:t>
+            </w:r>
+          </w:p>
+          <w:p>
+            <w:pPr>
               <w:spacing w:before="0" w:after="0" w:line="293" w:lineRule="auto"/>
               <w:jc w:val="both"/>
             </w:pPr>
@@ -23321,7 +26318,7 @@
                 <w:color w:val="2B2B2B"/>
                 <w:sz w:val="20"/>
               </w:rPr>
-              <w:t xml:space="preserve">A regra prática que daqui resulta: </w:t>
+              <w:t xml:space="preserve">E a regra não vale só contra compiladores privados. Este estudo encontrou </w:t>
             </w:r>
             <w:r>
               <w:rPr>
@@ -23331,7 +26328,7 @@
                 <w:color w:val="2B2B2B"/>
                 <w:sz w:val="20"/>
               </w:rPr>
-              <w:t>um compilador privado serve para localizar a norma, nunca para a citar</w:t>
+              <w:t>um erro na consolidação oficial</w:t>
             </w:r>
             <w:r>
               <w:rPr>
@@ -23341,7 +26338,7 @@
                 <w:color w:val="2B2B2B"/>
                 <w:sz w:val="20"/>
               </w:rPr>
-              <w:t>. A citação faz-se sempre contra o PDF do jornal oficial, pelo caminho que a data do ato determinar.</w:t>
+              <w:t>: a indicação de que o artigo 3.º-G do Decreto-Lei n.º 276/2001 teria sido aditado pelo Decreto-Lei n.º 265/2007, quando foi aditado pelo Decreto-Lei n.º 260/2012 — o de 2007 altera daquele diploma apenas o artigo 73.º. O texto do artigo está correto na consolidação; a proveniência não. Quem cite proveniências a partir da consolidação, sem abrir o jornal oficial, arrisca reproduzir o erro. Ver 9.5.</w:t>
             </w:r>
           </w:p>
         </w:tc>
@@ -26058,7 +29055,7 @@
                 <w:color w:val="2B2B2B"/>
                 <w:sz w:val="17"/>
               </w:rPr>
-              <w:t>art.º 70.º</w:t>
+              <w:t>n.ºs 1, 5 e 6 do art.º 3.º-G</w:t>
             </w:r>
           </w:p>
         </w:tc>
@@ -26091,7 +29088,7 @@
                 <w:color w:val="2B2B2B"/>
                 <w:sz w:val="17"/>
               </w:rPr>
-              <w:t>DL n.º 276/2001</w:t>
+              <w:t>DL n.º 276/2001 (adit. DL n.º 260/2012)</w:t>
             </w:r>
           </w:p>
         </w:tc>
@@ -26124,7 +29121,17 @@
                 <w:color w:val="2B2B2B"/>
                 <w:sz w:val="17"/>
               </w:rPr>
-              <w:t>Instrução e decisão dos processos de contraordenação</w:t>
+              <w:t xml:space="preserve">Suspensão e encerramento de alojamentos — decisão do diretor-geral; prazo de cinco dias úteis; </w:t>
+            </w:r>
+            <w:r>
+              <w:rPr>
+                <w:rFonts w:ascii="Aptos" w:hAnsi="Aptos" w:cs="Aptos" w:eastAsia="Aptos"/>
+                <w:b/>
+                <w:i w:val="0"/>
+                <w:color w:val="2B2B2B"/>
+                <w:sz w:val="17"/>
+              </w:rPr>
+              <w:t>execução e recolha dos animais pelas câmaras municipais</w:t>
             </w:r>
           </w:p>
         </w:tc>
@@ -26162,7 +29169,7 @@
                 <w:color w:val="2B2B2B"/>
                 <w:sz w:val="17"/>
               </w:rPr>
-              <w:t>n.ºs 2, 3 e 4 do art.º 2.º</w:t>
+              <w:t>n.ºs 1 e 6 do art.º 3.º-G</w:t>
             </w:r>
           </w:p>
         </w:tc>
@@ -26195,7 +29202,7 @@
                 <w:color w:val="2B2B2B"/>
                 <w:sz w:val="17"/>
               </w:rPr>
-              <w:t>DL n.º 116/98</w:t>
+              <w:t>DL n.º 276/2001 (red. DL n.º 20/2019)</w:t>
             </w:r>
           </w:p>
         </w:tc>
@@ -26228,7 +29235,7 @@
                 <w:color w:val="2B2B2B"/>
                 <w:sz w:val="17"/>
               </w:rPr>
-              <w:t>Médico veterinário municipal — autoridade sanitária veterinária concelhia; poderes conferidos pela autoridade nacional a título pessoal e não delegável; decisão «sem dependência hierárquica» por prejuízos graves à saúde pública</w:t>
+              <w:t>Mesma matéria atribuída ao presidente da câmara — vigência cessada em 8.8.2019</w:t>
             </w:r>
           </w:p>
         </w:tc>
@@ -26266,7 +29273,7 @@
                 <w:color w:val="2B2B2B"/>
                 <w:sz w:val="17"/>
               </w:rPr>
-              <w:t>n.º 1 do art.º 4.º</w:t>
+              <w:t>art.º 70.º</w:t>
             </w:r>
           </w:p>
         </w:tc>
@@ -26299,7 +29306,7 @@
                 <w:color w:val="2B2B2B"/>
                 <w:sz w:val="17"/>
               </w:rPr>
-              <w:t>DL n.º 116/98</w:t>
+              <w:t>DL n.º 276/2001</w:t>
             </w:r>
           </w:p>
         </w:tc>
@@ -26332,7 +29339,7 @@
                 <w:color w:val="2B2B2B"/>
                 <w:sz w:val="17"/>
               </w:rPr>
-              <w:t>Dependência hierárquica e disciplinar do presidente da câmara</w:t>
+              <w:t>Instrução e decisão dos processos de contraordenação</w:t>
             </w:r>
           </w:p>
         </w:tc>
@@ -26370,7 +29377,7 @@
                 <w:color w:val="2B2B2B"/>
                 <w:sz w:val="17"/>
               </w:rPr>
-              <w:t>arts. 2.º a 6.º</w:t>
+              <w:t>n.ºs 2, 3 e 4 do art.º 2.º</w:t>
             </w:r>
           </w:p>
         </w:tc>
@@ -26403,7 +29410,7 @@
                 <w:color w:val="2B2B2B"/>
                 <w:sz w:val="17"/>
               </w:rPr>
-              <w:t>CIMI</w:t>
+              <w:t>DL n.º 116/98</w:t>
             </w:r>
           </w:p>
         </w:tc>
@@ -26436,7 +29443,7 @@
                 <w:color w:val="2B2B2B"/>
                 <w:sz w:val="17"/>
               </w:rPr>
-              <w:t>Classificação predial — critério fiscal</w:t>
+              <w:t>Médico veterinário municipal — autoridade sanitária veterinária concelhia; poderes conferidos pela autoridade nacional a título pessoal e não delegável; decisão «sem dependência hierárquica» por prejuízos graves à saúde pública</w:t>
             </w:r>
           </w:p>
         </w:tc>
@@ -26474,7 +29481,7 @@
                 <w:color w:val="2B2B2B"/>
                 <w:sz w:val="17"/>
               </w:rPr>
-              <w:t>al. a) do n.º 2 do art.º 1083.º</w:t>
+              <w:t>n.º 1 do art.º 4.º</w:t>
             </w:r>
           </w:p>
         </w:tc>
@@ -26507,7 +29514,7 @@
                 <w:color w:val="2B2B2B"/>
                 <w:sz w:val="17"/>
               </w:rPr>
-              <w:t>Código Civil</w:t>
+              <w:t>DL n.º 116/98</w:t>
             </w:r>
           </w:p>
         </w:tc>
@@ -26540,6 +29547,214 @@
                 <w:color w:val="2B2B2B"/>
                 <w:sz w:val="17"/>
               </w:rPr>
+              <w:t>Dependência hierárquica e disciplinar do presidente da câmara</w:t>
+            </w:r>
+          </w:p>
+        </w:tc>
+      </w:tr>
+      <w:tr>
+        <w:trPr>
+          <w:cantSplit/>
+        </w:trPr>
+        <w:tc>
+          <w:tcPr>
+            <w:tcW w:type="dxa" w:w="2608"/>
+            <w:tcBorders>
+              <w:top w:val="nil"/>
+              <w:left w:val="nil"/>
+              <w:bottom w:val="single" w:sz="4" w:space="0" w:color="D7DEE5"/>
+              <w:right w:val="nil"/>
+            </w:tcBorders>
+            <w:shd w:val="clear" w:color="auto" w:fill="FFFFFF"/>
+            <w:tcMar>
+              <w:top w:w="85" w:type="dxa"/>
+              <w:bottom w:w="85" w:type="dxa"/>
+              <w:left w:w="120" w:type="dxa"/>
+              <w:right w:w="120" w:type="dxa"/>
+            </w:tcMar>
+          </w:tcPr>
+          <w:p>
+            <w:pPr>
+              <w:spacing w:before="0" w:after="0" w:line="274" w:lineRule="auto"/>
+            </w:pPr>
+            <w:r>
+              <w:rPr>
+                <w:rFonts w:ascii="Aptos" w:hAnsi="Aptos" w:cs="Aptos" w:eastAsia="Aptos"/>
+                <w:b w:val="0"/>
+                <w:i w:val="0"/>
+                <w:color w:val="2B2B2B"/>
+                <w:sz w:val="17"/>
+              </w:rPr>
+              <w:t>arts. 2.º a 6.º</w:t>
+            </w:r>
+          </w:p>
+        </w:tc>
+        <w:tc>
+          <w:tcPr>
+            <w:tcW w:type="dxa" w:w="1928"/>
+            <w:tcBorders>
+              <w:top w:val="nil"/>
+              <w:left w:val="nil"/>
+              <w:bottom w:val="single" w:sz="4" w:space="0" w:color="D7DEE5"/>
+              <w:right w:val="nil"/>
+            </w:tcBorders>
+            <w:shd w:val="clear" w:color="auto" w:fill="FFFFFF"/>
+            <w:tcMar>
+              <w:top w:w="85" w:type="dxa"/>
+              <w:bottom w:w="85" w:type="dxa"/>
+              <w:left w:w="120" w:type="dxa"/>
+              <w:right w:w="120" w:type="dxa"/>
+            </w:tcMar>
+          </w:tcPr>
+          <w:p>
+            <w:pPr>
+              <w:spacing w:before="0" w:after="0" w:line="274" w:lineRule="auto"/>
+            </w:pPr>
+            <w:r>
+              <w:rPr>
+                <w:rFonts w:ascii="Aptos" w:hAnsi="Aptos" w:cs="Aptos" w:eastAsia="Aptos"/>
+                <w:b w:val="0"/>
+                <w:i w:val="0"/>
+                <w:color w:val="2B2B2B"/>
+                <w:sz w:val="17"/>
+              </w:rPr>
+              <w:t>CIMI</w:t>
+            </w:r>
+          </w:p>
+        </w:tc>
+        <w:tc>
+          <w:tcPr>
+            <w:tcW w:type="dxa" w:w="4649"/>
+            <w:tcBorders>
+              <w:top w:val="nil"/>
+              <w:left w:val="nil"/>
+              <w:bottom w:val="single" w:sz="4" w:space="0" w:color="D7DEE5"/>
+              <w:right w:val="nil"/>
+            </w:tcBorders>
+            <w:shd w:val="clear" w:color="auto" w:fill="FFFFFF"/>
+            <w:tcMar>
+              <w:top w:w="85" w:type="dxa"/>
+              <w:bottom w:w="85" w:type="dxa"/>
+              <w:left w:w="120" w:type="dxa"/>
+              <w:right w:w="120" w:type="dxa"/>
+            </w:tcMar>
+          </w:tcPr>
+          <w:p>
+            <w:pPr>
+              <w:spacing w:before="0" w:after="0" w:line="274" w:lineRule="auto"/>
+            </w:pPr>
+            <w:r>
+              <w:rPr>
+                <w:rFonts w:ascii="Aptos" w:hAnsi="Aptos" w:cs="Aptos" w:eastAsia="Aptos"/>
+                <w:b w:val="0"/>
+                <w:i w:val="0"/>
+                <w:color w:val="2B2B2B"/>
+                <w:sz w:val="17"/>
+              </w:rPr>
+              <w:t>Classificação predial — critério fiscal</w:t>
+            </w:r>
+          </w:p>
+        </w:tc>
+      </w:tr>
+      <w:tr>
+        <w:trPr>
+          <w:cantSplit/>
+        </w:trPr>
+        <w:tc>
+          <w:tcPr>
+            <w:tcW w:type="dxa" w:w="2608"/>
+            <w:tcBorders>
+              <w:top w:val="nil"/>
+              <w:left w:val="nil"/>
+              <w:bottom w:val="single" w:sz="4" w:space="0" w:color="D7DEE5"/>
+              <w:right w:val="nil"/>
+            </w:tcBorders>
+            <w:shd w:val="clear" w:color="auto" w:fill="F8FAFC"/>
+            <w:tcMar>
+              <w:top w:w="85" w:type="dxa"/>
+              <w:bottom w:w="85" w:type="dxa"/>
+              <w:left w:w="120" w:type="dxa"/>
+              <w:right w:w="120" w:type="dxa"/>
+            </w:tcMar>
+          </w:tcPr>
+          <w:p>
+            <w:pPr>
+              <w:spacing w:before="0" w:after="0" w:line="274" w:lineRule="auto"/>
+            </w:pPr>
+            <w:r>
+              <w:rPr>
+                <w:rFonts w:ascii="Aptos" w:hAnsi="Aptos" w:cs="Aptos" w:eastAsia="Aptos"/>
+                <w:b w:val="0"/>
+                <w:i w:val="0"/>
+                <w:color w:val="2B2B2B"/>
+                <w:sz w:val="17"/>
+              </w:rPr>
+              <w:t>al. a) do n.º 2 do art.º 1083.º</w:t>
+            </w:r>
+          </w:p>
+        </w:tc>
+        <w:tc>
+          <w:tcPr>
+            <w:tcW w:type="dxa" w:w="1928"/>
+            <w:tcBorders>
+              <w:top w:val="nil"/>
+              <w:left w:val="nil"/>
+              <w:bottom w:val="single" w:sz="4" w:space="0" w:color="D7DEE5"/>
+              <w:right w:val="nil"/>
+            </w:tcBorders>
+            <w:shd w:val="clear" w:color="auto" w:fill="F8FAFC"/>
+            <w:tcMar>
+              <w:top w:w="85" w:type="dxa"/>
+              <w:bottom w:w="85" w:type="dxa"/>
+              <w:left w:w="120" w:type="dxa"/>
+              <w:right w:w="120" w:type="dxa"/>
+            </w:tcMar>
+          </w:tcPr>
+          <w:p>
+            <w:pPr>
+              <w:spacing w:before="0" w:after="0" w:line="274" w:lineRule="auto"/>
+            </w:pPr>
+            <w:r>
+              <w:rPr>
+                <w:rFonts w:ascii="Aptos" w:hAnsi="Aptos" w:cs="Aptos" w:eastAsia="Aptos"/>
+                <w:b w:val="0"/>
+                <w:i w:val="0"/>
+                <w:color w:val="2B2B2B"/>
+                <w:sz w:val="17"/>
+              </w:rPr>
+              <w:t>Código Civil</w:t>
+            </w:r>
+          </w:p>
+        </w:tc>
+        <w:tc>
+          <w:tcPr>
+            <w:tcW w:type="dxa" w:w="4649"/>
+            <w:tcBorders>
+              <w:top w:val="nil"/>
+              <w:left w:val="nil"/>
+              <w:bottom w:val="single" w:sz="4" w:space="0" w:color="D7DEE5"/>
+              <w:right w:val="nil"/>
+            </w:tcBorders>
+            <w:shd w:val="clear" w:color="auto" w:fill="F8FAFC"/>
+            <w:tcMar>
+              <w:top w:w="85" w:type="dxa"/>
+              <w:bottom w:w="85" w:type="dxa"/>
+              <w:left w:w="120" w:type="dxa"/>
+              <w:right w:w="120" w:type="dxa"/>
+            </w:tcMar>
+          </w:tcPr>
+          <w:p>
+            <w:pPr>
+              <w:spacing w:before="0" w:after="0" w:line="274" w:lineRule="auto"/>
+            </w:pPr>
+            <w:r>
+              <w:rPr>
+                <w:rFonts w:ascii="Aptos" w:hAnsi="Aptos" w:cs="Aptos" w:eastAsia="Aptos"/>
+                <w:b w:val="0"/>
+                <w:i w:val="0"/>
+                <w:color w:val="2B2B2B"/>
+                <w:sz w:val="17"/>
+              </w:rPr>
               <w:t>Resolução do arrendamento — higiene e vizinhança</w:t>
             </w:r>
           </w:p>
@@ -26844,6 +30059,200 @@
           <w:sz w:val="20"/>
         </w:rPr>
         <w:t xml:space="preserve"> — carreira de médico veterinário municipal. Diário da República, I série-A, n.º 103, de 5.5.1998, p. 1990. Página conferida por conversão em imagem; n.ºs 2, 3 e 4 do artigo 2.º e n.º 1 do artigo 4.º citados verbatim no ponto 9.5.</w:t>
+      </w:r>
+    </w:p>
+    <w:p>
+      <w:pPr>
+        <w:spacing w:before="0" w:after="80" w:line="293" w:lineRule="auto"/>
+        <w:ind w:left="351" w:hanging="351"/>
+        <w:jc w:val="both"/>
+      </w:pPr>
+      <w:r>
+        <w:rPr>
+          <w:rFonts w:ascii="Aptos" w:hAnsi="Aptos" w:cs="Aptos" w:eastAsia="Aptos"/>
+          <w:b w:val="0"/>
+          <w:i w:val="0"/>
+          <w:color w:val="7C8894"/>
+          <w:sz w:val="20"/>
+        </w:rPr>
+        <w:t>—</w:t>
+        <w:tab/>
+      </w:r>
+      <w:r>
+        <w:rPr>
+          <w:rFonts w:ascii="Aptos" w:hAnsi="Aptos" w:cs="Aptos" w:eastAsia="Aptos"/>
+          <w:b/>
+          <w:i w:val="0"/>
+          <w:color w:val="2B2B2B"/>
+          <w:sz w:val="20"/>
+        </w:rPr>
+        <w:t>Decreto-Lei n.º 260/2012, de 12 de dezembro</w:t>
+      </w:r>
+      <w:r>
+        <w:rPr>
+          <w:rFonts w:ascii="Aptos" w:hAnsi="Aptos" w:cs="Aptos" w:eastAsia="Aptos"/>
+          <w:b w:val="0"/>
+          <w:i w:val="0"/>
+          <w:color w:val="2B2B2B"/>
+          <w:sz w:val="20"/>
+        </w:rPr>
+        <w:t xml:space="preserve"> — adita ao Decreto-Lei n.º 276/2001 os artigos 3.º-B a 3.º-J, entre eles o </w:t>
+      </w:r>
+      <w:r>
+        <w:rPr>
+          <w:rFonts w:ascii="Aptos" w:hAnsi="Aptos" w:cs="Aptos" w:eastAsia="Aptos"/>
+          <w:b/>
+          <w:i w:val="0"/>
+          <w:color w:val="2B2B2B"/>
+          <w:sz w:val="20"/>
+        </w:rPr>
+        <w:t>artigo 3.º-G</w:t>
+      </w:r>
+      <w:r>
+        <w:rPr>
+          <w:rFonts w:ascii="Aptos" w:hAnsi="Aptos" w:cs="Aptos" w:eastAsia="Aptos"/>
+          <w:b w:val="0"/>
+          <w:i w:val="0"/>
+          <w:color w:val="2B2B2B"/>
+          <w:sz w:val="20"/>
+        </w:rPr>
+        <w:t xml:space="preserve"> (suspensão e encerramento de alojamentos). Diário da República, 1.ª série, n.º 240, de 12.12.2012, pp. 6981-6982. </w:t>
+      </w:r>
+      <w:r>
+        <w:rPr>
+          <w:rFonts w:ascii="Aptos" w:hAnsi="Aptos" w:cs="Aptos" w:eastAsia="Aptos"/>
+          <w:b/>
+          <w:i w:val="0"/>
+          <w:color w:val="2B2B2B"/>
+          <w:sz w:val="20"/>
+        </w:rPr>
+        <w:t>Conferido no jornal oficial</w:t>
+      </w:r>
+      <w:r>
+        <w:rPr>
+          <w:rFonts w:ascii="Aptos" w:hAnsi="Aptos" w:cs="Aptos" w:eastAsia="Aptos"/>
+          <w:b w:val="0"/>
+          <w:i w:val="0"/>
+          <w:color w:val="2B2B2B"/>
+          <w:sz w:val="20"/>
+        </w:rPr>
+        <w:t>, contra indicação errada da consolidação oficial (ver 9.5).</w:t>
+      </w:r>
+    </w:p>
+    <w:p>
+      <w:pPr>
+        <w:spacing w:before="0" w:after="80" w:line="293" w:lineRule="auto"/>
+        <w:ind w:left="351" w:hanging="351"/>
+        <w:jc w:val="both"/>
+      </w:pPr>
+      <w:r>
+        <w:rPr>
+          <w:rFonts w:ascii="Aptos" w:hAnsi="Aptos" w:cs="Aptos" w:eastAsia="Aptos"/>
+          <w:b w:val="0"/>
+          <w:i w:val="0"/>
+          <w:color w:val="7C8894"/>
+          <w:sz w:val="20"/>
+        </w:rPr>
+        <w:t>—</w:t>
+        <w:tab/>
+      </w:r>
+      <w:r>
+        <w:rPr>
+          <w:rFonts w:ascii="Aptos" w:hAnsi="Aptos" w:cs="Aptos" w:eastAsia="Aptos"/>
+          <w:b/>
+          <w:i w:val="0"/>
+          <w:color w:val="2B2B2B"/>
+          <w:sz w:val="20"/>
+        </w:rPr>
+        <w:t>Decreto-Lei n.º 265/2007, de 24 de julho</w:t>
+      </w:r>
+      <w:r>
+        <w:rPr>
+          <w:rFonts w:ascii="Aptos" w:hAnsi="Aptos" w:cs="Aptos" w:eastAsia="Aptos"/>
+          <w:b w:val="0"/>
+          <w:i w:val="0"/>
+          <w:color w:val="2B2B2B"/>
+          <w:sz w:val="20"/>
+        </w:rPr>
+        <w:t xml:space="preserve"> — Diário da República, 1.ª série, n.º 141, de 24.7.2007. Consultado para excluir a atribuição que lhe é feita pela consolidação: do Decreto-Lei n.º 276/2001 altera apenas o artigo 73.º, pelo seu artigo 21.º.</w:t>
+      </w:r>
+    </w:p>
+    <w:p>
+      <w:pPr>
+        <w:spacing w:before="0" w:after="80" w:line="293" w:lineRule="auto"/>
+        <w:ind w:left="351" w:hanging="351"/>
+        <w:jc w:val="both"/>
+      </w:pPr>
+      <w:r>
+        <w:rPr>
+          <w:rFonts w:ascii="Aptos" w:hAnsi="Aptos" w:cs="Aptos" w:eastAsia="Aptos"/>
+          <w:b w:val="0"/>
+          <w:i w:val="0"/>
+          <w:color w:val="7C8894"/>
+          <w:sz w:val="20"/>
+        </w:rPr>
+        <w:t>—</w:t>
+        <w:tab/>
+      </w:r>
+      <w:r>
+        <w:rPr>
+          <w:rFonts w:ascii="Aptos" w:hAnsi="Aptos" w:cs="Aptos" w:eastAsia="Aptos"/>
+          <w:b/>
+          <w:i w:val="0"/>
+          <w:color w:val="2B2B2B"/>
+          <w:sz w:val="20"/>
+        </w:rPr>
+        <w:t>Decreto-Lei n.º 20/2019, de 30 de janeiro</w:t>
+      </w:r>
+      <w:r>
+        <w:rPr>
+          <w:rFonts w:ascii="Aptos" w:hAnsi="Aptos" w:cs="Aptos" w:eastAsia="Aptos"/>
+          <w:b w:val="0"/>
+          <w:i w:val="0"/>
+          <w:color w:val="2B2B2B"/>
+          <w:sz w:val="20"/>
+        </w:rPr>
+        <w:t xml:space="preserve"> — transferência de competências para os órgãos municipais nos domínios da proteção e saúde animal e da segurança dos alimentos. Diário da República, 1.ª série, n.º 21, de 30.1.2019; o artigo 3.º-G do Decreto-Lei n.º 276/2001 na sua redação consta de p. 671. </w:t>
+      </w:r>
+      <w:r>
+        <w:rPr>
+          <w:rFonts w:ascii="Aptos" w:hAnsi="Aptos" w:cs="Aptos" w:eastAsia="Aptos"/>
+          <w:b/>
+          <w:i w:val="0"/>
+          <w:color w:val="2B2B2B"/>
+          <w:sz w:val="20"/>
+        </w:rPr>
+        <w:t>Vigência cessada</w:t>
+      </w:r>
+      <w:r>
+        <w:rPr>
+          <w:rFonts w:ascii="Aptos" w:hAnsi="Aptos" w:cs="Aptos" w:eastAsia="Aptos"/>
+          <w:b w:val="0"/>
+          <w:i w:val="0"/>
+          <w:color w:val="2B2B2B"/>
+          <w:sz w:val="20"/>
+        </w:rPr>
+        <w:t xml:space="preserve"> pela </w:t>
+      </w:r>
+      <w:r>
+        <w:rPr>
+          <w:rFonts w:ascii="Aptos" w:hAnsi="Aptos" w:cs="Aptos" w:eastAsia="Aptos"/>
+          <w:b/>
+          <w:i w:val="0"/>
+          <w:color w:val="2B2B2B"/>
+          <w:sz w:val="20"/>
+        </w:rPr>
+        <w:t>Resolução da Assembleia da República n.º 138/2019, de 8 de agosto</w:t>
+      </w:r>
+      <w:r>
+        <w:rPr>
+          <w:rFonts w:ascii="Aptos" w:hAnsi="Aptos" w:cs="Aptos" w:eastAsia="Aptos"/>
+          <w:b w:val="0"/>
+          <w:i w:val="0"/>
+          <w:color w:val="2B2B2B"/>
+          <w:sz w:val="20"/>
+        </w:rPr>
+        <w:t>.</w:t>
       </w:r>
     </w:p>
     <w:p>
@@ -28035,7 +31444,7 @@
           <w:color w:val="2B2B2B"/>
           <w:sz w:val="20"/>
         </w:rPr>
-        <w:t xml:space="preserve"> dirigido à Câmara Municipal de Santo Tirso, pedindo diligências para retirar os animais do abrigo «Cantinho das Quatro Patas». </w:t>
+        <w:t xml:space="preserve"> dirigido à Câmara Municipal de Santo Tirso a propósito do abrigo «Cantinho das Quatro Patas». </w:t>
       </w:r>
       <w:r>
         <w:rPr>
@@ -28055,7 +31464,47 @@
           <w:color w:val="2B2B2B"/>
           <w:sz w:val="20"/>
         </w:rPr>
-        <w:t>; conhecido por referência na imprensa e compatível com o esclarecimento governamental de 2020.</w:t>
+        <w:t xml:space="preserve">, e procurado sem êxito: não é ato sujeito a publicação no Diário da República, e a pesquisa não o localizou em fonte primária. Conhece-se pelas notícias de 31.7.2020 e pelas declarações do presidente da câmara nessa data, que o confirmam mas divergem quanto ao seu conteúdo — diligências para </w:t>
+      </w:r>
+      <w:r>
+        <w:rPr>
+          <w:rFonts w:ascii="Aptos" w:hAnsi="Aptos" w:cs="Aptos" w:eastAsia="Aptos"/>
+          <w:b/>
+          <w:i w:val="0"/>
+          <w:color w:val="2B2B2B"/>
+          <w:sz w:val="20"/>
+        </w:rPr>
+        <w:t>retirar os animais</w:t>
+      </w:r>
+      <w:r>
+        <w:rPr>
+          <w:rFonts w:ascii="Aptos" w:hAnsi="Aptos" w:cs="Aptos" w:eastAsia="Aptos"/>
+          <w:b w:val="0"/>
+          <w:i w:val="0"/>
+          <w:color w:val="2B2B2B"/>
+          <w:sz w:val="20"/>
+        </w:rPr>
+        <w:t xml:space="preserve">, numa versão; </w:t>
+      </w:r>
+      <w:r>
+        <w:rPr>
+          <w:rFonts w:ascii="Aptos" w:hAnsi="Aptos" w:cs="Aptos" w:eastAsia="Aptos"/>
+          <w:b/>
+          <w:i w:val="0"/>
+          <w:color w:val="2B2B2B"/>
+          <w:sz w:val="20"/>
+        </w:rPr>
+        <w:t>encerramento</w:t>
+      </w:r>
+      <w:r>
+        <w:rPr>
+          <w:rFonts w:ascii="Aptos" w:hAnsi="Aptos" w:cs="Aptos" w:eastAsia="Aptos"/>
+          <w:b w:val="0"/>
+          <w:i w:val="0"/>
+          <w:color w:val="2B2B2B"/>
+          <w:sz w:val="20"/>
+        </w:rPr>
+        <w:t xml:space="preserve"> do abrigo, noutra. Tratado em 9.5, com a divergência assinalada.</w:t>
       </w:r>
     </w:p>
     <w:p>
@@ -28156,48 +31605,6 @@
     </w:p>
     <w:p>
       <w:pPr>
-        <w:keepNext/>
-        <w:spacing w:before="260" w:after="80" w:line="293" w:lineRule="auto"/>
-      </w:pPr>
-      <w:r>
-        <w:rPr>
-          <w:rFonts w:ascii="Aptos" w:hAnsi="Aptos" w:cs="Aptos" w:eastAsia="Aptos"/>
-          <w:b/>
-          <w:i w:val="0"/>
-          <w:color w:val="7C8894"/>
-          <w:sz w:val="21"/>
-        </w:rPr>
-        <w:t xml:space="preserve">C.5  </w:t>
-      </w:r>
-      <w:r>
-        <w:rPr>
-          <w:rFonts w:ascii="Aptos" w:hAnsi="Aptos" w:cs="Aptos" w:eastAsia="Aptos"/>
-          <w:b/>
-          <w:i w:val="0"/>
-          <w:color w:val="35506B"/>
-          <w:sz w:val="21"/>
-        </w:rPr>
-        <w:t>Imprensa — caso de Santo Tirso</w:t>
-      </w:r>
-    </w:p>
-    <w:p>
-      <w:pPr>
-        <w:spacing w:before="0" w:after="140" w:line="293" w:lineRule="auto"/>
-        <w:jc w:val="both"/>
-      </w:pPr>
-      <w:r>
-        <w:rPr>
-          <w:rFonts w:ascii="Aptos" w:hAnsi="Aptos" w:cs="Aptos" w:eastAsia="Aptos"/>
-          <w:b w:val="0"/>
-          <w:i w:val="0"/>
-          <w:color w:val="2B2B2B"/>
-          <w:sz w:val="20"/>
-        </w:rPr>
-        <w:t>Usada exclusivamente para o apuramento factual do ponto 9.5, e identificada como tal. Não vale como fonte de direito. As peças consultadas divergem no número de animais mortos (54, 73, 92, 93), pelo que o estudo não fixa um número.</w:t>
-      </w:r>
-    </w:p>
-    <w:p>
-      <w:pPr>
         <w:spacing w:before="0" w:after="80" w:line="293" w:lineRule="auto"/>
         <w:ind w:left="351" w:hanging="351"/>
         <w:jc w:val="both"/>
@@ -28221,6 +31628,202 @@
           <w:color w:val="2B2B2B"/>
           <w:sz w:val="20"/>
         </w:rPr>
+        <w:t>Requerimento do Grupo Parlamentar do PAN de 22 de julho de 2020</w:t>
+      </w:r>
+      <w:r>
+        <w:rPr>
+          <w:rFonts w:ascii="Aptos" w:hAnsi="Aptos" w:cs="Aptos" w:eastAsia="Aptos"/>
+          <w:b w:val="0"/>
+          <w:i w:val="0"/>
+          <w:color w:val="2B2B2B"/>
+          <w:sz w:val="20"/>
+        </w:rPr>
+        <w:t xml:space="preserve">, dirigido ao presidente da Comissão de Agricultura e Mar, para audição do presidente da Câmara Municipal de Santo Tirso (Audição parlamentar n.º 32-CAM-XIV). </w:t>
+      </w:r>
+      <w:r>
+        <w:rPr>
+          <w:rFonts w:ascii="Aptos" w:hAnsi="Aptos" w:cs="Aptos" w:eastAsia="Aptos"/>
+          <w:b/>
+          <w:i w:val="0"/>
+          <w:color w:val="2B2B2B"/>
+          <w:sz w:val="20"/>
+        </w:rPr>
+        <w:t>Obtido e lido na íntegra.</w:t>
+      </w:r>
+      <w:r>
+        <w:rPr>
+          <w:rFonts w:ascii="Aptos" w:hAnsi="Aptos" w:cs="Aptos" w:eastAsia="Aptos"/>
+          <w:b w:val="0"/>
+          <w:i w:val="0"/>
+          <w:color w:val="2B2B2B"/>
+          <w:sz w:val="20"/>
+        </w:rPr>
+        <w:t xml:space="preserve"> É a fonte que permitiu localizar o artigo 3.º-G, e é onde consta a transcrição desatualizada desse artigo tratada em 9.5.</w:t>
+      </w:r>
+    </w:p>
+    <w:p>
+      <w:pPr>
+        <w:spacing w:before="0" w:after="80" w:line="293" w:lineRule="auto"/>
+        <w:ind w:left="351" w:hanging="351"/>
+        <w:jc w:val="both"/>
+      </w:pPr>
+      <w:r>
+        <w:rPr>
+          <w:rFonts w:ascii="Aptos" w:hAnsi="Aptos" w:cs="Aptos" w:eastAsia="Aptos"/>
+          <w:b w:val="0"/>
+          <w:i w:val="0"/>
+          <w:color w:val="7C8894"/>
+          <w:sz w:val="20"/>
+        </w:rPr>
+        <w:t>—</w:t>
+        <w:tab/>
+      </w:r>
+      <w:r>
+        <w:rPr>
+          <w:rFonts w:ascii="Aptos" w:hAnsi="Aptos" w:cs="Aptos" w:eastAsia="Aptos"/>
+          <w:b/>
+          <w:i w:val="0"/>
+          <w:color w:val="2B2B2B"/>
+          <w:sz w:val="20"/>
+        </w:rPr>
+        <w:t>Audição parlamentar n.º 32-CAM-XIV</w:t>
+      </w:r>
+      <w:r>
+        <w:rPr>
+          <w:rFonts w:ascii="Aptos" w:hAnsi="Aptos" w:cs="Aptos" w:eastAsia="Aptos"/>
+          <w:b w:val="0"/>
+          <w:i w:val="0"/>
+          <w:color w:val="2B2B2B"/>
+          <w:sz w:val="20"/>
+        </w:rPr>
+        <w:t xml:space="preserve">, Comissão de Agricultura e Mar, 30.7.2020 — presidente da Câmara Municipal de Santo Tirso, a requerimento do PAN. Registo oficial consultado; </w:t>
+      </w:r>
+      <w:r>
+        <w:rPr>
+          <w:rFonts w:ascii="Aptos" w:hAnsi="Aptos" w:cs="Aptos" w:eastAsia="Aptos"/>
+          <w:b/>
+          <w:i w:val="0"/>
+          <w:color w:val="2B2B2B"/>
+          <w:sz w:val="20"/>
+        </w:rPr>
+        <w:t>existe gravação vídeo e não ata</w:t>
+      </w:r>
+      <w:r>
+        <w:rPr>
+          <w:rFonts w:ascii="Aptos" w:hAnsi="Aptos" w:cs="Aptos" w:eastAsia="Aptos"/>
+          <w:b w:val="0"/>
+          <w:i w:val="0"/>
+          <w:color w:val="2B2B2B"/>
+          <w:sz w:val="20"/>
+        </w:rPr>
+        <w:t>, pelo que o teor não foi transcrito.</w:t>
+      </w:r>
+    </w:p>
+    <w:p>
+      <w:pPr>
+        <w:spacing w:before="0" w:after="80" w:line="293" w:lineRule="auto"/>
+        <w:ind w:left="351" w:hanging="351"/>
+        <w:jc w:val="both"/>
+      </w:pPr>
+      <w:r>
+        <w:rPr>
+          <w:rFonts w:ascii="Aptos" w:hAnsi="Aptos" w:cs="Aptos" w:eastAsia="Aptos"/>
+          <w:b w:val="0"/>
+          <w:i w:val="0"/>
+          <w:color w:val="7C8894"/>
+          <w:sz w:val="20"/>
+        </w:rPr>
+        <w:t>—</w:t>
+        <w:tab/>
+      </w:r>
+      <w:r>
+        <w:rPr>
+          <w:rFonts w:ascii="Aptos" w:hAnsi="Aptos" w:cs="Aptos" w:eastAsia="Aptos"/>
+          <w:b/>
+          <w:i w:val="0"/>
+          <w:color w:val="2B2B2B"/>
+          <w:sz w:val="20"/>
+        </w:rPr>
+        <w:t>Audição parlamentar n.º 33-CAM-XIV</w:t>
+      </w:r>
+      <w:r>
+        <w:rPr>
+          <w:rFonts w:ascii="Aptos" w:hAnsi="Aptos" w:cs="Aptos" w:eastAsia="Aptos"/>
+          <w:b w:val="0"/>
+          <w:i w:val="0"/>
+          <w:color w:val="2B2B2B"/>
+          <w:sz w:val="20"/>
+        </w:rPr>
+        <w:t>, na mesma data — Ministra da Agricultura, Ministro da Administração Interna e Secretária de Estado da Administração Interna, a requerimento do BE, do PAN e da Deputada Não Inscrita Cristina Rodrigues. Idem.</w:t>
+      </w:r>
+    </w:p>
+    <w:p>
+      <w:pPr>
+        <w:keepNext/>
+        <w:spacing w:before="260" w:after="80" w:line="293" w:lineRule="auto"/>
+      </w:pPr>
+      <w:r>
+        <w:rPr>
+          <w:rFonts w:ascii="Aptos" w:hAnsi="Aptos" w:cs="Aptos" w:eastAsia="Aptos"/>
+          <w:b/>
+          <w:i w:val="0"/>
+          <w:color w:val="7C8894"/>
+          <w:sz w:val="21"/>
+        </w:rPr>
+        <w:t xml:space="preserve">C.5  </w:t>
+      </w:r>
+      <w:r>
+        <w:rPr>
+          <w:rFonts w:ascii="Aptos" w:hAnsi="Aptos" w:cs="Aptos" w:eastAsia="Aptos"/>
+          <w:b/>
+          <w:i w:val="0"/>
+          <w:color w:val="35506B"/>
+          <w:sz w:val="21"/>
+        </w:rPr>
+        <w:t>Imprensa — caso de Santo Tirso</w:t>
+      </w:r>
+    </w:p>
+    <w:p>
+      <w:pPr>
+        <w:spacing w:before="0" w:after="140" w:line="293" w:lineRule="auto"/>
+        <w:jc w:val="both"/>
+      </w:pPr>
+      <w:r>
+        <w:rPr>
+          <w:rFonts w:ascii="Aptos" w:hAnsi="Aptos" w:cs="Aptos" w:eastAsia="Aptos"/>
+          <w:b w:val="0"/>
+          <w:i w:val="0"/>
+          <w:color w:val="2B2B2B"/>
+          <w:sz w:val="20"/>
+        </w:rPr>
+        <w:t>Usada exclusivamente para o apuramento factual do ponto 9.5, e identificada como tal. Não vale como fonte de direito. As peças consultadas divergem no número de animais mortos (54, 73, 92, 93), pelo que o estudo não fixa um número.</w:t>
+      </w:r>
+    </w:p>
+    <w:p>
+      <w:pPr>
+        <w:spacing w:before="0" w:after="80" w:line="293" w:lineRule="auto"/>
+        <w:ind w:left="351" w:hanging="351"/>
+        <w:jc w:val="both"/>
+      </w:pPr>
+      <w:r>
+        <w:rPr>
+          <w:rFonts w:ascii="Aptos" w:hAnsi="Aptos" w:cs="Aptos" w:eastAsia="Aptos"/>
+          <w:b w:val="0"/>
+          <w:i w:val="0"/>
+          <w:color w:val="7C8894"/>
+          <w:sz w:val="20"/>
+        </w:rPr>
+        <w:t>—</w:t>
+        <w:tab/>
+      </w:r>
+      <w:r>
+        <w:rPr>
+          <w:rFonts w:ascii="Aptos" w:hAnsi="Aptos" w:cs="Aptos" w:eastAsia="Aptos"/>
+          <w:b/>
+          <w:i w:val="0"/>
+          <w:color w:val="2B2B2B"/>
+          <w:sz w:val="20"/>
+        </w:rPr>
         <w:t>Público</w:t>
       </w:r>
       <w:r>
@@ -28231,7 +31834,161 @@
           <w:color w:val="2B2B2B"/>
           <w:sz w:val="20"/>
         </w:rPr>
+        <w:t>, 20.7.2020 — «Abrigos de animais de Santo Tirso eram ilegais e já tinham sido fiscalizados»; e, na mesma data, a suspensão do médico veterinário municipal pela câmara.</w:t>
+      </w:r>
+    </w:p>
+    <w:p>
+      <w:pPr>
+        <w:spacing w:before="0" w:after="80" w:line="293" w:lineRule="auto"/>
+        <w:ind w:left="351" w:hanging="351"/>
+        <w:jc w:val="both"/>
+      </w:pPr>
+      <w:r>
+        <w:rPr>
+          <w:rFonts w:ascii="Aptos" w:hAnsi="Aptos" w:cs="Aptos" w:eastAsia="Aptos"/>
+          <w:b w:val="0"/>
+          <w:i w:val="0"/>
+          <w:color w:val="7C8894"/>
+          <w:sz w:val="20"/>
+        </w:rPr>
+        <w:t>—</w:t>
+        <w:tab/>
+      </w:r>
+      <w:r>
+        <w:rPr>
+          <w:rFonts w:ascii="Aptos" w:hAnsi="Aptos" w:cs="Aptos" w:eastAsia="Aptos"/>
+          <w:b/>
+          <w:i w:val="0"/>
+          <w:color w:val="2B2B2B"/>
+          <w:sz w:val="20"/>
+        </w:rPr>
+        <w:t>Diário de Notícias</w:t>
+      </w:r>
+      <w:r>
+        <w:rPr>
+          <w:rFonts w:ascii="Aptos" w:hAnsi="Aptos" w:cs="Aptos" w:eastAsia="Aptos"/>
+          <w:b w:val="0"/>
+          <w:i w:val="0"/>
+          <w:color w:val="2B2B2B"/>
+          <w:sz w:val="20"/>
+        </w:rPr>
+        <w:t xml:space="preserve"> e </w:t>
+      </w:r>
+      <w:r>
+        <w:rPr>
+          <w:rFonts w:ascii="Aptos" w:hAnsi="Aptos" w:cs="Aptos" w:eastAsia="Aptos"/>
+          <w:b/>
+          <w:i w:val="0"/>
+          <w:color w:val="2B2B2B"/>
+          <w:sz w:val="20"/>
+        </w:rPr>
+        <w:t>Observador</w:t>
+      </w:r>
+      <w:r>
+        <w:rPr>
+          <w:rFonts w:ascii="Aptos" w:hAnsi="Aptos" w:cs="Aptos" w:eastAsia="Aptos"/>
+          <w:b w:val="0"/>
+          <w:i w:val="0"/>
+          <w:color w:val="2B2B2B"/>
+          <w:sz w:val="20"/>
+        </w:rPr>
+        <w:t xml:space="preserve">, 31.7.2020 — «Autarca diz só soube há dias da notificação de 2012 para fechar canil» / «Autarca de Santo Tirso "só nos últimos dias" soube que DGAV quis fechar abrigo em 2012». </w:t>
+      </w:r>
+      <w:r>
+        <w:rPr>
+          <w:rFonts w:ascii="Aptos" w:hAnsi="Aptos" w:cs="Aptos" w:eastAsia="Aptos"/>
+          <w:b/>
+          <w:i w:val="0"/>
+          <w:color w:val="2B2B2B"/>
+          <w:sz w:val="20"/>
+        </w:rPr>
+        <w:t>Fonte da transcrição das declarações do presidente da câmara citada em 9.5</w:t>
+      </w:r>
+      <w:r>
+        <w:rPr>
+          <w:rFonts w:ascii="Aptos" w:hAnsi="Aptos" w:cs="Aptos" w:eastAsia="Aptos"/>
+          <w:b w:val="0"/>
+          <w:i w:val="0"/>
+          <w:color w:val="2B2B2B"/>
+          <w:sz w:val="20"/>
+        </w:rPr>
+        <w:t>, e do parecer de 2018. É também daqui que resulta a divergência sobre o conteúdo do despacho de 2012.</w:t>
+      </w:r>
+    </w:p>
+    <w:p>
+      <w:pPr>
+        <w:spacing w:before="0" w:after="80" w:line="293" w:lineRule="auto"/>
+        <w:ind w:left="351" w:hanging="351"/>
+        <w:jc w:val="both"/>
+      </w:pPr>
+      <w:r>
+        <w:rPr>
+          <w:rFonts w:ascii="Aptos" w:hAnsi="Aptos" w:cs="Aptos" w:eastAsia="Aptos"/>
+          <w:b w:val="0"/>
+          <w:i w:val="0"/>
+          <w:color w:val="7C8894"/>
+          <w:sz w:val="20"/>
+        </w:rPr>
+        <w:t>—</w:t>
+        <w:tab/>
+      </w:r>
+      <w:r>
+        <w:rPr>
+          <w:rFonts w:ascii="Aptos" w:hAnsi="Aptos" w:cs="Aptos" w:eastAsia="Aptos"/>
+          <w:b/>
+          <w:i w:val="0"/>
+          <w:color w:val="2B2B2B"/>
+          <w:sz w:val="20"/>
+        </w:rPr>
+        <w:t>Público</w:t>
+      </w:r>
+      <w:r>
+        <w:rPr>
+          <w:rFonts w:ascii="Aptos" w:hAnsi="Aptos" w:cs="Aptos" w:eastAsia="Aptos"/>
+          <w:b w:val="0"/>
+          <w:i w:val="0"/>
+          <w:color w:val="2B2B2B"/>
+          <w:sz w:val="20"/>
+        </w:rPr>
         <w:t>, 11.12.2024 — remessa do processo para julgamento; identificação dos arguidos e do número de crimes imputados a cada um.</w:t>
+      </w:r>
+    </w:p>
+    <w:p>
+      <w:pPr>
+        <w:spacing w:before="0" w:after="80" w:line="293" w:lineRule="auto"/>
+        <w:ind w:left="351" w:hanging="351"/>
+        <w:jc w:val="both"/>
+      </w:pPr>
+      <w:r>
+        <w:rPr>
+          <w:rFonts w:ascii="Aptos" w:hAnsi="Aptos" w:cs="Aptos" w:eastAsia="Aptos"/>
+          <w:b w:val="0"/>
+          <w:i w:val="0"/>
+          <w:color w:val="7C8894"/>
+          <w:sz w:val="20"/>
+        </w:rPr>
+        <w:t>—</w:t>
+        <w:tab/>
+      </w:r>
+      <w:r>
+        <w:rPr>
+          <w:rFonts w:ascii="Aptos" w:hAnsi="Aptos" w:cs="Aptos" w:eastAsia="Aptos"/>
+          <w:b/>
+          <w:i w:val="0"/>
+          <w:color w:val="2B2B2B"/>
+          <w:sz w:val="20"/>
+        </w:rPr>
+        <w:t>Cronologia processual</w:t>
+      </w:r>
+      <w:r>
+        <w:rPr>
+          <w:rFonts w:ascii="Aptos" w:hAnsi="Aptos" w:cs="Aptos" w:eastAsia="Aptos"/>
+          <w:b w:val="0"/>
+          <w:i w:val="0"/>
+          <w:color w:val="2B2B2B"/>
+          <w:sz w:val="20"/>
+        </w:rPr>
+        <w:t xml:space="preserve"> — arquivamento pelo Ministério Público no final de 2022 por insuficiência de prova; reabertura em 26.3.2023 por impulso do PAN e de associações; pronúncia em dezembro de 2024; início do julgamento em 24.2.2026.</w:t>
       </w:r>
     </w:p>
     <w:p>
